--- a/docs/entrega4/EPRO_Entrega4_Grupo9_Plataforma de gestión documental con versiones.docx
+++ b/docs/entrega4/EPRO_Entrega4_Grupo9_Plataforma de gestión documental con versiones.docx
@@ -1,6 +1,6 @@
 
 <file path=word/document.xml><?xml version="1.0" encoding="utf-8"?>
-<w:document xmlns:wpc="http://schemas.microsoft.com/office/word/2010/wordprocessingCanvas" xmlns:cx="http://schemas.microsoft.com/office/drawing/2014/chartex" xmlns:mc="http://schemas.openxmlformats.org/markup-compatibility/2006" xmlns:o="urn:schemas-microsoft-com:office:office" xmlns:r="http://schemas.openxmlformats.org/officeDocument/2006/relationships" xmlns:m="http://schemas.openxmlformats.org/officeDocument/2006/math" xmlns:v="urn:schemas-microsoft-com:vml" xmlns:wp14="http://schemas.microsoft.com/office/word/2010/wordprocessingDrawing" xmlns:wp="http://schemas.openxmlformats.org/drawingml/2006/wordprocessingDrawing" xmlns:w10="urn:schemas-microsoft-com:office:word" xmlns:w="http://schemas.openxmlformats.org/wordprocessingml/2006/main" xmlns:w14="http://schemas.microsoft.com/office/word/2010/wordml" xmlns:w15="http://schemas.microsoft.com/office/word/2012/wordml" xmlns:w16se="http://schemas.microsoft.com/office/word/2015/wordml/symex" xmlns:wpg="http://schemas.microsoft.com/office/word/2010/wordprocessingGroup" xmlns:wpi="http://schemas.microsoft.com/office/word/2010/wordprocessingInk" xmlns:wne="http://schemas.microsoft.com/office/word/2006/wordml" xmlns:wps="http://schemas.microsoft.com/office/word/2010/wordprocessingShape" mc:Ignorable="w14 w15 w16se wp14">
+<w:document xmlns:wpc="http://schemas.microsoft.com/office/word/2010/wordprocessingCanvas" xmlns:cx="http://schemas.microsoft.com/office/drawing/2014/chartex" xmlns:cx1="http://schemas.microsoft.com/office/drawing/2015/9/8/chartex" xmlns:cx2="http://schemas.microsoft.com/office/drawing/2015/10/21/chartex" xmlns:cx3="http://schemas.microsoft.com/office/drawing/2016/5/9/chartex" xmlns:cx4="http://schemas.microsoft.com/office/drawing/2016/5/10/chartex" xmlns:cx5="http://schemas.microsoft.com/office/drawing/2016/5/11/chartex" xmlns:cx6="http://schemas.microsoft.com/office/drawing/2016/5/12/chartex" xmlns:cx7="http://schemas.microsoft.com/office/drawing/2016/5/13/chartex" xmlns:cx8="http://schemas.microsoft.com/office/drawing/2016/5/14/chartex" xmlns:mc="http://schemas.openxmlformats.org/markup-compatibility/2006" xmlns:aink="http://schemas.microsoft.com/office/drawing/2016/ink" xmlns:am3d="http://schemas.microsoft.com/office/drawing/2017/model3d" xmlns:o="urn:schemas-microsoft-com:office:office" xmlns:oel="http://schemas.microsoft.com/office/2019/extlst" xmlns:r="http://schemas.openxmlformats.org/officeDocument/2006/relationships" xmlns:m="http://schemas.openxmlformats.org/officeDocument/2006/math" xmlns:v="urn:schemas-microsoft-com:vml" xmlns:wp14="http://schemas.microsoft.com/office/word/2010/wordprocessingDrawing" xmlns:wp="http://schemas.openxmlformats.org/drawingml/2006/wordprocessingDrawing" xmlns:w10="urn:schemas-microsoft-com:office:word" xmlns:w="http://schemas.openxmlformats.org/wordprocessingml/2006/main" xmlns:w14="http://schemas.microsoft.com/office/word/2010/wordml" xmlns:w15="http://schemas.microsoft.com/office/word/2012/wordml" xmlns:w16cex="http://schemas.microsoft.com/office/word/2018/wordml/cex" xmlns:w16cid="http://schemas.microsoft.com/office/word/2016/wordml/cid" xmlns:w16="http://schemas.microsoft.com/office/word/2018/wordml" xmlns:w16du="http://schemas.microsoft.com/office/word/2023/wordml/word16du" xmlns:w16sdtdh="http://schemas.microsoft.com/office/word/2020/wordml/sdtdatahash" xmlns:w16sdtfl="http://schemas.microsoft.com/office/word/2024/wordml/sdtformatlock" xmlns:w16se="http://schemas.microsoft.com/office/word/2015/wordml/symex" xmlns:wpg="http://schemas.microsoft.com/office/word/2010/wordprocessingGroup" xmlns:wpi="http://schemas.microsoft.com/office/word/2010/wordprocessingInk" xmlns:wne="http://schemas.microsoft.com/office/word/2006/wordml" xmlns:wps="http://schemas.microsoft.com/office/word/2010/wordprocessingShape" mc:Ignorable="w14 w15 w16se w16cid w16 w16cex w16sdtdh w16sdtfl w16du wp14">
   <w:body>
     <w:p>
       <w:pPr>
@@ -516,7 +516,6 @@
                 <w:rFonts w:ascii="Arial" w:eastAsia="Calibri" w:hAnsi="Arial" w:cs="Arial"/>
               </w:rPr>
             </w:pPr>
-            <w:proofErr w:type="spellStart"/>
             <w:r>
               <w:rPr>
                 <w:rFonts w:ascii="Arial" w:eastAsia="Calibri" w:hAnsi="Arial" w:cs="Arial"/>
@@ -525,18 +524,7 @@
                 <w:sz w:val="24"/>
                 <w:szCs w:val="24"/>
               </w:rPr>
-              <w:t>Alumnos</w:t>
-            </w:r>
-            <w:proofErr w:type="spellEnd"/>
-            <w:r>
-              <w:rPr>
-                <w:rFonts w:ascii="Arial" w:eastAsia="Calibri" w:hAnsi="Arial" w:cs="Arial"/>
-                <w:b/>
-                <w:bCs/>
-                <w:sz w:val="24"/>
-                <w:szCs w:val="24"/>
-              </w:rPr>
-              <w:t>:</w:t>
+              <w:t>Alumnos:</w:t>
             </w:r>
           </w:p>
         </w:tc>
@@ -1120,8 +1108,6 @@
         <w:lastRenderedPageBreak/>
         <w:t>INDICE</w:t>
       </w:r>
-      <w:bookmarkStart w:id="1" w:name="_GoBack"/>
-      <w:bookmarkEnd w:id="1"/>
     </w:p>
     <w:p>
       <w:pPr>
@@ -1200,111 +1186,66 @@
             </w:rPr>
             <w:fldChar w:fldCharType="separate"/>
           </w:r>
-          <w:r>
-            <w:rPr>
-              <w:rStyle w:val="Hipervnculo"/>
-              <w:noProof/>
-            </w:rPr>
-            <w:fldChar w:fldCharType="begin"/>
-          </w:r>
-          <w:r>
-            <w:rPr>
-              <w:rStyle w:val="Hipervnculo"/>
-              <w:noProof/>
-            </w:rPr>
-            <w:instrText xml:space="preserve"> </w:instrText>
-          </w:r>
-          <w:r>
-            <w:rPr>
-              <w:noProof/>
-            </w:rPr>
-            <w:instrText>HYPERLINK \l "_Toc230105203"</w:instrText>
-          </w:r>
-          <w:r>
-            <w:rPr>
-              <w:rStyle w:val="Hipervnculo"/>
-              <w:noProof/>
-            </w:rPr>
-            <w:instrText xml:space="preserve"> </w:instrText>
-          </w:r>
-          <w:r>
-            <w:rPr>
-              <w:rStyle w:val="Hipervnculo"/>
-              <w:noProof/>
-            </w:rPr>
-          </w:r>
-          <w:r>
-            <w:rPr>
-              <w:rStyle w:val="Hipervnculo"/>
-              <w:noProof/>
-            </w:rPr>
-            <w:fldChar w:fldCharType="separate"/>
-          </w:r>
-          <w:r>
-            <w:rPr>
-              <w:rStyle w:val="Hipervnculo"/>
-              <w:rFonts w:ascii="Arial" w:hAnsi="Arial" w:cs="Arial"/>
-              <w:b/>
-              <w:bCs/>
-              <w:noProof/>
-            </w:rPr>
-            <w:t>Plan de Pruebas</w:t>
-          </w:r>
-          <w:r>
-            <w:rPr>
-              <w:noProof/>
-              <w:webHidden/>
-            </w:rPr>
-            <w:tab/>
-          </w:r>
-          <w:r>
-            <w:rPr>
-              <w:noProof/>
-              <w:webHidden/>
-            </w:rPr>
-            <w:fldChar w:fldCharType="begin"/>
-          </w:r>
-          <w:r>
-            <w:rPr>
-              <w:noProof/>
-              <w:webHidden/>
-            </w:rPr>
-            <w:instrText xml:space="preserve"> PAGEREF _Toc230105203 \h </w:instrText>
-          </w:r>
-          <w:r>
-            <w:rPr>
-              <w:noProof/>
-              <w:webHidden/>
-            </w:rPr>
-          </w:r>
-          <w:r>
-            <w:rPr>
-              <w:noProof/>
-              <w:webHidden/>
-            </w:rPr>
-            <w:fldChar w:fldCharType="separate"/>
-          </w:r>
-          <w:r>
-            <w:rPr>
-              <w:noProof/>
-              <w:webHidden/>
-            </w:rPr>
-            <w:t>1</w:t>
-          </w:r>
-          <w:r>
-            <w:rPr>
-              <w:noProof/>
-              <w:webHidden/>
-            </w:rPr>
-            <w:fldChar w:fldCharType="end"/>
-          </w:r>
-          <w:r>
-            <w:rPr>
-              <w:rStyle w:val="Hipervnculo"/>
-              <w:noProof/>
-            </w:rPr>
-            <w:fldChar w:fldCharType="end"/>
-          </w:r>
+          <w:hyperlink w:anchor="_Toc230105203" w:history="1">
+            <w:r>
+              <w:rPr>
+                <w:rStyle w:val="Hipervnculo"/>
+                <w:rFonts w:ascii="Arial" w:hAnsi="Arial" w:cs="Arial"/>
+                <w:b/>
+                <w:bCs/>
+                <w:noProof/>
+              </w:rPr>
+              <w:t>Plan de Pruebas</w:t>
+            </w:r>
+            <w:r>
+              <w:rPr>
+                <w:noProof/>
+                <w:webHidden/>
+              </w:rPr>
+              <w:tab/>
+            </w:r>
+            <w:r>
+              <w:rPr>
+                <w:noProof/>
+                <w:webHidden/>
+              </w:rPr>
+              <w:fldChar w:fldCharType="begin"/>
+            </w:r>
+            <w:r>
+              <w:rPr>
+                <w:noProof/>
+                <w:webHidden/>
+              </w:rPr>
+              <w:instrText xml:space="preserve"> PAGEREF _Toc230105203 \h </w:instrText>
+            </w:r>
+            <w:r>
+              <w:rPr>
+                <w:noProof/>
+                <w:webHidden/>
+              </w:rPr>
+            </w:r>
+            <w:r>
+              <w:rPr>
+                <w:noProof/>
+                <w:webHidden/>
+              </w:rPr>
+              <w:fldChar w:fldCharType="separate"/>
+            </w:r>
+            <w:r>
+              <w:rPr>
+                <w:noProof/>
+                <w:webHidden/>
+              </w:rPr>
+              <w:t>1</w:t>
+            </w:r>
+            <w:r>
+              <w:rPr>
+                <w:noProof/>
+                <w:webHidden/>
+              </w:rPr>
+              <w:fldChar w:fldCharType="end"/>
+            </w:r>
+          </w:hyperlink>
         </w:p>
         <w:p>
           <w:pPr>
@@ -1612,7 +1553,7 @@
           <w:lang w:val="es-SV"/>
         </w:rPr>
       </w:pPr>
-      <w:bookmarkStart w:id="2" w:name="_Toc230105203"/>
+      <w:bookmarkStart w:id="1" w:name="_Toc230105203"/>
       <w:r>
         <w:rPr>
           <w:rFonts w:ascii="Arial" w:hAnsi="Arial" w:cs="Arial"/>
@@ -1626,7 +1567,7 @@
         <w:lastRenderedPageBreak/>
         <w:t>Plan de Pruebas</w:t>
       </w:r>
-      <w:bookmarkEnd w:id="2"/>
+      <w:bookmarkEnd w:id="1"/>
     </w:p>
     <w:p>
       <w:pPr>
@@ -1639,7 +1580,7 @@
           <w:lang w:val="es-SV"/>
         </w:rPr>
       </w:pPr>
-      <w:bookmarkStart w:id="3" w:name="_Toc230105204"/>
+      <w:bookmarkStart w:id="2" w:name="_Toc230105204"/>
       <w:r>
         <w:rPr>
           <w:rFonts w:ascii="Arial" w:hAnsi="Arial" w:cs="Arial"/>
@@ -1650,7 +1591,7 @@
         </w:rPr>
         <w:t>Alcance</w:t>
       </w:r>
-      <w:bookmarkEnd w:id="3"/>
+      <w:bookmarkEnd w:id="2"/>
     </w:p>
     <w:p>
       <w:pPr>
@@ -2518,23 +2459,7 @@
           <w:rFonts w:ascii="Arial" w:hAnsi="Arial" w:cs="Arial"/>
           <w:lang w:val="es-ES"/>
         </w:rPr>
-        <w:t xml:space="preserve">Creación de un nuevo usuario: Ya que estamos ocupando usuarios para proteger la integridad de la información, al igual que para lidiar con los permisos específicos a los que tienen acceso estos, es necesario de que haya una manera de administrar los nuevos usuarios. Es aquí donde entra el usuario de administrador, el cual tiene la habilidad de crear nuevos usuarios, asignarles un correo y contraseña para que pueda acceder al sitio web, y asignarle su rol especifico (el cual permite que es lo que los usuarios pueden hacer). Es de esta forma donde se protege la información de la empresa al requerir un </w:t>
-      </w:r>
-      <w:proofErr w:type="spellStart"/>
-      <w:r>
-        <w:rPr>
-          <w:rFonts w:ascii="Arial" w:hAnsi="Arial" w:cs="Arial"/>
-          <w:lang w:val="es-ES"/>
-        </w:rPr>
-        <w:t>login</w:t>
-      </w:r>
-      <w:proofErr w:type="spellEnd"/>
-      <w:r>
-        <w:rPr>
-          <w:rFonts w:ascii="Arial" w:hAnsi="Arial" w:cs="Arial"/>
-          <w:lang w:val="es-ES"/>
-        </w:rPr>
-        <w:t xml:space="preserve">, pero que también se evita que los usuarios puedan realizar acciones a las cuales ellos no tienen permisos (como que un empleado pueda crear nuevos usuarios). </w:t>
+        <w:t xml:space="preserve">Creación de un nuevo usuario: Ya que estamos ocupando usuarios para proteger la integridad de la información, al igual que para lidiar con los permisos específicos a los que tienen acceso estos, es necesario de que haya una manera de administrar los nuevos usuarios. Es aquí donde entra el usuario de administrador, el cual tiene la habilidad de crear nuevos usuarios, asignarles un correo y contraseña para que pueda acceder al sitio web, y asignarle su rol especifico (el cual permite que es lo que los usuarios pueden hacer). Es de esta forma donde se protege la información de la empresa al requerir un login, pero que también se evita que los usuarios puedan realizar acciones a las cuales ellos no tienen permisos (como que un empleado pueda crear nuevos usuarios). </w:t>
       </w:r>
     </w:p>
     <w:p>
@@ -2644,23 +2569,7 @@
           <w:rFonts w:ascii="Arial" w:hAnsi="Arial" w:cs="Arial"/>
           <w:lang w:val="es-ES"/>
         </w:rPr>
-        <w:t xml:space="preserve">y aclarar las dudas que pueda haber en un área específica de cada documento o de cada versión especifica de un documento. Estos comentarios se ordenan de más viejo al más reciente, lo que permite que se pueda ver de una manera clara, como han avanzado los comentarios en sí, la conversación y dudas que </w:t>
-      </w:r>
-      <w:proofErr w:type="gramStart"/>
-      <w:r>
-        <w:rPr>
-          <w:rFonts w:ascii="Arial" w:hAnsi="Arial" w:cs="Arial"/>
-          <w:lang w:val="es-ES"/>
-        </w:rPr>
-        <w:t>puedan</w:t>
-      </w:r>
-      <w:proofErr w:type="gramEnd"/>
-      <w:r>
-        <w:rPr>
-          <w:rFonts w:ascii="Arial" w:hAnsi="Arial" w:cs="Arial"/>
-          <w:lang w:val="es-ES"/>
-        </w:rPr>
-        <w:t xml:space="preserve"> haber sobre el documento especifico. Como ejemplo, digamos que un empleado no entiende porque hubo en cambio especifico entre la versión anterior y la </w:t>
+        <w:t xml:space="preserve">y aclarar las dudas que pueda haber en un área específica de cada documento o de cada versión especifica de un documento. Estos comentarios se ordenan de más viejo al más reciente, lo que permite que se pueda ver de una manera clara, como han avanzado los comentarios en sí, la conversación y dudas que puedan haber sobre el documento especifico. Como ejemplo, digamos que un empleado no entiende porque hubo en cambio especifico entre la versión anterior y la </w:t>
       </w:r>
       <w:r>
         <w:rPr>
@@ -2826,7 +2735,7 @@
           <w:lang w:val="es-SV"/>
         </w:rPr>
       </w:pPr>
-      <w:bookmarkStart w:id="4" w:name="_Toc230105205"/>
+      <w:bookmarkStart w:id="3" w:name="_Toc230105205"/>
       <w:r>
         <w:rPr>
           <w:rFonts w:ascii="Arial" w:hAnsi="Arial" w:cs="Arial"/>
@@ -2837,7 +2746,7 @@
         </w:rPr>
         <w:t>Tipos de Pruebas</w:t>
       </w:r>
-      <w:bookmarkEnd w:id="4"/>
+      <w:bookmarkEnd w:id="3"/>
     </w:p>
     <w:p>
       <w:pPr>
@@ -3869,39 +3778,7 @@
           <w:rFonts w:ascii="Arial" w:hAnsi="Arial" w:cs="Arial"/>
           <w:lang w:val="es-ES"/>
         </w:rPr>
-        <w:t xml:space="preserve"> correcta entre el </w:t>
-      </w:r>
-      <w:proofErr w:type="spellStart"/>
-      <w:r>
-        <w:rPr>
-          <w:rFonts w:ascii="Arial" w:hAnsi="Arial" w:cs="Arial"/>
-          <w:lang w:val="es-ES"/>
-        </w:rPr>
-        <w:t>front-end</w:t>
-      </w:r>
-      <w:proofErr w:type="spellEnd"/>
-      <w:r>
-        <w:rPr>
-          <w:rFonts w:ascii="Arial" w:hAnsi="Arial" w:cs="Arial"/>
-          <w:lang w:val="es-ES"/>
-        </w:rPr>
-        <w:t>, el back-</w:t>
-      </w:r>
-      <w:proofErr w:type="spellStart"/>
-      <w:r>
-        <w:rPr>
-          <w:rFonts w:ascii="Arial" w:hAnsi="Arial" w:cs="Arial"/>
-          <w:lang w:val="es-ES"/>
-        </w:rPr>
-        <w:t>end</w:t>
-      </w:r>
-      <w:proofErr w:type="spellEnd"/>
-      <w:r>
-        <w:rPr>
-          <w:rFonts w:ascii="Arial" w:hAnsi="Arial" w:cs="Arial"/>
-          <w:lang w:val="es-ES"/>
-        </w:rPr>
-        <w:t xml:space="preserve"> y la base de datos. El punto de estas es asegurar de que haya una persistencia de datos en toda la plataforma, especialmente al enviar formularios que tengan que ver con la creación de un nuevo usuario o de subir un nuevo documento (o una nueva versión). Aparte de esto, queremos asegurarnos de que se puedan no solo enviar e ingresar los datos de la base de datos, pero que estos se puedan recuperar y mostrar correctamente en la interfaz gráfica, a la cual tendrá acceso los usuarios. </w:t>
+        <w:t xml:space="preserve"> correcta entre el front-end, el back-end y la base de datos. El punto de estas es asegurar de que haya una persistencia de datos en toda la plataforma, especialmente al enviar formularios que tengan que ver con la creación de un nuevo usuario o de subir un nuevo documento (o una nueva versión). Aparte de esto, queremos asegurarnos de que se puedan no solo enviar e ingresar los datos de la base de datos, pero que estos se puedan recuperar y mostrar correctamente en la interfaz gráfica, a la cual tendrá acceso los usuarios. </w:t>
       </w:r>
     </w:p>
     <w:p>
@@ -3942,23 +3819,7 @@
           <w:rFonts w:ascii="Arial" w:hAnsi="Arial" w:cs="Arial"/>
           <w:lang w:val="es-ES"/>
         </w:rPr>
-        <w:t>También buscamos que el documento aparezca en la lista de documentos ya subidos y que los usuarios puedan tener acceso a este (cuando ya haya sido aprobado) y que se muestre con toda la información necesaria. En esta prueba, buscamos a persistencia de datos a través de todo el sitio web, que se pueda ingresar correctamente todo desde el formulario en la interfaz gráfica, que se pueda grabar la información por medio del back-</w:t>
-      </w:r>
-      <w:proofErr w:type="spellStart"/>
-      <w:r>
-        <w:rPr>
-          <w:rFonts w:ascii="Arial" w:hAnsi="Arial" w:cs="Arial"/>
-          <w:lang w:val="es-ES"/>
-        </w:rPr>
-        <w:t>end</w:t>
-      </w:r>
-      <w:proofErr w:type="spellEnd"/>
-      <w:r>
-        <w:rPr>
-          <w:rFonts w:ascii="Arial" w:hAnsi="Arial" w:cs="Arial"/>
-          <w:lang w:val="es-ES"/>
-        </w:rPr>
-        <w:t xml:space="preserve"> en la base de datos y que se pueda recuperar esta información para que los usuarios puedan tener acceso a esta. </w:t>
+        <w:t xml:space="preserve">También buscamos que el documento aparezca en la lista de documentos ya subidos y que los usuarios puedan tener acceso a este (cuando ya haya sido aprobado) y que se muestre con toda la información necesaria. En esta prueba, buscamos a persistencia de datos a través de todo el sitio web, que se pueda ingresar correctamente todo desde el formulario en la interfaz gráfica, que se pueda grabar la información por medio del back-end en la base de datos y que se pueda recuperar esta información para que los usuarios puedan tener acceso a esta. </w:t>
       </w:r>
     </w:p>
     <w:p>
@@ -4005,39 +3866,7 @@
           <w:rFonts w:ascii="Arial" w:hAnsi="Arial" w:cs="Arial"/>
           <w:lang w:val="es-ES"/>
         </w:rPr>
-        <w:t>La creación de un nuevo usuario: De la misma manera que funciona subiendo un documento, funciona también la creación de un nuevo usuario, el cual lleva a que se envié un formulario desde la interfaz gráfica por medio del back-</w:t>
-      </w:r>
-      <w:proofErr w:type="spellStart"/>
-      <w:r>
-        <w:rPr>
-          <w:rFonts w:ascii="Arial" w:hAnsi="Arial" w:cs="Arial"/>
-          <w:lang w:val="es-ES"/>
-        </w:rPr>
-        <w:t>end</w:t>
-      </w:r>
-      <w:proofErr w:type="spellEnd"/>
-      <w:r>
-        <w:rPr>
-          <w:rFonts w:ascii="Arial" w:hAnsi="Arial" w:cs="Arial"/>
-          <w:lang w:val="es-ES"/>
-        </w:rPr>
-        <w:t xml:space="preserve"> hacia la base de datos y que se guarde ahí toda la información necesaria. Es igual de importante que luego se pueda recuperar los datos de la base de datos para que se pueda ingresar sesión como ese nuevo usuario. Es por medio de esta prueba, en la que buscamos, nuevamente, la persistencia de los datos en la base de datos, </w:t>
-      </w:r>
-      <w:proofErr w:type="spellStart"/>
-      <w:r>
-        <w:rPr>
-          <w:rFonts w:ascii="Arial" w:hAnsi="Arial" w:cs="Arial"/>
-          <w:lang w:val="es-ES"/>
-        </w:rPr>
-        <w:t>el</w:t>
-      </w:r>
-      <w:proofErr w:type="spellEnd"/>
-      <w:r>
-        <w:rPr>
-          <w:rFonts w:ascii="Arial" w:hAnsi="Arial" w:cs="Arial"/>
-          <w:lang w:val="es-ES"/>
-        </w:rPr>
-        <w:t xml:space="preserve"> envió de datos por parte del formulario y la recuperación de estos mismos. </w:t>
+        <w:t xml:space="preserve">La creación de un nuevo usuario: De la misma manera que funciona subiendo un documento, funciona también la creación de un nuevo usuario, el cual lleva a que se envié un formulario desde la interfaz gráfica por medio del back-end hacia la base de datos y que se guarde ahí toda la información necesaria. Es igual de importante que luego se pueda recuperar los datos de la base de datos para que se pueda ingresar sesión como ese nuevo usuario. Es por medio de esta prueba, en la que buscamos, nuevamente, la persistencia de los datos en la base de datos, el envió de datos por parte del formulario y la recuperación de estos mismos. </w:t>
       </w:r>
     </w:p>
     <w:p>
@@ -4251,24 +4080,16 @@
     </w:p>
     <w:p>
       <w:pPr>
-        <w:rPr>
-          <w:rFonts w:ascii="Arial" w:hAnsi="Arial" w:cs="Arial"/>
-          <w:lang w:val="es-SV"/>
-        </w:rPr>
-      </w:pPr>
-    </w:p>
-    <w:p>
-      <w:pPr>
-        <w:rPr>
-          <w:rFonts w:ascii="Arial" w:hAnsi="Arial" w:cs="Arial"/>
-          <w:lang w:val="es-SV"/>
-        </w:rPr>
-      </w:pPr>
-    </w:p>
-    <w:p>
-      <w:pPr>
-        <w:pStyle w:val="Ttulo1"/>
-        <w:spacing w:line="360" w:lineRule="auto"/>
+        <w:pStyle w:val="Prrafodelista"/>
+        <w:rPr>
+          <w:rFonts w:ascii="Arial" w:hAnsi="Arial" w:cs="Arial"/>
+          <w:lang w:val="es-ES"/>
+        </w:rPr>
+      </w:pPr>
+    </w:p>
+    <w:p>
+      <w:pPr>
+        <w:pStyle w:val="Ttulo2"/>
         <w:rPr>
           <w:rFonts w:ascii="Arial" w:hAnsi="Arial" w:cs="Arial"/>
           <w:b/>
@@ -4279,7 +4100,7 @@
           <w:lang w:val="es-SV"/>
         </w:rPr>
       </w:pPr>
-      <w:bookmarkStart w:id="5" w:name="_Toc230105206"/>
+      <w:bookmarkStart w:id="4" w:name="_Toc229775093"/>
       <w:r>
         <w:rPr>
           <w:rFonts w:ascii="Arial" w:hAnsi="Arial" w:cs="Arial"/>
@@ -4290,10 +4111,2131 @@
           <w:szCs w:val="24"/>
           <w:lang w:val="es-SV"/>
         </w:rPr>
-        <w:t xml:space="preserve">Repositorio de </w:t>
-      </w:r>
-      <w:proofErr w:type="spellStart"/>
-      <w:r>
+        <w:t>Ambiente de Pruebas</w:t>
+      </w:r>
+      <w:bookmarkEnd w:id="4"/>
+    </w:p>
+    <w:p>
+      <w:pPr>
+        <w:rPr>
+          <w:rFonts w:ascii="Arial" w:hAnsi="Arial" w:cs="Arial"/>
+          <w:lang w:val="es-SV"/>
+        </w:rPr>
+      </w:pPr>
+      <w:r>
+        <w:rPr>
+          <w:rFonts w:ascii="Arial" w:hAnsi="Arial" w:cs="Arial"/>
+          <w:lang w:val="es-SV"/>
+        </w:rPr>
+        <w:t xml:space="preserve">Todas las pruebas (y la creación de la plataforma en sí) fueron hechas en el siguiente ambiente de pruebas. </w:t>
+      </w:r>
+    </w:p>
+    <w:p>
+      <w:pPr>
+        <w:rPr>
+          <w:rFonts w:ascii="Arial" w:hAnsi="Arial" w:cs="Arial"/>
+          <w:lang w:val="es-SV"/>
+        </w:rPr>
+      </w:pPr>
+      <w:r>
+        <w:rPr>
+          <w:rFonts w:ascii="Arial" w:hAnsi="Arial" w:cs="Arial"/>
+          <w:lang w:val="es-SV"/>
+        </w:rPr>
+        <w:t>Navegador Principal: Microsoft Edge</w:t>
+      </w:r>
+    </w:p>
+    <w:p>
+      <w:pPr>
+        <w:rPr>
+          <w:rFonts w:ascii="Arial" w:hAnsi="Arial" w:cs="Arial"/>
+          <w:lang w:val="es-SV"/>
+        </w:rPr>
+      </w:pPr>
+      <w:r>
+        <w:rPr>
+          <w:rFonts w:ascii="Arial" w:hAnsi="Arial" w:cs="Arial"/>
+          <w:lang w:val="es-SV"/>
+        </w:rPr>
+        <w:t>Sistema Operativo: Windows 10</w:t>
+      </w:r>
+    </w:p>
+    <w:p>
+      <w:pPr>
+        <w:rPr>
+          <w:rFonts w:ascii="Arial" w:hAnsi="Arial" w:cs="Arial"/>
+          <w:lang w:val="es-SV"/>
+        </w:rPr>
+      </w:pPr>
+      <w:r>
+        <w:rPr>
+          <w:rFonts w:ascii="Arial" w:hAnsi="Arial" w:cs="Arial"/>
+          <w:lang w:val="es-SV"/>
+        </w:rPr>
+        <w:t>IDE: Visual Studio Code</w:t>
+      </w:r>
+    </w:p>
+    <w:p>
+      <w:pPr>
+        <w:rPr>
+          <w:rFonts w:ascii="Arial" w:hAnsi="Arial" w:cs="Arial"/>
+          <w:lang w:val="es-SV"/>
+        </w:rPr>
+      </w:pPr>
+      <w:r>
+        <w:rPr>
+          <w:rFonts w:ascii="Arial" w:hAnsi="Arial" w:cs="Arial"/>
+          <w:lang w:val="es-SV"/>
+        </w:rPr>
+        <w:t xml:space="preserve">Lenguajes: </w:t>
+      </w:r>
+    </w:p>
+    <w:p>
+      <w:pPr>
+        <w:pStyle w:val="Prrafodelista"/>
+        <w:numPr>
+          <w:ilvl w:val="0"/>
+          <w:numId w:val="35"/>
+        </w:numPr>
+        <w:rPr>
+          <w:rFonts w:ascii="Arial" w:hAnsi="Arial" w:cs="Arial"/>
+        </w:rPr>
+      </w:pPr>
+      <w:r>
+        <w:rPr>
+          <w:rFonts w:ascii="Arial" w:hAnsi="Arial" w:cs="Arial"/>
+        </w:rPr>
+        <w:t xml:space="preserve">Front-end: JavaScript con React. </w:t>
+      </w:r>
+    </w:p>
+    <w:p>
+      <w:pPr>
+        <w:pStyle w:val="Prrafodelista"/>
+        <w:numPr>
+          <w:ilvl w:val="0"/>
+          <w:numId w:val="35"/>
+        </w:numPr>
+        <w:rPr>
+          <w:rFonts w:ascii="Arial" w:hAnsi="Arial" w:cs="Arial"/>
+        </w:rPr>
+      </w:pPr>
+      <w:r>
+        <w:rPr>
+          <w:rFonts w:ascii="Arial" w:hAnsi="Arial" w:cs="Arial"/>
+        </w:rPr>
+        <w:t>Back-end: JavaScript con Node.js</w:t>
+      </w:r>
+    </w:p>
+    <w:p>
+      <w:pPr>
+        <w:rPr>
+          <w:rFonts w:ascii="Arial" w:hAnsi="Arial" w:cs="Arial"/>
+        </w:rPr>
+      </w:pPr>
+      <w:r>
+        <w:rPr>
+          <w:rFonts w:ascii="Arial" w:hAnsi="Arial" w:cs="Arial"/>
+        </w:rPr>
+        <w:t xml:space="preserve">Base de Datos: </w:t>
+      </w:r>
+    </w:p>
+    <w:p>
+      <w:pPr>
+        <w:pStyle w:val="Prrafodelista"/>
+        <w:numPr>
+          <w:ilvl w:val="0"/>
+          <w:numId w:val="36"/>
+        </w:numPr>
+        <w:rPr>
+          <w:rFonts w:ascii="Arial" w:hAnsi="Arial" w:cs="Arial"/>
+          <w:lang w:val="es-SV"/>
+        </w:rPr>
+      </w:pPr>
+      <w:r>
+        <w:rPr>
+          <w:rFonts w:ascii="Arial" w:hAnsi="Arial" w:cs="Arial"/>
+          <w:lang w:val="es-SV"/>
+        </w:rPr>
+        <w:t>Lenguaje: SQL</w:t>
+      </w:r>
+    </w:p>
+    <w:p>
+      <w:pPr>
+        <w:pStyle w:val="Prrafodelista"/>
+        <w:numPr>
+          <w:ilvl w:val="0"/>
+          <w:numId w:val="36"/>
+        </w:numPr>
+        <w:rPr>
+          <w:rFonts w:ascii="Arial" w:hAnsi="Arial" w:cs="Arial"/>
+          <w:lang w:val="es-SV"/>
+        </w:rPr>
+      </w:pPr>
+      <w:r>
+        <w:rPr>
+          <w:rFonts w:ascii="Arial" w:hAnsi="Arial" w:cs="Arial"/>
+          <w:lang w:val="es-SV"/>
+        </w:rPr>
+        <w:t>Gestión de Base de Datos Relacionales: MySQL</w:t>
+      </w:r>
+    </w:p>
+    <w:p>
+      <w:pPr>
+        <w:pStyle w:val="Prrafodelista"/>
+        <w:numPr>
+          <w:ilvl w:val="0"/>
+          <w:numId w:val="36"/>
+        </w:numPr>
+        <w:rPr>
+          <w:rFonts w:ascii="Arial" w:hAnsi="Arial" w:cs="Arial"/>
+          <w:lang w:val="es-SV"/>
+        </w:rPr>
+      </w:pPr>
+      <w:r>
+        <w:rPr>
+          <w:rFonts w:ascii="Arial" w:hAnsi="Arial" w:cs="Arial"/>
+          <w:lang w:val="es-SV"/>
+        </w:rPr>
+        <w:t>Plataforma de Administración y Diseño: MySQL Workbench</w:t>
+      </w:r>
+    </w:p>
+    <w:p>
+      <w:pPr>
+        <w:rPr>
+          <w:rFonts w:ascii="Arial" w:hAnsi="Arial" w:cs="Arial"/>
+          <w:lang w:val="es-SV"/>
+        </w:rPr>
+      </w:pPr>
+      <w:r>
+        <w:rPr>
+          <w:rFonts w:ascii="Arial" w:hAnsi="Arial" w:cs="Arial"/>
+          <w:lang w:val="es-SV"/>
+        </w:rPr>
+        <w:t>Lugar donde se maneja el servidor: LocalHost</w:t>
+      </w:r>
+    </w:p>
+    <w:p>
+      <w:pPr>
+        <w:rPr>
+          <w:rFonts w:ascii="Arial" w:hAnsi="Arial" w:cs="Arial"/>
+          <w:lang w:val="es-SV"/>
+        </w:rPr>
+      </w:pPr>
+    </w:p>
+    <w:p>
+      <w:pPr>
+        <w:pStyle w:val="Ttulo2"/>
+        <w:rPr>
+          <w:rFonts w:ascii="Arial" w:hAnsi="Arial" w:cs="Arial"/>
+          <w:color w:val="auto"/>
+          <w:sz w:val="24"/>
+          <w:szCs w:val="24"/>
+          <w:lang w:val="es-SV"/>
+        </w:rPr>
+      </w:pPr>
+      <w:bookmarkStart w:id="5" w:name="_Toc229775094"/>
+      <w:r>
+        <w:rPr>
+          <w:rFonts w:ascii="Arial" w:hAnsi="Arial" w:cs="Arial"/>
+          <w:color w:val="auto"/>
+          <w:sz w:val="24"/>
+          <w:szCs w:val="24"/>
+          <w:lang w:val="es-SV"/>
+        </w:rPr>
+        <w:t>Criterios de Aceptación</w:t>
+      </w:r>
+      <w:bookmarkEnd w:id="5"/>
+    </w:p>
+    <w:p>
+      <w:pPr>
+        <w:rPr>
+          <w:rFonts w:ascii="Arial" w:hAnsi="Arial" w:cs="Arial"/>
+          <w:lang w:val="es-SV"/>
+        </w:rPr>
+      </w:pPr>
+      <w:r>
+        <w:rPr>
+          <w:rFonts w:ascii="Arial" w:hAnsi="Arial" w:cs="Arial"/>
+          <w:lang w:val="es-SV"/>
+        </w:rPr>
+        <w:t xml:space="preserve">Estos son los comportamientos y condiciones que esperamos de la plataforma cuando esta esté ya terminada y cumpla con los requisitos antes establecidos. </w:t>
+      </w:r>
+    </w:p>
+    <w:p>
+      <w:pPr>
+        <w:rPr>
+          <w:rFonts w:ascii="Arial" w:hAnsi="Arial" w:cs="Arial"/>
+          <w:lang w:val="es-SV"/>
+        </w:rPr>
+      </w:pPr>
+      <w:r>
+        <w:rPr>
+          <w:rFonts w:ascii="Arial" w:hAnsi="Arial" w:cs="Arial"/>
+          <w:b/>
+          <w:lang w:val="es-SV"/>
+        </w:rPr>
+        <w:t>Escenario 1</w:t>
+      </w:r>
+      <w:r>
+        <w:rPr>
+          <w:rFonts w:ascii="Arial" w:hAnsi="Arial" w:cs="Arial"/>
+          <w:lang w:val="es-SV"/>
+        </w:rPr>
+        <w:t>: Iniciar sesión</w:t>
+      </w:r>
+    </w:p>
+    <w:p>
+      <w:pPr>
+        <w:rPr>
+          <w:rFonts w:ascii="Arial" w:hAnsi="Arial" w:cs="Arial"/>
+          <w:lang w:val="es-SV"/>
+        </w:rPr>
+      </w:pPr>
+      <w:r>
+        <w:rPr>
+          <w:rFonts w:ascii="Arial" w:hAnsi="Arial" w:cs="Arial"/>
+          <w:b/>
+          <w:lang w:val="es-SV"/>
+        </w:rPr>
+        <w:t>Dado que</w:t>
+      </w:r>
+      <w:r>
+        <w:rPr>
+          <w:rFonts w:ascii="Arial" w:hAnsi="Arial" w:cs="Arial"/>
+          <w:lang w:val="es-SV"/>
+        </w:rPr>
+        <w:t xml:space="preserve"> un usuario quiere ingresar a la plataforma de gestión documental</w:t>
+      </w:r>
+    </w:p>
+    <w:p>
+      <w:pPr>
+        <w:rPr>
+          <w:rFonts w:ascii="Arial" w:hAnsi="Arial" w:cs="Arial"/>
+          <w:lang w:val="es-SV"/>
+        </w:rPr>
+      </w:pPr>
+      <w:r>
+        <w:rPr>
+          <w:rFonts w:ascii="Arial" w:hAnsi="Arial" w:cs="Arial"/>
+          <w:b/>
+          <w:lang w:val="es-SV"/>
+        </w:rPr>
+        <w:t xml:space="preserve">Cuando </w:t>
+      </w:r>
+      <w:r>
+        <w:rPr>
+          <w:rFonts w:ascii="Arial" w:hAnsi="Arial" w:cs="Arial"/>
+          <w:lang w:val="es-SV"/>
+        </w:rPr>
+        <w:t>el usuario tenga una cuenta</w:t>
+      </w:r>
+    </w:p>
+    <w:p>
+      <w:pPr>
+        <w:rPr>
+          <w:rFonts w:ascii="Arial" w:hAnsi="Arial" w:cs="Arial"/>
+          <w:lang w:val="es-SV"/>
+        </w:rPr>
+      </w:pPr>
+      <w:r>
+        <w:rPr>
+          <w:rFonts w:ascii="Arial" w:hAnsi="Arial" w:cs="Arial"/>
+          <w:b/>
+          <w:lang w:val="es-SV"/>
+        </w:rPr>
+        <w:t>Entonces</w:t>
+      </w:r>
+      <w:r>
+        <w:rPr>
+          <w:rFonts w:ascii="Arial" w:hAnsi="Arial" w:cs="Arial"/>
+          <w:lang w:val="es-SV"/>
+        </w:rPr>
+        <w:t xml:space="preserve"> el usuario deberá ingresar su correo y contraseña</w:t>
+      </w:r>
+    </w:p>
+    <w:p>
+      <w:pPr>
+        <w:rPr>
+          <w:rFonts w:ascii="Arial" w:hAnsi="Arial" w:cs="Arial"/>
+          <w:lang w:val="es-SV"/>
+        </w:rPr>
+      </w:pPr>
+      <w:r>
+        <w:rPr>
+          <w:rFonts w:ascii="Arial" w:hAnsi="Arial" w:cs="Arial"/>
+          <w:b/>
+          <w:lang w:val="es-SV"/>
+        </w:rPr>
+        <w:t>Y</w:t>
+      </w:r>
+      <w:r>
+        <w:rPr>
+          <w:rFonts w:ascii="Arial" w:hAnsi="Arial" w:cs="Arial"/>
+          <w:lang w:val="es-SV"/>
+        </w:rPr>
+        <w:t xml:space="preserve"> presiona el botón de ingresar</w:t>
+      </w:r>
+    </w:p>
+    <w:p>
+      <w:pPr>
+        <w:rPr>
+          <w:rFonts w:ascii="Arial" w:hAnsi="Arial" w:cs="Arial"/>
+          <w:lang w:val="es-SV"/>
+        </w:rPr>
+      </w:pPr>
+      <w:r>
+        <w:rPr>
+          <w:rFonts w:ascii="Arial" w:hAnsi="Arial" w:cs="Arial"/>
+          <w:b/>
+          <w:lang w:val="es-SV"/>
+        </w:rPr>
+        <w:t>Y</w:t>
+      </w:r>
+      <w:r>
+        <w:rPr>
+          <w:rFonts w:ascii="Arial" w:hAnsi="Arial" w:cs="Arial"/>
+          <w:lang w:val="es-SV"/>
+        </w:rPr>
+        <w:t xml:space="preserve"> el usuario accede correctamente siendo redireccionado a el menú principal</w:t>
+      </w:r>
+    </w:p>
+    <w:p>
+      <w:pPr>
+        <w:rPr>
+          <w:rFonts w:ascii="Arial" w:hAnsi="Arial" w:cs="Arial"/>
+          <w:lang w:val="es-SV"/>
+        </w:rPr>
+      </w:pPr>
+    </w:p>
+    <w:p>
+      <w:pPr>
+        <w:rPr>
+          <w:rFonts w:ascii="Arial" w:hAnsi="Arial" w:cs="Arial"/>
+          <w:lang w:val="es-SV"/>
+        </w:rPr>
+      </w:pPr>
+    </w:p>
+    <w:p>
+      <w:pPr>
+        <w:rPr>
+          <w:rFonts w:ascii="Arial" w:hAnsi="Arial" w:cs="Arial"/>
+          <w:lang w:val="es-SV"/>
+        </w:rPr>
+      </w:pPr>
+      <w:r>
+        <w:rPr>
+          <w:rFonts w:ascii="Arial" w:hAnsi="Arial" w:cs="Arial"/>
+          <w:b/>
+          <w:lang w:val="es-SV"/>
+        </w:rPr>
+        <w:lastRenderedPageBreak/>
+        <w:t>Escenario 2</w:t>
+      </w:r>
+      <w:r>
+        <w:rPr>
+          <w:rFonts w:ascii="Arial" w:hAnsi="Arial" w:cs="Arial"/>
+          <w:lang w:val="es-SV"/>
+        </w:rPr>
+        <w:t>: Subir un documento</w:t>
+      </w:r>
+    </w:p>
+    <w:p>
+      <w:pPr>
+        <w:rPr>
+          <w:rFonts w:ascii="Arial" w:hAnsi="Arial" w:cs="Arial"/>
+          <w:lang w:val="es-SV"/>
+        </w:rPr>
+      </w:pPr>
+      <w:r>
+        <w:rPr>
+          <w:rFonts w:ascii="Arial" w:hAnsi="Arial" w:cs="Arial"/>
+          <w:b/>
+          <w:lang w:val="es-SV"/>
+        </w:rPr>
+        <w:t>Dado que</w:t>
+      </w:r>
+      <w:r>
+        <w:rPr>
+          <w:rFonts w:ascii="Arial" w:hAnsi="Arial" w:cs="Arial"/>
+          <w:lang w:val="es-SV"/>
+        </w:rPr>
+        <w:t xml:space="preserve"> el usuario quiere subir un documento </w:t>
+      </w:r>
+    </w:p>
+    <w:p>
+      <w:pPr>
+        <w:rPr>
+          <w:rFonts w:ascii="Arial" w:hAnsi="Arial" w:cs="Arial"/>
+          <w:lang w:val="es-SV"/>
+        </w:rPr>
+      </w:pPr>
+      <w:r>
+        <w:rPr>
+          <w:rFonts w:ascii="Arial" w:hAnsi="Arial" w:cs="Arial"/>
+          <w:b/>
+          <w:lang w:val="es-SV"/>
+        </w:rPr>
+        <w:t xml:space="preserve">Cuando </w:t>
+      </w:r>
+      <w:r>
+        <w:rPr>
+          <w:rFonts w:ascii="Arial" w:hAnsi="Arial" w:cs="Arial"/>
+          <w:lang w:val="es-SV"/>
+        </w:rPr>
+        <w:t>el usuario ya haya ingresado sesión</w:t>
+      </w:r>
+    </w:p>
+    <w:p>
+      <w:pPr>
+        <w:rPr>
+          <w:rFonts w:ascii="Arial" w:hAnsi="Arial" w:cs="Arial"/>
+          <w:lang w:val="es-SV"/>
+        </w:rPr>
+      </w:pPr>
+      <w:r>
+        <w:rPr>
+          <w:rFonts w:ascii="Arial" w:hAnsi="Arial" w:cs="Arial"/>
+          <w:b/>
+          <w:lang w:val="es-SV"/>
+        </w:rPr>
+        <w:t>Entonces</w:t>
+      </w:r>
+      <w:r>
+        <w:rPr>
+          <w:rFonts w:ascii="Arial" w:hAnsi="Arial" w:cs="Arial"/>
+          <w:lang w:val="es-SV"/>
+        </w:rPr>
+        <w:t xml:space="preserve"> el usuario deberá apretar el botón de subir un nuevo documento en el menú principal</w:t>
+      </w:r>
+    </w:p>
+    <w:p>
+      <w:pPr>
+        <w:rPr>
+          <w:rFonts w:ascii="Arial" w:hAnsi="Arial" w:cs="Arial"/>
+          <w:lang w:val="es-SV"/>
+        </w:rPr>
+      </w:pPr>
+      <w:r>
+        <w:rPr>
+          <w:rFonts w:ascii="Arial" w:hAnsi="Arial" w:cs="Arial"/>
+          <w:b/>
+          <w:lang w:val="es-SV"/>
+        </w:rPr>
+        <w:t>Y</w:t>
+      </w:r>
+      <w:r>
+        <w:rPr>
+          <w:rFonts w:ascii="Arial" w:hAnsi="Arial" w:cs="Arial"/>
+          <w:lang w:val="es-SV"/>
+        </w:rPr>
+        <w:t xml:space="preserve"> llenar toda la información necesaria</w:t>
+      </w:r>
+    </w:p>
+    <w:p>
+      <w:pPr>
+        <w:rPr>
+          <w:rFonts w:ascii="Arial" w:hAnsi="Arial" w:cs="Arial"/>
+          <w:lang w:val="es-SV"/>
+        </w:rPr>
+      </w:pPr>
+      <w:r>
+        <w:rPr>
+          <w:rFonts w:ascii="Arial" w:hAnsi="Arial" w:cs="Arial"/>
+          <w:b/>
+          <w:lang w:val="es-SV"/>
+        </w:rPr>
+        <w:t xml:space="preserve">Y </w:t>
+      </w:r>
+      <w:r>
+        <w:rPr>
+          <w:rFonts w:ascii="Arial" w:hAnsi="Arial" w:cs="Arial"/>
+          <w:lang w:val="es-SV"/>
+        </w:rPr>
+        <w:t xml:space="preserve">anexar el documento </w:t>
+      </w:r>
+    </w:p>
+    <w:p>
+      <w:pPr>
+        <w:rPr>
+          <w:rFonts w:ascii="Arial" w:hAnsi="Arial" w:cs="Arial"/>
+          <w:lang w:val="es-SV"/>
+        </w:rPr>
+      </w:pPr>
+      <w:r>
+        <w:rPr>
+          <w:rFonts w:ascii="Arial" w:hAnsi="Arial" w:cs="Arial"/>
+          <w:b/>
+          <w:lang w:val="es-SV"/>
+        </w:rPr>
+        <w:t>Y</w:t>
+      </w:r>
+      <w:r>
+        <w:rPr>
+          <w:rFonts w:ascii="Arial" w:hAnsi="Arial" w:cs="Arial"/>
+          <w:lang w:val="es-SV"/>
+        </w:rPr>
+        <w:t xml:space="preserve"> apretar el botón de subir</w:t>
+      </w:r>
+    </w:p>
+    <w:p>
+      <w:pPr>
+        <w:rPr>
+          <w:rFonts w:ascii="Arial" w:hAnsi="Arial" w:cs="Arial"/>
+          <w:lang w:val="es-SV"/>
+        </w:rPr>
+      </w:pPr>
+    </w:p>
+    <w:p>
+      <w:pPr>
+        <w:rPr>
+          <w:rFonts w:ascii="Arial" w:hAnsi="Arial" w:cs="Arial"/>
+          <w:lang w:val="es-SV"/>
+        </w:rPr>
+      </w:pPr>
+      <w:r>
+        <w:rPr>
+          <w:rFonts w:ascii="Arial" w:hAnsi="Arial" w:cs="Arial"/>
+          <w:b/>
+          <w:lang w:val="es-SV"/>
+        </w:rPr>
+        <w:t>Escenario 3</w:t>
+      </w:r>
+      <w:r>
+        <w:rPr>
+          <w:rFonts w:ascii="Arial" w:hAnsi="Arial" w:cs="Arial"/>
+          <w:lang w:val="es-SV"/>
+        </w:rPr>
+        <w:t>: Subir una nueva versión de un documento</w:t>
+      </w:r>
+    </w:p>
+    <w:p>
+      <w:pPr>
+        <w:rPr>
+          <w:rFonts w:ascii="Arial" w:hAnsi="Arial" w:cs="Arial"/>
+          <w:lang w:val="es-SV"/>
+        </w:rPr>
+      </w:pPr>
+      <w:r>
+        <w:rPr>
+          <w:rFonts w:ascii="Arial" w:hAnsi="Arial" w:cs="Arial"/>
+          <w:b/>
+          <w:lang w:val="es-SV"/>
+        </w:rPr>
+        <w:t>Dado que</w:t>
+      </w:r>
+      <w:r>
+        <w:rPr>
+          <w:rFonts w:ascii="Arial" w:hAnsi="Arial" w:cs="Arial"/>
+          <w:lang w:val="es-SV"/>
+        </w:rPr>
+        <w:t xml:space="preserve"> el usuario quiere subir una nueva versión de un documento </w:t>
+      </w:r>
+    </w:p>
+    <w:p>
+      <w:pPr>
+        <w:rPr>
+          <w:rFonts w:ascii="Arial" w:hAnsi="Arial" w:cs="Arial"/>
+          <w:lang w:val="es-SV"/>
+        </w:rPr>
+      </w:pPr>
+      <w:r>
+        <w:rPr>
+          <w:rFonts w:ascii="Arial" w:hAnsi="Arial" w:cs="Arial"/>
+          <w:b/>
+          <w:lang w:val="es-SV"/>
+        </w:rPr>
+        <w:t xml:space="preserve">Cuando </w:t>
+      </w:r>
+      <w:r>
+        <w:rPr>
+          <w:rFonts w:ascii="Arial" w:hAnsi="Arial" w:cs="Arial"/>
+          <w:lang w:val="es-SV"/>
+        </w:rPr>
+        <w:t>el usuario ya haya ingresado sesión</w:t>
+      </w:r>
+    </w:p>
+    <w:p>
+      <w:pPr>
+        <w:rPr>
+          <w:rFonts w:ascii="Arial" w:hAnsi="Arial" w:cs="Arial"/>
+          <w:lang w:val="es-SV"/>
+        </w:rPr>
+      </w:pPr>
+      <w:r>
+        <w:rPr>
+          <w:rFonts w:ascii="Arial" w:hAnsi="Arial" w:cs="Arial"/>
+          <w:b/>
+          <w:lang w:val="es-SV"/>
+        </w:rPr>
+        <w:t>Y</w:t>
+      </w:r>
+      <w:r>
+        <w:rPr>
+          <w:rFonts w:ascii="Arial" w:hAnsi="Arial" w:cs="Arial"/>
+          <w:lang w:val="es-SV"/>
+        </w:rPr>
+        <w:t xml:space="preserve"> exista un documento previamente subido y aprobado</w:t>
+      </w:r>
+    </w:p>
+    <w:p>
+      <w:pPr>
+        <w:rPr>
+          <w:rFonts w:ascii="Arial" w:hAnsi="Arial" w:cs="Arial"/>
+          <w:lang w:val="es-SV"/>
+        </w:rPr>
+      </w:pPr>
+      <w:r>
+        <w:rPr>
+          <w:rFonts w:ascii="Arial" w:hAnsi="Arial" w:cs="Arial"/>
+          <w:b/>
+          <w:lang w:val="es-SV"/>
+        </w:rPr>
+        <w:t>Entonces</w:t>
+      </w:r>
+      <w:r>
+        <w:rPr>
+          <w:rFonts w:ascii="Arial" w:hAnsi="Arial" w:cs="Arial"/>
+          <w:lang w:val="es-SV"/>
+        </w:rPr>
+        <w:t xml:space="preserve"> el usuario deberá apretar el botón de subir una nueva versión de un documento en el menú principal</w:t>
+      </w:r>
+    </w:p>
+    <w:p>
+      <w:pPr>
+        <w:rPr>
+          <w:rFonts w:ascii="Arial" w:hAnsi="Arial" w:cs="Arial"/>
+          <w:lang w:val="es-SV"/>
+        </w:rPr>
+      </w:pPr>
+      <w:r>
+        <w:rPr>
+          <w:rFonts w:ascii="Arial" w:hAnsi="Arial" w:cs="Arial"/>
+          <w:b/>
+          <w:lang w:val="es-SV"/>
+        </w:rPr>
+        <w:t xml:space="preserve">Y </w:t>
+      </w:r>
+      <w:r>
+        <w:rPr>
+          <w:rFonts w:ascii="Arial" w:hAnsi="Arial" w:cs="Arial"/>
+          <w:lang w:val="es-SV"/>
+        </w:rPr>
+        <w:t>seleccionar el documento al cual se le va a subir la nueva versión</w:t>
+      </w:r>
+    </w:p>
+    <w:p>
+      <w:pPr>
+        <w:rPr>
+          <w:rFonts w:ascii="Arial" w:hAnsi="Arial" w:cs="Arial"/>
+          <w:lang w:val="es-SV"/>
+        </w:rPr>
+      </w:pPr>
+      <w:r>
+        <w:rPr>
+          <w:rFonts w:ascii="Arial" w:hAnsi="Arial" w:cs="Arial"/>
+          <w:b/>
+          <w:lang w:val="es-SV"/>
+        </w:rPr>
+        <w:t>Y</w:t>
+      </w:r>
+      <w:r>
+        <w:rPr>
+          <w:rFonts w:ascii="Arial" w:hAnsi="Arial" w:cs="Arial"/>
+          <w:lang w:val="es-SV"/>
+        </w:rPr>
+        <w:t xml:space="preserve"> llenar toda la información necesaria</w:t>
+      </w:r>
+    </w:p>
+    <w:p>
+      <w:pPr>
+        <w:rPr>
+          <w:rFonts w:ascii="Arial" w:hAnsi="Arial" w:cs="Arial"/>
+          <w:lang w:val="es-SV"/>
+        </w:rPr>
+      </w:pPr>
+      <w:r>
+        <w:rPr>
+          <w:rFonts w:ascii="Arial" w:hAnsi="Arial" w:cs="Arial"/>
+          <w:b/>
+          <w:lang w:val="es-SV"/>
+        </w:rPr>
+        <w:t xml:space="preserve">Y </w:t>
+      </w:r>
+      <w:r>
+        <w:rPr>
+          <w:rFonts w:ascii="Arial" w:hAnsi="Arial" w:cs="Arial"/>
+          <w:lang w:val="es-SV"/>
+        </w:rPr>
+        <w:t xml:space="preserve">anexar la nueva versión del documento </w:t>
+      </w:r>
+    </w:p>
+    <w:p>
+      <w:pPr>
+        <w:rPr>
+          <w:rFonts w:ascii="Arial" w:hAnsi="Arial" w:cs="Arial"/>
+          <w:lang w:val="es-SV"/>
+        </w:rPr>
+      </w:pPr>
+      <w:r>
+        <w:rPr>
+          <w:rFonts w:ascii="Arial" w:hAnsi="Arial" w:cs="Arial"/>
+          <w:b/>
+          <w:lang w:val="es-SV"/>
+        </w:rPr>
+        <w:t>Y</w:t>
+      </w:r>
+      <w:r>
+        <w:rPr>
+          <w:rFonts w:ascii="Arial" w:hAnsi="Arial" w:cs="Arial"/>
+          <w:lang w:val="es-SV"/>
+        </w:rPr>
+        <w:t xml:space="preserve"> apretar el botón de subir</w:t>
+      </w:r>
+    </w:p>
+    <w:p>
+      <w:pPr>
+        <w:rPr>
+          <w:rFonts w:ascii="Arial" w:hAnsi="Arial" w:cs="Arial"/>
+          <w:lang w:val="es-SV"/>
+        </w:rPr>
+      </w:pPr>
+    </w:p>
+    <w:p>
+      <w:pPr>
+        <w:rPr>
+          <w:rFonts w:ascii="Arial" w:hAnsi="Arial" w:cs="Arial"/>
+          <w:lang w:val="es-SV"/>
+        </w:rPr>
+      </w:pPr>
+      <w:r>
+        <w:rPr>
+          <w:rFonts w:ascii="Arial" w:hAnsi="Arial" w:cs="Arial"/>
+          <w:b/>
+          <w:lang w:val="es-SV"/>
+        </w:rPr>
+        <w:t>Escenario 4</w:t>
+      </w:r>
+      <w:r>
+        <w:rPr>
+          <w:rFonts w:ascii="Arial" w:hAnsi="Arial" w:cs="Arial"/>
+          <w:lang w:val="es-SV"/>
+        </w:rPr>
+        <w:t>: Aprobar o rechazar un documento</w:t>
+      </w:r>
+    </w:p>
+    <w:p>
+      <w:pPr>
+        <w:rPr>
+          <w:rFonts w:ascii="Arial" w:hAnsi="Arial" w:cs="Arial"/>
+          <w:lang w:val="es-SV"/>
+        </w:rPr>
+      </w:pPr>
+      <w:r>
+        <w:rPr>
+          <w:rFonts w:ascii="Arial" w:hAnsi="Arial" w:cs="Arial"/>
+          <w:b/>
+          <w:lang w:val="es-SV"/>
+        </w:rPr>
+        <w:t>Dado que</w:t>
+      </w:r>
+      <w:r>
+        <w:rPr>
+          <w:rFonts w:ascii="Arial" w:hAnsi="Arial" w:cs="Arial"/>
+          <w:lang w:val="es-SV"/>
+        </w:rPr>
+        <w:t xml:space="preserve"> el usuario quiere aprobar o rechazar un documento pendiente</w:t>
+      </w:r>
+    </w:p>
+    <w:p>
+      <w:pPr>
+        <w:rPr>
+          <w:rFonts w:ascii="Arial" w:hAnsi="Arial" w:cs="Arial"/>
+          <w:lang w:val="es-SV"/>
+        </w:rPr>
+      </w:pPr>
+      <w:r>
+        <w:rPr>
+          <w:rFonts w:ascii="Arial" w:hAnsi="Arial" w:cs="Arial"/>
+          <w:b/>
+          <w:lang w:val="es-SV"/>
+        </w:rPr>
+        <w:t xml:space="preserve">Cuando </w:t>
+      </w:r>
+      <w:r>
+        <w:rPr>
+          <w:rFonts w:ascii="Arial" w:hAnsi="Arial" w:cs="Arial"/>
+          <w:lang w:val="es-SV"/>
+        </w:rPr>
+        <w:t>el usuario ya haya ingresado sesión</w:t>
+      </w:r>
+    </w:p>
+    <w:p>
+      <w:pPr>
+        <w:rPr>
+          <w:rFonts w:ascii="Arial" w:hAnsi="Arial" w:cs="Arial"/>
+          <w:lang w:val="es-SV"/>
+        </w:rPr>
+      </w:pPr>
+      <w:r>
+        <w:rPr>
+          <w:rFonts w:ascii="Arial" w:hAnsi="Arial" w:cs="Arial"/>
+          <w:b/>
+          <w:lang w:val="es-SV"/>
+        </w:rPr>
+        <w:t xml:space="preserve">Y </w:t>
+      </w:r>
+      <w:r>
+        <w:rPr>
+          <w:rFonts w:ascii="Arial" w:hAnsi="Arial" w:cs="Arial"/>
+          <w:lang w:val="es-SV"/>
+        </w:rPr>
+        <w:t>el usuario tenga el rol de administrador o jefe</w:t>
+      </w:r>
+    </w:p>
+    <w:p>
+      <w:pPr>
+        <w:rPr>
+          <w:rFonts w:ascii="Arial" w:hAnsi="Arial" w:cs="Arial"/>
+          <w:lang w:val="es-SV"/>
+        </w:rPr>
+      </w:pPr>
+      <w:r>
+        <w:rPr>
+          <w:rFonts w:ascii="Arial" w:hAnsi="Arial" w:cs="Arial"/>
+          <w:b/>
+          <w:lang w:val="es-SV"/>
+        </w:rPr>
+        <w:t>Y</w:t>
+      </w:r>
+      <w:r>
+        <w:rPr>
+          <w:rFonts w:ascii="Arial" w:hAnsi="Arial" w:cs="Arial"/>
+          <w:lang w:val="es-SV"/>
+        </w:rPr>
+        <w:t xml:space="preserve"> exista un documento previamente subido que este pendiente</w:t>
+      </w:r>
+    </w:p>
+    <w:p>
+      <w:pPr>
+        <w:rPr>
+          <w:rFonts w:ascii="Arial" w:hAnsi="Arial" w:cs="Arial"/>
+          <w:lang w:val="es-SV"/>
+        </w:rPr>
+      </w:pPr>
+      <w:r>
+        <w:rPr>
+          <w:rFonts w:ascii="Arial" w:hAnsi="Arial" w:cs="Arial"/>
+          <w:b/>
+          <w:lang w:val="es-SV"/>
+        </w:rPr>
+        <w:t>Entonces</w:t>
+      </w:r>
+      <w:r>
+        <w:rPr>
+          <w:rFonts w:ascii="Arial" w:hAnsi="Arial" w:cs="Arial"/>
+          <w:lang w:val="es-SV"/>
+        </w:rPr>
+        <w:t xml:space="preserve"> el usuario deberá apretar el botón de ver documentos en el menú principal</w:t>
+      </w:r>
+    </w:p>
+    <w:p>
+      <w:pPr>
+        <w:rPr>
+          <w:rFonts w:ascii="Arial" w:hAnsi="Arial" w:cs="Arial"/>
+          <w:lang w:val="es-SV"/>
+        </w:rPr>
+      </w:pPr>
+      <w:r>
+        <w:rPr>
+          <w:rFonts w:ascii="Arial" w:hAnsi="Arial" w:cs="Arial"/>
+          <w:b/>
+          <w:lang w:val="es-SV"/>
+        </w:rPr>
+        <w:t xml:space="preserve">Y </w:t>
+      </w:r>
+      <w:r>
+        <w:rPr>
+          <w:rFonts w:ascii="Arial" w:hAnsi="Arial" w:cs="Arial"/>
+          <w:lang w:val="es-SV"/>
+        </w:rPr>
+        <w:t>seleccionar el documento al cual se va a aprobar o rechazar</w:t>
+      </w:r>
+    </w:p>
+    <w:p>
+      <w:pPr>
+        <w:rPr>
+          <w:rFonts w:ascii="Arial" w:hAnsi="Arial" w:cs="Arial"/>
+          <w:lang w:val="es-SV"/>
+        </w:rPr>
+      </w:pPr>
+      <w:r>
+        <w:rPr>
+          <w:rFonts w:ascii="Arial" w:hAnsi="Arial" w:cs="Arial"/>
+          <w:b/>
+          <w:lang w:val="es-SV"/>
+        </w:rPr>
+        <w:t xml:space="preserve">Y </w:t>
+      </w:r>
+      <w:r>
+        <w:rPr>
+          <w:rFonts w:ascii="Arial" w:hAnsi="Arial" w:cs="Arial"/>
+          <w:lang w:val="es-SV"/>
+        </w:rPr>
+        <w:t>revisar el documento minuciosamente</w:t>
+      </w:r>
+    </w:p>
+    <w:p>
+      <w:pPr>
+        <w:rPr>
+          <w:rFonts w:ascii="Arial" w:hAnsi="Arial" w:cs="Arial"/>
+          <w:lang w:val="es-SV"/>
+        </w:rPr>
+      </w:pPr>
+      <w:r>
+        <w:rPr>
+          <w:rFonts w:ascii="Arial" w:hAnsi="Arial" w:cs="Arial"/>
+          <w:b/>
+          <w:lang w:val="es-SV"/>
+        </w:rPr>
+        <w:lastRenderedPageBreak/>
+        <w:t>Y</w:t>
+      </w:r>
+      <w:r>
+        <w:rPr>
+          <w:rFonts w:ascii="Arial" w:hAnsi="Arial" w:cs="Arial"/>
+          <w:lang w:val="es-SV"/>
+        </w:rPr>
+        <w:t xml:space="preserve"> apretar el botón de aprobar o rechazar dependiendo del caso</w:t>
+      </w:r>
+    </w:p>
+    <w:p>
+      <w:pPr>
+        <w:rPr>
+          <w:rFonts w:ascii="Arial" w:hAnsi="Arial" w:cs="Arial"/>
+          <w:lang w:val="es-SV"/>
+        </w:rPr>
+      </w:pPr>
+    </w:p>
+    <w:p>
+      <w:pPr>
+        <w:rPr>
+          <w:rFonts w:ascii="Arial" w:hAnsi="Arial" w:cs="Arial"/>
+          <w:lang w:val="es-SV"/>
+        </w:rPr>
+      </w:pPr>
+      <w:r>
+        <w:rPr>
+          <w:rFonts w:ascii="Arial" w:hAnsi="Arial" w:cs="Arial"/>
+          <w:b/>
+          <w:lang w:val="es-SV"/>
+        </w:rPr>
+        <w:t>Escenario 5</w:t>
+      </w:r>
+      <w:r>
+        <w:rPr>
+          <w:rFonts w:ascii="Arial" w:hAnsi="Arial" w:cs="Arial"/>
+          <w:lang w:val="es-SV"/>
+        </w:rPr>
+        <w:t>: Creación de un nuevo usuario</w:t>
+      </w:r>
+    </w:p>
+    <w:p>
+      <w:pPr>
+        <w:rPr>
+          <w:rFonts w:ascii="Arial" w:hAnsi="Arial" w:cs="Arial"/>
+          <w:lang w:val="es-SV"/>
+        </w:rPr>
+      </w:pPr>
+      <w:r>
+        <w:rPr>
+          <w:rFonts w:ascii="Arial" w:hAnsi="Arial" w:cs="Arial"/>
+          <w:b/>
+          <w:lang w:val="es-SV"/>
+        </w:rPr>
+        <w:t>Dado que</w:t>
+      </w:r>
+      <w:r>
+        <w:rPr>
+          <w:rFonts w:ascii="Arial" w:hAnsi="Arial" w:cs="Arial"/>
+          <w:lang w:val="es-SV"/>
+        </w:rPr>
+        <w:t xml:space="preserve"> el usuario quiere crear un nuevo usuario para el portal</w:t>
+      </w:r>
+    </w:p>
+    <w:p>
+      <w:pPr>
+        <w:rPr>
+          <w:rFonts w:ascii="Arial" w:hAnsi="Arial" w:cs="Arial"/>
+          <w:lang w:val="es-SV"/>
+        </w:rPr>
+      </w:pPr>
+      <w:r>
+        <w:rPr>
+          <w:rFonts w:ascii="Arial" w:hAnsi="Arial" w:cs="Arial"/>
+          <w:b/>
+          <w:lang w:val="es-SV"/>
+        </w:rPr>
+        <w:t xml:space="preserve">Cuando </w:t>
+      </w:r>
+      <w:r>
+        <w:rPr>
+          <w:rFonts w:ascii="Arial" w:hAnsi="Arial" w:cs="Arial"/>
+          <w:lang w:val="es-SV"/>
+        </w:rPr>
+        <w:t>el usuario ya haya ingresado sesión</w:t>
+      </w:r>
+    </w:p>
+    <w:p>
+      <w:pPr>
+        <w:rPr>
+          <w:rFonts w:ascii="Arial" w:hAnsi="Arial" w:cs="Arial"/>
+          <w:lang w:val="es-SV"/>
+        </w:rPr>
+      </w:pPr>
+      <w:r>
+        <w:rPr>
+          <w:rFonts w:ascii="Arial" w:hAnsi="Arial" w:cs="Arial"/>
+          <w:b/>
+          <w:lang w:val="es-SV"/>
+        </w:rPr>
+        <w:t xml:space="preserve">Y </w:t>
+      </w:r>
+      <w:r>
+        <w:rPr>
+          <w:rFonts w:ascii="Arial" w:hAnsi="Arial" w:cs="Arial"/>
+          <w:lang w:val="es-SV"/>
+        </w:rPr>
+        <w:t>el usuario tenga el rol de administrador</w:t>
+      </w:r>
+    </w:p>
+    <w:p>
+      <w:pPr>
+        <w:rPr>
+          <w:rFonts w:ascii="Arial" w:hAnsi="Arial" w:cs="Arial"/>
+          <w:lang w:val="es-SV"/>
+        </w:rPr>
+      </w:pPr>
+      <w:r>
+        <w:rPr>
+          <w:rFonts w:ascii="Arial" w:hAnsi="Arial" w:cs="Arial"/>
+          <w:b/>
+          <w:lang w:val="es-SV"/>
+        </w:rPr>
+        <w:t>Entonces</w:t>
+      </w:r>
+      <w:r>
+        <w:rPr>
+          <w:rFonts w:ascii="Arial" w:hAnsi="Arial" w:cs="Arial"/>
+          <w:lang w:val="es-SV"/>
+        </w:rPr>
+        <w:t xml:space="preserve"> el usuario deberá apretar el botón de crear nuevo usuario en el menú principal</w:t>
+      </w:r>
+    </w:p>
+    <w:p>
+      <w:pPr>
+        <w:rPr>
+          <w:rFonts w:ascii="Arial" w:hAnsi="Arial" w:cs="Arial"/>
+          <w:lang w:val="es-SV"/>
+        </w:rPr>
+      </w:pPr>
+      <w:r>
+        <w:rPr>
+          <w:rFonts w:ascii="Arial" w:hAnsi="Arial" w:cs="Arial"/>
+          <w:b/>
+          <w:lang w:val="es-SV"/>
+        </w:rPr>
+        <w:t xml:space="preserve">Y </w:t>
+      </w:r>
+      <w:r>
+        <w:rPr>
+          <w:rFonts w:ascii="Arial" w:hAnsi="Arial" w:cs="Arial"/>
+          <w:lang w:val="es-SV"/>
+        </w:rPr>
+        <w:t>llenar toda la información necesaria</w:t>
+      </w:r>
+    </w:p>
+    <w:p>
+      <w:pPr>
+        <w:rPr>
+          <w:rFonts w:ascii="Arial" w:hAnsi="Arial" w:cs="Arial"/>
+          <w:lang w:val="es-SV"/>
+        </w:rPr>
+      </w:pPr>
+      <w:r>
+        <w:rPr>
+          <w:rFonts w:ascii="Arial" w:hAnsi="Arial" w:cs="Arial"/>
+          <w:b/>
+          <w:lang w:val="es-SV"/>
+        </w:rPr>
+        <w:t xml:space="preserve">Y </w:t>
+      </w:r>
+      <w:r>
+        <w:rPr>
+          <w:rFonts w:ascii="Arial" w:hAnsi="Arial" w:cs="Arial"/>
+          <w:lang w:val="es-SV"/>
+        </w:rPr>
+        <w:t>elegir el rol del nuevo usuario</w:t>
+      </w:r>
+    </w:p>
+    <w:p>
+      <w:pPr>
+        <w:rPr>
+          <w:rFonts w:ascii="Arial" w:hAnsi="Arial" w:cs="Arial"/>
+          <w:lang w:val="es-SV"/>
+        </w:rPr>
+      </w:pPr>
+      <w:r>
+        <w:rPr>
+          <w:rFonts w:ascii="Arial" w:hAnsi="Arial" w:cs="Arial"/>
+          <w:b/>
+          <w:lang w:val="es-SV"/>
+        </w:rPr>
+        <w:t>Y</w:t>
+      </w:r>
+      <w:r>
+        <w:rPr>
+          <w:rFonts w:ascii="Arial" w:hAnsi="Arial" w:cs="Arial"/>
+          <w:lang w:val="es-SV"/>
+        </w:rPr>
+        <w:t xml:space="preserve"> apretar el botón de crear usuario</w:t>
+      </w:r>
+    </w:p>
+    <w:p>
+      <w:pPr>
+        <w:rPr>
+          <w:rFonts w:ascii="Arial" w:hAnsi="Arial" w:cs="Arial"/>
+          <w:lang w:val="es-SV"/>
+        </w:rPr>
+      </w:pPr>
+    </w:p>
+    <w:p>
+      <w:pPr>
+        <w:rPr>
+          <w:rFonts w:ascii="Arial" w:hAnsi="Arial" w:cs="Arial"/>
+          <w:lang w:val="es-SV"/>
+        </w:rPr>
+      </w:pPr>
+      <w:r>
+        <w:rPr>
+          <w:rFonts w:ascii="Arial" w:hAnsi="Arial" w:cs="Arial"/>
+          <w:b/>
+          <w:lang w:val="es-SV"/>
+        </w:rPr>
+        <w:t>Escenario 6</w:t>
+      </w:r>
+      <w:r>
+        <w:rPr>
+          <w:rFonts w:ascii="Arial" w:hAnsi="Arial" w:cs="Arial"/>
+          <w:lang w:val="es-SV"/>
+        </w:rPr>
+        <w:t>: Ver un documento</w:t>
+      </w:r>
+    </w:p>
+    <w:p>
+      <w:pPr>
+        <w:rPr>
+          <w:rFonts w:ascii="Arial" w:hAnsi="Arial" w:cs="Arial"/>
+          <w:lang w:val="es-SV"/>
+        </w:rPr>
+      </w:pPr>
+      <w:r>
+        <w:rPr>
+          <w:rFonts w:ascii="Arial" w:hAnsi="Arial" w:cs="Arial"/>
+          <w:b/>
+          <w:lang w:val="es-SV"/>
+        </w:rPr>
+        <w:t>Dado que</w:t>
+      </w:r>
+      <w:r>
+        <w:rPr>
+          <w:rFonts w:ascii="Arial" w:hAnsi="Arial" w:cs="Arial"/>
+          <w:lang w:val="es-SV"/>
+        </w:rPr>
+        <w:t xml:space="preserve"> el usuario quiere ver un documento</w:t>
+      </w:r>
+    </w:p>
+    <w:p>
+      <w:pPr>
+        <w:rPr>
+          <w:rFonts w:ascii="Arial" w:hAnsi="Arial" w:cs="Arial"/>
+          <w:lang w:val="es-SV"/>
+        </w:rPr>
+      </w:pPr>
+      <w:r>
+        <w:rPr>
+          <w:rFonts w:ascii="Arial" w:hAnsi="Arial" w:cs="Arial"/>
+          <w:b/>
+          <w:lang w:val="es-SV"/>
+        </w:rPr>
+        <w:t xml:space="preserve">Cuando </w:t>
+      </w:r>
+      <w:r>
+        <w:rPr>
+          <w:rFonts w:ascii="Arial" w:hAnsi="Arial" w:cs="Arial"/>
+          <w:lang w:val="es-SV"/>
+        </w:rPr>
+        <w:t>el usuario ya haya ingresado sesión</w:t>
+      </w:r>
+    </w:p>
+    <w:p>
+      <w:pPr>
+        <w:rPr>
+          <w:rFonts w:ascii="Arial" w:hAnsi="Arial" w:cs="Arial"/>
+          <w:lang w:val="es-SV"/>
+        </w:rPr>
+      </w:pPr>
+      <w:r>
+        <w:rPr>
+          <w:rFonts w:ascii="Arial" w:hAnsi="Arial" w:cs="Arial"/>
+          <w:b/>
+          <w:lang w:val="es-SV"/>
+        </w:rPr>
+        <w:t>Entonces</w:t>
+      </w:r>
+      <w:r>
+        <w:rPr>
+          <w:rFonts w:ascii="Arial" w:hAnsi="Arial" w:cs="Arial"/>
+          <w:lang w:val="es-SV"/>
+        </w:rPr>
+        <w:t xml:space="preserve"> el usuario deberá apretar el botón de ver documentos en el menú principal</w:t>
+      </w:r>
+    </w:p>
+    <w:p>
+      <w:pPr>
+        <w:rPr>
+          <w:rFonts w:ascii="Arial" w:hAnsi="Arial" w:cs="Arial"/>
+          <w:lang w:val="es-SV"/>
+        </w:rPr>
+      </w:pPr>
+      <w:r>
+        <w:rPr>
+          <w:rFonts w:ascii="Arial" w:hAnsi="Arial" w:cs="Arial"/>
+          <w:b/>
+          <w:lang w:val="es-SV"/>
+        </w:rPr>
+        <w:t xml:space="preserve">Y </w:t>
+      </w:r>
+      <w:r>
+        <w:rPr>
+          <w:rFonts w:ascii="Arial" w:hAnsi="Arial" w:cs="Arial"/>
+          <w:lang w:val="es-SV"/>
+        </w:rPr>
+        <w:t>elegir el documento que desee ver</w:t>
+      </w:r>
+    </w:p>
+    <w:p>
+      <w:pPr>
+        <w:rPr>
+          <w:rFonts w:ascii="Arial" w:hAnsi="Arial" w:cs="Arial"/>
+          <w:lang w:val="es-SV"/>
+        </w:rPr>
+      </w:pPr>
+      <w:r>
+        <w:rPr>
+          <w:rFonts w:ascii="Arial" w:hAnsi="Arial" w:cs="Arial"/>
+          <w:b/>
+          <w:lang w:val="es-SV"/>
+        </w:rPr>
+        <w:t xml:space="preserve">Y </w:t>
+      </w:r>
+      <w:r>
+        <w:rPr>
+          <w:rFonts w:ascii="Arial" w:hAnsi="Arial" w:cs="Arial"/>
+          <w:lang w:val="es-SV"/>
+        </w:rPr>
+        <w:t>apretar el botón de abrir archivo</w:t>
+      </w:r>
+    </w:p>
+    <w:p>
+      <w:pPr>
+        <w:rPr>
+          <w:rFonts w:ascii="Arial" w:hAnsi="Arial" w:cs="Arial"/>
+          <w:lang w:val="es-SV"/>
+        </w:rPr>
+      </w:pPr>
+    </w:p>
+    <w:p>
+      <w:pPr>
+        <w:rPr>
+          <w:rFonts w:ascii="Arial" w:hAnsi="Arial" w:cs="Arial"/>
+          <w:lang w:val="es-SV"/>
+        </w:rPr>
+      </w:pPr>
+      <w:r>
+        <w:rPr>
+          <w:rFonts w:ascii="Arial" w:hAnsi="Arial" w:cs="Arial"/>
+          <w:b/>
+          <w:lang w:val="es-SV"/>
+        </w:rPr>
+        <w:t>Escenario 7</w:t>
+      </w:r>
+      <w:r>
+        <w:rPr>
+          <w:rFonts w:ascii="Arial" w:hAnsi="Arial" w:cs="Arial"/>
+          <w:lang w:val="es-SV"/>
+        </w:rPr>
+        <w:t>: Ver una versión especifica de un documento</w:t>
+      </w:r>
+    </w:p>
+    <w:p>
+      <w:pPr>
+        <w:rPr>
+          <w:rFonts w:ascii="Arial" w:hAnsi="Arial" w:cs="Arial"/>
+          <w:lang w:val="es-SV"/>
+        </w:rPr>
+      </w:pPr>
+      <w:r>
+        <w:rPr>
+          <w:rFonts w:ascii="Arial" w:hAnsi="Arial" w:cs="Arial"/>
+          <w:b/>
+          <w:lang w:val="es-SV"/>
+        </w:rPr>
+        <w:t>Dado que</w:t>
+      </w:r>
+      <w:r>
+        <w:rPr>
+          <w:rFonts w:ascii="Arial" w:hAnsi="Arial" w:cs="Arial"/>
+          <w:lang w:val="es-SV"/>
+        </w:rPr>
+        <w:t xml:space="preserve"> el usuario quiere ver una versión especifica de un documento</w:t>
+      </w:r>
+    </w:p>
+    <w:p>
+      <w:pPr>
+        <w:rPr>
+          <w:rFonts w:ascii="Arial" w:hAnsi="Arial" w:cs="Arial"/>
+          <w:lang w:val="es-SV"/>
+        </w:rPr>
+      </w:pPr>
+      <w:r>
+        <w:rPr>
+          <w:rFonts w:ascii="Arial" w:hAnsi="Arial" w:cs="Arial"/>
+          <w:b/>
+          <w:lang w:val="es-SV"/>
+        </w:rPr>
+        <w:t xml:space="preserve">Cuando </w:t>
+      </w:r>
+      <w:r>
+        <w:rPr>
+          <w:rFonts w:ascii="Arial" w:hAnsi="Arial" w:cs="Arial"/>
+          <w:lang w:val="es-SV"/>
+        </w:rPr>
+        <w:t>el usuario ya haya ingresado sesión</w:t>
+      </w:r>
+    </w:p>
+    <w:p>
+      <w:pPr>
+        <w:rPr>
+          <w:rFonts w:ascii="Arial" w:hAnsi="Arial" w:cs="Arial"/>
+          <w:lang w:val="es-SV"/>
+        </w:rPr>
+      </w:pPr>
+      <w:r>
+        <w:rPr>
+          <w:rFonts w:ascii="Arial" w:hAnsi="Arial" w:cs="Arial"/>
+          <w:b/>
+          <w:lang w:val="es-SV"/>
+        </w:rPr>
+        <w:t>Entonces</w:t>
+      </w:r>
+      <w:r>
+        <w:rPr>
+          <w:rFonts w:ascii="Arial" w:hAnsi="Arial" w:cs="Arial"/>
+          <w:lang w:val="es-SV"/>
+        </w:rPr>
+        <w:t xml:space="preserve"> el usuario deberá apretar el botón de ver documentos en el menú principal</w:t>
+      </w:r>
+    </w:p>
+    <w:p>
+      <w:pPr>
+        <w:rPr>
+          <w:rFonts w:ascii="Arial" w:hAnsi="Arial" w:cs="Arial"/>
+          <w:lang w:val="es-SV"/>
+        </w:rPr>
+      </w:pPr>
+      <w:r>
+        <w:rPr>
+          <w:rFonts w:ascii="Arial" w:hAnsi="Arial" w:cs="Arial"/>
+          <w:b/>
+          <w:lang w:val="es-SV"/>
+        </w:rPr>
+        <w:t xml:space="preserve">Y </w:t>
+      </w:r>
+      <w:r>
+        <w:rPr>
+          <w:rFonts w:ascii="Arial" w:hAnsi="Arial" w:cs="Arial"/>
+          <w:lang w:val="es-SV"/>
+        </w:rPr>
+        <w:t>elegir el documento que desee ver</w:t>
+      </w:r>
+    </w:p>
+    <w:p>
+      <w:pPr>
+        <w:rPr>
+          <w:rFonts w:ascii="Arial" w:hAnsi="Arial" w:cs="Arial"/>
+          <w:lang w:val="es-SV"/>
+        </w:rPr>
+      </w:pPr>
+      <w:r>
+        <w:rPr>
+          <w:rFonts w:ascii="Arial" w:hAnsi="Arial" w:cs="Arial"/>
+          <w:b/>
+          <w:lang w:val="es-SV"/>
+        </w:rPr>
+        <w:t xml:space="preserve">Y </w:t>
+      </w:r>
+      <w:r>
+        <w:rPr>
+          <w:rFonts w:ascii="Arial" w:hAnsi="Arial" w:cs="Arial"/>
+          <w:lang w:val="es-SV"/>
+        </w:rPr>
+        <w:t>elegir la versión que desee ver en el menú</w:t>
+      </w:r>
+    </w:p>
+    <w:p>
+      <w:pPr>
+        <w:rPr>
+          <w:rFonts w:ascii="Arial" w:hAnsi="Arial" w:cs="Arial"/>
+          <w:lang w:val="es-SV"/>
+        </w:rPr>
+      </w:pPr>
+      <w:r>
+        <w:rPr>
+          <w:rFonts w:ascii="Arial" w:hAnsi="Arial" w:cs="Arial"/>
+          <w:b/>
+          <w:lang w:val="es-SV"/>
+        </w:rPr>
+        <w:t xml:space="preserve">Y </w:t>
+      </w:r>
+      <w:r>
+        <w:rPr>
+          <w:rFonts w:ascii="Arial" w:hAnsi="Arial" w:cs="Arial"/>
+          <w:lang w:val="es-SV"/>
+        </w:rPr>
+        <w:t>apretar el botón de abrir archivo</w:t>
+      </w:r>
+    </w:p>
+    <w:p>
+      <w:pPr>
+        <w:rPr>
+          <w:rFonts w:ascii="Arial" w:hAnsi="Arial" w:cs="Arial"/>
+          <w:lang w:val="es-SV"/>
+        </w:rPr>
+      </w:pPr>
+    </w:p>
+    <w:p>
+      <w:pPr>
+        <w:rPr>
+          <w:rFonts w:ascii="Arial" w:hAnsi="Arial" w:cs="Arial"/>
+          <w:lang w:val="es-SV"/>
+        </w:rPr>
+      </w:pPr>
+      <w:r>
+        <w:rPr>
+          <w:rFonts w:ascii="Arial" w:hAnsi="Arial" w:cs="Arial"/>
+          <w:b/>
+          <w:lang w:val="es-SV"/>
+        </w:rPr>
+        <w:lastRenderedPageBreak/>
+        <w:t>Escenario 8</w:t>
+      </w:r>
+      <w:r>
+        <w:rPr>
+          <w:rFonts w:ascii="Arial" w:hAnsi="Arial" w:cs="Arial"/>
+          <w:lang w:val="es-SV"/>
+        </w:rPr>
+        <w:t>: Dejar un comentario</w:t>
+      </w:r>
+    </w:p>
+    <w:p>
+      <w:pPr>
+        <w:rPr>
+          <w:rFonts w:ascii="Arial" w:hAnsi="Arial" w:cs="Arial"/>
+          <w:lang w:val="es-SV"/>
+        </w:rPr>
+      </w:pPr>
+      <w:r>
+        <w:rPr>
+          <w:rFonts w:ascii="Arial" w:hAnsi="Arial" w:cs="Arial"/>
+          <w:b/>
+          <w:lang w:val="es-SV"/>
+        </w:rPr>
+        <w:t>Dado que</w:t>
+      </w:r>
+      <w:r>
+        <w:rPr>
+          <w:rFonts w:ascii="Arial" w:hAnsi="Arial" w:cs="Arial"/>
+          <w:lang w:val="es-SV"/>
+        </w:rPr>
+        <w:t xml:space="preserve"> el usuario desea dejar un comentario en un documento especifico</w:t>
+      </w:r>
+    </w:p>
+    <w:p>
+      <w:pPr>
+        <w:rPr>
+          <w:rFonts w:ascii="Arial" w:hAnsi="Arial" w:cs="Arial"/>
+          <w:lang w:val="es-SV"/>
+        </w:rPr>
+      </w:pPr>
+      <w:r>
+        <w:rPr>
+          <w:rFonts w:ascii="Arial" w:hAnsi="Arial" w:cs="Arial"/>
+          <w:b/>
+          <w:lang w:val="es-SV"/>
+        </w:rPr>
+        <w:t xml:space="preserve">Cuando </w:t>
+      </w:r>
+      <w:r>
+        <w:rPr>
+          <w:rFonts w:ascii="Arial" w:hAnsi="Arial" w:cs="Arial"/>
+          <w:lang w:val="es-SV"/>
+        </w:rPr>
+        <w:t>el usuario ya haya ingresado sesión</w:t>
+      </w:r>
+    </w:p>
+    <w:p>
+      <w:pPr>
+        <w:rPr>
+          <w:rFonts w:ascii="Arial" w:hAnsi="Arial" w:cs="Arial"/>
+          <w:lang w:val="es-SV"/>
+        </w:rPr>
+      </w:pPr>
+      <w:r>
+        <w:rPr>
+          <w:rFonts w:ascii="Arial" w:hAnsi="Arial" w:cs="Arial"/>
+          <w:b/>
+          <w:lang w:val="es-SV"/>
+        </w:rPr>
+        <w:t>Entonces</w:t>
+      </w:r>
+      <w:r>
+        <w:rPr>
+          <w:rFonts w:ascii="Arial" w:hAnsi="Arial" w:cs="Arial"/>
+          <w:lang w:val="es-SV"/>
+        </w:rPr>
+        <w:t xml:space="preserve"> el usuario deberá apretar el botón de ver documentos en el menú principal</w:t>
+      </w:r>
+    </w:p>
+    <w:p>
+      <w:pPr>
+        <w:rPr>
+          <w:rFonts w:ascii="Arial" w:hAnsi="Arial" w:cs="Arial"/>
+          <w:lang w:val="es-SV"/>
+        </w:rPr>
+      </w:pPr>
+      <w:r>
+        <w:rPr>
+          <w:rFonts w:ascii="Arial" w:hAnsi="Arial" w:cs="Arial"/>
+          <w:b/>
+          <w:lang w:val="es-SV"/>
+        </w:rPr>
+        <w:t xml:space="preserve">Y </w:t>
+      </w:r>
+      <w:r>
+        <w:rPr>
+          <w:rFonts w:ascii="Arial" w:hAnsi="Arial" w:cs="Arial"/>
+          <w:lang w:val="es-SV"/>
+        </w:rPr>
+        <w:t>elegir el documento que desee ver</w:t>
+      </w:r>
+    </w:p>
+    <w:p>
+      <w:pPr>
+        <w:rPr>
+          <w:rFonts w:ascii="Arial" w:hAnsi="Arial" w:cs="Arial"/>
+          <w:lang w:val="es-SV"/>
+        </w:rPr>
+      </w:pPr>
+      <w:r>
+        <w:rPr>
+          <w:rFonts w:ascii="Arial" w:hAnsi="Arial" w:cs="Arial"/>
+          <w:b/>
+          <w:lang w:val="es-SV"/>
+        </w:rPr>
+        <w:t xml:space="preserve">Y </w:t>
+      </w:r>
+      <w:r>
+        <w:rPr>
+          <w:rFonts w:ascii="Arial" w:hAnsi="Arial" w:cs="Arial"/>
+          <w:lang w:val="es-SV"/>
+        </w:rPr>
+        <w:t>elegir la versión que desee ver en el menú</w:t>
+      </w:r>
+    </w:p>
+    <w:p>
+      <w:pPr>
+        <w:rPr>
+          <w:rFonts w:ascii="Arial" w:hAnsi="Arial" w:cs="Arial"/>
+          <w:lang w:val="es-SV"/>
+        </w:rPr>
+      </w:pPr>
+      <w:r>
+        <w:rPr>
+          <w:rFonts w:ascii="Arial" w:hAnsi="Arial" w:cs="Arial"/>
+          <w:b/>
+          <w:lang w:val="es-SV"/>
+        </w:rPr>
+        <w:t xml:space="preserve">Y </w:t>
+      </w:r>
+      <w:r>
+        <w:rPr>
+          <w:rFonts w:ascii="Arial" w:hAnsi="Arial" w:cs="Arial"/>
+          <w:lang w:val="es-SV"/>
+        </w:rPr>
+        <w:t>apretar el botón detalle</w:t>
+      </w:r>
+    </w:p>
+    <w:p>
+      <w:pPr>
+        <w:rPr>
+          <w:rFonts w:ascii="Arial" w:hAnsi="Arial" w:cs="Arial"/>
+          <w:lang w:val="es-SV"/>
+        </w:rPr>
+      </w:pPr>
+      <w:r>
+        <w:rPr>
+          <w:rFonts w:ascii="Arial" w:hAnsi="Arial" w:cs="Arial"/>
+          <w:b/>
+          <w:lang w:val="es-SV"/>
+        </w:rPr>
+        <w:t xml:space="preserve">Y </w:t>
+      </w:r>
+      <w:r>
+        <w:rPr>
+          <w:rFonts w:ascii="Arial" w:hAnsi="Arial" w:cs="Arial"/>
+          <w:lang w:val="es-SV"/>
+        </w:rPr>
+        <w:t>escribir el comentario</w:t>
+      </w:r>
+    </w:p>
+    <w:p>
+      <w:pPr>
+        <w:rPr>
+          <w:rFonts w:ascii="Arial" w:hAnsi="Arial" w:cs="Arial"/>
+          <w:lang w:val="es-SV"/>
+        </w:rPr>
+      </w:pPr>
+      <w:r>
+        <w:rPr>
+          <w:rFonts w:ascii="Arial" w:hAnsi="Arial" w:cs="Arial"/>
+          <w:b/>
+          <w:lang w:val="es-SV"/>
+        </w:rPr>
+        <w:t>Y</w:t>
+      </w:r>
+      <w:r>
+        <w:rPr>
+          <w:rFonts w:ascii="Arial" w:hAnsi="Arial" w:cs="Arial"/>
+          <w:lang w:val="es-SV"/>
+        </w:rPr>
+        <w:t xml:space="preserve"> apretar el botón de agregar comentario</w:t>
+      </w:r>
+    </w:p>
+    <w:p>
+      <w:pPr>
+        <w:rPr>
+          <w:rFonts w:ascii="Arial" w:hAnsi="Arial" w:cs="Arial"/>
+          <w:lang w:val="es-SV"/>
+        </w:rPr>
+      </w:pPr>
+    </w:p>
+    <w:p>
+      <w:pPr>
+        <w:rPr>
+          <w:rFonts w:ascii="Arial" w:hAnsi="Arial" w:cs="Arial"/>
+          <w:lang w:val="es-SV"/>
+        </w:rPr>
+      </w:pPr>
+      <w:r>
+        <w:rPr>
+          <w:rFonts w:ascii="Arial" w:hAnsi="Arial" w:cs="Arial"/>
+          <w:b/>
+          <w:lang w:val="es-SV"/>
+        </w:rPr>
+        <w:t xml:space="preserve">Escenario </w:t>
+      </w:r>
+      <w:r>
+        <w:rPr>
+          <w:rFonts w:ascii="Arial" w:hAnsi="Arial" w:cs="Arial"/>
+          <w:b/>
+          <w:lang w:val="es-SV"/>
+        </w:rPr>
+        <w:t>9</w:t>
+      </w:r>
+      <w:r>
+        <w:rPr>
+          <w:rFonts w:ascii="Arial" w:hAnsi="Arial" w:cs="Arial"/>
+          <w:lang w:val="es-SV"/>
+        </w:rPr>
+        <w:t>: Leer los comentarios</w:t>
+      </w:r>
+    </w:p>
+    <w:p>
+      <w:pPr>
+        <w:rPr>
+          <w:rFonts w:ascii="Arial" w:hAnsi="Arial" w:cs="Arial"/>
+          <w:lang w:val="es-SV"/>
+        </w:rPr>
+      </w:pPr>
+      <w:r>
+        <w:rPr>
+          <w:rFonts w:ascii="Arial" w:hAnsi="Arial" w:cs="Arial"/>
+          <w:b/>
+          <w:lang w:val="es-SV"/>
+        </w:rPr>
+        <w:t>Dado que</w:t>
+      </w:r>
+      <w:r>
+        <w:rPr>
+          <w:rFonts w:ascii="Arial" w:hAnsi="Arial" w:cs="Arial"/>
+          <w:lang w:val="es-SV"/>
+        </w:rPr>
+        <w:t xml:space="preserve"> el usuario desea leer los comentarios en un documento especifico</w:t>
+      </w:r>
+    </w:p>
+    <w:p>
+      <w:pPr>
+        <w:rPr>
+          <w:rFonts w:ascii="Arial" w:hAnsi="Arial" w:cs="Arial"/>
+          <w:lang w:val="es-SV"/>
+        </w:rPr>
+      </w:pPr>
+      <w:r>
+        <w:rPr>
+          <w:rFonts w:ascii="Arial" w:hAnsi="Arial" w:cs="Arial"/>
+          <w:b/>
+          <w:lang w:val="es-SV"/>
+        </w:rPr>
+        <w:t xml:space="preserve">Cuando </w:t>
+      </w:r>
+      <w:r>
+        <w:rPr>
+          <w:rFonts w:ascii="Arial" w:hAnsi="Arial" w:cs="Arial"/>
+          <w:lang w:val="es-SV"/>
+        </w:rPr>
+        <w:t>el usuario ya haya ingresado sesión</w:t>
+      </w:r>
+    </w:p>
+    <w:p>
+      <w:pPr>
+        <w:rPr>
+          <w:rFonts w:ascii="Arial" w:hAnsi="Arial" w:cs="Arial"/>
+          <w:lang w:val="es-SV"/>
+        </w:rPr>
+      </w:pPr>
+      <w:r>
+        <w:rPr>
+          <w:rFonts w:ascii="Arial" w:hAnsi="Arial" w:cs="Arial"/>
+          <w:b/>
+          <w:lang w:val="es-SV"/>
+        </w:rPr>
+        <w:t>Entonces</w:t>
+      </w:r>
+      <w:r>
+        <w:rPr>
+          <w:rFonts w:ascii="Arial" w:hAnsi="Arial" w:cs="Arial"/>
+          <w:lang w:val="es-SV"/>
+        </w:rPr>
+        <w:t xml:space="preserve"> el usuario deberá apretar el botón de ver documentos en el menú principal</w:t>
+      </w:r>
+    </w:p>
+    <w:p>
+      <w:pPr>
+        <w:rPr>
+          <w:rFonts w:ascii="Arial" w:hAnsi="Arial" w:cs="Arial"/>
+          <w:lang w:val="es-SV"/>
+        </w:rPr>
+      </w:pPr>
+      <w:r>
+        <w:rPr>
+          <w:rFonts w:ascii="Arial" w:hAnsi="Arial" w:cs="Arial"/>
+          <w:b/>
+          <w:lang w:val="es-SV"/>
+        </w:rPr>
+        <w:t xml:space="preserve">Y </w:t>
+      </w:r>
+      <w:r>
+        <w:rPr>
+          <w:rFonts w:ascii="Arial" w:hAnsi="Arial" w:cs="Arial"/>
+          <w:lang w:val="es-SV"/>
+        </w:rPr>
+        <w:t>elegir el documento que desee ver</w:t>
+      </w:r>
+    </w:p>
+    <w:p>
+      <w:pPr>
+        <w:rPr>
+          <w:rFonts w:ascii="Arial" w:hAnsi="Arial" w:cs="Arial"/>
+          <w:lang w:val="es-SV"/>
+        </w:rPr>
+      </w:pPr>
+      <w:r>
+        <w:rPr>
+          <w:rFonts w:ascii="Arial" w:hAnsi="Arial" w:cs="Arial"/>
+          <w:b/>
+          <w:lang w:val="es-SV"/>
+        </w:rPr>
+        <w:t xml:space="preserve">Y </w:t>
+      </w:r>
+      <w:r>
+        <w:rPr>
+          <w:rFonts w:ascii="Arial" w:hAnsi="Arial" w:cs="Arial"/>
+          <w:lang w:val="es-SV"/>
+        </w:rPr>
+        <w:t>elegir la versión que desee ver en el menú</w:t>
+      </w:r>
+    </w:p>
+    <w:p>
+      <w:pPr>
+        <w:rPr>
+          <w:rFonts w:ascii="Arial" w:hAnsi="Arial" w:cs="Arial"/>
+          <w:lang w:val="es-SV"/>
+        </w:rPr>
+      </w:pPr>
+      <w:r>
+        <w:rPr>
+          <w:rFonts w:ascii="Arial" w:hAnsi="Arial" w:cs="Arial"/>
+          <w:b/>
+          <w:lang w:val="es-SV"/>
+        </w:rPr>
+        <w:t xml:space="preserve">Y </w:t>
+      </w:r>
+      <w:r>
+        <w:rPr>
+          <w:rFonts w:ascii="Arial" w:hAnsi="Arial" w:cs="Arial"/>
+          <w:lang w:val="es-SV"/>
+        </w:rPr>
+        <w:t>apretar el botón detalle</w:t>
+      </w:r>
+    </w:p>
+    <w:p>
+      <w:pPr>
+        <w:rPr>
+          <w:rFonts w:ascii="Arial" w:hAnsi="Arial" w:cs="Arial"/>
+          <w:lang w:val="es-SV"/>
+        </w:rPr>
+      </w:pPr>
+      <w:r>
+        <w:rPr>
+          <w:rFonts w:ascii="Arial" w:hAnsi="Arial" w:cs="Arial"/>
+          <w:b/>
+          <w:lang w:val="es-SV"/>
+        </w:rPr>
+        <w:t xml:space="preserve">Y </w:t>
+      </w:r>
+      <w:r>
+        <w:rPr>
+          <w:rFonts w:ascii="Arial" w:hAnsi="Arial" w:cs="Arial"/>
+          <w:lang w:val="es-SV"/>
+        </w:rPr>
+        <w:t>leer los comentarios disponibles en el documento</w:t>
+      </w:r>
+    </w:p>
+    <w:p>
+      <w:pPr>
+        <w:rPr>
+          <w:rFonts w:ascii="Arial" w:hAnsi="Arial" w:cs="Arial"/>
+          <w:lang w:val="es-SV"/>
+        </w:rPr>
+      </w:pPr>
+    </w:p>
+    <w:p>
+      <w:pPr>
+        <w:rPr>
+          <w:rFonts w:ascii="Arial" w:hAnsi="Arial" w:cs="Arial"/>
+          <w:lang w:val="es-SV"/>
+        </w:rPr>
+      </w:pPr>
+      <w:r>
+        <w:rPr>
+          <w:rFonts w:ascii="Arial" w:hAnsi="Arial" w:cs="Arial"/>
+          <w:b/>
+          <w:lang w:val="es-SV"/>
+        </w:rPr>
+        <w:t xml:space="preserve">Escenario </w:t>
+      </w:r>
+      <w:r>
+        <w:rPr>
+          <w:rFonts w:ascii="Arial" w:hAnsi="Arial" w:cs="Arial"/>
+          <w:b/>
+          <w:lang w:val="es-SV"/>
+        </w:rPr>
+        <w:t>10</w:t>
+      </w:r>
+      <w:r>
+        <w:rPr>
+          <w:rFonts w:ascii="Arial" w:hAnsi="Arial" w:cs="Arial"/>
+          <w:lang w:val="es-SV"/>
+        </w:rPr>
+        <w:t>: Revisar la bitácora de un documento</w:t>
+      </w:r>
+    </w:p>
+    <w:p>
+      <w:pPr>
+        <w:rPr>
+          <w:rFonts w:ascii="Arial" w:hAnsi="Arial" w:cs="Arial"/>
+          <w:lang w:val="es-SV"/>
+        </w:rPr>
+      </w:pPr>
+      <w:r>
+        <w:rPr>
+          <w:rFonts w:ascii="Arial" w:hAnsi="Arial" w:cs="Arial"/>
+          <w:b/>
+          <w:lang w:val="es-SV"/>
+        </w:rPr>
+        <w:t>Dado que</w:t>
+      </w:r>
+      <w:r>
+        <w:rPr>
+          <w:rFonts w:ascii="Arial" w:hAnsi="Arial" w:cs="Arial"/>
+          <w:lang w:val="es-SV"/>
+        </w:rPr>
+        <w:t xml:space="preserve"> el usuario desea ver la bitácora de un documento</w:t>
+      </w:r>
+    </w:p>
+    <w:p>
+      <w:pPr>
+        <w:rPr>
+          <w:rFonts w:ascii="Arial" w:hAnsi="Arial" w:cs="Arial"/>
+          <w:lang w:val="es-SV"/>
+        </w:rPr>
+      </w:pPr>
+      <w:r>
+        <w:rPr>
+          <w:rFonts w:ascii="Arial" w:hAnsi="Arial" w:cs="Arial"/>
+          <w:b/>
+          <w:lang w:val="es-SV"/>
+        </w:rPr>
+        <w:t xml:space="preserve">Cuando </w:t>
+      </w:r>
+      <w:r>
+        <w:rPr>
+          <w:rFonts w:ascii="Arial" w:hAnsi="Arial" w:cs="Arial"/>
+          <w:lang w:val="es-SV"/>
+        </w:rPr>
+        <w:t>el usuario ya haya ingresado sesión</w:t>
+      </w:r>
+    </w:p>
+    <w:p>
+      <w:pPr>
+        <w:rPr>
+          <w:rFonts w:ascii="Arial" w:hAnsi="Arial" w:cs="Arial"/>
+          <w:lang w:val="es-SV"/>
+        </w:rPr>
+      </w:pPr>
+      <w:r>
+        <w:rPr>
+          <w:rFonts w:ascii="Arial" w:hAnsi="Arial" w:cs="Arial"/>
+          <w:b/>
+          <w:lang w:val="es-SV"/>
+        </w:rPr>
+        <w:t>Entonces</w:t>
+      </w:r>
+      <w:r>
+        <w:rPr>
+          <w:rFonts w:ascii="Arial" w:hAnsi="Arial" w:cs="Arial"/>
+          <w:lang w:val="es-SV"/>
+        </w:rPr>
+        <w:t xml:space="preserve"> el usuario deberá apretar el botón de ver documentos en el menú principal</w:t>
+      </w:r>
+    </w:p>
+    <w:p>
+      <w:pPr>
+        <w:rPr>
+          <w:rFonts w:ascii="Arial" w:hAnsi="Arial" w:cs="Arial"/>
+          <w:lang w:val="es-SV"/>
+        </w:rPr>
+      </w:pPr>
+      <w:r>
+        <w:rPr>
+          <w:rFonts w:ascii="Arial" w:hAnsi="Arial" w:cs="Arial"/>
+          <w:b/>
+          <w:lang w:val="es-SV"/>
+        </w:rPr>
+        <w:t xml:space="preserve">Y </w:t>
+      </w:r>
+      <w:r>
+        <w:rPr>
+          <w:rFonts w:ascii="Arial" w:hAnsi="Arial" w:cs="Arial"/>
+          <w:lang w:val="es-SV"/>
+        </w:rPr>
+        <w:t>elegir el documento que desee ver</w:t>
+      </w:r>
+    </w:p>
+    <w:p>
+      <w:pPr>
+        <w:rPr>
+          <w:rFonts w:ascii="Arial" w:hAnsi="Arial" w:cs="Arial"/>
+          <w:lang w:val="es-SV"/>
+        </w:rPr>
+      </w:pPr>
+      <w:r>
+        <w:rPr>
+          <w:rFonts w:ascii="Arial" w:hAnsi="Arial" w:cs="Arial"/>
+          <w:b/>
+          <w:lang w:val="es-SV"/>
+        </w:rPr>
+        <w:t xml:space="preserve">Y </w:t>
+      </w:r>
+      <w:r>
+        <w:rPr>
+          <w:rFonts w:ascii="Arial" w:hAnsi="Arial" w:cs="Arial"/>
+          <w:lang w:val="es-SV"/>
+        </w:rPr>
+        <w:t>elegir la versión que desee ver en el menú</w:t>
+      </w:r>
+    </w:p>
+    <w:p>
+      <w:pPr>
+        <w:rPr>
+          <w:rFonts w:ascii="Arial" w:hAnsi="Arial" w:cs="Arial"/>
+          <w:lang w:val="es-SV"/>
+        </w:rPr>
+      </w:pPr>
+      <w:r>
+        <w:rPr>
+          <w:rFonts w:ascii="Arial" w:hAnsi="Arial" w:cs="Arial"/>
+          <w:b/>
+          <w:lang w:val="es-SV"/>
+        </w:rPr>
+        <w:t xml:space="preserve">Y </w:t>
+      </w:r>
+      <w:r>
+        <w:rPr>
+          <w:rFonts w:ascii="Arial" w:hAnsi="Arial" w:cs="Arial"/>
+          <w:lang w:val="es-SV"/>
+        </w:rPr>
+        <w:t>revisar la información de revisado por y fecha revisión</w:t>
+      </w:r>
+    </w:p>
+    <w:p>
+      <w:pPr>
+        <w:rPr>
+          <w:rFonts w:ascii="Arial" w:hAnsi="Arial" w:cs="Arial"/>
+          <w:lang w:val="es-SV"/>
+        </w:rPr>
+      </w:pPr>
+    </w:p>
+    <w:p>
+      <w:pPr>
+        <w:rPr>
+          <w:rFonts w:ascii="Arial" w:hAnsi="Arial" w:cs="Arial"/>
+          <w:lang w:val="es-SV"/>
+        </w:rPr>
+      </w:pPr>
+    </w:p>
+    <w:p>
+      <w:pPr>
+        <w:rPr>
+          <w:rFonts w:ascii="Arial" w:hAnsi="Arial" w:cs="Arial"/>
+          <w:lang w:val="es-SV"/>
+        </w:rPr>
+      </w:pPr>
+    </w:p>
+    <w:p>
+      <w:pPr>
+        <w:pStyle w:val="Ttulo1"/>
+        <w:spacing w:line="360" w:lineRule="auto"/>
         <w:rPr>
           <w:rFonts w:ascii="Arial" w:hAnsi="Arial" w:cs="Arial"/>
           <w:b/>
@@ -4303,10 +6245,21 @@
           <w:szCs w:val="24"/>
           <w:lang w:val="es-SV"/>
         </w:rPr>
-        <w:t>Github</w:t>
-      </w:r>
-      <w:bookmarkEnd w:id="5"/>
-      <w:proofErr w:type="spellEnd"/>
+      </w:pPr>
+      <w:bookmarkStart w:id="6" w:name="_Toc230105206"/>
+      <w:r>
+        <w:rPr>
+          <w:rFonts w:ascii="Arial" w:hAnsi="Arial" w:cs="Arial"/>
+          <w:b/>
+          <w:bCs/>
+          <w:color w:val="auto"/>
+          <w:sz w:val="24"/>
+          <w:szCs w:val="24"/>
+          <w:lang w:val="es-SV"/>
+        </w:rPr>
+        <w:t>Repositorio de Github</w:t>
+      </w:r>
+      <w:bookmarkEnd w:id="6"/>
     </w:p>
     <w:p>
       <w:pPr>
@@ -4447,7 +6400,7 @@
 </file>
 
 <file path=word/endnotes.xml><?xml version="1.0" encoding="utf-8"?>
-<w:endnotes xmlns:wpc="http://schemas.microsoft.com/office/word/2010/wordprocessingCanvas" xmlns:cx="http://schemas.microsoft.com/office/drawing/2014/chartex" xmlns:mc="http://schemas.openxmlformats.org/markup-compatibility/2006" xmlns:o="urn:schemas-microsoft-com:office:office" xmlns:r="http://schemas.openxmlformats.org/officeDocument/2006/relationships" xmlns:m="http://schemas.openxmlformats.org/officeDocument/2006/math" xmlns:v="urn:schemas-microsoft-com:vml" xmlns:wp14="http://schemas.microsoft.com/office/word/2010/wordprocessingDrawing" xmlns:wp="http://schemas.openxmlformats.org/drawingml/2006/wordprocessingDrawing" xmlns:w10="urn:schemas-microsoft-com:office:word" xmlns:w="http://schemas.openxmlformats.org/wordprocessingml/2006/main" xmlns:w14="http://schemas.microsoft.com/office/word/2010/wordml" xmlns:w15="http://schemas.microsoft.com/office/word/2012/wordml" xmlns:w16se="http://schemas.microsoft.com/office/word/2015/wordml/symex" xmlns:wpg="http://schemas.microsoft.com/office/word/2010/wordprocessingGroup" xmlns:wpi="http://schemas.microsoft.com/office/word/2010/wordprocessingInk" xmlns:wne="http://schemas.microsoft.com/office/word/2006/wordml" xmlns:wps="http://schemas.microsoft.com/office/word/2010/wordprocessingShape" mc:Ignorable="w14 w15 w16se wp14">
+<w:endnotes xmlns:wpc="http://schemas.microsoft.com/office/word/2010/wordprocessingCanvas" xmlns:cx="http://schemas.microsoft.com/office/drawing/2014/chartex" xmlns:cx1="http://schemas.microsoft.com/office/drawing/2015/9/8/chartex" xmlns:cx2="http://schemas.microsoft.com/office/drawing/2015/10/21/chartex" xmlns:cx3="http://schemas.microsoft.com/office/drawing/2016/5/9/chartex" xmlns:cx4="http://schemas.microsoft.com/office/drawing/2016/5/10/chartex" xmlns:cx5="http://schemas.microsoft.com/office/drawing/2016/5/11/chartex" xmlns:cx6="http://schemas.microsoft.com/office/drawing/2016/5/12/chartex" xmlns:cx7="http://schemas.microsoft.com/office/drawing/2016/5/13/chartex" xmlns:cx8="http://schemas.microsoft.com/office/drawing/2016/5/14/chartex" xmlns:mc="http://schemas.openxmlformats.org/markup-compatibility/2006" xmlns:aink="http://schemas.microsoft.com/office/drawing/2016/ink" xmlns:am3d="http://schemas.microsoft.com/office/drawing/2017/model3d" xmlns:o="urn:schemas-microsoft-com:office:office" xmlns:oel="http://schemas.microsoft.com/office/2019/extlst" xmlns:r="http://schemas.openxmlformats.org/officeDocument/2006/relationships" xmlns:m="http://schemas.openxmlformats.org/officeDocument/2006/math" xmlns:v="urn:schemas-microsoft-com:vml" xmlns:wp14="http://schemas.microsoft.com/office/word/2010/wordprocessingDrawing" xmlns:wp="http://schemas.openxmlformats.org/drawingml/2006/wordprocessingDrawing" xmlns:w10="urn:schemas-microsoft-com:office:word" xmlns:w="http://schemas.openxmlformats.org/wordprocessingml/2006/main" xmlns:w14="http://schemas.microsoft.com/office/word/2010/wordml" xmlns:w15="http://schemas.microsoft.com/office/word/2012/wordml" xmlns:w16cex="http://schemas.microsoft.com/office/word/2018/wordml/cex" xmlns:w16cid="http://schemas.microsoft.com/office/word/2016/wordml/cid" xmlns:w16="http://schemas.microsoft.com/office/word/2018/wordml" xmlns:w16du="http://schemas.microsoft.com/office/word/2023/wordml/word16du" xmlns:w16sdtdh="http://schemas.microsoft.com/office/word/2020/wordml/sdtdatahash" xmlns:w16sdtfl="http://schemas.microsoft.com/office/word/2024/wordml/sdtformatlock" xmlns:w16se="http://schemas.microsoft.com/office/word/2015/wordml/symex" xmlns:wpg="http://schemas.microsoft.com/office/word/2010/wordprocessingGroup" xmlns:wpi="http://schemas.microsoft.com/office/word/2010/wordprocessingInk" xmlns:wne="http://schemas.microsoft.com/office/word/2006/wordml" xmlns:wps="http://schemas.microsoft.com/office/word/2010/wordprocessingShape" mc:Ignorable="w14 w15 w16se w16cid w16 w16cex w16sdtdh w16sdtfl w16du wp14">
   <w:endnote w:type="separator" w:id="-1">
     <w:p>
       <w:pPr>
@@ -4472,7 +6425,7 @@
 </file>
 
 <file path=word/footnotes.xml><?xml version="1.0" encoding="utf-8"?>
-<w:footnotes xmlns:wpc="http://schemas.microsoft.com/office/word/2010/wordprocessingCanvas" xmlns:cx="http://schemas.microsoft.com/office/drawing/2014/chartex" xmlns:mc="http://schemas.openxmlformats.org/markup-compatibility/2006" xmlns:o="urn:schemas-microsoft-com:office:office" xmlns:r="http://schemas.openxmlformats.org/officeDocument/2006/relationships" xmlns:m="http://schemas.openxmlformats.org/officeDocument/2006/math" xmlns:v="urn:schemas-microsoft-com:vml" xmlns:wp14="http://schemas.microsoft.com/office/word/2010/wordprocessingDrawing" xmlns:wp="http://schemas.openxmlformats.org/drawingml/2006/wordprocessingDrawing" xmlns:w10="urn:schemas-microsoft-com:office:word" xmlns:w="http://schemas.openxmlformats.org/wordprocessingml/2006/main" xmlns:w14="http://schemas.microsoft.com/office/word/2010/wordml" xmlns:w15="http://schemas.microsoft.com/office/word/2012/wordml" xmlns:w16se="http://schemas.microsoft.com/office/word/2015/wordml/symex" xmlns:wpg="http://schemas.microsoft.com/office/word/2010/wordprocessingGroup" xmlns:wpi="http://schemas.microsoft.com/office/word/2010/wordprocessingInk" xmlns:wne="http://schemas.microsoft.com/office/word/2006/wordml" xmlns:wps="http://schemas.microsoft.com/office/word/2010/wordprocessingShape" mc:Ignorable="w14 w15 w16se wp14">
+<w:footnotes xmlns:wpc="http://schemas.microsoft.com/office/word/2010/wordprocessingCanvas" xmlns:cx="http://schemas.microsoft.com/office/drawing/2014/chartex" xmlns:cx1="http://schemas.microsoft.com/office/drawing/2015/9/8/chartex" xmlns:cx2="http://schemas.microsoft.com/office/drawing/2015/10/21/chartex" xmlns:cx3="http://schemas.microsoft.com/office/drawing/2016/5/9/chartex" xmlns:cx4="http://schemas.microsoft.com/office/drawing/2016/5/10/chartex" xmlns:cx5="http://schemas.microsoft.com/office/drawing/2016/5/11/chartex" xmlns:cx6="http://schemas.microsoft.com/office/drawing/2016/5/12/chartex" xmlns:cx7="http://schemas.microsoft.com/office/drawing/2016/5/13/chartex" xmlns:cx8="http://schemas.microsoft.com/office/drawing/2016/5/14/chartex" xmlns:mc="http://schemas.openxmlformats.org/markup-compatibility/2006" xmlns:aink="http://schemas.microsoft.com/office/drawing/2016/ink" xmlns:am3d="http://schemas.microsoft.com/office/drawing/2017/model3d" xmlns:o="urn:schemas-microsoft-com:office:office" xmlns:oel="http://schemas.microsoft.com/office/2019/extlst" xmlns:r="http://schemas.openxmlformats.org/officeDocument/2006/relationships" xmlns:m="http://schemas.openxmlformats.org/officeDocument/2006/math" xmlns:v="urn:schemas-microsoft-com:vml" xmlns:wp14="http://schemas.microsoft.com/office/word/2010/wordprocessingDrawing" xmlns:wp="http://schemas.openxmlformats.org/drawingml/2006/wordprocessingDrawing" xmlns:w10="urn:schemas-microsoft-com:office:word" xmlns:w="http://schemas.openxmlformats.org/wordprocessingml/2006/main" xmlns:w14="http://schemas.microsoft.com/office/word/2010/wordml" xmlns:w15="http://schemas.microsoft.com/office/word/2012/wordml" xmlns:w16cex="http://schemas.microsoft.com/office/word/2018/wordml/cex" xmlns:w16cid="http://schemas.microsoft.com/office/word/2016/wordml/cid" xmlns:w16="http://schemas.microsoft.com/office/word/2018/wordml" xmlns:w16du="http://schemas.microsoft.com/office/word/2023/wordml/word16du" xmlns:w16sdtdh="http://schemas.microsoft.com/office/word/2020/wordml/sdtdatahash" xmlns:w16sdtfl="http://schemas.microsoft.com/office/word/2024/wordml/sdtformatlock" xmlns:w16se="http://schemas.microsoft.com/office/word/2015/wordml/symex" xmlns:wpg="http://schemas.microsoft.com/office/word/2010/wordprocessingGroup" xmlns:wpi="http://schemas.microsoft.com/office/word/2010/wordprocessingInk" xmlns:wne="http://schemas.microsoft.com/office/word/2006/wordml" xmlns:wps="http://schemas.microsoft.com/office/word/2010/wordprocessingShape" mc:Ignorable="w14 w15 w16se w16cid w16 w16cex w16sdtdh w16sdtfl w16du wp14">
   <w:footnote w:type="separator" w:id="-1">
     <w:p>
       <w:pPr>
@@ -4497,7 +6450,7 @@
 </file>
 
 <file path=word/header1.xml><?xml version="1.0" encoding="utf-8"?>
-<w:hdr xmlns:wpc="http://schemas.microsoft.com/office/word/2010/wordprocessingCanvas" xmlns:cx="http://schemas.microsoft.com/office/drawing/2014/chartex" xmlns:mc="http://schemas.openxmlformats.org/markup-compatibility/2006" xmlns:o="urn:schemas-microsoft-com:office:office" xmlns:r="http://schemas.openxmlformats.org/officeDocument/2006/relationships" xmlns:m="http://schemas.openxmlformats.org/officeDocument/2006/math" xmlns:v="urn:schemas-microsoft-com:vml" xmlns:wp14="http://schemas.microsoft.com/office/word/2010/wordprocessingDrawing" xmlns:wp="http://schemas.openxmlformats.org/drawingml/2006/wordprocessingDrawing" xmlns:w10="urn:schemas-microsoft-com:office:word" xmlns:w="http://schemas.openxmlformats.org/wordprocessingml/2006/main" xmlns:w14="http://schemas.microsoft.com/office/word/2010/wordml" xmlns:w15="http://schemas.microsoft.com/office/word/2012/wordml" xmlns:w16se="http://schemas.microsoft.com/office/word/2015/wordml/symex" xmlns:wpg="http://schemas.microsoft.com/office/word/2010/wordprocessingGroup" xmlns:wpi="http://schemas.microsoft.com/office/word/2010/wordprocessingInk" xmlns:wne="http://schemas.microsoft.com/office/word/2006/wordml" xmlns:wps="http://schemas.microsoft.com/office/word/2010/wordprocessingShape" mc:Ignorable="w14 w15 w16se wp14">
+<w:hdr xmlns:wpc="http://schemas.microsoft.com/office/word/2010/wordprocessingCanvas" xmlns:cx="http://schemas.microsoft.com/office/drawing/2014/chartex" xmlns:cx1="http://schemas.microsoft.com/office/drawing/2015/9/8/chartex" xmlns:cx2="http://schemas.microsoft.com/office/drawing/2015/10/21/chartex" xmlns:cx3="http://schemas.microsoft.com/office/drawing/2016/5/9/chartex" xmlns:cx4="http://schemas.microsoft.com/office/drawing/2016/5/10/chartex" xmlns:cx5="http://schemas.microsoft.com/office/drawing/2016/5/11/chartex" xmlns:cx6="http://schemas.microsoft.com/office/drawing/2016/5/12/chartex" xmlns:cx7="http://schemas.microsoft.com/office/drawing/2016/5/13/chartex" xmlns:cx8="http://schemas.microsoft.com/office/drawing/2016/5/14/chartex" xmlns:mc="http://schemas.openxmlformats.org/markup-compatibility/2006" xmlns:aink="http://schemas.microsoft.com/office/drawing/2016/ink" xmlns:am3d="http://schemas.microsoft.com/office/drawing/2017/model3d" xmlns:o="urn:schemas-microsoft-com:office:office" xmlns:oel="http://schemas.microsoft.com/office/2019/extlst" xmlns:r="http://schemas.openxmlformats.org/officeDocument/2006/relationships" xmlns:m="http://schemas.openxmlformats.org/officeDocument/2006/math" xmlns:v="urn:schemas-microsoft-com:vml" xmlns:wp14="http://schemas.microsoft.com/office/word/2010/wordprocessingDrawing" xmlns:wp="http://schemas.openxmlformats.org/drawingml/2006/wordprocessingDrawing" xmlns:w10="urn:schemas-microsoft-com:office:word" xmlns:w="http://schemas.openxmlformats.org/wordprocessingml/2006/main" xmlns:w14="http://schemas.microsoft.com/office/word/2010/wordml" xmlns:w15="http://schemas.microsoft.com/office/word/2012/wordml" xmlns:w16cex="http://schemas.microsoft.com/office/word/2018/wordml/cex" xmlns:w16cid="http://schemas.microsoft.com/office/word/2016/wordml/cid" xmlns:w16="http://schemas.microsoft.com/office/word/2018/wordml" xmlns:w16du="http://schemas.microsoft.com/office/word/2023/wordml/word16du" xmlns:w16sdtdh="http://schemas.microsoft.com/office/word/2020/wordml/sdtdatahash" xmlns:w16sdtfl="http://schemas.microsoft.com/office/word/2024/wordml/sdtformatlock" xmlns:w16se="http://schemas.microsoft.com/office/word/2015/wordml/symex" xmlns:wpg="http://schemas.microsoft.com/office/word/2010/wordprocessingGroup" xmlns:wpi="http://schemas.microsoft.com/office/word/2010/wordprocessingInk" xmlns:wne="http://schemas.microsoft.com/office/word/2006/wordml" xmlns:wps="http://schemas.microsoft.com/office/word/2010/wordprocessingShape" mc:Ignorable="w14 w15 w16se w16cid w16 w16cex w16sdtdh w16sdtfl w16du wp14">
   <w:p>
     <w:pPr>
       <w:pStyle w:val="Encabezado"/>
@@ -4513,7 +6466,7 @@
 </file>
 
 <file path=word/header2.xml><?xml version="1.0" encoding="utf-8"?>
-<w:hdr xmlns:wpc="http://schemas.microsoft.com/office/word/2010/wordprocessingCanvas" xmlns:cx="http://schemas.microsoft.com/office/drawing/2014/chartex" xmlns:mc="http://schemas.openxmlformats.org/markup-compatibility/2006" xmlns:o="urn:schemas-microsoft-com:office:office" xmlns:r="http://schemas.openxmlformats.org/officeDocument/2006/relationships" xmlns:m="http://schemas.openxmlformats.org/officeDocument/2006/math" xmlns:v="urn:schemas-microsoft-com:vml" xmlns:wp14="http://schemas.microsoft.com/office/word/2010/wordprocessingDrawing" xmlns:wp="http://schemas.openxmlformats.org/drawingml/2006/wordprocessingDrawing" xmlns:w10="urn:schemas-microsoft-com:office:word" xmlns:w="http://schemas.openxmlformats.org/wordprocessingml/2006/main" xmlns:w14="http://schemas.microsoft.com/office/word/2010/wordml" xmlns:w15="http://schemas.microsoft.com/office/word/2012/wordml" xmlns:w16se="http://schemas.microsoft.com/office/word/2015/wordml/symex" xmlns:wpg="http://schemas.microsoft.com/office/word/2010/wordprocessingGroup" xmlns:wpi="http://schemas.microsoft.com/office/word/2010/wordprocessingInk" xmlns:wne="http://schemas.microsoft.com/office/word/2006/wordml" xmlns:wps="http://schemas.microsoft.com/office/word/2010/wordprocessingShape" mc:Ignorable="w14 w15 w16se wp14">
+<w:hdr xmlns:wpc="http://schemas.microsoft.com/office/word/2010/wordprocessingCanvas" xmlns:cx="http://schemas.microsoft.com/office/drawing/2014/chartex" xmlns:cx1="http://schemas.microsoft.com/office/drawing/2015/9/8/chartex" xmlns:cx2="http://schemas.microsoft.com/office/drawing/2015/10/21/chartex" xmlns:cx3="http://schemas.microsoft.com/office/drawing/2016/5/9/chartex" xmlns:cx4="http://schemas.microsoft.com/office/drawing/2016/5/10/chartex" xmlns:cx5="http://schemas.microsoft.com/office/drawing/2016/5/11/chartex" xmlns:cx6="http://schemas.microsoft.com/office/drawing/2016/5/12/chartex" xmlns:cx7="http://schemas.microsoft.com/office/drawing/2016/5/13/chartex" xmlns:cx8="http://schemas.microsoft.com/office/drawing/2016/5/14/chartex" xmlns:mc="http://schemas.openxmlformats.org/markup-compatibility/2006" xmlns:aink="http://schemas.microsoft.com/office/drawing/2016/ink" xmlns:am3d="http://schemas.microsoft.com/office/drawing/2017/model3d" xmlns:o="urn:schemas-microsoft-com:office:office" xmlns:oel="http://schemas.microsoft.com/office/2019/extlst" xmlns:r="http://schemas.openxmlformats.org/officeDocument/2006/relationships" xmlns:m="http://schemas.openxmlformats.org/officeDocument/2006/math" xmlns:v="urn:schemas-microsoft-com:vml" xmlns:wp14="http://schemas.microsoft.com/office/word/2010/wordprocessingDrawing" xmlns:wp="http://schemas.openxmlformats.org/drawingml/2006/wordprocessingDrawing" xmlns:w10="urn:schemas-microsoft-com:office:word" xmlns:w="http://schemas.openxmlformats.org/wordprocessingml/2006/main" xmlns:w14="http://schemas.microsoft.com/office/word/2010/wordml" xmlns:w15="http://schemas.microsoft.com/office/word/2012/wordml" xmlns:w16cex="http://schemas.microsoft.com/office/word/2018/wordml/cex" xmlns:w16cid="http://schemas.microsoft.com/office/word/2016/wordml/cid" xmlns:w16="http://schemas.microsoft.com/office/word/2018/wordml" xmlns:w16du="http://schemas.microsoft.com/office/word/2023/wordml/word16du" xmlns:w16sdtdh="http://schemas.microsoft.com/office/word/2020/wordml/sdtdatahash" xmlns:w16sdtfl="http://schemas.microsoft.com/office/word/2024/wordml/sdtformatlock" xmlns:w16se="http://schemas.microsoft.com/office/word/2015/wordml/symex" xmlns:wpg="http://schemas.microsoft.com/office/word/2010/wordprocessingGroup" xmlns:wpi="http://schemas.microsoft.com/office/word/2010/wordprocessingInk" xmlns:wne="http://schemas.microsoft.com/office/word/2006/wordml" xmlns:wps="http://schemas.microsoft.com/office/word/2010/wordprocessingShape" mc:Ignorable="w14 w15 w16se w16cid w16 w16cex w16sdtdh w16sdtfl w16du wp14">
   <w:sdt>
     <w:sdtPr>
       <w:id w:val="-177585462"/>
@@ -4560,7 +6513,7 @@
 </file>
 
 <file path=word/header3.xml><?xml version="1.0" encoding="utf-8"?>
-<w:hdr xmlns:wpc="http://schemas.microsoft.com/office/word/2010/wordprocessingCanvas" xmlns:cx="http://schemas.microsoft.com/office/drawing/2014/chartex" xmlns:mc="http://schemas.openxmlformats.org/markup-compatibility/2006" xmlns:o="urn:schemas-microsoft-com:office:office" xmlns:r="http://schemas.openxmlformats.org/officeDocument/2006/relationships" xmlns:m="http://schemas.openxmlformats.org/officeDocument/2006/math" xmlns:v="urn:schemas-microsoft-com:vml" xmlns:wp14="http://schemas.microsoft.com/office/word/2010/wordprocessingDrawing" xmlns:wp="http://schemas.openxmlformats.org/drawingml/2006/wordprocessingDrawing" xmlns:w10="urn:schemas-microsoft-com:office:word" xmlns:w="http://schemas.openxmlformats.org/wordprocessingml/2006/main" xmlns:w14="http://schemas.microsoft.com/office/word/2010/wordml" xmlns:w15="http://schemas.microsoft.com/office/word/2012/wordml" xmlns:w16se="http://schemas.microsoft.com/office/word/2015/wordml/symex" xmlns:wpg="http://schemas.microsoft.com/office/word/2010/wordprocessingGroup" xmlns:wpi="http://schemas.microsoft.com/office/word/2010/wordprocessingInk" xmlns:wne="http://schemas.microsoft.com/office/word/2006/wordml" xmlns:wps="http://schemas.microsoft.com/office/word/2010/wordprocessingShape" mc:Ignorable="w14 w15 w16se wp14">
+<w:hdr xmlns:wpc="http://schemas.microsoft.com/office/word/2010/wordprocessingCanvas" xmlns:cx="http://schemas.microsoft.com/office/drawing/2014/chartex" xmlns:cx1="http://schemas.microsoft.com/office/drawing/2015/9/8/chartex" xmlns:cx2="http://schemas.microsoft.com/office/drawing/2015/10/21/chartex" xmlns:cx3="http://schemas.microsoft.com/office/drawing/2016/5/9/chartex" xmlns:cx4="http://schemas.microsoft.com/office/drawing/2016/5/10/chartex" xmlns:cx5="http://schemas.microsoft.com/office/drawing/2016/5/11/chartex" xmlns:cx6="http://schemas.microsoft.com/office/drawing/2016/5/12/chartex" xmlns:cx7="http://schemas.microsoft.com/office/drawing/2016/5/13/chartex" xmlns:cx8="http://schemas.microsoft.com/office/drawing/2016/5/14/chartex" xmlns:mc="http://schemas.openxmlformats.org/markup-compatibility/2006" xmlns:aink="http://schemas.microsoft.com/office/drawing/2016/ink" xmlns:am3d="http://schemas.microsoft.com/office/drawing/2017/model3d" xmlns:o="urn:schemas-microsoft-com:office:office" xmlns:oel="http://schemas.microsoft.com/office/2019/extlst" xmlns:r="http://schemas.openxmlformats.org/officeDocument/2006/relationships" xmlns:m="http://schemas.openxmlformats.org/officeDocument/2006/math" xmlns:v="urn:schemas-microsoft-com:vml" xmlns:wp14="http://schemas.microsoft.com/office/word/2010/wordprocessingDrawing" xmlns:wp="http://schemas.openxmlformats.org/drawingml/2006/wordprocessingDrawing" xmlns:w10="urn:schemas-microsoft-com:office:word" xmlns:w="http://schemas.openxmlformats.org/wordprocessingml/2006/main" xmlns:w14="http://schemas.microsoft.com/office/word/2010/wordml" xmlns:w15="http://schemas.microsoft.com/office/word/2012/wordml" xmlns:w16cex="http://schemas.microsoft.com/office/word/2018/wordml/cex" xmlns:w16cid="http://schemas.microsoft.com/office/word/2016/wordml/cid" xmlns:w16="http://schemas.microsoft.com/office/word/2018/wordml" xmlns:w16du="http://schemas.microsoft.com/office/word/2023/wordml/word16du" xmlns:w16sdtdh="http://schemas.microsoft.com/office/word/2020/wordml/sdtdatahash" xmlns:w16sdtfl="http://schemas.microsoft.com/office/word/2024/wordml/sdtformatlock" xmlns:w16se="http://schemas.microsoft.com/office/word/2015/wordml/symex" xmlns:wpg="http://schemas.microsoft.com/office/word/2010/wordprocessingGroup" xmlns:wpi="http://schemas.microsoft.com/office/word/2010/wordprocessingInk" xmlns:wne="http://schemas.microsoft.com/office/word/2006/wordml" xmlns:wps="http://schemas.microsoft.com/office/word/2010/wordprocessingShape" mc:Ignorable="w14 w15 w16se w16cid w16 w16cex w16sdtdh w16sdtfl w16du wp14">
   <w:sdt>
     <w:sdtPr>
       <w:id w:val="-463732548"/>
@@ -4607,7 +6560,7 @@
 </file>
 
 <file path=word/numbering.xml><?xml version="1.0" encoding="utf-8"?>
-<w:numbering xmlns:wpc="http://schemas.microsoft.com/office/word/2010/wordprocessingCanvas" xmlns:cx="http://schemas.microsoft.com/office/drawing/2014/chartex" xmlns:mc="http://schemas.openxmlformats.org/markup-compatibility/2006" xmlns:o="urn:schemas-microsoft-com:office:office" xmlns:r="http://schemas.openxmlformats.org/officeDocument/2006/relationships" xmlns:m="http://schemas.openxmlformats.org/officeDocument/2006/math" xmlns:v="urn:schemas-microsoft-com:vml" xmlns:wp14="http://schemas.microsoft.com/office/word/2010/wordprocessingDrawing" xmlns:wp="http://schemas.openxmlformats.org/drawingml/2006/wordprocessingDrawing" xmlns:w10="urn:schemas-microsoft-com:office:word" xmlns:w="http://schemas.openxmlformats.org/wordprocessingml/2006/main" xmlns:w14="http://schemas.microsoft.com/office/word/2010/wordml" xmlns:w15="http://schemas.microsoft.com/office/word/2012/wordml" xmlns:w16se="http://schemas.microsoft.com/office/word/2015/wordml/symex" xmlns:wpg="http://schemas.microsoft.com/office/word/2010/wordprocessingGroup" xmlns:wpi="http://schemas.microsoft.com/office/word/2010/wordprocessingInk" xmlns:wne="http://schemas.microsoft.com/office/word/2006/wordml" xmlns:wps="http://schemas.microsoft.com/office/word/2010/wordprocessingShape" mc:Ignorable="w14 w15 w16se wp14">
+<w:numbering xmlns:wpc="http://schemas.microsoft.com/office/word/2010/wordprocessingCanvas" xmlns:cx="http://schemas.microsoft.com/office/drawing/2014/chartex" xmlns:cx1="http://schemas.microsoft.com/office/drawing/2015/9/8/chartex" xmlns:cx2="http://schemas.microsoft.com/office/drawing/2015/10/21/chartex" xmlns:cx3="http://schemas.microsoft.com/office/drawing/2016/5/9/chartex" xmlns:cx4="http://schemas.microsoft.com/office/drawing/2016/5/10/chartex" xmlns:cx5="http://schemas.microsoft.com/office/drawing/2016/5/11/chartex" xmlns:cx6="http://schemas.microsoft.com/office/drawing/2016/5/12/chartex" xmlns:cx7="http://schemas.microsoft.com/office/drawing/2016/5/13/chartex" xmlns:cx8="http://schemas.microsoft.com/office/drawing/2016/5/14/chartex" xmlns:mc="http://schemas.openxmlformats.org/markup-compatibility/2006" xmlns:aink="http://schemas.microsoft.com/office/drawing/2016/ink" xmlns:am3d="http://schemas.microsoft.com/office/drawing/2017/model3d" xmlns:o="urn:schemas-microsoft-com:office:office" xmlns:oel="http://schemas.microsoft.com/office/2019/extlst" xmlns:r="http://schemas.openxmlformats.org/officeDocument/2006/relationships" xmlns:m="http://schemas.openxmlformats.org/officeDocument/2006/math" xmlns:v="urn:schemas-microsoft-com:vml" xmlns:wp14="http://schemas.microsoft.com/office/word/2010/wordprocessingDrawing" xmlns:wp="http://schemas.openxmlformats.org/drawingml/2006/wordprocessingDrawing" xmlns:w10="urn:schemas-microsoft-com:office:word" xmlns:w="http://schemas.openxmlformats.org/wordprocessingml/2006/main" xmlns:w14="http://schemas.microsoft.com/office/word/2010/wordml" xmlns:w15="http://schemas.microsoft.com/office/word/2012/wordml" xmlns:w16cex="http://schemas.microsoft.com/office/word/2018/wordml/cex" xmlns:w16cid="http://schemas.microsoft.com/office/word/2016/wordml/cid" xmlns:w16="http://schemas.microsoft.com/office/word/2018/wordml" xmlns:w16du="http://schemas.microsoft.com/office/word/2023/wordml/word16du" xmlns:w16sdtdh="http://schemas.microsoft.com/office/word/2020/wordml/sdtdatahash" xmlns:w16sdtfl="http://schemas.microsoft.com/office/word/2024/wordml/sdtformatlock" xmlns:w16se="http://schemas.microsoft.com/office/word/2015/wordml/symex" xmlns:wpg="http://schemas.microsoft.com/office/word/2010/wordprocessingGroup" xmlns:wpi="http://schemas.microsoft.com/office/word/2010/wordprocessingInk" xmlns:wne="http://schemas.microsoft.com/office/word/2006/wordml" xmlns:wps="http://schemas.microsoft.com/office/word/2010/wordprocessingShape" mc:Ignorable="w14 w15 w16se w16cid w16 w16cex w16sdtdh w16sdtfl w16du wp14">
   <w:abstractNum w:abstractNumId="0" w15:restartNumberingAfterBreak="0">
     <w:nsid w:val="04B1192A"/>
     <w:multiLevelType w:val="hybridMultilevel"/>
@@ -9341,158 +11294,158 @@
       </w:rPr>
     </w:lvl>
   </w:abstractNum>
-  <w:num w:numId="1">
+  <w:num w:numId="1" w16cid:durableId="496459875">
     <w:abstractNumId w:val="40"/>
   </w:num>
-  <w:num w:numId="2">
+  <w:num w:numId="2" w16cid:durableId="127936072">
     <w:abstractNumId w:val="42"/>
   </w:num>
-  <w:num w:numId="3">
+  <w:num w:numId="3" w16cid:durableId="1574465812">
     <w:abstractNumId w:val="7"/>
   </w:num>
-  <w:num w:numId="4">
+  <w:num w:numId="4" w16cid:durableId="1361468286">
     <w:abstractNumId w:val="8"/>
   </w:num>
-  <w:num w:numId="5">
+  <w:num w:numId="5" w16cid:durableId="791636952">
     <w:abstractNumId w:val="26"/>
   </w:num>
-  <w:num w:numId="6">
+  <w:num w:numId="6" w16cid:durableId="1081756210">
     <w:abstractNumId w:val="43"/>
   </w:num>
-  <w:num w:numId="7">
+  <w:num w:numId="7" w16cid:durableId="433943971">
     <w:abstractNumId w:val="20"/>
   </w:num>
-  <w:num w:numId="8">
+  <w:num w:numId="8" w16cid:durableId="2145005865">
     <w:abstractNumId w:val="25"/>
   </w:num>
-  <w:num w:numId="9">
+  <w:num w:numId="9" w16cid:durableId="1094395714">
     <w:abstractNumId w:val="2"/>
   </w:num>
-  <w:num w:numId="10">
+  <w:num w:numId="10" w16cid:durableId="486242907">
     <w:abstractNumId w:val="14"/>
   </w:num>
-  <w:num w:numId="11">
+  <w:num w:numId="11" w16cid:durableId="1977225229">
     <w:abstractNumId w:val="3"/>
   </w:num>
-  <w:num w:numId="12">
+  <w:num w:numId="12" w16cid:durableId="96141324">
     <w:abstractNumId w:val="45"/>
   </w:num>
-  <w:num w:numId="13">
+  <w:num w:numId="13" w16cid:durableId="1820923247">
     <w:abstractNumId w:val="23"/>
   </w:num>
-  <w:num w:numId="14">
+  <w:num w:numId="14" w16cid:durableId="1828207557">
     <w:abstractNumId w:val="22"/>
   </w:num>
-  <w:num w:numId="15">
+  <w:num w:numId="15" w16cid:durableId="2103407256">
     <w:abstractNumId w:val="4"/>
   </w:num>
-  <w:num w:numId="16">
+  <w:num w:numId="16" w16cid:durableId="418985086">
     <w:abstractNumId w:val="44"/>
   </w:num>
-  <w:num w:numId="17">
+  <w:num w:numId="17" w16cid:durableId="2088652168">
     <w:abstractNumId w:val="47"/>
   </w:num>
-  <w:num w:numId="18">
+  <w:num w:numId="18" w16cid:durableId="2018576555">
     <w:abstractNumId w:val="30"/>
   </w:num>
-  <w:num w:numId="19">
+  <w:num w:numId="19" w16cid:durableId="1627545022">
     <w:abstractNumId w:val="9"/>
   </w:num>
-  <w:num w:numId="20">
+  <w:num w:numId="20" w16cid:durableId="2099785143">
     <w:abstractNumId w:val="19"/>
   </w:num>
-  <w:num w:numId="21">
+  <w:num w:numId="21" w16cid:durableId="1803381008">
     <w:abstractNumId w:val="24"/>
   </w:num>
-  <w:num w:numId="22">
+  <w:num w:numId="22" w16cid:durableId="1772627756">
     <w:abstractNumId w:val="37"/>
   </w:num>
-  <w:num w:numId="23">
+  <w:num w:numId="23" w16cid:durableId="1088773658">
     <w:abstractNumId w:val="38"/>
   </w:num>
-  <w:num w:numId="24">
+  <w:num w:numId="24" w16cid:durableId="1834954144">
     <w:abstractNumId w:val="34"/>
   </w:num>
-  <w:num w:numId="25">
+  <w:num w:numId="25" w16cid:durableId="1742672826">
     <w:abstractNumId w:val="6"/>
   </w:num>
-  <w:num w:numId="26">
+  <w:num w:numId="26" w16cid:durableId="796265054">
     <w:abstractNumId w:val="39"/>
   </w:num>
-  <w:num w:numId="27">
+  <w:num w:numId="27" w16cid:durableId="1722437072">
     <w:abstractNumId w:val="1"/>
   </w:num>
-  <w:num w:numId="28">
+  <w:num w:numId="28" w16cid:durableId="2059039703">
     <w:abstractNumId w:val="28"/>
   </w:num>
-  <w:num w:numId="29">
+  <w:num w:numId="29" w16cid:durableId="801925397">
     <w:abstractNumId w:val="15"/>
   </w:num>
-  <w:num w:numId="30">
+  <w:num w:numId="30" w16cid:durableId="334845066">
     <w:abstractNumId w:val="17"/>
   </w:num>
-  <w:num w:numId="31">
+  <w:num w:numId="31" w16cid:durableId="1345669748">
     <w:abstractNumId w:val="48"/>
   </w:num>
-  <w:num w:numId="32">
+  <w:num w:numId="32" w16cid:durableId="1535535012">
     <w:abstractNumId w:val="32"/>
   </w:num>
-  <w:num w:numId="33">
+  <w:num w:numId="33" w16cid:durableId="1000619785">
     <w:abstractNumId w:val="18"/>
   </w:num>
-  <w:num w:numId="34">
+  <w:num w:numId="34" w16cid:durableId="878198688">
     <w:abstractNumId w:val="29"/>
   </w:num>
-  <w:num w:numId="35">
+  <w:num w:numId="35" w16cid:durableId="804783120">
     <w:abstractNumId w:val="21"/>
   </w:num>
-  <w:num w:numId="36">
+  <w:num w:numId="36" w16cid:durableId="2098749621">
     <w:abstractNumId w:val="11"/>
   </w:num>
-  <w:num w:numId="37">
+  <w:num w:numId="37" w16cid:durableId="1253205486">
     <w:abstractNumId w:val="27"/>
   </w:num>
-  <w:num w:numId="38">
+  <w:num w:numId="38" w16cid:durableId="335806874">
     <w:abstractNumId w:val="46"/>
   </w:num>
-  <w:num w:numId="39">
+  <w:num w:numId="39" w16cid:durableId="811481961">
     <w:abstractNumId w:val="36"/>
   </w:num>
-  <w:num w:numId="40">
+  <w:num w:numId="40" w16cid:durableId="653528555">
     <w:abstractNumId w:val="31"/>
   </w:num>
-  <w:num w:numId="41">
+  <w:num w:numId="41" w16cid:durableId="1519615100">
     <w:abstractNumId w:val="33"/>
   </w:num>
-  <w:num w:numId="42">
+  <w:num w:numId="42" w16cid:durableId="406611839">
     <w:abstractNumId w:val="13"/>
   </w:num>
-  <w:num w:numId="43">
+  <w:num w:numId="43" w16cid:durableId="1982222623">
     <w:abstractNumId w:val="12"/>
   </w:num>
-  <w:num w:numId="44">
+  <w:num w:numId="44" w16cid:durableId="815103285">
     <w:abstractNumId w:val="10"/>
   </w:num>
-  <w:num w:numId="45">
+  <w:num w:numId="45" w16cid:durableId="690105049">
     <w:abstractNumId w:val="16"/>
   </w:num>
-  <w:num w:numId="46">
+  <w:num w:numId="46" w16cid:durableId="645234286">
     <w:abstractNumId w:val="35"/>
   </w:num>
-  <w:num w:numId="47">
+  <w:num w:numId="47" w16cid:durableId="1215387092">
     <w:abstractNumId w:val="41"/>
   </w:num>
-  <w:num w:numId="48">
+  <w:num w:numId="48" w16cid:durableId="624700537">
     <w:abstractNumId w:val="0"/>
   </w:num>
-  <w:num w:numId="49">
+  <w:num w:numId="49" w16cid:durableId="692192177">
     <w:abstractNumId w:val="5"/>
   </w:num>
 </w:numbering>
 </file>
 
 <file path=word/styles.xml><?xml version="1.0" encoding="utf-8"?>
-<w:styles xmlns:mc="http://schemas.openxmlformats.org/markup-compatibility/2006" xmlns:r="http://schemas.openxmlformats.org/officeDocument/2006/relationships" xmlns:w="http://schemas.openxmlformats.org/wordprocessingml/2006/main" xmlns:w14="http://schemas.microsoft.com/office/word/2010/wordml" xmlns:w15="http://schemas.microsoft.com/office/word/2012/wordml" xmlns:w16se="http://schemas.microsoft.com/office/word/2015/wordml/symex" mc:Ignorable="w14 w15 w16se">
+<w:styles xmlns:mc="http://schemas.openxmlformats.org/markup-compatibility/2006" xmlns:r="http://schemas.openxmlformats.org/officeDocument/2006/relationships" xmlns:w="http://schemas.openxmlformats.org/wordprocessingml/2006/main" xmlns:w14="http://schemas.microsoft.com/office/word/2010/wordml" xmlns:w15="http://schemas.microsoft.com/office/word/2012/wordml" xmlns:w16cex="http://schemas.microsoft.com/office/word/2018/wordml/cex" xmlns:w16cid="http://schemas.microsoft.com/office/word/2016/wordml/cid" xmlns:w16="http://schemas.microsoft.com/office/word/2018/wordml" xmlns:w16du="http://schemas.microsoft.com/office/word/2023/wordml/word16du" xmlns:w16sdtdh="http://schemas.microsoft.com/office/word/2020/wordml/sdtdatahash" xmlns:w16sdtfl="http://schemas.microsoft.com/office/word/2024/wordml/sdtformatlock" xmlns:w16se="http://schemas.microsoft.com/office/word/2015/wordml/symex" mc:Ignorable="w14 w15 w16se w16cid w16 w16cex w16sdtdh w16sdtfl w16du">
   <w:docDefaults>
     <w:rPrDefault>
       <w:rPr>
@@ -9510,7 +11463,7 @@
       </w:pPr>
     </w:pPrDefault>
   </w:docDefaults>
-  <w:latentStyles w:defLockedState="0" w:defUIPriority="99" w:defSemiHidden="0" w:defUnhideWhenUsed="0" w:defQFormat="0" w:count="371">
+  <w:latentStyles w:defLockedState="0" w:defUIPriority="99" w:defSemiHidden="0" w:defUnhideWhenUsed="0" w:defQFormat="0" w:count="376">
     <w:lsdException w:name="Normal" w:uiPriority="0" w:qFormat="1"/>
     <w:lsdException w:name="heading 1" w:uiPriority="9" w:qFormat="1"/>
     <w:lsdException w:name="heading 2" w:semiHidden="1" w:uiPriority="9" w:unhideWhenUsed="1" w:qFormat="1"/>
@@ -9882,6 +11835,11 @@
     <w:lsdException w:name="List Table 5 Dark Accent 6" w:uiPriority="50"/>
     <w:lsdException w:name="List Table 6 Colorful Accent 6" w:uiPriority="51"/>
     <w:lsdException w:name="List Table 7 Colorful Accent 6" w:uiPriority="52"/>
+    <w:lsdException w:name="Mention" w:semiHidden="1" w:unhideWhenUsed="1"/>
+    <w:lsdException w:name="Smart Hyperlink" w:semiHidden="1" w:unhideWhenUsed="1"/>
+    <w:lsdException w:name="Hashtag" w:semiHidden="1" w:unhideWhenUsed="1"/>
+    <w:lsdException w:name="Unresolved Mention" w:semiHidden="1" w:unhideWhenUsed="1"/>
+    <w:lsdException w:name="Smart Link" w:semiHidden="1" w:unhideWhenUsed="1"/>
   </w:latentStyles>
   <w:style w:type="paragraph" w:default="1" w:styleId="Normal">
     <w:name w:val="Normal"/>

--- a/docs/entrega4/EPRO_Entrega4_Grupo9_Plataforma de gestión documental con versiones.docx
+++ b/docs/entrega4/EPRO_Entrega4_Grupo9_Plataforma de gestión documental con versiones.docx
@@ -516,6 +516,7 @@
                 <w:rFonts w:ascii="Arial" w:eastAsia="Calibri" w:hAnsi="Arial" w:cs="Arial"/>
               </w:rPr>
             </w:pPr>
+            <w:proofErr w:type="spellStart"/>
             <w:r>
               <w:rPr>
                 <w:rFonts w:ascii="Arial" w:eastAsia="Calibri" w:hAnsi="Arial" w:cs="Arial"/>
@@ -524,7 +525,18 @@
                 <w:sz w:val="24"/>
                 <w:szCs w:val="24"/>
               </w:rPr>
-              <w:t>Alumnos:</w:t>
+              <w:t>Alumnos</w:t>
+            </w:r>
+            <w:proofErr w:type="spellEnd"/>
+            <w:r>
+              <w:rPr>
+                <w:rFonts w:ascii="Arial" w:eastAsia="Calibri" w:hAnsi="Arial" w:cs="Arial"/>
+                <w:b/>
+                <w:bCs/>
+                <w:sz w:val="24"/>
+                <w:szCs w:val="24"/>
+              </w:rPr>
+              <w:t>:</w:t>
             </w:r>
           </w:p>
         </w:tc>
@@ -1045,6 +1057,7 @@
               </w:rPr>
               <w:t xml:space="preserve">20 de </w:t>
             </w:r>
+            <w:proofErr w:type="gramStart"/>
             <w:r>
               <w:rPr>
                 <w:rFonts w:ascii="Arial" w:eastAsia="Calibri" w:hAnsi="Arial" w:cs="Arial"/>
@@ -1052,7 +1065,17 @@
                 <w:szCs w:val="24"/>
                 <w:lang w:val="es-SV"/>
               </w:rPr>
-              <w:t xml:space="preserve">Mayo </w:t>
+              <w:t>Mayo</w:t>
+            </w:r>
+            <w:proofErr w:type="gramEnd"/>
+            <w:r>
+              <w:rPr>
+                <w:rFonts w:ascii="Arial" w:eastAsia="Calibri" w:hAnsi="Arial" w:cs="Arial"/>
+                <w:sz w:val="24"/>
+                <w:szCs w:val="24"/>
+                <w:lang w:val="es-SV"/>
+              </w:rPr>
+              <w:t xml:space="preserve"> </w:t>
             </w:r>
             <w:r>
               <w:rPr>
@@ -1165,7 +1188,11 @@
             <w:rPr>
               <w:rFonts w:cstheme="minorBidi"/>
               <w:noProof/>
+              <w:kern w:val="2"/>
+              <w:sz w:val="24"/>
+              <w:szCs w:val="24"/>
               <w:lang w:eastAsia="es-SV"/>
+              <w14:ligatures w14:val="standardContextual"/>
             </w:rPr>
           </w:pPr>
           <w:r>
@@ -1186,7 +1213,7 @@
             </w:rPr>
             <w:fldChar w:fldCharType="separate"/>
           </w:r>
-          <w:hyperlink w:anchor="_Toc230105203" w:history="1">
+          <w:hyperlink w:anchor="_Toc230111116" w:history="1">
             <w:r>
               <w:rPr>
                 <w:rStyle w:val="Hipervnculo"/>
@@ -1216,7 +1243,7 @@
                 <w:noProof/>
                 <w:webHidden/>
               </w:rPr>
-              <w:instrText xml:space="preserve"> PAGEREF _Toc230105203 \h </w:instrText>
+              <w:instrText xml:space="preserve"> PAGEREF _Toc230111116 \h </w:instrText>
             </w:r>
             <w:r>
               <w:rPr>
@@ -1256,10 +1283,14 @@
             <w:rPr>
               <w:rFonts w:cstheme="minorBidi"/>
               <w:noProof/>
+              <w:kern w:val="2"/>
+              <w:sz w:val="24"/>
+              <w:szCs w:val="24"/>
               <w:lang w:eastAsia="es-SV"/>
+              <w14:ligatures w14:val="standardContextual"/>
             </w:rPr>
           </w:pPr>
-          <w:hyperlink w:anchor="_Toc230105204" w:history="1">
+          <w:hyperlink w:anchor="_Toc230111117" w:history="1">
             <w:r>
               <w:rPr>
                 <w:rStyle w:val="Hipervnculo"/>
@@ -1287,7 +1318,7 @@
                 <w:noProof/>
                 <w:webHidden/>
               </w:rPr>
-              <w:instrText xml:space="preserve"> PAGEREF _Toc230105204 \h </w:instrText>
+              <w:instrText xml:space="preserve"> PAGEREF _Toc230111117 \h </w:instrText>
             </w:r>
             <w:r>
               <w:rPr>
@@ -1327,10 +1358,14 @@
             <w:rPr>
               <w:rFonts w:cstheme="minorBidi"/>
               <w:noProof/>
+              <w:kern w:val="2"/>
+              <w:sz w:val="24"/>
+              <w:szCs w:val="24"/>
               <w:lang w:eastAsia="es-SV"/>
+              <w14:ligatures w14:val="standardContextual"/>
             </w:rPr>
           </w:pPr>
-          <w:hyperlink w:anchor="_Toc230105205" w:history="1">
+          <w:hyperlink w:anchor="_Toc230111118" w:history="1">
             <w:r>
               <w:rPr>
                 <w:rStyle w:val="Hipervnculo"/>
@@ -1358,7 +1393,7 @@
                 <w:noProof/>
                 <w:webHidden/>
               </w:rPr>
-              <w:instrText xml:space="preserve"> PAGEREF _Toc230105205 \h </w:instrText>
+              <w:instrText xml:space="preserve"> PAGEREF _Toc230111118 \h </w:instrText>
             </w:r>
             <w:r>
               <w:rPr>
@@ -1391,17 +1426,21 @@
         </w:p>
         <w:p>
           <w:pPr>
-            <w:pStyle w:val="TDC1"/>
+            <w:pStyle w:val="TDC2"/>
             <w:tabs>
               <w:tab w:val="right" w:leader="dot" w:pos="9350"/>
             </w:tabs>
             <w:rPr>
               <w:rFonts w:cstheme="minorBidi"/>
               <w:noProof/>
+              <w:kern w:val="2"/>
+              <w:sz w:val="24"/>
+              <w:szCs w:val="24"/>
               <w:lang w:eastAsia="es-SV"/>
+              <w14:ligatures w14:val="standardContextual"/>
             </w:rPr>
           </w:pPr>
-          <w:hyperlink w:anchor="_Toc230105206" w:history="1">
+          <w:hyperlink w:anchor="_Toc230111119" w:history="1">
             <w:r>
               <w:rPr>
                 <w:rStyle w:val="Hipervnculo"/>
@@ -1410,7 +1449,7 @@
                 <w:bCs/>
                 <w:noProof/>
               </w:rPr>
-              <w:t>Repositorio de Github</w:t>
+              <w:t>Ambiente de Pruebas</w:t>
             </w:r>
             <w:r>
               <w:rPr>
@@ -1431,7 +1470,7 @@
                 <w:noProof/>
                 <w:webHidden/>
               </w:rPr>
-              <w:instrText xml:space="preserve"> PAGEREF _Toc230105206 \h </w:instrText>
+              <w:instrText xml:space="preserve"> PAGEREF _Toc230111119 \h </w:instrText>
             </w:r>
             <w:r>
               <w:rPr>
@@ -1464,6 +1503,158 @@
         </w:p>
         <w:p>
           <w:pPr>
+            <w:pStyle w:val="TDC2"/>
+            <w:tabs>
+              <w:tab w:val="right" w:leader="dot" w:pos="9350"/>
+            </w:tabs>
+            <w:rPr>
+              <w:rFonts w:cstheme="minorBidi"/>
+              <w:noProof/>
+              <w:kern w:val="2"/>
+              <w:sz w:val="24"/>
+              <w:szCs w:val="24"/>
+              <w:lang w:eastAsia="es-SV"/>
+              <w14:ligatures w14:val="standardContextual"/>
+            </w:rPr>
+          </w:pPr>
+          <w:hyperlink w:anchor="_Toc230111120" w:history="1">
+            <w:r>
+              <w:rPr>
+                <w:rStyle w:val="Hipervnculo"/>
+                <w:rFonts w:ascii="Arial" w:hAnsi="Arial" w:cs="Arial"/>
+                <w:noProof/>
+              </w:rPr>
+              <w:t>Criterios de Aceptación</w:t>
+            </w:r>
+            <w:r>
+              <w:rPr>
+                <w:noProof/>
+                <w:webHidden/>
+              </w:rPr>
+              <w:tab/>
+            </w:r>
+            <w:r>
+              <w:rPr>
+                <w:noProof/>
+                <w:webHidden/>
+              </w:rPr>
+              <w:fldChar w:fldCharType="begin"/>
+            </w:r>
+            <w:r>
+              <w:rPr>
+                <w:noProof/>
+                <w:webHidden/>
+              </w:rPr>
+              <w:instrText xml:space="preserve"> PAGEREF _Toc230111120 \h </w:instrText>
+            </w:r>
+            <w:r>
+              <w:rPr>
+                <w:noProof/>
+                <w:webHidden/>
+              </w:rPr>
+            </w:r>
+            <w:r>
+              <w:rPr>
+                <w:noProof/>
+                <w:webHidden/>
+              </w:rPr>
+              <w:fldChar w:fldCharType="separate"/>
+            </w:r>
+            <w:r>
+              <w:rPr>
+                <w:noProof/>
+                <w:webHidden/>
+              </w:rPr>
+              <w:t>13</w:t>
+            </w:r>
+            <w:r>
+              <w:rPr>
+                <w:noProof/>
+                <w:webHidden/>
+              </w:rPr>
+              <w:fldChar w:fldCharType="end"/>
+            </w:r>
+          </w:hyperlink>
+        </w:p>
+        <w:p>
+          <w:pPr>
+            <w:pStyle w:val="TDC1"/>
+            <w:tabs>
+              <w:tab w:val="right" w:leader="dot" w:pos="9350"/>
+            </w:tabs>
+            <w:rPr>
+              <w:rFonts w:cstheme="minorBidi"/>
+              <w:noProof/>
+              <w:kern w:val="2"/>
+              <w:sz w:val="24"/>
+              <w:szCs w:val="24"/>
+              <w:lang w:eastAsia="es-SV"/>
+              <w14:ligatures w14:val="standardContextual"/>
+            </w:rPr>
+          </w:pPr>
+          <w:hyperlink w:anchor="_Toc230111121" w:history="1">
+            <w:r>
+              <w:rPr>
+                <w:rStyle w:val="Hipervnculo"/>
+                <w:rFonts w:ascii="Arial" w:hAnsi="Arial" w:cs="Arial"/>
+                <w:b/>
+                <w:bCs/>
+                <w:noProof/>
+              </w:rPr>
+              <w:t>Repositorio de Github</w:t>
+            </w:r>
+            <w:r>
+              <w:rPr>
+                <w:noProof/>
+                <w:webHidden/>
+              </w:rPr>
+              <w:tab/>
+            </w:r>
+            <w:r>
+              <w:rPr>
+                <w:noProof/>
+                <w:webHidden/>
+              </w:rPr>
+              <w:fldChar w:fldCharType="begin"/>
+            </w:r>
+            <w:r>
+              <w:rPr>
+                <w:noProof/>
+                <w:webHidden/>
+              </w:rPr>
+              <w:instrText xml:space="preserve"> PAGEREF _Toc230111121 \h </w:instrText>
+            </w:r>
+            <w:r>
+              <w:rPr>
+                <w:noProof/>
+                <w:webHidden/>
+              </w:rPr>
+            </w:r>
+            <w:r>
+              <w:rPr>
+                <w:noProof/>
+                <w:webHidden/>
+              </w:rPr>
+              <w:fldChar w:fldCharType="separate"/>
+            </w:r>
+            <w:r>
+              <w:rPr>
+                <w:noProof/>
+                <w:webHidden/>
+              </w:rPr>
+              <w:t>17</w:t>
+            </w:r>
+            <w:r>
+              <w:rPr>
+                <w:noProof/>
+                <w:webHidden/>
+              </w:rPr>
+              <w:fldChar w:fldCharType="end"/>
+            </w:r>
+          </w:hyperlink>
+        </w:p>
+        <w:p>
+          <w:pPr>
             <w:rPr>
               <w:rFonts w:ascii="Arial" w:hAnsi="Arial" w:cs="Arial"/>
             </w:rPr>
@@ -1553,7 +1744,7 @@
           <w:lang w:val="es-SV"/>
         </w:rPr>
       </w:pPr>
-      <w:bookmarkStart w:id="1" w:name="_Toc230105203"/>
+      <w:bookmarkStart w:id="1" w:name="_Toc230111116"/>
       <w:r>
         <w:rPr>
           <w:rFonts w:ascii="Arial" w:hAnsi="Arial" w:cs="Arial"/>
@@ -1580,7 +1771,7 @@
           <w:lang w:val="es-SV"/>
         </w:rPr>
       </w:pPr>
-      <w:bookmarkStart w:id="2" w:name="_Toc230105204"/>
+      <w:bookmarkStart w:id="2" w:name="_Toc230111117"/>
       <w:r>
         <w:rPr>
           <w:rFonts w:ascii="Arial" w:hAnsi="Arial" w:cs="Arial"/>
@@ -2459,7 +2650,39 @@
           <w:rFonts w:ascii="Arial" w:hAnsi="Arial" w:cs="Arial"/>
           <w:lang w:val="es-ES"/>
         </w:rPr>
-        <w:t xml:space="preserve">Creación de un nuevo usuario: Ya que estamos ocupando usuarios para proteger la integridad de la información, al igual que para lidiar con los permisos específicos a los que tienen acceso estos, es necesario de que haya una manera de administrar los nuevos usuarios. Es aquí donde entra el usuario de administrador, el cual tiene la habilidad de crear nuevos usuarios, asignarles un correo y contraseña para que pueda acceder al sitio web, y asignarle su rol especifico (el cual permite que es lo que los usuarios pueden hacer). Es de esta forma donde se protege la información de la empresa al requerir un login, pero que también se evita que los usuarios puedan realizar acciones a las cuales ellos no tienen permisos (como que un empleado pueda crear nuevos usuarios). </w:t>
+        <w:t xml:space="preserve">Creación de un nuevo usuario: Ya que estamos ocupando usuarios para proteger la integridad de la información, al igual que para lidiar con los permisos específicos a los que tienen acceso estos, es necesario de que haya una manera de administrar los nuevos usuarios. Es aquí donde entra el usuario de administrador, el cual tiene la habilidad de crear nuevos usuarios, asignarles un correo y contraseña para que pueda acceder al sitio web, y asignarle su rol especifico (el cual permite que </w:t>
+      </w:r>
+      <w:proofErr w:type="gramStart"/>
+      <w:r>
+        <w:rPr>
+          <w:rFonts w:ascii="Arial" w:hAnsi="Arial" w:cs="Arial"/>
+          <w:lang w:val="es-ES"/>
+        </w:rPr>
+        <w:t>es</w:t>
+      </w:r>
+      <w:proofErr w:type="gramEnd"/>
+      <w:r>
+        <w:rPr>
+          <w:rFonts w:ascii="Arial" w:hAnsi="Arial" w:cs="Arial"/>
+          <w:lang w:val="es-ES"/>
+        </w:rPr>
+        <w:t xml:space="preserve"> lo que los usuarios pueden hacer). Es de esta forma donde se protege la información de la empresa al requerir un </w:t>
+      </w:r>
+      <w:proofErr w:type="spellStart"/>
+      <w:r>
+        <w:rPr>
+          <w:rFonts w:ascii="Arial" w:hAnsi="Arial" w:cs="Arial"/>
+          <w:lang w:val="es-ES"/>
+        </w:rPr>
+        <w:t>login</w:t>
+      </w:r>
+      <w:proofErr w:type="spellEnd"/>
+      <w:r>
+        <w:rPr>
+          <w:rFonts w:ascii="Arial" w:hAnsi="Arial" w:cs="Arial"/>
+          <w:lang w:val="es-ES"/>
+        </w:rPr>
+        <w:t xml:space="preserve">, pero que también se evita que los usuarios puedan realizar acciones a las cuales ellos no tienen permisos (como que un empleado pueda crear nuevos usuarios). </w:t>
       </w:r>
     </w:p>
     <w:p>
@@ -2569,7 +2792,23 @@
           <w:rFonts w:ascii="Arial" w:hAnsi="Arial" w:cs="Arial"/>
           <w:lang w:val="es-ES"/>
         </w:rPr>
-        <w:t xml:space="preserve">y aclarar las dudas que pueda haber en un área específica de cada documento o de cada versión especifica de un documento. Estos comentarios se ordenan de más viejo al más reciente, lo que permite que se pueda ver de una manera clara, como han avanzado los comentarios en sí, la conversación y dudas que puedan haber sobre el documento especifico. Como ejemplo, digamos que un empleado no entiende porque hubo en cambio especifico entre la versión anterior y la </w:t>
+        <w:t xml:space="preserve">y aclarar las dudas que pueda haber en un área específica de cada documento o de cada versión especifica de un documento. Estos comentarios se ordenan de más viejo al más reciente, lo que permite que se pueda ver de una manera clara, como han avanzado los comentarios en sí, la conversación y dudas que </w:t>
+      </w:r>
+      <w:proofErr w:type="gramStart"/>
+      <w:r>
+        <w:rPr>
+          <w:rFonts w:ascii="Arial" w:hAnsi="Arial" w:cs="Arial"/>
+          <w:lang w:val="es-ES"/>
+        </w:rPr>
+        <w:t>puedan</w:t>
+      </w:r>
+      <w:proofErr w:type="gramEnd"/>
+      <w:r>
+        <w:rPr>
+          <w:rFonts w:ascii="Arial" w:hAnsi="Arial" w:cs="Arial"/>
+          <w:lang w:val="es-ES"/>
+        </w:rPr>
+        <w:t xml:space="preserve"> haber sobre el documento especifico. Como ejemplo, digamos que un empleado no entiende porque hubo en cambio especifico entre la versión anterior y la </w:t>
       </w:r>
       <w:r>
         <w:rPr>
@@ -2693,7 +2932,23 @@
           <w:rFonts w:ascii="Arial" w:hAnsi="Arial" w:cs="Arial"/>
           <w:lang w:val="es-ES"/>
         </w:rPr>
-        <w:t>iene nuestro sistema, es que ha sido planeado e implementado para una pequeña y mediana empresa (pyme), por lo que no ha sido diseñado para manejar una cantidad enorme de documentos o de usuarios (como lo serian en una gran empresa)</w:t>
+        <w:t xml:space="preserve">iene nuestro </w:t>
+      </w:r>
+      <w:proofErr w:type="gramStart"/>
+      <w:r>
+        <w:rPr>
+          <w:rFonts w:ascii="Arial" w:hAnsi="Arial" w:cs="Arial"/>
+          <w:lang w:val="es-ES"/>
+        </w:rPr>
+        <w:t>sistema,</w:t>
+      </w:r>
+      <w:proofErr w:type="gramEnd"/>
+      <w:r>
+        <w:rPr>
+          <w:rFonts w:ascii="Arial" w:hAnsi="Arial" w:cs="Arial"/>
+          <w:lang w:val="es-ES"/>
+        </w:rPr>
+        <w:t xml:space="preserve"> es que ha sido planeado e implementado para una pequeña y mediana empresa (pyme), por lo que no ha sido diseñado para manejar una cantidad enorme de documentos o de usuarios (como lo serian en una gran empresa)</w:t>
       </w:r>
       <w:r>
         <w:rPr>
@@ -2735,7 +2990,7 @@
           <w:lang w:val="es-SV"/>
         </w:rPr>
       </w:pPr>
-      <w:bookmarkStart w:id="3" w:name="_Toc230105205"/>
+      <w:bookmarkStart w:id="3" w:name="_Toc230111118"/>
       <w:r>
         <w:rPr>
           <w:rFonts w:ascii="Arial" w:hAnsi="Arial" w:cs="Arial"/>
@@ -2941,7 +3196,23 @@
           <w:lang w:val="es-ES"/>
         </w:rPr>
         <w:lastRenderedPageBreak/>
-        <w:t xml:space="preserve">nueva versión de un documento existente. Acá se deberá de seleccionar el documento al cual se le quiere subir la nueva versión, luego se llenará toda la información requerida e se ingresará el archivo correcto. Nuevamente, el documento se mostrará como pendiente hasta que un jefe o administrador lo apruebe o rechace. </w:t>
+        <w:t xml:space="preserve">nueva versión de un documento existente. Acá se deberá de seleccionar el documento al cual se le quiere subir la nueva versión, luego se llenará toda la información requerida </w:t>
+      </w:r>
+      <w:proofErr w:type="gramStart"/>
+      <w:r>
+        <w:rPr>
+          <w:rFonts w:ascii="Arial" w:hAnsi="Arial" w:cs="Arial"/>
+          <w:lang w:val="es-ES"/>
+        </w:rPr>
+        <w:t>e</w:t>
+      </w:r>
+      <w:proofErr w:type="gramEnd"/>
+      <w:r>
+        <w:rPr>
+          <w:rFonts w:ascii="Arial" w:hAnsi="Arial" w:cs="Arial"/>
+          <w:lang w:val="es-ES"/>
+        </w:rPr>
+        <w:t xml:space="preserve"> se ingresará el archivo correcto. Nuevamente, el documento se mostrará como pendiente hasta que un jefe o administrador lo apruebe o rechace. </w:t>
       </w:r>
     </w:p>
     <w:p>
@@ -3003,7 +3274,23 @@
           <w:rFonts w:ascii="Arial" w:hAnsi="Arial" w:cs="Arial"/>
           <w:lang w:val="es-ES"/>
         </w:rPr>
-        <w:t xml:space="preserve"> minuciosa, por lo que se reducen los errores que puedan haber.</w:t>
+        <w:t xml:space="preserve"> minuciosa, por lo que se reducen los errores que </w:t>
+      </w:r>
+      <w:proofErr w:type="gramStart"/>
+      <w:r>
+        <w:rPr>
+          <w:rFonts w:ascii="Arial" w:hAnsi="Arial" w:cs="Arial"/>
+          <w:lang w:val="es-ES"/>
+        </w:rPr>
+        <w:t>puedan</w:t>
+      </w:r>
+      <w:proofErr w:type="gramEnd"/>
+      <w:r>
+        <w:rPr>
+          <w:rFonts w:ascii="Arial" w:hAnsi="Arial" w:cs="Arial"/>
+          <w:lang w:val="es-ES"/>
+        </w:rPr>
+        <w:t xml:space="preserve"> haber.</w:t>
       </w:r>
     </w:p>
     <w:p>
@@ -3164,7 +3451,23 @@
           <w:rFonts w:ascii="Arial" w:hAnsi="Arial" w:cs="Arial"/>
           <w:lang w:val="es-ES"/>
         </w:rPr>
-        <w:t xml:space="preserve">: Esta área en si se enfoca en asegurarse de que siempre haya una buena validación de datos al ingresar un documento, usuario o comentario, de manera que se eviten errores de campos vacíos o información repetida. Sigue siendo parte de las pruebas funcionales, pero se enfocan en prevenir e evitar problemas que puedan surgir si no se valida la información y los errores que esto puede traer. </w:t>
+        <w:t xml:space="preserve">: Esta área en si se enfoca en asegurarse de que siempre haya una buena validación de datos al ingresar un documento, usuario o comentario, de manera que se eviten errores de campos vacíos o información repetida. Sigue siendo parte de las pruebas funcionales, pero se enfocan en prevenir </w:t>
+      </w:r>
+      <w:proofErr w:type="gramStart"/>
+      <w:r>
+        <w:rPr>
+          <w:rFonts w:ascii="Arial" w:hAnsi="Arial" w:cs="Arial"/>
+          <w:lang w:val="es-ES"/>
+        </w:rPr>
+        <w:t>e</w:t>
+      </w:r>
+      <w:proofErr w:type="gramEnd"/>
+      <w:r>
+        <w:rPr>
+          <w:rFonts w:ascii="Arial" w:hAnsi="Arial" w:cs="Arial"/>
+          <w:lang w:val="es-ES"/>
+        </w:rPr>
+        <w:t xml:space="preserve"> evitar problemas que puedan surgir si no se valida la información y los errores que esto puede traer. </w:t>
       </w:r>
     </w:p>
     <w:p>
@@ -3304,7 +3607,23 @@
           <w:rFonts w:ascii="Arial" w:hAnsi="Arial" w:cs="Arial"/>
           <w:lang w:val="es-ES"/>
         </w:rPr>
-        <w:t xml:space="preserve">No puede haber dos usuarios que ocupen el mismo correo, por lo que se debe de tirar un error e evitar la creación de un usuario si el correo es el mismo a uno que ya existe en la base de datos. </w:t>
+        <w:t xml:space="preserve">No puede haber dos usuarios que ocupen el mismo correo, por lo que se debe de tirar un error </w:t>
+      </w:r>
+      <w:proofErr w:type="gramStart"/>
+      <w:r>
+        <w:rPr>
+          <w:rFonts w:ascii="Arial" w:hAnsi="Arial" w:cs="Arial"/>
+          <w:lang w:val="es-ES"/>
+        </w:rPr>
+        <w:t>e</w:t>
+      </w:r>
+      <w:proofErr w:type="gramEnd"/>
+      <w:r>
+        <w:rPr>
+          <w:rFonts w:ascii="Arial" w:hAnsi="Arial" w:cs="Arial"/>
+          <w:lang w:val="es-ES"/>
+        </w:rPr>
+        <w:t xml:space="preserve"> evitar la creación de un usuario si el correo es el mismo a uno que ya existe en la base de datos. </w:t>
       </w:r>
     </w:p>
     <w:p>
@@ -3324,7 +3643,23 @@
           <w:rFonts w:ascii="Arial" w:hAnsi="Arial" w:cs="Arial"/>
           <w:lang w:val="es-ES"/>
         </w:rPr>
-        <w:t xml:space="preserve">No se puede permitir una contraseña muy fácil, ya que eso afecta la seguridad de la información en la plataforma, por lo que se debe de mostrar un error si la contraseña es muy fácil e evitar la creación del usuario. </w:t>
+        <w:t xml:space="preserve">No se puede permitir una contraseña muy fácil, ya que eso afecta la seguridad de la información en la plataforma, por lo que se debe de mostrar un error si la contraseña es muy fácil </w:t>
+      </w:r>
+      <w:proofErr w:type="gramStart"/>
+      <w:r>
+        <w:rPr>
+          <w:rFonts w:ascii="Arial" w:hAnsi="Arial" w:cs="Arial"/>
+          <w:lang w:val="es-ES"/>
+        </w:rPr>
+        <w:t>e</w:t>
+      </w:r>
+      <w:proofErr w:type="gramEnd"/>
+      <w:r>
+        <w:rPr>
+          <w:rFonts w:ascii="Arial" w:hAnsi="Arial" w:cs="Arial"/>
+          <w:lang w:val="es-ES"/>
+        </w:rPr>
+        <w:t xml:space="preserve"> evitar la creación del usuario. </w:t>
       </w:r>
     </w:p>
     <w:p>
@@ -3345,7 +3680,23 @@
           <w:lang w:val="es-ES"/>
         </w:rPr>
         <w:lastRenderedPageBreak/>
-        <w:t xml:space="preserve">En caso de que no se seleccione un rol, se debe de mostrar un error e evitar la creación del usuario, ya que esta es la parte más importante de un usuario, ya que limita lo que el usuario puede hacer. </w:t>
+        <w:t xml:space="preserve">En caso de que no se seleccione un rol, se debe de mostrar un error </w:t>
+      </w:r>
+      <w:proofErr w:type="gramStart"/>
+      <w:r>
+        <w:rPr>
+          <w:rFonts w:ascii="Arial" w:hAnsi="Arial" w:cs="Arial"/>
+          <w:lang w:val="es-ES"/>
+        </w:rPr>
+        <w:t>e</w:t>
+      </w:r>
+      <w:proofErr w:type="gramEnd"/>
+      <w:r>
+        <w:rPr>
+          <w:rFonts w:ascii="Arial" w:hAnsi="Arial" w:cs="Arial"/>
+          <w:lang w:val="es-ES"/>
+        </w:rPr>
+        <w:t xml:space="preserve"> evitar la creación del usuario, ya que esta es la parte más importante de un usuario, ya que limita lo que el usuario puede hacer. </w:t>
       </w:r>
     </w:p>
     <w:p>
@@ -3778,7 +4129,39 @@
           <w:rFonts w:ascii="Arial" w:hAnsi="Arial" w:cs="Arial"/>
           <w:lang w:val="es-ES"/>
         </w:rPr>
-        <w:t xml:space="preserve"> correcta entre el front-end, el back-end y la base de datos. El punto de estas es asegurar de que haya una persistencia de datos en toda la plataforma, especialmente al enviar formularios que tengan que ver con la creación de un nuevo usuario o de subir un nuevo documento (o una nueva versión). Aparte de esto, queremos asegurarnos de que se puedan no solo enviar e ingresar los datos de la base de datos, pero que estos se puedan recuperar y mostrar correctamente en la interfaz gráfica, a la cual tendrá acceso los usuarios. </w:t>
+        <w:t xml:space="preserve"> correcta entre el </w:t>
+      </w:r>
+      <w:proofErr w:type="spellStart"/>
+      <w:r>
+        <w:rPr>
+          <w:rFonts w:ascii="Arial" w:hAnsi="Arial" w:cs="Arial"/>
+          <w:lang w:val="es-ES"/>
+        </w:rPr>
+        <w:t>front-end</w:t>
+      </w:r>
+      <w:proofErr w:type="spellEnd"/>
+      <w:r>
+        <w:rPr>
+          <w:rFonts w:ascii="Arial" w:hAnsi="Arial" w:cs="Arial"/>
+          <w:lang w:val="es-ES"/>
+        </w:rPr>
+        <w:t>, el back-</w:t>
+      </w:r>
+      <w:proofErr w:type="spellStart"/>
+      <w:r>
+        <w:rPr>
+          <w:rFonts w:ascii="Arial" w:hAnsi="Arial" w:cs="Arial"/>
+          <w:lang w:val="es-ES"/>
+        </w:rPr>
+        <w:t>end</w:t>
+      </w:r>
+      <w:proofErr w:type="spellEnd"/>
+      <w:r>
+        <w:rPr>
+          <w:rFonts w:ascii="Arial" w:hAnsi="Arial" w:cs="Arial"/>
+          <w:lang w:val="es-ES"/>
+        </w:rPr>
+        <w:t xml:space="preserve"> y la base de datos. El punto de estas es asegurar de que haya una persistencia de datos en toda la plataforma, especialmente al enviar formularios que tengan que ver con la creación de un nuevo usuario o de subir un nuevo documento (o una nueva versión). Aparte de esto, queremos asegurarnos de que se puedan no solo enviar e ingresar los datos de la base de datos, pero que estos se puedan recuperar y mostrar correctamente en la interfaz gráfica, a la cual tendrá acceso los usuarios. </w:t>
       </w:r>
     </w:p>
     <w:p>
@@ -3819,7 +4202,23 @@
           <w:rFonts w:ascii="Arial" w:hAnsi="Arial" w:cs="Arial"/>
           <w:lang w:val="es-ES"/>
         </w:rPr>
-        <w:t xml:space="preserve">También buscamos que el documento aparezca en la lista de documentos ya subidos y que los usuarios puedan tener acceso a este (cuando ya haya sido aprobado) y que se muestre con toda la información necesaria. En esta prueba, buscamos a persistencia de datos a través de todo el sitio web, que se pueda ingresar correctamente todo desde el formulario en la interfaz gráfica, que se pueda grabar la información por medio del back-end en la base de datos y que se pueda recuperar esta información para que los usuarios puedan tener acceso a esta. </w:t>
+        <w:t>También buscamos que el documento aparezca en la lista de documentos ya subidos y que los usuarios puedan tener acceso a este (cuando ya haya sido aprobado) y que se muestre con toda la información necesaria. En esta prueba, buscamos a persistencia de datos a través de todo el sitio web, que se pueda ingresar correctamente todo desde el formulario en la interfaz gráfica, que se pueda grabar la información por medio del back-</w:t>
+      </w:r>
+      <w:proofErr w:type="spellStart"/>
+      <w:r>
+        <w:rPr>
+          <w:rFonts w:ascii="Arial" w:hAnsi="Arial" w:cs="Arial"/>
+          <w:lang w:val="es-ES"/>
+        </w:rPr>
+        <w:t>end</w:t>
+      </w:r>
+      <w:proofErr w:type="spellEnd"/>
+      <w:r>
+        <w:rPr>
+          <w:rFonts w:ascii="Arial" w:hAnsi="Arial" w:cs="Arial"/>
+          <w:lang w:val="es-ES"/>
+        </w:rPr>
+        <w:t xml:space="preserve"> en la base de datos y que se pueda recuperar esta información para que los usuarios puedan tener acceso a esta. </w:t>
       </w:r>
     </w:p>
     <w:p>
@@ -3866,7 +4265,39 @@
           <w:rFonts w:ascii="Arial" w:hAnsi="Arial" w:cs="Arial"/>
           <w:lang w:val="es-ES"/>
         </w:rPr>
-        <w:t xml:space="preserve">La creación de un nuevo usuario: De la misma manera que funciona subiendo un documento, funciona también la creación de un nuevo usuario, el cual lleva a que se envié un formulario desde la interfaz gráfica por medio del back-end hacia la base de datos y que se guarde ahí toda la información necesaria. Es igual de importante que luego se pueda recuperar los datos de la base de datos para que se pueda ingresar sesión como ese nuevo usuario. Es por medio de esta prueba, en la que buscamos, nuevamente, la persistencia de los datos en la base de datos, el envió de datos por parte del formulario y la recuperación de estos mismos. </w:t>
+        <w:t>La creación de un nuevo usuario: De la misma manera que funciona subiendo un documento, funciona también la creación de un nuevo usuario, el cual lleva a que se envié un formulario desde la interfaz gráfica por medio del back-</w:t>
+      </w:r>
+      <w:proofErr w:type="spellStart"/>
+      <w:r>
+        <w:rPr>
+          <w:rFonts w:ascii="Arial" w:hAnsi="Arial" w:cs="Arial"/>
+          <w:lang w:val="es-ES"/>
+        </w:rPr>
+        <w:t>end</w:t>
+      </w:r>
+      <w:proofErr w:type="spellEnd"/>
+      <w:r>
+        <w:rPr>
+          <w:rFonts w:ascii="Arial" w:hAnsi="Arial" w:cs="Arial"/>
+          <w:lang w:val="es-ES"/>
+        </w:rPr>
+        <w:t xml:space="preserve"> hacia la base de datos y que se guarde ahí toda la información necesaria. Es igual de importante que luego se pueda recuperar los datos de la base de datos para que se pueda ingresar sesión como ese nuevo usuario. Es por medio de esta prueba, en la que buscamos, nuevamente, la persistencia de los datos en la base de datos, </w:t>
+      </w:r>
+      <w:proofErr w:type="spellStart"/>
+      <w:r>
+        <w:rPr>
+          <w:rFonts w:ascii="Arial" w:hAnsi="Arial" w:cs="Arial"/>
+          <w:lang w:val="es-ES"/>
+        </w:rPr>
+        <w:t>el</w:t>
+      </w:r>
+      <w:proofErr w:type="spellEnd"/>
+      <w:r>
+        <w:rPr>
+          <w:rFonts w:ascii="Arial" w:hAnsi="Arial" w:cs="Arial"/>
+          <w:lang w:val="es-ES"/>
+        </w:rPr>
+        <w:t xml:space="preserve"> envió de datos por parte del formulario y la recuperación de estos mismos. </w:t>
       </w:r>
     </w:p>
     <w:p>
@@ -4101,6 +4532,7 @@
         </w:rPr>
       </w:pPr>
       <w:bookmarkStart w:id="4" w:name="_Toc229775093"/>
+      <w:bookmarkStart w:id="5" w:name="_Toc230111119"/>
       <w:r>
         <w:rPr>
           <w:rFonts w:ascii="Arial" w:hAnsi="Arial" w:cs="Arial"/>
@@ -4114,6 +4546,7 @@
         <w:t>Ambiente de Pruebas</w:t>
       </w:r>
       <w:bookmarkEnd w:id="4"/>
+      <w:bookmarkEnd w:id="5"/>
     </w:p>
     <w:p>
       <w:pPr>
@@ -4296,23 +4729,41 @@
           <w:rFonts w:ascii="Arial" w:hAnsi="Arial" w:cs="Arial"/>
           <w:lang w:val="es-SV"/>
         </w:rPr>
-        <w:t>Plataforma de Administración y Diseño: MySQL Workbench</w:t>
-      </w:r>
-    </w:p>
-    <w:p>
-      <w:pPr>
-        <w:rPr>
-          <w:rFonts w:ascii="Arial" w:hAnsi="Arial" w:cs="Arial"/>
-          <w:lang w:val="es-SV"/>
-        </w:rPr>
-      </w:pPr>
-      <w:r>
-        <w:rPr>
-          <w:rFonts w:ascii="Arial" w:hAnsi="Arial" w:cs="Arial"/>
-          <w:lang w:val="es-SV"/>
-        </w:rPr>
-        <w:t>Lugar donde se maneja el servidor: LocalHost</w:t>
-      </w:r>
+        <w:t xml:space="preserve">Plataforma de Administración y Diseño: MySQL </w:t>
+      </w:r>
+      <w:proofErr w:type="spellStart"/>
+      <w:r>
+        <w:rPr>
+          <w:rFonts w:ascii="Arial" w:hAnsi="Arial" w:cs="Arial"/>
+          <w:lang w:val="es-SV"/>
+        </w:rPr>
+        <w:t>Workbench</w:t>
+      </w:r>
+      <w:proofErr w:type="spellEnd"/>
+    </w:p>
+    <w:p>
+      <w:pPr>
+        <w:rPr>
+          <w:rFonts w:ascii="Arial" w:hAnsi="Arial" w:cs="Arial"/>
+          <w:lang w:val="es-SV"/>
+        </w:rPr>
+      </w:pPr>
+      <w:r>
+        <w:rPr>
+          <w:rFonts w:ascii="Arial" w:hAnsi="Arial" w:cs="Arial"/>
+          <w:lang w:val="es-SV"/>
+        </w:rPr>
+        <w:t xml:space="preserve">Lugar donde se maneja el servidor: </w:t>
+      </w:r>
+      <w:proofErr w:type="spellStart"/>
+      <w:r>
+        <w:rPr>
+          <w:rFonts w:ascii="Arial" w:hAnsi="Arial" w:cs="Arial"/>
+          <w:lang w:val="es-SV"/>
+        </w:rPr>
+        <w:t>LocalHost</w:t>
+      </w:r>
+      <w:proofErr w:type="spellEnd"/>
     </w:p>
     <w:p>
       <w:pPr>
@@ -4333,7 +4784,8 @@
           <w:lang w:val="es-SV"/>
         </w:rPr>
       </w:pPr>
-      <w:bookmarkStart w:id="5" w:name="_Toc229775094"/>
+      <w:bookmarkStart w:id="6" w:name="_Toc229775094"/>
+      <w:bookmarkStart w:id="7" w:name="_Toc230111120"/>
       <w:r>
         <w:rPr>
           <w:rFonts w:ascii="Arial" w:hAnsi="Arial" w:cs="Arial"/>
@@ -4344,7 +4796,8 @@
         </w:rPr>
         <w:t>Criterios de Aceptación</w:t>
       </w:r>
-      <w:bookmarkEnd w:id="5"/>
+      <w:bookmarkEnd w:id="6"/>
+      <w:bookmarkEnd w:id="7"/>
     </w:p>
     <w:p>
       <w:pPr>
@@ -6220,15 +6673,7 @@
       <w:pPr>
         <w:rPr>
           <w:rFonts w:ascii="Arial" w:hAnsi="Arial" w:cs="Arial"/>
-          <w:lang w:val="es-SV"/>
-        </w:rPr>
-      </w:pPr>
-    </w:p>
-    <w:p>
-      <w:pPr>
-        <w:rPr>
-          <w:rFonts w:ascii="Arial" w:hAnsi="Arial" w:cs="Arial"/>
-          <w:lang w:val="es-SV"/>
+          <w:lang w:val="es-ES"/>
         </w:rPr>
       </w:pPr>
     </w:p>
@@ -6246,7 +6691,7 @@
           <w:lang w:val="es-SV"/>
         </w:rPr>
       </w:pPr>
-      <w:bookmarkStart w:id="6" w:name="_Toc230105206"/>
+      <w:bookmarkStart w:id="8" w:name="_Toc229775098"/>
       <w:r>
         <w:rPr>
           <w:rFonts w:ascii="Arial" w:hAnsi="Arial" w:cs="Arial"/>
@@ -6257,19 +6702,2182 @@
           <w:szCs w:val="24"/>
           <w:lang w:val="es-SV"/>
         </w:rPr>
-        <w:t>Repositorio de Github</w:t>
-      </w:r>
-      <w:bookmarkEnd w:id="6"/>
+        <w:t>Registro de Defectos</w:t>
+      </w:r>
+      <w:bookmarkEnd w:id="8"/>
+    </w:p>
+    <w:p>
+      <w:pPr>
+        <w:rPr>
+          <w:rFonts w:ascii="Arial" w:hAnsi="Arial" w:cs="Arial"/>
+          <w:lang w:val="es-SV"/>
+        </w:rPr>
+      </w:pPr>
+      <w:r>
+        <w:rPr>
+          <w:rFonts w:ascii="Arial" w:hAnsi="Arial" w:cs="Arial"/>
+          <w:lang w:val="es-SV"/>
+        </w:rPr>
+        <w:t xml:space="preserve">Nuestros registros de defectos documentan los que hemos encontrado en nuestra plataforma, específicamente, los pasos necesarios para que ocurran y como estos afectan a los usuarios. Es por medio de estos registros por lo que podemos identificarlos y encontrar posibles soluciones, al igual que catalogar la importancia de cada uno dependiendo de su efecto. </w:t>
+      </w:r>
+    </w:p>
+    <w:p>
+      <w:pPr>
+        <w:rPr>
+          <w:rFonts w:ascii="Arial" w:hAnsi="Arial" w:cs="Arial"/>
+          <w:lang w:val="es-SV"/>
+        </w:rPr>
+      </w:pPr>
+    </w:p>
+    <w:p>
+      <w:pPr>
+        <w:pStyle w:val="Ttulo2"/>
+        <w:rPr>
+          <w:rFonts w:ascii="Arial" w:hAnsi="Arial" w:cs="Arial"/>
+          <w:color w:val="auto"/>
+          <w:sz w:val="24"/>
+          <w:szCs w:val="24"/>
+          <w:lang w:val="es-SV"/>
+        </w:rPr>
+      </w:pPr>
+      <w:bookmarkStart w:id="9" w:name="_Toc229775099"/>
+      <w:r>
+        <w:rPr>
+          <w:rFonts w:ascii="Arial" w:hAnsi="Arial" w:cs="Arial"/>
+          <w:color w:val="auto"/>
+          <w:sz w:val="24"/>
+          <w:szCs w:val="24"/>
+          <w:lang w:val="es-SV"/>
+        </w:rPr>
+        <w:t>Registro de Defecto 1</w:t>
+      </w:r>
+      <w:bookmarkEnd w:id="9"/>
+    </w:p>
+    <w:p>
+      <w:pPr>
+        <w:rPr>
+          <w:rFonts w:ascii="Arial" w:hAnsi="Arial" w:cs="Arial"/>
+          <w:lang w:val="es-SV"/>
+        </w:rPr>
+      </w:pPr>
+      <w:r>
+        <w:rPr>
+          <w:rFonts w:ascii="Arial" w:hAnsi="Arial" w:cs="Arial"/>
+          <w:lang w:val="es-SV"/>
+        </w:rPr>
+        <w:t>Nombre: Creación de un nuevo usuario con correo repetido.</w:t>
+      </w:r>
+    </w:p>
+    <w:p>
+      <w:pPr>
+        <w:rPr>
+          <w:rFonts w:ascii="Arial" w:hAnsi="Arial" w:cs="Arial"/>
+          <w:lang w:val="es-SV"/>
+        </w:rPr>
+      </w:pPr>
+      <w:r>
+        <w:rPr>
+          <w:rFonts w:ascii="Arial" w:hAnsi="Arial" w:cs="Arial"/>
+          <w:lang w:val="es-SV"/>
+        </w:rPr>
+        <w:t xml:space="preserve">Descripción: Para los usuarios, el correo tiene una gran importancia, ya que sirve para poder ingresar a la plataforma. Es debido a esto, por lo que se tiene que asegurar que este no pueda ser repetido, lo que crearía 2 usuarios que compartan el mismo correo. Al crear un usuario, no se había puesto una a categoría de </w:t>
+      </w:r>
+      <w:proofErr w:type="spellStart"/>
+      <w:r>
+        <w:rPr>
+          <w:rFonts w:ascii="Arial" w:hAnsi="Arial" w:cs="Arial"/>
+          <w:lang w:val="es-SV"/>
+        </w:rPr>
+        <w:t>unique</w:t>
+      </w:r>
+      <w:proofErr w:type="spellEnd"/>
+      <w:r>
+        <w:rPr>
+          <w:rFonts w:ascii="Arial" w:hAnsi="Arial" w:cs="Arial"/>
+          <w:lang w:val="es-SV"/>
+        </w:rPr>
+        <w:t xml:space="preserve">, por lo que varios usuarios podían compartir un mismo correo, lo cual afecta la experiencia del usuario y la seguridad de la misma plataforma. </w:t>
+      </w:r>
+    </w:p>
+    <w:p>
+      <w:pPr>
+        <w:rPr>
+          <w:rFonts w:ascii="Arial" w:hAnsi="Arial" w:cs="Arial"/>
+          <w:lang w:val="es-SV"/>
+        </w:rPr>
+      </w:pPr>
+      <w:r>
+        <w:rPr>
+          <w:rFonts w:ascii="Arial" w:hAnsi="Arial" w:cs="Arial"/>
+          <w:lang w:val="es-SV"/>
+        </w:rPr>
+        <w:t xml:space="preserve">Pasos para reproducir defecto: </w:t>
+      </w:r>
+    </w:p>
+    <w:p>
+      <w:pPr>
+        <w:pStyle w:val="Prrafodelista"/>
+        <w:numPr>
+          <w:ilvl w:val="0"/>
+          <w:numId w:val="40"/>
+        </w:numPr>
+        <w:rPr>
+          <w:rFonts w:ascii="Arial" w:hAnsi="Arial" w:cs="Arial"/>
+          <w:lang w:val="es-SV"/>
+        </w:rPr>
+      </w:pPr>
+      <w:r>
+        <w:rPr>
+          <w:rFonts w:ascii="Arial" w:hAnsi="Arial" w:cs="Arial"/>
+          <w:lang w:val="es-SV"/>
+        </w:rPr>
+        <w:t xml:space="preserve">Ingresar a la plataforma por medio de un usuario que tenga el rol de administrador (ya que es el único que puede crear nuevos usuarios). </w:t>
+      </w:r>
+    </w:p>
+    <w:p>
+      <w:pPr>
+        <w:pStyle w:val="Prrafodelista"/>
+        <w:numPr>
+          <w:ilvl w:val="0"/>
+          <w:numId w:val="40"/>
+        </w:numPr>
+        <w:rPr>
+          <w:rFonts w:ascii="Arial" w:hAnsi="Arial" w:cs="Arial"/>
+          <w:lang w:val="es-SV"/>
+        </w:rPr>
+      </w:pPr>
+      <w:r>
+        <w:rPr>
+          <w:rFonts w:ascii="Arial" w:hAnsi="Arial" w:cs="Arial"/>
+          <w:lang w:val="es-SV"/>
+        </w:rPr>
+        <w:t xml:space="preserve">Apretar el botón de crear un nuevo usuario. </w:t>
+      </w:r>
+    </w:p>
+    <w:p>
+      <w:pPr>
+        <w:pStyle w:val="Prrafodelista"/>
+        <w:numPr>
+          <w:ilvl w:val="0"/>
+          <w:numId w:val="40"/>
+        </w:numPr>
+        <w:rPr>
+          <w:rFonts w:ascii="Arial" w:hAnsi="Arial" w:cs="Arial"/>
+          <w:lang w:val="es-SV"/>
+        </w:rPr>
+      </w:pPr>
+      <w:r>
+        <w:rPr>
+          <w:rFonts w:ascii="Arial" w:hAnsi="Arial" w:cs="Arial"/>
+          <w:lang w:val="es-SV"/>
+        </w:rPr>
+        <w:t xml:space="preserve">Llenar la información pertinente del usuario, pero repetir un mismo correo ya existente de otro usuario que este en la base de datos. </w:t>
+      </w:r>
+    </w:p>
+    <w:p>
+      <w:pPr>
+        <w:pStyle w:val="Prrafodelista"/>
+        <w:numPr>
+          <w:ilvl w:val="0"/>
+          <w:numId w:val="40"/>
+        </w:numPr>
+        <w:rPr>
+          <w:rFonts w:ascii="Arial" w:hAnsi="Arial" w:cs="Arial"/>
+          <w:lang w:val="es-SV"/>
+        </w:rPr>
+      </w:pPr>
+      <w:r>
+        <w:rPr>
+          <w:rFonts w:ascii="Arial" w:hAnsi="Arial" w:cs="Arial"/>
+          <w:lang w:val="es-SV"/>
+        </w:rPr>
+        <w:t xml:space="preserve">Apretar el botón de crear usuario. </w:t>
+      </w:r>
+    </w:p>
+    <w:p>
+      <w:pPr>
+        <w:rPr>
+          <w:rFonts w:ascii="Arial" w:hAnsi="Arial" w:cs="Arial"/>
+          <w:lang w:val="es-SV"/>
+        </w:rPr>
+      </w:pPr>
+      <w:r>
+        <w:rPr>
+          <w:rFonts w:ascii="Arial" w:hAnsi="Arial" w:cs="Arial"/>
+          <w:lang w:val="es-SV"/>
+        </w:rPr>
+        <w:t xml:space="preserve">Resultado esperado: Se debería de cancelar el proceso de creación de un usuario, al abortar el proceso y evitar que se envié el formulario, al igual que mostrar un error al administrador sobre el correo repetido. </w:t>
+      </w:r>
+    </w:p>
+    <w:p>
+      <w:pPr>
+        <w:rPr>
+          <w:rFonts w:ascii="Arial" w:hAnsi="Arial" w:cs="Arial"/>
+          <w:lang w:val="es-SV"/>
+        </w:rPr>
+      </w:pPr>
+      <w:r>
+        <w:rPr>
+          <w:rFonts w:ascii="Arial" w:hAnsi="Arial" w:cs="Arial"/>
+          <w:lang w:val="es-SV"/>
+        </w:rPr>
+        <w:t xml:space="preserve">Resultado real: Aunque tira un mensaje de error, el formularia todavía se envía y se procede con la creación del usuario. </w:t>
+      </w:r>
+    </w:p>
+    <w:p>
+      <w:pPr>
+        <w:rPr>
+          <w:rFonts w:ascii="Arial" w:hAnsi="Arial" w:cs="Arial"/>
+          <w:lang w:val="es-SV"/>
+        </w:rPr>
+      </w:pPr>
+      <w:r>
+        <w:rPr>
+          <w:rFonts w:ascii="Arial" w:hAnsi="Arial" w:cs="Arial"/>
+          <w:lang w:val="es-SV"/>
+        </w:rPr>
+        <w:t>Prioridad: Alta</w:t>
+      </w:r>
+    </w:p>
+    <w:p>
+      <w:pPr>
+        <w:rPr>
+          <w:rFonts w:ascii="Arial" w:hAnsi="Arial" w:cs="Arial"/>
+          <w:lang w:val="es-SV"/>
+        </w:rPr>
+      </w:pPr>
+      <w:r>
+        <w:rPr>
+          <w:rFonts w:ascii="Arial" w:hAnsi="Arial" w:cs="Arial"/>
+          <w:lang w:val="es-SV"/>
+        </w:rPr>
+        <w:t>Gravedad: Critica</w:t>
+      </w:r>
+    </w:p>
+    <w:p>
+      <w:pPr>
+        <w:rPr>
+          <w:rFonts w:ascii="Arial" w:hAnsi="Arial" w:cs="Arial"/>
+          <w:lang w:val="es-SV"/>
+        </w:rPr>
+      </w:pPr>
+      <w:r>
+        <w:rPr>
+          <w:rFonts w:ascii="Arial" w:hAnsi="Arial" w:cs="Arial"/>
+          <w:lang w:val="es-SV"/>
+        </w:rPr>
+        <w:t>Estado: Resuelto</w:t>
+      </w:r>
+    </w:p>
+    <w:p>
+      <w:pPr>
+        <w:rPr>
+          <w:rFonts w:ascii="Arial" w:hAnsi="Arial" w:cs="Arial"/>
+          <w:lang w:val="es-SV"/>
+        </w:rPr>
+      </w:pPr>
+      <w:r>
+        <w:rPr>
+          <w:rFonts w:ascii="Arial" w:hAnsi="Arial" w:cs="Arial"/>
+          <w:lang w:val="es-SV"/>
+        </w:rPr>
+        <w:t xml:space="preserve">Evidencia: </w:t>
+      </w:r>
     </w:p>
     <w:p>
       <w:pPr>
         <w:jc w:val="center"/>
         <w:rPr>
           <w:rFonts w:ascii="Arial" w:hAnsi="Arial" w:cs="Arial"/>
-          <w:lang w:val="es-ES"/>
-        </w:rPr>
-      </w:pPr>
-      <w:hyperlink r:id="rId11" w:history="1">
+          <w:lang w:val="es-SV"/>
+        </w:rPr>
+      </w:pPr>
+      <w:r>
+        <w:rPr>
+          <w:rFonts w:ascii="Arial" w:hAnsi="Arial" w:cs="Arial"/>
+          <w:lang w:val="es-SV"/>
+        </w:rPr>
+        <w:lastRenderedPageBreak/>
+        <w:t>Creación de un nuevo usuario</w:t>
+      </w:r>
+    </w:p>
+    <w:p>
+      <w:pPr>
+        <w:jc w:val="center"/>
+        <w:rPr>
+          <w:rFonts w:ascii="Arial" w:hAnsi="Arial" w:cs="Arial"/>
+          <w:lang w:val="es-SV"/>
+        </w:rPr>
+      </w:pPr>
+      <w:r>
+        <w:rPr>
+          <w:rFonts w:ascii="Arial" w:hAnsi="Arial" w:cs="Arial"/>
+          <w:noProof/>
+          <w:lang w:eastAsia="es-SV"/>
+        </w:rPr>
+        <w:drawing>
+          <wp:inline distT="0" distB="0" distL="0" distR="0" wp14:anchorId="2D1974AE" wp14:editId="449E05A9">
+            <wp:extent cx="2834640" cy="2632536"/>
+            <wp:effectExtent l="0" t="0" r="3810" b="0"/>
+            <wp:docPr id="1008436520" name="Imagen 1"/>
+            <wp:cNvGraphicFramePr>
+              <a:graphicFrameLocks xmlns:a="http://schemas.openxmlformats.org/drawingml/2006/main" noChangeAspect="1"/>
+            </wp:cNvGraphicFramePr>
+            <a:graphic xmlns:a="http://schemas.openxmlformats.org/drawingml/2006/main">
+              <a:graphicData uri="http://schemas.openxmlformats.org/drawingml/2006/picture">
+                <pic:pic xmlns:pic="http://schemas.openxmlformats.org/drawingml/2006/picture">
+                  <pic:nvPicPr>
+                    <pic:cNvPr id="1008436520" name=""/>
+                    <pic:cNvPicPr/>
+                  </pic:nvPicPr>
+                  <pic:blipFill>
+                    <a:blip r:embed="rId11"/>
+                    <a:stretch>
+                      <a:fillRect/>
+                    </a:stretch>
+                  </pic:blipFill>
+                  <pic:spPr>
+                    <a:xfrm>
+                      <a:off x="0" y="0"/>
+                      <a:ext cx="2839877" cy="2637400"/>
+                    </a:xfrm>
+                    <a:prstGeom prst="rect">
+                      <a:avLst/>
+                    </a:prstGeom>
+                  </pic:spPr>
+                </pic:pic>
+              </a:graphicData>
+            </a:graphic>
+          </wp:inline>
+        </w:drawing>
+      </w:r>
+    </w:p>
+    <w:p>
+      <w:pPr>
+        <w:rPr>
+          <w:rFonts w:ascii="Arial" w:hAnsi="Arial" w:cs="Arial"/>
+          <w:lang w:val="es-SV"/>
+        </w:rPr>
+      </w:pPr>
+    </w:p>
+    <w:p>
+      <w:pPr>
+        <w:jc w:val="center"/>
+        <w:rPr>
+          <w:rFonts w:ascii="Arial" w:hAnsi="Arial" w:cs="Arial"/>
+          <w:lang w:val="es-SV"/>
+        </w:rPr>
+      </w:pPr>
+    </w:p>
+    <w:p>
+      <w:pPr>
+        <w:jc w:val="center"/>
+        <w:rPr>
+          <w:rFonts w:ascii="Arial" w:hAnsi="Arial" w:cs="Arial"/>
+          <w:lang w:val="es-SV"/>
+        </w:rPr>
+      </w:pPr>
+      <w:r>
+        <w:rPr>
+          <w:rFonts w:ascii="Arial" w:hAnsi="Arial" w:cs="Arial"/>
+          <w:lang w:val="es-SV"/>
+        </w:rPr>
+        <w:t>Error al intentar crear un nuevo usuario con el mismo correo</w:t>
+      </w:r>
+    </w:p>
+    <w:p>
+      <w:pPr>
+        <w:jc w:val="center"/>
+        <w:rPr>
+          <w:rFonts w:ascii="Arial" w:hAnsi="Arial" w:cs="Arial"/>
+          <w:lang w:val="es-SV"/>
+        </w:rPr>
+      </w:pPr>
+      <w:r>
+        <w:rPr>
+          <w:rFonts w:ascii="Arial" w:hAnsi="Arial" w:cs="Arial"/>
+          <w:noProof/>
+          <w:lang w:eastAsia="es-SV"/>
+        </w:rPr>
+        <w:drawing>
+          <wp:inline distT="0" distB="0" distL="0" distR="0" wp14:anchorId="7D4C050C" wp14:editId="686AA9B3">
+            <wp:extent cx="3246120" cy="2965314"/>
+            <wp:effectExtent l="0" t="0" r="0" b="6985"/>
+            <wp:docPr id="1455973521" name="Imagen 1"/>
+            <wp:cNvGraphicFramePr>
+              <a:graphicFrameLocks xmlns:a="http://schemas.openxmlformats.org/drawingml/2006/main" noChangeAspect="1"/>
+            </wp:cNvGraphicFramePr>
+            <a:graphic xmlns:a="http://schemas.openxmlformats.org/drawingml/2006/main">
+              <a:graphicData uri="http://schemas.openxmlformats.org/drawingml/2006/picture">
+                <pic:pic xmlns:pic="http://schemas.openxmlformats.org/drawingml/2006/picture">
+                  <pic:nvPicPr>
+                    <pic:cNvPr id="1455973521" name=""/>
+                    <pic:cNvPicPr/>
+                  </pic:nvPicPr>
+                  <pic:blipFill>
+                    <a:blip r:embed="rId12"/>
+                    <a:stretch>
+                      <a:fillRect/>
+                    </a:stretch>
+                  </pic:blipFill>
+                  <pic:spPr>
+                    <a:xfrm>
+                      <a:off x="0" y="0"/>
+                      <a:ext cx="3250881" cy="2969663"/>
+                    </a:xfrm>
+                    <a:prstGeom prst="rect">
+                      <a:avLst/>
+                    </a:prstGeom>
+                  </pic:spPr>
+                </pic:pic>
+              </a:graphicData>
+            </a:graphic>
+          </wp:inline>
+        </w:drawing>
+      </w:r>
+    </w:p>
+    <w:p>
+      <w:pPr>
+        <w:rPr>
+          <w:rFonts w:ascii="Arial" w:hAnsi="Arial" w:cs="Arial"/>
+          <w:lang w:val="es-SV"/>
+        </w:rPr>
+      </w:pPr>
+    </w:p>
+    <w:p>
+      <w:pPr>
+        <w:rPr>
+          <w:rFonts w:ascii="Arial" w:hAnsi="Arial" w:cs="Arial"/>
+          <w:lang w:val="es-SV"/>
+        </w:rPr>
+      </w:pPr>
+    </w:p>
+    <w:p>
+      <w:pPr>
+        <w:pStyle w:val="Ttulo2"/>
+        <w:rPr>
+          <w:rFonts w:ascii="Arial" w:hAnsi="Arial" w:cs="Arial"/>
+          <w:color w:val="auto"/>
+          <w:sz w:val="24"/>
+          <w:szCs w:val="24"/>
+          <w:lang w:val="es-SV"/>
+        </w:rPr>
+      </w:pPr>
+      <w:bookmarkStart w:id="10" w:name="_Toc229775100"/>
+      <w:r>
+        <w:rPr>
+          <w:rFonts w:ascii="Arial" w:hAnsi="Arial" w:cs="Arial"/>
+          <w:color w:val="auto"/>
+          <w:sz w:val="24"/>
+          <w:szCs w:val="24"/>
+          <w:lang w:val="es-SV"/>
+        </w:rPr>
+        <w:t>Registro de Defecto 2</w:t>
+      </w:r>
+      <w:bookmarkEnd w:id="10"/>
+    </w:p>
+    <w:p>
+      <w:pPr>
+        <w:rPr>
+          <w:rFonts w:ascii="Arial" w:hAnsi="Arial" w:cs="Arial"/>
+          <w:lang w:val="es-SV"/>
+        </w:rPr>
+      </w:pPr>
+      <w:r>
+        <w:rPr>
+          <w:rFonts w:ascii="Arial" w:hAnsi="Arial" w:cs="Arial"/>
+          <w:lang w:val="es-SV"/>
+        </w:rPr>
+        <w:t>Nombre: Subir un nuevo documento con un nombre repetido.</w:t>
+      </w:r>
+    </w:p>
+    <w:p>
+      <w:pPr>
+        <w:rPr>
+          <w:rFonts w:ascii="Arial" w:hAnsi="Arial" w:cs="Arial"/>
+          <w:lang w:val="es-SV"/>
+        </w:rPr>
+      </w:pPr>
+      <w:r>
+        <w:rPr>
+          <w:rFonts w:ascii="Arial" w:hAnsi="Arial" w:cs="Arial"/>
+          <w:lang w:val="es-SV"/>
+        </w:rPr>
+        <w:lastRenderedPageBreak/>
+        <w:t xml:space="preserve">Descripción: Si se desea crear un nuevo documento, pero ya existe uno que tiene el mismo nombre, el documento se vuelve a crear y a subir como un nuevo documento, lo que causa que se repetía el documento. </w:t>
+      </w:r>
+    </w:p>
+    <w:p>
+      <w:pPr>
+        <w:rPr>
+          <w:rFonts w:ascii="Arial" w:hAnsi="Arial" w:cs="Arial"/>
+          <w:lang w:val="es-SV"/>
+        </w:rPr>
+      </w:pPr>
+      <w:r>
+        <w:rPr>
+          <w:rFonts w:ascii="Arial" w:hAnsi="Arial" w:cs="Arial"/>
+          <w:lang w:val="es-SV"/>
+        </w:rPr>
+        <w:t xml:space="preserve">Pasos para reproducir defecto: </w:t>
+      </w:r>
+    </w:p>
+    <w:p>
+      <w:pPr>
+        <w:pStyle w:val="Prrafodelista"/>
+        <w:numPr>
+          <w:ilvl w:val="0"/>
+          <w:numId w:val="42"/>
+        </w:numPr>
+        <w:rPr>
+          <w:rFonts w:ascii="Arial" w:hAnsi="Arial" w:cs="Arial"/>
+          <w:lang w:val="es-SV"/>
+        </w:rPr>
+      </w:pPr>
+      <w:r>
+        <w:rPr>
+          <w:rFonts w:ascii="Arial" w:hAnsi="Arial" w:cs="Arial"/>
+          <w:lang w:val="es-SV"/>
+        </w:rPr>
+        <w:t>Ingresar a la plataforma por medio de un usuario.</w:t>
+      </w:r>
+    </w:p>
+    <w:p>
+      <w:pPr>
+        <w:pStyle w:val="Prrafodelista"/>
+        <w:numPr>
+          <w:ilvl w:val="0"/>
+          <w:numId w:val="42"/>
+        </w:numPr>
+        <w:rPr>
+          <w:rFonts w:ascii="Arial" w:hAnsi="Arial" w:cs="Arial"/>
+          <w:lang w:val="es-SV"/>
+        </w:rPr>
+      </w:pPr>
+      <w:r>
+        <w:rPr>
+          <w:rFonts w:ascii="Arial" w:hAnsi="Arial" w:cs="Arial"/>
+          <w:lang w:val="es-SV"/>
+        </w:rPr>
+        <w:t xml:space="preserve">Apretar el botón de subir documento. </w:t>
+      </w:r>
+    </w:p>
+    <w:p>
+      <w:pPr>
+        <w:pStyle w:val="Prrafodelista"/>
+        <w:numPr>
+          <w:ilvl w:val="0"/>
+          <w:numId w:val="42"/>
+        </w:numPr>
+        <w:rPr>
+          <w:rFonts w:ascii="Arial" w:hAnsi="Arial" w:cs="Arial"/>
+          <w:lang w:val="es-SV"/>
+        </w:rPr>
+      </w:pPr>
+      <w:r>
+        <w:rPr>
+          <w:rFonts w:ascii="Arial" w:hAnsi="Arial" w:cs="Arial"/>
+          <w:lang w:val="es-SV"/>
+        </w:rPr>
+        <w:t xml:space="preserve">Llenar la información y elegir el archivo indicado. Uno tiene que ponerle el mismo nombre al documento de uno que ya existe en la plataforma. </w:t>
+      </w:r>
+    </w:p>
+    <w:p>
+      <w:pPr>
+        <w:pStyle w:val="Prrafodelista"/>
+        <w:numPr>
+          <w:ilvl w:val="0"/>
+          <w:numId w:val="42"/>
+        </w:numPr>
+        <w:rPr>
+          <w:rFonts w:ascii="Arial" w:hAnsi="Arial" w:cs="Arial"/>
+          <w:lang w:val="es-SV"/>
+        </w:rPr>
+      </w:pPr>
+      <w:r>
+        <w:rPr>
+          <w:rFonts w:ascii="Arial" w:hAnsi="Arial" w:cs="Arial"/>
+          <w:lang w:val="es-SV"/>
+        </w:rPr>
+        <w:t xml:space="preserve">Apretar el botón de subir documento. </w:t>
+      </w:r>
+    </w:p>
+    <w:p>
+      <w:pPr>
+        <w:rPr>
+          <w:rFonts w:ascii="Arial" w:hAnsi="Arial" w:cs="Arial"/>
+          <w:lang w:val="es-SV"/>
+        </w:rPr>
+      </w:pPr>
+      <w:r>
+        <w:rPr>
+          <w:rFonts w:ascii="Arial" w:hAnsi="Arial" w:cs="Arial"/>
+          <w:lang w:val="es-SV"/>
+        </w:rPr>
+        <w:t xml:space="preserve">Resultado esperado: Se tira un mensaje de error, el cual aborta el proceso y evita que se envié el formulario, por lo que no se puede repetir un mismo documento. </w:t>
+      </w:r>
+    </w:p>
+    <w:p>
+      <w:pPr>
+        <w:rPr>
+          <w:rFonts w:ascii="Arial" w:hAnsi="Arial" w:cs="Arial"/>
+          <w:lang w:val="es-SV"/>
+        </w:rPr>
+      </w:pPr>
+      <w:r>
+        <w:rPr>
+          <w:rFonts w:ascii="Arial" w:hAnsi="Arial" w:cs="Arial"/>
+          <w:lang w:val="es-SV"/>
+        </w:rPr>
+        <w:t xml:space="preserve">Resultado real: Se crea un nuevo documento, con el mismo nombre del que ya está en la base de datos. </w:t>
+      </w:r>
+    </w:p>
+    <w:p>
+      <w:pPr>
+        <w:rPr>
+          <w:rFonts w:ascii="Arial" w:hAnsi="Arial" w:cs="Arial"/>
+          <w:lang w:val="es-SV"/>
+        </w:rPr>
+      </w:pPr>
+      <w:r>
+        <w:rPr>
+          <w:rFonts w:ascii="Arial" w:hAnsi="Arial" w:cs="Arial"/>
+          <w:lang w:val="es-SV"/>
+        </w:rPr>
+        <w:t>Prioridad: Alta</w:t>
+      </w:r>
+    </w:p>
+    <w:p>
+      <w:pPr>
+        <w:rPr>
+          <w:rFonts w:ascii="Arial" w:hAnsi="Arial" w:cs="Arial"/>
+          <w:lang w:val="es-SV"/>
+        </w:rPr>
+      </w:pPr>
+      <w:r>
+        <w:rPr>
+          <w:rFonts w:ascii="Arial" w:hAnsi="Arial" w:cs="Arial"/>
+          <w:lang w:val="es-SV"/>
+        </w:rPr>
+        <w:t>Gravedad: Mayor</w:t>
+      </w:r>
+    </w:p>
+    <w:p>
+      <w:pPr>
+        <w:rPr>
+          <w:rFonts w:ascii="Arial" w:hAnsi="Arial" w:cs="Arial"/>
+          <w:lang w:val="es-SV"/>
+        </w:rPr>
+      </w:pPr>
+      <w:r>
+        <w:rPr>
+          <w:rFonts w:ascii="Arial" w:hAnsi="Arial" w:cs="Arial"/>
+          <w:lang w:val="es-SV"/>
+        </w:rPr>
+        <w:t>Estado: En proceso</w:t>
+      </w:r>
+    </w:p>
+    <w:p>
+      <w:pPr>
+        <w:rPr>
+          <w:rFonts w:ascii="Arial" w:hAnsi="Arial" w:cs="Arial"/>
+          <w:lang w:val="es-SV"/>
+        </w:rPr>
+      </w:pPr>
+      <w:r>
+        <w:rPr>
+          <w:rFonts w:ascii="Arial" w:hAnsi="Arial" w:cs="Arial"/>
+          <w:lang w:val="es-SV"/>
+        </w:rPr>
+        <w:t xml:space="preserve">Evidencia: </w:t>
+      </w:r>
+    </w:p>
+    <w:p>
+      <w:pPr>
+        <w:jc w:val="center"/>
+        <w:rPr>
+          <w:rFonts w:ascii="Arial" w:hAnsi="Arial" w:cs="Arial"/>
+          <w:lang w:val="es-SV"/>
+        </w:rPr>
+      </w:pPr>
+      <w:r>
+        <w:rPr>
+          <w:rFonts w:ascii="Arial" w:hAnsi="Arial" w:cs="Arial"/>
+          <w:lang w:val="es-SV"/>
+        </w:rPr>
+        <w:t>Dos documentos con el mismo nombre en la plataforma</w:t>
+      </w:r>
+    </w:p>
+    <w:p>
+      <w:pPr>
+        <w:jc w:val="center"/>
+        <w:rPr>
+          <w:rFonts w:ascii="Arial" w:hAnsi="Arial" w:cs="Arial"/>
+          <w:lang w:val="es-SV"/>
+        </w:rPr>
+      </w:pPr>
+      <w:r>
+        <w:rPr>
+          <w:rFonts w:ascii="Arial" w:hAnsi="Arial" w:cs="Arial"/>
+          <w:noProof/>
+          <w:lang w:eastAsia="es-SV"/>
+        </w:rPr>
+        <w:drawing>
+          <wp:inline distT="0" distB="0" distL="0" distR="0" wp14:anchorId="5EFD1A1B" wp14:editId="2EDF7519">
+            <wp:extent cx="5612130" cy="1204595"/>
+            <wp:effectExtent l="0" t="0" r="7620" b="0"/>
+            <wp:docPr id="409874021" name="Imagen 1"/>
+            <wp:cNvGraphicFramePr>
+              <a:graphicFrameLocks xmlns:a="http://schemas.openxmlformats.org/drawingml/2006/main" noChangeAspect="1"/>
+            </wp:cNvGraphicFramePr>
+            <a:graphic xmlns:a="http://schemas.openxmlformats.org/drawingml/2006/main">
+              <a:graphicData uri="http://schemas.openxmlformats.org/drawingml/2006/picture">
+                <pic:pic xmlns:pic="http://schemas.openxmlformats.org/drawingml/2006/picture">
+                  <pic:nvPicPr>
+                    <pic:cNvPr id="409874021" name=""/>
+                    <pic:cNvPicPr/>
+                  </pic:nvPicPr>
+                  <pic:blipFill>
+                    <a:blip r:embed="rId13"/>
+                    <a:stretch>
+                      <a:fillRect/>
+                    </a:stretch>
+                  </pic:blipFill>
+                  <pic:spPr>
+                    <a:xfrm>
+                      <a:off x="0" y="0"/>
+                      <a:ext cx="5612130" cy="1204595"/>
+                    </a:xfrm>
+                    <a:prstGeom prst="rect">
+                      <a:avLst/>
+                    </a:prstGeom>
+                  </pic:spPr>
+                </pic:pic>
+              </a:graphicData>
+            </a:graphic>
+          </wp:inline>
+        </w:drawing>
+      </w:r>
+    </w:p>
+    <w:p>
+      <w:pPr>
+        <w:rPr>
+          <w:rFonts w:ascii="Arial" w:hAnsi="Arial" w:cs="Arial"/>
+          <w:lang w:val="es-SV"/>
+        </w:rPr>
+      </w:pPr>
+    </w:p>
+    <w:p>
+      <w:pPr>
+        <w:rPr>
+          <w:rFonts w:ascii="Arial" w:hAnsi="Arial" w:cs="Arial"/>
+          <w:lang w:val="es-SV"/>
+        </w:rPr>
+      </w:pPr>
+    </w:p>
+    <w:p>
+      <w:pPr>
+        <w:pStyle w:val="Ttulo2"/>
+        <w:rPr>
+          <w:rFonts w:ascii="Arial" w:hAnsi="Arial" w:cs="Arial"/>
+          <w:color w:val="auto"/>
+          <w:sz w:val="24"/>
+          <w:szCs w:val="24"/>
+          <w:lang w:val="es-SV"/>
+        </w:rPr>
+      </w:pPr>
+      <w:bookmarkStart w:id="11" w:name="_Toc229775101"/>
+      <w:r>
+        <w:rPr>
+          <w:rFonts w:ascii="Arial" w:hAnsi="Arial" w:cs="Arial"/>
+          <w:color w:val="auto"/>
+          <w:sz w:val="24"/>
+          <w:szCs w:val="24"/>
+          <w:lang w:val="es-SV"/>
+        </w:rPr>
+        <w:t>Registro de Defecto 3</w:t>
+      </w:r>
+      <w:bookmarkEnd w:id="11"/>
+    </w:p>
+    <w:p>
+      <w:pPr>
+        <w:rPr>
+          <w:rFonts w:ascii="Arial" w:hAnsi="Arial" w:cs="Arial"/>
+          <w:lang w:val="es-SV"/>
+        </w:rPr>
+      </w:pPr>
+      <w:r>
+        <w:rPr>
+          <w:rFonts w:ascii="Arial" w:hAnsi="Arial" w:cs="Arial"/>
+          <w:lang w:val="es-SV"/>
+        </w:rPr>
+        <w:t>Nombre: Permite que se dejen comentarios vacíos.</w:t>
+      </w:r>
+    </w:p>
+    <w:p>
+      <w:pPr>
+        <w:rPr>
+          <w:rFonts w:ascii="Arial" w:hAnsi="Arial" w:cs="Arial"/>
+          <w:lang w:val="es-SV"/>
+        </w:rPr>
+      </w:pPr>
+      <w:r>
+        <w:rPr>
+          <w:rFonts w:ascii="Arial" w:hAnsi="Arial" w:cs="Arial"/>
+          <w:lang w:val="es-SV"/>
+        </w:rPr>
+        <w:t xml:space="preserve">Descripción: Al ingresar un comentario, no se cuenta con una validación especifica que evita que se puedan enviar, por parte del formulario, comentarios vacíos. </w:t>
+      </w:r>
+    </w:p>
+    <w:p>
+      <w:pPr>
+        <w:rPr>
+          <w:rFonts w:ascii="Arial" w:hAnsi="Arial" w:cs="Arial"/>
+          <w:lang w:val="es-SV"/>
+        </w:rPr>
+      </w:pPr>
+      <w:r>
+        <w:rPr>
+          <w:rFonts w:ascii="Arial" w:hAnsi="Arial" w:cs="Arial"/>
+          <w:lang w:val="es-SV"/>
+        </w:rPr>
+        <w:t xml:space="preserve">Pasos para reproducir defecto: </w:t>
+      </w:r>
+    </w:p>
+    <w:p>
+      <w:pPr>
+        <w:pStyle w:val="Prrafodelista"/>
+        <w:numPr>
+          <w:ilvl w:val="0"/>
+          <w:numId w:val="44"/>
+        </w:numPr>
+        <w:rPr>
+          <w:rFonts w:ascii="Arial" w:hAnsi="Arial" w:cs="Arial"/>
+          <w:lang w:val="es-SV"/>
+        </w:rPr>
+      </w:pPr>
+      <w:r>
+        <w:rPr>
+          <w:rFonts w:ascii="Arial" w:hAnsi="Arial" w:cs="Arial"/>
+          <w:lang w:val="es-SV"/>
+        </w:rPr>
+        <w:t xml:space="preserve">Ingresa a la plataforma por medio de un usuario. </w:t>
+      </w:r>
+    </w:p>
+    <w:p>
+      <w:pPr>
+        <w:pStyle w:val="Prrafodelista"/>
+        <w:numPr>
+          <w:ilvl w:val="0"/>
+          <w:numId w:val="44"/>
+        </w:numPr>
+        <w:rPr>
+          <w:rFonts w:ascii="Arial" w:hAnsi="Arial" w:cs="Arial"/>
+          <w:lang w:val="es-SV"/>
+        </w:rPr>
+      </w:pPr>
+      <w:r>
+        <w:rPr>
+          <w:rFonts w:ascii="Arial" w:hAnsi="Arial" w:cs="Arial"/>
+          <w:lang w:val="es-SV"/>
+        </w:rPr>
+        <w:lastRenderedPageBreak/>
+        <w:t xml:space="preserve">Apretar el botón de ver documentos. </w:t>
+      </w:r>
+    </w:p>
+    <w:p>
+      <w:pPr>
+        <w:pStyle w:val="Prrafodelista"/>
+        <w:numPr>
+          <w:ilvl w:val="0"/>
+          <w:numId w:val="44"/>
+        </w:numPr>
+        <w:rPr>
+          <w:rFonts w:ascii="Arial" w:hAnsi="Arial" w:cs="Arial"/>
+          <w:lang w:val="es-SV"/>
+        </w:rPr>
+      </w:pPr>
+      <w:r>
+        <w:rPr>
+          <w:rFonts w:ascii="Arial" w:hAnsi="Arial" w:cs="Arial"/>
+          <w:lang w:val="es-SV"/>
+        </w:rPr>
+        <w:t xml:space="preserve">Seleccionar el documento y su respectiva versión a la cual se le quiere dejar un comentario. </w:t>
+      </w:r>
+    </w:p>
+    <w:p>
+      <w:pPr>
+        <w:pStyle w:val="Prrafodelista"/>
+        <w:numPr>
+          <w:ilvl w:val="0"/>
+          <w:numId w:val="44"/>
+        </w:numPr>
+        <w:rPr>
+          <w:rFonts w:ascii="Arial" w:hAnsi="Arial" w:cs="Arial"/>
+          <w:lang w:val="es-SV"/>
+        </w:rPr>
+      </w:pPr>
+      <w:r>
+        <w:rPr>
+          <w:rFonts w:ascii="Arial" w:hAnsi="Arial" w:cs="Arial"/>
+          <w:lang w:val="es-SV"/>
+        </w:rPr>
+        <w:t xml:space="preserve">Apretar el botón de detalle. </w:t>
+      </w:r>
+    </w:p>
+    <w:p>
+      <w:pPr>
+        <w:pStyle w:val="Prrafodelista"/>
+        <w:numPr>
+          <w:ilvl w:val="0"/>
+          <w:numId w:val="44"/>
+        </w:numPr>
+        <w:rPr>
+          <w:rFonts w:ascii="Arial" w:hAnsi="Arial" w:cs="Arial"/>
+          <w:lang w:val="es-SV"/>
+        </w:rPr>
+      </w:pPr>
+      <w:r>
+        <w:rPr>
+          <w:rFonts w:ascii="Arial" w:hAnsi="Arial" w:cs="Arial"/>
+          <w:lang w:val="es-SV"/>
+        </w:rPr>
+        <w:t xml:space="preserve">Apretar la caja de texto del comentario, pero no escribir nada. </w:t>
+      </w:r>
+    </w:p>
+    <w:p>
+      <w:pPr>
+        <w:pStyle w:val="Prrafodelista"/>
+        <w:numPr>
+          <w:ilvl w:val="0"/>
+          <w:numId w:val="44"/>
+        </w:numPr>
+        <w:rPr>
+          <w:rFonts w:ascii="Arial" w:hAnsi="Arial" w:cs="Arial"/>
+          <w:lang w:val="es-SV"/>
+        </w:rPr>
+      </w:pPr>
+      <w:r>
+        <w:rPr>
+          <w:rFonts w:ascii="Arial" w:hAnsi="Arial" w:cs="Arial"/>
+          <w:lang w:val="es-SV"/>
+        </w:rPr>
+        <w:t xml:space="preserve">Apretar el botón de agregar comentario. </w:t>
+      </w:r>
+    </w:p>
+    <w:p>
+      <w:pPr>
+        <w:rPr>
+          <w:rFonts w:ascii="Arial" w:hAnsi="Arial" w:cs="Arial"/>
+          <w:lang w:val="es-SV"/>
+        </w:rPr>
+      </w:pPr>
+      <w:r>
+        <w:rPr>
+          <w:rFonts w:ascii="Arial" w:hAnsi="Arial" w:cs="Arial"/>
+          <w:lang w:val="es-SV"/>
+        </w:rPr>
+        <w:t xml:space="preserve">Resultado esperado: La plataforma tiraría un error y evitaría que se pudiera dejar el comentario vacío al abortar el proceso y evitar que se envié el formulario. </w:t>
+      </w:r>
+    </w:p>
+    <w:p>
+      <w:pPr>
+        <w:rPr>
+          <w:rFonts w:ascii="Arial" w:hAnsi="Arial" w:cs="Arial"/>
+          <w:lang w:val="es-SV"/>
+        </w:rPr>
+      </w:pPr>
+      <w:r>
+        <w:rPr>
+          <w:rFonts w:ascii="Arial" w:hAnsi="Arial" w:cs="Arial"/>
+          <w:lang w:val="es-SV"/>
+        </w:rPr>
+        <w:t xml:space="preserve">Resultado real: Tira el error, pero el formularia todavía se envía, por lo que se pueden dejar comentarios vacíos. </w:t>
+      </w:r>
+    </w:p>
+    <w:p>
+      <w:pPr>
+        <w:rPr>
+          <w:rFonts w:ascii="Arial" w:hAnsi="Arial" w:cs="Arial"/>
+          <w:lang w:val="es-SV"/>
+        </w:rPr>
+      </w:pPr>
+      <w:r>
+        <w:rPr>
+          <w:rFonts w:ascii="Arial" w:hAnsi="Arial" w:cs="Arial"/>
+          <w:lang w:val="es-SV"/>
+        </w:rPr>
+        <w:t>Prioridad: Media</w:t>
+      </w:r>
+    </w:p>
+    <w:p>
+      <w:pPr>
+        <w:rPr>
+          <w:rFonts w:ascii="Arial" w:hAnsi="Arial" w:cs="Arial"/>
+          <w:lang w:val="es-SV"/>
+        </w:rPr>
+      </w:pPr>
+      <w:r>
+        <w:rPr>
+          <w:rFonts w:ascii="Arial" w:hAnsi="Arial" w:cs="Arial"/>
+          <w:lang w:val="es-SV"/>
+        </w:rPr>
+        <w:t>Gravedad: Mayor</w:t>
+      </w:r>
+    </w:p>
+    <w:p>
+      <w:pPr>
+        <w:rPr>
+          <w:rFonts w:ascii="Arial" w:hAnsi="Arial" w:cs="Arial"/>
+          <w:lang w:val="es-SV"/>
+        </w:rPr>
+      </w:pPr>
+      <w:r>
+        <w:rPr>
+          <w:rFonts w:ascii="Arial" w:hAnsi="Arial" w:cs="Arial"/>
+          <w:lang w:val="es-SV"/>
+        </w:rPr>
+        <w:t>Estado: Resuelto</w:t>
+      </w:r>
+    </w:p>
+    <w:p>
+      <w:pPr>
+        <w:rPr>
+          <w:rFonts w:ascii="Arial" w:hAnsi="Arial" w:cs="Arial"/>
+          <w:lang w:val="es-SV"/>
+        </w:rPr>
+      </w:pPr>
+      <w:r>
+        <w:rPr>
+          <w:rFonts w:ascii="Arial" w:hAnsi="Arial" w:cs="Arial"/>
+          <w:lang w:val="es-SV"/>
+        </w:rPr>
+        <w:t xml:space="preserve">Evidencia: </w:t>
+      </w:r>
+    </w:p>
+    <w:p>
+      <w:pPr>
+        <w:jc w:val="center"/>
+        <w:rPr>
+          <w:rFonts w:ascii="Arial" w:hAnsi="Arial" w:cs="Arial"/>
+          <w:lang w:val="es-SV"/>
+        </w:rPr>
+      </w:pPr>
+      <w:r>
+        <w:rPr>
+          <w:rFonts w:ascii="Arial" w:hAnsi="Arial" w:cs="Arial"/>
+          <w:lang w:val="es-SV"/>
+        </w:rPr>
+        <w:t>Mensaje de error al evitar dejar un comentario vacío</w:t>
+      </w:r>
+    </w:p>
+    <w:p>
+      <w:pPr>
+        <w:jc w:val="center"/>
+        <w:rPr>
+          <w:rFonts w:ascii="Arial" w:hAnsi="Arial" w:cs="Arial"/>
+          <w:lang w:val="es-SV"/>
+        </w:rPr>
+      </w:pPr>
+      <w:r>
+        <w:rPr>
+          <w:rFonts w:ascii="Arial" w:hAnsi="Arial" w:cs="Arial"/>
+          <w:noProof/>
+          <w:lang w:val="es-SV"/>
+        </w:rPr>
+        <w:drawing>
+          <wp:inline distT="0" distB="0" distL="0" distR="0" wp14:anchorId="4D9BFA27" wp14:editId="73D87B3D">
+            <wp:extent cx="3574600" cy="2743200"/>
+            <wp:effectExtent l="0" t="0" r="6985" b="0"/>
+            <wp:docPr id="18" name="Imagen 18"/>
+            <wp:cNvGraphicFramePr>
+              <a:graphicFrameLocks xmlns:a="http://schemas.openxmlformats.org/drawingml/2006/main" noChangeAspect="1"/>
+            </wp:cNvGraphicFramePr>
+            <a:graphic xmlns:a="http://schemas.openxmlformats.org/drawingml/2006/main">
+              <a:graphicData uri="http://schemas.openxmlformats.org/drawingml/2006/picture">
+                <pic:pic xmlns:pic="http://schemas.openxmlformats.org/drawingml/2006/picture">
+                  <pic:nvPicPr>
+                    <pic:cNvPr id="1" name=""/>
+                    <pic:cNvPicPr/>
+                  </pic:nvPicPr>
+                  <pic:blipFill>
+                    <a:blip r:embed="rId14"/>
+                    <a:stretch>
+                      <a:fillRect/>
+                    </a:stretch>
+                  </pic:blipFill>
+                  <pic:spPr>
+                    <a:xfrm>
+                      <a:off x="0" y="0"/>
+                      <a:ext cx="3579989" cy="2747336"/>
+                    </a:xfrm>
+                    <a:prstGeom prst="rect">
+                      <a:avLst/>
+                    </a:prstGeom>
+                  </pic:spPr>
+                </pic:pic>
+              </a:graphicData>
+            </a:graphic>
+          </wp:inline>
+        </w:drawing>
+      </w:r>
+    </w:p>
+    <w:p>
+      <w:pPr>
+        <w:rPr>
+          <w:rFonts w:ascii="Arial" w:hAnsi="Arial" w:cs="Arial"/>
+          <w:lang w:val="es-SV"/>
+        </w:rPr>
+      </w:pPr>
+    </w:p>
+    <w:p>
+      <w:pPr>
+        <w:rPr>
+          <w:rFonts w:ascii="Arial" w:hAnsi="Arial" w:cs="Arial"/>
+          <w:lang w:val="es-SV"/>
+        </w:rPr>
+      </w:pPr>
+    </w:p>
+    <w:p>
+      <w:pPr>
+        <w:pStyle w:val="Ttulo2"/>
+        <w:rPr>
+          <w:rFonts w:ascii="Arial" w:hAnsi="Arial" w:cs="Arial"/>
+          <w:color w:val="auto"/>
+          <w:sz w:val="24"/>
+          <w:szCs w:val="24"/>
+          <w:lang w:val="es-SV"/>
+        </w:rPr>
+      </w:pPr>
+      <w:bookmarkStart w:id="12" w:name="_Toc229775102"/>
+      <w:r>
+        <w:rPr>
+          <w:rFonts w:ascii="Arial" w:hAnsi="Arial" w:cs="Arial"/>
+          <w:color w:val="auto"/>
+          <w:sz w:val="24"/>
+          <w:szCs w:val="24"/>
+          <w:lang w:val="es-SV"/>
+        </w:rPr>
+        <w:t>Registro de Defecto 4</w:t>
+      </w:r>
+      <w:bookmarkEnd w:id="12"/>
+    </w:p>
+    <w:p>
+      <w:pPr>
+        <w:rPr>
+          <w:rFonts w:ascii="Arial" w:hAnsi="Arial" w:cs="Arial"/>
+          <w:lang w:val="es-SV"/>
+        </w:rPr>
+      </w:pPr>
+      <w:r>
+        <w:rPr>
+          <w:rFonts w:ascii="Arial" w:hAnsi="Arial" w:cs="Arial"/>
+          <w:lang w:val="es-SV"/>
+        </w:rPr>
+        <w:t>Nombre: Subir documentos en formatos no permitidos.</w:t>
+      </w:r>
+    </w:p>
+    <w:p>
+      <w:pPr>
+        <w:rPr>
+          <w:rFonts w:ascii="Arial" w:hAnsi="Arial" w:cs="Arial"/>
+          <w:lang w:val="es-SV"/>
+        </w:rPr>
+      </w:pPr>
+      <w:r>
+        <w:rPr>
+          <w:rFonts w:ascii="Arial" w:hAnsi="Arial" w:cs="Arial"/>
+          <w:lang w:val="es-SV"/>
+        </w:rPr>
+        <w:lastRenderedPageBreak/>
+        <w:t xml:space="preserve">Descripción: Se permite que se suban documentos que no tienen el formato permitido por la plataforma y por los administradores, lo cual afecta el rendimiento ya que es una plataforma especifica de gestión documental. </w:t>
+      </w:r>
+    </w:p>
+    <w:p>
+      <w:pPr>
+        <w:rPr>
+          <w:rFonts w:ascii="Arial" w:hAnsi="Arial" w:cs="Arial"/>
+          <w:lang w:val="es-SV"/>
+        </w:rPr>
+      </w:pPr>
+      <w:r>
+        <w:rPr>
+          <w:rFonts w:ascii="Arial" w:hAnsi="Arial" w:cs="Arial"/>
+          <w:lang w:val="es-SV"/>
+        </w:rPr>
+        <w:t xml:space="preserve">Pasos para reproducir defecto: </w:t>
+      </w:r>
+    </w:p>
+    <w:p>
+      <w:pPr>
+        <w:pStyle w:val="Prrafodelista"/>
+        <w:numPr>
+          <w:ilvl w:val="0"/>
+          <w:numId w:val="46"/>
+        </w:numPr>
+        <w:rPr>
+          <w:rFonts w:ascii="Arial" w:hAnsi="Arial" w:cs="Arial"/>
+          <w:lang w:val="es-SV"/>
+        </w:rPr>
+      </w:pPr>
+      <w:r>
+        <w:rPr>
+          <w:rFonts w:ascii="Arial" w:hAnsi="Arial" w:cs="Arial"/>
+          <w:lang w:val="es-SV"/>
+        </w:rPr>
+        <w:t xml:space="preserve">Ingresa a la plataforma por medio de un usuario. </w:t>
+      </w:r>
+    </w:p>
+    <w:p>
+      <w:pPr>
+        <w:pStyle w:val="Prrafodelista"/>
+        <w:numPr>
+          <w:ilvl w:val="0"/>
+          <w:numId w:val="46"/>
+        </w:numPr>
+        <w:rPr>
+          <w:rFonts w:ascii="Arial" w:hAnsi="Arial" w:cs="Arial"/>
+          <w:lang w:val="es-SV"/>
+        </w:rPr>
+      </w:pPr>
+      <w:r>
+        <w:rPr>
+          <w:rFonts w:ascii="Arial" w:hAnsi="Arial" w:cs="Arial"/>
+          <w:lang w:val="es-SV"/>
+        </w:rPr>
+        <w:t xml:space="preserve">Apretar el botón de subir documento. </w:t>
+      </w:r>
+    </w:p>
+    <w:p>
+      <w:pPr>
+        <w:pStyle w:val="Prrafodelista"/>
+        <w:numPr>
+          <w:ilvl w:val="0"/>
+          <w:numId w:val="46"/>
+        </w:numPr>
+        <w:rPr>
+          <w:rFonts w:ascii="Arial" w:hAnsi="Arial" w:cs="Arial"/>
+          <w:lang w:val="es-SV"/>
+        </w:rPr>
+      </w:pPr>
+      <w:r>
+        <w:rPr>
+          <w:rFonts w:ascii="Arial" w:hAnsi="Arial" w:cs="Arial"/>
+          <w:lang w:val="es-SV"/>
+        </w:rPr>
+        <w:t xml:space="preserve">Llenar la información requerida y subir un archivo con un formato no permitido (como .exe). </w:t>
+      </w:r>
+    </w:p>
+    <w:p>
+      <w:pPr>
+        <w:pStyle w:val="Prrafodelista"/>
+        <w:numPr>
+          <w:ilvl w:val="0"/>
+          <w:numId w:val="46"/>
+        </w:numPr>
+        <w:rPr>
+          <w:rFonts w:ascii="Arial" w:hAnsi="Arial" w:cs="Arial"/>
+          <w:lang w:val="es-SV"/>
+        </w:rPr>
+      </w:pPr>
+      <w:r>
+        <w:rPr>
+          <w:rFonts w:ascii="Arial" w:hAnsi="Arial" w:cs="Arial"/>
+          <w:lang w:val="es-SV"/>
+        </w:rPr>
+        <w:t>Apretar el botón de subir documento.</w:t>
+      </w:r>
+    </w:p>
+    <w:p>
+      <w:pPr>
+        <w:rPr>
+          <w:rFonts w:ascii="Arial" w:hAnsi="Arial" w:cs="Arial"/>
+          <w:lang w:val="es-SV"/>
+        </w:rPr>
+      </w:pPr>
+      <w:r>
+        <w:rPr>
+          <w:rFonts w:ascii="Arial" w:hAnsi="Arial" w:cs="Arial"/>
+          <w:lang w:val="es-SV"/>
+        </w:rPr>
+        <w:t>Resultado esperado: Se tiraría un error, el cual menciona que no se puede subir un formato no permitido al sitio web, aparte de abortar el proceso y evitar que se envié el formulario y que se suba a la base de datos.</w:t>
+      </w:r>
+    </w:p>
+    <w:p>
+      <w:pPr>
+        <w:rPr>
+          <w:rFonts w:ascii="Arial" w:hAnsi="Arial" w:cs="Arial"/>
+          <w:lang w:val="es-SV"/>
+        </w:rPr>
+      </w:pPr>
+      <w:r>
+        <w:rPr>
+          <w:rFonts w:ascii="Arial" w:hAnsi="Arial" w:cs="Arial"/>
+          <w:lang w:val="es-SV"/>
+        </w:rPr>
+        <w:t xml:space="preserve">Resultado real: Aun se pueden subir distintos formatos no especificados a la base de datos y a la plataforma en sí. </w:t>
+      </w:r>
+    </w:p>
+    <w:p>
+      <w:pPr>
+        <w:rPr>
+          <w:rFonts w:ascii="Arial" w:hAnsi="Arial" w:cs="Arial"/>
+          <w:lang w:val="es-SV"/>
+        </w:rPr>
+      </w:pPr>
+      <w:r>
+        <w:rPr>
+          <w:rFonts w:ascii="Arial" w:hAnsi="Arial" w:cs="Arial"/>
+          <w:lang w:val="es-SV"/>
+        </w:rPr>
+        <w:t>Prioridad: Alta</w:t>
+      </w:r>
+    </w:p>
+    <w:p>
+      <w:pPr>
+        <w:rPr>
+          <w:rFonts w:ascii="Arial" w:hAnsi="Arial" w:cs="Arial"/>
+          <w:lang w:val="es-SV"/>
+        </w:rPr>
+      </w:pPr>
+      <w:r>
+        <w:rPr>
+          <w:rFonts w:ascii="Arial" w:hAnsi="Arial" w:cs="Arial"/>
+          <w:lang w:val="es-SV"/>
+        </w:rPr>
+        <w:t>Gravedad: Mayor</w:t>
+      </w:r>
+    </w:p>
+    <w:p>
+      <w:pPr>
+        <w:rPr>
+          <w:rFonts w:ascii="Arial" w:hAnsi="Arial" w:cs="Arial"/>
+          <w:lang w:val="es-SV"/>
+        </w:rPr>
+      </w:pPr>
+      <w:r>
+        <w:rPr>
+          <w:rFonts w:ascii="Arial" w:hAnsi="Arial" w:cs="Arial"/>
+          <w:lang w:val="es-SV"/>
+        </w:rPr>
+        <w:t>Estado: En proceso</w:t>
+      </w:r>
+    </w:p>
+    <w:p>
+      <w:pPr>
+        <w:rPr>
+          <w:rFonts w:ascii="Arial" w:hAnsi="Arial" w:cs="Arial"/>
+          <w:lang w:val="es-SV"/>
+        </w:rPr>
+      </w:pPr>
+      <w:r>
+        <w:rPr>
+          <w:rFonts w:ascii="Arial" w:hAnsi="Arial" w:cs="Arial"/>
+          <w:lang w:val="es-SV"/>
+        </w:rPr>
+        <w:t xml:space="preserve">Evidencia: </w:t>
+      </w:r>
+    </w:p>
+    <w:p>
+      <w:pPr>
+        <w:jc w:val="center"/>
+        <w:rPr>
+          <w:rFonts w:ascii="Arial" w:hAnsi="Arial" w:cs="Arial"/>
+          <w:lang w:val="es-SV"/>
+        </w:rPr>
+      </w:pPr>
+      <w:r>
+        <w:rPr>
+          <w:rFonts w:ascii="Arial" w:hAnsi="Arial" w:cs="Arial"/>
+          <w:lang w:val="es-SV"/>
+        </w:rPr>
+        <w:t>Subiendo un .exe</w:t>
+      </w:r>
+    </w:p>
+    <w:p>
+      <w:pPr>
+        <w:jc w:val="center"/>
+        <w:rPr>
+          <w:rFonts w:ascii="Arial" w:hAnsi="Arial" w:cs="Arial"/>
+          <w:lang w:val="es-SV"/>
+        </w:rPr>
+      </w:pPr>
+      <w:r>
+        <w:rPr>
+          <w:rFonts w:ascii="Arial" w:hAnsi="Arial" w:cs="Arial"/>
+          <w:noProof/>
+          <w:lang w:eastAsia="es-SV"/>
+        </w:rPr>
+        <w:drawing>
+          <wp:inline distT="0" distB="0" distL="0" distR="0" wp14:anchorId="52FCC187" wp14:editId="45994750">
+            <wp:extent cx="5006340" cy="2526395"/>
+            <wp:effectExtent l="0" t="0" r="3810" b="7620"/>
+            <wp:docPr id="1790819508" name="Imagen 1"/>
+            <wp:cNvGraphicFramePr>
+              <a:graphicFrameLocks xmlns:a="http://schemas.openxmlformats.org/drawingml/2006/main" noChangeAspect="1"/>
+            </wp:cNvGraphicFramePr>
+            <a:graphic xmlns:a="http://schemas.openxmlformats.org/drawingml/2006/main">
+              <a:graphicData uri="http://schemas.openxmlformats.org/drawingml/2006/picture">
+                <pic:pic xmlns:pic="http://schemas.openxmlformats.org/drawingml/2006/picture">
+                  <pic:nvPicPr>
+                    <pic:cNvPr id="1790819508" name=""/>
+                    <pic:cNvPicPr/>
+                  </pic:nvPicPr>
+                  <pic:blipFill>
+                    <a:blip r:embed="rId15"/>
+                    <a:stretch>
+                      <a:fillRect/>
+                    </a:stretch>
+                  </pic:blipFill>
+                  <pic:spPr>
+                    <a:xfrm>
+                      <a:off x="0" y="0"/>
+                      <a:ext cx="5008492" cy="2527481"/>
+                    </a:xfrm>
+                    <a:prstGeom prst="rect">
+                      <a:avLst/>
+                    </a:prstGeom>
+                  </pic:spPr>
+                </pic:pic>
+              </a:graphicData>
+            </a:graphic>
+          </wp:inline>
+        </w:drawing>
+      </w:r>
+    </w:p>
+    <w:p>
+      <w:pPr>
+        <w:jc w:val="center"/>
+        <w:rPr>
+          <w:rFonts w:ascii="Arial" w:hAnsi="Arial" w:cs="Arial"/>
+          <w:lang w:val="es-SV"/>
+        </w:rPr>
+      </w:pPr>
+    </w:p>
+    <w:p>
+      <w:pPr>
+        <w:jc w:val="center"/>
+        <w:rPr>
+          <w:rFonts w:ascii="Arial" w:hAnsi="Arial" w:cs="Arial"/>
+          <w:lang w:val="es-SV"/>
+        </w:rPr>
+      </w:pPr>
+      <w:r>
+        <w:rPr>
+          <w:rFonts w:ascii="Arial" w:hAnsi="Arial" w:cs="Arial"/>
+          <w:lang w:val="es-SV"/>
+        </w:rPr>
+        <w:t>El documento en la plataforma</w:t>
+      </w:r>
+    </w:p>
+    <w:p>
+      <w:pPr>
+        <w:jc w:val="center"/>
+        <w:rPr>
+          <w:rFonts w:ascii="Arial" w:hAnsi="Arial" w:cs="Arial"/>
+          <w:lang w:val="es-SV"/>
+        </w:rPr>
+      </w:pPr>
+      <w:r>
+        <w:rPr>
+          <w:rFonts w:ascii="Arial" w:hAnsi="Arial" w:cs="Arial"/>
+          <w:noProof/>
+          <w:lang w:eastAsia="es-SV"/>
+        </w:rPr>
+        <w:lastRenderedPageBreak/>
+        <w:drawing>
+          <wp:inline distT="0" distB="0" distL="0" distR="0" wp14:anchorId="245197CA" wp14:editId="6938DE0C">
+            <wp:extent cx="4198620" cy="1264147"/>
+            <wp:effectExtent l="0" t="0" r="0" b="0"/>
+            <wp:docPr id="24989913" name="Imagen 1"/>
+            <wp:cNvGraphicFramePr>
+              <a:graphicFrameLocks xmlns:a="http://schemas.openxmlformats.org/drawingml/2006/main" noChangeAspect="1"/>
+            </wp:cNvGraphicFramePr>
+            <a:graphic xmlns:a="http://schemas.openxmlformats.org/drawingml/2006/main">
+              <a:graphicData uri="http://schemas.openxmlformats.org/drawingml/2006/picture">
+                <pic:pic xmlns:pic="http://schemas.openxmlformats.org/drawingml/2006/picture">
+                  <pic:nvPicPr>
+                    <pic:cNvPr id="24989913" name=""/>
+                    <pic:cNvPicPr/>
+                  </pic:nvPicPr>
+                  <pic:blipFill>
+                    <a:blip r:embed="rId16"/>
+                    <a:stretch>
+                      <a:fillRect/>
+                    </a:stretch>
+                  </pic:blipFill>
+                  <pic:spPr>
+                    <a:xfrm>
+                      <a:off x="0" y="0"/>
+                      <a:ext cx="4221569" cy="1271057"/>
+                    </a:xfrm>
+                    <a:prstGeom prst="rect">
+                      <a:avLst/>
+                    </a:prstGeom>
+                  </pic:spPr>
+                </pic:pic>
+              </a:graphicData>
+            </a:graphic>
+          </wp:inline>
+        </w:drawing>
+      </w:r>
+    </w:p>
+    <w:p>
+      <w:pPr>
+        <w:rPr>
+          <w:rFonts w:ascii="Arial" w:hAnsi="Arial" w:cs="Arial"/>
+          <w:lang w:val="es-SV"/>
+        </w:rPr>
+      </w:pPr>
+    </w:p>
+    <w:p>
+      <w:pPr>
+        <w:pStyle w:val="Ttulo2"/>
+        <w:rPr>
+          <w:rFonts w:ascii="Arial" w:hAnsi="Arial" w:cs="Arial"/>
+          <w:color w:val="auto"/>
+          <w:sz w:val="24"/>
+          <w:szCs w:val="24"/>
+          <w:lang w:val="es-SV"/>
+        </w:rPr>
+      </w:pPr>
+      <w:bookmarkStart w:id="13" w:name="_Toc229775103"/>
+      <w:r>
+        <w:rPr>
+          <w:rFonts w:ascii="Arial" w:hAnsi="Arial" w:cs="Arial"/>
+          <w:color w:val="auto"/>
+          <w:sz w:val="24"/>
+          <w:szCs w:val="24"/>
+          <w:lang w:val="es-SV"/>
+        </w:rPr>
+        <w:t>Registro de Defecto 5</w:t>
+      </w:r>
+      <w:bookmarkEnd w:id="13"/>
+    </w:p>
+    <w:p>
+      <w:pPr>
+        <w:rPr>
+          <w:rFonts w:ascii="Arial" w:hAnsi="Arial" w:cs="Arial"/>
+          <w:lang w:val="es-SV"/>
+        </w:rPr>
+      </w:pPr>
+      <w:r>
+        <w:rPr>
+          <w:rFonts w:ascii="Arial" w:hAnsi="Arial" w:cs="Arial"/>
+          <w:lang w:val="es-SV"/>
+        </w:rPr>
+        <w:t xml:space="preserve">Nombre: Acceso a páginas restringidas por tipo de rol. </w:t>
+      </w:r>
+    </w:p>
+    <w:p>
+      <w:pPr>
+        <w:rPr>
+          <w:rFonts w:ascii="Arial" w:hAnsi="Arial" w:cs="Arial"/>
+          <w:lang w:val="es-SV"/>
+        </w:rPr>
+      </w:pPr>
+      <w:r>
+        <w:rPr>
+          <w:rFonts w:ascii="Arial" w:hAnsi="Arial" w:cs="Arial"/>
+          <w:lang w:val="es-SV"/>
+        </w:rPr>
+        <w:t xml:space="preserve">Descripción: Que un usuario pudiera copiar el URL de otro tipo de usuario con un rol distinto (como administrador) y luego, al ingresar el, acceder a los permisos que tiene el usuario administrador al pegar el URL. </w:t>
+      </w:r>
+    </w:p>
+    <w:p>
+      <w:pPr>
+        <w:rPr>
+          <w:rFonts w:ascii="Arial" w:hAnsi="Arial" w:cs="Arial"/>
+          <w:lang w:val="es-SV"/>
+        </w:rPr>
+      </w:pPr>
+      <w:r>
+        <w:rPr>
+          <w:rFonts w:ascii="Arial" w:hAnsi="Arial" w:cs="Arial"/>
+          <w:lang w:val="es-SV"/>
+        </w:rPr>
+        <w:t xml:space="preserve">Pasos para reproducir defecto: </w:t>
+      </w:r>
+    </w:p>
+    <w:p>
+      <w:pPr>
+        <w:pStyle w:val="Prrafodelista"/>
+        <w:numPr>
+          <w:ilvl w:val="0"/>
+          <w:numId w:val="48"/>
+        </w:numPr>
+        <w:rPr>
+          <w:rFonts w:ascii="Arial" w:hAnsi="Arial" w:cs="Arial"/>
+          <w:lang w:val="es-SV"/>
+        </w:rPr>
+      </w:pPr>
+      <w:r>
+        <w:rPr>
+          <w:rFonts w:ascii="Arial" w:hAnsi="Arial" w:cs="Arial"/>
+          <w:lang w:val="es-SV"/>
+        </w:rPr>
+        <w:t xml:space="preserve">Ingresa a la plataforma por medio de un usuario de tipo administrador. </w:t>
+      </w:r>
+    </w:p>
+    <w:p>
+      <w:pPr>
+        <w:pStyle w:val="Prrafodelista"/>
+        <w:numPr>
+          <w:ilvl w:val="0"/>
+          <w:numId w:val="48"/>
+        </w:numPr>
+        <w:rPr>
+          <w:rFonts w:ascii="Arial" w:hAnsi="Arial" w:cs="Arial"/>
+          <w:lang w:val="es-SV"/>
+        </w:rPr>
+      </w:pPr>
+      <w:r>
+        <w:rPr>
+          <w:rFonts w:ascii="Arial" w:hAnsi="Arial" w:cs="Arial"/>
+          <w:lang w:val="es-SV"/>
+        </w:rPr>
+        <w:t xml:space="preserve">Copiar el URL. </w:t>
+      </w:r>
+    </w:p>
+    <w:p>
+      <w:pPr>
+        <w:pStyle w:val="Prrafodelista"/>
+        <w:numPr>
+          <w:ilvl w:val="0"/>
+          <w:numId w:val="48"/>
+        </w:numPr>
+        <w:rPr>
+          <w:rFonts w:ascii="Arial" w:hAnsi="Arial" w:cs="Arial"/>
+          <w:lang w:val="es-SV"/>
+        </w:rPr>
+      </w:pPr>
+      <w:r>
+        <w:rPr>
+          <w:rFonts w:ascii="Arial" w:hAnsi="Arial" w:cs="Arial"/>
+          <w:lang w:val="es-SV"/>
+        </w:rPr>
+        <w:t xml:space="preserve">Salir de la plataforma. </w:t>
+      </w:r>
+    </w:p>
+    <w:p>
+      <w:pPr>
+        <w:pStyle w:val="Prrafodelista"/>
+        <w:numPr>
+          <w:ilvl w:val="0"/>
+          <w:numId w:val="48"/>
+        </w:numPr>
+        <w:rPr>
+          <w:rFonts w:ascii="Arial" w:hAnsi="Arial" w:cs="Arial"/>
+          <w:lang w:val="es-SV"/>
+        </w:rPr>
+      </w:pPr>
+      <w:r>
+        <w:rPr>
+          <w:rFonts w:ascii="Arial" w:hAnsi="Arial" w:cs="Arial"/>
+          <w:lang w:val="es-SV"/>
+        </w:rPr>
+        <w:t xml:space="preserve">Ingresar a la plataforma por medio de un usuario tipo empleado. </w:t>
+      </w:r>
+    </w:p>
+    <w:p>
+      <w:pPr>
+        <w:pStyle w:val="Prrafodelista"/>
+        <w:numPr>
+          <w:ilvl w:val="0"/>
+          <w:numId w:val="48"/>
+        </w:numPr>
+        <w:rPr>
+          <w:rFonts w:ascii="Arial" w:hAnsi="Arial" w:cs="Arial"/>
+          <w:lang w:val="es-SV"/>
+        </w:rPr>
+      </w:pPr>
+      <w:r>
+        <w:rPr>
+          <w:rFonts w:ascii="Arial" w:hAnsi="Arial" w:cs="Arial"/>
+          <w:lang w:val="es-SV"/>
+        </w:rPr>
+        <w:t xml:space="preserve">Pegar el URL. </w:t>
+      </w:r>
+    </w:p>
+    <w:p>
+      <w:pPr>
+        <w:rPr>
+          <w:rFonts w:ascii="Arial" w:hAnsi="Arial" w:cs="Arial"/>
+          <w:lang w:val="es-SV"/>
+        </w:rPr>
+      </w:pPr>
+      <w:r>
+        <w:rPr>
+          <w:rFonts w:ascii="Arial" w:hAnsi="Arial" w:cs="Arial"/>
+          <w:lang w:val="es-SV"/>
+        </w:rPr>
+        <w:t xml:space="preserve">Resultado esperado: Que el usuario sea redireccionado a su página principal, donde no aparecen las opciones avanzadas del administrador. </w:t>
+      </w:r>
+    </w:p>
+    <w:p>
+      <w:pPr>
+        <w:rPr>
+          <w:rFonts w:ascii="Arial" w:hAnsi="Arial" w:cs="Arial"/>
+          <w:lang w:val="es-SV"/>
+        </w:rPr>
+      </w:pPr>
+      <w:r>
+        <w:rPr>
+          <w:rFonts w:ascii="Arial" w:hAnsi="Arial" w:cs="Arial"/>
+          <w:lang w:val="es-SV"/>
+        </w:rPr>
+        <w:t xml:space="preserve">Resultado real: Se puede ir al menú principal de administrador, con las opciones avanzadas visibles. </w:t>
+      </w:r>
+    </w:p>
+    <w:p>
+      <w:pPr>
+        <w:rPr>
+          <w:rFonts w:ascii="Arial" w:hAnsi="Arial" w:cs="Arial"/>
+          <w:lang w:val="es-SV"/>
+        </w:rPr>
+      </w:pPr>
+      <w:r>
+        <w:rPr>
+          <w:rFonts w:ascii="Arial" w:hAnsi="Arial" w:cs="Arial"/>
+          <w:lang w:val="es-SV"/>
+        </w:rPr>
+        <w:t>Prioridad: Alta</w:t>
+      </w:r>
+    </w:p>
+    <w:p>
+      <w:pPr>
+        <w:rPr>
+          <w:rFonts w:ascii="Arial" w:hAnsi="Arial" w:cs="Arial"/>
+          <w:lang w:val="es-SV"/>
+        </w:rPr>
+      </w:pPr>
+      <w:r>
+        <w:rPr>
+          <w:rFonts w:ascii="Arial" w:hAnsi="Arial" w:cs="Arial"/>
+          <w:lang w:val="es-SV"/>
+        </w:rPr>
+        <w:t>Gravedad: Mayor</w:t>
+      </w:r>
+    </w:p>
+    <w:p>
+      <w:pPr>
+        <w:rPr>
+          <w:rFonts w:ascii="Arial" w:hAnsi="Arial" w:cs="Arial"/>
+          <w:lang w:val="es-SV"/>
+        </w:rPr>
+      </w:pPr>
+      <w:r>
+        <w:rPr>
+          <w:rFonts w:ascii="Arial" w:hAnsi="Arial" w:cs="Arial"/>
+          <w:lang w:val="es-SV"/>
+        </w:rPr>
+        <w:t>Estado: En proceso</w:t>
+      </w:r>
+    </w:p>
+    <w:p>
+      <w:pPr>
+        <w:rPr>
+          <w:rFonts w:ascii="Arial" w:hAnsi="Arial" w:cs="Arial"/>
+          <w:lang w:val="es-SV"/>
+        </w:rPr>
+      </w:pPr>
+      <w:r>
+        <w:rPr>
+          <w:rFonts w:ascii="Arial" w:hAnsi="Arial" w:cs="Arial"/>
+          <w:lang w:val="es-SV"/>
+        </w:rPr>
+        <w:t xml:space="preserve">Evidencia: </w:t>
+      </w:r>
+    </w:p>
+    <w:p>
+      <w:pPr>
+        <w:jc w:val="center"/>
+        <w:rPr>
+          <w:rFonts w:ascii="Arial" w:hAnsi="Arial" w:cs="Arial"/>
+          <w:lang w:val="es-SV"/>
+        </w:rPr>
+      </w:pPr>
+    </w:p>
+    <w:p>
+      <w:pPr>
+        <w:jc w:val="center"/>
+        <w:rPr>
+          <w:rFonts w:ascii="Arial" w:hAnsi="Arial" w:cs="Arial"/>
+          <w:lang w:val="es-SV"/>
+        </w:rPr>
+      </w:pPr>
+      <w:r>
+        <w:rPr>
+          <w:rFonts w:ascii="Arial" w:hAnsi="Arial" w:cs="Arial"/>
+          <w:lang w:val="es-SV"/>
+        </w:rPr>
+        <w:t>Cuando se entra como administrador se puede ver este menú principal</w:t>
+      </w:r>
+    </w:p>
+    <w:p>
+      <w:pPr>
+        <w:jc w:val="center"/>
+        <w:rPr>
+          <w:rFonts w:ascii="Arial" w:hAnsi="Arial" w:cs="Arial"/>
+          <w:lang w:val="es-SV"/>
+        </w:rPr>
+      </w:pPr>
+      <w:r>
+        <w:rPr>
+          <w:rFonts w:ascii="Arial" w:hAnsi="Arial" w:cs="Arial"/>
+          <w:noProof/>
+          <w:lang w:eastAsia="es-SV"/>
+        </w:rPr>
+        <w:lastRenderedPageBreak/>
+        <w:drawing>
+          <wp:inline distT="0" distB="0" distL="0" distR="0" wp14:anchorId="45AB5F01" wp14:editId="5A6891BD">
+            <wp:extent cx="5059680" cy="1221124"/>
+            <wp:effectExtent l="0" t="0" r="7620" b="0"/>
+            <wp:docPr id="761149427" name="Imagen 1"/>
+            <wp:cNvGraphicFramePr>
+              <a:graphicFrameLocks xmlns:a="http://schemas.openxmlformats.org/drawingml/2006/main" noChangeAspect="1"/>
+            </wp:cNvGraphicFramePr>
+            <a:graphic xmlns:a="http://schemas.openxmlformats.org/drawingml/2006/main">
+              <a:graphicData uri="http://schemas.openxmlformats.org/drawingml/2006/picture">
+                <pic:pic xmlns:pic="http://schemas.openxmlformats.org/drawingml/2006/picture">
+                  <pic:nvPicPr>
+                    <pic:cNvPr id="761149427" name=""/>
+                    <pic:cNvPicPr/>
+                  </pic:nvPicPr>
+                  <pic:blipFill>
+                    <a:blip r:embed="rId17"/>
+                    <a:stretch>
+                      <a:fillRect/>
+                    </a:stretch>
+                  </pic:blipFill>
+                  <pic:spPr>
+                    <a:xfrm>
+                      <a:off x="0" y="0"/>
+                      <a:ext cx="5090513" cy="1228565"/>
+                    </a:xfrm>
+                    <a:prstGeom prst="rect">
+                      <a:avLst/>
+                    </a:prstGeom>
+                  </pic:spPr>
+                </pic:pic>
+              </a:graphicData>
+            </a:graphic>
+          </wp:inline>
+        </w:drawing>
+      </w:r>
+    </w:p>
+    <w:p>
+      <w:pPr>
+        <w:jc w:val="center"/>
+        <w:rPr>
+          <w:rFonts w:ascii="Arial" w:hAnsi="Arial" w:cs="Arial"/>
+          <w:lang w:val="es-SV"/>
+        </w:rPr>
+      </w:pPr>
+    </w:p>
+    <w:p>
+      <w:pPr>
+        <w:jc w:val="center"/>
+        <w:rPr>
+          <w:rFonts w:ascii="Arial" w:hAnsi="Arial" w:cs="Arial"/>
+          <w:lang w:val="es-SV"/>
+        </w:rPr>
+      </w:pPr>
+      <w:r>
+        <w:rPr>
+          <w:rFonts w:ascii="Arial" w:hAnsi="Arial" w:cs="Arial"/>
+          <w:lang w:val="es-SV"/>
+        </w:rPr>
+        <w:t>Al apretar el botón de crear usuario, permite crearlo</w:t>
+      </w:r>
+    </w:p>
+    <w:p>
+      <w:pPr>
+        <w:jc w:val="center"/>
+        <w:rPr>
+          <w:rFonts w:ascii="Arial" w:hAnsi="Arial" w:cs="Arial"/>
+          <w:lang w:val="es-SV"/>
+        </w:rPr>
+      </w:pPr>
+      <w:r>
+        <w:rPr>
+          <w:rFonts w:ascii="Arial" w:hAnsi="Arial" w:cs="Arial"/>
+          <w:noProof/>
+          <w:lang w:eastAsia="es-SV"/>
+        </w:rPr>
+        <w:drawing>
+          <wp:inline distT="0" distB="0" distL="0" distR="0" wp14:anchorId="78ABDA78" wp14:editId="73E9337D">
+            <wp:extent cx="3642360" cy="2358179"/>
+            <wp:effectExtent l="0" t="0" r="0" b="4445"/>
+            <wp:docPr id="1494674427" name="Imagen 1"/>
+            <wp:cNvGraphicFramePr>
+              <a:graphicFrameLocks xmlns:a="http://schemas.openxmlformats.org/drawingml/2006/main" noChangeAspect="1"/>
+            </wp:cNvGraphicFramePr>
+            <a:graphic xmlns:a="http://schemas.openxmlformats.org/drawingml/2006/main">
+              <a:graphicData uri="http://schemas.openxmlformats.org/drawingml/2006/picture">
+                <pic:pic xmlns:pic="http://schemas.openxmlformats.org/drawingml/2006/picture">
+                  <pic:nvPicPr>
+                    <pic:cNvPr id="1494674427" name=""/>
+                    <pic:cNvPicPr/>
+                  </pic:nvPicPr>
+                  <pic:blipFill>
+                    <a:blip r:embed="rId18"/>
+                    <a:stretch>
+                      <a:fillRect/>
+                    </a:stretch>
+                  </pic:blipFill>
+                  <pic:spPr>
+                    <a:xfrm>
+                      <a:off x="0" y="0"/>
+                      <a:ext cx="3647422" cy="2361457"/>
+                    </a:xfrm>
+                    <a:prstGeom prst="rect">
+                      <a:avLst/>
+                    </a:prstGeom>
+                  </pic:spPr>
+                </pic:pic>
+              </a:graphicData>
+            </a:graphic>
+          </wp:inline>
+        </w:drawing>
+      </w:r>
+    </w:p>
+    <w:p>
+      <w:pPr>
+        <w:jc w:val="center"/>
+        <w:rPr>
+          <w:rFonts w:ascii="Arial" w:hAnsi="Arial" w:cs="Arial"/>
+          <w:lang w:val="es-SV"/>
+        </w:rPr>
+      </w:pPr>
+    </w:p>
+    <w:p>
+      <w:pPr>
+        <w:jc w:val="center"/>
+        <w:rPr>
+          <w:rFonts w:ascii="Arial" w:hAnsi="Arial" w:cs="Arial"/>
+          <w:lang w:val="es-SV"/>
+        </w:rPr>
+      </w:pPr>
+      <w:r>
+        <w:rPr>
+          <w:rFonts w:ascii="Arial" w:hAnsi="Arial" w:cs="Arial"/>
+          <w:lang w:val="es-SV"/>
+        </w:rPr>
+        <w:t>Cuando uno entra como un empleado, no aparecen esas opciones en el menú</w:t>
+      </w:r>
+    </w:p>
+    <w:p>
+      <w:pPr>
+        <w:jc w:val="center"/>
+        <w:rPr>
+          <w:rFonts w:ascii="Arial" w:hAnsi="Arial" w:cs="Arial"/>
+          <w:lang w:val="es-SV"/>
+        </w:rPr>
+      </w:pPr>
+      <w:r>
+        <w:rPr>
+          <w:rFonts w:ascii="Arial" w:hAnsi="Arial" w:cs="Arial"/>
+          <w:noProof/>
+          <w:lang w:eastAsia="es-SV"/>
+        </w:rPr>
+        <w:drawing>
+          <wp:inline distT="0" distB="0" distL="0" distR="0" wp14:anchorId="54693307" wp14:editId="62D76DAE">
+            <wp:extent cx="5612130" cy="2263775"/>
+            <wp:effectExtent l="0" t="0" r="7620" b="3175"/>
+            <wp:docPr id="667149291" name="Imagen 1"/>
+            <wp:cNvGraphicFramePr>
+              <a:graphicFrameLocks xmlns:a="http://schemas.openxmlformats.org/drawingml/2006/main" noChangeAspect="1"/>
+            </wp:cNvGraphicFramePr>
+            <a:graphic xmlns:a="http://schemas.openxmlformats.org/drawingml/2006/main">
+              <a:graphicData uri="http://schemas.openxmlformats.org/drawingml/2006/picture">
+                <pic:pic xmlns:pic="http://schemas.openxmlformats.org/drawingml/2006/picture">
+                  <pic:nvPicPr>
+                    <pic:cNvPr id="667149291" name=""/>
+                    <pic:cNvPicPr/>
+                  </pic:nvPicPr>
+                  <pic:blipFill>
+                    <a:blip r:embed="rId19"/>
+                    <a:stretch>
+                      <a:fillRect/>
+                    </a:stretch>
+                  </pic:blipFill>
+                  <pic:spPr>
+                    <a:xfrm>
+                      <a:off x="0" y="0"/>
+                      <a:ext cx="5612130" cy="2263775"/>
+                    </a:xfrm>
+                    <a:prstGeom prst="rect">
+                      <a:avLst/>
+                    </a:prstGeom>
+                  </pic:spPr>
+                </pic:pic>
+              </a:graphicData>
+            </a:graphic>
+          </wp:inline>
+        </w:drawing>
+      </w:r>
+    </w:p>
+    <w:p>
+      <w:pPr>
+        <w:jc w:val="center"/>
+        <w:rPr>
+          <w:rFonts w:ascii="Arial" w:hAnsi="Arial" w:cs="Arial"/>
+          <w:lang w:val="es-SV"/>
+        </w:rPr>
+      </w:pPr>
+    </w:p>
+    <w:p>
+      <w:pPr>
+        <w:jc w:val="center"/>
+        <w:rPr>
+          <w:rFonts w:ascii="Arial" w:hAnsi="Arial" w:cs="Arial"/>
+          <w:lang w:val="es-SV"/>
+        </w:rPr>
+      </w:pPr>
+      <w:r>
+        <w:rPr>
+          <w:rFonts w:ascii="Arial" w:hAnsi="Arial" w:cs="Arial"/>
+          <w:lang w:val="es-SV"/>
+        </w:rPr>
+        <w:t>Pero si uno copia el enlace y lo pega, uno tiene permitido el acceso a crear usuario</w:t>
+      </w:r>
+    </w:p>
+    <w:p>
+      <w:pPr>
+        <w:rPr>
+          <w:rFonts w:ascii="Arial" w:hAnsi="Arial" w:cs="Arial"/>
+          <w:lang w:val="es-SV"/>
+        </w:rPr>
+      </w:pPr>
+      <w:r>
+        <w:rPr>
+          <w:rFonts w:ascii="Arial" w:hAnsi="Arial" w:cs="Arial"/>
+          <w:noProof/>
+          <w:lang w:eastAsia="es-SV"/>
+        </w:rPr>
+        <w:lastRenderedPageBreak/>
+        <w:drawing>
+          <wp:inline distT="0" distB="0" distL="0" distR="0" wp14:anchorId="39E9C857" wp14:editId="58B77291">
+            <wp:extent cx="4216124" cy="2857500"/>
+            <wp:effectExtent l="0" t="0" r="0" b="0"/>
+            <wp:docPr id="500720233" name="Imagen 1"/>
+            <wp:cNvGraphicFramePr>
+              <a:graphicFrameLocks xmlns:a="http://schemas.openxmlformats.org/drawingml/2006/main" noChangeAspect="1"/>
+            </wp:cNvGraphicFramePr>
+            <a:graphic xmlns:a="http://schemas.openxmlformats.org/drawingml/2006/main">
+              <a:graphicData uri="http://schemas.openxmlformats.org/drawingml/2006/picture">
+                <pic:pic xmlns:pic="http://schemas.openxmlformats.org/drawingml/2006/picture">
+                  <pic:nvPicPr>
+                    <pic:cNvPr id="500720233" name=""/>
+                    <pic:cNvPicPr/>
+                  </pic:nvPicPr>
+                  <pic:blipFill>
+                    <a:blip r:embed="rId20"/>
+                    <a:stretch>
+                      <a:fillRect/>
+                    </a:stretch>
+                  </pic:blipFill>
+                  <pic:spPr>
+                    <a:xfrm>
+                      <a:off x="0" y="0"/>
+                      <a:ext cx="4220378" cy="2860383"/>
+                    </a:xfrm>
+                    <a:prstGeom prst="rect">
+                      <a:avLst/>
+                    </a:prstGeom>
+                  </pic:spPr>
+                </pic:pic>
+              </a:graphicData>
+            </a:graphic>
+          </wp:inline>
+        </w:drawing>
+      </w:r>
+    </w:p>
+    <w:p>
+      <w:pPr>
+        <w:rPr>
+          <w:rFonts w:ascii="Arial" w:hAnsi="Arial" w:cs="Arial"/>
+          <w:lang w:val="es-SV"/>
+        </w:rPr>
+      </w:pPr>
+    </w:p>
+    <w:p>
+      <w:pPr>
+        <w:rPr>
+          <w:rFonts w:ascii="Arial" w:hAnsi="Arial" w:cs="Arial"/>
+          <w:lang w:val="es-SV"/>
+        </w:rPr>
+      </w:pPr>
+    </w:p>
+    <w:p>
+      <w:pPr>
+        <w:rPr>
+          <w:rFonts w:ascii="Arial" w:hAnsi="Arial" w:cs="Arial"/>
+          <w:lang w:val="es-SV"/>
+        </w:rPr>
+      </w:pPr>
+    </w:p>
+    <w:p>
+      <w:pPr>
+        <w:rPr>
+          <w:rFonts w:ascii="Arial" w:hAnsi="Arial" w:cs="Arial"/>
+          <w:lang w:val="es-SV"/>
+        </w:rPr>
+      </w:pPr>
+    </w:p>
+    <w:p>
+      <w:pPr>
+        <w:pStyle w:val="Ttulo1"/>
+        <w:spacing w:line="360" w:lineRule="auto"/>
+        <w:rPr>
+          <w:rFonts w:ascii="Arial" w:hAnsi="Arial" w:cs="Arial"/>
+          <w:b/>
+          <w:bCs/>
+          <w:color w:val="auto"/>
+          <w:sz w:val="24"/>
+          <w:szCs w:val="24"/>
+          <w:lang w:val="es-SV"/>
+        </w:rPr>
+      </w:pPr>
+      <w:bookmarkStart w:id="14" w:name="_Toc230111121"/>
+      <w:r>
+        <w:rPr>
+          <w:rFonts w:ascii="Arial" w:hAnsi="Arial" w:cs="Arial"/>
+          <w:b/>
+          <w:bCs/>
+          <w:color w:val="auto"/>
+          <w:sz w:val="24"/>
+          <w:szCs w:val="24"/>
+          <w:lang w:val="es-SV"/>
+        </w:rPr>
+        <w:t xml:space="preserve">Repositorio de </w:t>
+      </w:r>
+      <w:proofErr w:type="spellStart"/>
+      <w:r>
+        <w:rPr>
+          <w:rFonts w:ascii="Arial" w:hAnsi="Arial" w:cs="Arial"/>
+          <w:b/>
+          <w:bCs/>
+          <w:color w:val="auto"/>
+          <w:sz w:val="24"/>
+          <w:szCs w:val="24"/>
+          <w:lang w:val="es-SV"/>
+        </w:rPr>
+        <w:t>Github</w:t>
+      </w:r>
+      <w:bookmarkEnd w:id="14"/>
+      <w:proofErr w:type="spellEnd"/>
+    </w:p>
+    <w:p>
+      <w:pPr>
+        <w:jc w:val="center"/>
+        <w:rPr>
+          <w:rFonts w:ascii="Arial" w:hAnsi="Arial" w:cs="Arial"/>
+          <w:lang w:val="es-ES"/>
+        </w:rPr>
+      </w:pPr>
+      <w:hyperlink r:id="rId21" w:history="1">
         <w:r>
           <w:rPr>
             <w:rStyle w:val="Hipervnculo"/>
@@ -6386,8 +8994,8 @@
       </w:pPr>
     </w:p>
     <w:sectPr>
-      <w:headerReference w:type="default" r:id="rId12"/>
-      <w:headerReference w:type="first" r:id="rId13"/>
+      <w:headerReference w:type="default" r:id="rId22"/>
+      <w:headerReference w:type="first" r:id="rId23"/>
       <w:pgSz w:w="12240" w:h="15840"/>
       <w:pgMar w:top="1440" w:right="1440" w:bottom="1440" w:left="1440" w:header="720" w:footer="720" w:gutter="0"/>
       <w:pgNumType w:start="1"/>
@@ -6475,7 +9083,6 @@
         <w:docPartUnique/>
       </w:docPartObj>
     </w:sdtPr>
-    <w:sdtEndPr/>
     <w:sdtContent>
       <w:p>
         <w:pPr>
@@ -6522,7 +9129,6 @@
         <w:docPartUnique/>
       </w:docPartObj>
     </w:sdtPr>
-    <w:sdtEndPr/>
     <w:sdtContent>
       <w:p>
         <w:pPr>

--- a/docs/entrega4/EPRO_Entrega4_Grupo9_Plataforma de gestión documental con versiones.docx
+++ b/docs/entrega4/EPRO_Entrega4_Grupo9_Plataforma de gestión documental con versiones.docx
@@ -1213,7 +1213,7 @@
             </w:rPr>
             <w:fldChar w:fldCharType="separate"/>
           </w:r>
-          <w:hyperlink w:anchor="_Toc230111116" w:history="1">
+          <w:hyperlink w:anchor="_Toc230112261" w:history="1">
             <w:r>
               <w:rPr>
                 <w:rStyle w:val="Hipervnculo"/>
@@ -1243,7 +1243,7 @@
                 <w:noProof/>
                 <w:webHidden/>
               </w:rPr>
-              <w:instrText xml:space="preserve"> PAGEREF _Toc230111116 \h </w:instrText>
+              <w:instrText xml:space="preserve"> PAGEREF _Toc230112261 \h </w:instrText>
             </w:r>
             <w:r>
               <w:rPr>
@@ -1290,7 +1290,7 @@
               <w14:ligatures w14:val="standardContextual"/>
             </w:rPr>
           </w:pPr>
-          <w:hyperlink w:anchor="_Toc230111117" w:history="1">
+          <w:hyperlink w:anchor="_Toc230112262" w:history="1">
             <w:r>
               <w:rPr>
                 <w:rStyle w:val="Hipervnculo"/>
@@ -1318,7 +1318,7 @@
                 <w:noProof/>
                 <w:webHidden/>
               </w:rPr>
-              <w:instrText xml:space="preserve"> PAGEREF _Toc230111117 \h </w:instrText>
+              <w:instrText xml:space="preserve"> PAGEREF _Toc230112262 \h </w:instrText>
             </w:r>
             <w:r>
               <w:rPr>
@@ -1365,7 +1365,7 @@
               <w14:ligatures w14:val="standardContextual"/>
             </w:rPr>
           </w:pPr>
-          <w:hyperlink w:anchor="_Toc230111118" w:history="1">
+          <w:hyperlink w:anchor="_Toc230112263" w:history="1">
             <w:r>
               <w:rPr>
                 <w:rStyle w:val="Hipervnculo"/>
@@ -1393,7 +1393,7 @@
                 <w:noProof/>
                 <w:webHidden/>
               </w:rPr>
-              <w:instrText xml:space="preserve"> PAGEREF _Toc230111118 \h </w:instrText>
+              <w:instrText xml:space="preserve"> PAGEREF _Toc230112263 \h </w:instrText>
             </w:r>
             <w:r>
               <w:rPr>
@@ -1440,7 +1440,7 @@
               <w14:ligatures w14:val="standardContextual"/>
             </w:rPr>
           </w:pPr>
-          <w:hyperlink w:anchor="_Toc230111119" w:history="1">
+          <w:hyperlink w:anchor="_Toc230112264" w:history="1">
             <w:r>
               <w:rPr>
                 <w:rStyle w:val="Hipervnculo"/>
@@ -1470,7 +1470,7 @@
                 <w:noProof/>
                 <w:webHidden/>
               </w:rPr>
-              <w:instrText xml:space="preserve"> PAGEREF _Toc230111119 \h </w:instrText>
+              <w:instrText xml:space="preserve"> PAGEREF _Toc230112264 \h </w:instrText>
             </w:r>
             <w:r>
               <w:rPr>
@@ -1517,7 +1517,7 @@
               <w14:ligatures w14:val="standardContextual"/>
             </w:rPr>
           </w:pPr>
-          <w:hyperlink w:anchor="_Toc230111120" w:history="1">
+          <w:hyperlink w:anchor="_Toc230112265" w:history="1">
             <w:r>
               <w:rPr>
                 <w:rStyle w:val="Hipervnculo"/>
@@ -1545,7 +1545,7 @@
                 <w:noProof/>
                 <w:webHidden/>
               </w:rPr>
-              <w:instrText xml:space="preserve"> PAGEREF _Toc230111120 \h </w:instrText>
+              <w:instrText xml:space="preserve"> PAGEREF _Toc230112265 \h </w:instrText>
             </w:r>
             <w:r>
               <w:rPr>
@@ -1592,7 +1592,7 @@
               <w14:ligatures w14:val="standardContextual"/>
             </w:rPr>
           </w:pPr>
-          <w:hyperlink w:anchor="_Toc230111121" w:history="1">
+          <w:hyperlink w:anchor="_Toc230112266" w:history="1">
             <w:r>
               <w:rPr>
                 <w:rStyle w:val="Hipervnculo"/>
@@ -1601,7 +1601,7 @@
                 <w:bCs/>
                 <w:noProof/>
               </w:rPr>
-              <w:t>Repositorio de Github</w:t>
+              <w:t>Registro de Defectos</w:t>
             </w:r>
             <w:r>
               <w:rPr>
@@ -1622,7 +1622,7 @@
                 <w:noProof/>
                 <w:webHidden/>
               </w:rPr>
-              <w:instrText xml:space="preserve"> PAGEREF _Toc230111121 \h </w:instrText>
+              <w:instrText xml:space="preserve"> PAGEREF _Toc230112266 \h </w:instrText>
             </w:r>
             <w:r>
               <w:rPr>
@@ -1655,6 +1655,458 @@
         </w:p>
         <w:p>
           <w:pPr>
+            <w:pStyle w:val="TDC2"/>
+            <w:tabs>
+              <w:tab w:val="right" w:leader="dot" w:pos="9350"/>
+            </w:tabs>
+            <w:rPr>
+              <w:rFonts w:cstheme="minorBidi"/>
+              <w:noProof/>
+              <w:kern w:val="2"/>
+              <w:sz w:val="24"/>
+              <w:szCs w:val="24"/>
+              <w:lang w:eastAsia="es-SV"/>
+              <w14:ligatures w14:val="standardContextual"/>
+            </w:rPr>
+          </w:pPr>
+          <w:hyperlink w:anchor="_Toc230112267" w:history="1">
+            <w:r>
+              <w:rPr>
+                <w:rStyle w:val="Hipervnculo"/>
+                <w:rFonts w:ascii="Arial" w:hAnsi="Arial" w:cs="Arial"/>
+                <w:noProof/>
+              </w:rPr>
+              <w:t>Registro de Defecto 1</w:t>
+            </w:r>
+            <w:r>
+              <w:rPr>
+                <w:noProof/>
+                <w:webHidden/>
+              </w:rPr>
+              <w:tab/>
+            </w:r>
+            <w:r>
+              <w:rPr>
+                <w:noProof/>
+                <w:webHidden/>
+              </w:rPr>
+              <w:fldChar w:fldCharType="begin"/>
+            </w:r>
+            <w:r>
+              <w:rPr>
+                <w:noProof/>
+                <w:webHidden/>
+              </w:rPr>
+              <w:instrText xml:space="preserve"> PAGEREF _Toc230112267 \h </w:instrText>
+            </w:r>
+            <w:r>
+              <w:rPr>
+                <w:noProof/>
+                <w:webHidden/>
+              </w:rPr>
+            </w:r>
+            <w:r>
+              <w:rPr>
+                <w:noProof/>
+                <w:webHidden/>
+              </w:rPr>
+              <w:fldChar w:fldCharType="separate"/>
+            </w:r>
+            <w:r>
+              <w:rPr>
+                <w:noProof/>
+                <w:webHidden/>
+              </w:rPr>
+              <w:t>17</w:t>
+            </w:r>
+            <w:r>
+              <w:rPr>
+                <w:noProof/>
+                <w:webHidden/>
+              </w:rPr>
+              <w:fldChar w:fldCharType="end"/>
+            </w:r>
+          </w:hyperlink>
+        </w:p>
+        <w:p>
+          <w:pPr>
+            <w:pStyle w:val="TDC2"/>
+            <w:tabs>
+              <w:tab w:val="right" w:leader="dot" w:pos="9350"/>
+            </w:tabs>
+            <w:rPr>
+              <w:rFonts w:cstheme="minorBidi"/>
+              <w:noProof/>
+              <w:kern w:val="2"/>
+              <w:sz w:val="24"/>
+              <w:szCs w:val="24"/>
+              <w:lang w:eastAsia="es-SV"/>
+              <w14:ligatures w14:val="standardContextual"/>
+            </w:rPr>
+          </w:pPr>
+          <w:hyperlink w:anchor="_Toc230112268" w:history="1">
+            <w:r>
+              <w:rPr>
+                <w:rStyle w:val="Hipervnculo"/>
+                <w:rFonts w:ascii="Arial" w:hAnsi="Arial" w:cs="Arial"/>
+                <w:noProof/>
+              </w:rPr>
+              <w:t>Registro de Defecto 2</w:t>
+            </w:r>
+            <w:r>
+              <w:rPr>
+                <w:noProof/>
+                <w:webHidden/>
+              </w:rPr>
+              <w:tab/>
+            </w:r>
+            <w:r>
+              <w:rPr>
+                <w:noProof/>
+                <w:webHidden/>
+              </w:rPr>
+              <w:fldChar w:fldCharType="begin"/>
+            </w:r>
+            <w:r>
+              <w:rPr>
+                <w:noProof/>
+                <w:webHidden/>
+              </w:rPr>
+              <w:instrText xml:space="preserve"> PAGEREF _Toc230112268 \h </w:instrText>
+            </w:r>
+            <w:r>
+              <w:rPr>
+                <w:noProof/>
+                <w:webHidden/>
+              </w:rPr>
+            </w:r>
+            <w:r>
+              <w:rPr>
+                <w:noProof/>
+                <w:webHidden/>
+              </w:rPr>
+              <w:fldChar w:fldCharType="separate"/>
+            </w:r>
+            <w:r>
+              <w:rPr>
+                <w:noProof/>
+                <w:webHidden/>
+              </w:rPr>
+              <w:t>18</w:t>
+            </w:r>
+            <w:r>
+              <w:rPr>
+                <w:noProof/>
+                <w:webHidden/>
+              </w:rPr>
+              <w:fldChar w:fldCharType="end"/>
+            </w:r>
+          </w:hyperlink>
+        </w:p>
+        <w:p>
+          <w:pPr>
+            <w:pStyle w:val="TDC2"/>
+            <w:tabs>
+              <w:tab w:val="right" w:leader="dot" w:pos="9350"/>
+            </w:tabs>
+            <w:rPr>
+              <w:rFonts w:cstheme="minorBidi"/>
+              <w:noProof/>
+              <w:kern w:val="2"/>
+              <w:sz w:val="24"/>
+              <w:szCs w:val="24"/>
+              <w:lang w:eastAsia="es-SV"/>
+              <w14:ligatures w14:val="standardContextual"/>
+            </w:rPr>
+          </w:pPr>
+          <w:hyperlink w:anchor="_Toc230112269" w:history="1">
+            <w:r>
+              <w:rPr>
+                <w:rStyle w:val="Hipervnculo"/>
+                <w:rFonts w:ascii="Arial" w:hAnsi="Arial" w:cs="Arial"/>
+                <w:noProof/>
+              </w:rPr>
+              <w:t>Registro de Defecto 3</w:t>
+            </w:r>
+            <w:r>
+              <w:rPr>
+                <w:noProof/>
+                <w:webHidden/>
+              </w:rPr>
+              <w:tab/>
+            </w:r>
+            <w:r>
+              <w:rPr>
+                <w:noProof/>
+                <w:webHidden/>
+              </w:rPr>
+              <w:fldChar w:fldCharType="begin"/>
+            </w:r>
+            <w:r>
+              <w:rPr>
+                <w:noProof/>
+                <w:webHidden/>
+              </w:rPr>
+              <w:instrText xml:space="preserve"> PAGEREF _Toc230112269 \h </w:instrText>
+            </w:r>
+            <w:r>
+              <w:rPr>
+                <w:noProof/>
+                <w:webHidden/>
+              </w:rPr>
+            </w:r>
+            <w:r>
+              <w:rPr>
+                <w:noProof/>
+                <w:webHidden/>
+              </w:rPr>
+              <w:fldChar w:fldCharType="separate"/>
+            </w:r>
+            <w:r>
+              <w:rPr>
+                <w:noProof/>
+                <w:webHidden/>
+              </w:rPr>
+              <w:t>19</w:t>
+            </w:r>
+            <w:r>
+              <w:rPr>
+                <w:noProof/>
+                <w:webHidden/>
+              </w:rPr>
+              <w:fldChar w:fldCharType="end"/>
+            </w:r>
+          </w:hyperlink>
+        </w:p>
+        <w:p>
+          <w:pPr>
+            <w:pStyle w:val="TDC2"/>
+            <w:tabs>
+              <w:tab w:val="right" w:leader="dot" w:pos="9350"/>
+            </w:tabs>
+            <w:rPr>
+              <w:rFonts w:cstheme="minorBidi"/>
+              <w:noProof/>
+              <w:kern w:val="2"/>
+              <w:sz w:val="24"/>
+              <w:szCs w:val="24"/>
+              <w:lang w:eastAsia="es-SV"/>
+              <w14:ligatures w14:val="standardContextual"/>
+            </w:rPr>
+          </w:pPr>
+          <w:hyperlink w:anchor="_Toc230112270" w:history="1">
+            <w:r>
+              <w:rPr>
+                <w:rStyle w:val="Hipervnculo"/>
+                <w:rFonts w:ascii="Arial" w:hAnsi="Arial" w:cs="Arial"/>
+                <w:noProof/>
+              </w:rPr>
+              <w:t>Registro de Defecto 4</w:t>
+            </w:r>
+            <w:r>
+              <w:rPr>
+                <w:noProof/>
+                <w:webHidden/>
+              </w:rPr>
+              <w:tab/>
+            </w:r>
+            <w:r>
+              <w:rPr>
+                <w:noProof/>
+                <w:webHidden/>
+              </w:rPr>
+              <w:fldChar w:fldCharType="begin"/>
+            </w:r>
+            <w:r>
+              <w:rPr>
+                <w:noProof/>
+                <w:webHidden/>
+              </w:rPr>
+              <w:instrText xml:space="preserve"> PAGEREF _Toc230112270 \h </w:instrText>
+            </w:r>
+            <w:r>
+              <w:rPr>
+                <w:noProof/>
+                <w:webHidden/>
+              </w:rPr>
+            </w:r>
+            <w:r>
+              <w:rPr>
+                <w:noProof/>
+                <w:webHidden/>
+              </w:rPr>
+              <w:fldChar w:fldCharType="separate"/>
+            </w:r>
+            <w:r>
+              <w:rPr>
+                <w:noProof/>
+                <w:webHidden/>
+              </w:rPr>
+              <w:t>20</w:t>
+            </w:r>
+            <w:r>
+              <w:rPr>
+                <w:noProof/>
+                <w:webHidden/>
+              </w:rPr>
+              <w:fldChar w:fldCharType="end"/>
+            </w:r>
+          </w:hyperlink>
+        </w:p>
+        <w:p>
+          <w:pPr>
+            <w:pStyle w:val="TDC2"/>
+            <w:tabs>
+              <w:tab w:val="right" w:leader="dot" w:pos="9350"/>
+            </w:tabs>
+            <w:rPr>
+              <w:rFonts w:cstheme="minorBidi"/>
+              <w:noProof/>
+              <w:kern w:val="2"/>
+              <w:sz w:val="24"/>
+              <w:szCs w:val="24"/>
+              <w:lang w:eastAsia="es-SV"/>
+              <w14:ligatures w14:val="standardContextual"/>
+            </w:rPr>
+          </w:pPr>
+          <w:hyperlink w:anchor="_Toc230112271" w:history="1">
+            <w:r>
+              <w:rPr>
+                <w:rStyle w:val="Hipervnculo"/>
+                <w:rFonts w:ascii="Arial" w:hAnsi="Arial" w:cs="Arial"/>
+                <w:noProof/>
+              </w:rPr>
+              <w:t>Registro de Defecto 5</w:t>
+            </w:r>
+            <w:r>
+              <w:rPr>
+                <w:noProof/>
+                <w:webHidden/>
+              </w:rPr>
+              <w:tab/>
+            </w:r>
+            <w:r>
+              <w:rPr>
+                <w:noProof/>
+                <w:webHidden/>
+              </w:rPr>
+              <w:fldChar w:fldCharType="begin"/>
+            </w:r>
+            <w:r>
+              <w:rPr>
+                <w:noProof/>
+                <w:webHidden/>
+              </w:rPr>
+              <w:instrText xml:space="preserve"> PAGEREF _Toc230112271 \h </w:instrText>
+            </w:r>
+            <w:r>
+              <w:rPr>
+                <w:noProof/>
+                <w:webHidden/>
+              </w:rPr>
+            </w:r>
+            <w:r>
+              <w:rPr>
+                <w:noProof/>
+                <w:webHidden/>
+              </w:rPr>
+              <w:fldChar w:fldCharType="separate"/>
+            </w:r>
+            <w:r>
+              <w:rPr>
+                <w:noProof/>
+                <w:webHidden/>
+              </w:rPr>
+              <w:t>22</w:t>
+            </w:r>
+            <w:r>
+              <w:rPr>
+                <w:noProof/>
+                <w:webHidden/>
+              </w:rPr>
+              <w:fldChar w:fldCharType="end"/>
+            </w:r>
+          </w:hyperlink>
+        </w:p>
+        <w:p>
+          <w:pPr>
+            <w:pStyle w:val="TDC1"/>
+            <w:tabs>
+              <w:tab w:val="right" w:leader="dot" w:pos="9350"/>
+            </w:tabs>
+            <w:rPr>
+              <w:rFonts w:cstheme="minorBidi"/>
+              <w:noProof/>
+              <w:kern w:val="2"/>
+              <w:sz w:val="24"/>
+              <w:szCs w:val="24"/>
+              <w:lang w:eastAsia="es-SV"/>
+              <w14:ligatures w14:val="standardContextual"/>
+            </w:rPr>
+          </w:pPr>
+          <w:hyperlink w:anchor="_Toc230112272" w:history="1">
+            <w:r>
+              <w:rPr>
+                <w:rStyle w:val="Hipervnculo"/>
+                <w:rFonts w:ascii="Arial" w:hAnsi="Arial" w:cs="Arial"/>
+                <w:b/>
+                <w:bCs/>
+                <w:noProof/>
+              </w:rPr>
+              <w:t>Repositorio de Github</w:t>
+            </w:r>
+            <w:r>
+              <w:rPr>
+                <w:noProof/>
+                <w:webHidden/>
+              </w:rPr>
+              <w:tab/>
+            </w:r>
+            <w:r>
+              <w:rPr>
+                <w:noProof/>
+                <w:webHidden/>
+              </w:rPr>
+              <w:fldChar w:fldCharType="begin"/>
+            </w:r>
+            <w:r>
+              <w:rPr>
+                <w:noProof/>
+                <w:webHidden/>
+              </w:rPr>
+              <w:instrText xml:space="preserve"> PAGEREF _Toc230112272 \h </w:instrText>
+            </w:r>
+            <w:r>
+              <w:rPr>
+                <w:noProof/>
+                <w:webHidden/>
+              </w:rPr>
+            </w:r>
+            <w:r>
+              <w:rPr>
+                <w:noProof/>
+                <w:webHidden/>
+              </w:rPr>
+              <w:fldChar w:fldCharType="separate"/>
+            </w:r>
+            <w:r>
+              <w:rPr>
+                <w:noProof/>
+                <w:webHidden/>
+              </w:rPr>
+              <w:t>24</w:t>
+            </w:r>
+            <w:r>
+              <w:rPr>
+                <w:noProof/>
+                <w:webHidden/>
+              </w:rPr>
+              <w:fldChar w:fldCharType="end"/>
+            </w:r>
+          </w:hyperlink>
+        </w:p>
+        <w:p>
+          <w:pPr>
             <w:rPr>
               <w:rFonts w:ascii="Arial" w:hAnsi="Arial" w:cs="Arial"/>
             </w:rPr>
@@ -1744,7 +2196,7 @@
           <w:lang w:val="es-SV"/>
         </w:rPr>
       </w:pPr>
-      <w:bookmarkStart w:id="1" w:name="_Toc230111116"/>
+      <w:bookmarkStart w:id="1" w:name="_Toc230112261"/>
       <w:r>
         <w:rPr>
           <w:rFonts w:ascii="Arial" w:hAnsi="Arial" w:cs="Arial"/>
@@ -1771,7 +2223,7 @@
           <w:lang w:val="es-SV"/>
         </w:rPr>
       </w:pPr>
-      <w:bookmarkStart w:id="2" w:name="_Toc230111117"/>
+      <w:bookmarkStart w:id="2" w:name="_Toc230112262"/>
       <w:r>
         <w:rPr>
           <w:rFonts w:ascii="Arial" w:hAnsi="Arial" w:cs="Arial"/>
@@ -2990,7 +3442,7 @@
           <w:lang w:val="es-SV"/>
         </w:rPr>
       </w:pPr>
-      <w:bookmarkStart w:id="3" w:name="_Toc230111118"/>
+      <w:bookmarkStart w:id="3" w:name="_Toc230112263"/>
       <w:r>
         <w:rPr>
           <w:rFonts w:ascii="Arial" w:hAnsi="Arial" w:cs="Arial"/>
@@ -4532,7 +4984,7 @@
         </w:rPr>
       </w:pPr>
       <w:bookmarkStart w:id="4" w:name="_Toc229775093"/>
-      <w:bookmarkStart w:id="5" w:name="_Toc230111119"/>
+      <w:bookmarkStart w:id="5" w:name="_Toc230112264"/>
       <w:r>
         <w:rPr>
           <w:rFonts w:ascii="Arial" w:hAnsi="Arial" w:cs="Arial"/>
@@ -4785,7 +5237,7 @@
         </w:rPr>
       </w:pPr>
       <w:bookmarkStart w:id="6" w:name="_Toc229775094"/>
-      <w:bookmarkStart w:id="7" w:name="_Toc230111120"/>
+      <w:bookmarkStart w:id="7" w:name="_Toc230112265"/>
       <w:r>
         <w:rPr>
           <w:rFonts w:ascii="Arial" w:hAnsi="Arial" w:cs="Arial"/>
@@ -6692,6 +7144,7 @@
         </w:rPr>
       </w:pPr>
       <w:bookmarkStart w:id="8" w:name="_Toc229775098"/>
+      <w:bookmarkStart w:id="9" w:name="_Toc230112266"/>
       <w:r>
         <w:rPr>
           <w:rFonts w:ascii="Arial" w:hAnsi="Arial" w:cs="Arial"/>
@@ -6705,6 +7158,7 @@
         <w:t>Registro de Defectos</w:t>
       </w:r>
       <w:bookmarkEnd w:id="8"/>
+      <w:bookmarkEnd w:id="9"/>
     </w:p>
     <w:p>
       <w:pPr>
@@ -6740,7 +7194,8 @@
           <w:lang w:val="es-SV"/>
         </w:rPr>
       </w:pPr>
-      <w:bookmarkStart w:id="9" w:name="_Toc229775099"/>
+      <w:bookmarkStart w:id="10" w:name="_Toc229775099"/>
+      <w:bookmarkStart w:id="11" w:name="_Toc230112267"/>
       <w:r>
         <w:rPr>
           <w:rFonts w:ascii="Arial" w:hAnsi="Arial" w:cs="Arial"/>
@@ -6751,7 +7206,8 @@
         </w:rPr>
         <w:t>Registro de Defecto 1</w:t>
       </w:r>
-      <w:bookmarkEnd w:id="9"/>
+      <w:bookmarkEnd w:id="10"/>
+      <w:bookmarkEnd w:id="11"/>
     </w:p>
     <w:p>
       <w:pPr>
@@ -7163,7 +7619,8 @@
           <w:lang w:val="es-SV"/>
         </w:rPr>
       </w:pPr>
-      <w:bookmarkStart w:id="10" w:name="_Toc229775100"/>
+      <w:bookmarkStart w:id="12" w:name="_Toc229775100"/>
+      <w:bookmarkStart w:id="13" w:name="_Toc230112268"/>
       <w:r>
         <w:rPr>
           <w:rFonts w:ascii="Arial" w:hAnsi="Arial" w:cs="Arial"/>
@@ -7174,7 +7631,8 @@
         </w:rPr>
         <w:t>Registro de Defecto 2</w:t>
       </w:r>
-      <w:bookmarkEnd w:id="10"/>
+      <w:bookmarkEnd w:id="12"/>
+      <w:bookmarkEnd w:id="13"/>
     </w:p>
     <w:p>
       <w:pPr>
@@ -7486,7 +7944,8 @@
           <w:lang w:val="es-SV"/>
         </w:rPr>
       </w:pPr>
-      <w:bookmarkStart w:id="11" w:name="_Toc229775101"/>
+      <w:bookmarkStart w:id="14" w:name="_Toc229775101"/>
+      <w:bookmarkStart w:id="15" w:name="_Toc230112269"/>
       <w:r>
         <w:rPr>
           <w:rFonts w:ascii="Arial" w:hAnsi="Arial" w:cs="Arial"/>
@@ -7497,7 +7956,8 @@
         </w:rPr>
         <w:t>Registro de Defecto 3</w:t>
       </w:r>
-      <w:bookmarkEnd w:id="11"/>
+      <w:bookmarkEnd w:id="14"/>
+      <w:bookmarkEnd w:id="15"/>
     </w:p>
     <w:p>
       <w:pPr>
@@ -7849,7 +8309,8 @@
           <w:lang w:val="es-SV"/>
         </w:rPr>
       </w:pPr>
-      <w:bookmarkStart w:id="12" w:name="_Toc229775102"/>
+      <w:bookmarkStart w:id="16" w:name="_Toc229775102"/>
+      <w:bookmarkStart w:id="17" w:name="_Toc230112270"/>
       <w:r>
         <w:rPr>
           <w:rFonts w:ascii="Arial" w:hAnsi="Arial" w:cs="Arial"/>
@@ -7860,7 +8321,8 @@
         </w:rPr>
         <w:t>Registro de Defecto 4</w:t>
       </w:r>
-      <w:bookmarkEnd w:id="12"/>
+      <w:bookmarkEnd w:id="16"/>
+      <w:bookmarkEnd w:id="17"/>
     </w:p>
     <w:p>
       <w:pPr>
@@ -8241,7 +8703,8 @@
           <w:lang w:val="es-SV"/>
         </w:rPr>
       </w:pPr>
-      <w:bookmarkStart w:id="13" w:name="_Toc229775103"/>
+      <w:bookmarkStart w:id="18" w:name="_Toc229775103"/>
+      <w:bookmarkStart w:id="19" w:name="_Toc230112271"/>
       <w:r>
         <w:rPr>
           <w:rFonts w:ascii="Arial" w:hAnsi="Arial" w:cs="Arial"/>
@@ -8252,7 +8715,8 @@
         </w:rPr>
         <w:t>Registro de Defecto 5</w:t>
       </w:r>
-      <w:bookmarkEnd w:id="13"/>
+      <w:bookmarkEnd w:id="18"/>
+      <w:bookmarkEnd w:id="19"/>
     </w:p>
     <w:p>
       <w:pPr>
@@ -8840,7 +9304,7 @@
           <w:lang w:val="es-SV"/>
         </w:rPr>
       </w:pPr>
-      <w:bookmarkStart w:id="14" w:name="_Toc230111121"/>
+      <w:bookmarkStart w:id="20" w:name="_Toc230112272"/>
       <w:r>
         <w:rPr>
           <w:rFonts w:ascii="Arial" w:hAnsi="Arial" w:cs="Arial"/>
@@ -8866,7 +9330,7 @@
         </w:rPr>
         <w:t>Github</w:t>
       </w:r>
-      <w:bookmarkEnd w:id="14"/>
+      <w:bookmarkEnd w:id="20"/>
       <w:proofErr w:type="spellEnd"/>
     </w:p>
     <w:p>

--- a/docs/entrega4/EPRO_Entrega4_Grupo9_Plataforma de gestión documental con versiones.docx
+++ b/docs/entrega4/EPRO_Entrega4_Grupo9_Plataforma de gestión documental con versiones.docx
@@ -9270,6 +9270,1812 @@
       <w:pPr>
         <w:rPr>
           <w:rFonts w:ascii="Arial" w:hAnsi="Arial" w:cs="Arial"/>
+          <w:b/>
+          <w:bCs/>
+          <w:lang w:val="es-SV"/>
+        </w:rPr>
+      </w:pPr>
+      <w:bookmarkStart w:id="20" w:name="_Toc229775104"/>
+      <w:proofErr w:type="spellStart"/>
+      <w:r>
+        <w:rPr>
+          <w:rFonts w:ascii="Arial" w:hAnsi="Arial" w:cs="Arial"/>
+          <w:b/>
+          <w:bCs/>
+          <w:lang w:val="es-SV"/>
+        </w:rPr>
+        <w:t>Checklist</w:t>
+      </w:r>
+      <w:proofErr w:type="spellEnd"/>
+      <w:r>
+        <w:rPr>
+          <w:rFonts w:ascii="Arial" w:hAnsi="Arial" w:cs="Arial"/>
+          <w:b/>
+          <w:bCs/>
+          <w:lang w:val="es-SV"/>
+        </w:rPr>
+        <w:t xml:space="preserve"> de usabilidad básico</w:t>
+      </w:r>
+      <w:bookmarkEnd w:id="20"/>
+    </w:p>
+    <w:p>
+      <w:pPr>
+        <w:rPr>
+          <w:rFonts w:ascii="Arial" w:hAnsi="Arial" w:cs="Arial"/>
+          <w:lang w:val="es-SV"/>
+        </w:rPr>
+      </w:pPr>
+      <w:r>
+        <w:rPr>
+          <w:rFonts w:ascii="Arial" w:hAnsi="Arial" w:cs="Arial"/>
+          <w:lang w:val="es-SV"/>
+        </w:rPr>
+        <w:t xml:space="preserve">Hemos especificado las siguientes características de usabilidad en una </w:t>
+      </w:r>
+      <w:proofErr w:type="spellStart"/>
+      <w:r>
+        <w:rPr>
+          <w:rFonts w:ascii="Arial" w:hAnsi="Arial" w:cs="Arial"/>
+          <w:lang w:val="es-SV"/>
+        </w:rPr>
+        <w:t>checklist</w:t>
+      </w:r>
+      <w:proofErr w:type="spellEnd"/>
+      <w:r>
+        <w:rPr>
+          <w:rFonts w:ascii="Arial" w:hAnsi="Arial" w:cs="Arial"/>
+          <w:lang w:val="es-SV"/>
+        </w:rPr>
+        <w:t xml:space="preserve">, con la idea de mejorar la experiencia del usuario al utilizar nuestra plataforma. </w:t>
+      </w:r>
+    </w:p>
+    <w:p>
+      <w:pPr>
+        <w:rPr>
+          <w:rFonts w:ascii="Arial" w:hAnsi="Arial" w:cs="Arial"/>
+          <w:lang w:val="es-SV"/>
+        </w:rPr>
+      </w:pPr>
+      <w:bookmarkStart w:id="21" w:name="_Toc229775105"/>
+      <w:r>
+        <w:rPr>
+          <w:rFonts w:ascii="Arial" w:hAnsi="Arial" w:cs="Arial"/>
+          <w:lang w:val="es-SV"/>
+        </w:rPr>
+        <w:t>Especificaciones</w:t>
+      </w:r>
+      <w:bookmarkEnd w:id="21"/>
+    </w:p>
+    <w:p>
+      <w:pPr>
+        <w:numPr>
+          <w:ilvl w:val="0"/>
+          <w:numId w:val="50"/>
+        </w:numPr>
+        <w:rPr>
+          <w:rFonts w:ascii="Arial" w:hAnsi="Arial" w:cs="Arial"/>
+          <w:lang w:val="es-SV"/>
+        </w:rPr>
+      </w:pPr>
+      <w:r>
+        <w:rPr>
+          <w:rFonts w:ascii="Arial" w:hAnsi="Arial" w:cs="Arial"/>
+          <w:lang w:val="es-SV"/>
+        </w:rPr>
+        <w:t>Mensajes de errores claros: Hemos implementado una gran cantidad de mensajes de error específicos, los cuales nos permiten explicarle a gran detalle a los usuarios cual ha sido el error, para que ellos lo entiendo, y por este medio, mejorar su experiencia de usuario en nuestra plataforma. Unos ejemplos son:</w:t>
+      </w:r>
+    </w:p>
+    <w:p>
+      <w:pPr>
+        <w:numPr>
+          <w:ilvl w:val="1"/>
+          <w:numId w:val="50"/>
+        </w:numPr>
+        <w:rPr>
+          <w:rFonts w:ascii="Arial" w:hAnsi="Arial" w:cs="Arial"/>
+          <w:lang w:val="es-SV"/>
+        </w:rPr>
+      </w:pPr>
+      <w:r>
+        <w:rPr>
+          <w:rFonts w:ascii="Arial" w:hAnsi="Arial" w:cs="Arial"/>
+          <w:lang w:val="es-SV"/>
+        </w:rPr>
+        <w:t xml:space="preserve">Mensaje de correo o contraseña incorrecto al intentar ingresar a la sesión. </w:t>
+      </w:r>
+    </w:p>
+    <w:p>
+      <w:pPr>
+        <w:pStyle w:val="Prrafodelista"/>
+        <w:numPr>
+          <w:ilvl w:val="1"/>
+          <w:numId w:val="50"/>
+        </w:numPr>
+        <w:spacing w:line="276" w:lineRule="auto"/>
+        <w:rPr>
+          <w:rFonts w:ascii="Arial" w:hAnsi="Arial" w:cs="Arial"/>
+          <w:lang w:val="es-SV"/>
+        </w:rPr>
+      </w:pPr>
+      <w:r>
+        <w:rPr>
+          <w:rFonts w:ascii="Arial" w:hAnsi="Arial" w:cs="Arial"/>
+          <w:lang w:val="es-SV"/>
+        </w:rPr>
+        <w:t xml:space="preserve">Mensaje de error si se deja un campo necesario vacío. </w:t>
+      </w:r>
+    </w:p>
+    <w:p>
+      <w:pPr>
+        <w:pStyle w:val="Prrafodelista"/>
+        <w:numPr>
+          <w:ilvl w:val="1"/>
+          <w:numId w:val="50"/>
+        </w:numPr>
+        <w:spacing w:line="276" w:lineRule="auto"/>
+        <w:rPr>
+          <w:rFonts w:ascii="Arial" w:hAnsi="Arial" w:cs="Arial"/>
+          <w:lang w:val="es-SV"/>
+        </w:rPr>
+      </w:pPr>
+      <w:r>
+        <w:rPr>
+          <w:rFonts w:ascii="Arial" w:hAnsi="Arial" w:cs="Arial"/>
+          <w:lang w:val="es-SV"/>
+        </w:rPr>
+        <w:t xml:space="preserve">Mensaje de error si se ha duplicado un documento o correo. </w:t>
+      </w:r>
+    </w:p>
+    <w:p>
+      <w:pPr>
+        <w:pStyle w:val="Prrafodelista"/>
+        <w:numPr>
+          <w:ilvl w:val="0"/>
+          <w:numId w:val="50"/>
+        </w:numPr>
+        <w:spacing w:line="276" w:lineRule="auto"/>
+        <w:rPr>
+          <w:rFonts w:ascii="Arial" w:hAnsi="Arial" w:cs="Arial"/>
+          <w:lang w:val="es-SV"/>
+        </w:rPr>
+      </w:pPr>
+      <w:r>
+        <w:rPr>
+          <w:rFonts w:ascii="Arial" w:hAnsi="Arial" w:cs="Arial"/>
+          <w:lang w:val="es-SV"/>
+        </w:rPr>
+        <w:t xml:space="preserve">Campos vacíos: Ya que, gran parte de nuestra plataforma consiste en subir documentos y dejar comentarios, hemos hecho que no se puedan dejar campos vacíos al realizar estas funciones, de forma que, se puedan evitar posibles errores para los usuarios y a la plataforma en sí. Unos ejemplos de donde no se pueden dejar campos vacíos son: </w:t>
+      </w:r>
+    </w:p>
+    <w:p>
+      <w:pPr>
+        <w:pStyle w:val="Prrafodelista"/>
+        <w:numPr>
+          <w:ilvl w:val="1"/>
+          <w:numId w:val="50"/>
+        </w:numPr>
+        <w:spacing w:line="276" w:lineRule="auto"/>
+        <w:rPr>
+          <w:rFonts w:ascii="Arial" w:hAnsi="Arial" w:cs="Arial"/>
+          <w:lang w:val="es-SV"/>
+        </w:rPr>
+      </w:pPr>
+      <w:r>
+        <w:rPr>
+          <w:rFonts w:ascii="Arial" w:hAnsi="Arial" w:cs="Arial"/>
+          <w:lang w:val="es-SV"/>
+        </w:rPr>
+        <w:t>Al crear un usuario.</w:t>
+      </w:r>
+    </w:p>
+    <w:p>
+      <w:pPr>
+        <w:pStyle w:val="Prrafodelista"/>
+        <w:numPr>
+          <w:ilvl w:val="1"/>
+          <w:numId w:val="50"/>
+        </w:numPr>
+        <w:spacing w:line="276" w:lineRule="auto"/>
+        <w:rPr>
+          <w:rFonts w:ascii="Arial" w:hAnsi="Arial" w:cs="Arial"/>
+          <w:lang w:val="es-SV"/>
+        </w:rPr>
+      </w:pPr>
+      <w:r>
+        <w:rPr>
+          <w:rFonts w:ascii="Arial" w:hAnsi="Arial" w:cs="Arial"/>
+          <w:lang w:val="es-SV"/>
+        </w:rPr>
+        <w:t xml:space="preserve">Al subir un documento. </w:t>
+      </w:r>
+    </w:p>
+    <w:p>
+      <w:pPr>
+        <w:pStyle w:val="Prrafodelista"/>
+        <w:numPr>
+          <w:ilvl w:val="1"/>
+          <w:numId w:val="50"/>
+        </w:numPr>
+        <w:spacing w:line="276" w:lineRule="auto"/>
+        <w:rPr>
+          <w:rFonts w:ascii="Arial" w:hAnsi="Arial" w:cs="Arial"/>
+          <w:lang w:val="es-SV"/>
+        </w:rPr>
+      </w:pPr>
+      <w:r>
+        <w:rPr>
+          <w:rFonts w:ascii="Arial" w:hAnsi="Arial" w:cs="Arial"/>
+          <w:lang w:val="es-SV"/>
+        </w:rPr>
+        <w:t xml:space="preserve">Al subir una nueva versión de un documento. </w:t>
+      </w:r>
+    </w:p>
+    <w:p>
+      <w:pPr>
+        <w:pStyle w:val="Prrafodelista"/>
+        <w:numPr>
+          <w:ilvl w:val="1"/>
+          <w:numId w:val="50"/>
+        </w:numPr>
+        <w:spacing w:line="276" w:lineRule="auto"/>
+        <w:rPr>
+          <w:rFonts w:ascii="Arial" w:hAnsi="Arial" w:cs="Arial"/>
+          <w:lang w:val="es-SV"/>
+        </w:rPr>
+      </w:pPr>
+      <w:r>
+        <w:rPr>
+          <w:rFonts w:ascii="Arial" w:hAnsi="Arial" w:cs="Arial"/>
+          <w:lang w:val="es-SV"/>
+        </w:rPr>
+        <w:t xml:space="preserve">Al dejar un comentario. </w:t>
+      </w:r>
+    </w:p>
+    <w:p>
+      <w:pPr>
+        <w:pStyle w:val="Prrafodelista"/>
+        <w:numPr>
+          <w:ilvl w:val="0"/>
+          <w:numId w:val="50"/>
+        </w:numPr>
+        <w:spacing w:line="276" w:lineRule="auto"/>
+        <w:rPr>
+          <w:rFonts w:ascii="Arial" w:hAnsi="Arial" w:cs="Arial"/>
+          <w:lang w:val="es-SV"/>
+        </w:rPr>
+      </w:pPr>
+      <w:r>
+        <w:rPr>
+          <w:rFonts w:ascii="Arial" w:hAnsi="Arial" w:cs="Arial"/>
+          <w:lang w:val="es-SV"/>
+        </w:rPr>
+        <w:lastRenderedPageBreak/>
+        <w:t xml:space="preserve">Contraseñas ocultas: Para mejorar la seguridad de la plataforma, los documentos en ella y de los usuarios, hemos ocultado las contraseñas en todo el sitio web, lo que evitaría que alguien más pudiera verlas y ocuparlas. </w:t>
+      </w:r>
+    </w:p>
+    <w:p>
+      <w:pPr>
+        <w:pStyle w:val="Prrafodelista"/>
+        <w:numPr>
+          <w:ilvl w:val="0"/>
+          <w:numId w:val="50"/>
+        </w:numPr>
+        <w:spacing w:line="276" w:lineRule="auto"/>
+        <w:rPr>
+          <w:rFonts w:ascii="Arial" w:hAnsi="Arial" w:cs="Arial"/>
+          <w:lang w:val="es-SV"/>
+        </w:rPr>
+      </w:pPr>
+      <w:r>
+        <w:rPr>
+          <w:rFonts w:ascii="Arial" w:hAnsi="Arial" w:cs="Arial"/>
+          <w:lang w:val="es-SV"/>
+        </w:rPr>
+        <w:t xml:space="preserve">Redireccionamiento a un menú principal: Ya que contamos con 3 tipos de usuarios con distintos roles, era necesario de realizar una forma de controlar los permisos que tienen cada uno de estos, por lo que decidimos ocupar distintos menús para cada uno de ellos. De esta forma, cada tipo de usuario es enviado a su propio menú, donde solo aparecen las opciones a las que ellos tiene acceso (a un empleado no le saliera la opción de crear un nuevo usuario, la cual es solo para un administrador). </w:t>
+      </w:r>
+    </w:p>
+    <w:p>
+      <w:pPr>
+        <w:pStyle w:val="Prrafodelista"/>
+        <w:numPr>
+          <w:ilvl w:val="0"/>
+          <w:numId w:val="50"/>
+        </w:numPr>
+        <w:spacing w:line="276" w:lineRule="auto"/>
+        <w:rPr>
+          <w:rFonts w:ascii="Arial" w:hAnsi="Arial" w:cs="Arial"/>
+          <w:lang w:val="es-SV"/>
+        </w:rPr>
+      </w:pPr>
+      <w:r>
+        <w:rPr>
+          <w:rFonts w:ascii="Arial" w:hAnsi="Arial" w:cs="Arial"/>
+          <w:lang w:val="es-SV"/>
+        </w:rPr>
+        <w:t xml:space="preserve">Protección de permisos: Para proteger la integridad de la plataforma, nos hemos asegurado de que un usuario no pudiera copiar el URL de otro (con un rol distinto) y luego ocupar este para acceder a opciones a las que este no tiene permiso. De esta forma, no solo protegemos la seguridad de los datos y de la plataforma, sino que también mejoramos la experiencia de los usuarios. </w:t>
+      </w:r>
+    </w:p>
+    <w:p>
+      <w:pPr>
+        <w:pStyle w:val="Prrafodelista"/>
+        <w:numPr>
+          <w:ilvl w:val="0"/>
+          <w:numId w:val="50"/>
+        </w:numPr>
+        <w:spacing w:line="276" w:lineRule="auto"/>
+        <w:rPr>
+          <w:rFonts w:ascii="Arial" w:hAnsi="Arial" w:cs="Arial"/>
+          <w:lang w:val="es-SV"/>
+        </w:rPr>
+      </w:pPr>
+      <w:r>
+        <w:rPr>
+          <w:rFonts w:ascii="Arial" w:hAnsi="Arial" w:cs="Arial"/>
+          <w:lang w:val="es-SV"/>
+        </w:rPr>
+        <w:t xml:space="preserve">Orden cronológico: Para hacer que se entienda más fácil, hemos puesto todo en orden cronológico, de forma que siempre saldrá lo más reciente primer y lo más viejo debajo. De esta forma se mejora la experiencia del usuario ya que siempre tendrá acceso a lo más reciente sin tener que buscar de </w:t>
+      </w:r>
+      <w:proofErr w:type="spellStart"/>
+      <w:r>
+        <w:rPr>
+          <w:rFonts w:ascii="Arial" w:hAnsi="Arial" w:cs="Arial"/>
+          <w:lang w:val="es-SV"/>
+        </w:rPr>
+        <w:t>mas</w:t>
+      </w:r>
+      <w:proofErr w:type="spellEnd"/>
+      <w:r>
+        <w:rPr>
+          <w:rFonts w:ascii="Arial" w:hAnsi="Arial" w:cs="Arial"/>
+          <w:lang w:val="es-SV"/>
+        </w:rPr>
+        <w:t xml:space="preserve">, lo cual es de gran importancia ya que siempre se buscara ocupar los documentos más nuevos aprobados, ya que son los más actualizados. </w:t>
+      </w:r>
+    </w:p>
+    <w:p>
+      <w:pPr>
+        <w:pStyle w:val="Prrafodelista"/>
+        <w:numPr>
+          <w:ilvl w:val="0"/>
+          <w:numId w:val="50"/>
+        </w:numPr>
+        <w:spacing w:line="276" w:lineRule="auto"/>
+        <w:rPr>
+          <w:rFonts w:ascii="Arial" w:hAnsi="Arial" w:cs="Arial"/>
+          <w:lang w:val="es-SV"/>
+        </w:rPr>
+      </w:pPr>
+      <w:r>
+        <w:rPr>
+          <w:rFonts w:ascii="Arial" w:hAnsi="Arial" w:cs="Arial"/>
+          <w:lang w:val="es-SV"/>
+        </w:rPr>
+        <w:t xml:space="preserve">El estado de los documentos: Para evitar confusiones y que los usuarios ocupen documentos que aun estén pendientes o que hayan sido rechazados, hemos puesto bien claro y con color los distintos estados de los documentos. Esto es más accesible a la viste de los usuarios y hace el reconocimiento de dichos documentos más fáciles (verde – aprobado, amarillo – pendiente, rojo – rechazad). </w:t>
+      </w:r>
+    </w:p>
+    <w:p>
+      <w:pPr>
+        <w:pStyle w:val="Prrafodelista"/>
+        <w:numPr>
+          <w:ilvl w:val="0"/>
+          <w:numId w:val="50"/>
+        </w:numPr>
+        <w:spacing w:line="276" w:lineRule="auto"/>
+        <w:rPr>
+          <w:rFonts w:ascii="Arial" w:hAnsi="Arial" w:cs="Arial"/>
+          <w:lang w:val="es-SV"/>
+        </w:rPr>
+      </w:pPr>
+      <w:r>
+        <w:rPr>
+          <w:rFonts w:ascii="Arial" w:hAnsi="Arial" w:cs="Arial"/>
+          <w:lang w:val="es-SV"/>
+        </w:rPr>
+        <w:t xml:space="preserve">Confirmaciones: Se confirman las operaciones exitosas por medio de notificaciones, las cuales aseguran a los usuarios de que todo se ha realizado exitosamente. </w:t>
+      </w:r>
+    </w:p>
+    <w:p>
+      <w:pPr>
+        <w:rPr>
+          <w:rFonts w:ascii="Arial" w:hAnsi="Arial" w:cs="Arial"/>
+          <w:lang w:val="es-SV"/>
+        </w:rPr>
+      </w:pPr>
+    </w:p>
+    <w:p>
+      <w:pPr>
+        <w:rPr>
+          <w:rFonts w:ascii="Arial" w:hAnsi="Arial" w:cs="Arial"/>
+          <w:lang w:val="es-SV"/>
+        </w:rPr>
+      </w:pPr>
+      <w:r>
+        <w:rPr>
+          <w:rFonts w:ascii="Arial" w:hAnsi="Arial" w:cs="Arial"/>
+          <w:lang w:val="es-SV"/>
+        </w:rPr>
+        <w:br w:type="page"/>
+      </w:r>
+    </w:p>
+    <w:p>
+      <w:pPr>
+        <w:rPr>
+          <w:rFonts w:ascii="Arial" w:hAnsi="Arial" w:cs="Arial"/>
+          <w:lang w:val="es-SV"/>
+        </w:rPr>
+      </w:pPr>
+      <w:bookmarkStart w:id="22" w:name="_Toc229775106"/>
+      <w:proofErr w:type="spellStart"/>
+      <w:r>
+        <w:rPr>
+          <w:rFonts w:ascii="Arial" w:hAnsi="Arial" w:cs="Arial"/>
+          <w:lang w:val="es-SV"/>
+        </w:rPr>
+        <w:lastRenderedPageBreak/>
+        <w:t>Checklist</w:t>
+      </w:r>
+      <w:bookmarkEnd w:id="22"/>
+      <w:proofErr w:type="spellEnd"/>
+    </w:p>
+    <w:p>
+      <w:pPr>
+        <w:rPr>
+          <w:rFonts w:ascii="Arial" w:hAnsi="Arial" w:cs="Arial"/>
+          <w:lang w:val="es-SV"/>
+        </w:rPr>
+      </w:pPr>
+    </w:p>
+    <w:tbl>
+      <w:tblPr>
+        <w:tblStyle w:val="Tablaconcuadrcula"/>
+        <w:tblW w:w="0" w:type="auto"/>
+        <w:tblLook w:val="04A0" w:firstRow="1" w:lastRow="0" w:firstColumn="1" w:lastColumn="0" w:noHBand="0" w:noVBand="1"/>
+      </w:tblPr>
+      <w:tblGrid>
+        <w:gridCol w:w="1405"/>
+        <w:gridCol w:w="2338"/>
+        <w:gridCol w:w="1214"/>
+        <w:gridCol w:w="1134"/>
+        <w:gridCol w:w="3259"/>
+      </w:tblGrid>
+      <w:tr>
+        <w:tc>
+          <w:tcPr>
+            <w:tcW w:w="1405" w:type="dxa"/>
+            <w:vMerge w:val="restart"/>
+            <w:tcBorders>
+              <w:top w:val="single" w:sz="4" w:space="0" w:color="auto"/>
+              <w:left w:val="single" w:sz="4" w:space="0" w:color="auto"/>
+              <w:bottom w:val="single" w:sz="4" w:space="0" w:color="auto"/>
+              <w:right w:val="single" w:sz="4" w:space="0" w:color="auto"/>
+            </w:tcBorders>
+            <w:hideMark/>
+          </w:tcPr>
+          <w:p>
+            <w:pPr>
+              <w:spacing w:after="160" w:line="278" w:lineRule="auto"/>
+              <w:rPr>
+                <w:rFonts w:ascii="Arial" w:hAnsi="Arial" w:cs="Arial"/>
+                <w:lang w:val="es-SV"/>
+              </w:rPr>
+            </w:pPr>
+            <w:r>
+              <w:rPr>
+                <w:rFonts w:ascii="Arial" w:hAnsi="Arial" w:cs="Arial"/>
+                <w:lang w:val="es-SV"/>
+              </w:rPr>
+              <w:t xml:space="preserve">Numero </w:t>
+            </w:r>
+          </w:p>
+        </w:tc>
+        <w:tc>
+          <w:tcPr>
+            <w:tcW w:w="2338" w:type="dxa"/>
+            <w:vMerge w:val="restart"/>
+            <w:tcBorders>
+              <w:top w:val="single" w:sz="4" w:space="0" w:color="auto"/>
+              <w:left w:val="single" w:sz="4" w:space="0" w:color="auto"/>
+              <w:bottom w:val="single" w:sz="4" w:space="0" w:color="auto"/>
+              <w:right w:val="single" w:sz="4" w:space="0" w:color="auto"/>
+            </w:tcBorders>
+            <w:hideMark/>
+          </w:tcPr>
+          <w:p>
+            <w:pPr>
+              <w:spacing w:after="160" w:line="278" w:lineRule="auto"/>
+              <w:rPr>
+                <w:rFonts w:ascii="Arial" w:hAnsi="Arial" w:cs="Arial"/>
+                <w:lang w:val="es-SV"/>
+              </w:rPr>
+            </w:pPr>
+            <w:r>
+              <w:rPr>
+                <w:rFonts w:ascii="Arial" w:hAnsi="Arial" w:cs="Arial"/>
+                <w:lang w:val="es-SV"/>
+              </w:rPr>
+              <w:t>Especificación</w:t>
+            </w:r>
+          </w:p>
+        </w:tc>
+        <w:tc>
+          <w:tcPr>
+            <w:tcW w:w="2348" w:type="dxa"/>
+            <w:gridSpan w:val="2"/>
+            <w:tcBorders>
+              <w:top w:val="single" w:sz="4" w:space="0" w:color="auto"/>
+              <w:left w:val="single" w:sz="4" w:space="0" w:color="auto"/>
+              <w:bottom w:val="single" w:sz="4" w:space="0" w:color="auto"/>
+              <w:right w:val="single" w:sz="4" w:space="0" w:color="auto"/>
+            </w:tcBorders>
+            <w:hideMark/>
+          </w:tcPr>
+          <w:p>
+            <w:pPr>
+              <w:spacing w:after="160" w:line="278" w:lineRule="auto"/>
+              <w:rPr>
+                <w:rFonts w:ascii="Arial" w:hAnsi="Arial" w:cs="Arial"/>
+                <w:lang w:val="es-SV"/>
+              </w:rPr>
+            </w:pPr>
+            <w:r>
+              <w:rPr>
+                <w:rFonts w:ascii="Arial" w:hAnsi="Arial" w:cs="Arial"/>
+                <w:lang w:val="es-SV"/>
+              </w:rPr>
+              <w:t>Cumple</w:t>
+            </w:r>
+          </w:p>
+        </w:tc>
+        <w:tc>
+          <w:tcPr>
+            <w:tcW w:w="3259" w:type="dxa"/>
+            <w:vMerge w:val="restart"/>
+            <w:tcBorders>
+              <w:top w:val="single" w:sz="4" w:space="0" w:color="auto"/>
+              <w:left w:val="single" w:sz="4" w:space="0" w:color="auto"/>
+              <w:bottom w:val="single" w:sz="4" w:space="0" w:color="auto"/>
+              <w:right w:val="single" w:sz="4" w:space="0" w:color="auto"/>
+            </w:tcBorders>
+            <w:hideMark/>
+          </w:tcPr>
+          <w:p>
+            <w:pPr>
+              <w:spacing w:after="160" w:line="278" w:lineRule="auto"/>
+              <w:rPr>
+                <w:rFonts w:ascii="Arial" w:hAnsi="Arial" w:cs="Arial"/>
+                <w:lang w:val="es-SV"/>
+              </w:rPr>
+            </w:pPr>
+            <w:r>
+              <w:rPr>
+                <w:rFonts w:ascii="Arial" w:hAnsi="Arial" w:cs="Arial"/>
+                <w:lang w:val="es-SV"/>
+              </w:rPr>
+              <w:t>Observaciones</w:t>
+            </w:r>
+          </w:p>
+        </w:tc>
+      </w:tr>
+      <w:tr>
+        <w:tc>
+          <w:tcPr>
+            <w:tcW w:w="1405" w:type="dxa"/>
+            <w:vMerge/>
+            <w:tcBorders>
+              <w:top w:val="single" w:sz="4" w:space="0" w:color="auto"/>
+              <w:left w:val="single" w:sz="4" w:space="0" w:color="auto"/>
+              <w:bottom w:val="single" w:sz="4" w:space="0" w:color="auto"/>
+              <w:right w:val="single" w:sz="4" w:space="0" w:color="auto"/>
+            </w:tcBorders>
+            <w:vAlign w:val="center"/>
+            <w:hideMark/>
+          </w:tcPr>
+          <w:p>
+            <w:pPr>
+              <w:spacing w:after="160" w:line="278" w:lineRule="auto"/>
+              <w:rPr>
+                <w:rFonts w:ascii="Arial" w:hAnsi="Arial" w:cs="Arial"/>
+                <w:lang w:val="es-SV"/>
+              </w:rPr>
+            </w:pPr>
+          </w:p>
+        </w:tc>
+        <w:tc>
+          <w:tcPr>
+            <w:tcW w:w="2338" w:type="dxa"/>
+            <w:vMerge/>
+            <w:tcBorders>
+              <w:top w:val="single" w:sz="4" w:space="0" w:color="auto"/>
+              <w:left w:val="single" w:sz="4" w:space="0" w:color="auto"/>
+              <w:bottom w:val="single" w:sz="4" w:space="0" w:color="auto"/>
+              <w:right w:val="single" w:sz="4" w:space="0" w:color="auto"/>
+            </w:tcBorders>
+            <w:vAlign w:val="center"/>
+            <w:hideMark/>
+          </w:tcPr>
+          <w:p>
+            <w:pPr>
+              <w:spacing w:after="160" w:line="278" w:lineRule="auto"/>
+              <w:rPr>
+                <w:rFonts w:ascii="Arial" w:hAnsi="Arial" w:cs="Arial"/>
+                <w:lang w:val="es-SV"/>
+              </w:rPr>
+            </w:pPr>
+          </w:p>
+        </w:tc>
+        <w:tc>
+          <w:tcPr>
+            <w:tcW w:w="1214" w:type="dxa"/>
+            <w:tcBorders>
+              <w:top w:val="single" w:sz="4" w:space="0" w:color="auto"/>
+              <w:left w:val="single" w:sz="4" w:space="0" w:color="auto"/>
+              <w:bottom w:val="single" w:sz="4" w:space="0" w:color="auto"/>
+              <w:right w:val="single" w:sz="4" w:space="0" w:color="auto"/>
+            </w:tcBorders>
+            <w:hideMark/>
+          </w:tcPr>
+          <w:p>
+            <w:pPr>
+              <w:spacing w:after="160" w:line="278" w:lineRule="auto"/>
+              <w:rPr>
+                <w:rFonts w:ascii="Arial" w:hAnsi="Arial" w:cs="Arial"/>
+                <w:lang w:val="es-SV"/>
+              </w:rPr>
+            </w:pPr>
+            <w:r>
+              <w:rPr>
+                <w:rFonts w:ascii="Arial" w:hAnsi="Arial" w:cs="Arial"/>
+                <w:lang w:val="es-SV"/>
+              </w:rPr>
+              <w:t>Si</w:t>
+            </w:r>
+          </w:p>
+        </w:tc>
+        <w:tc>
+          <w:tcPr>
+            <w:tcW w:w="1134" w:type="dxa"/>
+            <w:tcBorders>
+              <w:top w:val="single" w:sz="4" w:space="0" w:color="auto"/>
+              <w:left w:val="single" w:sz="4" w:space="0" w:color="auto"/>
+              <w:bottom w:val="single" w:sz="4" w:space="0" w:color="auto"/>
+              <w:right w:val="single" w:sz="4" w:space="0" w:color="auto"/>
+            </w:tcBorders>
+            <w:hideMark/>
+          </w:tcPr>
+          <w:p>
+            <w:pPr>
+              <w:spacing w:after="160" w:line="278" w:lineRule="auto"/>
+              <w:rPr>
+                <w:rFonts w:ascii="Arial" w:hAnsi="Arial" w:cs="Arial"/>
+                <w:lang w:val="es-SV"/>
+              </w:rPr>
+            </w:pPr>
+            <w:r>
+              <w:rPr>
+                <w:rFonts w:ascii="Arial" w:hAnsi="Arial" w:cs="Arial"/>
+                <w:lang w:val="es-SV"/>
+              </w:rPr>
+              <w:t>No</w:t>
+            </w:r>
+          </w:p>
+        </w:tc>
+        <w:tc>
+          <w:tcPr>
+            <w:tcW w:w="3259" w:type="dxa"/>
+            <w:vMerge/>
+            <w:tcBorders>
+              <w:top w:val="single" w:sz="4" w:space="0" w:color="auto"/>
+              <w:left w:val="single" w:sz="4" w:space="0" w:color="auto"/>
+              <w:bottom w:val="single" w:sz="4" w:space="0" w:color="auto"/>
+              <w:right w:val="single" w:sz="4" w:space="0" w:color="auto"/>
+            </w:tcBorders>
+            <w:vAlign w:val="center"/>
+            <w:hideMark/>
+          </w:tcPr>
+          <w:p>
+            <w:pPr>
+              <w:spacing w:after="160" w:line="278" w:lineRule="auto"/>
+              <w:rPr>
+                <w:rFonts w:ascii="Arial" w:hAnsi="Arial" w:cs="Arial"/>
+                <w:lang w:val="es-SV"/>
+              </w:rPr>
+            </w:pPr>
+          </w:p>
+        </w:tc>
+      </w:tr>
+      <w:tr>
+        <w:tc>
+          <w:tcPr>
+            <w:tcW w:w="1405" w:type="dxa"/>
+            <w:tcBorders>
+              <w:top w:val="single" w:sz="4" w:space="0" w:color="auto"/>
+              <w:left w:val="single" w:sz="4" w:space="0" w:color="auto"/>
+              <w:bottom w:val="single" w:sz="4" w:space="0" w:color="auto"/>
+              <w:right w:val="single" w:sz="4" w:space="0" w:color="auto"/>
+            </w:tcBorders>
+            <w:hideMark/>
+          </w:tcPr>
+          <w:p>
+            <w:pPr>
+              <w:spacing w:after="160" w:line="278" w:lineRule="auto"/>
+              <w:rPr>
+                <w:rFonts w:ascii="Arial" w:hAnsi="Arial" w:cs="Arial"/>
+                <w:lang w:val="es-SV"/>
+              </w:rPr>
+            </w:pPr>
+            <w:r>
+              <w:rPr>
+                <w:rFonts w:ascii="Arial" w:hAnsi="Arial" w:cs="Arial"/>
+                <w:lang w:val="es-SV"/>
+              </w:rPr>
+              <w:t>1</w:t>
+            </w:r>
+          </w:p>
+        </w:tc>
+        <w:tc>
+          <w:tcPr>
+            <w:tcW w:w="2338" w:type="dxa"/>
+            <w:tcBorders>
+              <w:top w:val="single" w:sz="4" w:space="0" w:color="auto"/>
+              <w:left w:val="single" w:sz="4" w:space="0" w:color="auto"/>
+              <w:bottom w:val="single" w:sz="4" w:space="0" w:color="auto"/>
+              <w:right w:val="single" w:sz="4" w:space="0" w:color="auto"/>
+            </w:tcBorders>
+            <w:hideMark/>
+          </w:tcPr>
+          <w:p>
+            <w:pPr>
+              <w:spacing w:after="160" w:line="278" w:lineRule="auto"/>
+              <w:rPr>
+                <w:rFonts w:ascii="Arial" w:hAnsi="Arial" w:cs="Arial"/>
+                <w:lang w:val="es-SV"/>
+              </w:rPr>
+            </w:pPr>
+            <w:r>
+              <w:rPr>
+                <w:rFonts w:ascii="Arial" w:hAnsi="Arial" w:cs="Arial"/>
+                <w:lang w:val="es-SV"/>
+              </w:rPr>
+              <w:t>Mensajes de errores claros</w:t>
+            </w:r>
+          </w:p>
+        </w:tc>
+        <w:tc>
+          <w:tcPr>
+            <w:tcW w:w="1214" w:type="dxa"/>
+            <w:tcBorders>
+              <w:top w:val="single" w:sz="4" w:space="0" w:color="auto"/>
+              <w:left w:val="single" w:sz="4" w:space="0" w:color="auto"/>
+              <w:bottom w:val="single" w:sz="4" w:space="0" w:color="auto"/>
+              <w:right w:val="single" w:sz="4" w:space="0" w:color="auto"/>
+            </w:tcBorders>
+            <w:hideMark/>
+          </w:tcPr>
+          <w:p>
+            <w:pPr>
+              <w:spacing w:after="160" w:line="278" w:lineRule="auto"/>
+              <w:rPr>
+                <w:rFonts w:ascii="Arial" w:hAnsi="Arial" w:cs="Arial"/>
+                <w:lang w:val="es-SV"/>
+              </w:rPr>
+            </w:pPr>
+            <w:r>
+              <w:rPr>
+                <w:rFonts w:ascii="Arial" w:hAnsi="Arial" w:cs="Arial"/>
+                <w:lang w:val="es-SV"/>
+              </w:rPr>
+              <w:t>X</w:t>
+            </w:r>
+          </w:p>
+        </w:tc>
+        <w:tc>
+          <w:tcPr>
+            <w:tcW w:w="1134" w:type="dxa"/>
+            <w:tcBorders>
+              <w:top w:val="single" w:sz="4" w:space="0" w:color="auto"/>
+              <w:left w:val="single" w:sz="4" w:space="0" w:color="auto"/>
+              <w:bottom w:val="single" w:sz="4" w:space="0" w:color="auto"/>
+              <w:right w:val="single" w:sz="4" w:space="0" w:color="auto"/>
+            </w:tcBorders>
+          </w:tcPr>
+          <w:p>
+            <w:pPr>
+              <w:spacing w:after="160" w:line="278" w:lineRule="auto"/>
+              <w:rPr>
+                <w:rFonts w:ascii="Arial" w:hAnsi="Arial" w:cs="Arial"/>
+                <w:lang w:val="es-SV"/>
+              </w:rPr>
+            </w:pPr>
+          </w:p>
+        </w:tc>
+        <w:tc>
+          <w:tcPr>
+            <w:tcW w:w="3259" w:type="dxa"/>
+            <w:tcBorders>
+              <w:top w:val="single" w:sz="4" w:space="0" w:color="auto"/>
+              <w:left w:val="single" w:sz="4" w:space="0" w:color="auto"/>
+              <w:bottom w:val="single" w:sz="4" w:space="0" w:color="auto"/>
+              <w:right w:val="single" w:sz="4" w:space="0" w:color="auto"/>
+            </w:tcBorders>
+            <w:hideMark/>
+          </w:tcPr>
+          <w:p>
+            <w:pPr>
+              <w:spacing w:after="160" w:line="278" w:lineRule="auto"/>
+              <w:rPr>
+                <w:rFonts w:ascii="Arial" w:hAnsi="Arial" w:cs="Arial"/>
+                <w:lang w:val="es-SV"/>
+              </w:rPr>
+            </w:pPr>
+            <w:r>
+              <w:rPr>
+                <w:rFonts w:ascii="Arial" w:hAnsi="Arial" w:cs="Arial"/>
+                <w:lang w:val="es-SV"/>
+              </w:rPr>
+              <w:t>El sistema muestra mensajes de errores claros y detallados a los usuarios</w:t>
+            </w:r>
+          </w:p>
+        </w:tc>
+      </w:tr>
+      <w:tr>
+        <w:tc>
+          <w:tcPr>
+            <w:tcW w:w="1405" w:type="dxa"/>
+            <w:tcBorders>
+              <w:top w:val="single" w:sz="4" w:space="0" w:color="auto"/>
+              <w:left w:val="single" w:sz="4" w:space="0" w:color="auto"/>
+              <w:bottom w:val="single" w:sz="4" w:space="0" w:color="auto"/>
+              <w:right w:val="single" w:sz="4" w:space="0" w:color="auto"/>
+            </w:tcBorders>
+            <w:hideMark/>
+          </w:tcPr>
+          <w:p>
+            <w:pPr>
+              <w:spacing w:after="160" w:line="278" w:lineRule="auto"/>
+              <w:rPr>
+                <w:rFonts w:ascii="Arial" w:hAnsi="Arial" w:cs="Arial"/>
+                <w:lang w:val="es-SV"/>
+              </w:rPr>
+            </w:pPr>
+            <w:r>
+              <w:rPr>
+                <w:rFonts w:ascii="Arial" w:hAnsi="Arial" w:cs="Arial"/>
+                <w:lang w:val="es-SV"/>
+              </w:rPr>
+              <w:t>2</w:t>
+            </w:r>
+          </w:p>
+        </w:tc>
+        <w:tc>
+          <w:tcPr>
+            <w:tcW w:w="2338" w:type="dxa"/>
+            <w:tcBorders>
+              <w:top w:val="single" w:sz="4" w:space="0" w:color="auto"/>
+              <w:left w:val="single" w:sz="4" w:space="0" w:color="auto"/>
+              <w:bottom w:val="single" w:sz="4" w:space="0" w:color="auto"/>
+              <w:right w:val="single" w:sz="4" w:space="0" w:color="auto"/>
+            </w:tcBorders>
+            <w:hideMark/>
+          </w:tcPr>
+          <w:p>
+            <w:pPr>
+              <w:spacing w:after="160" w:line="278" w:lineRule="auto"/>
+              <w:rPr>
+                <w:rFonts w:ascii="Arial" w:hAnsi="Arial" w:cs="Arial"/>
+                <w:lang w:val="es-SV"/>
+              </w:rPr>
+            </w:pPr>
+            <w:r>
+              <w:rPr>
+                <w:rFonts w:ascii="Arial" w:hAnsi="Arial" w:cs="Arial"/>
+                <w:lang w:val="es-SV"/>
+              </w:rPr>
+              <w:t>Campos vacíos</w:t>
+            </w:r>
+          </w:p>
+        </w:tc>
+        <w:tc>
+          <w:tcPr>
+            <w:tcW w:w="1214" w:type="dxa"/>
+            <w:tcBorders>
+              <w:top w:val="single" w:sz="4" w:space="0" w:color="auto"/>
+              <w:left w:val="single" w:sz="4" w:space="0" w:color="auto"/>
+              <w:bottom w:val="single" w:sz="4" w:space="0" w:color="auto"/>
+              <w:right w:val="single" w:sz="4" w:space="0" w:color="auto"/>
+            </w:tcBorders>
+            <w:hideMark/>
+          </w:tcPr>
+          <w:p>
+            <w:pPr>
+              <w:spacing w:after="160" w:line="278" w:lineRule="auto"/>
+              <w:rPr>
+                <w:rFonts w:ascii="Arial" w:hAnsi="Arial" w:cs="Arial"/>
+                <w:lang w:val="es-SV"/>
+              </w:rPr>
+            </w:pPr>
+            <w:r>
+              <w:rPr>
+                <w:rFonts w:ascii="Arial" w:hAnsi="Arial" w:cs="Arial"/>
+                <w:lang w:val="es-SV"/>
+              </w:rPr>
+              <w:t>X</w:t>
+            </w:r>
+          </w:p>
+        </w:tc>
+        <w:tc>
+          <w:tcPr>
+            <w:tcW w:w="1134" w:type="dxa"/>
+            <w:tcBorders>
+              <w:top w:val="single" w:sz="4" w:space="0" w:color="auto"/>
+              <w:left w:val="single" w:sz="4" w:space="0" w:color="auto"/>
+              <w:bottom w:val="single" w:sz="4" w:space="0" w:color="auto"/>
+              <w:right w:val="single" w:sz="4" w:space="0" w:color="auto"/>
+            </w:tcBorders>
+          </w:tcPr>
+          <w:p>
+            <w:pPr>
+              <w:spacing w:after="160" w:line="278" w:lineRule="auto"/>
+              <w:rPr>
+                <w:rFonts w:ascii="Arial" w:hAnsi="Arial" w:cs="Arial"/>
+                <w:lang w:val="es-SV"/>
+              </w:rPr>
+            </w:pPr>
+          </w:p>
+        </w:tc>
+        <w:tc>
+          <w:tcPr>
+            <w:tcW w:w="3259" w:type="dxa"/>
+            <w:tcBorders>
+              <w:top w:val="single" w:sz="4" w:space="0" w:color="auto"/>
+              <w:left w:val="single" w:sz="4" w:space="0" w:color="auto"/>
+              <w:bottom w:val="single" w:sz="4" w:space="0" w:color="auto"/>
+              <w:right w:val="single" w:sz="4" w:space="0" w:color="auto"/>
+            </w:tcBorders>
+            <w:hideMark/>
+          </w:tcPr>
+          <w:p>
+            <w:pPr>
+              <w:spacing w:after="160" w:line="278" w:lineRule="auto"/>
+              <w:rPr>
+                <w:rFonts w:ascii="Arial" w:hAnsi="Arial" w:cs="Arial"/>
+                <w:lang w:val="es-SV"/>
+              </w:rPr>
+            </w:pPr>
+            <w:r>
+              <w:rPr>
+                <w:rFonts w:ascii="Arial" w:hAnsi="Arial" w:cs="Arial"/>
+                <w:lang w:val="es-SV"/>
+              </w:rPr>
+              <w:t>No se permite dejar campos vacíos al ingresar información</w:t>
+            </w:r>
+          </w:p>
+        </w:tc>
+      </w:tr>
+      <w:tr>
+        <w:tc>
+          <w:tcPr>
+            <w:tcW w:w="1405" w:type="dxa"/>
+            <w:tcBorders>
+              <w:top w:val="single" w:sz="4" w:space="0" w:color="auto"/>
+              <w:left w:val="single" w:sz="4" w:space="0" w:color="auto"/>
+              <w:bottom w:val="single" w:sz="4" w:space="0" w:color="auto"/>
+              <w:right w:val="single" w:sz="4" w:space="0" w:color="auto"/>
+            </w:tcBorders>
+            <w:hideMark/>
+          </w:tcPr>
+          <w:p>
+            <w:pPr>
+              <w:spacing w:after="160" w:line="278" w:lineRule="auto"/>
+              <w:rPr>
+                <w:rFonts w:ascii="Arial" w:hAnsi="Arial" w:cs="Arial"/>
+                <w:lang w:val="es-SV"/>
+              </w:rPr>
+            </w:pPr>
+            <w:r>
+              <w:rPr>
+                <w:rFonts w:ascii="Arial" w:hAnsi="Arial" w:cs="Arial"/>
+                <w:lang w:val="es-SV"/>
+              </w:rPr>
+              <w:t>3</w:t>
+            </w:r>
+          </w:p>
+        </w:tc>
+        <w:tc>
+          <w:tcPr>
+            <w:tcW w:w="2338" w:type="dxa"/>
+            <w:tcBorders>
+              <w:top w:val="single" w:sz="4" w:space="0" w:color="auto"/>
+              <w:left w:val="single" w:sz="4" w:space="0" w:color="auto"/>
+              <w:bottom w:val="single" w:sz="4" w:space="0" w:color="auto"/>
+              <w:right w:val="single" w:sz="4" w:space="0" w:color="auto"/>
+            </w:tcBorders>
+            <w:hideMark/>
+          </w:tcPr>
+          <w:p>
+            <w:pPr>
+              <w:spacing w:after="160" w:line="278" w:lineRule="auto"/>
+              <w:rPr>
+                <w:rFonts w:ascii="Arial" w:hAnsi="Arial" w:cs="Arial"/>
+                <w:lang w:val="es-SV"/>
+              </w:rPr>
+            </w:pPr>
+            <w:r>
+              <w:rPr>
+                <w:rFonts w:ascii="Arial" w:hAnsi="Arial" w:cs="Arial"/>
+                <w:lang w:val="es-SV"/>
+              </w:rPr>
+              <w:t>Contraseñas ocultas</w:t>
+            </w:r>
+          </w:p>
+        </w:tc>
+        <w:tc>
+          <w:tcPr>
+            <w:tcW w:w="1214" w:type="dxa"/>
+            <w:tcBorders>
+              <w:top w:val="single" w:sz="4" w:space="0" w:color="auto"/>
+              <w:left w:val="single" w:sz="4" w:space="0" w:color="auto"/>
+              <w:bottom w:val="single" w:sz="4" w:space="0" w:color="auto"/>
+              <w:right w:val="single" w:sz="4" w:space="0" w:color="auto"/>
+            </w:tcBorders>
+            <w:hideMark/>
+          </w:tcPr>
+          <w:p>
+            <w:pPr>
+              <w:spacing w:after="160" w:line="278" w:lineRule="auto"/>
+              <w:rPr>
+                <w:rFonts w:ascii="Arial" w:hAnsi="Arial" w:cs="Arial"/>
+                <w:lang w:val="es-SV"/>
+              </w:rPr>
+            </w:pPr>
+            <w:r>
+              <w:rPr>
+                <w:rFonts w:ascii="Arial" w:hAnsi="Arial" w:cs="Arial"/>
+                <w:lang w:val="es-SV"/>
+              </w:rPr>
+              <w:t>X</w:t>
+            </w:r>
+          </w:p>
+        </w:tc>
+        <w:tc>
+          <w:tcPr>
+            <w:tcW w:w="1134" w:type="dxa"/>
+            <w:tcBorders>
+              <w:top w:val="single" w:sz="4" w:space="0" w:color="auto"/>
+              <w:left w:val="single" w:sz="4" w:space="0" w:color="auto"/>
+              <w:bottom w:val="single" w:sz="4" w:space="0" w:color="auto"/>
+              <w:right w:val="single" w:sz="4" w:space="0" w:color="auto"/>
+            </w:tcBorders>
+          </w:tcPr>
+          <w:p>
+            <w:pPr>
+              <w:spacing w:after="160" w:line="278" w:lineRule="auto"/>
+              <w:rPr>
+                <w:rFonts w:ascii="Arial" w:hAnsi="Arial" w:cs="Arial"/>
+                <w:lang w:val="es-SV"/>
+              </w:rPr>
+            </w:pPr>
+          </w:p>
+        </w:tc>
+        <w:tc>
+          <w:tcPr>
+            <w:tcW w:w="3259" w:type="dxa"/>
+            <w:tcBorders>
+              <w:top w:val="single" w:sz="4" w:space="0" w:color="auto"/>
+              <w:left w:val="single" w:sz="4" w:space="0" w:color="auto"/>
+              <w:bottom w:val="single" w:sz="4" w:space="0" w:color="auto"/>
+              <w:right w:val="single" w:sz="4" w:space="0" w:color="auto"/>
+            </w:tcBorders>
+            <w:hideMark/>
+          </w:tcPr>
+          <w:p>
+            <w:pPr>
+              <w:spacing w:after="160" w:line="278" w:lineRule="auto"/>
+              <w:rPr>
+                <w:rFonts w:ascii="Arial" w:hAnsi="Arial" w:cs="Arial"/>
+                <w:lang w:val="es-SV"/>
+              </w:rPr>
+            </w:pPr>
+            <w:r>
+              <w:rPr>
+                <w:rFonts w:ascii="Arial" w:hAnsi="Arial" w:cs="Arial"/>
+                <w:lang w:val="es-SV"/>
+              </w:rPr>
+              <w:t>Las contraseñas se ocultan para proteger la información de los usuarios</w:t>
+            </w:r>
+          </w:p>
+        </w:tc>
+      </w:tr>
+      <w:tr>
+        <w:tc>
+          <w:tcPr>
+            <w:tcW w:w="1405" w:type="dxa"/>
+            <w:tcBorders>
+              <w:top w:val="single" w:sz="4" w:space="0" w:color="auto"/>
+              <w:left w:val="single" w:sz="4" w:space="0" w:color="auto"/>
+              <w:bottom w:val="single" w:sz="4" w:space="0" w:color="auto"/>
+              <w:right w:val="single" w:sz="4" w:space="0" w:color="auto"/>
+            </w:tcBorders>
+            <w:hideMark/>
+          </w:tcPr>
+          <w:p>
+            <w:pPr>
+              <w:spacing w:after="160" w:line="278" w:lineRule="auto"/>
+              <w:rPr>
+                <w:rFonts w:ascii="Arial" w:hAnsi="Arial" w:cs="Arial"/>
+                <w:lang w:val="es-SV"/>
+              </w:rPr>
+            </w:pPr>
+            <w:r>
+              <w:rPr>
+                <w:rFonts w:ascii="Arial" w:hAnsi="Arial" w:cs="Arial"/>
+                <w:lang w:val="es-SV"/>
+              </w:rPr>
+              <w:t>4</w:t>
+            </w:r>
+          </w:p>
+        </w:tc>
+        <w:tc>
+          <w:tcPr>
+            <w:tcW w:w="2338" w:type="dxa"/>
+            <w:tcBorders>
+              <w:top w:val="single" w:sz="4" w:space="0" w:color="auto"/>
+              <w:left w:val="single" w:sz="4" w:space="0" w:color="auto"/>
+              <w:bottom w:val="single" w:sz="4" w:space="0" w:color="auto"/>
+              <w:right w:val="single" w:sz="4" w:space="0" w:color="auto"/>
+            </w:tcBorders>
+            <w:hideMark/>
+          </w:tcPr>
+          <w:p>
+            <w:pPr>
+              <w:spacing w:after="160" w:line="278" w:lineRule="auto"/>
+              <w:rPr>
+                <w:rFonts w:ascii="Arial" w:hAnsi="Arial" w:cs="Arial"/>
+                <w:lang w:val="es-SV"/>
+              </w:rPr>
+            </w:pPr>
+            <w:r>
+              <w:rPr>
+                <w:rFonts w:ascii="Arial" w:hAnsi="Arial" w:cs="Arial"/>
+                <w:lang w:val="es-SV"/>
+              </w:rPr>
+              <w:t>Redireccionamiento a un menú principal</w:t>
+            </w:r>
+          </w:p>
+        </w:tc>
+        <w:tc>
+          <w:tcPr>
+            <w:tcW w:w="1214" w:type="dxa"/>
+            <w:tcBorders>
+              <w:top w:val="single" w:sz="4" w:space="0" w:color="auto"/>
+              <w:left w:val="single" w:sz="4" w:space="0" w:color="auto"/>
+              <w:bottom w:val="single" w:sz="4" w:space="0" w:color="auto"/>
+              <w:right w:val="single" w:sz="4" w:space="0" w:color="auto"/>
+            </w:tcBorders>
+            <w:hideMark/>
+          </w:tcPr>
+          <w:p>
+            <w:pPr>
+              <w:spacing w:after="160" w:line="278" w:lineRule="auto"/>
+              <w:rPr>
+                <w:rFonts w:ascii="Arial" w:hAnsi="Arial" w:cs="Arial"/>
+                <w:lang w:val="es-SV"/>
+              </w:rPr>
+            </w:pPr>
+            <w:r>
+              <w:rPr>
+                <w:rFonts w:ascii="Arial" w:hAnsi="Arial" w:cs="Arial"/>
+                <w:lang w:val="es-SV"/>
+              </w:rPr>
+              <w:t>X</w:t>
+            </w:r>
+          </w:p>
+        </w:tc>
+        <w:tc>
+          <w:tcPr>
+            <w:tcW w:w="1134" w:type="dxa"/>
+            <w:tcBorders>
+              <w:top w:val="single" w:sz="4" w:space="0" w:color="auto"/>
+              <w:left w:val="single" w:sz="4" w:space="0" w:color="auto"/>
+              <w:bottom w:val="single" w:sz="4" w:space="0" w:color="auto"/>
+              <w:right w:val="single" w:sz="4" w:space="0" w:color="auto"/>
+            </w:tcBorders>
+          </w:tcPr>
+          <w:p>
+            <w:pPr>
+              <w:spacing w:after="160" w:line="278" w:lineRule="auto"/>
+              <w:rPr>
+                <w:rFonts w:ascii="Arial" w:hAnsi="Arial" w:cs="Arial"/>
+                <w:lang w:val="es-SV"/>
+              </w:rPr>
+            </w:pPr>
+          </w:p>
+        </w:tc>
+        <w:tc>
+          <w:tcPr>
+            <w:tcW w:w="3259" w:type="dxa"/>
+            <w:tcBorders>
+              <w:top w:val="single" w:sz="4" w:space="0" w:color="auto"/>
+              <w:left w:val="single" w:sz="4" w:space="0" w:color="auto"/>
+              <w:bottom w:val="single" w:sz="4" w:space="0" w:color="auto"/>
+              <w:right w:val="single" w:sz="4" w:space="0" w:color="auto"/>
+            </w:tcBorders>
+            <w:hideMark/>
+          </w:tcPr>
+          <w:p>
+            <w:pPr>
+              <w:spacing w:after="160" w:line="278" w:lineRule="auto"/>
+              <w:rPr>
+                <w:rFonts w:ascii="Arial" w:hAnsi="Arial" w:cs="Arial"/>
+                <w:lang w:val="es-SV"/>
+              </w:rPr>
+            </w:pPr>
+            <w:r>
+              <w:rPr>
+                <w:rFonts w:ascii="Arial" w:hAnsi="Arial" w:cs="Arial"/>
+                <w:lang w:val="es-SV"/>
+              </w:rPr>
+              <w:t>Cada usuario es enviado a un menú distintos, donde se muestran opciones diferentes según sus permisos</w:t>
+            </w:r>
+          </w:p>
+        </w:tc>
+      </w:tr>
+      <w:tr>
+        <w:tc>
+          <w:tcPr>
+            <w:tcW w:w="1405" w:type="dxa"/>
+            <w:tcBorders>
+              <w:top w:val="single" w:sz="4" w:space="0" w:color="auto"/>
+              <w:left w:val="single" w:sz="4" w:space="0" w:color="auto"/>
+              <w:bottom w:val="single" w:sz="4" w:space="0" w:color="auto"/>
+              <w:right w:val="single" w:sz="4" w:space="0" w:color="auto"/>
+            </w:tcBorders>
+            <w:hideMark/>
+          </w:tcPr>
+          <w:p>
+            <w:pPr>
+              <w:spacing w:after="160" w:line="278" w:lineRule="auto"/>
+              <w:rPr>
+                <w:rFonts w:ascii="Arial" w:hAnsi="Arial" w:cs="Arial"/>
+                <w:lang w:val="es-SV"/>
+              </w:rPr>
+            </w:pPr>
+            <w:r>
+              <w:rPr>
+                <w:rFonts w:ascii="Arial" w:hAnsi="Arial" w:cs="Arial"/>
+                <w:lang w:val="es-SV"/>
+              </w:rPr>
+              <w:t>5</w:t>
+            </w:r>
+          </w:p>
+        </w:tc>
+        <w:tc>
+          <w:tcPr>
+            <w:tcW w:w="2338" w:type="dxa"/>
+            <w:tcBorders>
+              <w:top w:val="single" w:sz="4" w:space="0" w:color="auto"/>
+              <w:left w:val="single" w:sz="4" w:space="0" w:color="auto"/>
+              <w:bottom w:val="single" w:sz="4" w:space="0" w:color="auto"/>
+              <w:right w:val="single" w:sz="4" w:space="0" w:color="auto"/>
+            </w:tcBorders>
+            <w:hideMark/>
+          </w:tcPr>
+          <w:p>
+            <w:pPr>
+              <w:spacing w:after="160" w:line="278" w:lineRule="auto"/>
+              <w:rPr>
+                <w:rFonts w:ascii="Arial" w:hAnsi="Arial" w:cs="Arial"/>
+                <w:lang w:val="es-SV"/>
+              </w:rPr>
+            </w:pPr>
+            <w:r>
+              <w:rPr>
+                <w:rFonts w:ascii="Arial" w:hAnsi="Arial" w:cs="Arial"/>
+                <w:lang w:val="es-SV"/>
+              </w:rPr>
+              <w:t>Protección de permisos</w:t>
+            </w:r>
+          </w:p>
+        </w:tc>
+        <w:tc>
+          <w:tcPr>
+            <w:tcW w:w="1214" w:type="dxa"/>
+            <w:tcBorders>
+              <w:top w:val="single" w:sz="4" w:space="0" w:color="auto"/>
+              <w:left w:val="single" w:sz="4" w:space="0" w:color="auto"/>
+              <w:bottom w:val="single" w:sz="4" w:space="0" w:color="auto"/>
+              <w:right w:val="single" w:sz="4" w:space="0" w:color="auto"/>
+            </w:tcBorders>
+            <w:hideMark/>
+          </w:tcPr>
+          <w:p>
+            <w:pPr>
+              <w:spacing w:after="160" w:line="278" w:lineRule="auto"/>
+              <w:rPr>
+                <w:rFonts w:ascii="Arial" w:hAnsi="Arial" w:cs="Arial"/>
+                <w:lang w:val="es-SV"/>
+              </w:rPr>
+            </w:pPr>
+            <w:r>
+              <w:rPr>
+                <w:rFonts w:ascii="Arial" w:hAnsi="Arial" w:cs="Arial"/>
+                <w:lang w:val="es-SV"/>
+              </w:rPr>
+              <w:t>X</w:t>
+            </w:r>
+          </w:p>
+        </w:tc>
+        <w:tc>
+          <w:tcPr>
+            <w:tcW w:w="1134" w:type="dxa"/>
+            <w:tcBorders>
+              <w:top w:val="single" w:sz="4" w:space="0" w:color="auto"/>
+              <w:left w:val="single" w:sz="4" w:space="0" w:color="auto"/>
+              <w:bottom w:val="single" w:sz="4" w:space="0" w:color="auto"/>
+              <w:right w:val="single" w:sz="4" w:space="0" w:color="auto"/>
+            </w:tcBorders>
+          </w:tcPr>
+          <w:p>
+            <w:pPr>
+              <w:spacing w:after="160" w:line="278" w:lineRule="auto"/>
+              <w:rPr>
+                <w:rFonts w:ascii="Arial" w:hAnsi="Arial" w:cs="Arial"/>
+                <w:lang w:val="es-SV"/>
+              </w:rPr>
+            </w:pPr>
+          </w:p>
+        </w:tc>
+        <w:tc>
+          <w:tcPr>
+            <w:tcW w:w="3259" w:type="dxa"/>
+            <w:tcBorders>
+              <w:top w:val="single" w:sz="4" w:space="0" w:color="auto"/>
+              <w:left w:val="single" w:sz="4" w:space="0" w:color="auto"/>
+              <w:bottom w:val="single" w:sz="4" w:space="0" w:color="auto"/>
+              <w:right w:val="single" w:sz="4" w:space="0" w:color="auto"/>
+            </w:tcBorders>
+            <w:hideMark/>
+          </w:tcPr>
+          <w:p>
+            <w:pPr>
+              <w:spacing w:after="160" w:line="278" w:lineRule="auto"/>
+              <w:rPr>
+                <w:rFonts w:ascii="Arial" w:hAnsi="Arial" w:cs="Arial"/>
+                <w:lang w:val="es-SV"/>
+              </w:rPr>
+            </w:pPr>
+            <w:r>
+              <w:rPr>
+                <w:rFonts w:ascii="Arial" w:hAnsi="Arial" w:cs="Arial"/>
+                <w:lang w:val="es-SV"/>
+              </w:rPr>
+              <w:t>El sistema bloquea el acceso por medio de URL a páginas a las cuales no se tienen permiso</w:t>
+            </w:r>
+          </w:p>
+        </w:tc>
+      </w:tr>
+      <w:tr>
+        <w:tc>
+          <w:tcPr>
+            <w:tcW w:w="1405" w:type="dxa"/>
+            <w:tcBorders>
+              <w:top w:val="single" w:sz="4" w:space="0" w:color="auto"/>
+              <w:left w:val="single" w:sz="4" w:space="0" w:color="auto"/>
+              <w:bottom w:val="single" w:sz="4" w:space="0" w:color="auto"/>
+              <w:right w:val="single" w:sz="4" w:space="0" w:color="auto"/>
+            </w:tcBorders>
+            <w:hideMark/>
+          </w:tcPr>
+          <w:p>
+            <w:pPr>
+              <w:spacing w:after="160" w:line="278" w:lineRule="auto"/>
+              <w:rPr>
+                <w:rFonts w:ascii="Arial" w:hAnsi="Arial" w:cs="Arial"/>
+                <w:lang w:val="es-SV"/>
+              </w:rPr>
+            </w:pPr>
+            <w:r>
+              <w:rPr>
+                <w:rFonts w:ascii="Arial" w:hAnsi="Arial" w:cs="Arial"/>
+                <w:lang w:val="es-SV"/>
+              </w:rPr>
+              <w:t>6</w:t>
+            </w:r>
+          </w:p>
+        </w:tc>
+        <w:tc>
+          <w:tcPr>
+            <w:tcW w:w="2338" w:type="dxa"/>
+            <w:tcBorders>
+              <w:top w:val="single" w:sz="4" w:space="0" w:color="auto"/>
+              <w:left w:val="single" w:sz="4" w:space="0" w:color="auto"/>
+              <w:bottom w:val="single" w:sz="4" w:space="0" w:color="auto"/>
+              <w:right w:val="single" w:sz="4" w:space="0" w:color="auto"/>
+            </w:tcBorders>
+            <w:hideMark/>
+          </w:tcPr>
+          <w:p>
+            <w:pPr>
+              <w:spacing w:after="160" w:line="278" w:lineRule="auto"/>
+              <w:rPr>
+                <w:rFonts w:ascii="Arial" w:hAnsi="Arial" w:cs="Arial"/>
+                <w:lang w:val="es-SV"/>
+              </w:rPr>
+            </w:pPr>
+            <w:r>
+              <w:rPr>
+                <w:rFonts w:ascii="Arial" w:hAnsi="Arial" w:cs="Arial"/>
+                <w:lang w:val="es-SV"/>
+              </w:rPr>
+              <w:t>Orden cronológico</w:t>
+            </w:r>
+          </w:p>
+        </w:tc>
+        <w:tc>
+          <w:tcPr>
+            <w:tcW w:w="1214" w:type="dxa"/>
+            <w:tcBorders>
+              <w:top w:val="single" w:sz="4" w:space="0" w:color="auto"/>
+              <w:left w:val="single" w:sz="4" w:space="0" w:color="auto"/>
+              <w:bottom w:val="single" w:sz="4" w:space="0" w:color="auto"/>
+              <w:right w:val="single" w:sz="4" w:space="0" w:color="auto"/>
+            </w:tcBorders>
+            <w:hideMark/>
+          </w:tcPr>
+          <w:p>
+            <w:pPr>
+              <w:spacing w:after="160" w:line="278" w:lineRule="auto"/>
+              <w:rPr>
+                <w:rFonts w:ascii="Arial" w:hAnsi="Arial" w:cs="Arial"/>
+                <w:lang w:val="es-SV"/>
+              </w:rPr>
+            </w:pPr>
+            <w:r>
+              <w:rPr>
+                <w:rFonts w:ascii="Arial" w:hAnsi="Arial" w:cs="Arial"/>
+                <w:lang w:val="es-SV"/>
+              </w:rPr>
+              <w:t>X</w:t>
+            </w:r>
+          </w:p>
+        </w:tc>
+        <w:tc>
+          <w:tcPr>
+            <w:tcW w:w="1134" w:type="dxa"/>
+            <w:tcBorders>
+              <w:top w:val="single" w:sz="4" w:space="0" w:color="auto"/>
+              <w:left w:val="single" w:sz="4" w:space="0" w:color="auto"/>
+              <w:bottom w:val="single" w:sz="4" w:space="0" w:color="auto"/>
+              <w:right w:val="single" w:sz="4" w:space="0" w:color="auto"/>
+            </w:tcBorders>
+          </w:tcPr>
+          <w:p>
+            <w:pPr>
+              <w:spacing w:after="160" w:line="278" w:lineRule="auto"/>
+              <w:rPr>
+                <w:rFonts w:ascii="Arial" w:hAnsi="Arial" w:cs="Arial"/>
+                <w:lang w:val="es-SV"/>
+              </w:rPr>
+            </w:pPr>
+          </w:p>
+        </w:tc>
+        <w:tc>
+          <w:tcPr>
+            <w:tcW w:w="3259" w:type="dxa"/>
+            <w:tcBorders>
+              <w:top w:val="single" w:sz="4" w:space="0" w:color="auto"/>
+              <w:left w:val="single" w:sz="4" w:space="0" w:color="auto"/>
+              <w:bottom w:val="single" w:sz="4" w:space="0" w:color="auto"/>
+              <w:right w:val="single" w:sz="4" w:space="0" w:color="auto"/>
+            </w:tcBorders>
+            <w:hideMark/>
+          </w:tcPr>
+          <w:p>
+            <w:pPr>
+              <w:spacing w:after="160" w:line="278" w:lineRule="auto"/>
+              <w:rPr>
+                <w:rFonts w:ascii="Arial" w:hAnsi="Arial" w:cs="Arial"/>
+                <w:lang w:val="es-SV"/>
+              </w:rPr>
+            </w:pPr>
+            <w:r>
+              <w:rPr>
+                <w:rFonts w:ascii="Arial" w:hAnsi="Arial" w:cs="Arial"/>
+                <w:lang w:val="es-SV"/>
+              </w:rPr>
+              <w:t>La información más reciente aparece primero</w:t>
+            </w:r>
+          </w:p>
+        </w:tc>
+      </w:tr>
+      <w:tr>
+        <w:tc>
+          <w:tcPr>
+            <w:tcW w:w="1405" w:type="dxa"/>
+            <w:tcBorders>
+              <w:top w:val="single" w:sz="4" w:space="0" w:color="auto"/>
+              <w:left w:val="single" w:sz="4" w:space="0" w:color="auto"/>
+              <w:bottom w:val="single" w:sz="4" w:space="0" w:color="auto"/>
+              <w:right w:val="single" w:sz="4" w:space="0" w:color="auto"/>
+            </w:tcBorders>
+            <w:hideMark/>
+          </w:tcPr>
+          <w:p>
+            <w:pPr>
+              <w:spacing w:after="160" w:line="278" w:lineRule="auto"/>
+              <w:rPr>
+                <w:rFonts w:ascii="Arial" w:hAnsi="Arial" w:cs="Arial"/>
+                <w:lang w:val="es-SV"/>
+              </w:rPr>
+            </w:pPr>
+            <w:r>
+              <w:rPr>
+                <w:rFonts w:ascii="Arial" w:hAnsi="Arial" w:cs="Arial"/>
+                <w:lang w:val="es-SV"/>
+              </w:rPr>
+              <w:t>7</w:t>
+            </w:r>
+          </w:p>
+        </w:tc>
+        <w:tc>
+          <w:tcPr>
+            <w:tcW w:w="2338" w:type="dxa"/>
+            <w:tcBorders>
+              <w:top w:val="single" w:sz="4" w:space="0" w:color="auto"/>
+              <w:left w:val="single" w:sz="4" w:space="0" w:color="auto"/>
+              <w:bottom w:val="single" w:sz="4" w:space="0" w:color="auto"/>
+              <w:right w:val="single" w:sz="4" w:space="0" w:color="auto"/>
+            </w:tcBorders>
+            <w:hideMark/>
+          </w:tcPr>
+          <w:p>
+            <w:pPr>
+              <w:spacing w:after="160" w:line="278" w:lineRule="auto"/>
+              <w:rPr>
+                <w:rFonts w:ascii="Arial" w:hAnsi="Arial" w:cs="Arial"/>
+                <w:lang w:val="es-SV"/>
+              </w:rPr>
+            </w:pPr>
+            <w:r>
+              <w:rPr>
+                <w:rFonts w:ascii="Arial" w:hAnsi="Arial" w:cs="Arial"/>
+                <w:lang w:val="es-SV"/>
+              </w:rPr>
+              <w:t>El estado de los documentos</w:t>
+            </w:r>
+          </w:p>
+        </w:tc>
+        <w:tc>
+          <w:tcPr>
+            <w:tcW w:w="1214" w:type="dxa"/>
+            <w:tcBorders>
+              <w:top w:val="single" w:sz="4" w:space="0" w:color="auto"/>
+              <w:left w:val="single" w:sz="4" w:space="0" w:color="auto"/>
+              <w:bottom w:val="single" w:sz="4" w:space="0" w:color="auto"/>
+              <w:right w:val="single" w:sz="4" w:space="0" w:color="auto"/>
+            </w:tcBorders>
+            <w:hideMark/>
+          </w:tcPr>
+          <w:p>
+            <w:pPr>
+              <w:spacing w:after="160" w:line="278" w:lineRule="auto"/>
+              <w:rPr>
+                <w:rFonts w:ascii="Arial" w:hAnsi="Arial" w:cs="Arial"/>
+                <w:lang w:val="es-SV"/>
+              </w:rPr>
+            </w:pPr>
+            <w:r>
+              <w:rPr>
+                <w:rFonts w:ascii="Arial" w:hAnsi="Arial" w:cs="Arial"/>
+                <w:lang w:val="es-SV"/>
+              </w:rPr>
+              <w:t>X</w:t>
+            </w:r>
+          </w:p>
+        </w:tc>
+        <w:tc>
+          <w:tcPr>
+            <w:tcW w:w="1134" w:type="dxa"/>
+            <w:tcBorders>
+              <w:top w:val="single" w:sz="4" w:space="0" w:color="auto"/>
+              <w:left w:val="single" w:sz="4" w:space="0" w:color="auto"/>
+              <w:bottom w:val="single" w:sz="4" w:space="0" w:color="auto"/>
+              <w:right w:val="single" w:sz="4" w:space="0" w:color="auto"/>
+            </w:tcBorders>
+          </w:tcPr>
+          <w:p>
+            <w:pPr>
+              <w:spacing w:after="160" w:line="278" w:lineRule="auto"/>
+              <w:rPr>
+                <w:rFonts w:ascii="Arial" w:hAnsi="Arial" w:cs="Arial"/>
+                <w:lang w:val="es-SV"/>
+              </w:rPr>
+            </w:pPr>
+          </w:p>
+        </w:tc>
+        <w:tc>
+          <w:tcPr>
+            <w:tcW w:w="3259" w:type="dxa"/>
+            <w:tcBorders>
+              <w:top w:val="single" w:sz="4" w:space="0" w:color="auto"/>
+              <w:left w:val="single" w:sz="4" w:space="0" w:color="auto"/>
+              <w:bottom w:val="single" w:sz="4" w:space="0" w:color="auto"/>
+              <w:right w:val="single" w:sz="4" w:space="0" w:color="auto"/>
+            </w:tcBorders>
+            <w:hideMark/>
+          </w:tcPr>
+          <w:p>
+            <w:pPr>
+              <w:spacing w:after="160" w:line="278" w:lineRule="auto"/>
+              <w:rPr>
+                <w:rFonts w:ascii="Arial" w:hAnsi="Arial" w:cs="Arial"/>
+                <w:lang w:val="es-SV"/>
+              </w:rPr>
+            </w:pPr>
+            <w:r>
+              <w:rPr>
+                <w:rFonts w:ascii="Arial" w:hAnsi="Arial" w:cs="Arial"/>
+                <w:lang w:val="es-SV"/>
+              </w:rPr>
+              <w:t>El estado de un documento o versión se diferencia por texto y color</w:t>
+            </w:r>
+          </w:p>
+        </w:tc>
+      </w:tr>
+      <w:tr>
+        <w:tc>
+          <w:tcPr>
+            <w:tcW w:w="1405" w:type="dxa"/>
+            <w:tcBorders>
+              <w:top w:val="single" w:sz="4" w:space="0" w:color="auto"/>
+              <w:left w:val="single" w:sz="4" w:space="0" w:color="auto"/>
+              <w:bottom w:val="single" w:sz="4" w:space="0" w:color="auto"/>
+              <w:right w:val="single" w:sz="4" w:space="0" w:color="auto"/>
+            </w:tcBorders>
+            <w:hideMark/>
+          </w:tcPr>
+          <w:p>
+            <w:pPr>
+              <w:spacing w:after="160" w:line="278" w:lineRule="auto"/>
+              <w:rPr>
+                <w:rFonts w:ascii="Arial" w:hAnsi="Arial" w:cs="Arial"/>
+                <w:lang w:val="es-SV"/>
+              </w:rPr>
+            </w:pPr>
+            <w:r>
+              <w:rPr>
+                <w:rFonts w:ascii="Arial" w:hAnsi="Arial" w:cs="Arial"/>
+                <w:lang w:val="es-SV"/>
+              </w:rPr>
+              <w:t>8</w:t>
+            </w:r>
+          </w:p>
+        </w:tc>
+        <w:tc>
+          <w:tcPr>
+            <w:tcW w:w="2338" w:type="dxa"/>
+            <w:tcBorders>
+              <w:top w:val="single" w:sz="4" w:space="0" w:color="auto"/>
+              <w:left w:val="single" w:sz="4" w:space="0" w:color="auto"/>
+              <w:bottom w:val="single" w:sz="4" w:space="0" w:color="auto"/>
+              <w:right w:val="single" w:sz="4" w:space="0" w:color="auto"/>
+            </w:tcBorders>
+            <w:hideMark/>
+          </w:tcPr>
+          <w:p>
+            <w:pPr>
+              <w:spacing w:after="160" w:line="278" w:lineRule="auto"/>
+              <w:rPr>
+                <w:rFonts w:ascii="Arial" w:hAnsi="Arial" w:cs="Arial"/>
+                <w:lang w:val="es-SV"/>
+              </w:rPr>
+            </w:pPr>
+            <w:r>
+              <w:rPr>
+                <w:rFonts w:ascii="Arial" w:hAnsi="Arial" w:cs="Arial"/>
+                <w:lang w:val="es-SV"/>
+              </w:rPr>
+              <w:t>Confirmaciones</w:t>
+            </w:r>
+          </w:p>
+        </w:tc>
+        <w:tc>
+          <w:tcPr>
+            <w:tcW w:w="1214" w:type="dxa"/>
+            <w:tcBorders>
+              <w:top w:val="single" w:sz="4" w:space="0" w:color="auto"/>
+              <w:left w:val="single" w:sz="4" w:space="0" w:color="auto"/>
+              <w:bottom w:val="single" w:sz="4" w:space="0" w:color="auto"/>
+              <w:right w:val="single" w:sz="4" w:space="0" w:color="auto"/>
+            </w:tcBorders>
+            <w:hideMark/>
+          </w:tcPr>
+          <w:p>
+            <w:pPr>
+              <w:spacing w:after="160" w:line="278" w:lineRule="auto"/>
+              <w:rPr>
+                <w:rFonts w:ascii="Arial" w:hAnsi="Arial" w:cs="Arial"/>
+                <w:lang w:val="es-SV"/>
+              </w:rPr>
+            </w:pPr>
+            <w:r>
+              <w:rPr>
+                <w:rFonts w:ascii="Arial" w:hAnsi="Arial" w:cs="Arial"/>
+                <w:lang w:val="es-SV"/>
+              </w:rPr>
+              <w:t>X</w:t>
+            </w:r>
+          </w:p>
+        </w:tc>
+        <w:tc>
+          <w:tcPr>
+            <w:tcW w:w="1134" w:type="dxa"/>
+            <w:tcBorders>
+              <w:top w:val="single" w:sz="4" w:space="0" w:color="auto"/>
+              <w:left w:val="single" w:sz="4" w:space="0" w:color="auto"/>
+              <w:bottom w:val="single" w:sz="4" w:space="0" w:color="auto"/>
+              <w:right w:val="single" w:sz="4" w:space="0" w:color="auto"/>
+            </w:tcBorders>
+          </w:tcPr>
+          <w:p>
+            <w:pPr>
+              <w:spacing w:after="160" w:line="278" w:lineRule="auto"/>
+              <w:rPr>
+                <w:rFonts w:ascii="Arial" w:hAnsi="Arial" w:cs="Arial"/>
+                <w:lang w:val="es-SV"/>
+              </w:rPr>
+            </w:pPr>
+          </w:p>
+        </w:tc>
+        <w:tc>
+          <w:tcPr>
+            <w:tcW w:w="3259" w:type="dxa"/>
+            <w:tcBorders>
+              <w:top w:val="single" w:sz="4" w:space="0" w:color="auto"/>
+              <w:left w:val="single" w:sz="4" w:space="0" w:color="auto"/>
+              <w:bottom w:val="single" w:sz="4" w:space="0" w:color="auto"/>
+              <w:right w:val="single" w:sz="4" w:space="0" w:color="auto"/>
+            </w:tcBorders>
+            <w:hideMark/>
+          </w:tcPr>
+          <w:p>
+            <w:pPr>
+              <w:spacing w:after="160" w:line="278" w:lineRule="auto"/>
+              <w:rPr>
+                <w:rFonts w:ascii="Arial" w:hAnsi="Arial" w:cs="Arial"/>
+                <w:lang w:val="es-SV"/>
+              </w:rPr>
+            </w:pPr>
+            <w:r>
+              <w:rPr>
+                <w:rFonts w:ascii="Arial" w:hAnsi="Arial" w:cs="Arial"/>
+                <w:lang w:val="es-SV"/>
+              </w:rPr>
+              <w:t>El sistema notifica al completar una función correctamente</w:t>
+            </w:r>
+          </w:p>
+        </w:tc>
+      </w:tr>
+    </w:tbl>
+    <w:p>
+      <w:pPr>
+        <w:rPr>
+          <w:rFonts w:ascii="Arial" w:hAnsi="Arial" w:cs="Arial"/>
+          <w:lang w:val="es-SV"/>
+        </w:rPr>
+      </w:pPr>
+    </w:p>
+    <w:p>
+      <w:pPr>
+        <w:rPr>
+          <w:rFonts w:ascii="Arial" w:hAnsi="Arial" w:cs="Arial"/>
+          <w:lang w:val="es-SV"/>
+        </w:rPr>
+      </w:pPr>
+    </w:p>
+    <w:p>
+      <w:pPr>
+        <w:rPr>
+          <w:rFonts w:ascii="Arial" w:hAnsi="Arial" w:cs="Arial"/>
           <w:lang w:val="es-SV"/>
         </w:rPr>
       </w:pPr>
@@ -9304,7 +11110,7 @@
           <w:lang w:val="es-SV"/>
         </w:rPr>
       </w:pPr>
-      <w:bookmarkStart w:id="20" w:name="_Toc230112272"/>
+      <w:bookmarkStart w:id="23" w:name="_Toc230112272"/>
       <w:r>
         <w:rPr>
           <w:rFonts w:ascii="Arial" w:hAnsi="Arial" w:cs="Arial"/>
@@ -9330,7 +11136,7 @@
         </w:rPr>
         <w:t>Github</w:t>
       </w:r>
-      <w:bookmarkEnd w:id="20"/>
+      <w:bookmarkEnd w:id="23"/>
       <w:proofErr w:type="spellEnd"/>
     </w:p>
     <w:p>
@@ -14510,6 +16316,36 @@
   </w:num>
   <w:num w:numId="49" w16cid:durableId="692192177">
     <w:abstractNumId w:val="5"/>
+  </w:num>
+  <w:num w:numId="50" w16cid:durableId="677469831">
+    <w:abstractNumId w:val="5"/>
+    <w:lvlOverride w:ilvl="0">
+      <w:startOverride w:val="1"/>
+    </w:lvlOverride>
+    <w:lvlOverride w:ilvl="1">
+      <w:startOverride w:val="1"/>
+    </w:lvlOverride>
+    <w:lvlOverride w:ilvl="2">
+      <w:startOverride w:val="1"/>
+    </w:lvlOverride>
+    <w:lvlOverride w:ilvl="3">
+      <w:startOverride w:val="1"/>
+    </w:lvlOverride>
+    <w:lvlOverride w:ilvl="4">
+      <w:startOverride w:val="1"/>
+    </w:lvlOverride>
+    <w:lvlOverride w:ilvl="5">
+      <w:startOverride w:val="1"/>
+    </w:lvlOverride>
+    <w:lvlOverride w:ilvl="6">
+      <w:startOverride w:val="1"/>
+    </w:lvlOverride>
+    <w:lvlOverride w:ilvl="7">
+      <w:startOverride w:val="1"/>
+    </w:lvlOverride>
+    <w:lvlOverride w:ilvl="8">
+      <w:startOverride w:val="1"/>
+    </w:lvlOverride>
   </w:num>
 </w:numbering>
 </file>
@@ -15115,7 +16951,6 @@
   <w:style w:type="character" w:default="1" w:styleId="Fuentedeprrafopredeter">
     <w:name w:val="Default Paragraph Font"/>
     <w:uiPriority w:val="1"/>
-    <w:semiHidden/>
     <w:unhideWhenUsed/>
   </w:style>
   <w:style w:type="table" w:default="1" w:styleId="Tablanormal">

--- a/docs/entrega4/EPRO_Entrega4_Grupo9_Plataforma de gestión documental con versiones.docx
+++ b/docs/entrega4/EPRO_Entrega4_Grupo9_Plataforma de gestión documental con versiones.docx
@@ -1055,7 +1055,16 @@
                 <w:szCs w:val="24"/>
                 <w:lang w:val="es-SV"/>
               </w:rPr>
-              <w:t xml:space="preserve">20 de </w:t>
+              <w:t xml:space="preserve">23 </w:t>
+            </w:r>
+            <w:r>
+              <w:rPr>
+                <w:rFonts w:ascii="Arial" w:eastAsia="Calibri" w:hAnsi="Arial" w:cs="Arial"/>
+                <w:sz w:val="24"/>
+                <w:szCs w:val="24"/>
+                <w:lang w:val="es-SV"/>
+              </w:rPr>
+              <w:t xml:space="preserve">de </w:t>
             </w:r>
             <w:proofErr w:type="gramStart"/>
             <w:r>
@@ -1167,7 +1176,7 @@
       <w:sdtContent>
         <w:p>
           <w:pPr>
-            <w:pStyle w:val="TOCHeading"/>
+            <w:pStyle w:val="TtuloTDC"/>
             <w:rPr>
               <w:rFonts w:cs="Arial"/>
             </w:rPr>
@@ -1181,7 +1190,7 @@
         </w:p>
         <w:p>
           <w:pPr>
-            <w:pStyle w:val="TOC1"/>
+            <w:pStyle w:val="TDC1"/>
             <w:tabs>
               <w:tab w:val="right" w:leader="dot" w:pos="9350"/>
             </w:tabs>
@@ -1191,7 +1200,7 @@
               <w:kern w:val="2"/>
               <w:sz w:val="24"/>
               <w:szCs w:val="24"/>
-              <w:lang w:val="es-ES" w:eastAsia="es-ES"/>
+              <w:lang w:eastAsia="es-SV"/>
               <w14:ligatures w14:val="standardContextual"/>
             </w:rPr>
           </w:pPr>
@@ -1213,10 +1222,10 @@
             </w:rPr>
             <w:fldChar w:fldCharType="separate"/>
           </w:r>
-          <w:hyperlink w:anchor="_Toc230280253" w:history="1">
-            <w:r>
-              <w:rPr>
-                <w:rStyle w:val="Hyperlink"/>
+          <w:hyperlink w:anchor="_Toc230370778" w:history="1">
+            <w:r>
+              <w:rPr>
+                <w:rStyle w:val="Hipervnculo"/>
                 <w:rFonts w:ascii="Arial" w:hAnsi="Arial" w:cs="Arial"/>
                 <w:b/>
                 <w:bCs/>
@@ -1243,7 +1252,7 @@
                 <w:noProof/>
                 <w:webHidden/>
               </w:rPr>
-              <w:instrText xml:space="preserve"> PAGEREF _Toc230280253 \h </w:instrText>
+              <w:instrText xml:space="preserve"> PAGEREF _Toc230370778 \h </w:instrText>
             </w:r>
             <w:r>
               <w:rPr>
@@ -1276,7 +1285,7 @@
         </w:p>
         <w:p>
           <w:pPr>
-            <w:pStyle w:val="TOC2"/>
+            <w:pStyle w:val="TDC2"/>
             <w:tabs>
               <w:tab w:val="right" w:leader="dot" w:pos="9350"/>
             </w:tabs>
@@ -1286,14 +1295,14 @@
               <w:kern w:val="2"/>
               <w:sz w:val="24"/>
               <w:szCs w:val="24"/>
-              <w:lang w:val="es-ES" w:eastAsia="es-ES"/>
+              <w:lang w:eastAsia="es-SV"/>
               <w14:ligatures w14:val="standardContextual"/>
             </w:rPr>
           </w:pPr>
-          <w:hyperlink w:anchor="_Toc230280254" w:history="1">
-            <w:r>
-              <w:rPr>
-                <w:rStyle w:val="Hyperlink"/>
+          <w:hyperlink w:anchor="_Toc230370779" w:history="1">
+            <w:r>
+              <w:rPr>
+                <w:rStyle w:val="Hipervnculo"/>
                 <w:rFonts w:ascii="Arial" w:hAnsi="Arial" w:cs="Arial"/>
                 <w:noProof/>
               </w:rPr>
@@ -1318,7 +1327,7 @@
                 <w:noProof/>
                 <w:webHidden/>
               </w:rPr>
-              <w:instrText xml:space="preserve"> PAGEREF _Toc230280254 \h </w:instrText>
+              <w:instrText xml:space="preserve"> PAGEREF _Toc230370779 \h </w:instrText>
             </w:r>
             <w:r>
               <w:rPr>
@@ -1351,7 +1360,7 @@
         </w:p>
         <w:p>
           <w:pPr>
-            <w:pStyle w:val="TOC2"/>
+            <w:pStyle w:val="TDC2"/>
             <w:tabs>
               <w:tab w:val="right" w:leader="dot" w:pos="9350"/>
             </w:tabs>
@@ -1361,14 +1370,14 @@
               <w:kern w:val="2"/>
               <w:sz w:val="24"/>
               <w:szCs w:val="24"/>
-              <w:lang w:val="es-ES" w:eastAsia="es-ES"/>
+              <w:lang w:eastAsia="es-SV"/>
               <w14:ligatures w14:val="standardContextual"/>
             </w:rPr>
           </w:pPr>
-          <w:hyperlink w:anchor="_Toc230280255" w:history="1">
-            <w:r>
-              <w:rPr>
-                <w:rStyle w:val="Hyperlink"/>
+          <w:hyperlink w:anchor="_Toc230370780" w:history="1">
+            <w:r>
+              <w:rPr>
+                <w:rStyle w:val="Hipervnculo"/>
                 <w:rFonts w:ascii="Arial" w:hAnsi="Arial" w:cs="Arial"/>
                 <w:noProof/>
               </w:rPr>
@@ -1393,7 +1402,7 @@
                 <w:noProof/>
                 <w:webHidden/>
               </w:rPr>
-              <w:instrText xml:space="preserve"> PAGEREF _Toc230280255 \h </w:instrText>
+              <w:instrText xml:space="preserve"> PAGEREF _Toc230370780 \h </w:instrText>
             </w:r>
             <w:r>
               <w:rPr>
@@ -1426,7 +1435,7 @@
         </w:p>
         <w:p>
           <w:pPr>
-            <w:pStyle w:val="TOC2"/>
+            <w:pStyle w:val="TDC2"/>
             <w:tabs>
               <w:tab w:val="right" w:leader="dot" w:pos="9350"/>
             </w:tabs>
@@ -1436,14 +1445,14 @@
               <w:kern w:val="2"/>
               <w:sz w:val="24"/>
               <w:szCs w:val="24"/>
-              <w:lang w:val="es-ES" w:eastAsia="es-ES"/>
+              <w:lang w:eastAsia="es-SV"/>
               <w14:ligatures w14:val="standardContextual"/>
             </w:rPr>
           </w:pPr>
-          <w:hyperlink w:anchor="_Toc230280256" w:history="1">
-            <w:r>
-              <w:rPr>
-                <w:rStyle w:val="Hyperlink"/>
+          <w:hyperlink w:anchor="_Toc230370781" w:history="1">
+            <w:r>
+              <w:rPr>
+                <w:rStyle w:val="Hipervnculo"/>
                 <w:rFonts w:ascii="Arial" w:hAnsi="Arial" w:cs="Arial"/>
                 <w:b/>
                 <w:bCs/>
@@ -1470,7 +1479,7 @@
                 <w:noProof/>
                 <w:webHidden/>
               </w:rPr>
-              <w:instrText xml:space="preserve"> PAGEREF _Toc230280256 \h </w:instrText>
+              <w:instrText xml:space="preserve"> PAGEREF _Toc230370781 \h </w:instrText>
             </w:r>
             <w:r>
               <w:rPr>
@@ -1503,7 +1512,7 @@
         </w:p>
         <w:p>
           <w:pPr>
-            <w:pStyle w:val="TOC2"/>
+            <w:pStyle w:val="TDC2"/>
             <w:tabs>
               <w:tab w:val="right" w:leader="dot" w:pos="9350"/>
             </w:tabs>
@@ -1513,14 +1522,14 @@
               <w:kern w:val="2"/>
               <w:sz w:val="24"/>
               <w:szCs w:val="24"/>
-              <w:lang w:val="es-ES" w:eastAsia="es-ES"/>
+              <w:lang w:eastAsia="es-SV"/>
               <w14:ligatures w14:val="standardContextual"/>
             </w:rPr>
           </w:pPr>
-          <w:hyperlink w:anchor="_Toc230280257" w:history="1">
-            <w:r>
-              <w:rPr>
-                <w:rStyle w:val="Hyperlink"/>
+          <w:hyperlink w:anchor="_Toc230370782" w:history="1">
+            <w:r>
+              <w:rPr>
+                <w:rStyle w:val="Hipervnculo"/>
                 <w:rFonts w:ascii="Arial" w:hAnsi="Arial" w:cs="Arial"/>
                 <w:noProof/>
               </w:rPr>
@@ -1545,7 +1554,7 @@
                 <w:noProof/>
                 <w:webHidden/>
               </w:rPr>
-              <w:instrText xml:space="preserve"> PAGEREF _Toc230280257 \h </w:instrText>
+              <w:instrText xml:space="preserve"> PAGEREF _Toc230370782 \h </w:instrText>
             </w:r>
             <w:r>
               <w:rPr>
@@ -1578,7 +1587,7 @@
         </w:p>
         <w:p>
           <w:pPr>
-            <w:pStyle w:val="TOC2"/>
+            <w:pStyle w:val="TDC2"/>
             <w:tabs>
               <w:tab w:val="right" w:leader="dot" w:pos="9350"/>
             </w:tabs>
@@ -1588,15 +1597,17 @@
               <w:kern w:val="2"/>
               <w:sz w:val="24"/>
               <w:szCs w:val="24"/>
-              <w:lang w:val="es-ES" w:eastAsia="es-ES"/>
+              <w:lang w:eastAsia="es-SV"/>
               <w14:ligatures w14:val="standardContextual"/>
             </w:rPr>
           </w:pPr>
-          <w:hyperlink w:anchor="_Toc230280258" w:history="1">
-            <w:r>
-              <w:rPr>
-                <w:rStyle w:val="Hyperlink"/>
-                <w:rFonts w:ascii="Arial" w:hAnsi="Arial" w:cs="Arial"/>
+          <w:hyperlink w:anchor="_Toc230370783" w:history="1">
+            <w:r>
+              <w:rPr>
+                <w:rStyle w:val="Hipervnculo"/>
+                <w:rFonts w:ascii="Arial" w:hAnsi="Arial" w:cs="Arial"/>
+                <w:b/>
+                <w:bCs/>
                 <w:noProof/>
               </w:rPr>
               <w:t>Matriz de Pruebas</w:t>
@@ -1620,7 +1631,7 @@
                 <w:noProof/>
                 <w:webHidden/>
               </w:rPr>
-              <w:instrText xml:space="preserve"> PAGEREF _Toc230280258 \h </w:instrText>
+              <w:instrText xml:space="preserve"> PAGEREF _Toc230370783 \h </w:instrText>
             </w:r>
             <w:r>
               <w:rPr>
@@ -1653,7 +1664,7 @@
         </w:p>
         <w:p>
           <w:pPr>
-            <w:pStyle w:val="TOC3"/>
+            <w:pStyle w:val="TDC3"/>
             <w:tabs>
               <w:tab w:val="right" w:leader="dot" w:pos="9350"/>
             </w:tabs>
@@ -1663,14 +1674,14 @@
               <w:kern w:val="2"/>
               <w:sz w:val="24"/>
               <w:szCs w:val="24"/>
-              <w:lang w:val="es-ES" w:eastAsia="es-ES"/>
+              <w:lang w:eastAsia="es-SV"/>
               <w14:ligatures w14:val="standardContextual"/>
             </w:rPr>
           </w:pPr>
-          <w:hyperlink w:anchor="_Toc230280259" w:history="1">
-            <w:r>
-              <w:rPr>
-                <w:rStyle w:val="Hyperlink"/>
+          <w:hyperlink w:anchor="_Toc230370784" w:history="1">
+            <w:r>
+              <w:rPr>
+                <w:rStyle w:val="Hipervnculo"/>
                 <w:rFonts w:ascii="Arial" w:hAnsi="Arial" w:cs="Arial"/>
                 <w:noProof/>
               </w:rPr>
@@ -1695,7 +1706,7 @@
                 <w:noProof/>
                 <w:webHidden/>
               </w:rPr>
-              <w:instrText xml:space="preserve"> PAGEREF _Toc230280259 \h </w:instrText>
+              <w:instrText xml:space="preserve"> PAGEREF _Toc230370784 \h </w:instrText>
             </w:r>
             <w:r>
               <w:rPr>
@@ -1728,7 +1739,7 @@
         </w:p>
         <w:p>
           <w:pPr>
-            <w:pStyle w:val="TOC3"/>
+            <w:pStyle w:val="TDC3"/>
             <w:tabs>
               <w:tab w:val="right" w:leader="dot" w:pos="9350"/>
             </w:tabs>
@@ -1738,14 +1749,14 @@
               <w:kern w:val="2"/>
               <w:sz w:val="24"/>
               <w:szCs w:val="24"/>
-              <w:lang w:val="es-ES" w:eastAsia="es-ES"/>
+              <w:lang w:eastAsia="es-SV"/>
               <w14:ligatures w14:val="standardContextual"/>
             </w:rPr>
           </w:pPr>
-          <w:hyperlink w:anchor="_Toc230280260" w:history="1">
-            <w:r>
-              <w:rPr>
-                <w:rStyle w:val="Hyperlink"/>
+          <w:hyperlink w:anchor="_Toc230370785" w:history="1">
+            <w:r>
+              <w:rPr>
+                <w:rStyle w:val="Hipervnculo"/>
                 <w:rFonts w:ascii="Arial" w:hAnsi="Arial" w:cs="Arial"/>
                 <w:noProof/>
               </w:rPr>
@@ -1770,7 +1781,7 @@
                 <w:noProof/>
                 <w:webHidden/>
               </w:rPr>
-              <w:instrText xml:space="preserve"> PAGEREF _Toc230280260 \h </w:instrText>
+              <w:instrText xml:space="preserve"> PAGEREF _Toc230370785 \h </w:instrText>
             </w:r>
             <w:r>
               <w:rPr>
@@ -1803,7 +1814,7 @@
         </w:p>
         <w:p>
           <w:pPr>
-            <w:pStyle w:val="TOC1"/>
+            <w:pStyle w:val="TDC1"/>
             <w:tabs>
               <w:tab w:val="right" w:leader="dot" w:pos="9350"/>
             </w:tabs>
@@ -1813,14 +1824,14 @@
               <w:kern w:val="2"/>
               <w:sz w:val="24"/>
               <w:szCs w:val="24"/>
-              <w:lang w:val="es-ES" w:eastAsia="es-ES"/>
+              <w:lang w:eastAsia="es-SV"/>
               <w14:ligatures w14:val="standardContextual"/>
             </w:rPr>
           </w:pPr>
-          <w:hyperlink w:anchor="_Toc230280261" w:history="1">
-            <w:r>
-              <w:rPr>
-                <w:rStyle w:val="Hyperlink"/>
+          <w:hyperlink w:anchor="_Toc230370786" w:history="1">
+            <w:r>
+              <w:rPr>
+                <w:rStyle w:val="Hipervnculo"/>
                 <w:rFonts w:ascii="Arial" w:hAnsi="Arial" w:cs="Arial"/>
                 <w:b/>
                 <w:bCs/>
@@ -1847,7 +1858,7 @@
                 <w:noProof/>
                 <w:webHidden/>
               </w:rPr>
-              <w:instrText xml:space="preserve"> PAGEREF _Toc230280261 \h </w:instrText>
+              <w:instrText xml:space="preserve"> PAGEREF _Toc230370786 \h </w:instrText>
             </w:r>
             <w:r>
               <w:rPr>
@@ -1880,7 +1891,7 @@
         </w:p>
         <w:p>
           <w:pPr>
-            <w:pStyle w:val="TOC2"/>
+            <w:pStyle w:val="TDC2"/>
             <w:tabs>
               <w:tab w:val="right" w:leader="dot" w:pos="9350"/>
             </w:tabs>
@@ -1890,14 +1901,14 @@
               <w:kern w:val="2"/>
               <w:sz w:val="24"/>
               <w:szCs w:val="24"/>
-              <w:lang w:val="es-ES" w:eastAsia="es-ES"/>
+              <w:lang w:eastAsia="es-SV"/>
               <w14:ligatures w14:val="standardContextual"/>
             </w:rPr>
           </w:pPr>
-          <w:hyperlink w:anchor="_Toc230280262" w:history="1">
-            <w:r>
-              <w:rPr>
-                <w:rStyle w:val="Hyperlink"/>
+          <w:hyperlink w:anchor="_Toc230370787" w:history="1">
+            <w:r>
+              <w:rPr>
+                <w:rStyle w:val="Hipervnculo"/>
                 <w:rFonts w:ascii="Arial" w:hAnsi="Arial" w:cs="Arial"/>
                 <w:noProof/>
               </w:rPr>
@@ -1922,7 +1933,7 @@
                 <w:noProof/>
                 <w:webHidden/>
               </w:rPr>
-              <w:instrText xml:space="preserve"> PAGEREF _Toc230280262 \h </w:instrText>
+              <w:instrText xml:space="preserve"> PAGEREF _Toc230370787 \h </w:instrText>
             </w:r>
             <w:r>
               <w:rPr>
@@ -1955,7 +1966,7 @@
         </w:p>
         <w:p>
           <w:pPr>
-            <w:pStyle w:val="TOC2"/>
+            <w:pStyle w:val="TDC2"/>
             <w:tabs>
               <w:tab w:val="right" w:leader="dot" w:pos="9350"/>
             </w:tabs>
@@ -1965,14 +1976,14 @@
               <w:kern w:val="2"/>
               <w:sz w:val="24"/>
               <w:szCs w:val="24"/>
-              <w:lang w:val="es-ES" w:eastAsia="es-ES"/>
+              <w:lang w:eastAsia="es-SV"/>
               <w14:ligatures w14:val="standardContextual"/>
             </w:rPr>
           </w:pPr>
-          <w:hyperlink w:anchor="_Toc230280263" w:history="1">
-            <w:r>
-              <w:rPr>
-                <w:rStyle w:val="Hyperlink"/>
+          <w:hyperlink w:anchor="_Toc230370788" w:history="1">
+            <w:r>
+              <w:rPr>
+                <w:rStyle w:val="Hipervnculo"/>
                 <w:rFonts w:ascii="Arial" w:hAnsi="Arial" w:cs="Arial"/>
                 <w:noProof/>
               </w:rPr>
@@ -1997,7 +2008,7 @@
                 <w:noProof/>
                 <w:webHidden/>
               </w:rPr>
-              <w:instrText xml:space="preserve"> PAGEREF _Toc230280263 \h </w:instrText>
+              <w:instrText xml:space="preserve"> PAGEREF _Toc230370788 \h </w:instrText>
             </w:r>
             <w:r>
               <w:rPr>
@@ -2030,7 +2041,7 @@
         </w:p>
         <w:p>
           <w:pPr>
-            <w:pStyle w:val="TOC2"/>
+            <w:pStyle w:val="TDC2"/>
             <w:tabs>
               <w:tab w:val="right" w:leader="dot" w:pos="9350"/>
             </w:tabs>
@@ -2040,14 +2051,14 @@
               <w:kern w:val="2"/>
               <w:sz w:val="24"/>
               <w:szCs w:val="24"/>
-              <w:lang w:val="es-ES" w:eastAsia="es-ES"/>
+              <w:lang w:eastAsia="es-SV"/>
               <w14:ligatures w14:val="standardContextual"/>
             </w:rPr>
           </w:pPr>
-          <w:hyperlink w:anchor="_Toc230280264" w:history="1">
-            <w:r>
-              <w:rPr>
-                <w:rStyle w:val="Hyperlink"/>
+          <w:hyperlink w:anchor="_Toc230370789" w:history="1">
+            <w:r>
+              <w:rPr>
+                <w:rStyle w:val="Hipervnculo"/>
                 <w:rFonts w:ascii="Arial" w:hAnsi="Arial" w:cs="Arial"/>
                 <w:noProof/>
               </w:rPr>
@@ -2072,7 +2083,7 @@
                 <w:noProof/>
                 <w:webHidden/>
               </w:rPr>
-              <w:instrText xml:space="preserve"> PAGEREF _Toc230280264 \h </w:instrText>
+              <w:instrText xml:space="preserve"> PAGEREF _Toc230370789 \h </w:instrText>
             </w:r>
             <w:r>
               <w:rPr>
@@ -2105,7 +2116,7 @@
         </w:p>
         <w:p>
           <w:pPr>
-            <w:pStyle w:val="TOC2"/>
+            <w:pStyle w:val="TDC2"/>
             <w:tabs>
               <w:tab w:val="right" w:leader="dot" w:pos="9350"/>
             </w:tabs>
@@ -2115,14 +2126,14 @@
               <w:kern w:val="2"/>
               <w:sz w:val="24"/>
               <w:szCs w:val="24"/>
-              <w:lang w:val="es-ES" w:eastAsia="es-ES"/>
+              <w:lang w:eastAsia="es-SV"/>
               <w14:ligatures w14:val="standardContextual"/>
             </w:rPr>
           </w:pPr>
-          <w:hyperlink w:anchor="_Toc230280265" w:history="1">
-            <w:r>
-              <w:rPr>
-                <w:rStyle w:val="Hyperlink"/>
+          <w:hyperlink w:anchor="_Toc230370790" w:history="1">
+            <w:r>
+              <w:rPr>
+                <w:rStyle w:val="Hipervnculo"/>
                 <w:rFonts w:ascii="Arial" w:hAnsi="Arial" w:cs="Arial"/>
                 <w:noProof/>
               </w:rPr>
@@ -2147,7 +2158,7 @@
                 <w:noProof/>
                 <w:webHidden/>
               </w:rPr>
-              <w:instrText xml:space="preserve"> PAGEREF _Toc230280265 \h </w:instrText>
+              <w:instrText xml:space="preserve"> PAGEREF _Toc230370790 \h </w:instrText>
             </w:r>
             <w:r>
               <w:rPr>
@@ -2180,7 +2191,7 @@
         </w:p>
         <w:p>
           <w:pPr>
-            <w:pStyle w:val="TOC2"/>
+            <w:pStyle w:val="TDC2"/>
             <w:tabs>
               <w:tab w:val="right" w:leader="dot" w:pos="9350"/>
             </w:tabs>
@@ -2190,14 +2201,14 @@
               <w:kern w:val="2"/>
               <w:sz w:val="24"/>
               <w:szCs w:val="24"/>
-              <w:lang w:val="es-ES" w:eastAsia="es-ES"/>
+              <w:lang w:eastAsia="es-SV"/>
               <w14:ligatures w14:val="standardContextual"/>
             </w:rPr>
           </w:pPr>
-          <w:hyperlink w:anchor="_Toc230280266" w:history="1">
-            <w:r>
-              <w:rPr>
-                <w:rStyle w:val="Hyperlink"/>
+          <w:hyperlink w:anchor="_Toc230370791" w:history="1">
+            <w:r>
+              <w:rPr>
+                <w:rStyle w:val="Hipervnculo"/>
                 <w:rFonts w:ascii="Arial" w:hAnsi="Arial" w:cs="Arial"/>
                 <w:noProof/>
               </w:rPr>
@@ -2222,7 +2233,7 @@
                 <w:noProof/>
                 <w:webHidden/>
               </w:rPr>
-              <w:instrText xml:space="preserve"> PAGEREF _Toc230280266 \h </w:instrText>
+              <w:instrText xml:space="preserve"> PAGEREF _Toc230370791 \h </w:instrText>
             </w:r>
             <w:r>
               <w:rPr>
@@ -2255,7 +2266,7 @@
         </w:p>
         <w:p>
           <w:pPr>
-            <w:pStyle w:val="TOC1"/>
+            <w:pStyle w:val="TDC1"/>
             <w:tabs>
               <w:tab w:val="right" w:leader="dot" w:pos="9350"/>
             </w:tabs>
@@ -2265,14 +2276,14 @@
               <w:kern w:val="2"/>
               <w:sz w:val="24"/>
               <w:szCs w:val="24"/>
-              <w:lang w:val="es-ES" w:eastAsia="es-ES"/>
+              <w:lang w:eastAsia="es-SV"/>
               <w14:ligatures w14:val="standardContextual"/>
             </w:rPr>
           </w:pPr>
-          <w:hyperlink w:anchor="_Toc230280267" w:history="1">
-            <w:r>
-              <w:rPr>
-                <w:rStyle w:val="Hyperlink"/>
+          <w:hyperlink w:anchor="_Toc230370792" w:history="1">
+            <w:r>
+              <w:rPr>
+                <w:rStyle w:val="Hipervnculo"/>
                 <w:rFonts w:ascii="Arial" w:hAnsi="Arial" w:cs="Arial"/>
                 <w:b/>
                 <w:bCs/>
@@ -2299,7 +2310,7 @@
                 <w:noProof/>
                 <w:webHidden/>
               </w:rPr>
-              <w:instrText xml:space="preserve"> PAGEREF _Toc230280267 \h </w:instrText>
+              <w:instrText xml:space="preserve"> PAGEREF _Toc230370792 \h </w:instrText>
             </w:r>
             <w:r>
               <w:rPr>
@@ -2319,7 +2330,7 @@
                 <w:noProof/>
                 <w:webHidden/>
               </w:rPr>
-              <w:t>43</w:t>
+              <w:t>42</w:t>
             </w:r>
             <w:r>
               <w:rPr>
@@ -2414,14 +2425,14 @@
     </w:p>
     <w:p>
       <w:pPr>
-        <w:pStyle w:val="Heading1"/>
+        <w:pStyle w:val="Ttulo1"/>
         <w:spacing w:line="360" w:lineRule="auto"/>
         <w:rPr>
           <w:rFonts w:ascii="Arial" w:hAnsi="Arial" w:cs="Arial"/>
           <w:lang w:val="es-SV"/>
         </w:rPr>
       </w:pPr>
-      <w:bookmarkStart w:id="1" w:name="_Toc230280253"/>
+      <w:bookmarkStart w:id="1" w:name="_Toc230370778"/>
       <w:r>
         <w:rPr>
           <w:rFonts w:ascii="Arial" w:hAnsi="Arial" w:cs="Arial"/>
@@ -2432,13 +2443,14 @@
           <w:szCs w:val="24"/>
           <w:lang w:val="es-SV"/>
         </w:rPr>
+        <w:lastRenderedPageBreak/>
         <w:t>Plan de Pruebas</w:t>
       </w:r>
       <w:bookmarkEnd w:id="1"/>
     </w:p>
     <w:p>
       <w:pPr>
-        <w:pStyle w:val="Heading2"/>
+        <w:pStyle w:val="Ttulo2"/>
         <w:rPr>
           <w:rFonts w:ascii="Arial" w:hAnsi="Arial" w:cs="Arial"/>
           <w:color w:val="auto"/>
@@ -2447,7 +2459,7 @@
           <w:lang w:val="es-SV"/>
         </w:rPr>
       </w:pPr>
-      <w:bookmarkStart w:id="2" w:name="_Toc230280254"/>
+      <w:bookmarkStart w:id="2" w:name="_Toc230370779"/>
       <w:r>
         <w:rPr>
           <w:rFonts w:ascii="Arial" w:hAnsi="Arial" w:cs="Arial"/>
@@ -2653,7 +2665,15 @@
           <w:rFonts w:ascii="Arial" w:hAnsi="Arial" w:cs="Arial"/>
           <w:lang w:val="es-ES"/>
         </w:rPr>
-        <w:t xml:space="preserve">Empleado: Este puede subir documentos nuevos al sitio web para que estos puedan ser aprobados por un jefe. Aparte, este empleado tiene la habilidad de ver, en una forma </w:t>
+        <w:t xml:space="preserve">Empleado: Este puede subir documentos nuevos al sitio web para que estos puedan ser aprobados por un jefe. Aparte, este empleado tiene la habilidad de ver, en una </w:t>
+      </w:r>
+      <w:r>
+        <w:rPr>
+          <w:rFonts w:ascii="Arial" w:hAnsi="Arial" w:cs="Arial"/>
+          <w:lang w:val="es-ES"/>
+        </w:rPr>
+        <w:lastRenderedPageBreak/>
+        <w:t xml:space="preserve">forma </w:t>
       </w:r>
       <w:r>
         <w:rPr>
@@ -2806,7 +2826,7 @@
     </w:p>
     <w:p>
       <w:pPr>
-        <w:pStyle w:val="ListParagraph"/>
+        <w:pStyle w:val="Prrafodelista"/>
         <w:numPr>
           <w:ilvl w:val="0"/>
           <w:numId w:val="28"/>
@@ -2826,7 +2846,7 @@
     </w:p>
     <w:p>
       <w:pPr>
-        <w:pStyle w:val="ListParagraph"/>
+        <w:pStyle w:val="Prrafodelista"/>
         <w:numPr>
           <w:ilvl w:val="0"/>
           <w:numId w:val="28"/>
@@ -2846,7 +2866,7 @@
     </w:p>
     <w:p>
       <w:pPr>
-        <w:pStyle w:val="ListParagraph"/>
+        <w:pStyle w:val="Prrafodelista"/>
         <w:numPr>
           <w:ilvl w:val="1"/>
           <w:numId w:val="28"/>
@@ -2866,7 +2886,7 @@
     </w:p>
     <w:p>
       <w:pPr>
-        <w:pStyle w:val="ListParagraph"/>
+        <w:pStyle w:val="Prrafodelista"/>
         <w:numPr>
           <w:ilvl w:val="1"/>
           <w:numId w:val="28"/>
@@ -2886,7 +2906,7 @@
     </w:p>
     <w:p>
       <w:pPr>
-        <w:pStyle w:val="ListParagraph"/>
+        <w:pStyle w:val="Prrafodelista"/>
         <w:numPr>
           <w:ilvl w:val="1"/>
           <w:numId w:val="28"/>
@@ -2906,7 +2926,7 @@
     </w:p>
     <w:p>
       <w:pPr>
-        <w:pStyle w:val="ListParagraph"/>
+        <w:pStyle w:val="Prrafodelista"/>
         <w:numPr>
           <w:ilvl w:val="0"/>
           <w:numId w:val="28"/>
@@ -2926,7 +2946,7 @@
     </w:p>
     <w:p>
       <w:pPr>
-        <w:pStyle w:val="ListParagraph"/>
+        <w:pStyle w:val="Prrafodelista"/>
         <w:numPr>
           <w:ilvl w:val="0"/>
           <w:numId w:val="28"/>
@@ -2946,7 +2966,7 @@
     </w:p>
     <w:p>
       <w:pPr>
-        <w:pStyle w:val="ListParagraph"/>
+        <w:pStyle w:val="Prrafodelista"/>
         <w:numPr>
           <w:ilvl w:val="0"/>
           <w:numId w:val="28"/>
@@ -2961,12 +2981,13 @@
           <w:rFonts w:ascii="Arial" w:hAnsi="Arial" w:cs="Arial"/>
           <w:lang w:val="es-SV"/>
         </w:rPr>
+        <w:lastRenderedPageBreak/>
         <w:t xml:space="preserve">Historial de cambios: Para mantener un buen control de versiones, se debe de generar una bitácora que mantenga el historial de cambios en los documentos, con información como: el usuario que subió el documento, información del cambio y la fecha del cambio. </w:t>
       </w:r>
     </w:p>
     <w:p>
       <w:pPr>
-        <w:pStyle w:val="ListParagraph"/>
+        <w:pStyle w:val="Prrafodelista"/>
         <w:numPr>
           <w:ilvl w:val="0"/>
           <w:numId w:val="28"/>
@@ -2986,7 +3007,7 @@
     </w:p>
     <w:p>
       <w:pPr>
-        <w:pStyle w:val="ListParagraph"/>
+        <w:pStyle w:val="Prrafodelista"/>
         <w:numPr>
           <w:ilvl w:val="0"/>
           <w:numId w:val="28"/>
@@ -3006,7 +3027,7 @@
     </w:p>
     <w:p>
       <w:pPr>
-        <w:pStyle w:val="ListParagraph"/>
+        <w:pStyle w:val="Prrafodelista"/>
         <w:numPr>
           <w:ilvl w:val="0"/>
           <w:numId w:val="28"/>
@@ -3097,7 +3118,7 @@
     </w:p>
     <w:p>
       <w:pPr>
-        <w:pStyle w:val="ListParagraph"/>
+        <w:pStyle w:val="Prrafodelista"/>
         <w:numPr>
           <w:ilvl w:val="0"/>
           <w:numId w:val="29"/>
@@ -3124,7 +3145,7 @@
     </w:p>
     <w:p>
       <w:pPr>
-        <w:pStyle w:val="ListParagraph"/>
+        <w:pStyle w:val="Prrafodelista"/>
         <w:numPr>
           <w:ilvl w:val="1"/>
           <w:numId w:val="29"/>
@@ -3144,7 +3165,7 @@
     </w:p>
     <w:p>
       <w:pPr>
-        <w:pStyle w:val="ListParagraph"/>
+        <w:pStyle w:val="Prrafodelista"/>
         <w:numPr>
           <w:ilvl w:val="1"/>
           <w:numId w:val="29"/>
@@ -3178,7 +3199,7 @@
     </w:p>
     <w:p>
       <w:pPr>
-        <w:pStyle w:val="ListParagraph"/>
+        <w:pStyle w:val="Prrafodelista"/>
         <w:numPr>
           <w:ilvl w:val="0"/>
           <w:numId w:val="29"/>
@@ -3200,12 +3221,20 @@
           <w:rFonts w:ascii="Arial" w:hAnsi="Arial" w:cs="Arial"/>
           <w:lang w:val="es-ES"/>
         </w:rPr>
-        <w:t xml:space="preserve">nuevos documentos, los cuales tendrán que ser aprobados o rechazados por un administrador o jefe antes de que estén disponibles para que se puedan revisar en el sitio web. Esto permita una forma de gestionar y mantener los documentos necesarios, ya que, una vez sean aprobados, los empleados siempre tendrán acceso a estos, por lo que los pueden revisar y evitar errores al ocupar documentos anticuados. </w:t>
-      </w:r>
-    </w:p>
-    <w:p>
-      <w:pPr>
-        <w:pStyle w:val="ListParagraph"/>
+        <w:t xml:space="preserve">nuevos documentos, los cuales tendrán que ser aprobados o rechazados por un administrador o jefe antes de que estén disponibles para que se puedan revisar en el sitio web. Esto permita una forma de gestionar y mantener los documentos necesarios, ya que, una vez </w:t>
+      </w:r>
+      <w:r>
+        <w:rPr>
+          <w:rFonts w:ascii="Arial" w:hAnsi="Arial" w:cs="Arial"/>
+          <w:lang w:val="es-ES"/>
+        </w:rPr>
+        <w:lastRenderedPageBreak/>
+        <w:t xml:space="preserve">sean aprobados, los empleados siempre tendrán acceso a estos, por lo que los pueden revisar y evitar errores al ocupar documentos anticuados. </w:t>
+      </w:r>
+    </w:p>
+    <w:p>
+      <w:pPr>
+        <w:pStyle w:val="Prrafodelista"/>
         <w:numPr>
           <w:ilvl w:val="0"/>
           <w:numId w:val="29"/>
@@ -3239,7 +3268,7 @@
     </w:p>
     <w:p>
       <w:pPr>
-        <w:pStyle w:val="ListParagraph"/>
+        <w:pStyle w:val="Prrafodelista"/>
         <w:numPr>
           <w:ilvl w:val="0"/>
           <w:numId w:val="29"/>
@@ -3294,7 +3323,7 @@
     </w:p>
     <w:p>
       <w:pPr>
-        <w:pStyle w:val="ListParagraph"/>
+        <w:pStyle w:val="Prrafodelista"/>
         <w:numPr>
           <w:ilvl w:val="0"/>
           <w:numId w:val="29"/>
@@ -3346,7 +3375,7 @@
     </w:p>
     <w:p>
       <w:pPr>
-        <w:pStyle w:val="ListParagraph"/>
+        <w:pStyle w:val="Prrafodelista"/>
         <w:numPr>
           <w:ilvl w:val="0"/>
           <w:numId w:val="29"/>
@@ -3368,12 +3397,20 @@
           <w:rFonts w:ascii="Arial" w:hAnsi="Arial" w:cs="Arial"/>
           <w:lang w:val="es-ES"/>
         </w:rPr>
-        <w:t xml:space="preserve">Acceso para ver los documentos y sus respectivas versiones: Como el punto principal de nuestro sitio web es el de permitir una plataforma de gestión documental, es necesario de que se pueda tener acceso no solo a los nuevos documentos que han sido aprobados, pero también a todas las versiones anteriores y las más nuevas de esos respectivos documentos. Una vez un documento nuevo sea aprobado, los usuarios tendrán acceso a este para poder revisar, y cuando una nueva versión de este documento sea aprobada, los usuarios podrán ver la nueva versión, al igual que las versiones anteriores. Esto es con el propósito de reducir error, si un usuario está ocupando la versión 1.2 de un documento, pero recién se aprueba la versión 1.3, el usuario podrá revisar ambas, para poder ver cuáles fueron los cambios y poder así hacer modificaciones en caso de que fueran necesarias. Es importante notar, que esta función depende de que el documento sea aprobado, en caso el documento es rechazado o una nueva versión es rechazada, no se tendrá acceso a ella para los usuarios, lo que ayuda a la gestión documental, ya que no cualquier persona puede subir un documento y que este aparezca como la versión más nueva. Todo documento se debe de revisar y aprobar primero, lo que reduce la redundancia y los errores. </w:t>
-      </w:r>
-    </w:p>
-    <w:p>
-      <w:pPr>
-        <w:pStyle w:val="ListParagraph"/>
+        <w:t xml:space="preserve">Acceso para ver los documentos y sus respectivas versiones: Como el punto principal de nuestro sitio web es el de permitir una plataforma de gestión documental, es necesario de que se pueda tener acceso no solo a los nuevos documentos que han sido aprobados, pero también a todas las versiones anteriores y las más nuevas de esos respectivos documentos. Una vez un documento nuevo sea aprobado, los usuarios tendrán acceso a este para poder revisar, y cuando una nueva versión de este documento sea aprobada, los usuarios podrán ver la nueva versión, al igual que las versiones anteriores. Esto es con el propósito de reducir error, si un usuario está ocupando la versión 1.2 de un documento, pero recién se aprueba la versión 1.3, el usuario podrá revisar </w:t>
+      </w:r>
+      <w:r>
+        <w:rPr>
+          <w:rFonts w:ascii="Arial" w:hAnsi="Arial" w:cs="Arial"/>
+          <w:lang w:val="es-ES"/>
+        </w:rPr>
+        <w:lastRenderedPageBreak/>
+        <w:t xml:space="preserve">ambas, para poder ver cuáles fueron los cambios y poder así hacer modificaciones en caso de que fueran necesarias. Es importante notar, que esta función depende de que el documento sea aprobado, en caso el documento es rechazado o una nueva versión es rechazada, no se tendrá acceso a ella para los usuarios, lo que ayuda a la gestión documental, ya que no cualquier persona puede subir un documento y que este aparezca como la versión más nueva. Todo documento se debe de revisar y aprobar primero, lo que reduce la redundancia y los errores. </w:t>
+      </w:r>
+    </w:p>
+    <w:p>
+      <w:pPr>
+        <w:pStyle w:val="Prrafodelista"/>
         <w:numPr>
           <w:ilvl w:val="0"/>
           <w:numId w:val="29"/>
@@ -3407,7 +3444,7 @@
     </w:p>
     <w:p>
       <w:pPr>
-        <w:pStyle w:val="ListParagraph"/>
+        <w:pStyle w:val="Prrafodelista"/>
         <w:numPr>
           <w:ilvl w:val="0"/>
           <w:numId w:val="29"/>
@@ -3506,7 +3543,7 @@
     </w:p>
     <w:p>
       <w:pPr>
-        <w:pStyle w:val="ListParagraph"/>
+        <w:pStyle w:val="Prrafodelista"/>
         <w:numPr>
           <w:ilvl w:val="0"/>
           <w:numId w:val="29"/>
@@ -3560,6 +3597,7 @@
           <w:b/>
           <w:lang w:val="es-ES"/>
         </w:rPr>
+        <w:lastRenderedPageBreak/>
         <w:t>Limitaciones del sistema:</w:t>
       </w:r>
     </w:p>
@@ -3584,15 +3622,13 @@
         </w:rPr>
         <w:t xml:space="preserve">iene nuestro </w:t>
       </w:r>
-      <w:proofErr w:type="gramStart"/>
-      <w:r>
-        <w:rPr>
-          <w:rFonts w:ascii="Arial" w:hAnsi="Arial" w:cs="Arial"/>
-          <w:lang w:val="es-ES"/>
-        </w:rPr>
-        <w:t>sistema,</w:t>
-      </w:r>
-      <w:proofErr w:type="gramEnd"/>
+      <w:r>
+        <w:rPr>
+          <w:rFonts w:ascii="Arial" w:hAnsi="Arial" w:cs="Arial"/>
+          <w:lang w:val="es-ES"/>
+        </w:rPr>
+        <w:t>sistema</w:t>
+      </w:r>
       <w:r>
         <w:rPr>
           <w:rFonts w:ascii="Arial" w:hAnsi="Arial" w:cs="Arial"/>
@@ -3631,7 +3667,7 @@
     </w:p>
     <w:p>
       <w:pPr>
-        <w:pStyle w:val="Heading2"/>
+        <w:pStyle w:val="Ttulo2"/>
         <w:rPr>
           <w:rFonts w:ascii="Arial" w:hAnsi="Arial" w:cs="Arial"/>
           <w:color w:val="auto"/>
@@ -3640,7 +3676,7 @@
           <w:lang w:val="es-SV"/>
         </w:rPr>
       </w:pPr>
-      <w:bookmarkStart w:id="3" w:name="_Toc230280255"/>
+      <w:bookmarkStart w:id="3" w:name="_Toc230370780"/>
       <w:r>
         <w:rPr>
           <w:rFonts w:ascii="Arial" w:hAnsi="Arial" w:cs="Arial"/>
@@ -3734,7 +3770,7 @@
     </w:p>
     <w:p>
       <w:pPr>
-        <w:pStyle w:val="ListParagraph"/>
+        <w:pStyle w:val="Prrafodelista"/>
         <w:numPr>
           <w:ilvl w:val="0"/>
           <w:numId w:val="30"/>
@@ -3803,7 +3839,7 @@
     </w:p>
     <w:p>
       <w:pPr>
-        <w:pStyle w:val="ListParagraph"/>
+        <w:pStyle w:val="Prrafodelista"/>
         <w:numPr>
           <w:ilvl w:val="0"/>
           <w:numId w:val="30"/>
@@ -3823,7 +3859,7 @@
     </w:p>
     <w:p>
       <w:pPr>
-        <w:pStyle w:val="ListParagraph"/>
+        <w:pStyle w:val="Prrafodelista"/>
         <w:numPr>
           <w:ilvl w:val="0"/>
           <w:numId w:val="30"/>
@@ -3838,7 +3874,15 @@
           <w:rFonts w:ascii="Arial" w:hAnsi="Arial" w:cs="Arial"/>
           <w:lang w:val="es-ES"/>
         </w:rPr>
-        <w:t xml:space="preserve">Subir una nueva versión de un documento: Este caso es muy similar al anterior, con la gran diferencia que no es un documento nuevo, sino una nueva versión de un documento existente. Acá se deberá de seleccionar el documento al cual se le quiere subir la nueva versión, luego se llenará toda la información requerida </w:t>
+        <w:t xml:space="preserve">Subir una nueva versión de un documento: Este caso es muy similar al anterior, con la gran diferencia que no es un documento nuevo, sino una </w:t>
+      </w:r>
+      <w:r>
+        <w:rPr>
+          <w:rFonts w:ascii="Arial" w:hAnsi="Arial" w:cs="Arial"/>
+          <w:lang w:val="es-ES"/>
+        </w:rPr>
+        <w:lastRenderedPageBreak/>
+        <w:t xml:space="preserve">nueva versión de un documento existente. Acá se deberá de seleccionar el documento al cual se le quiere subir la nueva versión, luego se llenará toda la información requerida </w:t>
       </w:r>
       <w:proofErr w:type="gramStart"/>
       <w:r>
@@ -3859,7 +3903,7 @@
     </w:p>
     <w:p>
       <w:pPr>
-        <w:pStyle w:val="ListParagraph"/>
+        <w:pStyle w:val="Prrafodelista"/>
         <w:numPr>
           <w:ilvl w:val="0"/>
           <w:numId w:val="30"/>
@@ -3937,7 +3981,7 @@
     </w:p>
     <w:p>
       <w:pPr>
-        <w:pStyle w:val="ListParagraph"/>
+        <w:pStyle w:val="Prrafodelista"/>
         <w:numPr>
           <w:ilvl w:val="0"/>
           <w:numId w:val="30"/>
@@ -3964,7 +4008,7 @@
     </w:p>
     <w:p>
       <w:pPr>
-        <w:pStyle w:val="ListParagraph"/>
+        <w:pStyle w:val="Prrafodelista"/>
         <w:numPr>
           <w:ilvl w:val="0"/>
           <w:numId w:val="30"/>
@@ -3991,7 +4035,7 @@
     </w:p>
     <w:p>
       <w:pPr>
-        <w:pStyle w:val="ListParagraph"/>
+        <w:pStyle w:val="Prrafodelista"/>
         <w:numPr>
           <w:ilvl w:val="0"/>
           <w:numId w:val="30"/>
@@ -4011,7 +4055,7 @@
     </w:p>
     <w:p>
       <w:pPr>
-        <w:pStyle w:val="ListParagraph"/>
+        <w:pStyle w:val="Prrafodelista"/>
         <w:numPr>
           <w:ilvl w:val="0"/>
           <w:numId w:val="30"/>
@@ -4026,7 +4070,15 @@
           <w:rFonts w:ascii="Arial" w:hAnsi="Arial" w:cs="Arial"/>
           <w:lang w:val="es-ES"/>
         </w:rPr>
-        <w:t xml:space="preserve">Revisar los comentarios: De la misma manera en la cual se deja un comentario, si uno ingresa al área de documentos y elige un documento especifico y su respectiva versión, se pueden ver todos los comentarios </w:t>
+        <w:t xml:space="preserve">Revisar los comentarios: De la misma manera en la cual se deja un comentario, si uno ingresa al área de documentos y elige un documento </w:t>
+      </w:r>
+      <w:r>
+        <w:rPr>
+          <w:rFonts w:ascii="Arial" w:hAnsi="Arial" w:cs="Arial"/>
+          <w:lang w:val="es-ES"/>
+        </w:rPr>
+        <w:lastRenderedPageBreak/>
+        <w:t xml:space="preserve">especifico y su respectiva versión, se pueden ver todos los comentarios </w:t>
       </w:r>
       <w:r>
         <w:rPr>
@@ -4038,7 +4090,7 @@
     </w:p>
     <w:p>
       <w:pPr>
-        <w:pStyle w:val="ListParagraph"/>
+        <w:pStyle w:val="Prrafodelista"/>
         <w:numPr>
           <w:ilvl w:val="0"/>
           <w:numId w:val="30"/>
@@ -4106,7 +4158,7 @@
     </w:p>
     <w:p>
       <w:pPr>
-        <w:pStyle w:val="ListParagraph"/>
+        <w:pStyle w:val="Prrafodelista"/>
         <w:numPr>
           <w:ilvl w:val="0"/>
           <w:numId w:val="31"/>
@@ -4126,7 +4178,7 @@
     </w:p>
     <w:p>
       <w:pPr>
-        <w:pStyle w:val="ListParagraph"/>
+        <w:pStyle w:val="Prrafodelista"/>
         <w:numPr>
           <w:ilvl w:val="1"/>
           <w:numId w:val="31"/>
@@ -4146,7 +4198,7 @@
     </w:p>
     <w:p>
       <w:pPr>
-        <w:pStyle w:val="ListParagraph"/>
+        <w:pStyle w:val="Prrafodelista"/>
         <w:numPr>
           <w:ilvl w:val="1"/>
           <w:numId w:val="31"/>
@@ -4166,7 +4218,7 @@
     </w:p>
     <w:p>
       <w:pPr>
-        <w:pStyle w:val="ListParagraph"/>
+        <w:pStyle w:val="Prrafodelista"/>
         <w:numPr>
           <w:ilvl w:val="1"/>
           <w:numId w:val="31"/>
@@ -4186,7 +4238,7 @@
     </w:p>
     <w:p>
       <w:pPr>
-        <w:pStyle w:val="ListParagraph"/>
+        <w:pStyle w:val="Prrafodelista"/>
         <w:numPr>
           <w:ilvl w:val="0"/>
           <w:numId w:val="31"/>
@@ -4206,7 +4258,7 @@
     </w:p>
     <w:p>
       <w:pPr>
-        <w:pStyle w:val="ListParagraph"/>
+        <w:pStyle w:val="Prrafodelista"/>
         <w:numPr>
           <w:ilvl w:val="1"/>
           <w:numId w:val="31"/>
@@ -4226,7 +4278,7 @@
     </w:p>
     <w:p>
       <w:pPr>
-        <w:pStyle w:val="ListParagraph"/>
+        <w:pStyle w:val="Prrafodelista"/>
         <w:numPr>
           <w:ilvl w:val="1"/>
           <w:numId w:val="31"/>
@@ -4262,7 +4314,7 @@
     </w:p>
     <w:p>
       <w:pPr>
-        <w:pStyle w:val="ListParagraph"/>
+        <w:pStyle w:val="Prrafodelista"/>
         <w:numPr>
           <w:ilvl w:val="1"/>
           <w:numId w:val="31"/>
@@ -4298,7 +4350,7 @@
     </w:p>
     <w:p>
       <w:pPr>
-        <w:pStyle w:val="ListParagraph"/>
+        <w:pStyle w:val="Prrafodelista"/>
         <w:numPr>
           <w:ilvl w:val="1"/>
           <w:numId w:val="31"/>
@@ -4313,6 +4365,7 @@
           <w:rFonts w:ascii="Arial" w:hAnsi="Arial" w:cs="Arial"/>
           <w:lang w:val="es-ES"/>
         </w:rPr>
+        <w:lastRenderedPageBreak/>
         <w:t xml:space="preserve">En caso de que no se seleccione un rol, se debe de mostrar un error </w:t>
       </w:r>
       <w:proofErr w:type="gramStart"/>
@@ -4334,7 +4387,7 @@
     </w:p>
     <w:p>
       <w:pPr>
-        <w:pStyle w:val="ListParagraph"/>
+        <w:pStyle w:val="Prrafodelista"/>
         <w:numPr>
           <w:ilvl w:val="0"/>
           <w:numId w:val="31"/>
@@ -4354,7 +4407,7 @@
     </w:p>
     <w:p>
       <w:pPr>
-        <w:pStyle w:val="ListParagraph"/>
+        <w:pStyle w:val="Prrafodelista"/>
         <w:numPr>
           <w:ilvl w:val="1"/>
           <w:numId w:val="31"/>
@@ -4395,7 +4448,7 @@
     </w:p>
     <w:p>
       <w:pPr>
-        <w:pStyle w:val="ListParagraph"/>
+        <w:pStyle w:val="Prrafodelista"/>
         <w:numPr>
           <w:ilvl w:val="1"/>
           <w:numId w:val="31"/>
@@ -4415,7 +4468,7 @@
     </w:p>
     <w:p>
       <w:pPr>
-        <w:pStyle w:val="ListParagraph"/>
+        <w:pStyle w:val="Prrafodelista"/>
         <w:numPr>
           <w:ilvl w:val="1"/>
           <w:numId w:val="31"/>
@@ -4435,7 +4488,7 @@
     </w:p>
     <w:p>
       <w:pPr>
-        <w:pStyle w:val="ListParagraph"/>
+        <w:pStyle w:val="Prrafodelista"/>
         <w:numPr>
           <w:ilvl w:val="0"/>
           <w:numId w:val="31"/>
@@ -4502,7 +4555,7 @@
     </w:p>
     <w:p>
       <w:pPr>
-        <w:pStyle w:val="ListParagraph"/>
+        <w:pStyle w:val="Prrafodelista"/>
         <w:numPr>
           <w:ilvl w:val="0"/>
           <w:numId w:val="32"/>
@@ -4529,7 +4582,7 @@
     </w:p>
     <w:p>
       <w:pPr>
-        <w:pStyle w:val="ListParagraph"/>
+        <w:pStyle w:val="Prrafodelista"/>
         <w:numPr>
           <w:ilvl w:val="1"/>
           <w:numId w:val="32"/>
@@ -4549,7 +4602,7 @@
     </w:p>
     <w:p>
       <w:pPr>
-        <w:pStyle w:val="ListParagraph"/>
+        <w:pStyle w:val="Prrafodelista"/>
         <w:numPr>
           <w:ilvl w:val="1"/>
           <w:numId w:val="32"/>
@@ -4564,12 +4617,13 @@
           <w:rFonts w:ascii="Arial" w:hAnsi="Arial" w:cs="Arial"/>
           <w:lang w:val="es-ES"/>
         </w:rPr>
+        <w:lastRenderedPageBreak/>
         <w:t xml:space="preserve">Se debe de ocupar un mensaje genérico cuando hay un error al intentar ingresar a la plataforma, de modo que no se pueda saber si la contraseña o el correo es el incorrecto. Lo que evita que los usuarios maliciosos no sepan si el correo existe y la contraseña es la que esta mala, lo que protege la plataforma. </w:t>
       </w:r>
     </w:p>
     <w:p>
       <w:pPr>
-        <w:pStyle w:val="ListParagraph"/>
+        <w:pStyle w:val="Prrafodelista"/>
         <w:numPr>
           <w:ilvl w:val="1"/>
           <w:numId w:val="32"/>
@@ -4589,7 +4643,7 @@
     </w:p>
     <w:p>
       <w:pPr>
-        <w:pStyle w:val="ListParagraph"/>
+        <w:pStyle w:val="Prrafodelista"/>
         <w:numPr>
           <w:ilvl w:val="0"/>
           <w:numId w:val="32"/>
@@ -4637,7 +4691,7 @@
     </w:p>
     <w:p>
       <w:pPr>
-        <w:pStyle w:val="ListParagraph"/>
+        <w:pStyle w:val="Prrafodelista"/>
         <w:numPr>
           <w:ilvl w:val="1"/>
           <w:numId w:val="32"/>
@@ -4657,7 +4711,7 @@
     </w:p>
     <w:p>
       <w:pPr>
-        <w:pStyle w:val="ListParagraph"/>
+        <w:pStyle w:val="Prrafodelista"/>
         <w:numPr>
           <w:ilvl w:val="1"/>
           <w:numId w:val="32"/>
@@ -4677,7 +4731,7 @@
     </w:p>
     <w:p>
       <w:pPr>
-        <w:pStyle w:val="ListParagraph"/>
+        <w:pStyle w:val="Prrafodelista"/>
         <w:numPr>
           <w:ilvl w:val="1"/>
           <w:numId w:val="32"/>
@@ -4731,6 +4785,7 @@
           <w:b/>
           <w:lang w:val="es-ES"/>
         </w:rPr>
+        <w:lastRenderedPageBreak/>
         <w:t>Pruebas de integración</w:t>
       </w:r>
       <w:r>
@@ -4797,7 +4852,7 @@
     </w:p>
     <w:p>
       <w:pPr>
-        <w:pStyle w:val="ListParagraph"/>
+        <w:pStyle w:val="Prrafodelista"/>
         <w:numPr>
           <w:ilvl w:val="0"/>
           <w:numId w:val="33"/>
@@ -4854,7 +4909,7 @@
     </w:p>
     <w:p>
       <w:pPr>
-        <w:pStyle w:val="ListParagraph"/>
+        <w:pStyle w:val="Prrafodelista"/>
         <w:numPr>
           <w:ilvl w:val="0"/>
           <w:numId w:val="33"/>
@@ -4881,7 +4936,7 @@
     </w:p>
     <w:p>
       <w:pPr>
-        <w:pStyle w:val="ListParagraph"/>
+        <w:pStyle w:val="Prrafodelista"/>
         <w:numPr>
           <w:ilvl w:val="0"/>
           <w:numId w:val="33"/>
@@ -4933,7 +4988,7 @@
     </w:p>
     <w:p>
       <w:pPr>
-        <w:pStyle w:val="ListParagraph"/>
+        <w:pStyle w:val="Prrafodelista"/>
         <w:numPr>
           <w:ilvl w:val="0"/>
           <w:numId w:val="33"/>
@@ -4948,6 +5003,7 @@
           <w:rFonts w:ascii="Arial" w:hAnsi="Arial" w:cs="Arial"/>
           <w:lang w:val="es-ES"/>
         </w:rPr>
+        <w:lastRenderedPageBreak/>
         <w:t xml:space="preserve">Revisar y dejar comentarios: En cada documento, se pueden dejar comentarios, los cuales funcionan para hacer o responder preguntas que pueda haber por parte de los usuarios. Para que se guarden y se pueda acceder a estos comentarios, es necesario de que se guarde la información del comentario y el usuario en </w:t>
       </w:r>
       <w:r>
@@ -4967,7 +5023,7 @@
     </w:p>
     <w:p>
       <w:pPr>
-        <w:pStyle w:val="ListParagraph"/>
+        <w:pStyle w:val="Prrafodelista"/>
         <w:numPr>
           <w:ilvl w:val="0"/>
           <w:numId w:val="33"/>
@@ -5040,7 +5096,7 @@
     </w:p>
     <w:p>
       <w:pPr>
-        <w:pStyle w:val="ListParagraph"/>
+        <w:pStyle w:val="Prrafodelista"/>
         <w:numPr>
           <w:ilvl w:val="0"/>
           <w:numId w:val="34"/>
@@ -5060,7 +5116,7 @@
     </w:p>
     <w:p>
       <w:pPr>
-        <w:pStyle w:val="ListParagraph"/>
+        <w:pStyle w:val="Prrafodelista"/>
         <w:numPr>
           <w:ilvl w:val="0"/>
           <w:numId w:val="34"/>
@@ -5080,7 +5136,7 @@
     </w:p>
     <w:p>
       <w:pPr>
-        <w:pStyle w:val="ListParagraph"/>
+        <w:pStyle w:val="Prrafodelista"/>
         <w:numPr>
           <w:ilvl w:val="0"/>
           <w:numId w:val="34"/>
@@ -5100,7 +5156,7 @@
     </w:p>
     <w:p>
       <w:pPr>
-        <w:pStyle w:val="ListParagraph"/>
+        <w:pStyle w:val="Prrafodelista"/>
         <w:numPr>
           <w:ilvl w:val="0"/>
           <w:numId w:val="34"/>
@@ -5120,7 +5176,7 @@
     </w:p>
     <w:p>
       <w:pPr>
-        <w:pStyle w:val="ListParagraph"/>
+        <w:pStyle w:val="Prrafodelista"/>
         <w:numPr>
           <w:ilvl w:val="0"/>
           <w:numId w:val="34"/>
@@ -5135,21 +5191,22 @@
           <w:rFonts w:ascii="Arial" w:hAnsi="Arial" w:cs="Arial"/>
           <w:lang w:val="es-ES"/>
         </w:rPr>
+        <w:lastRenderedPageBreak/>
         <w:t xml:space="preserve">Creación de un usuario: Que un administrador pueda ingresar sesión y crear un nuevo usuario, el cual luego podrá acceder a la plataforma con sus respectivos permisos. </w:t>
       </w:r>
     </w:p>
     <w:p>
       <w:pPr>
-        <w:pStyle w:val="ListParagraph"/>
-        <w:rPr>
-          <w:rFonts w:ascii="Arial" w:hAnsi="Arial" w:cs="Arial"/>
-          <w:lang w:val="es-ES"/>
-        </w:rPr>
-      </w:pPr>
-    </w:p>
-    <w:p>
-      <w:pPr>
-        <w:pStyle w:val="Heading2"/>
+        <w:pStyle w:val="Prrafodelista"/>
+        <w:rPr>
+          <w:rFonts w:ascii="Arial" w:hAnsi="Arial" w:cs="Arial"/>
+          <w:lang w:val="es-ES"/>
+        </w:rPr>
+      </w:pPr>
+    </w:p>
+    <w:p>
+      <w:pPr>
+        <w:pStyle w:val="Ttulo2"/>
         <w:rPr>
           <w:rFonts w:ascii="Arial" w:hAnsi="Arial" w:cs="Arial"/>
           <w:b/>
@@ -5161,7 +5218,7 @@
         </w:rPr>
       </w:pPr>
       <w:bookmarkStart w:id="4" w:name="_Toc229775093"/>
-      <w:bookmarkStart w:id="5" w:name="_Toc230280256"/>
+      <w:bookmarkStart w:id="5" w:name="_Toc230370781"/>
       <w:r>
         <w:rPr>
           <w:rFonts w:ascii="Arial" w:hAnsi="Arial" w:cs="Arial"/>
@@ -5254,7 +5311,7 @@
     </w:p>
     <w:p>
       <w:pPr>
-        <w:pStyle w:val="ListParagraph"/>
+        <w:pStyle w:val="Prrafodelista"/>
         <w:numPr>
           <w:ilvl w:val="0"/>
           <w:numId w:val="35"/>
@@ -5272,7 +5329,7 @@
     </w:p>
     <w:p>
       <w:pPr>
-        <w:pStyle w:val="ListParagraph"/>
+        <w:pStyle w:val="Prrafodelista"/>
         <w:numPr>
           <w:ilvl w:val="0"/>
           <w:numId w:val="35"/>
@@ -5303,7 +5360,7 @@
     </w:p>
     <w:p>
       <w:pPr>
-        <w:pStyle w:val="ListParagraph"/>
+        <w:pStyle w:val="Prrafodelista"/>
         <w:numPr>
           <w:ilvl w:val="0"/>
           <w:numId w:val="36"/>
@@ -5323,7 +5380,7 @@
     </w:p>
     <w:p>
       <w:pPr>
-        <w:pStyle w:val="ListParagraph"/>
+        <w:pStyle w:val="Prrafodelista"/>
         <w:numPr>
           <w:ilvl w:val="0"/>
           <w:numId w:val="36"/>
@@ -5343,7 +5400,7 @@
     </w:p>
     <w:p>
       <w:pPr>
-        <w:pStyle w:val="ListParagraph"/>
+        <w:pStyle w:val="Prrafodelista"/>
         <w:numPr>
           <w:ilvl w:val="0"/>
           <w:numId w:val="36"/>
@@ -5404,7 +5461,7 @@
     </w:p>
     <w:p>
       <w:pPr>
-        <w:pStyle w:val="Heading2"/>
+        <w:pStyle w:val="Ttulo2"/>
         <w:rPr>
           <w:rFonts w:ascii="Arial" w:hAnsi="Arial" w:cs="Arial"/>
           <w:color w:val="auto"/>
@@ -5414,7 +5471,7 @@
         </w:rPr>
       </w:pPr>
       <w:bookmarkStart w:id="6" w:name="_Toc229775094"/>
-      <w:bookmarkStart w:id="7" w:name="_Toc230280257"/>
+      <w:bookmarkStart w:id="7" w:name="_Toc230370782"/>
       <w:r>
         <w:rPr>
           <w:rFonts w:ascii="Arial" w:hAnsi="Arial" w:cs="Arial"/>
@@ -5610,6 +5667,7 @@
           <w:b/>
           <w:lang w:val="es-SV"/>
         </w:rPr>
+        <w:lastRenderedPageBreak/>
         <w:t>Escenario 2</w:t>
       </w:r>
       <w:r>
@@ -6178,6 +6236,7 @@
           <w:b/>
           <w:lang w:val="es-SV"/>
         </w:rPr>
+        <w:lastRenderedPageBreak/>
         <w:t>Y</w:t>
       </w:r>
       <w:r>
@@ -6716,6 +6775,7 @@
           <w:b/>
           <w:lang w:val="es-SV"/>
         </w:rPr>
+        <w:lastRenderedPageBreak/>
         <w:t>Escenario 8</w:t>
       </w:r>
       <w:r>
@@ -7304,30 +7364,37 @@
     </w:p>
     <w:p>
       <w:pPr>
-        <w:pStyle w:val="Heading2"/>
-        <w:rPr>
-          <w:rFonts w:ascii="Arial" w:hAnsi="Arial" w:cs="Arial"/>
+        <w:pStyle w:val="Ttulo2"/>
+        <w:rPr>
+          <w:rFonts w:ascii="Arial" w:hAnsi="Arial" w:cs="Arial"/>
+          <w:b/>
+          <w:bCs/>
           <w:color w:val="000000" w:themeColor="text1"/>
           <w:sz w:val="24"/>
           <w:szCs w:val="24"/>
         </w:rPr>
       </w:pPr>
       <w:bookmarkStart w:id="8" w:name="_Toc229775095"/>
-      <w:bookmarkStart w:id="9" w:name="_Toc230280258"/>
+      <w:bookmarkStart w:id="9" w:name="_Toc230370783"/>
       <w:proofErr w:type="spellStart"/>
       <w:r>
         <w:rPr>
           <w:rFonts w:ascii="Arial" w:hAnsi="Arial" w:cs="Arial"/>
+          <w:b/>
+          <w:bCs/>
           <w:color w:val="000000" w:themeColor="text1"/>
           <w:sz w:val="24"/>
           <w:szCs w:val="24"/>
         </w:rPr>
+        <w:lastRenderedPageBreak/>
         <w:t>Matriz</w:t>
       </w:r>
       <w:proofErr w:type="spellEnd"/>
       <w:r>
         <w:rPr>
           <w:rFonts w:ascii="Arial" w:hAnsi="Arial" w:cs="Arial"/>
+          <w:b/>
+          <w:bCs/>
           <w:color w:val="000000" w:themeColor="text1"/>
           <w:sz w:val="24"/>
           <w:szCs w:val="24"/>
@@ -7338,6 +7405,8 @@
       <w:r>
         <w:rPr>
           <w:rFonts w:ascii="Arial" w:hAnsi="Arial" w:cs="Arial"/>
+          <w:b/>
+          <w:bCs/>
           <w:color w:val="000000" w:themeColor="text1"/>
           <w:sz w:val="24"/>
           <w:szCs w:val="24"/>
@@ -7367,7 +7436,7 @@
     </w:p>
     <w:p>
       <w:pPr>
-        <w:pStyle w:val="Heading2"/>
+        <w:pStyle w:val="Ttulo2"/>
         <w:rPr>
           <w:rFonts w:ascii="Arial" w:hAnsi="Arial" w:cs="Arial"/>
           <w:color w:val="000000" w:themeColor="text1"/>
@@ -7379,7 +7448,7 @@
     </w:p>
     <w:p>
       <w:pPr>
-        <w:pStyle w:val="Heading3"/>
+        <w:pStyle w:val="Ttulo3"/>
         <w:rPr>
           <w:rFonts w:ascii="Arial" w:hAnsi="Arial" w:cs="Arial"/>
           <w:color w:val="000000" w:themeColor="text1"/>
@@ -7389,7 +7458,7 @@
         </w:rPr>
       </w:pPr>
       <w:bookmarkStart w:id="10" w:name="_Toc229775096"/>
-      <w:bookmarkStart w:id="11" w:name="_Toc230280259"/>
+      <w:bookmarkStart w:id="11" w:name="_Toc230370784"/>
       <w:r>
         <w:rPr>
           <w:rFonts w:ascii="Arial" w:hAnsi="Arial" w:cs="Arial"/>
@@ -7428,7 +7497,7 @@
     </w:p>
     <w:tbl>
       <w:tblPr>
-        <w:tblStyle w:val="TableGrid"/>
+        <w:tblStyle w:val="Tablaconcuadrcula"/>
         <w:tblW w:w="11949" w:type="dxa"/>
         <w:tblInd w:w="-1316" w:type="dxa"/>
         <w:tblLook w:val="04A0" w:firstRow="1" w:lastRow="0" w:firstColumn="1" w:lastColumn="0" w:noHBand="0" w:noVBand="1"/>
@@ -7839,7 +7908,7 @@
             <w:hyperlink r:id="rId11" w:history="1">
               <w:r>
                 <w:rPr>
-                  <w:rStyle w:val="Hyperlink"/>
+                  <w:rStyle w:val="Hipervnculo"/>
                   <w:rFonts w:ascii="Arial" w:hAnsi="Arial" w:cs="Arial"/>
                   <w:sz w:val="16"/>
                   <w:lang w:val="es-SV"/>
@@ -8244,6 +8313,7 @@
           <w:noProof/>
           <w:lang w:val="es-SV" w:eastAsia="es-SV"/>
         </w:rPr>
+        <w:lastRenderedPageBreak/>
         <w:drawing>
           <wp:inline distT="0" distB="0" distL="0" distR="0" wp14:anchorId="4E6F1AFE" wp14:editId="176B73F1">
             <wp:extent cx="5943600" cy="2003425"/>
@@ -8383,7 +8453,7 @@
     </w:p>
     <w:tbl>
       <w:tblPr>
-        <w:tblStyle w:val="TableGrid"/>
+        <w:tblStyle w:val="Tablaconcuadrcula"/>
         <w:tblW w:w="11949" w:type="dxa"/>
         <w:tblInd w:w="-1316" w:type="dxa"/>
         <w:tblLook w:val="04A0" w:firstRow="1" w:lastRow="0" w:firstColumn="1" w:lastColumn="0" w:noHBand="0" w:noVBand="1"/>
@@ -8794,7 +8864,7 @@
             <w:hyperlink r:id="rId15" w:history="1">
               <w:r>
                 <w:rPr>
-                  <w:rStyle w:val="Hyperlink"/>
+                  <w:rStyle w:val="Hipervnculo"/>
                   <w:rFonts w:ascii="Arial" w:hAnsi="Arial" w:cs="Arial"/>
                   <w:sz w:val="16"/>
                   <w:lang w:val="es-SV"/>
@@ -9012,6 +9082,7 @@
                 <w:sz w:val="16"/>
                 <w:lang w:val="es-SV"/>
               </w:rPr>
+              <w:lastRenderedPageBreak/>
               <w:t xml:space="preserve">3) </w:t>
             </w:r>
           </w:p>
@@ -9103,6 +9174,7 @@
                 <w:sz w:val="16"/>
                 <w:lang w:val="es-SV"/>
               </w:rPr>
+              <w:lastRenderedPageBreak/>
               <w:t>Se logra subir un nuevo documento a la plataforma, el cual aparece con el estado de pendiente</w:t>
             </w:r>
           </w:p>
@@ -9318,6 +9390,7 @@
           <w:noProof/>
           <w:lang w:val="es-SV" w:eastAsia="es-SV"/>
         </w:rPr>
+        <w:lastRenderedPageBreak/>
         <w:drawing>
           <wp:inline distT="0" distB="0" distL="0" distR="0" wp14:anchorId="58247C55" wp14:editId="0AC29E60">
             <wp:extent cx="4740728" cy="2536493"/>
@@ -9551,12 +9624,13 @@
           <w:rFonts w:ascii="Arial" w:hAnsi="Arial" w:cs="Arial"/>
           <w:lang w:val="es-SV"/>
         </w:rPr>
+        <w:lastRenderedPageBreak/>
         <w:t>Caso de Prueba 3:</w:t>
       </w:r>
     </w:p>
     <w:tbl>
       <w:tblPr>
-        <w:tblStyle w:val="TableGrid"/>
+        <w:tblStyle w:val="Tablaconcuadrcula"/>
         <w:tblW w:w="11949" w:type="dxa"/>
         <w:tblInd w:w="-1316" w:type="dxa"/>
         <w:tblLook w:val="04A0" w:firstRow="1" w:lastRow="0" w:firstColumn="1" w:lastColumn="0" w:noHBand="0" w:noVBand="1"/>
@@ -9993,7 +10067,7 @@
             <w:hyperlink r:id="rId21" w:history="1">
               <w:r>
                 <w:rPr>
-                  <w:rStyle w:val="Hyperlink"/>
+                  <w:rStyle w:val="Hipervnculo"/>
                   <w:rFonts w:ascii="Arial" w:hAnsi="Arial" w:cs="Arial"/>
                   <w:sz w:val="16"/>
                   <w:lang w:val="es-SV"/>
@@ -10479,6 +10553,7 @@
           <w:noProof/>
           <w:lang w:val="es-SV" w:eastAsia="es-SV"/>
         </w:rPr>
+        <w:lastRenderedPageBreak/>
         <w:drawing>
           <wp:inline distT="0" distB="0" distL="0" distR="0" wp14:anchorId="2529C15E" wp14:editId="4DEBF89C">
             <wp:extent cx="5612130" cy="2716530"/>
@@ -10657,12 +10732,13 @@
           <w:rFonts w:ascii="Arial" w:hAnsi="Arial" w:cs="Arial"/>
           <w:lang w:val="es-SV"/>
         </w:rPr>
+        <w:lastRenderedPageBreak/>
         <w:t>Caso de Prueba 4:</w:t>
       </w:r>
     </w:p>
     <w:tbl>
       <w:tblPr>
-        <w:tblStyle w:val="TableGrid"/>
+        <w:tblStyle w:val="Tablaconcuadrcula"/>
         <w:tblW w:w="11949" w:type="dxa"/>
         <w:tblInd w:w="-1316" w:type="dxa"/>
         <w:tblLook w:val="04A0" w:firstRow="1" w:lastRow="0" w:firstColumn="1" w:lastColumn="0" w:noHBand="0" w:noVBand="1"/>
@@ -11099,7 +11175,7 @@
             <w:hyperlink r:id="rId26" w:history="1">
               <w:r>
                 <w:rPr>
-                  <w:rStyle w:val="Hyperlink"/>
+                  <w:rStyle w:val="Hipervnculo"/>
                   <w:rFonts w:ascii="Arial" w:hAnsi="Arial" w:cs="Arial"/>
                   <w:sz w:val="16"/>
                   <w:lang w:val="es-SV"/>
@@ -11585,6 +11661,7 @@
           <w:noProof/>
           <w:lang w:val="es-SV" w:eastAsia="es-SV"/>
         </w:rPr>
+        <w:lastRenderedPageBreak/>
         <w:drawing>
           <wp:inline distT="0" distB="0" distL="0" distR="0" wp14:anchorId="2D9A4525" wp14:editId="125B61D4">
             <wp:extent cx="5293360" cy="1507137"/>
@@ -11655,7 +11732,7 @@
     </w:p>
     <w:tbl>
       <w:tblPr>
-        <w:tblStyle w:val="TableGrid"/>
+        <w:tblStyle w:val="Tablaconcuadrcula"/>
         <w:tblW w:w="11949" w:type="dxa"/>
         <w:tblInd w:w="-1316" w:type="dxa"/>
         <w:tblLook w:val="04A0" w:firstRow="1" w:lastRow="0" w:firstColumn="1" w:lastColumn="0" w:noHBand="0" w:noVBand="1"/>
@@ -12110,7 +12187,7 @@
             <w:hyperlink r:id="rId30" w:history="1">
               <w:r>
                 <w:rPr>
-                  <w:rStyle w:val="Hyperlink"/>
+                  <w:rStyle w:val="Hipervnculo"/>
                   <w:rFonts w:ascii="Arial" w:hAnsi="Arial" w:cs="Arial"/>
                   <w:sz w:val="16"/>
                   <w:lang w:val="es-SV"/>
@@ -12543,6 +12620,7 @@
           <w:noProof/>
           <w:lang w:val="es-SV" w:eastAsia="es-SV"/>
         </w:rPr>
+        <w:lastRenderedPageBreak/>
         <w:drawing>
           <wp:inline distT="0" distB="0" distL="0" distR="0" wp14:anchorId="56C4BD22" wp14:editId="5498A741">
             <wp:extent cx="4683760" cy="1806450"/>
@@ -12712,12 +12790,13 @@
           <w:rFonts w:ascii="Arial" w:hAnsi="Arial" w:cs="Arial"/>
           <w:lang w:val="es-SV"/>
         </w:rPr>
+        <w:lastRenderedPageBreak/>
         <w:t>Caso de Prueba 6:</w:t>
       </w:r>
     </w:p>
     <w:tbl>
       <w:tblPr>
-        <w:tblStyle w:val="TableGrid"/>
+        <w:tblStyle w:val="Tablaconcuadrcula"/>
         <w:tblW w:w="11949" w:type="dxa"/>
         <w:tblInd w:w="-1316" w:type="dxa"/>
         <w:tblLook w:val="04A0" w:firstRow="1" w:lastRow="0" w:firstColumn="1" w:lastColumn="0" w:noHBand="0" w:noVBand="1"/>
@@ -13162,7 +13241,7 @@
             <w:hyperlink r:id="rId34" w:history="1">
               <w:r>
                 <w:rPr>
-                  <w:rStyle w:val="Hyperlink"/>
+                  <w:rStyle w:val="Hipervnculo"/>
                   <w:rFonts w:ascii="Arial" w:hAnsi="Arial" w:cs="Arial"/>
                   <w:sz w:val="16"/>
                   <w:lang w:val="es-SV"/>
@@ -13357,7 +13436,7 @@
             <w:hyperlink r:id="rId35" w:history="1">
               <w:r>
                 <w:rPr>
-                  <w:rStyle w:val="Hyperlink"/>
+                  <w:rStyle w:val="Hipervnculo"/>
                   <w:rFonts w:ascii="Arial" w:hAnsi="Arial" w:cs="Arial"/>
                   <w:sz w:val="16"/>
                   <w:lang w:val="es-SV"/>
@@ -13867,6 +13946,7 @@
           <w:rFonts w:ascii="Arial" w:hAnsi="Arial" w:cs="Arial"/>
           <w:lang w:val="es-SV"/>
         </w:rPr>
+        <w:lastRenderedPageBreak/>
         <w:t>Creación del usuario</w:t>
       </w:r>
     </w:p>
@@ -14099,6 +14179,7 @@
           <w:rFonts w:ascii="Arial" w:hAnsi="Arial" w:cs="Arial"/>
           <w:lang w:val="es-SV"/>
         </w:rPr>
+        <w:lastRenderedPageBreak/>
         <w:t>Base de datos con el nuevo usuario</w:t>
       </w:r>
     </w:p>
@@ -14171,7 +14252,7 @@
     </w:p>
     <w:p>
       <w:pPr>
-        <w:pStyle w:val="Heading3"/>
+        <w:pStyle w:val="Ttulo3"/>
         <w:rPr>
           <w:rFonts w:ascii="Arial" w:hAnsi="Arial" w:cs="Arial"/>
           <w:color w:val="000000" w:themeColor="text1"/>
@@ -14180,7 +14261,7 @@
         </w:rPr>
       </w:pPr>
       <w:bookmarkStart w:id="12" w:name="_Toc229775097"/>
-      <w:bookmarkStart w:id="13" w:name="_Toc230280260"/>
+      <w:bookmarkStart w:id="13" w:name="_Toc230370785"/>
       <w:r>
         <w:rPr>
           <w:rFonts w:ascii="Arial" w:hAnsi="Arial" w:cs="Arial"/>
@@ -14229,7 +14310,7 @@
     </w:p>
     <w:tbl>
       <w:tblPr>
-        <w:tblStyle w:val="TableGrid"/>
+        <w:tblStyle w:val="Tablaconcuadrcula"/>
         <w:tblW w:w="11949" w:type="dxa"/>
         <w:tblInd w:w="-1316" w:type="dxa"/>
         <w:tblLook w:val="04A0" w:firstRow="1" w:lastRow="0" w:firstColumn="1" w:lastColumn="0" w:noHBand="0" w:noVBand="1"/>
@@ -14666,7 +14747,7 @@
             <w:hyperlink r:id="rId41" w:history="1">
               <w:r>
                 <w:rPr>
-                  <w:rStyle w:val="Hyperlink"/>
+                  <w:rStyle w:val="Hipervnculo"/>
                   <w:rFonts w:ascii="Arial" w:hAnsi="Arial" w:cs="Arial"/>
                   <w:sz w:val="16"/>
                   <w:lang w:val="es-SV"/>
@@ -15044,12 +15125,13 @@
           <w:rFonts w:ascii="Arial" w:hAnsi="Arial" w:cs="Arial"/>
           <w:lang w:val="es-SV"/>
         </w:rPr>
+        <w:lastRenderedPageBreak/>
         <w:t>Caso de Prueba 8:</w:t>
       </w:r>
     </w:p>
     <w:tbl>
       <w:tblPr>
-        <w:tblStyle w:val="TableGrid"/>
+        <w:tblStyle w:val="Tablaconcuadrcula"/>
         <w:tblW w:w="11949" w:type="dxa"/>
         <w:tblInd w:w="-1316" w:type="dxa"/>
         <w:tblLook w:val="04A0" w:firstRow="1" w:lastRow="0" w:firstColumn="1" w:lastColumn="0" w:noHBand="0" w:noVBand="1"/>
@@ -15486,7 +15568,7 @@
             <w:hyperlink r:id="rId42" w:history="1">
               <w:r>
                 <w:rPr>
-                  <w:rStyle w:val="Hyperlink"/>
+                  <w:rStyle w:val="Hipervnculo"/>
                   <w:rFonts w:ascii="Arial" w:hAnsi="Arial" w:cs="Arial"/>
                   <w:sz w:val="16"/>
                   <w:lang w:val="es-SV"/>
@@ -15969,12 +16051,13 @@
           <w:rFonts w:ascii="Arial" w:hAnsi="Arial" w:cs="Arial"/>
           <w:lang w:val="es-SV"/>
         </w:rPr>
+        <w:lastRenderedPageBreak/>
         <w:t>Caso de Prueba 9:</w:t>
       </w:r>
     </w:p>
     <w:tbl>
       <w:tblPr>
-        <w:tblStyle w:val="TableGrid"/>
+        <w:tblStyle w:val="Tablaconcuadrcula"/>
         <w:tblW w:w="11949" w:type="dxa"/>
         <w:tblInd w:w="-1316" w:type="dxa"/>
         <w:tblLook w:val="04A0" w:firstRow="1" w:lastRow="0" w:firstColumn="1" w:lastColumn="0" w:noHBand="0" w:noVBand="1"/>
@@ -16411,7 +16494,7 @@
             <w:hyperlink r:id="rId43" w:history="1">
               <w:r>
                 <w:rPr>
-                  <w:rStyle w:val="Hyperlink"/>
+                  <w:rStyle w:val="Hipervnculo"/>
                   <w:rFonts w:ascii="Arial" w:hAnsi="Arial" w:cs="Arial"/>
                   <w:sz w:val="16"/>
                   <w:lang w:val="es-SV"/>
@@ -16951,12 +17034,13 @@
           <w:rFonts w:ascii="Arial" w:hAnsi="Arial" w:cs="Arial"/>
           <w:lang w:val="es-SV"/>
         </w:rPr>
+        <w:lastRenderedPageBreak/>
         <w:t>Caso de Prueba 10:</w:t>
       </w:r>
     </w:p>
     <w:tbl>
       <w:tblPr>
-        <w:tblStyle w:val="TableGrid"/>
+        <w:tblStyle w:val="Tablaconcuadrcula"/>
         <w:tblW w:w="11949" w:type="dxa"/>
         <w:tblInd w:w="-1316" w:type="dxa"/>
         <w:tblLook w:val="04A0" w:firstRow="1" w:lastRow="0" w:firstColumn="1" w:lastColumn="0" w:noHBand="0" w:noVBand="1"/>
@@ -17393,7 +17477,7 @@
             <w:hyperlink r:id="rId44" w:history="1">
               <w:r>
                 <w:rPr>
-                  <w:rStyle w:val="Hyperlink"/>
+                  <w:rStyle w:val="Hipervnculo"/>
                   <w:rFonts w:ascii="Arial" w:hAnsi="Arial" w:cs="Arial"/>
                   <w:sz w:val="16"/>
                   <w:lang w:val="es-SV"/>
@@ -17769,7 +17853,7 @@
     </w:p>
     <w:tbl>
       <w:tblPr>
-        <w:tblStyle w:val="TableGrid"/>
+        <w:tblStyle w:val="Tablaconcuadrcula"/>
         <w:tblW w:w="11949" w:type="dxa"/>
         <w:tblInd w:w="-1316" w:type="dxa"/>
         <w:tblLook w:val="04A0" w:firstRow="1" w:lastRow="0" w:firstColumn="1" w:lastColumn="0" w:noHBand="0" w:noVBand="1"/>
@@ -18198,7 +18282,7 @@
             <w:hyperlink r:id="rId45" w:history="1">
               <w:r>
                 <w:rPr>
-                  <w:rStyle w:val="Hyperlink"/>
+                  <w:rStyle w:val="Hipervnculo"/>
                   <w:rFonts w:ascii="Arial" w:hAnsi="Arial" w:cs="Arial"/>
                   <w:sz w:val="16"/>
                   <w:lang w:val="es-SV"/>
@@ -18544,12 +18628,13 @@
           <w:rFonts w:ascii="Arial" w:hAnsi="Arial" w:cs="Arial"/>
           <w:lang w:val="es-SV"/>
         </w:rPr>
+        <w:lastRenderedPageBreak/>
         <w:t>Caso de Prueba 12:</w:t>
       </w:r>
     </w:p>
     <w:tbl>
       <w:tblPr>
-        <w:tblStyle w:val="TableGrid"/>
+        <w:tblStyle w:val="Tablaconcuadrcula"/>
         <w:tblW w:w="11949" w:type="dxa"/>
         <w:tblInd w:w="-1316" w:type="dxa"/>
         <w:tblLook w:val="04A0" w:firstRow="1" w:lastRow="0" w:firstColumn="1" w:lastColumn="0" w:noHBand="0" w:noVBand="1"/>
@@ -19014,7 +19099,7 @@
             <w:hyperlink r:id="rId46" w:history="1">
               <w:r>
                 <w:rPr>
-                  <w:rStyle w:val="Hyperlink"/>
+                  <w:rStyle w:val="Hipervnculo"/>
                   <w:rFonts w:ascii="Arial" w:hAnsi="Arial" w:cs="Arial"/>
                   <w:sz w:val="16"/>
                   <w:lang w:val="es-SV"/>
@@ -19375,7 +19460,7 @@
     </w:p>
     <w:p>
       <w:pPr>
-        <w:pStyle w:val="Heading1"/>
+        <w:pStyle w:val="Ttulo1"/>
         <w:spacing w:line="360" w:lineRule="auto"/>
         <w:rPr>
           <w:rFonts w:ascii="Arial" w:hAnsi="Arial" w:cs="Arial"/>
@@ -19388,7 +19473,7 @@
         </w:rPr>
       </w:pPr>
       <w:bookmarkStart w:id="14" w:name="_Toc229775098"/>
-      <w:bookmarkStart w:id="15" w:name="_Toc230280261"/>
+      <w:bookmarkStart w:id="15" w:name="_Toc230370786"/>
       <w:r>
         <w:rPr>
           <w:rFonts w:ascii="Arial" w:hAnsi="Arial" w:cs="Arial"/>
@@ -19429,7 +19514,7 @@
     </w:p>
     <w:p>
       <w:pPr>
-        <w:pStyle w:val="Heading2"/>
+        <w:pStyle w:val="Ttulo2"/>
         <w:rPr>
           <w:rFonts w:ascii="Arial" w:hAnsi="Arial" w:cs="Arial"/>
           <w:color w:val="auto"/>
@@ -19439,7 +19524,7 @@
         </w:rPr>
       </w:pPr>
       <w:bookmarkStart w:id="16" w:name="_Toc229775099"/>
-      <w:bookmarkStart w:id="17" w:name="_Toc230280262"/>
+      <w:bookmarkStart w:id="17" w:name="_Toc230370787"/>
       <w:r>
         <w:rPr>
           <w:rFonts w:ascii="Arial" w:hAnsi="Arial" w:cs="Arial"/>
@@ -19516,7 +19601,7 @@
     </w:p>
     <w:p>
       <w:pPr>
-        <w:pStyle w:val="ListParagraph"/>
+        <w:pStyle w:val="Prrafodelista"/>
         <w:numPr>
           <w:ilvl w:val="0"/>
           <w:numId w:val="40"/>
@@ -19531,12 +19616,13 @@
           <w:rFonts w:ascii="Arial" w:hAnsi="Arial" w:cs="Arial"/>
           <w:lang w:val="es-SV"/>
         </w:rPr>
+        <w:lastRenderedPageBreak/>
         <w:t xml:space="preserve">Ingresar a la plataforma por medio de un usuario que tenga el rol de administrador (ya que es el único que puede crear nuevos usuarios). </w:t>
       </w:r>
     </w:p>
     <w:p>
       <w:pPr>
-        <w:pStyle w:val="ListParagraph"/>
+        <w:pStyle w:val="Prrafodelista"/>
         <w:numPr>
           <w:ilvl w:val="0"/>
           <w:numId w:val="40"/>
@@ -19556,7 +19642,7 @@
     </w:p>
     <w:p>
       <w:pPr>
-        <w:pStyle w:val="ListParagraph"/>
+        <w:pStyle w:val="Prrafodelista"/>
         <w:numPr>
           <w:ilvl w:val="0"/>
           <w:numId w:val="40"/>
@@ -19576,7 +19662,7 @@
     </w:p>
     <w:p>
       <w:pPr>
-        <w:pStyle w:val="ListParagraph"/>
+        <w:pStyle w:val="Prrafodelista"/>
         <w:numPr>
           <w:ilvl w:val="0"/>
           <w:numId w:val="40"/>
@@ -19798,6 +19884,7 @@
           <w:noProof/>
           <w:lang w:eastAsia="es-SV"/>
         </w:rPr>
+        <w:lastRenderedPageBreak/>
         <w:drawing>
           <wp:inline distT="0" distB="0" distL="0" distR="0" wp14:anchorId="7D4C050C" wp14:editId="686AA9B3">
             <wp:extent cx="3246120" cy="2965314"/>
@@ -19853,7 +19940,7 @@
     </w:p>
     <w:p>
       <w:pPr>
-        <w:pStyle w:val="Heading2"/>
+        <w:pStyle w:val="Ttulo2"/>
         <w:rPr>
           <w:rFonts w:ascii="Arial" w:hAnsi="Arial" w:cs="Arial"/>
           <w:color w:val="auto"/>
@@ -19863,7 +19950,7 @@
         </w:rPr>
       </w:pPr>
       <w:bookmarkStart w:id="18" w:name="_Toc229775100"/>
-      <w:bookmarkStart w:id="19" w:name="_Toc230280263"/>
+      <w:bookmarkStart w:id="19" w:name="_Toc230370788"/>
       <w:r>
         <w:rPr>
           <w:rFonts w:ascii="Arial" w:hAnsi="Arial" w:cs="Arial"/>
@@ -19924,7 +20011,7 @@
     </w:p>
     <w:p>
       <w:pPr>
-        <w:pStyle w:val="ListParagraph"/>
+        <w:pStyle w:val="Prrafodelista"/>
         <w:numPr>
           <w:ilvl w:val="0"/>
           <w:numId w:val="42"/>
@@ -19944,7 +20031,7 @@
     </w:p>
     <w:p>
       <w:pPr>
-        <w:pStyle w:val="ListParagraph"/>
+        <w:pStyle w:val="Prrafodelista"/>
         <w:numPr>
           <w:ilvl w:val="0"/>
           <w:numId w:val="42"/>
@@ -19964,7 +20051,7 @@
     </w:p>
     <w:p>
       <w:pPr>
-        <w:pStyle w:val="ListParagraph"/>
+        <w:pStyle w:val="Prrafodelista"/>
         <w:numPr>
           <w:ilvl w:val="0"/>
           <w:numId w:val="42"/>
@@ -19984,7 +20071,7 @@
     </w:p>
     <w:p>
       <w:pPr>
-        <w:pStyle w:val="ListParagraph"/>
+        <w:pStyle w:val="Prrafodelista"/>
         <w:numPr>
           <w:ilvl w:val="0"/>
           <w:numId w:val="42"/>
@@ -20089,6 +20176,7 @@
           <w:rFonts w:ascii="Arial" w:hAnsi="Arial" w:cs="Arial"/>
           <w:lang w:val="es-SV"/>
         </w:rPr>
+        <w:lastRenderedPageBreak/>
         <w:t xml:space="preserve">Evidencia: </w:t>
       </w:r>
     </w:p>
@@ -20177,7 +20265,7 @@
     </w:p>
     <w:p>
       <w:pPr>
-        <w:pStyle w:val="Heading2"/>
+        <w:pStyle w:val="Ttulo2"/>
         <w:rPr>
           <w:rFonts w:ascii="Arial" w:hAnsi="Arial" w:cs="Arial"/>
           <w:color w:val="auto"/>
@@ -20187,7 +20275,7 @@
         </w:rPr>
       </w:pPr>
       <w:bookmarkStart w:id="20" w:name="_Toc229775101"/>
-      <w:bookmarkStart w:id="21" w:name="_Toc230280264"/>
+      <w:bookmarkStart w:id="21" w:name="_Toc230370789"/>
       <w:r>
         <w:rPr>
           <w:rFonts w:ascii="Arial" w:hAnsi="Arial" w:cs="Arial"/>
@@ -20248,7 +20336,7 @@
     </w:p>
     <w:p>
       <w:pPr>
-        <w:pStyle w:val="ListParagraph"/>
+        <w:pStyle w:val="Prrafodelista"/>
         <w:numPr>
           <w:ilvl w:val="0"/>
           <w:numId w:val="44"/>
@@ -20268,7 +20356,7 @@
     </w:p>
     <w:p>
       <w:pPr>
-        <w:pStyle w:val="ListParagraph"/>
+        <w:pStyle w:val="Prrafodelista"/>
         <w:numPr>
           <w:ilvl w:val="0"/>
           <w:numId w:val="44"/>
@@ -20288,7 +20376,7 @@
     </w:p>
     <w:p>
       <w:pPr>
-        <w:pStyle w:val="ListParagraph"/>
+        <w:pStyle w:val="Prrafodelista"/>
         <w:numPr>
           <w:ilvl w:val="0"/>
           <w:numId w:val="44"/>
@@ -20308,7 +20396,7 @@
     </w:p>
     <w:p>
       <w:pPr>
-        <w:pStyle w:val="ListParagraph"/>
+        <w:pStyle w:val="Prrafodelista"/>
         <w:numPr>
           <w:ilvl w:val="0"/>
           <w:numId w:val="44"/>
@@ -20328,7 +20416,7 @@
     </w:p>
     <w:p>
       <w:pPr>
-        <w:pStyle w:val="ListParagraph"/>
+        <w:pStyle w:val="Prrafodelista"/>
         <w:numPr>
           <w:ilvl w:val="0"/>
           <w:numId w:val="44"/>
@@ -20348,7 +20436,7 @@
     </w:p>
     <w:p>
       <w:pPr>
-        <w:pStyle w:val="ListParagraph"/>
+        <w:pStyle w:val="Prrafodelista"/>
         <w:numPr>
           <w:ilvl w:val="0"/>
           <w:numId w:val="44"/>
@@ -20486,6 +20574,7 @@
           <w:noProof/>
           <w:lang w:val="es-SV"/>
         </w:rPr>
+        <w:lastRenderedPageBreak/>
         <w:drawing>
           <wp:inline distT="0" distB="0" distL="0" distR="0" wp14:anchorId="4D9BFA27" wp14:editId="73D87B3D">
             <wp:extent cx="3574600" cy="2743200"/>
@@ -20541,7 +20630,7 @@
     </w:p>
     <w:p>
       <w:pPr>
-        <w:pStyle w:val="Heading2"/>
+        <w:pStyle w:val="Ttulo2"/>
         <w:rPr>
           <w:rFonts w:ascii="Arial" w:hAnsi="Arial" w:cs="Arial"/>
           <w:color w:val="auto"/>
@@ -20551,7 +20640,7 @@
         </w:rPr>
       </w:pPr>
       <w:bookmarkStart w:id="22" w:name="_Toc229775102"/>
-      <w:bookmarkStart w:id="23" w:name="_Toc230280265"/>
+      <w:bookmarkStart w:id="23" w:name="_Toc230370790"/>
       <w:r>
         <w:rPr>
           <w:rFonts w:ascii="Arial" w:hAnsi="Arial" w:cs="Arial"/>
@@ -20612,7 +20701,7 @@
     </w:p>
     <w:p>
       <w:pPr>
-        <w:pStyle w:val="ListParagraph"/>
+        <w:pStyle w:val="Prrafodelista"/>
         <w:numPr>
           <w:ilvl w:val="0"/>
           <w:numId w:val="46"/>
@@ -20632,7 +20721,7 @@
     </w:p>
     <w:p>
       <w:pPr>
-        <w:pStyle w:val="ListParagraph"/>
+        <w:pStyle w:val="Prrafodelista"/>
         <w:numPr>
           <w:ilvl w:val="0"/>
           <w:numId w:val="46"/>
@@ -20652,7 +20741,7 @@
     </w:p>
     <w:p>
       <w:pPr>
-        <w:pStyle w:val="ListParagraph"/>
+        <w:pStyle w:val="Prrafodelista"/>
         <w:numPr>
           <w:ilvl w:val="0"/>
           <w:numId w:val="46"/>
@@ -20672,7 +20761,7 @@
     </w:p>
     <w:p>
       <w:pPr>
-        <w:pStyle w:val="ListParagraph"/>
+        <w:pStyle w:val="Prrafodelista"/>
         <w:numPr>
           <w:ilvl w:val="0"/>
           <w:numId w:val="46"/>
@@ -20777,6 +20866,7 @@
           <w:rFonts w:ascii="Arial" w:hAnsi="Arial" w:cs="Arial"/>
           <w:lang w:val="es-SV"/>
         </w:rPr>
+        <w:lastRenderedPageBreak/>
         <w:t xml:space="preserve">Evidencia: </w:t>
       </w:r>
     </w:p>
@@ -20933,7 +21023,7 @@
     </w:p>
     <w:p>
       <w:pPr>
-        <w:pStyle w:val="Heading2"/>
+        <w:pStyle w:val="Ttulo2"/>
         <w:rPr>
           <w:rFonts w:ascii="Arial" w:hAnsi="Arial" w:cs="Arial"/>
           <w:color w:val="auto"/>
@@ -20943,7 +21033,7 @@
         </w:rPr>
       </w:pPr>
       <w:bookmarkStart w:id="24" w:name="_Toc229775103"/>
-      <w:bookmarkStart w:id="25" w:name="_Toc230280266"/>
+      <w:bookmarkStart w:id="25" w:name="_Toc230370791"/>
       <w:r>
         <w:rPr>
           <w:rFonts w:ascii="Arial" w:hAnsi="Arial" w:cs="Arial"/>
@@ -21004,7 +21094,7 @@
     </w:p>
     <w:p>
       <w:pPr>
-        <w:pStyle w:val="ListParagraph"/>
+        <w:pStyle w:val="Prrafodelista"/>
         <w:numPr>
           <w:ilvl w:val="0"/>
           <w:numId w:val="48"/>
@@ -21024,7 +21114,7 @@
     </w:p>
     <w:p>
       <w:pPr>
-        <w:pStyle w:val="ListParagraph"/>
+        <w:pStyle w:val="Prrafodelista"/>
         <w:numPr>
           <w:ilvl w:val="0"/>
           <w:numId w:val="48"/>
@@ -21044,7 +21134,7 @@
     </w:p>
     <w:p>
       <w:pPr>
-        <w:pStyle w:val="ListParagraph"/>
+        <w:pStyle w:val="Prrafodelista"/>
         <w:numPr>
           <w:ilvl w:val="0"/>
           <w:numId w:val="48"/>
@@ -21064,7 +21154,7 @@
     </w:p>
     <w:p>
       <w:pPr>
-        <w:pStyle w:val="ListParagraph"/>
+        <w:pStyle w:val="Prrafodelista"/>
         <w:numPr>
           <w:ilvl w:val="0"/>
           <w:numId w:val="48"/>
@@ -21084,7 +21174,7 @@
     </w:p>
     <w:p>
       <w:pPr>
-        <w:pStyle w:val="ListParagraph"/>
+        <w:pStyle w:val="Prrafodelista"/>
         <w:numPr>
           <w:ilvl w:val="0"/>
           <w:numId w:val="48"/>
@@ -21114,6 +21204,7 @@
           <w:rFonts w:ascii="Arial" w:hAnsi="Arial" w:cs="Arial"/>
           <w:lang w:val="es-SV"/>
         </w:rPr>
+        <w:lastRenderedPageBreak/>
         <w:t xml:space="preserve">Resultado esperado: Que el usuario sea redireccionado a su página principal, donde no aparecen las opciones avanzadas del administrador. </w:t>
       </w:r>
     </w:p>
@@ -21383,6 +21474,7 @@
           <w:noProof/>
           <w:lang w:eastAsia="es-SV"/>
         </w:rPr>
+        <w:lastRenderedPageBreak/>
         <w:drawing>
           <wp:inline distT="0" distB="0" distL="0" distR="0" wp14:anchorId="54693307" wp14:editId="62D76DAE">
             <wp:extent cx="5612130" cy="2263775"/>
@@ -21618,12 +21710,13 @@
           <w:rFonts w:ascii="Arial" w:hAnsi="Arial" w:cs="Arial"/>
           <w:lang w:val="es-SV"/>
         </w:rPr>
+        <w:lastRenderedPageBreak/>
         <w:t xml:space="preserve">Mensaje de correo o contraseña incorrecto al intentar ingresar a la sesión. </w:t>
       </w:r>
     </w:p>
     <w:p>
       <w:pPr>
-        <w:pStyle w:val="ListParagraph"/>
+        <w:pStyle w:val="Prrafodelista"/>
         <w:numPr>
           <w:ilvl w:val="1"/>
           <w:numId w:val="50"/>
@@ -21644,7 +21737,7 @@
     </w:p>
     <w:p>
       <w:pPr>
-        <w:pStyle w:val="ListParagraph"/>
+        <w:pStyle w:val="Prrafodelista"/>
         <w:numPr>
           <w:ilvl w:val="1"/>
           <w:numId w:val="50"/>
@@ -21665,7 +21758,7 @@
     </w:p>
     <w:p>
       <w:pPr>
-        <w:pStyle w:val="ListParagraph"/>
+        <w:pStyle w:val="Prrafodelista"/>
         <w:numPr>
           <w:ilvl w:val="0"/>
           <w:numId w:val="50"/>
@@ -21686,7 +21779,7 @@
     </w:p>
     <w:p>
       <w:pPr>
-        <w:pStyle w:val="ListParagraph"/>
+        <w:pStyle w:val="Prrafodelista"/>
         <w:numPr>
           <w:ilvl w:val="1"/>
           <w:numId w:val="50"/>
@@ -21707,7 +21800,7 @@
     </w:p>
     <w:p>
       <w:pPr>
-        <w:pStyle w:val="ListParagraph"/>
+        <w:pStyle w:val="Prrafodelista"/>
         <w:numPr>
           <w:ilvl w:val="1"/>
           <w:numId w:val="50"/>
@@ -21728,7 +21821,7 @@
     </w:p>
     <w:p>
       <w:pPr>
-        <w:pStyle w:val="ListParagraph"/>
+        <w:pStyle w:val="Prrafodelista"/>
         <w:numPr>
           <w:ilvl w:val="1"/>
           <w:numId w:val="50"/>
@@ -21749,7 +21842,7 @@
     </w:p>
     <w:p>
       <w:pPr>
-        <w:pStyle w:val="ListParagraph"/>
+        <w:pStyle w:val="Prrafodelista"/>
         <w:numPr>
           <w:ilvl w:val="1"/>
           <w:numId w:val="50"/>
@@ -21770,7 +21863,7 @@
     </w:p>
     <w:p>
       <w:pPr>
-        <w:pStyle w:val="ListParagraph"/>
+        <w:pStyle w:val="Prrafodelista"/>
         <w:numPr>
           <w:ilvl w:val="0"/>
           <w:numId w:val="50"/>
@@ -21791,7 +21884,7 @@
     </w:p>
     <w:p>
       <w:pPr>
-        <w:pStyle w:val="ListParagraph"/>
+        <w:pStyle w:val="Prrafodelista"/>
         <w:numPr>
           <w:ilvl w:val="0"/>
           <w:numId w:val="50"/>
@@ -21812,7 +21905,7 @@
     </w:p>
     <w:p>
       <w:pPr>
-        <w:pStyle w:val="ListParagraph"/>
+        <w:pStyle w:val="Prrafodelista"/>
         <w:numPr>
           <w:ilvl w:val="0"/>
           <w:numId w:val="50"/>
@@ -21833,7 +21926,7 @@
     </w:p>
     <w:p>
       <w:pPr>
-        <w:pStyle w:val="ListParagraph"/>
+        <w:pStyle w:val="Prrafodelista"/>
         <w:numPr>
           <w:ilvl w:val="0"/>
           <w:numId w:val="50"/>
@@ -21870,7 +21963,7 @@
     </w:p>
     <w:p>
       <w:pPr>
-        <w:pStyle w:val="ListParagraph"/>
+        <w:pStyle w:val="Prrafodelista"/>
         <w:numPr>
           <w:ilvl w:val="0"/>
           <w:numId w:val="50"/>
@@ -21886,12 +21979,26 @@
           <w:rFonts w:ascii="Arial" w:hAnsi="Arial" w:cs="Arial"/>
           <w:lang w:val="es-SV"/>
         </w:rPr>
-        <w:t xml:space="preserve">El estado de los documentos: Para evitar confusiones y que los usuarios ocupen documentos que aun estén pendientes o que hayan sido rechazados, hemos puesto bien claro y con color los distintos estados de los documentos. Esto es más accesible a la viste de los usuarios y hace el reconocimiento de dichos documentos más fáciles (verde – aprobado, amarillo – pendiente, rojo – rechazad). </w:t>
-      </w:r>
-    </w:p>
-    <w:p>
-      <w:pPr>
-        <w:pStyle w:val="ListParagraph"/>
+        <w:t>El estado de los documentos: Para evitar confusiones y que los usuarios ocupen documentos que aun estén pendientes o que hayan sido rechazados, hemos puesto bien claro y con color los distintos estados de los documentos. Esto es más accesible a la viste de los usuarios y hace el reconocimiento de dichos documentos más fáciles (verde – aprobado, amarillo – pendiente, rojo – rechazad</w:t>
+      </w:r>
+      <w:r>
+        <w:rPr>
+          <w:rFonts w:ascii="Arial" w:hAnsi="Arial" w:cs="Arial"/>
+          <w:lang w:val="es-SV"/>
+        </w:rPr>
+        <w:t>o</w:t>
+      </w:r>
+      <w:r>
+        <w:rPr>
+          <w:rFonts w:ascii="Arial" w:hAnsi="Arial" w:cs="Arial"/>
+          <w:lang w:val="es-SV"/>
+        </w:rPr>
+        <w:t xml:space="preserve">). </w:t>
+      </w:r>
+    </w:p>
+    <w:p>
+      <w:pPr>
+        <w:pStyle w:val="Prrafodelista"/>
         <w:numPr>
           <w:ilvl w:val="0"/>
           <w:numId w:val="50"/>
@@ -21907,30 +22014,8 @@
           <w:rFonts w:ascii="Arial" w:hAnsi="Arial" w:cs="Arial"/>
           <w:lang w:val="es-SV"/>
         </w:rPr>
+        <w:lastRenderedPageBreak/>
         <w:t xml:space="preserve">Confirmaciones: Se confirman las operaciones exitosas por medio de notificaciones, las cuales aseguran a los usuarios de que todo se ha realizado exitosamente. </w:t>
-      </w:r>
-    </w:p>
-    <w:p>
-      <w:pPr>
-        <w:rPr>
-          <w:rFonts w:ascii="Arial" w:hAnsi="Arial" w:cs="Arial"/>
-          <w:lang w:val="es-SV"/>
-        </w:rPr>
-      </w:pPr>
-    </w:p>
-    <w:p>
-      <w:pPr>
-        <w:rPr>
-          <w:rFonts w:ascii="Arial" w:hAnsi="Arial" w:cs="Arial"/>
-          <w:lang w:val="es-SV"/>
-        </w:rPr>
-      </w:pPr>
-      <w:r>
-        <w:rPr>
-          <w:rFonts w:ascii="Arial" w:hAnsi="Arial" w:cs="Arial"/>
-          <w:lang w:val="es-SV"/>
-        </w:rPr>
-        <w:br w:type="page"/>
       </w:r>
     </w:p>
     <w:p>
@@ -21962,7 +22047,7 @@
     </w:p>
     <w:tbl>
       <w:tblPr>
-        <w:tblStyle w:val="TableGrid"/>
+        <w:tblStyle w:val="Tablaconcuadrcula"/>
         <w:tblW w:w="0" w:type="auto"/>
         <w:tblLook w:val="04A0" w:firstRow="1" w:lastRow="0" w:firstColumn="1" w:lastColumn="0" w:noHBand="0" w:noVBand="1"/>
       </w:tblPr>
@@ -23293,47 +23378,7 @@
     </w:tbl>
     <w:p>
       <w:pPr>
-        <w:rPr>
-          <w:rFonts w:ascii="Arial" w:hAnsi="Arial" w:cs="Arial"/>
-          <w:lang w:val="es-SV"/>
-        </w:rPr>
-      </w:pPr>
-    </w:p>
-    <w:p>
-      <w:pPr>
-        <w:rPr>
-          <w:rFonts w:ascii="Arial" w:hAnsi="Arial" w:cs="Arial"/>
-          <w:lang w:val="es-SV"/>
-        </w:rPr>
-      </w:pPr>
-    </w:p>
-    <w:p>
-      <w:pPr>
-        <w:rPr>
-          <w:rFonts w:ascii="Arial" w:hAnsi="Arial" w:cs="Arial"/>
-          <w:lang w:val="es-SV"/>
-        </w:rPr>
-      </w:pPr>
-    </w:p>
-    <w:p>
-      <w:pPr>
-        <w:rPr>
-          <w:rFonts w:ascii="Arial" w:hAnsi="Arial" w:cs="Arial"/>
-          <w:lang w:val="es-SV"/>
-        </w:rPr>
-      </w:pPr>
-    </w:p>
-    <w:p>
-      <w:pPr>
-        <w:rPr>
-          <w:rFonts w:ascii="Arial" w:hAnsi="Arial" w:cs="Arial"/>
-          <w:lang w:val="es-SV"/>
-        </w:rPr>
-      </w:pPr>
-    </w:p>
-    <w:p>
-      <w:pPr>
-        <w:pStyle w:val="Heading1"/>
+        <w:pStyle w:val="Ttulo1"/>
         <w:spacing w:line="360" w:lineRule="auto"/>
         <w:rPr>
           <w:rFonts w:ascii="Arial" w:hAnsi="Arial" w:cs="Arial"/>
@@ -23345,7 +23390,7 @@
           <w:lang w:val="es-SV"/>
         </w:rPr>
       </w:pPr>
-      <w:bookmarkStart w:id="29" w:name="_Toc230280267"/>
+      <w:bookmarkStart w:id="29" w:name="_Toc230370792"/>
       <w:r>
         <w:rPr>
           <w:rFonts w:ascii="Arial" w:hAnsi="Arial" w:cs="Arial"/>
@@ -23356,6 +23401,7 @@
           <w:szCs w:val="24"/>
           <w:lang w:val="es-SV"/>
         </w:rPr>
+        <w:lastRenderedPageBreak/>
         <w:t xml:space="preserve">Repositorio de </w:t>
       </w:r>
       <w:proofErr w:type="spellStart"/>
@@ -23385,7 +23431,7 @@
       <w:hyperlink r:id="rId57" w:history="1">
         <w:r>
           <w:rPr>
-            <w:rStyle w:val="Hyperlink"/>
+            <w:rStyle w:val="Hipervnculo"/>
             <w:rFonts w:ascii="Arial" w:hAnsi="Arial" w:cs="Arial"/>
             <w:color w:val="auto"/>
             <w:lang w:val="es-ES"/>
@@ -23566,13 +23612,13 @@
 <w:hdr xmlns:wpc="http://schemas.microsoft.com/office/word/2010/wordprocessingCanvas" xmlns:cx="http://schemas.microsoft.com/office/drawing/2014/chartex" xmlns:cx1="http://schemas.microsoft.com/office/drawing/2015/9/8/chartex" xmlns:cx2="http://schemas.microsoft.com/office/drawing/2015/10/21/chartex" xmlns:cx3="http://schemas.microsoft.com/office/drawing/2016/5/9/chartex" xmlns:cx4="http://schemas.microsoft.com/office/drawing/2016/5/10/chartex" xmlns:cx5="http://schemas.microsoft.com/office/drawing/2016/5/11/chartex" xmlns:cx6="http://schemas.microsoft.com/office/drawing/2016/5/12/chartex" xmlns:cx7="http://schemas.microsoft.com/office/drawing/2016/5/13/chartex" xmlns:cx8="http://schemas.microsoft.com/office/drawing/2016/5/14/chartex" xmlns:mc="http://schemas.openxmlformats.org/markup-compatibility/2006" xmlns:aink="http://schemas.microsoft.com/office/drawing/2016/ink" xmlns:am3d="http://schemas.microsoft.com/office/drawing/2017/model3d" xmlns:o="urn:schemas-microsoft-com:office:office" xmlns:oel="http://schemas.microsoft.com/office/2019/extlst" xmlns:r="http://schemas.openxmlformats.org/officeDocument/2006/relationships" xmlns:m="http://schemas.openxmlformats.org/officeDocument/2006/math" xmlns:v="urn:schemas-microsoft-com:vml" xmlns:wp14="http://schemas.microsoft.com/office/word/2010/wordprocessingDrawing" xmlns:wp="http://schemas.openxmlformats.org/drawingml/2006/wordprocessingDrawing" xmlns:w10="urn:schemas-microsoft-com:office:word" xmlns:w="http://schemas.openxmlformats.org/wordprocessingml/2006/main" xmlns:w14="http://schemas.microsoft.com/office/word/2010/wordml" xmlns:w15="http://schemas.microsoft.com/office/word/2012/wordml" xmlns:w16cex="http://schemas.microsoft.com/office/word/2018/wordml/cex" xmlns:w16cid="http://schemas.microsoft.com/office/word/2016/wordml/cid" xmlns:w16="http://schemas.microsoft.com/office/word/2018/wordml" xmlns:w16du="http://schemas.microsoft.com/office/word/2023/wordml/word16du" xmlns:w16sdtdh="http://schemas.microsoft.com/office/word/2020/wordml/sdtdatahash" xmlns:w16sdtfl="http://schemas.microsoft.com/office/word/2024/wordml/sdtformatlock" xmlns:w16se="http://schemas.microsoft.com/office/word/2015/wordml/symex" xmlns:wpg="http://schemas.microsoft.com/office/word/2010/wordprocessingGroup" xmlns:wpi="http://schemas.microsoft.com/office/word/2010/wordprocessingInk" xmlns:wne="http://schemas.microsoft.com/office/word/2006/wordml" xmlns:wps="http://schemas.microsoft.com/office/word/2010/wordprocessingShape" mc:Ignorable="w14 w15 w16se w16cid w16 w16cex w16sdtdh w16sdtfl w16du wp14">
   <w:p>
     <w:pPr>
-      <w:pStyle w:val="Header"/>
+      <w:pStyle w:val="Encabezado"/>
       <w:jc w:val="right"/>
     </w:pPr>
   </w:p>
   <w:p>
     <w:pPr>
-      <w:pStyle w:val="Header"/>
+      <w:pStyle w:val="Encabezado"/>
     </w:pPr>
   </w:p>
 </w:hdr>
@@ -23591,7 +23637,7 @@
     <w:sdtContent>
       <w:p>
         <w:pPr>
-          <w:pStyle w:val="Header"/>
+          <w:pStyle w:val="Encabezado"/>
           <w:jc w:val="right"/>
         </w:pPr>
         <w:r>
@@ -23618,7 +23664,7 @@
   </w:sdt>
   <w:p>
     <w:pPr>
-      <w:pStyle w:val="Header"/>
+      <w:pStyle w:val="Encabezado"/>
     </w:pPr>
   </w:p>
 </w:hdr>
@@ -23637,7 +23683,7 @@
     <w:sdtContent>
       <w:p>
         <w:pPr>
-          <w:pStyle w:val="Header"/>
+          <w:pStyle w:val="Encabezado"/>
           <w:jc w:val="right"/>
         </w:pPr>
         <w:r>
@@ -23664,7 +23710,7 @@
   </w:sdt>
   <w:p>
     <w:pPr>
-      <w:pStyle w:val="Header"/>
+      <w:pStyle w:val="Encabezado"/>
     </w:pPr>
   </w:p>
 </w:hdr>
@@ -28986,11 +29032,11 @@
     <w:name w:val="Normal"/>
     <w:qFormat/>
   </w:style>
-  <w:style w:type="paragraph" w:styleId="Heading1">
+  <w:style w:type="paragraph" w:styleId="Ttulo1">
     <w:name w:val="heading 1"/>
     <w:basedOn w:val="Normal"/>
     <w:next w:val="Normal"/>
-    <w:link w:val="Heading1Char"/>
+    <w:link w:val="Ttulo1Car"/>
     <w:uiPriority w:val="9"/>
     <w:qFormat/>
     <w:rsid w:val="00FD2B2A"/>
@@ -29007,11 +29053,11 @@
       <w:szCs w:val="40"/>
     </w:rPr>
   </w:style>
-  <w:style w:type="paragraph" w:styleId="Heading2">
+  <w:style w:type="paragraph" w:styleId="Ttulo2">
     <w:name w:val="heading 2"/>
     <w:basedOn w:val="Normal"/>
     <w:next w:val="Normal"/>
-    <w:link w:val="Heading2Char"/>
+    <w:link w:val="Ttulo2Car"/>
     <w:uiPriority w:val="9"/>
     <w:unhideWhenUsed/>
     <w:qFormat/>
@@ -29029,11 +29075,11 @@
       <w:szCs w:val="32"/>
     </w:rPr>
   </w:style>
-  <w:style w:type="paragraph" w:styleId="Heading3">
+  <w:style w:type="paragraph" w:styleId="Ttulo3">
     <w:name w:val="heading 3"/>
     <w:basedOn w:val="Normal"/>
     <w:next w:val="Normal"/>
-    <w:link w:val="Heading3Char"/>
+    <w:link w:val="Ttulo3Car"/>
     <w:uiPriority w:val="9"/>
     <w:unhideWhenUsed/>
     <w:qFormat/>
@@ -29051,11 +29097,11 @@
       <w:szCs w:val="28"/>
     </w:rPr>
   </w:style>
-  <w:style w:type="paragraph" w:styleId="Heading4">
+  <w:style w:type="paragraph" w:styleId="Ttulo4">
     <w:name w:val="heading 4"/>
     <w:basedOn w:val="Normal"/>
     <w:next w:val="Normal"/>
-    <w:link w:val="Heading4Char"/>
+    <w:link w:val="Ttulo4Car"/>
     <w:uiPriority w:val="9"/>
     <w:semiHidden/>
     <w:unhideWhenUsed/>
@@ -29074,11 +29120,11 @@
       <w:color w:val="0F4761" w:themeColor="accent1" w:themeShade="BF"/>
     </w:rPr>
   </w:style>
-  <w:style w:type="paragraph" w:styleId="Heading5">
+  <w:style w:type="paragraph" w:styleId="Ttulo5">
     <w:name w:val="heading 5"/>
     <w:basedOn w:val="Normal"/>
     <w:next w:val="Normal"/>
-    <w:link w:val="Heading5Char"/>
+    <w:link w:val="Ttulo5Car"/>
     <w:uiPriority w:val="9"/>
     <w:semiHidden/>
     <w:unhideWhenUsed/>
@@ -29095,11 +29141,11 @@
       <w:color w:val="0F4761" w:themeColor="accent1" w:themeShade="BF"/>
     </w:rPr>
   </w:style>
-  <w:style w:type="paragraph" w:styleId="Heading6">
+  <w:style w:type="paragraph" w:styleId="Ttulo6">
     <w:name w:val="heading 6"/>
     <w:basedOn w:val="Normal"/>
     <w:next w:val="Normal"/>
-    <w:link w:val="Heading6Char"/>
+    <w:link w:val="Ttulo6Car"/>
     <w:uiPriority w:val="9"/>
     <w:semiHidden/>
     <w:unhideWhenUsed/>
@@ -29118,11 +29164,11 @@
       <w:color w:val="595959" w:themeColor="text1" w:themeTint="A6"/>
     </w:rPr>
   </w:style>
-  <w:style w:type="paragraph" w:styleId="Heading7">
+  <w:style w:type="paragraph" w:styleId="Ttulo7">
     <w:name w:val="heading 7"/>
     <w:basedOn w:val="Normal"/>
     <w:next w:val="Normal"/>
-    <w:link w:val="Heading7Char"/>
+    <w:link w:val="Ttulo7Car"/>
     <w:uiPriority w:val="9"/>
     <w:semiHidden/>
     <w:unhideWhenUsed/>
@@ -29139,11 +29185,11 @@
       <w:color w:val="595959" w:themeColor="text1" w:themeTint="A6"/>
     </w:rPr>
   </w:style>
-  <w:style w:type="paragraph" w:styleId="Heading8">
+  <w:style w:type="paragraph" w:styleId="Ttulo8">
     <w:name w:val="heading 8"/>
     <w:basedOn w:val="Normal"/>
     <w:next w:val="Normal"/>
-    <w:link w:val="Heading8Char"/>
+    <w:link w:val="Ttulo8Car"/>
     <w:uiPriority w:val="9"/>
     <w:semiHidden/>
     <w:unhideWhenUsed/>
@@ -29162,11 +29208,11 @@
       <w:color w:val="272727" w:themeColor="text1" w:themeTint="D8"/>
     </w:rPr>
   </w:style>
-  <w:style w:type="paragraph" w:styleId="Heading9">
+  <w:style w:type="paragraph" w:styleId="Ttulo9">
     <w:name w:val="heading 9"/>
     <w:basedOn w:val="Normal"/>
     <w:next w:val="Normal"/>
-    <w:link w:val="Heading9Char"/>
+    <w:link w:val="Ttulo9Car"/>
     <w:uiPriority w:val="9"/>
     <w:semiHidden/>
     <w:unhideWhenUsed/>
@@ -29183,13 +29229,13 @@
       <w:color w:val="272727" w:themeColor="text1" w:themeTint="D8"/>
     </w:rPr>
   </w:style>
-  <w:style w:type="character" w:default="1" w:styleId="DefaultParagraphFont">
+  <w:style w:type="character" w:default="1" w:styleId="Fuentedeprrafopredeter">
     <w:name w:val="Default Paragraph Font"/>
     <w:uiPriority w:val="1"/>
     <w:semiHidden/>
     <w:unhideWhenUsed/>
   </w:style>
-  <w:style w:type="table" w:default="1" w:styleId="TableNormal">
+  <w:style w:type="table" w:default="1" w:styleId="Tablanormal">
     <w:name w:val="Normal Table"/>
     <w:uiPriority w:val="99"/>
     <w:semiHidden/>
@@ -29204,16 +29250,16 @@
       </w:tblCellMar>
     </w:tblPr>
   </w:style>
-  <w:style w:type="numbering" w:default="1" w:styleId="NoList">
+  <w:style w:type="numbering" w:default="1" w:styleId="Sinlista">
     <w:name w:val="No List"/>
     <w:uiPriority w:val="99"/>
     <w:semiHidden/>
     <w:unhideWhenUsed/>
   </w:style>
-  <w:style w:type="character" w:customStyle="1" w:styleId="Heading1Char">
-    <w:name w:val="Heading 1 Char"/>
-    <w:basedOn w:val="DefaultParagraphFont"/>
-    <w:link w:val="Heading1"/>
+  <w:style w:type="character" w:customStyle="1" w:styleId="Ttulo1Car">
+    <w:name w:val="Título 1 Car"/>
+    <w:basedOn w:val="Fuentedeprrafopredeter"/>
+    <w:link w:val="Ttulo1"/>
     <w:uiPriority w:val="9"/>
     <w:rsid w:val="00FD2B2A"/>
     <w:rPr>
@@ -29223,10 +29269,10 @@
       <w:szCs w:val="40"/>
     </w:rPr>
   </w:style>
-  <w:style w:type="character" w:customStyle="1" w:styleId="Heading2Char">
-    <w:name w:val="Heading 2 Char"/>
-    <w:basedOn w:val="DefaultParagraphFont"/>
-    <w:link w:val="Heading2"/>
+  <w:style w:type="character" w:customStyle="1" w:styleId="Ttulo2Car">
+    <w:name w:val="Título 2 Car"/>
+    <w:basedOn w:val="Fuentedeprrafopredeter"/>
+    <w:link w:val="Ttulo2"/>
     <w:uiPriority w:val="9"/>
     <w:rsid w:val="00FD2B2A"/>
     <w:rPr>
@@ -29236,10 +29282,10 @@
       <w:szCs w:val="32"/>
     </w:rPr>
   </w:style>
-  <w:style w:type="character" w:customStyle="1" w:styleId="Heading3Char">
-    <w:name w:val="Heading 3 Char"/>
-    <w:basedOn w:val="DefaultParagraphFont"/>
-    <w:link w:val="Heading3"/>
+  <w:style w:type="character" w:customStyle="1" w:styleId="Ttulo3Car">
+    <w:name w:val="Título 3 Car"/>
+    <w:basedOn w:val="Fuentedeprrafopredeter"/>
+    <w:link w:val="Ttulo3"/>
     <w:uiPriority w:val="9"/>
     <w:rsid w:val="00FD2B2A"/>
     <w:rPr>
@@ -29249,10 +29295,10 @@
       <w:szCs w:val="28"/>
     </w:rPr>
   </w:style>
-  <w:style w:type="character" w:customStyle="1" w:styleId="Heading4Char">
-    <w:name w:val="Heading 4 Char"/>
-    <w:basedOn w:val="DefaultParagraphFont"/>
-    <w:link w:val="Heading4"/>
+  <w:style w:type="character" w:customStyle="1" w:styleId="Ttulo4Car">
+    <w:name w:val="Título 4 Car"/>
+    <w:basedOn w:val="Fuentedeprrafopredeter"/>
+    <w:link w:val="Ttulo4"/>
     <w:uiPriority w:val="9"/>
     <w:semiHidden/>
     <w:rsid w:val="00FD2B2A"/>
@@ -29263,10 +29309,10 @@
       <w:color w:val="0F4761" w:themeColor="accent1" w:themeShade="BF"/>
     </w:rPr>
   </w:style>
-  <w:style w:type="character" w:customStyle="1" w:styleId="Heading5Char">
-    <w:name w:val="Heading 5 Char"/>
-    <w:basedOn w:val="DefaultParagraphFont"/>
-    <w:link w:val="Heading5"/>
+  <w:style w:type="character" w:customStyle="1" w:styleId="Ttulo5Car">
+    <w:name w:val="Título 5 Car"/>
+    <w:basedOn w:val="Fuentedeprrafopredeter"/>
+    <w:link w:val="Ttulo5"/>
     <w:uiPriority w:val="9"/>
     <w:semiHidden/>
     <w:rsid w:val="00FD2B2A"/>
@@ -29275,10 +29321,10 @@
       <w:color w:val="0F4761" w:themeColor="accent1" w:themeShade="BF"/>
     </w:rPr>
   </w:style>
-  <w:style w:type="character" w:customStyle="1" w:styleId="Heading6Char">
-    <w:name w:val="Heading 6 Char"/>
-    <w:basedOn w:val="DefaultParagraphFont"/>
-    <w:link w:val="Heading6"/>
+  <w:style w:type="character" w:customStyle="1" w:styleId="Ttulo6Car">
+    <w:name w:val="Título 6 Car"/>
+    <w:basedOn w:val="Fuentedeprrafopredeter"/>
+    <w:link w:val="Ttulo6"/>
     <w:uiPriority w:val="9"/>
     <w:semiHidden/>
     <w:rsid w:val="00FD2B2A"/>
@@ -29289,10 +29335,10 @@
       <w:color w:val="595959" w:themeColor="text1" w:themeTint="A6"/>
     </w:rPr>
   </w:style>
-  <w:style w:type="character" w:customStyle="1" w:styleId="Heading7Char">
-    <w:name w:val="Heading 7 Char"/>
-    <w:basedOn w:val="DefaultParagraphFont"/>
-    <w:link w:val="Heading7"/>
+  <w:style w:type="character" w:customStyle="1" w:styleId="Ttulo7Car">
+    <w:name w:val="Título 7 Car"/>
+    <w:basedOn w:val="Fuentedeprrafopredeter"/>
+    <w:link w:val="Ttulo7"/>
     <w:uiPriority w:val="9"/>
     <w:semiHidden/>
     <w:rsid w:val="00FD2B2A"/>
@@ -29301,10 +29347,10 @@
       <w:color w:val="595959" w:themeColor="text1" w:themeTint="A6"/>
     </w:rPr>
   </w:style>
-  <w:style w:type="character" w:customStyle="1" w:styleId="Heading8Char">
-    <w:name w:val="Heading 8 Char"/>
-    <w:basedOn w:val="DefaultParagraphFont"/>
-    <w:link w:val="Heading8"/>
+  <w:style w:type="character" w:customStyle="1" w:styleId="Ttulo8Car">
+    <w:name w:val="Título 8 Car"/>
+    <w:basedOn w:val="Fuentedeprrafopredeter"/>
+    <w:link w:val="Ttulo8"/>
     <w:uiPriority w:val="9"/>
     <w:semiHidden/>
     <w:rsid w:val="00FD2B2A"/>
@@ -29315,10 +29361,10 @@
       <w:color w:val="272727" w:themeColor="text1" w:themeTint="D8"/>
     </w:rPr>
   </w:style>
-  <w:style w:type="character" w:customStyle="1" w:styleId="Heading9Char">
-    <w:name w:val="Heading 9 Char"/>
-    <w:basedOn w:val="DefaultParagraphFont"/>
-    <w:link w:val="Heading9"/>
+  <w:style w:type="character" w:customStyle="1" w:styleId="Ttulo9Car">
+    <w:name w:val="Título 9 Car"/>
+    <w:basedOn w:val="Fuentedeprrafopredeter"/>
+    <w:link w:val="Ttulo9"/>
     <w:uiPriority w:val="9"/>
     <w:semiHidden/>
     <w:rsid w:val="00FD2B2A"/>
@@ -29327,11 +29373,11 @@
       <w:color w:val="272727" w:themeColor="text1" w:themeTint="D8"/>
     </w:rPr>
   </w:style>
-  <w:style w:type="paragraph" w:styleId="Title">
+  <w:style w:type="paragraph" w:styleId="Ttulo">
     <w:name w:val="Title"/>
     <w:basedOn w:val="Normal"/>
     <w:next w:val="Normal"/>
-    <w:link w:val="TitleChar"/>
+    <w:link w:val="TtuloCar"/>
     <w:uiPriority w:val="10"/>
     <w:qFormat/>
     <w:rsid w:val="00FD2B2A"/>
@@ -29347,10 +29393,10 @@
       <w:szCs w:val="56"/>
     </w:rPr>
   </w:style>
-  <w:style w:type="character" w:customStyle="1" w:styleId="TitleChar">
-    <w:name w:val="Title Char"/>
-    <w:basedOn w:val="DefaultParagraphFont"/>
-    <w:link w:val="Title"/>
+  <w:style w:type="character" w:customStyle="1" w:styleId="TtuloCar">
+    <w:name w:val="Título Car"/>
+    <w:basedOn w:val="Fuentedeprrafopredeter"/>
+    <w:link w:val="Ttulo"/>
     <w:uiPriority w:val="10"/>
     <w:rsid w:val="00FD2B2A"/>
     <w:rPr>
@@ -29361,11 +29407,11 @@
       <w:szCs w:val="56"/>
     </w:rPr>
   </w:style>
-  <w:style w:type="paragraph" w:styleId="Subtitle">
+  <w:style w:type="paragraph" w:styleId="Subttulo">
     <w:name w:val="Subtitle"/>
     <w:basedOn w:val="Normal"/>
     <w:next w:val="Normal"/>
-    <w:link w:val="SubtitleChar"/>
+    <w:link w:val="SubttuloCar"/>
     <w:uiPriority w:val="11"/>
     <w:qFormat/>
     <w:rsid w:val="00FD2B2A"/>
@@ -29382,10 +29428,10 @@
       <w:szCs w:val="28"/>
     </w:rPr>
   </w:style>
-  <w:style w:type="character" w:customStyle="1" w:styleId="SubtitleChar">
-    <w:name w:val="Subtitle Char"/>
-    <w:basedOn w:val="DefaultParagraphFont"/>
-    <w:link w:val="Subtitle"/>
+  <w:style w:type="character" w:customStyle="1" w:styleId="SubttuloCar">
+    <w:name w:val="Subtítulo Car"/>
+    <w:basedOn w:val="Fuentedeprrafopredeter"/>
+    <w:link w:val="Subttulo"/>
     <w:uiPriority w:val="11"/>
     <w:rsid w:val="00FD2B2A"/>
     <w:rPr>
@@ -29396,11 +29442,11 @@
       <w:szCs w:val="28"/>
     </w:rPr>
   </w:style>
-  <w:style w:type="paragraph" w:styleId="Quote">
+  <w:style w:type="paragraph" w:styleId="Cita">
     <w:name w:val="Quote"/>
     <w:basedOn w:val="Normal"/>
     <w:next w:val="Normal"/>
-    <w:link w:val="QuoteChar"/>
+    <w:link w:val="CitaCar"/>
     <w:uiPriority w:val="29"/>
     <w:qFormat/>
     <w:rsid w:val="00FD2B2A"/>
@@ -29414,10 +29460,10 @@
       <w:color w:val="404040" w:themeColor="text1" w:themeTint="BF"/>
     </w:rPr>
   </w:style>
-  <w:style w:type="character" w:customStyle="1" w:styleId="QuoteChar">
-    <w:name w:val="Quote Char"/>
-    <w:basedOn w:val="DefaultParagraphFont"/>
-    <w:link w:val="Quote"/>
+  <w:style w:type="character" w:customStyle="1" w:styleId="CitaCar">
+    <w:name w:val="Cita Car"/>
+    <w:basedOn w:val="Fuentedeprrafopredeter"/>
+    <w:link w:val="Cita"/>
     <w:uiPriority w:val="29"/>
     <w:rsid w:val="00FD2B2A"/>
     <w:rPr>
@@ -29426,7 +29472,7 @@
       <w:color w:val="404040" w:themeColor="text1" w:themeTint="BF"/>
     </w:rPr>
   </w:style>
-  <w:style w:type="paragraph" w:styleId="ListParagraph">
+  <w:style w:type="paragraph" w:styleId="Prrafodelista">
     <w:name w:val="List Paragraph"/>
     <w:basedOn w:val="Normal"/>
     <w:uiPriority w:val="34"/>
@@ -29437,9 +29483,9 @@
       <w:contextualSpacing/>
     </w:pPr>
   </w:style>
-  <w:style w:type="character" w:styleId="IntenseEmphasis">
+  <w:style w:type="character" w:styleId="nfasisintenso">
     <w:name w:val="Intense Emphasis"/>
-    <w:basedOn w:val="DefaultParagraphFont"/>
+    <w:basedOn w:val="Fuentedeprrafopredeter"/>
     <w:uiPriority w:val="21"/>
     <w:qFormat/>
     <w:rsid w:val="00FD2B2A"/>
@@ -29449,11 +29495,11 @@
       <w:color w:val="0F4761" w:themeColor="accent1" w:themeShade="BF"/>
     </w:rPr>
   </w:style>
-  <w:style w:type="paragraph" w:styleId="IntenseQuote">
+  <w:style w:type="paragraph" w:styleId="Citadestacada">
     <w:name w:val="Intense Quote"/>
     <w:basedOn w:val="Normal"/>
     <w:next w:val="Normal"/>
-    <w:link w:val="IntenseQuoteChar"/>
+    <w:link w:val="CitadestacadaCar"/>
     <w:uiPriority w:val="30"/>
     <w:qFormat/>
     <w:rsid w:val="00FD2B2A"/>
@@ -29472,10 +29518,10 @@
       <w:color w:val="0F4761" w:themeColor="accent1" w:themeShade="BF"/>
     </w:rPr>
   </w:style>
-  <w:style w:type="character" w:customStyle="1" w:styleId="IntenseQuoteChar">
-    <w:name w:val="Intense Quote Char"/>
-    <w:basedOn w:val="DefaultParagraphFont"/>
-    <w:link w:val="IntenseQuote"/>
+  <w:style w:type="character" w:customStyle="1" w:styleId="CitadestacadaCar">
+    <w:name w:val="Cita destacada Car"/>
+    <w:basedOn w:val="Fuentedeprrafopredeter"/>
+    <w:link w:val="Citadestacada"/>
     <w:uiPriority w:val="30"/>
     <w:rsid w:val="00FD2B2A"/>
     <w:rPr>
@@ -29484,9 +29530,9 @@
       <w:color w:val="0F4761" w:themeColor="accent1" w:themeShade="BF"/>
     </w:rPr>
   </w:style>
-  <w:style w:type="character" w:styleId="IntenseReference">
+  <w:style w:type="character" w:styleId="Referenciaintensa">
     <w:name w:val="Intense Reference"/>
-    <w:basedOn w:val="DefaultParagraphFont"/>
+    <w:basedOn w:val="Fuentedeprrafopredeter"/>
     <w:uiPriority w:val="32"/>
     <w:qFormat/>
     <w:rsid w:val="00FD2B2A"/>
@@ -29500,8 +29546,8 @@
   </w:style>
   <w:style w:type="table" w:customStyle="1" w:styleId="TableGrid1">
     <w:name w:val="Table Grid1"/>
-    <w:basedOn w:val="TableNormal"/>
-    <w:next w:val="TableGrid"/>
+    <w:basedOn w:val="Tablanormal"/>
+    <w:next w:val="Tablaconcuadrcula"/>
     <w:uiPriority w:val="39"/>
     <w:rsid w:val="00FD1669"/>
     <w:pPr>
@@ -29526,9 +29572,9 @@
       </w:tblBorders>
     </w:tblPr>
   </w:style>
-  <w:style w:type="character" w:styleId="Hyperlink">
+  <w:style w:type="character" w:styleId="Hipervnculo">
     <w:name w:val="Hyperlink"/>
-    <w:basedOn w:val="DefaultParagraphFont"/>
+    <w:basedOn w:val="Fuentedeprrafopredeter"/>
     <w:uiPriority w:val="99"/>
     <w:unhideWhenUsed/>
     <w:rsid w:val="00FD1669"/>
@@ -29537,9 +29583,9 @@
       <w:u w:val="single"/>
     </w:rPr>
   </w:style>
-  <w:style w:type="paragraph" w:styleId="TOCHeading">
+  <w:style w:type="paragraph" w:styleId="TtuloTDC">
     <w:name w:val="TOC Heading"/>
-    <w:basedOn w:val="Heading1"/>
+    <w:basedOn w:val="Ttulo1"/>
     <w:next w:val="Normal"/>
     <w:uiPriority w:val="39"/>
     <w:unhideWhenUsed/>
@@ -29560,7 +29606,7 @@
       <w14:ligatures w14:val="none"/>
     </w:rPr>
   </w:style>
-  <w:style w:type="paragraph" w:styleId="TOC2">
+  <w:style w:type="paragraph" w:styleId="TDC2">
     <w:name w:val="toc 2"/>
     <w:basedOn w:val="Normal"/>
     <w:next w:val="Normal"/>
@@ -29581,7 +29627,7 @@
       <w14:ligatures w14:val="none"/>
     </w:rPr>
   </w:style>
-  <w:style w:type="paragraph" w:styleId="TOC1">
+  <w:style w:type="paragraph" w:styleId="TDC1">
     <w:name w:val="toc 1"/>
     <w:basedOn w:val="Normal"/>
     <w:next w:val="Normal"/>
@@ -29601,7 +29647,7 @@
       <w14:ligatures w14:val="none"/>
     </w:rPr>
   </w:style>
-  <w:style w:type="paragraph" w:styleId="TOC3">
+  <w:style w:type="paragraph" w:styleId="TDC3">
     <w:name w:val="toc 3"/>
     <w:basedOn w:val="Normal"/>
     <w:next w:val="Normal"/>
@@ -29622,9 +29668,9 @@
       <w14:ligatures w14:val="none"/>
     </w:rPr>
   </w:style>
-  <w:style w:type="table" w:styleId="TableGrid">
+  <w:style w:type="table" w:styleId="Tablaconcuadrcula">
     <w:name w:val="Table Grid"/>
-    <w:basedOn w:val="TableNormal"/>
+    <w:basedOn w:val="Tablanormal"/>
     <w:uiPriority w:val="39"/>
     <w:rsid w:val="00FD1669"/>
     <w:pPr>
@@ -29641,10 +29687,10 @@
       </w:tblBorders>
     </w:tblPr>
   </w:style>
-  <w:style w:type="paragraph" w:styleId="Header">
+  <w:style w:type="paragraph" w:styleId="Encabezado">
     <w:name w:val="header"/>
     <w:basedOn w:val="Normal"/>
-    <w:link w:val="HeaderChar"/>
+    <w:link w:val="EncabezadoCar"/>
     <w:uiPriority w:val="99"/>
     <w:unhideWhenUsed/>
     <w:rsid w:val="008724CC"/>
@@ -29656,17 +29702,17 @@
       <w:spacing w:after="0" w:line="240" w:lineRule="auto"/>
     </w:pPr>
   </w:style>
-  <w:style w:type="character" w:customStyle="1" w:styleId="HeaderChar">
-    <w:name w:val="Header Char"/>
-    <w:basedOn w:val="DefaultParagraphFont"/>
-    <w:link w:val="Header"/>
+  <w:style w:type="character" w:customStyle="1" w:styleId="EncabezadoCar">
+    <w:name w:val="Encabezado Car"/>
+    <w:basedOn w:val="Fuentedeprrafopredeter"/>
+    <w:link w:val="Encabezado"/>
     <w:uiPriority w:val="99"/>
     <w:rsid w:val="008724CC"/>
   </w:style>
-  <w:style w:type="paragraph" w:styleId="Footer">
+  <w:style w:type="paragraph" w:styleId="Piedepgina">
     <w:name w:val="footer"/>
     <w:basedOn w:val="Normal"/>
-    <w:link w:val="FooterChar"/>
+    <w:link w:val="PiedepginaCar"/>
     <w:uiPriority w:val="99"/>
     <w:unhideWhenUsed/>
     <w:rsid w:val="008724CC"/>
@@ -29678,16 +29724,16 @@
       <w:spacing w:after="0" w:line="240" w:lineRule="auto"/>
     </w:pPr>
   </w:style>
-  <w:style w:type="character" w:customStyle="1" w:styleId="FooterChar">
-    <w:name w:val="Footer Char"/>
-    <w:basedOn w:val="DefaultParagraphFont"/>
-    <w:link w:val="Footer"/>
+  <w:style w:type="character" w:customStyle="1" w:styleId="PiedepginaCar">
+    <w:name w:val="Pie de página Car"/>
+    <w:basedOn w:val="Fuentedeprrafopredeter"/>
+    <w:link w:val="Piedepgina"/>
     <w:uiPriority w:val="99"/>
     <w:rsid w:val="008724CC"/>
   </w:style>
   <w:style w:type="character" w:customStyle="1" w:styleId="Mencinsinresolver1">
     <w:name w:val="Mención sin resolver1"/>
-    <w:basedOn w:val="DefaultParagraphFont"/>
+    <w:basedOn w:val="Fuentedeprrafopredeter"/>
     <w:uiPriority w:val="99"/>
     <w:semiHidden/>
     <w:unhideWhenUsed/>
@@ -29697,10 +29743,10 @@
       <w:shd w:val="clear" w:color="auto" w:fill="E1DFDD"/>
     </w:rPr>
   </w:style>
-  <w:style w:type="paragraph" w:styleId="FootnoteText">
+  <w:style w:type="paragraph" w:styleId="Textonotapie">
     <w:name w:val="footnote text"/>
     <w:basedOn w:val="Normal"/>
-    <w:link w:val="FootnoteTextChar"/>
+    <w:link w:val="TextonotapieCar"/>
     <w:uiPriority w:val="99"/>
     <w:semiHidden/>
     <w:unhideWhenUsed/>
@@ -29713,10 +29759,10 @@
       <w:szCs w:val="20"/>
     </w:rPr>
   </w:style>
-  <w:style w:type="character" w:customStyle="1" w:styleId="FootnoteTextChar">
-    <w:name w:val="Footnote Text Char"/>
-    <w:basedOn w:val="DefaultParagraphFont"/>
-    <w:link w:val="FootnoteText"/>
+  <w:style w:type="character" w:customStyle="1" w:styleId="TextonotapieCar">
+    <w:name w:val="Texto nota pie Car"/>
+    <w:basedOn w:val="Fuentedeprrafopredeter"/>
+    <w:link w:val="Textonotapie"/>
     <w:uiPriority w:val="99"/>
     <w:semiHidden/>
     <w:rsid w:val="00C94EB4"/>
@@ -29725,9 +29771,9 @@
       <w:szCs w:val="20"/>
     </w:rPr>
   </w:style>
-  <w:style w:type="character" w:styleId="FootnoteReference">
+  <w:style w:type="character" w:styleId="Refdenotaalpie">
     <w:name w:val="footnote reference"/>
-    <w:basedOn w:val="DefaultParagraphFont"/>
+    <w:basedOn w:val="Fuentedeprrafopredeter"/>
     <w:uiPriority w:val="99"/>
     <w:semiHidden/>
     <w:unhideWhenUsed/>
@@ -29736,9 +29782,9 @@
       <w:vertAlign w:val="superscript"/>
     </w:rPr>
   </w:style>
-  <w:style w:type="character" w:styleId="FollowedHyperlink">
+  <w:style w:type="character" w:styleId="Hipervnculovisitado">
     <w:name w:val="FollowedHyperlink"/>
-    <w:basedOn w:val="DefaultParagraphFont"/>
+    <w:basedOn w:val="Fuentedeprrafopredeter"/>
     <w:uiPriority w:val="99"/>
     <w:semiHidden/>
     <w:unhideWhenUsed/>
@@ -29748,9 +29794,9 @@
       <w:u w:val="single"/>
     </w:rPr>
   </w:style>
-  <w:style w:type="character" w:styleId="UnresolvedMention">
+  <w:style w:type="character" w:styleId="Mencinsinresolver">
     <w:name w:val="Unresolved Mention"/>
-    <w:basedOn w:val="DefaultParagraphFont"/>
+    <w:basedOn w:val="Fuentedeprrafopredeter"/>
     <w:uiPriority w:val="99"/>
     <w:semiHidden/>
     <w:unhideWhenUsed/>

--- a/docs/entrega4/EPRO_Entrega4_Grupo9_Plataforma de gestión documental con versiones.docx
+++ b/docs/entrega4/EPRO_Entrega4_Grupo9_Plataforma de gestión documental con versiones.docx
@@ -1,6 +1,6 @@
 
 <file path=word/document.xml><?xml version="1.0" encoding="utf-8"?>
-<w:document xmlns:wpc="http://schemas.microsoft.com/office/word/2010/wordprocessingCanvas" xmlns:cx="http://schemas.microsoft.com/office/drawing/2014/chartex" xmlns:cx1="http://schemas.microsoft.com/office/drawing/2015/9/8/chartex" xmlns:cx2="http://schemas.microsoft.com/office/drawing/2015/10/21/chartex" xmlns:cx3="http://schemas.microsoft.com/office/drawing/2016/5/9/chartex" xmlns:cx4="http://schemas.microsoft.com/office/drawing/2016/5/10/chartex" xmlns:cx5="http://schemas.microsoft.com/office/drawing/2016/5/11/chartex" xmlns:cx6="http://schemas.microsoft.com/office/drawing/2016/5/12/chartex" xmlns:cx7="http://schemas.microsoft.com/office/drawing/2016/5/13/chartex" xmlns:cx8="http://schemas.microsoft.com/office/drawing/2016/5/14/chartex" xmlns:mc="http://schemas.openxmlformats.org/markup-compatibility/2006" xmlns:aink="http://schemas.microsoft.com/office/drawing/2016/ink" xmlns:am3d="http://schemas.microsoft.com/office/drawing/2017/model3d" xmlns:o="urn:schemas-microsoft-com:office:office" xmlns:oel="http://schemas.microsoft.com/office/2019/extlst" xmlns:r="http://schemas.openxmlformats.org/officeDocument/2006/relationships" xmlns:m="http://schemas.openxmlformats.org/officeDocument/2006/math" xmlns:v="urn:schemas-microsoft-com:vml" xmlns:wp14="http://schemas.microsoft.com/office/word/2010/wordprocessingDrawing" xmlns:wp="http://schemas.openxmlformats.org/drawingml/2006/wordprocessingDrawing" xmlns:w10="urn:schemas-microsoft-com:office:word" xmlns:w="http://schemas.openxmlformats.org/wordprocessingml/2006/main" xmlns:w14="http://schemas.microsoft.com/office/word/2010/wordml" xmlns:w15="http://schemas.microsoft.com/office/word/2012/wordml" xmlns:w16cex="http://schemas.microsoft.com/office/word/2018/wordml/cex" xmlns:w16cid="http://schemas.microsoft.com/office/word/2016/wordml/cid" xmlns:w16="http://schemas.microsoft.com/office/word/2018/wordml" xmlns:w16du="http://schemas.microsoft.com/office/word/2023/wordml/word16du" xmlns:w16sdtdh="http://schemas.microsoft.com/office/word/2020/wordml/sdtdatahash" xmlns:w16sdtfl="http://schemas.microsoft.com/office/word/2024/wordml/sdtformatlock" xmlns:w16se="http://schemas.microsoft.com/office/word/2015/wordml/symex" xmlns:wpg="http://schemas.microsoft.com/office/word/2010/wordprocessingGroup" xmlns:wpi="http://schemas.microsoft.com/office/word/2010/wordprocessingInk" xmlns:wne="http://schemas.microsoft.com/office/word/2006/wordml" xmlns:wps="http://schemas.microsoft.com/office/word/2010/wordprocessingShape" mc:Ignorable="w14 w15 w16se w16cid w16 w16cex w16sdtdh w16sdtfl w16du wp14">
+<w:document xmlns:wpc="http://schemas.microsoft.com/office/word/2010/wordprocessingCanvas" xmlns:cx="http://schemas.microsoft.com/office/drawing/2014/chartex" xmlns:mc="http://schemas.openxmlformats.org/markup-compatibility/2006" xmlns:o="urn:schemas-microsoft-com:office:office" xmlns:r="http://schemas.openxmlformats.org/officeDocument/2006/relationships" xmlns:m="http://schemas.openxmlformats.org/officeDocument/2006/math" xmlns:v="urn:schemas-microsoft-com:vml" xmlns:wp14="http://schemas.microsoft.com/office/word/2010/wordprocessingDrawing" xmlns:wp="http://schemas.openxmlformats.org/drawingml/2006/wordprocessingDrawing" xmlns:w10="urn:schemas-microsoft-com:office:word" xmlns:w="http://schemas.openxmlformats.org/wordprocessingml/2006/main" xmlns:w14="http://schemas.microsoft.com/office/word/2010/wordml" xmlns:w15="http://schemas.microsoft.com/office/word/2012/wordml" xmlns:w16se="http://schemas.microsoft.com/office/word/2015/wordml/symex" xmlns:wpg="http://schemas.microsoft.com/office/word/2010/wordprocessingGroup" xmlns:wpi="http://schemas.microsoft.com/office/word/2010/wordprocessingInk" xmlns:wne="http://schemas.microsoft.com/office/word/2006/wordml" xmlns:wps="http://schemas.microsoft.com/office/word/2010/wordprocessingShape" mc:Ignorable="w14 w15 w16se wp14">
   <w:body>
     <w:p>
       <w:pPr>
@@ -1066,7 +1066,6 @@
               </w:rPr>
               <w:t xml:space="preserve">de </w:t>
             </w:r>
-            <w:proofErr w:type="gramStart"/>
             <w:r>
               <w:rPr>
                 <w:rFonts w:ascii="Arial" w:eastAsia="Calibri" w:hAnsi="Arial" w:cs="Arial"/>
@@ -1074,17 +1073,7 @@
                 <w:szCs w:val="24"/>
                 <w:lang w:val="es-SV"/>
               </w:rPr>
-              <w:t>Mayo</w:t>
-            </w:r>
-            <w:proofErr w:type="gramEnd"/>
-            <w:r>
-              <w:rPr>
-                <w:rFonts w:ascii="Arial" w:eastAsia="Calibri" w:hAnsi="Arial" w:cs="Arial"/>
-                <w:sz w:val="24"/>
-                <w:szCs w:val="24"/>
-                <w:lang w:val="es-SV"/>
-              </w:rPr>
-              <w:t xml:space="preserve"> </w:t>
+              <w:t xml:space="preserve">Mayo </w:t>
             </w:r>
             <w:r>
               <w:rPr>
@@ -1187,6 +1176,8 @@
             </w:rPr>
             <w:t>Contenido</w:t>
           </w:r>
+          <w:bookmarkStart w:id="1" w:name="_GoBack"/>
+          <w:bookmarkEnd w:id="1"/>
         </w:p>
         <w:p>
           <w:pPr>
@@ -1197,11 +1188,7 @@
             <w:rPr>
               <w:rFonts w:cstheme="minorBidi"/>
               <w:noProof/>
-              <w:kern w:val="2"/>
-              <w:sz w:val="24"/>
-              <w:szCs w:val="24"/>
               <w:lang w:eastAsia="es-SV"/>
-              <w14:ligatures w14:val="standardContextual"/>
             </w:rPr>
           </w:pPr>
           <w:r>
@@ -1222,7 +1209,7 @@
             </w:rPr>
             <w:fldChar w:fldCharType="separate"/>
           </w:r>
-          <w:hyperlink w:anchor="_Toc230370778" w:history="1">
+          <w:hyperlink w:anchor="_Toc230426587" w:history="1">
             <w:r>
               <w:rPr>
                 <w:rStyle w:val="Hipervnculo"/>
@@ -1252,7 +1239,7 @@
                 <w:noProof/>
                 <w:webHidden/>
               </w:rPr>
-              <w:instrText xml:space="preserve"> PAGEREF _Toc230370778 \h </w:instrText>
+              <w:instrText xml:space="preserve"> PAGEREF _Toc230426587 \h </w:instrText>
             </w:r>
             <w:r>
               <w:rPr>
@@ -1292,14 +1279,10 @@
             <w:rPr>
               <w:rFonts w:cstheme="minorBidi"/>
               <w:noProof/>
-              <w:kern w:val="2"/>
-              <w:sz w:val="24"/>
-              <w:szCs w:val="24"/>
               <w:lang w:eastAsia="es-SV"/>
-              <w14:ligatures w14:val="standardContextual"/>
             </w:rPr>
           </w:pPr>
-          <w:hyperlink w:anchor="_Toc230370779" w:history="1">
+          <w:hyperlink w:anchor="_Toc230426588" w:history="1">
             <w:r>
               <w:rPr>
                 <w:rStyle w:val="Hipervnculo"/>
@@ -1327,7 +1310,7 @@
                 <w:noProof/>
                 <w:webHidden/>
               </w:rPr>
-              <w:instrText xml:space="preserve"> PAGEREF _Toc230370779 \h </w:instrText>
+              <w:instrText xml:space="preserve"> PAGEREF _Toc230426588 \h </w:instrText>
             </w:r>
             <w:r>
               <w:rPr>
@@ -1367,14 +1350,10 @@
             <w:rPr>
               <w:rFonts w:cstheme="minorBidi"/>
               <w:noProof/>
-              <w:kern w:val="2"/>
-              <w:sz w:val="24"/>
-              <w:szCs w:val="24"/>
               <w:lang w:eastAsia="es-SV"/>
-              <w14:ligatures w14:val="standardContextual"/>
             </w:rPr>
           </w:pPr>
-          <w:hyperlink w:anchor="_Toc230370780" w:history="1">
+          <w:hyperlink w:anchor="_Toc230426589" w:history="1">
             <w:r>
               <w:rPr>
                 <w:rStyle w:val="Hipervnculo"/>
@@ -1402,7 +1381,7 @@
                 <w:noProof/>
                 <w:webHidden/>
               </w:rPr>
-              <w:instrText xml:space="preserve"> PAGEREF _Toc230370780 \h </w:instrText>
+              <w:instrText xml:space="preserve"> PAGEREF _Toc230426589 \h </w:instrText>
             </w:r>
             <w:r>
               <w:rPr>
@@ -1442,20 +1421,14 @@
             <w:rPr>
               <w:rFonts w:cstheme="minorBidi"/>
               <w:noProof/>
-              <w:kern w:val="2"/>
-              <w:sz w:val="24"/>
-              <w:szCs w:val="24"/>
               <w:lang w:eastAsia="es-SV"/>
-              <w14:ligatures w14:val="standardContextual"/>
             </w:rPr>
           </w:pPr>
-          <w:hyperlink w:anchor="_Toc230370781" w:history="1">
+          <w:hyperlink w:anchor="_Toc230426590" w:history="1">
             <w:r>
               <w:rPr>
                 <w:rStyle w:val="Hipervnculo"/>
                 <w:rFonts w:ascii="Arial" w:hAnsi="Arial" w:cs="Arial"/>
-                <w:b/>
-                <w:bCs/>
                 <w:noProof/>
               </w:rPr>
               <w:t>Ambiente de Pruebas</w:t>
@@ -1479,7 +1452,7 @@
                 <w:noProof/>
                 <w:webHidden/>
               </w:rPr>
-              <w:instrText xml:space="preserve"> PAGEREF _Toc230370781 \h </w:instrText>
+              <w:instrText xml:space="preserve"> PAGEREF _Toc230426590 \h </w:instrText>
             </w:r>
             <w:r>
               <w:rPr>
@@ -1519,14 +1492,10 @@
             <w:rPr>
               <w:rFonts w:cstheme="minorBidi"/>
               <w:noProof/>
-              <w:kern w:val="2"/>
-              <w:sz w:val="24"/>
-              <w:szCs w:val="24"/>
               <w:lang w:eastAsia="es-SV"/>
-              <w14:ligatures w14:val="standardContextual"/>
             </w:rPr>
           </w:pPr>
-          <w:hyperlink w:anchor="_Toc230370782" w:history="1">
+          <w:hyperlink w:anchor="_Toc230426591" w:history="1">
             <w:r>
               <w:rPr>
                 <w:rStyle w:val="Hipervnculo"/>
@@ -1554,7 +1523,7 @@
                 <w:noProof/>
                 <w:webHidden/>
               </w:rPr>
-              <w:instrText xml:space="preserve"> PAGEREF _Toc230370782 \h </w:instrText>
+              <w:instrText xml:space="preserve"> PAGEREF _Toc230426591 \h </w:instrText>
             </w:r>
             <w:r>
               <w:rPr>
@@ -1575,6 +1544,294 @@
                 <w:webHidden/>
               </w:rPr>
               <w:t>13</w:t>
+            </w:r>
+            <w:r>
+              <w:rPr>
+                <w:noProof/>
+                <w:webHidden/>
+              </w:rPr>
+              <w:fldChar w:fldCharType="end"/>
+            </w:r>
+          </w:hyperlink>
+        </w:p>
+        <w:p>
+          <w:pPr>
+            <w:pStyle w:val="TDC1"/>
+            <w:tabs>
+              <w:tab w:val="right" w:leader="dot" w:pos="9350"/>
+            </w:tabs>
+            <w:rPr>
+              <w:rFonts w:cstheme="minorBidi"/>
+              <w:noProof/>
+              <w:lang w:eastAsia="es-SV"/>
+            </w:rPr>
+          </w:pPr>
+          <w:hyperlink w:anchor="_Toc230426592" w:history="1">
+            <w:r>
+              <w:rPr>
+                <w:rStyle w:val="Hipervnculo"/>
+                <w:rFonts w:ascii="Arial" w:hAnsi="Arial" w:cs="Arial"/>
+                <w:b/>
+                <w:bCs/>
+                <w:noProof/>
+              </w:rPr>
+              <w:t>Matriz de Pruebas</w:t>
+            </w:r>
+            <w:r>
+              <w:rPr>
+                <w:noProof/>
+                <w:webHidden/>
+              </w:rPr>
+              <w:tab/>
+            </w:r>
+            <w:r>
+              <w:rPr>
+                <w:noProof/>
+                <w:webHidden/>
+              </w:rPr>
+              <w:fldChar w:fldCharType="begin"/>
+            </w:r>
+            <w:r>
+              <w:rPr>
+                <w:noProof/>
+                <w:webHidden/>
+              </w:rPr>
+              <w:instrText xml:space="preserve"> PAGEREF _Toc230426592 \h </w:instrText>
+            </w:r>
+            <w:r>
+              <w:rPr>
+                <w:noProof/>
+                <w:webHidden/>
+              </w:rPr>
+            </w:r>
+            <w:r>
+              <w:rPr>
+                <w:noProof/>
+                <w:webHidden/>
+              </w:rPr>
+              <w:fldChar w:fldCharType="separate"/>
+            </w:r>
+            <w:r>
+              <w:rPr>
+                <w:noProof/>
+                <w:webHidden/>
+              </w:rPr>
+              <w:t>17</w:t>
+            </w:r>
+            <w:r>
+              <w:rPr>
+                <w:noProof/>
+                <w:webHidden/>
+              </w:rPr>
+              <w:fldChar w:fldCharType="end"/>
+            </w:r>
+          </w:hyperlink>
+        </w:p>
+        <w:p>
+          <w:pPr>
+            <w:pStyle w:val="TDC3"/>
+            <w:tabs>
+              <w:tab w:val="right" w:leader="dot" w:pos="9350"/>
+            </w:tabs>
+            <w:rPr>
+              <w:rFonts w:cstheme="minorBidi"/>
+              <w:noProof/>
+              <w:lang w:eastAsia="es-SV"/>
+            </w:rPr>
+          </w:pPr>
+          <w:hyperlink w:anchor="_Toc230426593" w:history="1">
+            <w:r>
+              <w:rPr>
+                <w:rStyle w:val="Hipervnculo"/>
+                <w:rFonts w:ascii="Arial" w:hAnsi="Arial" w:cs="Arial"/>
+                <w:noProof/>
+              </w:rPr>
+              <w:t>Casos con evidencia</w:t>
+            </w:r>
+            <w:r>
+              <w:rPr>
+                <w:noProof/>
+                <w:webHidden/>
+              </w:rPr>
+              <w:tab/>
+            </w:r>
+            <w:r>
+              <w:rPr>
+                <w:noProof/>
+                <w:webHidden/>
+              </w:rPr>
+              <w:fldChar w:fldCharType="begin"/>
+            </w:r>
+            <w:r>
+              <w:rPr>
+                <w:noProof/>
+                <w:webHidden/>
+              </w:rPr>
+              <w:instrText xml:space="preserve"> PAGEREF _Toc230426593 \h </w:instrText>
+            </w:r>
+            <w:r>
+              <w:rPr>
+                <w:noProof/>
+                <w:webHidden/>
+              </w:rPr>
+            </w:r>
+            <w:r>
+              <w:rPr>
+                <w:noProof/>
+                <w:webHidden/>
+              </w:rPr>
+              <w:fldChar w:fldCharType="separate"/>
+            </w:r>
+            <w:r>
+              <w:rPr>
+                <w:noProof/>
+                <w:webHidden/>
+              </w:rPr>
+              <w:t>17</w:t>
+            </w:r>
+            <w:r>
+              <w:rPr>
+                <w:noProof/>
+                <w:webHidden/>
+              </w:rPr>
+              <w:fldChar w:fldCharType="end"/>
+            </w:r>
+          </w:hyperlink>
+        </w:p>
+        <w:p>
+          <w:pPr>
+            <w:pStyle w:val="TDC3"/>
+            <w:tabs>
+              <w:tab w:val="right" w:leader="dot" w:pos="9350"/>
+            </w:tabs>
+            <w:rPr>
+              <w:rFonts w:cstheme="minorBidi"/>
+              <w:noProof/>
+              <w:lang w:eastAsia="es-SV"/>
+            </w:rPr>
+          </w:pPr>
+          <w:hyperlink w:anchor="_Toc230426594" w:history="1">
+            <w:r>
+              <w:rPr>
+                <w:rStyle w:val="Hipervnculo"/>
+                <w:rFonts w:ascii="Arial" w:hAnsi="Arial" w:cs="Arial"/>
+                <w:noProof/>
+              </w:rPr>
+              <w:t>Casos sin evidencia</w:t>
+            </w:r>
+            <w:r>
+              <w:rPr>
+                <w:noProof/>
+                <w:webHidden/>
+              </w:rPr>
+              <w:tab/>
+            </w:r>
+            <w:r>
+              <w:rPr>
+                <w:noProof/>
+                <w:webHidden/>
+              </w:rPr>
+              <w:fldChar w:fldCharType="begin"/>
+            </w:r>
+            <w:r>
+              <w:rPr>
+                <w:noProof/>
+                <w:webHidden/>
+              </w:rPr>
+              <w:instrText xml:space="preserve"> PAGEREF _Toc230426594 \h </w:instrText>
+            </w:r>
+            <w:r>
+              <w:rPr>
+                <w:noProof/>
+                <w:webHidden/>
+              </w:rPr>
+            </w:r>
+            <w:r>
+              <w:rPr>
+                <w:noProof/>
+                <w:webHidden/>
+              </w:rPr>
+              <w:fldChar w:fldCharType="separate"/>
+            </w:r>
+            <w:r>
+              <w:rPr>
+                <w:noProof/>
+                <w:webHidden/>
+              </w:rPr>
+              <w:t>28</w:t>
+            </w:r>
+            <w:r>
+              <w:rPr>
+                <w:noProof/>
+                <w:webHidden/>
+              </w:rPr>
+              <w:fldChar w:fldCharType="end"/>
+            </w:r>
+          </w:hyperlink>
+        </w:p>
+        <w:p>
+          <w:pPr>
+            <w:pStyle w:val="TDC1"/>
+            <w:tabs>
+              <w:tab w:val="right" w:leader="dot" w:pos="9350"/>
+            </w:tabs>
+            <w:rPr>
+              <w:rFonts w:cstheme="minorBidi"/>
+              <w:noProof/>
+              <w:lang w:eastAsia="es-SV"/>
+            </w:rPr>
+          </w:pPr>
+          <w:hyperlink w:anchor="_Toc230426595" w:history="1">
+            <w:r>
+              <w:rPr>
+                <w:rStyle w:val="Hipervnculo"/>
+                <w:rFonts w:ascii="Arial" w:hAnsi="Arial" w:cs="Arial"/>
+                <w:b/>
+                <w:bCs/>
+                <w:noProof/>
+              </w:rPr>
+              <w:t>Registro de Defectos</w:t>
+            </w:r>
+            <w:r>
+              <w:rPr>
+                <w:noProof/>
+                <w:webHidden/>
+              </w:rPr>
+              <w:tab/>
+            </w:r>
+            <w:r>
+              <w:rPr>
+                <w:noProof/>
+                <w:webHidden/>
+              </w:rPr>
+              <w:fldChar w:fldCharType="begin"/>
+            </w:r>
+            <w:r>
+              <w:rPr>
+                <w:noProof/>
+                <w:webHidden/>
+              </w:rPr>
+              <w:instrText xml:space="preserve"> PAGEREF _Toc230426595 \h </w:instrText>
+            </w:r>
+            <w:r>
+              <w:rPr>
+                <w:noProof/>
+                <w:webHidden/>
+              </w:rPr>
+            </w:r>
+            <w:r>
+              <w:rPr>
+                <w:noProof/>
+                <w:webHidden/>
+              </w:rPr>
+              <w:fldChar w:fldCharType="separate"/>
+            </w:r>
+            <w:r>
+              <w:rPr>
+                <w:noProof/>
+                <w:webHidden/>
+              </w:rPr>
+              <w:t>33</w:t>
             </w:r>
             <w:r>
               <w:rPr>
@@ -1594,23 +1851,17 @@
             <w:rPr>
               <w:rFonts w:cstheme="minorBidi"/>
               <w:noProof/>
-              <w:kern w:val="2"/>
-              <w:sz w:val="24"/>
-              <w:szCs w:val="24"/>
               <w:lang w:eastAsia="es-SV"/>
-              <w14:ligatures w14:val="standardContextual"/>
             </w:rPr>
           </w:pPr>
-          <w:hyperlink w:anchor="_Toc230370783" w:history="1">
+          <w:hyperlink w:anchor="_Toc230426596" w:history="1">
             <w:r>
               <w:rPr>
                 <w:rStyle w:val="Hipervnculo"/>
                 <w:rFonts w:ascii="Arial" w:hAnsi="Arial" w:cs="Arial"/>
-                <w:b/>
-                <w:bCs/>
                 <w:noProof/>
               </w:rPr>
-              <w:t>Matriz de Pruebas</w:t>
+              <w:t>Registro de Defecto 1</w:t>
             </w:r>
             <w:r>
               <w:rPr>
@@ -1631,7 +1882,7 @@
                 <w:noProof/>
                 <w:webHidden/>
               </w:rPr>
-              <w:instrText xml:space="preserve"> PAGEREF _Toc230370783 \h </w:instrText>
+              <w:instrText xml:space="preserve"> PAGEREF _Toc230426596 \h </w:instrText>
             </w:r>
             <w:r>
               <w:rPr>
@@ -1651,7 +1902,7 @@
                 <w:noProof/>
                 <w:webHidden/>
               </w:rPr>
-              <w:t>17</w:t>
+              <w:t>33</w:t>
             </w:r>
             <w:r>
               <w:rPr>
@@ -1664,28 +1915,24 @@
         </w:p>
         <w:p>
           <w:pPr>
-            <w:pStyle w:val="TDC3"/>
+            <w:pStyle w:val="TDC2"/>
             <w:tabs>
               <w:tab w:val="right" w:leader="dot" w:pos="9350"/>
             </w:tabs>
             <w:rPr>
               <w:rFonts w:cstheme="minorBidi"/>
               <w:noProof/>
-              <w:kern w:val="2"/>
-              <w:sz w:val="24"/>
-              <w:szCs w:val="24"/>
               <w:lang w:eastAsia="es-SV"/>
-              <w14:ligatures w14:val="standardContextual"/>
             </w:rPr>
           </w:pPr>
-          <w:hyperlink w:anchor="_Toc230370784" w:history="1">
+          <w:hyperlink w:anchor="_Toc230426597" w:history="1">
             <w:r>
               <w:rPr>
                 <w:rStyle w:val="Hipervnculo"/>
                 <w:rFonts w:ascii="Arial" w:hAnsi="Arial" w:cs="Arial"/>
                 <w:noProof/>
               </w:rPr>
-              <w:t>Casos con evidencia</w:t>
+              <w:t>Registro de Defecto 2</w:t>
             </w:r>
             <w:r>
               <w:rPr>
@@ -1706,7 +1953,7 @@
                 <w:noProof/>
                 <w:webHidden/>
               </w:rPr>
-              <w:instrText xml:space="preserve"> PAGEREF _Toc230370784 \h </w:instrText>
+              <w:instrText xml:space="preserve"> PAGEREF _Toc230426597 \h </w:instrText>
             </w:r>
             <w:r>
               <w:rPr>
@@ -1726,7 +1973,7 @@
                 <w:noProof/>
                 <w:webHidden/>
               </w:rPr>
-              <w:t>17</w:t>
+              <w:t>35</w:t>
             </w:r>
             <w:r>
               <w:rPr>
@@ -1739,28 +1986,24 @@
         </w:p>
         <w:p>
           <w:pPr>
-            <w:pStyle w:val="TDC3"/>
+            <w:pStyle w:val="TDC2"/>
             <w:tabs>
               <w:tab w:val="right" w:leader="dot" w:pos="9350"/>
             </w:tabs>
             <w:rPr>
               <w:rFonts w:cstheme="minorBidi"/>
               <w:noProof/>
-              <w:kern w:val="2"/>
-              <w:sz w:val="24"/>
-              <w:szCs w:val="24"/>
               <w:lang w:eastAsia="es-SV"/>
-              <w14:ligatures w14:val="standardContextual"/>
             </w:rPr>
           </w:pPr>
-          <w:hyperlink w:anchor="_Toc230370785" w:history="1">
+          <w:hyperlink w:anchor="_Toc230426598" w:history="1">
             <w:r>
               <w:rPr>
                 <w:rStyle w:val="Hipervnculo"/>
                 <w:rFonts w:ascii="Arial" w:hAnsi="Arial" w:cs="Arial"/>
                 <w:noProof/>
               </w:rPr>
-              <w:t>Casos sin evidencia</w:t>
+              <w:t>Registro de Defecto 3</w:t>
             </w:r>
             <w:r>
               <w:rPr>
@@ -1781,7 +2024,7 @@
                 <w:noProof/>
                 <w:webHidden/>
               </w:rPr>
-              <w:instrText xml:space="preserve"> PAGEREF _Toc230370785 \h </w:instrText>
+              <w:instrText xml:space="preserve"> PAGEREF _Toc230426598 \h </w:instrText>
             </w:r>
             <w:r>
               <w:rPr>
@@ -1801,7 +2044,149 @@
                 <w:noProof/>
                 <w:webHidden/>
               </w:rPr>
-              <w:t>28</w:t>
+              <w:t>36</w:t>
+            </w:r>
+            <w:r>
+              <w:rPr>
+                <w:noProof/>
+                <w:webHidden/>
+              </w:rPr>
+              <w:fldChar w:fldCharType="end"/>
+            </w:r>
+          </w:hyperlink>
+        </w:p>
+        <w:p>
+          <w:pPr>
+            <w:pStyle w:val="TDC2"/>
+            <w:tabs>
+              <w:tab w:val="right" w:leader="dot" w:pos="9350"/>
+            </w:tabs>
+            <w:rPr>
+              <w:rFonts w:cstheme="minorBidi"/>
+              <w:noProof/>
+              <w:lang w:eastAsia="es-SV"/>
+            </w:rPr>
+          </w:pPr>
+          <w:hyperlink w:anchor="_Toc230426599" w:history="1">
+            <w:r>
+              <w:rPr>
+                <w:rStyle w:val="Hipervnculo"/>
+                <w:rFonts w:ascii="Arial" w:hAnsi="Arial" w:cs="Arial"/>
+                <w:noProof/>
+              </w:rPr>
+              <w:t>Registro de Defecto 4</w:t>
+            </w:r>
+            <w:r>
+              <w:rPr>
+                <w:noProof/>
+                <w:webHidden/>
+              </w:rPr>
+              <w:tab/>
+            </w:r>
+            <w:r>
+              <w:rPr>
+                <w:noProof/>
+                <w:webHidden/>
+              </w:rPr>
+              <w:fldChar w:fldCharType="begin"/>
+            </w:r>
+            <w:r>
+              <w:rPr>
+                <w:noProof/>
+                <w:webHidden/>
+              </w:rPr>
+              <w:instrText xml:space="preserve"> PAGEREF _Toc230426599 \h </w:instrText>
+            </w:r>
+            <w:r>
+              <w:rPr>
+                <w:noProof/>
+                <w:webHidden/>
+              </w:rPr>
+            </w:r>
+            <w:r>
+              <w:rPr>
+                <w:noProof/>
+                <w:webHidden/>
+              </w:rPr>
+              <w:fldChar w:fldCharType="separate"/>
+            </w:r>
+            <w:r>
+              <w:rPr>
+                <w:noProof/>
+                <w:webHidden/>
+              </w:rPr>
+              <w:t>37</w:t>
+            </w:r>
+            <w:r>
+              <w:rPr>
+                <w:noProof/>
+                <w:webHidden/>
+              </w:rPr>
+              <w:fldChar w:fldCharType="end"/>
+            </w:r>
+          </w:hyperlink>
+        </w:p>
+        <w:p>
+          <w:pPr>
+            <w:pStyle w:val="TDC2"/>
+            <w:tabs>
+              <w:tab w:val="right" w:leader="dot" w:pos="9350"/>
+            </w:tabs>
+            <w:rPr>
+              <w:rFonts w:cstheme="minorBidi"/>
+              <w:noProof/>
+              <w:lang w:eastAsia="es-SV"/>
+            </w:rPr>
+          </w:pPr>
+          <w:hyperlink w:anchor="_Toc230426600" w:history="1">
+            <w:r>
+              <w:rPr>
+                <w:rStyle w:val="Hipervnculo"/>
+                <w:rFonts w:ascii="Arial" w:hAnsi="Arial" w:cs="Arial"/>
+                <w:noProof/>
+              </w:rPr>
+              <w:t>Registro de Defecto 5</w:t>
+            </w:r>
+            <w:r>
+              <w:rPr>
+                <w:noProof/>
+                <w:webHidden/>
+              </w:rPr>
+              <w:tab/>
+            </w:r>
+            <w:r>
+              <w:rPr>
+                <w:noProof/>
+                <w:webHidden/>
+              </w:rPr>
+              <w:fldChar w:fldCharType="begin"/>
+            </w:r>
+            <w:r>
+              <w:rPr>
+                <w:noProof/>
+                <w:webHidden/>
+              </w:rPr>
+              <w:instrText xml:space="preserve"> PAGEREF _Toc230426600 \h </w:instrText>
+            </w:r>
+            <w:r>
+              <w:rPr>
+                <w:noProof/>
+                <w:webHidden/>
+              </w:rPr>
+            </w:r>
+            <w:r>
+              <w:rPr>
+                <w:noProof/>
+                <w:webHidden/>
+              </w:rPr>
+              <w:fldChar w:fldCharType="separate"/>
+            </w:r>
+            <w:r>
+              <w:rPr>
+                <w:noProof/>
+                <w:webHidden/>
+              </w:rPr>
+              <w:t>38</w:t>
             </w:r>
             <w:r>
               <w:rPr>
@@ -1821,14 +2206,10 @@
             <w:rPr>
               <w:rFonts w:cstheme="minorBidi"/>
               <w:noProof/>
-              <w:kern w:val="2"/>
-              <w:sz w:val="24"/>
-              <w:szCs w:val="24"/>
               <w:lang w:eastAsia="es-SV"/>
-              <w14:ligatures w14:val="standardContextual"/>
             </w:rPr>
           </w:pPr>
-          <w:hyperlink w:anchor="_Toc230370786" w:history="1">
+          <w:hyperlink w:anchor="_Toc230426601" w:history="1">
             <w:r>
               <w:rPr>
                 <w:rStyle w:val="Hipervnculo"/>
@@ -1837,7 +2218,7 @@
                 <w:bCs/>
                 <w:noProof/>
               </w:rPr>
-              <w:t>Registro de Defectos</w:t>
+              <w:t>Checklist de usabilidad básico</w:t>
             </w:r>
             <w:r>
               <w:rPr>
@@ -1858,7 +2239,7 @@
                 <w:noProof/>
                 <w:webHidden/>
               </w:rPr>
-              <w:instrText xml:space="preserve"> PAGEREF _Toc230370786 \h </w:instrText>
+              <w:instrText xml:space="preserve"> PAGEREF _Toc230426601 \h </w:instrText>
             </w:r>
             <w:r>
               <w:rPr>
@@ -1878,7 +2259,7 @@
                 <w:noProof/>
                 <w:webHidden/>
               </w:rPr>
-              <w:t>32</w:t>
+              <w:t>41</w:t>
             </w:r>
             <w:r>
               <w:rPr>
@@ -1898,21 +2279,17 @@
             <w:rPr>
               <w:rFonts w:cstheme="minorBidi"/>
               <w:noProof/>
-              <w:kern w:val="2"/>
-              <w:sz w:val="24"/>
-              <w:szCs w:val="24"/>
               <w:lang w:eastAsia="es-SV"/>
-              <w14:ligatures w14:val="standardContextual"/>
             </w:rPr>
           </w:pPr>
-          <w:hyperlink w:anchor="_Toc230370787" w:history="1">
+          <w:hyperlink w:anchor="_Toc230426602" w:history="1">
             <w:r>
               <w:rPr>
                 <w:rStyle w:val="Hipervnculo"/>
                 <w:rFonts w:ascii="Arial" w:hAnsi="Arial" w:cs="Arial"/>
                 <w:noProof/>
               </w:rPr>
-              <w:t>Registro de Defecto 1</w:t>
+              <w:t>Especificaciones</w:t>
             </w:r>
             <w:r>
               <w:rPr>
@@ -1933,7 +2310,7 @@
                 <w:noProof/>
                 <w:webHidden/>
               </w:rPr>
-              <w:instrText xml:space="preserve"> PAGEREF _Toc230370787 \h </w:instrText>
+              <w:instrText xml:space="preserve"> PAGEREF _Toc230426602 \h </w:instrText>
             </w:r>
             <w:r>
               <w:rPr>
@@ -1953,7 +2330,7 @@
                 <w:noProof/>
                 <w:webHidden/>
               </w:rPr>
-              <w:t>32</w:t>
+              <w:t>41</w:t>
             </w:r>
             <w:r>
               <w:rPr>
@@ -1973,21 +2350,17 @@
             <w:rPr>
               <w:rFonts w:cstheme="minorBidi"/>
               <w:noProof/>
-              <w:kern w:val="2"/>
-              <w:sz w:val="24"/>
-              <w:szCs w:val="24"/>
               <w:lang w:eastAsia="es-SV"/>
-              <w14:ligatures w14:val="standardContextual"/>
             </w:rPr>
           </w:pPr>
-          <w:hyperlink w:anchor="_Toc230370788" w:history="1">
+          <w:hyperlink w:anchor="_Toc230426603" w:history="1">
             <w:r>
               <w:rPr>
                 <w:rStyle w:val="Hipervnculo"/>
                 <w:rFonts w:ascii="Arial" w:hAnsi="Arial" w:cs="Arial"/>
                 <w:noProof/>
               </w:rPr>
-              <w:t>Registro de Defecto 2</w:t>
+              <w:t>Checklist</w:t>
             </w:r>
             <w:r>
               <w:rPr>
@@ -2008,7 +2381,7 @@
                 <w:noProof/>
                 <w:webHidden/>
               </w:rPr>
-              <w:instrText xml:space="preserve"> PAGEREF _Toc230370788 \h </w:instrText>
+              <w:instrText xml:space="preserve"> PAGEREF _Toc230426603 \h </w:instrText>
             </w:r>
             <w:r>
               <w:rPr>
@@ -2028,232 +2401,7 @@
                 <w:noProof/>
                 <w:webHidden/>
               </w:rPr>
-              <w:t>34</w:t>
-            </w:r>
-            <w:r>
-              <w:rPr>
-                <w:noProof/>
-                <w:webHidden/>
-              </w:rPr>
-              <w:fldChar w:fldCharType="end"/>
-            </w:r>
-          </w:hyperlink>
-        </w:p>
-        <w:p>
-          <w:pPr>
-            <w:pStyle w:val="TDC2"/>
-            <w:tabs>
-              <w:tab w:val="right" w:leader="dot" w:pos="9350"/>
-            </w:tabs>
-            <w:rPr>
-              <w:rFonts w:cstheme="minorBidi"/>
-              <w:noProof/>
-              <w:kern w:val="2"/>
-              <w:sz w:val="24"/>
-              <w:szCs w:val="24"/>
-              <w:lang w:eastAsia="es-SV"/>
-              <w14:ligatures w14:val="standardContextual"/>
-            </w:rPr>
-          </w:pPr>
-          <w:hyperlink w:anchor="_Toc230370789" w:history="1">
-            <w:r>
-              <w:rPr>
-                <w:rStyle w:val="Hipervnculo"/>
-                <w:rFonts w:ascii="Arial" w:hAnsi="Arial" w:cs="Arial"/>
-                <w:noProof/>
-              </w:rPr>
-              <w:t>Registro de Defecto 3</w:t>
-            </w:r>
-            <w:r>
-              <w:rPr>
-                <w:noProof/>
-                <w:webHidden/>
-              </w:rPr>
-              <w:tab/>
-            </w:r>
-            <w:r>
-              <w:rPr>
-                <w:noProof/>
-                <w:webHidden/>
-              </w:rPr>
-              <w:fldChar w:fldCharType="begin"/>
-            </w:r>
-            <w:r>
-              <w:rPr>
-                <w:noProof/>
-                <w:webHidden/>
-              </w:rPr>
-              <w:instrText xml:space="preserve"> PAGEREF _Toc230370789 \h </w:instrText>
-            </w:r>
-            <w:r>
-              <w:rPr>
-                <w:noProof/>
-                <w:webHidden/>
-              </w:rPr>
-            </w:r>
-            <w:r>
-              <w:rPr>
-                <w:noProof/>
-                <w:webHidden/>
-              </w:rPr>
-              <w:fldChar w:fldCharType="separate"/>
-            </w:r>
-            <w:r>
-              <w:rPr>
-                <w:noProof/>
-                <w:webHidden/>
-              </w:rPr>
-              <w:t>35</w:t>
-            </w:r>
-            <w:r>
-              <w:rPr>
-                <w:noProof/>
-                <w:webHidden/>
-              </w:rPr>
-              <w:fldChar w:fldCharType="end"/>
-            </w:r>
-          </w:hyperlink>
-        </w:p>
-        <w:p>
-          <w:pPr>
-            <w:pStyle w:val="TDC2"/>
-            <w:tabs>
-              <w:tab w:val="right" w:leader="dot" w:pos="9350"/>
-            </w:tabs>
-            <w:rPr>
-              <w:rFonts w:cstheme="minorBidi"/>
-              <w:noProof/>
-              <w:kern w:val="2"/>
-              <w:sz w:val="24"/>
-              <w:szCs w:val="24"/>
-              <w:lang w:eastAsia="es-SV"/>
-              <w14:ligatures w14:val="standardContextual"/>
-            </w:rPr>
-          </w:pPr>
-          <w:hyperlink w:anchor="_Toc230370790" w:history="1">
-            <w:r>
-              <w:rPr>
-                <w:rStyle w:val="Hipervnculo"/>
-                <w:rFonts w:ascii="Arial" w:hAnsi="Arial" w:cs="Arial"/>
-                <w:noProof/>
-              </w:rPr>
-              <w:t>Registro de Defecto 4</w:t>
-            </w:r>
-            <w:r>
-              <w:rPr>
-                <w:noProof/>
-                <w:webHidden/>
-              </w:rPr>
-              <w:tab/>
-            </w:r>
-            <w:r>
-              <w:rPr>
-                <w:noProof/>
-                <w:webHidden/>
-              </w:rPr>
-              <w:fldChar w:fldCharType="begin"/>
-            </w:r>
-            <w:r>
-              <w:rPr>
-                <w:noProof/>
-                <w:webHidden/>
-              </w:rPr>
-              <w:instrText xml:space="preserve"> PAGEREF _Toc230370790 \h </w:instrText>
-            </w:r>
-            <w:r>
-              <w:rPr>
-                <w:noProof/>
-                <w:webHidden/>
-              </w:rPr>
-            </w:r>
-            <w:r>
-              <w:rPr>
-                <w:noProof/>
-                <w:webHidden/>
-              </w:rPr>
-              <w:fldChar w:fldCharType="separate"/>
-            </w:r>
-            <w:r>
-              <w:rPr>
-                <w:noProof/>
-                <w:webHidden/>
-              </w:rPr>
-              <w:t>36</w:t>
-            </w:r>
-            <w:r>
-              <w:rPr>
-                <w:noProof/>
-                <w:webHidden/>
-              </w:rPr>
-              <w:fldChar w:fldCharType="end"/>
-            </w:r>
-          </w:hyperlink>
-        </w:p>
-        <w:p>
-          <w:pPr>
-            <w:pStyle w:val="TDC2"/>
-            <w:tabs>
-              <w:tab w:val="right" w:leader="dot" w:pos="9350"/>
-            </w:tabs>
-            <w:rPr>
-              <w:rFonts w:cstheme="minorBidi"/>
-              <w:noProof/>
-              <w:kern w:val="2"/>
-              <w:sz w:val="24"/>
-              <w:szCs w:val="24"/>
-              <w:lang w:eastAsia="es-SV"/>
-              <w14:ligatures w14:val="standardContextual"/>
-            </w:rPr>
-          </w:pPr>
-          <w:hyperlink w:anchor="_Toc230370791" w:history="1">
-            <w:r>
-              <w:rPr>
-                <w:rStyle w:val="Hipervnculo"/>
-                <w:rFonts w:ascii="Arial" w:hAnsi="Arial" w:cs="Arial"/>
-                <w:noProof/>
-              </w:rPr>
-              <w:t>Registro de Defecto 5</w:t>
-            </w:r>
-            <w:r>
-              <w:rPr>
-                <w:noProof/>
-                <w:webHidden/>
-              </w:rPr>
-              <w:tab/>
-            </w:r>
-            <w:r>
-              <w:rPr>
-                <w:noProof/>
-                <w:webHidden/>
-              </w:rPr>
-              <w:fldChar w:fldCharType="begin"/>
-            </w:r>
-            <w:r>
-              <w:rPr>
-                <w:noProof/>
-                <w:webHidden/>
-              </w:rPr>
-              <w:instrText xml:space="preserve"> PAGEREF _Toc230370791 \h </w:instrText>
-            </w:r>
-            <w:r>
-              <w:rPr>
-                <w:noProof/>
-                <w:webHidden/>
-              </w:rPr>
-            </w:r>
-            <w:r>
-              <w:rPr>
-                <w:noProof/>
-                <w:webHidden/>
-              </w:rPr>
-              <w:fldChar w:fldCharType="separate"/>
-            </w:r>
-            <w:r>
-              <w:rPr>
-                <w:noProof/>
-                <w:webHidden/>
-              </w:rPr>
-              <w:t>37</w:t>
+              <w:t>42</w:t>
             </w:r>
             <w:r>
               <w:rPr>
@@ -2273,14 +2421,10 @@
             <w:rPr>
               <w:rFonts w:cstheme="minorBidi"/>
               <w:noProof/>
-              <w:kern w:val="2"/>
-              <w:sz w:val="24"/>
-              <w:szCs w:val="24"/>
               <w:lang w:eastAsia="es-SV"/>
-              <w14:ligatures w14:val="standardContextual"/>
             </w:rPr>
           </w:pPr>
-          <w:hyperlink w:anchor="_Toc230370792" w:history="1">
+          <w:hyperlink w:anchor="_Toc230426604" w:history="1">
             <w:r>
               <w:rPr>
                 <w:rStyle w:val="Hipervnculo"/>
@@ -2310,7 +2454,7 @@
                 <w:noProof/>
                 <w:webHidden/>
               </w:rPr>
-              <w:instrText xml:space="preserve"> PAGEREF _Toc230370792 \h </w:instrText>
+              <w:instrText xml:space="preserve"> PAGEREF _Toc230426604 \h </w:instrText>
             </w:r>
             <w:r>
               <w:rPr>
@@ -2330,7 +2474,7 @@
                 <w:noProof/>
                 <w:webHidden/>
               </w:rPr>
-              <w:t>42</w:t>
+              <w:t>44</w:t>
             </w:r>
             <w:r>
               <w:rPr>
@@ -2432,7 +2576,7 @@
           <w:lang w:val="es-SV"/>
         </w:rPr>
       </w:pPr>
-      <w:bookmarkStart w:id="1" w:name="_Toc230370778"/>
+      <w:bookmarkStart w:id="2" w:name="_Toc230426587"/>
       <w:r>
         <w:rPr>
           <w:rFonts w:ascii="Arial" w:hAnsi="Arial" w:cs="Arial"/>
@@ -2446,7 +2590,7 @@
         <w:lastRenderedPageBreak/>
         <w:t>Plan de Pruebas</w:t>
       </w:r>
-      <w:bookmarkEnd w:id="1"/>
+      <w:bookmarkEnd w:id="2"/>
     </w:p>
     <w:p>
       <w:pPr>
@@ -2459,7 +2603,7 @@
           <w:lang w:val="es-SV"/>
         </w:rPr>
       </w:pPr>
-      <w:bookmarkStart w:id="2" w:name="_Toc230370779"/>
+      <w:bookmarkStart w:id="3" w:name="_Toc230426588"/>
       <w:r>
         <w:rPr>
           <w:rFonts w:ascii="Arial" w:hAnsi="Arial" w:cs="Arial"/>
@@ -2470,7 +2614,7 @@
         </w:rPr>
         <w:t>Alcance</w:t>
       </w:r>
-      <w:bookmarkEnd w:id="2"/>
+      <w:bookmarkEnd w:id="3"/>
     </w:p>
     <w:p>
       <w:pPr>
@@ -3338,23 +3482,7 @@
           <w:rFonts w:ascii="Arial" w:hAnsi="Arial" w:cs="Arial"/>
           <w:lang w:val="es-ES"/>
         </w:rPr>
-        <w:t xml:space="preserve">Creación de un nuevo usuario: Ya que estamos ocupando usuarios para proteger la integridad de la información, al igual que para lidiar con los permisos específicos a los que tienen acceso estos, es necesario de que haya una manera de administrar los nuevos usuarios. Es aquí donde entra el usuario de administrador, el cual tiene la habilidad de crear nuevos usuarios, asignarles un correo y contraseña para que pueda acceder al sitio web, y asignarle su rol especifico (el cual permite que </w:t>
-      </w:r>
-      <w:proofErr w:type="gramStart"/>
-      <w:r>
-        <w:rPr>
-          <w:rFonts w:ascii="Arial" w:hAnsi="Arial" w:cs="Arial"/>
-          <w:lang w:val="es-ES"/>
-        </w:rPr>
-        <w:t>es</w:t>
-      </w:r>
-      <w:proofErr w:type="gramEnd"/>
-      <w:r>
-        <w:rPr>
-          <w:rFonts w:ascii="Arial" w:hAnsi="Arial" w:cs="Arial"/>
-          <w:lang w:val="es-ES"/>
-        </w:rPr>
-        <w:t xml:space="preserve"> lo que los usuarios pueden hacer). Es de esta forma donde se protege la información de la empresa al requerir un </w:t>
+        <w:t xml:space="preserve">Creación de un nuevo usuario: Ya que estamos ocupando usuarios para proteger la integridad de la información, al igual que para lidiar con los permisos específicos a los que tienen acceso estos, es necesario de que haya una manera de administrar los nuevos usuarios. Es aquí donde entra el usuario de administrador, el cual tiene la habilidad de crear nuevos usuarios, asignarles un correo y contraseña para que pueda acceder al sitio web, y asignarle su rol especifico (el cual permite que es lo que los usuarios pueden hacer). Es de esta forma donde se protege la información de la empresa al requerir un </w:t>
       </w:r>
       <w:proofErr w:type="spellStart"/>
       <w:r>
@@ -3676,7 +3804,7 @@
           <w:lang w:val="es-SV"/>
         </w:rPr>
       </w:pPr>
-      <w:bookmarkStart w:id="3" w:name="_Toc230370780"/>
+      <w:bookmarkStart w:id="4" w:name="_Toc230426589"/>
       <w:r>
         <w:rPr>
           <w:rFonts w:ascii="Arial" w:hAnsi="Arial" w:cs="Arial"/>
@@ -3687,7 +3815,7 @@
         </w:rPr>
         <w:t>Tipos de Pruebas</w:t>
       </w:r>
-      <w:bookmarkEnd w:id="3"/>
+      <w:bookmarkEnd w:id="4"/>
     </w:p>
     <w:p>
       <w:pPr>
@@ -3882,23 +4010,7 @@
           <w:lang w:val="es-ES"/>
         </w:rPr>
         <w:lastRenderedPageBreak/>
-        <w:t xml:space="preserve">nueva versión de un documento existente. Acá se deberá de seleccionar el documento al cual se le quiere subir la nueva versión, luego se llenará toda la información requerida </w:t>
-      </w:r>
-      <w:proofErr w:type="gramStart"/>
-      <w:r>
-        <w:rPr>
-          <w:rFonts w:ascii="Arial" w:hAnsi="Arial" w:cs="Arial"/>
-          <w:lang w:val="es-ES"/>
-        </w:rPr>
-        <w:t>e</w:t>
-      </w:r>
-      <w:proofErr w:type="gramEnd"/>
-      <w:r>
-        <w:rPr>
-          <w:rFonts w:ascii="Arial" w:hAnsi="Arial" w:cs="Arial"/>
-          <w:lang w:val="es-ES"/>
-        </w:rPr>
-        <w:t xml:space="preserve"> se ingresará el archivo correcto. Nuevamente, el documento se mostrará como pendiente hasta que un jefe o administrador lo apruebe o rechace. </w:t>
+        <w:t xml:space="preserve">nueva versión de un documento existente. Acá se deberá de seleccionar el documento al cual se le quiere subir la nueva versión, luego se llenará toda la información requerida e se ingresará el archivo correcto. Nuevamente, el documento se mostrará como pendiente hasta que un jefe o administrador lo apruebe o rechace. </w:t>
       </w:r>
     </w:p>
     <w:p>
@@ -3960,23 +4072,7 @@
           <w:rFonts w:ascii="Arial" w:hAnsi="Arial" w:cs="Arial"/>
           <w:lang w:val="es-ES"/>
         </w:rPr>
-        <w:t xml:space="preserve"> minuciosa, por lo que se reducen los errores que </w:t>
-      </w:r>
-      <w:proofErr w:type="gramStart"/>
-      <w:r>
-        <w:rPr>
-          <w:rFonts w:ascii="Arial" w:hAnsi="Arial" w:cs="Arial"/>
-          <w:lang w:val="es-ES"/>
-        </w:rPr>
-        <w:t>puedan</w:t>
-      </w:r>
-      <w:proofErr w:type="gramEnd"/>
-      <w:r>
-        <w:rPr>
-          <w:rFonts w:ascii="Arial" w:hAnsi="Arial" w:cs="Arial"/>
-          <w:lang w:val="es-ES"/>
-        </w:rPr>
-        <w:t xml:space="preserve"> haber.</w:t>
+        <w:t xml:space="preserve"> minuciosa, por lo que se reducen los errores que puedan haber.</w:t>
       </w:r>
     </w:p>
     <w:p>
@@ -4137,23 +4233,7 @@
           <w:rFonts w:ascii="Arial" w:hAnsi="Arial" w:cs="Arial"/>
           <w:lang w:val="es-ES"/>
         </w:rPr>
-        <w:t xml:space="preserve">: Esta área en si se enfoca en asegurarse de que siempre haya una buena validación de datos al ingresar un documento, usuario o comentario, de manera que se eviten errores de campos vacíos o información repetida. Sigue siendo parte de las pruebas funcionales, pero se enfocan en prevenir </w:t>
-      </w:r>
-      <w:proofErr w:type="gramStart"/>
-      <w:r>
-        <w:rPr>
-          <w:rFonts w:ascii="Arial" w:hAnsi="Arial" w:cs="Arial"/>
-          <w:lang w:val="es-ES"/>
-        </w:rPr>
-        <w:t>e</w:t>
-      </w:r>
-      <w:proofErr w:type="gramEnd"/>
-      <w:r>
-        <w:rPr>
-          <w:rFonts w:ascii="Arial" w:hAnsi="Arial" w:cs="Arial"/>
-          <w:lang w:val="es-ES"/>
-        </w:rPr>
-        <w:t xml:space="preserve"> evitar problemas que puedan surgir si no se valida la información y los errores que esto puede traer. </w:t>
+        <w:t xml:space="preserve">: Esta área en si se enfoca en asegurarse de que siempre haya una buena validación de datos al ingresar un documento, usuario o comentario, de manera que se eviten errores de campos vacíos o información repetida. Sigue siendo parte de las pruebas funcionales, pero se enfocan en prevenir e evitar problemas que puedan surgir si no se valida la información y los errores que esto puede traer. </w:t>
       </w:r>
     </w:p>
     <w:p>
@@ -4293,23 +4373,7 @@
           <w:rFonts w:ascii="Arial" w:hAnsi="Arial" w:cs="Arial"/>
           <w:lang w:val="es-ES"/>
         </w:rPr>
-        <w:t xml:space="preserve">No puede haber dos usuarios que ocupen el mismo correo, por lo que se debe de tirar un error </w:t>
-      </w:r>
-      <w:proofErr w:type="gramStart"/>
-      <w:r>
-        <w:rPr>
-          <w:rFonts w:ascii="Arial" w:hAnsi="Arial" w:cs="Arial"/>
-          <w:lang w:val="es-ES"/>
-        </w:rPr>
-        <w:t>e</w:t>
-      </w:r>
-      <w:proofErr w:type="gramEnd"/>
-      <w:r>
-        <w:rPr>
-          <w:rFonts w:ascii="Arial" w:hAnsi="Arial" w:cs="Arial"/>
-          <w:lang w:val="es-ES"/>
-        </w:rPr>
-        <w:t xml:space="preserve"> evitar la creación de un usuario si el correo es el mismo a uno que ya existe en la base de datos. </w:t>
+        <w:t xml:space="preserve">No puede haber dos usuarios que ocupen el mismo correo, por lo que se debe de tirar un error e evitar la creación de un usuario si el correo es el mismo a uno que ya existe en la base de datos. </w:t>
       </w:r>
     </w:p>
     <w:p>
@@ -4329,23 +4393,7 @@
           <w:rFonts w:ascii="Arial" w:hAnsi="Arial" w:cs="Arial"/>
           <w:lang w:val="es-ES"/>
         </w:rPr>
-        <w:t xml:space="preserve">No se puede permitir una contraseña muy fácil, ya que eso afecta la seguridad de la información en la plataforma, por lo que se debe de mostrar un error si la contraseña es muy fácil </w:t>
-      </w:r>
-      <w:proofErr w:type="gramStart"/>
-      <w:r>
-        <w:rPr>
-          <w:rFonts w:ascii="Arial" w:hAnsi="Arial" w:cs="Arial"/>
-          <w:lang w:val="es-ES"/>
-        </w:rPr>
-        <w:t>e</w:t>
-      </w:r>
-      <w:proofErr w:type="gramEnd"/>
-      <w:r>
-        <w:rPr>
-          <w:rFonts w:ascii="Arial" w:hAnsi="Arial" w:cs="Arial"/>
-          <w:lang w:val="es-ES"/>
-        </w:rPr>
-        <w:t xml:space="preserve"> evitar la creación del usuario. </w:t>
+        <w:t xml:space="preserve">No se puede permitir una contraseña muy fácil, ya que eso afecta la seguridad de la información en la plataforma, por lo que se debe de mostrar un error si la contraseña es muy fácil e evitar la creación del usuario. </w:t>
       </w:r>
     </w:p>
     <w:p>
@@ -4366,23 +4414,7 @@
           <w:lang w:val="es-ES"/>
         </w:rPr>
         <w:lastRenderedPageBreak/>
-        <w:t xml:space="preserve">En caso de que no se seleccione un rol, se debe de mostrar un error </w:t>
-      </w:r>
-      <w:proofErr w:type="gramStart"/>
-      <w:r>
-        <w:rPr>
-          <w:rFonts w:ascii="Arial" w:hAnsi="Arial" w:cs="Arial"/>
-          <w:lang w:val="es-ES"/>
-        </w:rPr>
-        <w:t>e</w:t>
-      </w:r>
-      <w:proofErr w:type="gramEnd"/>
-      <w:r>
-        <w:rPr>
-          <w:rFonts w:ascii="Arial" w:hAnsi="Arial" w:cs="Arial"/>
-          <w:lang w:val="es-ES"/>
-        </w:rPr>
-        <w:t xml:space="preserve"> evitar la creación del usuario, ya que esta es la parte más importante de un usuario, ya que limita lo que el usuario puede hacer. </w:t>
+        <w:t xml:space="preserve">En caso de que no se seleccione un rol, se debe de mostrar un error e evitar la creación del usuario, ya que esta es la parte más importante de un usuario, ya que limita lo que el usuario puede hacer. </w:t>
       </w:r>
     </w:p>
     <w:p>
@@ -4969,15 +5001,13 @@
         </w:rPr>
         <w:t xml:space="preserve"> hacia la base de datos y que se guarde ahí toda la información necesaria. Es igual de importante que luego se pueda recuperar los datos de la base de datos para que se pueda ingresar sesión como ese nuevo usuario. Es por medio de esta prueba, en la que buscamos, nuevamente, la persistencia de los datos en la base de datos, </w:t>
       </w:r>
-      <w:proofErr w:type="spellStart"/>
-      <w:r>
-        <w:rPr>
-          <w:rFonts w:ascii="Arial" w:hAnsi="Arial" w:cs="Arial"/>
-          <w:lang w:val="es-ES"/>
-        </w:rPr>
-        <w:t>el</w:t>
-      </w:r>
-      <w:proofErr w:type="spellEnd"/>
+      <w:r>
+        <w:rPr>
+          <w:rFonts w:ascii="Arial" w:hAnsi="Arial" w:cs="Arial"/>
+          <w:lang w:val="es-ES"/>
+        </w:rPr>
+        <w:t>él</w:t>
+      </w:r>
       <w:r>
         <w:rPr>
           <w:rFonts w:ascii="Arial" w:hAnsi="Arial" w:cs="Arial"/>
@@ -5209,6 +5239,2182 @@
         <w:pStyle w:val="Ttulo2"/>
         <w:rPr>
           <w:rFonts w:ascii="Arial" w:hAnsi="Arial" w:cs="Arial"/>
+          <w:color w:val="auto"/>
+          <w:sz w:val="24"/>
+          <w:szCs w:val="24"/>
+          <w:lang w:val="es-SV"/>
+        </w:rPr>
+      </w:pPr>
+      <w:bookmarkStart w:id="5" w:name="_Toc230426590"/>
+      <w:r>
+        <w:rPr>
+          <w:rFonts w:ascii="Arial" w:hAnsi="Arial" w:cs="Arial"/>
+          <w:color w:val="auto"/>
+          <w:sz w:val="24"/>
+          <w:szCs w:val="24"/>
+          <w:lang w:val="es-SV"/>
+        </w:rPr>
+        <w:t>Ambiente de Pruebas</w:t>
+      </w:r>
+      <w:bookmarkEnd w:id="5"/>
+    </w:p>
+    <w:p>
+      <w:pPr>
+        <w:rPr>
+          <w:rFonts w:ascii="Arial" w:hAnsi="Arial" w:cs="Arial"/>
+          <w:lang w:val="es-SV"/>
+        </w:rPr>
+      </w:pPr>
+      <w:r>
+        <w:rPr>
+          <w:rFonts w:ascii="Arial" w:hAnsi="Arial" w:cs="Arial"/>
+          <w:lang w:val="es-SV"/>
+        </w:rPr>
+        <w:t xml:space="preserve">Todas las pruebas (y la creación de la plataforma en sí) fueron hechas en el siguiente ambiente de pruebas. </w:t>
+      </w:r>
+    </w:p>
+    <w:p>
+      <w:pPr>
+        <w:rPr>
+          <w:rFonts w:ascii="Arial" w:hAnsi="Arial" w:cs="Arial"/>
+          <w:lang w:val="es-SV"/>
+        </w:rPr>
+      </w:pPr>
+      <w:r>
+        <w:rPr>
+          <w:rFonts w:ascii="Arial" w:hAnsi="Arial" w:cs="Arial"/>
+          <w:lang w:val="es-SV"/>
+        </w:rPr>
+        <w:t>Navegador Principal: Microsoft Edge</w:t>
+      </w:r>
+    </w:p>
+    <w:p>
+      <w:pPr>
+        <w:rPr>
+          <w:rFonts w:ascii="Arial" w:hAnsi="Arial" w:cs="Arial"/>
+          <w:lang w:val="es-SV"/>
+        </w:rPr>
+      </w:pPr>
+      <w:r>
+        <w:rPr>
+          <w:rFonts w:ascii="Arial" w:hAnsi="Arial" w:cs="Arial"/>
+          <w:lang w:val="es-SV"/>
+        </w:rPr>
+        <w:t>Sistema Operativo: Windows 10</w:t>
+      </w:r>
+    </w:p>
+    <w:p>
+      <w:pPr>
+        <w:rPr>
+          <w:rFonts w:ascii="Arial" w:hAnsi="Arial" w:cs="Arial"/>
+          <w:lang w:val="es-SV"/>
+        </w:rPr>
+      </w:pPr>
+      <w:r>
+        <w:rPr>
+          <w:rFonts w:ascii="Arial" w:hAnsi="Arial" w:cs="Arial"/>
+          <w:lang w:val="es-SV"/>
+        </w:rPr>
+        <w:t>IDE: Visual Studio Code</w:t>
+      </w:r>
+    </w:p>
+    <w:p>
+      <w:pPr>
+        <w:rPr>
+          <w:rFonts w:ascii="Arial" w:hAnsi="Arial" w:cs="Arial"/>
+          <w:lang w:val="es-SV"/>
+        </w:rPr>
+      </w:pPr>
+      <w:r>
+        <w:rPr>
+          <w:rFonts w:ascii="Arial" w:hAnsi="Arial" w:cs="Arial"/>
+          <w:lang w:val="es-SV"/>
+        </w:rPr>
+        <w:t xml:space="preserve">Lenguajes: </w:t>
+      </w:r>
+    </w:p>
+    <w:p>
+      <w:pPr>
+        <w:pStyle w:val="Prrafodelista"/>
+        <w:numPr>
+          <w:ilvl w:val="0"/>
+          <w:numId w:val="35"/>
+        </w:numPr>
+        <w:rPr>
+          <w:rFonts w:ascii="Arial" w:hAnsi="Arial" w:cs="Arial"/>
+        </w:rPr>
+      </w:pPr>
+      <w:r>
+        <w:rPr>
+          <w:rFonts w:ascii="Arial" w:hAnsi="Arial" w:cs="Arial"/>
+        </w:rPr>
+        <w:t xml:space="preserve">Front-end: JavaScript con React. </w:t>
+      </w:r>
+    </w:p>
+    <w:p>
+      <w:pPr>
+        <w:pStyle w:val="Prrafodelista"/>
+        <w:numPr>
+          <w:ilvl w:val="0"/>
+          <w:numId w:val="35"/>
+        </w:numPr>
+        <w:rPr>
+          <w:rFonts w:ascii="Arial" w:hAnsi="Arial" w:cs="Arial"/>
+        </w:rPr>
+      </w:pPr>
+      <w:r>
+        <w:rPr>
+          <w:rFonts w:ascii="Arial" w:hAnsi="Arial" w:cs="Arial"/>
+        </w:rPr>
+        <w:t>Back-end: JavaScript con Node.js</w:t>
+      </w:r>
+    </w:p>
+    <w:p>
+      <w:pPr>
+        <w:rPr>
+          <w:rFonts w:ascii="Arial" w:hAnsi="Arial" w:cs="Arial"/>
+        </w:rPr>
+      </w:pPr>
+      <w:r>
+        <w:rPr>
+          <w:rFonts w:ascii="Arial" w:hAnsi="Arial" w:cs="Arial"/>
+        </w:rPr>
+        <w:t xml:space="preserve">Base de Datos: </w:t>
+      </w:r>
+    </w:p>
+    <w:p>
+      <w:pPr>
+        <w:pStyle w:val="Prrafodelista"/>
+        <w:numPr>
+          <w:ilvl w:val="0"/>
+          <w:numId w:val="36"/>
+        </w:numPr>
+        <w:rPr>
+          <w:rFonts w:ascii="Arial" w:hAnsi="Arial" w:cs="Arial"/>
+          <w:lang w:val="es-SV"/>
+        </w:rPr>
+      </w:pPr>
+      <w:r>
+        <w:rPr>
+          <w:rFonts w:ascii="Arial" w:hAnsi="Arial" w:cs="Arial"/>
+          <w:lang w:val="es-SV"/>
+        </w:rPr>
+        <w:t>Lenguaje: SQL</w:t>
+      </w:r>
+    </w:p>
+    <w:p>
+      <w:pPr>
+        <w:pStyle w:val="Prrafodelista"/>
+        <w:numPr>
+          <w:ilvl w:val="0"/>
+          <w:numId w:val="36"/>
+        </w:numPr>
+        <w:rPr>
+          <w:rFonts w:ascii="Arial" w:hAnsi="Arial" w:cs="Arial"/>
+          <w:lang w:val="es-SV"/>
+        </w:rPr>
+      </w:pPr>
+      <w:r>
+        <w:rPr>
+          <w:rFonts w:ascii="Arial" w:hAnsi="Arial" w:cs="Arial"/>
+          <w:lang w:val="es-SV"/>
+        </w:rPr>
+        <w:t>Gestión de Base de Datos Relacionales: MySQL</w:t>
+      </w:r>
+    </w:p>
+    <w:p>
+      <w:pPr>
+        <w:pStyle w:val="Prrafodelista"/>
+        <w:numPr>
+          <w:ilvl w:val="0"/>
+          <w:numId w:val="36"/>
+        </w:numPr>
+        <w:rPr>
+          <w:rFonts w:ascii="Arial" w:hAnsi="Arial" w:cs="Arial"/>
+          <w:lang w:val="es-SV"/>
+        </w:rPr>
+      </w:pPr>
+      <w:r>
+        <w:rPr>
+          <w:rFonts w:ascii="Arial" w:hAnsi="Arial" w:cs="Arial"/>
+          <w:lang w:val="es-SV"/>
+        </w:rPr>
+        <w:t xml:space="preserve">Plataforma de Administración y Diseño: </w:t>
+      </w:r>
+      <w:proofErr w:type="spellStart"/>
+      <w:r>
+        <w:rPr>
+          <w:rFonts w:ascii="Arial" w:hAnsi="Arial" w:cs="Arial"/>
+          <w:lang w:val="es-SV"/>
+        </w:rPr>
+        <w:t>MySQL</w:t>
+      </w:r>
+      <w:proofErr w:type="spellEnd"/>
+      <w:r>
+        <w:rPr>
+          <w:rFonts w:ascii="Arial" w:hAnsi="Arial" w:cs="Arial"/>
+          <w:lang w:val="es-SV"/>
+        </w:rPr>
+        <w:t xml:space="preserve"> </w:t>
+      </w:r>
+      <w:proofErr w:type="spellStart"/>
+      <w:r>
+        <w:rPr>
+          <w:rFonts w:ascii="Arial" w:hAnsi="Arial" w:cs="Arial"/>
+          <w:lang w:val="es-SV"/>
+        </w:rPr>
+        <w:t>Workbench</w:t>
+      </w:r>
+      <w:proofErr w:type="spellEnd"/>
+    </w:p>
+    <w:p>
+      <w:pPr>
+        <w:rPr>
+          <w:rFonts w:ascii="Arial" w:hAnsi="Arial" w:cs="Arial"/>
+          <w:lang w:val="es-SV"/>
+        </w:rPr>
+      </w:pPr>
+      <w:r>
+        <w:rPr>
+          <w:rFonts w:ascii="Arial" w:hAnsi="Arial" w:cs="Arial"/>
+          <w:lang w:val="es-SV"/>
+        </w:rPr>
+        <w:t xml:space="preserve">Lugar donde se maneja el servidor: </w:t>
+      </w:r>
+      <w:proofErr w:type="spellStart"/>
+      <w:r>
+        <w:rPr>
+          <w:rFonts w:ascii="Arial" w:hAnsi="Arial" w:cs="Arial"/>
+          <w:lang w:val="es-SV"/>
+        </w:rPr>
+        <w:t>LocalHost</w:t>
+      </w:r>
+      <w:proofErr w:type="spellEnd"/>
+    </w:p>
+    <w:p>
+      <w:pPr>
+        <w:rPr>
+          <w:rFonts w:ascii="Arial" w:hAnsi="Arial" w:cs="Arial"/>
+          <w:lang w:val="es-SV"/>
+        </w:rPr>
+      </w:pPr>
+    </w:p>
+    <w:p>
+      <w:pPr>
+        <w:pStyle w:val="Ttulo2"/>
+        <w:rPr>
+          <w:rFonts w:ascii="Arial" w:hAnsi="Arial" w:cs="Arial"/>
+          <w:color w:val="auto"/>
+          <w:sz w:val="24"/>
+          <w:szCs w:val="24"/>
+          <w:lang w:val="es-SV"/>
+        </w:rPr>
+      </w:pPr>
+      <w:bookmarkStart w:id="6" w:name="_Toc229775094"/>
+      <w:bookmarkStart w:id="7" w:name="_Toc230426591"/>
+      <w:r>
+        <w:rPr>
+          <w:rFonts w:ascii="Arial" w:hAnsi="Arial" w:cs="Arial"/>
+          <w:color w:val="auto"/>
+          <w:sz w:val="24"/>
+          <w:szCs w:val="24"/>
+          <w:lang w:val="es-SV"/>
+        </w:rPr>
+        <w:t>Criterios de Aceptación</w:t>
+      </w:r>
+      <w:bookmarkEnd w:id="6"/>
+      <w:bookmarkEnd w:id="7"/>
+    </w:p>
+    <w:p>
+      <w:pPr>
+        <w:rPr>
+          <w:rFonts w:ascii="Arial" w:hAnsi="Arial" w:cs="Arial"/>
+          <w:lang w:val="es-SV"/>
+        </w:rPr>
+      </w:pPr>
+      <w:r>
+        <w:rPr>
+          <w:rFonts w:ascii="Arial" w:hAnsi="Arial" w:cs="Arial"/>
+          <w:lang w:val="es-SV"/>
+        </w:rPr>
+        <w:t xml:space="preserve">Estos son los comportamientos y condiciones que esperamos de la plataforma cuando esta esté ya terminada y cumpla con los requisitos antes establecidos. </w:t>
+      </w:r>
+    </w:p>
+    <w:p>
+      <w:pPr>
+        <w:rPr>
+          <w:rFonts w:ascii="Arial" w:hAnsi="Arial" w:cs="Arial"/>
+          <w:lang w:val="es-SV"/>
+        </w:rPr>
+      </w:pPr>
+      <w:r>
+        <w:rPr>
+          <w:rFonts w:ascii="Arial" w:hAnsi="Arial" w:cs="Arial"/>
+          <w:b/>
+          <w:lang w:val="es-SV"/>
+        </w:rPr>
+        <w:t>Escenario 1</w:t>
+      </w:r>
+      <w:r>
+        <w:rPr>
+          <w:rFonts w:ascii="Arial" w:hAnsi="Arial" w:cs="Arial"/>
+          <w:lang w:val="es-SV"/>
+        </w:rPr>
+        <w:t>: Iniciar sesión</w:t>
+      </w:r>
+    </w:p>
+    <w:p>
+      <w:pPr>
+        <w:rPr>
+          <w:rFonts w:ascii="Arial" w:hAnsi="Arial" w:cs="Arial"/>
+          <w:lang w:val="es-SV"/>
+        </w:rPr>
+      </w:pPr>
+      <w:r>
+        <w:rPr>
+          <w:rFonts w:ascii="Arial" w:hAnsi="Arial" w:cs="Arial"/>
+          <w:b/>
+          <w:lang w:val="es-SV"/>
+        </w:rPr>
+        <w:t>Dado que</w:t>
+      </w:r>
+      <w:r>
+        <w:rPr>
+          <w:rFonts w:ascii="Arial" w:hAnsi="Arial" w:cs="Arial"/>
+          <w:lang w:val="es-SV"/>
+        </w:rPr>
+        <w:t xml:space="preserve"> un usuario quiere ingresar a la plataforma de gestión documental</w:t>
+      </w:r>
+    </w:p>
+    <w:p>
+      <w:pPr>
+        <w:rPr>
+          <w:rFonts w:ascii="Arial" w:hAnsi="Arial" w:cs="Arial"/>
+          <w:lang w:val="es-SV"/>
+        </w:rPr>
+      </w:pPr>
+      <w:r>
+        <w:rPr>
+          <w:rFonts w:ascii="Arial" w:hAnsi="Arial" w:cs="Arial"/>
+          <w:b/>
+          <w:lang w:val="es-SV"/>
+        </w:rPr>
+        <w:t xml:space="preserve">Cuando </w:t>
+      </w:r>
+      <w:r>
+        <w:rPr>
+          <w:rFonts w:ascii="Arial" w:hAnsi="Arial" w:cs="Arial"/>
+          <w:lang w:val="es-SV"/>
+        </w:rPr>
+        <w:t>el usuario tenga una cuenta</w:t>
+      </w:r>
+    </w:p>
+    <w:p>
+      <w:pPr>
+        <w:rPr>
+          <w:rFonts w:ascii="Arial" w:hAnsi="Arial" w:cs="Arial"/>
+          <w:lang w:val="es-SV"/>
+        </w:rPr>
+      </w:pPr>
+      <w:r>
+        <w:rPr>
+          <w:rFonts w:ascii="Arial" w:hAnsi="Arial" w:cs="Arial"/>
+          <w:b/>
+          <w:lang w:val="es-SV"/>
+        </w:rPr>
+        <w:t>Entonces</w:t>
+      </w:r>
+      <w:r>
+        <w:rPr>
+          <w:rFonts w:ascii="Arial" w:hAnsi="Arial" w:cs="Arial"/>
+          <w:lang w:val="es-SV"/>
+        </w:rPr>
+        <w:t xml:space="preserve"> el usuario deberá ingresar su correo y contraseña</w:t>
+      </w:r>
+    </w:p>
+    <w:p>
+      <w:pPr>
+        <w:rPr>
+          <w:rFonts w:ascii="Arial" w:hAnsi="Arial" w:cs="Arial"/>
+          <w:lang w:val="es-SV"/>
+        </w:rPr>
+      </w:pPr>
+      <w:r>
+        <w:rPr>
+          <w:rFonts w:ascii="Arial" w:hAnsi="Arial" w:cs="Arial"/>
+          <w:b/>
+          <w:lang w:val="es-SV"/>
+        </w:rPr>
+        <w:t>Y</w:t>
+      </w:r>
+      <w:r>
+        <w:rPr>
+          <w:rFonts w:ascii="Arial" w:hAnsi="Arial" w:cs="Arial"/>
+          <w:lang w:val="es-SV"/>
+        </w:rPr>
+        <w:t xml:space="preserve"> presiona el botón de ingresar</w:t>
+      </w:r>
+    </w:p>
+    <w:p>
+      <w:pPr>
+        <w:rPr>
+          <w:rFonts w:ascii="Arial" w:hAnsi="Arial" w:cs="Arial"/>
+          <w:lang w:val="es-SV"/>
+        </w:rPr>
+      </w:pPr>
+      <w:r>
+        <w:rPr>
+          <w:rFonts w:ascii="Arial" w:hAnsi="Arial" w:cs="Arial"/>
+          <w:b/>
+          <w:lang w:val="es-SV"/>
+        </w:rPr>
+        <w:t>Y</w:t>
+      </w:r>
+      <w:r>
+        <w:rPr>
+          <w:rFonts w:ascii="Arial" w:hAnsi="Arial" w:cs="Arial"/>
+          <w:lang w:val="es-SV"/>
+        </w:rPr>
+        <w:t xml:space="preserve"> el usuario accede correctamente siendo redireccionado a el menú principal</w:t>
+      </w:r>
+    </w:p>
+    <w:p>
+      <w:pPr>
+        <w:rPr>
+          <w:rFonts w:ascii="Arial" w:hAnsi="Arial" w:cs="Arial"/>
+          <w:lang w:val="es-SV"/>
+        </w:rPr>
+      </w:pPr>
+    </w:p>
+    <w:p>
+      <w:pPr>
+        <w:rPr>
+          <w:rFonts w:ascii="Arial" w:hAnsi="Arial" w:cs="Arial"/>
+          <w:lang w:val="es-SV"/>
+        </w:rPr>
+      </w:pPr>
+    </w:p>
+    <w:p>
+      <w:pPr>
+        <w:rPr>
+          <w:rFonts w:ascii="Arial" w:hAnsi="Arial" w:cs="Arial"/>
+          <w:lang w:val="es-SV"/>
+        </w:rPr>
+      </w:pPr>
+      <w:r>
+        <w:rPr>
+          <w:rFonts w:ascii="Arial" w:hAnsi="Arial" w:cs="Arial"/>
+          <w:b/>
+          <w:lang w:val="es-SV"/>
+        </w:rPr>
+        <w:lastRenderedPageBreak/>
+        <w:t>Escenario 2</w:t>
+      </w:r>
+      <w:r>
+        <w:rPr>
+          <w:rFonts w:ascii="Arial" w:hAnsi="Arial" w:cs="Arial"/>
+          <w:lang w:val="es-SV"/>
+        </w:rPr>
+        <w:t>: Subir un documento</w:t>
+      </w:r>
+    </w:p>
+    <w:p>
+      <w:pPr>
+        <w:rPr>
+          <w:rFonts w:ascii="Arial" w:hAnsi="Arial" w:cs="Arial"/>
+          <w:lang w:val="es-SV"/>
+        </w:rPr>
+      </w:pPr>
+      <w:r>
+        <w:rPr>
+          <w:rFonts w:ascii="Arial" w:hAnsi="Arial" w:cs="Arial"/>
+          <w:b/>
+          <w:lang w:val="es-SV"/>
+        </w:rPr>
+        <w:t>Dado que</w:t>
+      </w:r>
+      <w:r>
+        <w:rPr>
+          <w:rFonts w:ascii="Arial" w:hAnsi="Arial" w:cs="Arial"/>
+          <w:lang w:val="es-SV"/>
+        </w:rPr>
+        <w:t xml:space="preserve"> el usuario quiere subir un documento </w:t>
+      </w:r>
+    </w:p>
+    <w:p>
+      <w:pPr>
+        <w:rPr>
+          <w:rFonts w:ascii="Arial" w:hAnsi="Arial" w:cs="Arial"/>
+          <w:lang w:val="es-SV"/>
+        </w:rPr>
+      </w:pPr>
+      <w:r>
+        <w:rPr>
+          <w:rFonts w:ascii="Arial" w:hAnsi="Arial" w:cs="Arial"/>
+          <w:b/>
+          <w:lang w:val="es-SV"/>
+        </w:rPr>
+        <w:t xml:space="preserve">Cuando </w:t>
+      </w:r>
+      <w:r>
+        <w:rPr>
+          <w:rFonts w:ascii="Arial" w:hAnsi="Arial" w:cs="Arial"/>
+          <w:lang w:val="es-SV"/>
+        </w:rPr>
+        <w:t>el usuario ya haya ingresado sesión</w:t>
+      </w:r>
+    </w:p>
+    <w:p>
+      <w:pPr>
+        <w:rPr>
+          <w:rFonts w:ascii="Arial" w:hAnsi="Arial" w:cs="Arial"/>
+          <w:lang w:val="es-SV"/>
+        </w:rPr>
+      </w:pPr>
+      <w:r>
+        <w:rPr>
+          <w:rFonts w:ascii="Arial" w:hAnsi="Arial" w:cs="Arial"/>
+          <w:b/>
+          <w:lang w:val="es-SV"/>
+        </w:rPr>
+        <w:t>Entonces</w:t>
+      </w:r>
+      <w:r>
+        <w:rPr>
+          <w:rFonts w:ascii="Arial" w:hAnsi="Arial" w:cs="Arial"/>
+          <w:lang w:val="es-SV"/>
+        </w:rPr>
+        <w:t xml:space="preserve"> el usuario deberá apretar el botón de subir un nuevo documento en el menú principal</w:t>
+      </w:r>
+    </w:p>
+    <w:p>
+      <w:pPr>
+        <w:rPr>
+          <w:rFonts w:ascii="Arial" w:hAnsi="Arial" w:cs="Arial"/>
+          <w:lang w:val="es-SV"/>
+        </w:rPr>
+      </w:pPr>
+      <w:r>
+        <w:rPr>
+          <w:rFonts w:ascii="Arial" w:hAnsi="Arial" w:cs="Arial"/>
+          <w:b/>
+          <w:lang w:val="es-SV"/>
+        </w:rPr>
+        <w:t>Y</w:t>
+      </w:r>
+      <w:r>
+        <w:rPr>
+          <w:rFonts w:ascii="Arial" w:hAnsi="Arial" w:cs="Arial"/>
+          <w:lang w:val="es-SV"/>
+        </w:rPr>
+        <w:t xml:space="preserve"> llenar toda la información necesaria</w:t>
+      </w:r>
+    </w:p>
+    <w:p>
+      <w:pPr>
+        <w:rPr>
+          <w:rFonts w:ascii="Arial" w:hAnsi="Arial" w:cs="Arial"/>
+          <w:lang w:val="es-SV"/>
+        </w:rPr>
+      </w:pPr>
+      <w:r>
+        <w:rPr>
+          <w:rFonts w:ascii="Arial" w:hAnsi="Arial" w:cs="Arial"/>
+          <w:b/>
+          <w:lang w:val="es-SV"/>
+        </w:rPr>
+        <w:t xml:space="preserve">Y </w:t>
+      </w:r>
+      <w:r>
+        <w:rPr>
+          <w:rFonts w:ascii="Arial" w:hAnsi="Arial" w:cs="Arial"/>
+          <w:lang w:val="es-SV"/>
+        </w:rPr>
+        <w:t xml:space="preserve">anexar el documento </w:t>
+      </w:r>
+    </w:p>
+    <w:p>
+      <w:pPr>
+        <w:rPr>
+          <w:rFonts w:ascii="Arial" w:hAnsi="Arial" w:cs="Arial"/>
+          <w:lang w:val="es-SV"/>
+        </w:rPr>
+      </w:pPr>
+      <w:r>
+        <w:rPr>
+          <w:rFonts w:ascii="Arial" w:hAnsi="Arial" w:cs="Arial"/>
+          <w:b/>
+          <w:lang w:val="es-SV"/>
+        </w:rPr>
+        <w:t>Y</w:t>
+      </w:r>
+      <w:r>
+        <w:rPr>
+          <w:rFonts w:ascii="Arial" w:hAnsi="Arial" w:cs="Arial"/>
+          <w:lang w:val="es-SV"/>
+        </w:rPr>
+        <w:t xml:space="preserve"> apretar el botón de subir</w:t>
+      </w:r>
+    </w:p>
+    <w:p>
+      <w:pPr>
+        <w:rPr>
+          <w:rFonts w:ascii="Arial" w:hAnsi="Arial" w:cs="Arial"/>
+          <w:lang w:val="es-SV"/>
+        </w:rPr>
+      </w:pPr>
+    </w:p>
+    <w:p>
+      <w:pPr>
+        <w:rPr>
+          <w:rFonts w:ascii="Arial" w:hAnsi="Arial" w:cs="Arial"/>
+          <w:lang w:val="es-SV"/>
+        </w:rPr>
+      </w:pPr>
+      <w:r>
+        <w:rPr>
+          <w:rFonts w:ascii="Arial" w:hAnsi="Arial" w:cs="Arial"/>
+          <w:b/>
+          <w:lang w:val="es-SV"/>
+        </w:rPr>
+        <w:t>Escenario 3</w:t>
+      </w:r>
+      <w:r>
+        <w:rPr>
+          <w:rFonts w:ascii="Arial" w:hAnsi="Arial" w:cs="Arial"/>
+          <w:lang w:val="es-SV"/>
+        </w:rPr>
+        <w:t>: Subir una nueva versión de un documento</w:t>
+      </w:r>
+    </w:p>
+    <w:p>
+      <w:pPr>
+        <w:rPr>
+          <w:rFonts w:ascii="Arial" w:hAnsi="Arial" w:cs="Arial"/>
+          <w:lang w:val="es-SV"/>
+        </w:rPr>
+      </w:pPr>
+      <w:r>
+        <w:rPr>
+          <w:rFonts w:ascii="Arial" w:hAnsi="Arial" w:cs="Arial"/>
+          <w:b/>
+          <w:lang w:val="es-SV"/>
+        </w:rPr>
+        <w:t>Dado que</w:t>
+      </w:r>
+      <w:r>
+        <w:rPr>
+          <w:rFonts w:ascii="Arial" w:hAnsi="Arial" w:cs="Arial"/>
+          <w:lang w:val="es-SV"/>
+        </w:rPr>
+        <w:t xml:space="preserve"> el usuario quiere subir una nueva versión de un documento </w:t>
+      </w:r>
+    </w:p>
+    <w:p>
+      <w:pPr>
+        <w:rPr>
+          <w:rFonts w:ascii="Arial" w:hAnsi="Arial" w:cs="Arial"/>
+          <w:lang w:val="es-SV"/>
+        </w:rPr>
+      </w:pPr>
+      <w:r>
+        <w:rPr>
+          <w:rFonts w:ascii="Arial" w:hAnsi="Arial" w:cs="Arial"/>
+          <w:b/>
+          <w:lang w:val="es-SV"/>
+        </w:rPr>
+        <w:t xml:space="preserve">Cuando </w:t>
+      </w:r>
+      <w:r>
+        <w:rPr>
+          <w:rFonts w:ascii="Arial" w:hAnsi="Arial" w:cs="Arial"/>
+          <w:lang w:val="es-SV"/>
+        </w:rPr>
+        <w:t>el usuario ya haya ingresado sesión</w:t>
+      </w:r>
+    </w:p>
+    <w:p>
+      <w:pPr>
+        <w:rPr>
+          <w:rFonts w:ascii="Arial" w:hAnsi="Arial" w:cs="Arial"/>
+          <w:lang w:val="es-SV"/>
+        </w:rPr>
+      </w:pPr>
+      <w:r>
+        <w:rPr>
+          <w:rFonts w:ascii="Arial" w:hAnsi="Arial" w:cs="Arial"/>
+          <w:b/>
+          <w:lang w:val="es-SV"/>
+        </w:rPr>
+        <w:t>Y</w:t>
+      </w:r>
+      <w:r>
+        <w:rPr>
+          <w:rFonts w:ascii="Arial" w:hAnsi="Arial" w:cs="Arial"/>
+          <w:lang w:val="es-SV"/>
+        </w:rPr>
+        <w:t xml:space="preserve"> exista un documento previamente subido y aprobado</w:t>
+      </w:r>
+    </w:p>
+    <w:p>
+      <w:pPr>
+        <w:rPr>
+          <w:rFonts w:ascii="Arial" w:hAnsi="Arial" w:cs="Arial"/>
+          <w:lang w:val="es-SV"/>
+        </w:rPr>
+      </w:pPr>
+      <w:r>
+        <w:rPr>
+          <w:rFonts w:ascii="Arial" w:hAnsi="Arial" w:cs="Arial"/>
+          <w:b/>
+          <w:lang w:val="es-SV"/>
+        </w:rPr>
+        <w:t>Entonces</w:t>
+      </w:r>
+      <w:r>
+        <w:rPr>
+          <w:rFonts w:ascii="Arial" w:hAnsi="Arial" w:cs="Arial"/>
+          <w:lang w:val="es-SV"/>
+        </w:rPr>
+        <w:t xml:space="preserve"> el usuario deberá apretar el botón de subir una nueva versión de un documento en el menú principal</w:t>
+      </w:r>
+    </w:p>
+    <w:p>
+      <w:pPr>
+        <w:rPr>
+          <w:rFonts w:ascii="Arial" w:hAnsi="Arial" w:cs="Arial"/>
+          <w:lang w:val="es-SV"/>
+        </w:rPr>
+      </w:pPr>
+      <w:r>
+        <w:rPr>
+          <w:rFonts w:ascii="Arial" w:hAnsi="Arial" w:cs="Arial"/>
+          <w:b/>
+          <w:lang w:val="es-SV"/>
+        </w:rPr>
+        <w:t xml:space="preserve">Y </w:t>
+      </w:r>
+      <w:r>
+        <w:rPr>
+          <w:rFonts w:ascii="Arial" w:hAnsi="Arial" w:cs="Arial"/>
+          <w:lang w:val="es-SV"/>
+        </w:rPr>
+        <w:t>seleccionar el documento al cual se le va a subir la nueva versión</w:t>
+      </w:r>
+    </w:p>
+    <w:p>
+      <w:pPr>
+        <w:rPr>
+          <w:rFonts w:ascii="Arial" w:hAnsi="Arial" w:cs="Arial"/>
+          <w:lang w:val="es-SV"/>
+        </w:rPr>
+      </w:pPr>
+      <w:r>
+        <w:rPr>
+          <w:rFonts w:ascii="Arial" w:hAnsi="Arial" w:cs="Arial"/>
+          <w:b/>
+          <w:lang w:val="es-SV"/>
+        </w:rPr>
+        <w:t>Y</w:t>
+      </w:r>
+      <w:r>
+        <w:rPr>
+          <w:rFonts w:ascii="Arial" w:hAnsi="Arial" w:cs="Arial"/>
+          <w:lang w:val="es-SV"/>
+        </w:rPr>
+        <w:t xml:space="preserve"> llenar toda la información necesaria</w:t>
+      </w:r>
+    </w:p>
+    <w:p>
+      <w:pPr>
+        <w:rPr>
+          <w:rFonts w:ascii="Arial" w:hAnsi="Arial" w:cs="Arial"/>
+          <w:lang w:val="es-SV"/>
+        </w:rPr>
+      </w:pPr>
+      <w:r>
+        <w:rPr>
+          <w:rFonts w:ascii="Arial" w:hAnsi="Arial" w:cs="Arial"/>
+          <w:b/>
+          <w:lang w:val="es-SV"/>
+        </w:rPr>
+        <w:t xml:space="preserve">Y </w:t>
+      </w:r>
+      <w:r>
+        <w:rPr>
+          <w:rFonts w:ascii="Arial" w:hAnsi="Arial" w:cs="Arial"/>
+          <w:lang w:val="es-SV"/>
+        </w:rPr>
+        <w:t xml:space="preserve">anexar la nueva versión del documento </w:t>
+      </w:r>
+    </w:p>
+    <w:p>
+      <w:pPr>
+        <w:rPr>
+          <w:rFonts w:ascii="Arial" w:hAnsi="Arial" w:cs="Arial"/>
+          <w:lang w:val="es-SV"/>
+        </w:rPr>
+      </w:pPr>
+      <w:r>
+        <w:rPr>
+          <w:rFonts w:ascii="Arial" w:hAnsi="Arial" w:cs="Arial"/>
+          <w:b/>
+          <w:lang w:val="es-SV"/>
+        </w:rPr>
+        <w:t>Y</w:t>
+      </w:r>
+      <w:r>
+        <w:rPr>
+          <w:rFonts w:ascii="Arial" w:hAnsi="Arial" w:cs="Arial"/>
+          <w:lang w:val="es-SV"/>
+        </w:rPr>
+        <w:t xml:space="preserve"> apretar el botón de subir</w:t>
+      </w:r>
+    </w:p>
+    <w:p>
+      <w:pPr>
+        <w:rPr>
+          <w:rFonts w:ascii="Arial" w:hAnsi="Arial" w:cs="Arial"/>
+          <w:lang w:val="es-SV"/>
+        </w:rPr>
+      </w:pPr>
+    </w:p>
+    <w:p>
+      <w:pPr>
+        <w:rPr>
+          <w:rFonts w:ascii="Arial" w:hAnsi="Arial" w:cs="Arial"/>
+          <w:lang w:val="es-SV"/>
+        </w:rPr>
+      </w:pPr>
+      <w:r>
+        <w:rPr>
+          <w:rFonts w:ascii="Arial" w:hAnsi="Arial" w:cs="Arial"/>
+          <w:b/>
+          <w:lang w:val="es-SV"/>
+        </w:rPr>
+        <w:t>Escenario 4</w:t>
+      </w:r>
+      <w:r>
+        <w:rPr>
+          <w:rFonts w:ascii="Arial" w:hAnsi="Arial" w:cs="Arial"/>
+          <w:lang w:val="es-SV"/>
+        </w:rPr>
+        <w:t>: Aprobar o rechazar un documento</w:t>
+      </w:r>
+    </w:p>
+    <w:p>
+      <w:pPr>
+        <w:rPr>
+          <w:rFonts w:ascii="Arial" w:hAnsi="Arial" w:cs="Arial"/>
+          <w:lang w:val="es-SV"/>
+        </w:rPr>
+      </w:pPr>
+      <w:r>
+        <w:rPr>
+          <w:rFonts w:ascii="Arial" w:hAnsi="Arial" w:cs="Arial"/>
+          <w:b/>
+          <w:lang w:val="es-SV"/>
+        </w:rPr>
+        <w:t>Dado que</w:t>
+      </w:r>
+      <w:r>
+        <w:rPr>
+          <w:rFonts w:ascii="Arial" w:hAnsi="Arial" w:cs="Arial"/>
+          <w:lang w:val="es-SV"/>
+        </w:rPr>
+        <w:t xml:space="preserve"> el usuario quiere aprobar o rechazar un documento pendiente</w:t>
+      </w:r>
+    </w:p>
+    <w:p>
+      <w:pPr>
+        <w:rPr>
+          <w:rFonts w:ascii="Arial" w:hAnsi="Arial" w:cs="Arial"/>
+          <w:lang w:val="es-SV"/>
+        </w:rPr>
+      </w:pPr>
+      <w:r>
+        <w:rPr>
+          <w:rFonts w:ascii="Arial" w:hAnsi="Arial" w:cs="Arial"/>
+          <w:b/>
+          <w:lang w:val="es-SV"/>
+        </w:rPr>
+        <w:t xml:space="preserve">Cuando </w:t>
+      </w:r>
+      <w:r>
+        <w:rPr>
+          <w:rFonts w:ascii="Arial" w:hAnsi="Arial" w:cs="Arial"/>
+          <w:lang w:val="es-SV"/>
+        </w:rPr>
+        <w:t>el usuario ya haya ingresado sesión</w:t>
+      </w:r>
+    </w:p>
+    <w:p>
+      <w:pPr>
+        <w:rPr>
+          <w:rFonts w:ascii="Arial" w:hAnsi="Arial" w:cs="Arial"/>
+          <w:lang w:val="es-SV"/>
+        </w:rPr>
+      </w:pPr>
+      <w:r>
+        <w:rPr>
+          <w:rFonts w:ascii="Arial" w:hAnsi="Arial" w:cs="Arial"/>
+          <w:b/>
+          <w:lang w:val="es-SV"/>
+        </w:rPr>
+        <w:t xml:space="preserve">Y </w:t>
+      </w:r>
+      <w:r>
+        <w:rPr>
+          <w:rFonts w:ascii="Arial" w:hAnsi="Arial" w:cs="Arial"/>
+          <w:lang w:val="es-SV"/>
+        </w:rPr>
+        <w:t>el usuario tenga el rol de administrador o jefe</w:t>
+      </w:r>
+    </w:p>
+    <w:p>
+      <w:pPr>
+        <w:rPr>
+          <w:rFonts w:ascii="Arial" w:hAnsi="Arial" w:cs="Arial"/>
+          <w:lang w:val="es-SV"/>
+        </w:rPr>
+      </w:pPr>
+      <w:r>
+        <w:rPr>
+          <w:rFonts w:ascii="Arial" w:hAnsi="Arial" w:cs="Arial"/>
+          <w:b/>
+          <w:lang w:val="es-SV"/>
+        </w:rPr>
+        <w:t>Y</w:t>
+      </w:r>
+      <w:r>
+        <w:rPr>
+          <w:rFonts w:ascii="Arial" w:hAnsi="Arial" w:cs="Arial"/>
+          <w:lang w:val="es-SV"/>
+        </w:rPr>
+        <w:t xml:space="preserve"> exista un documento previamente subido que este pendiente</w:t>
+      </w:r>
+    </w:p>
+    <w:p>
+      <w:pPr>
+        <w:rPr>
+          <w:rFonts w:ascii="Arial" w:hAnsi="Arial" w:cs="Arial"/>
+          <w:lang w:val="es-SV"/>
+        </w:rPr>
+      </w:pPr>
+      <w:r>
+        <w:rPr>
+          <w:rFonts w:ascii="Arial" w:hAnsi="Arial" w:cs="Arial"/>
+          <w:b/>
+          <w:lang w:val="es-SV"/>
+        </w:rPr>
+        <w:t>Entonces</w:t>
+      </w:r>
+      <w:r>
+        <w:rPr>
+          <w:rFonts w:ascii="Arial" w:hAnsi="Arial" w:cs="Arial"/>
+          <w:lang w:val="es-SV"/>
+        </w:rPr>
+        <w:t xml:space="preserve"> el usuario deberá apretar el botón de ver documentos en el menú principal</w:t>
+      </w:r>
+    </w:p>
+    <w:p>
+      <w:pPr>
+        <w:rPr>
+          <w:rFonts w:ascii="Arial" w:hAnsi="Arial" w:cs="Arial"/>
+          <w:lang w:val="es-SV"/>
+        </w:rPr>
+      </w:pPr>
+      <w:r>
+        <w:rPr>
+          <w:rFonts w:ascii="Arial" w:hAnsi="Arial" w:cs="Arial"/>
+          <w:b/>
+          <w:lang w:val="es-SV"/>
+        </w:rPr>
+        <w:t xml:space="preserve">Y </w:t>
+      </w:r>
+      <w:r>
+        <w:rPr>
+          <w:rFonts w:ascii="Arial" w:hAnsi="Arial" w:cs="Arial"/>
+          <w:lang w:val="es-SV"/>
+        </w:rPr>
+        <w:t>seleccionar el documento al cual se va a aprobar o rechazar</w:t>
+      </w:r>
+    </w:p>
+    <w:p>
+      <w:pPr>
+        <w:rPr>
+          <w:rFonts w:ascii="Arial" w:hAnsi="Arial" w:cs="Arial"/>
+          <w:lang w:val="es-SV"/>
+        </w:rPr>
+      </w:pPr>
+      <w:r>
+        <w:rPr>
+          <w:rFonts w:ascii="Arial" w:hAnsi="Arial" w:cs="Arial"/>
+          <w:b/>
+          <w:lang w:val="es-SV"/>
+        </w:rPr>
+        <w:t xml:space="preserve">Y </w:t>
+      </w:r>
+      <w:r>
+        <w:rPr>
+          <w:rFonts w:ascii="Arial" w:hAnsi="Arial" w:cs="Arial"/>
+          <w:lang w:val="es-SV"/>
+        </w:rPr>
+        <w:t>revisar el documento minuciosamente</w:t>
+      </w:r>
+    </w:p>
+    <w:p>
+      <w:pPr>
+        <w:rPr>
+          <w:rFonts w:ascii="Arial" w:hAnsi="Arial" w:cs="Arial"/>
+          <w:lang w:val="es-SV"/>
+        </w:rPr>
+      </w:pPr>
+      <w:r>
+        <w:rPr>
+          <w:rFonts w:ascii="Arial" w:hAnsi="Arial" w:cs="Arial"/>
+          <w:b/>
+          <w:lang w:val="es-SV"/>
+        </w:rPr>
+        <w:lastRenderedPageBreak/>
+        <w:t>Y</w:t>
+      </w:r>
+      <w:r>
+        <w:rPr>
+          <w:rFonts w:ascii="Arial" w:hAnsi="Arial" w:cs="Arial"/>
+          <w:lang w:val="es-SV"/>
+        </w:rPr>
+        <w:t xml:space="preserve"> apretar el botón de aprobar o rechazar dependiendo del caso</w:t>
+      </w:r>
+    </w:p>
+    <w:p>
+      <w:pPr>
+        <w:rPr>
+          <w:rFonts w:ascii="Arial" w:hAnsi="Arial" w:cs="Arial"/>
+          <w:lang w:val="es-SV"/>
+        </w:rPr>
+      </w:pPr>
+    </w:p>
+    <w:p>
+      <w:pPr>
+        <w:rPr>
+          <w:rFonts w:ascii="Arial" w:hAnsi="Arial" w:cs="Arial"/>
+          <w:lang w:val="es-SV"/>
+        </w:rPr>
+      </w:pPr>
+      <w:r>
+        <w:rPr>
+          <w:rFonts w:ascii="Arial" w:hAnsi="Arial" w:cs="Arial"/>
+          <w:b/>
+          <w:lang w:val="es-SV"/>
+        </w:rPr>
+        <w:t>Escenario 5</w:t>
+      </w:r>
+      <w:r>
+        <w:rPr>
+          <w:rFonts w:ascii="Arial" w:hAnsi="Arial" w:cs="Arial"/>
+          <w:lang w:val="es-SV"/>
+        </w:rPr>
+        <w:t>: Creación de un nuevo usuario</w:t>
+      </w:r>
+    </w:p>
+    <w:p>
+      <w:pPr>
+        <w:rPr>
+          <w:rFonts w:ascii="Arial" w:hAnsi="Arial" w:cs="Arial"/>
+          <w:lang w:val="es-SV"/>
+        </w:rPr>
+      </w:pPr>
+      <w:r>
+        <w:rPr>
+          <w:rFonts w:ascii="Arial" w:hAnsi="Arial" w:cs="Arial"/>
+          <w:b/>
+          <w:lang w:val="es-SV"/>
+        </w:rPr>
+        <w:t>Dado que</w:t>
+      </w:r>
+      <w:r>
+        <w:rPr>
+          <w:rFonts w:ascii="Arial" w:hAnsi="Arial" w:cs="Arial"/>
+          <w:lang w:val="es-SV"/>
+        </w:rPr>
+        <w:t xml:space="preserve"> el usuario quiere crear un nuevo usuario para el portal</w:t>
+      </w:r>
+    </w:p>
+    <w:p>
+      <w:pPr>
+        <w:rPr>
+          <w:rFonts w:ascii="Arial" w:hAnsi="Arial" w:cs="Arial"/>
+          <w:lang w:val="es-SV"/>
+        </w:rPr>
+      </w:pPr>
+      <w:r>
+        <w:rPr>
+          <w:rFonts w:ascii="Arial" w:hAnsi="Arial" w:cs="Arial"/>
+          <w:b/>
+          <w:lang w:val="es-SV"/>
+        </w:rPr>
+        <w:t xml:space="preserve">Cuando </w:t>
+      </w:r>
+      <w:r>
+        <w:rPr>
+          <w:rFonts w:ascii="Arial" w:hAnsi="Arial" w:cs="Arial"/>
+          <w:lang w:val="es-SV"/>
+        </w:rPr>
+        <w:t>el usuario ya haya ingresado sesión</w:t>
+      </w:r>
+    </w:p>
+    <w:p>
+      <w:pPr>
+        <w:rPr>
+          <w:rFonts w:ascii="Arial" w:hAnsi="Arial" w:cs="Arial"/>
+          <w:lang w:val="es-SV"/>
+        </w:rPr>
+      </w:pPr>
+      <w:r>
+        <w:rPr>
+          <w:rFonts w:ascii="Arial" w:hAnsi="Arial" w:cs="Arial"/>
+          <w:b/>
+          <w:lang w:val="es-SV"/>
+        </w:rPr>
+        <w:t xml:space="preserve">Y </w:t>
+      </w:r>
+      <w:r>
+        <w:rPr>
+          <w:rFonts w:ascii="Arial" w:hAnsi="Arial" w:cs="Arial"/>
+          <w:lang w:val="es-SV"/>
+        </w:rPr>
+        <w:t>el usuario tenga el rol de administrador</w:t>
+      </w:r>
+    </w:p>
+    <w:p>
+      <w:pPr>
+        <w:rPr>
+          <w:rFonts w:ascii="Arial" w:hAnsi="Arial" w:cs="Arial"/>
+          <w:lang w:val="es-SV"/>
+        </w:rPr>
+      </w:pPr>
+      <w:r>
+        <w:rPr>
+          <w:rFonts w:ascii="Arial" w:hAnsi="Arial" w:cs="Arial"/>
+          <w:b/>
+          <w:lang w:val="es-SV"/>
+        </w:rPr>
+        <w:t>Entonces</w:t>
+      </w:r>
+      <w:r>
+        <w:rPr>
+          <w:rFonts w:ascii="Arial" w:hAnsi="Arial" w:cs="Arial"/>
+          <w:lang w:val="es-SV"/>
+        </w:rPr>
+        <w:t xml:space="preserve"> el usuario deberá apretar el botón de crear nuevo usuario en el menú principal</w:t>
+      </w:r>
+    </w:p>
+    <w:p>
+      <w:pPr>
+        <w:rPr>
+          <w:rFonts w:ascii="Arial" w:hAnsi="Arial" w:cs="Arial"/>
+          <w:lang w:val="es-SV"/>
+        </w:rPr>
+      </w:pPr>
+      <w:r>
+        <w:rPr>
+          <w:rFonts w:ascii="Arial" w:hAnsi="Arial" w:cs="Arial"/>
+          <w:b/>
+          <w:lang w:val="es-SV"/>
+        </w:rPr>
+        <w:t xml:space="preserve">Y </w:t>
+      </w:r>
+      <w:r>
+        <w:rPr>
+          <w:rFonts w:ascii="Arial" w:hAnsi="Arial" w:cs="Arial"/>
+          <w:lang w:val="es-SV"/>
+        </w:rPr>
+        <w:t>llenar toda la información necesaria</w:t>
+      </w:r>
+    </w:p>
+    <w:p>
+      <w:pPr>
+        <w:rPr>
+          <w:rFonts w:ascii="Arial" w:hAnsi="Arial" w:cs="Arial"/>
+          <w:lang w:val="es-SV"/>
+        </w:rPr>
+      </w:pPr>
+      <w:r>
+        <w:rPr>
+          <w:rFonts w:ascii="Arial" w:hAnsi="Arial" w:cs="Arial"/>
+          <w:b/>
+          <w:lang w:val="es-SV"/>
+        </w:rPr>
+        <w:t xml:space="preserve">Y </w:t>
+      </w:r>
+      <w:r>
+        <w:rPr>
+          <w:rFonts w:ascii="Arial" w:hAnsi="Arial" w:cs="Arial"/>
+          <w:lang w:val="es-SV"/>
+        </w:rPr>
+        <w:t>elegir el rol del nuevo usuario</w:t>
+      </w:r>
+    </w:p>
+    <w:p>
+      <w:pPr>
+        <w:rPr>
+          <w:rFonts w:ascii="Arial" w:hAnsi="Arial" w:cs="Arial"/>
+          <w:lang w:val="es-SV"/>
+        </w:rPr>
+      </w:pPr>
+      <w:r>
+        <w:rPr>
+          <w:rFonts w:ascii="Arial" w:hAnsi="Arial" w:cs="Arial"/>
+          <w:b/>
+          <w:lang w:val="es-SV"/>
+        </w:rPr>
+        <w:t>Y</w:t>
+      </w:r>
+      <w:r>
+        <w:rPr>
+          <w:rFonts w:ascii="Arial" w:hAnsi="Arial" w:cs="Arial"/>
+          <w:lang w:val="es-SV"/>
+        </w:rPr>
+        <w:t xml:space="preserve"> apretar el botón de crear usuario</w:t>
+      </w:r>
+    </w:p>
+    <w:p>
+      <w:pPr>
+        <w:rPr>
+          <w:rFonts w:ascii="Arial" w:hAnsi="Arial" w:cs="Arial"/>
+          <w:lang w:val="es-SV"/>
+        </w:rPr>
+      </w:pPr>
+    </w:p>
+    <w:p>
+      <w:pPr>
+        <w:rPr>
+          <w:rFonts w:ascii="Arial" w:hAnsi="Arial" w:cs="Arial"/>
+          <w:lang w:val="es-SV"/>
+        </w:rPr>
+      </w:pPr>
+      <w:r>
+        <w:rPr>
+          <w:rFonts w:ascii="Arial" w:hAnsi="Arial" w:cs="Arial"/>
+          <w:b/>
+          <w:lang w:val="es-SV"/>
+        </w:rPr>
+        <w:t>Escenario 6</w:t>
+      </w:r>
+      <w:r>
+        <w:rPr>
+          <w:rFonts w:ascii="Arial" w:hAnsi="Arial" w:cs="Arial"/>
+          <w:lang w:val="es-SV"/>
+        </w:rPr>
+        <w:t>: Ver un documento</w:t>
+      </w:r>
+    </w:p>
+    <w:p>
+      <w:pPr>
+        <w:rPr>
+          <w:rFonts w:ascii="Arial" w:hAnsi="Arial" w:cs="Arial"/>
+          <w:lang w:val="es-SV"/>
+        </w:rPr>
+      </w:pPr>
+      <w:r>
+        <w:rPr>
+          <w:rFonts w:ascii="Arial" w:hAnsi="Arial" w:cs="Arial"/>
+          <w:b/>
+          <w:lang w:val="es-SV"/>
+        </w:rPr>
+        <w:t>Dado que</w:t>
+      </w:r>
+      <w:r>
+        <w:rPr>
+          <w:rFonts w:ascii="Arial" w:hAnsi="Arial" w:cs="Arial"/>
+          <w:lang w:val="es-SV"/>
+        </w:rPr>
+        <w:t xml:space="preserve"> el usuario quiere ver un documento</w:t>
+      </w:r>
+    </w:p>
+    <w:p>
+      <w:pPr>
+        <w:rPr>
+          <w:rFonts w:ascii="Arial" w:hAnsi="Arial" w:cs="Arial"/>
+          <w:lang w:val="es-SV"/>
+        </w:rPr>
+      </w:pPr>
+      <w:r>
+        <w:rPr>
+          <w:rFonts w:ascii="Arial" w:hAnsi="Arial" w:cs="Arial"/>
+          <w:b/>
+          <w:lang w:val="es-SV"/>
+        </w:rPr>
+        <w:t xml:space="preserve">Cuando </w:t>
+      </w:r>
+      <w:r>
+        <w:rPr>
+          <w:rFonts w:ascii="Arial" w:hAnsi="Arial" w:cs="Arial"/>
+          <w:lang w:val="es-SV"/>
+        </w:rPr>
+        <w:t>el usuario ya haya ingresado sesión</w:t>
+      </w:r>
+    </w:p>
+    <w:p>
+      <w:pPr>
+        <w:rPr>
+          <w:rFonts w:ascii="Arial" w:hAnsi="Arial" w:cs="Arial"/>
+          <w:lang w:val="es-SV"/>
+        </w:rPr>
+      </w:pPr>
+      <w:r>
+        <w:rPr>
+          <w:rFonts w:ascii="Arial" w:hAnsi="Arial" w:cs="Arial"/>
+          <w:b/>
+          <w:lang w:val="es-SV"/>
+        </w:rPr>
+        <w:t>Entonces</w:t>
+      </w:r>
+      <w:r>
+        <w:rPr>
+          <w:rFonts w:ascii="Arial" w:hAnsi="Arial" w:cs="Arial"/>
+          <w:lang w:val="es-SV"/>
+        </w:rPr>
+        <w:t xml:space="preserve"> el usuario deberá apretar el botón de ver documentos en el menú principal</w:t>
+      </w:r>
+    </w:p>
+    <w:p>
+      <w:pPr>
+        <w:rPr>
+          <w:rFonts w:ascii="Arial" w:hAnsi="Arial" w:cs="Arial"/>
+          <w:lang w:val="es-SV"/>
+        </w:rPr>
+      </w:pPr>
+      <w:r>
+        <w:rPr>
+          <w:rFonts w:ascii="Arial" w:hAnsi="Arial" w:cs="Arial"/>
+          <w:b/>
+          <w:lang w:val="es-SV"/>
+        </w:rPr>
+        <w:t xml:space="preserve">Y </w:t>
+      </w:r>
+      <w:r>
+        <w:rPr>
+          <w:rFonts w:ascii="Arial" w:hAnsi="Arial" w:cs="Arial"/>
+          <w:lang w:val="es-SV"/>
+        </w:rPr>
+        <w:t>elegir el documento que desee ver</w:t>
+      </w:r>
+    </w:p>
+    <w:p>
+      <w:pPr>
+        <w:rPr>
+          <w:rFonts w:ascii="Arial" w:hAnsi="Arial" w:cs="Arial"/>
+          <w:lang w:val="es-SV"/>
+        </w:rPr>
+      </w:pPr>
+      <w:r>
+        <w:rPr>
+          <w:rFonts w:ascii="Arial" w:hAnsi="Arial" w:cs="Arial"/>
+          <w:b/>
+          <w:lang w:val="es-SV"/>
+        </w:rPr>
+        <w:t xml:space="preserve">Y </w:t>
+      </w:r>
+      <w:r>
+        <w:rPr>
+          <w:rFonts w:ascii="Arial" w:hAnsi="Arial" w:cs="Arial"/>
+          <w:lang w:val="es-SV"/>
+        </w:rPr>
+        <w:t>apretar el botón de abrir archivo</w:t>
+      </w:r>
+    </w:p>
+    <w:p>
+      <w:pPr>
+        <w:rPr>
+          <w:rFonts w:ascii="Arial" w:hAnsi="Arial" w:cs="Arial"/>
+          <w:lang w:val="es-SV"/>
+        </w:rPr>
+      </w:pPr>
+    </w:p>
+    <w:p>
+      <w:pPr>
+        <w:rPr>
+          <w:rFonts w:ascii="Arial" w:hAnsi="Arial" w:cs="Arial"/>
+          <w:lang w:val="es-SV"/>
+        </w:rPr>
+      </w:pPr>
+      <w:r>
+        <w:rPr>
+          <w:rFonts w:ascii="Arial" w:hAnsi="Arial" w:cs="Arial"/>
+          <w:b/>
+          <w:lang w:val="es-SV"/>
+        </w:rPr>
+        <w:t>Escenario 7</w:t>
+      </w:r>
+      <w:r>
+        <w:rPr>
+          <w:rFonts w:ascii="Arial" w:hAnsi="Arial" w:cs="Arial"/>
+          <w:lang w:val="es-SV"/>
+        </w:rPr>
+        <w:t>: Ver una versión especifica de un documento</w:t>
+      </w:r>
+    </w:p>
+    <w:p>
+      <w:pPr>
+        <w:rPr>
+          <w:rFonts w:ascii="Arial" w:hAnsi="Arial" w:cs="Arial"/>
+          <w:lang w:val="es-SV"/>
+        </w:rPr>
+      </w:pPr>
+      <w:r>
+        <w:rPr>
+          <w:rFonts w:ascii="Arial" w:hAnsi="Arial" w:cs="Arial"/>
+          <w:b/>
+          <w:lang w:val="es-SV"/>
+        </w:rPr>
+        <w:t>Dado que</w:t>
+      </w:r>
+      <w:r>
+        <w:rPr>
+          <w:rFonts w:ascii="Arial" w:hAnsi="Arial" w:cs="Arial"/>
+          <w:lang w:val="es-SV"/>
+        </w:rPr>
+        <w:t xml:space="preserve"> el usuario quiere ver una versión especifica de un documento</w:t>
+      </w:r>
+    </w:p>
+    <w:p>
+      <w:pPr>
+        <w:rPr>
+          <w:rFonts w:ascii="Arial" w:hAnsi="Arial" w:cs="Arial"/>
+          <w:lang w:val="es-SV"/>
+        </w:rPr>
+      </w:pPr>
+      <w:r>
+        <w:rPr>
+          <w:rFonts w:ascii="Arial" w:hAnsi="Arial" w:cs="Arial"/>
+          <w:b/>
+          <w:lang w:val="es-SV"/>
+        </w:rPr>
+        <w:t xml:space="preserve">Cuando </w:t>
+      </w:r>
+      <w:r>
+        <w:rPr>
+          <w:rFonts w:ascii="Arial" w:hAnsi="Arial" w:cs="Arial"/>
+          <w:lang w:val="es-SV"/>
+        </w:rPr>
+        <w:t>el usuario ya haya ingresado sesión</w:t>
+      </w:r>
+    </w:p>
+    <w:p>
+      <w:pPr>
+        <w:rPr>
+          <w:rFonts w:ascii="Arial" w:hAnsi="Arial" w:cs="Arial"/>
+          <w:lang w:val="es-SV"/>
+        </w:rPr>
+      </w:pPr>
+      <w:r>
+        <w:rPr>
+          <w:rFonts w:ascii="Arial" w:hAnsi="Arial" w:cs="Arial"/>
+          <w:b/>
+          <w:lang w:val="es-SV"/>
+        </w:rPr>
+        <w:t>Entonces</w:t>
+      </w:r>
+      <w:r>
+        <w:rPr>
+          <w:rFonts w:ascii="Arial" w:hAnsi="Arial" w:cs="Arial"/>
+          <w:lang w:val="es-SV"/>
+        </w:rPr>
+        <w:t xml:space="preserve"> el usuario deberá apretar el botón de ver documentos en el menú principal</w:t>
+      </w:r>
+    </w:p>
+    <w:p>
+      <w:pPr>
+        <w:rPr>
+          <w:rFonts w:ascii="Arial" w:hAnsi="Arial" w:cs="Arial"/>
+          <w:lang w:val="es-SV"/>
+        </w:rPr>
+      </w:pPr>
+      <w:r>
+        <w:rPr>
+          <w:rFonts w:ascii="Arial" w:hAnsi="Arial" w:cs="Arial"/>
+          <w:b/>
+          <w:lang w:val="es-SV"/>
+        </w:rPr>
+        <w:t xml:space="preserve">Y </w:t>
+      </w:r>
+      <w:r>
+        <w:rPr>
+          <w:rFonts w:ascii="Arial" w:hAnsi="Arial" w:cs="Arial"/>
+          <w:lang w:val="es-SV"/>
+        </w:rPr>
+        <w:t>elegir el documento que desee ver</w:t>
+      </w:r>
+    </w:p>
+    <w:p>
+      <w:pPr>
+        <w:rPr>
+          <w:rFonts w:ascii="Arial" w:hAnsi="Arial" w:cs="Arial"/>
+          <w:lang w:val="es-SV"/>
+        </w:rPr>
+      </w:pPr>
+      <w:r>
+        <w:rPr>
+          <w:rFonts w:ascii="Arial" w:hAnsi="Arial" w:cs="Arial"/>
+          <w:b/>
+          <w:lang w:val="es-SV"/>
+        </w:rPr>
+        <w:t xml:space="preserve">Y </w:t>
+      </w:r>
+      <w:r>
+        <w:rPr>
+          <w:rFonts w:ascii="Arial" w:hAnsi="Arial" w:cs="Arial"/>
+          <w:lang w:val="es-SV"/>
+        </w:rPr>
+        <w:t>elegir la versión que desee ver en el menú</w:t>
+      </w:r>
+    </w:p>
+    <w:p>
+      <w:pPr>
+        <w:rPr>
+          <w:rFonts w:ascii="Arial" w:hAnsi="Arial" w:cs="Arial"/>
+          <w:lang w:val="es-SV"/>
+        </w:rPr>
+      </w:pPr>
+      <w:r>
+        <w:rPr>
+          <w:rFonts w:ascii="Arial" w:hAnsi="Arial" w:cs="Arial"/>
+          <w:b/>
+          <w:lang w:val="es-SV"/>
+        </w:rPr>
+        <w:t xml:space="preserve">Y </w:t>
+      </w:r>
+      <w:r>
+        <w:rPr>
+          <w:rFonts w:ascii="Arial" w:hAnsi="Arial" w:cs="Arial"/>
+          <w:lang w:val="es-SV"/>
+        </w:rPr>
+        <w:t>apretar el botón de abrir archivo</w:t>
+      </w:r>
+    </w:p>
+    <w:p>
+      <w:pPr>
+        <w:rPr>
+          <w:rFonts w:ascii="Arial" w:hAnsi="Arial" w:cs="Arial"/>
+          <w:lang w:val="es-SV"/>
+        </w:rPr>
+      </w:pPr>
+    </w:p>
+    <w:p>
+      <w:pPr>
+        <w:rPr>
+          <w:rFonts w:ascii="Arial" w:hAnsi="Arial" w:cs="Arial"/>
+          <w:lang w:val="es-SV"/>
+        </w:rPr>
+      </w:pPr>
+      <w:r>
+        <w:rPr>
+          <w:rFonts w:ascii="Arial" w:hAnsi="Arial" w:cs="Arial"/>
+          <w:b/>
+          <w:lang w:val="es-SV"/>
+        </w:rPr>
+        <w:lastRenderedPageBreak/>
+        <w:t>Escenario 8</w:t>
+      </w:r>
+      <w:r>
+        <w:rPr>
+          <w:rFonts w:ascii="Arial" w:hAnsi="Arial" w:cs="Arial"/>
+          <w:lang w:val="es-SV"/>
+        </w:rPr>
+        <w:t>: Dejar un comentario</w:t>
+      </w:r>
+    </w:p>
+    <w:p>
+      <w:pPr>
+        <w:rPr>
+          <w:rFonts w:ascii="Arial" w:hAnsi="Arial" w:cs="Arial"/>
+          <w:lang w:val="es-SV"/>
+        </w:rPr>
+      </w:pPr>
+      <w:r>
+        <w:rPr>
+          <w:rFonts w:ascii="Arial" w:hAnsi="Arial" w:cs="Arial"/>
+          <w:b/>
+          <w:lang w:val="es-SV"/>
+        </w:rPr>
+        <w:t>Dado que</w:t>
+      </w:r>
+      <w:r>
+        <w:rPr>
+          <w:rFonts w:ascii="Arial" w:hAnsi="Arial" w:cs="Arial"/>
+          <w:lang w:val="es-SV"/>
+        </w:rPr>
+        <w:t xml:space="preserve"> el usuario desea dejar un comentario en un documento especifico</w:t>
+      </w:r>
+    </w:p>
+    <w:p>
+      <w:pPr>
+        <w:rPr>
+          <w:rFonts w:ascii="Arial" w:hAnsi="Arial" w:cs="Arial"/>
+          <w:lang w:val="es-SV"/>
+        </w:rPr>
+      </w:pPr>
+      <w:r>
+        <w:rPr>
+          <w:rFonts w:ascii="Arial" w:hAnsi="Arial" w:cs="Arial"/>
+          <w:b/>
+          <w:lang w:val="es-SV"/>
+        </w:rPr>
+        <w:t xml:space="preserve">Cuando </w:t>
+      </w:r>
+      <w:r>
+        <w:rPr>
+          <w:rFonts w:ascii="Arial" w:hAnsi="Arial" w:cs="Arial"/>
+          <w:lang w:val="es-SV"/>
+        </w:rPr>
+        <w:t>el usuario ya haya ingresado sesión</w:t>
+      </w:r>
+    </w:p>
+    <w:p>
+      <w:pPr>
+        <w:rPr>
+          <w:rFonts w:ascii="Arial" w:hAnsi="Arial" w:cs="Arial"/>
+          <w:lang w:val="es-SV"/>
+        </w:rPr>
+      </w:pPr>
+      <w:r>
+        <w:rPr>
+          <w:rFonts w:ascii="Arial" w:hAnsi="Arial" w:cs="Arial"/>
+          <w:b/>
+          <w:lang w:val="es-SV"/>
+        </w:rPr>
+        <w:t>Entonces</w:t>
+      </w:r>
+      <w:r>
+        <w:rPr>
+          <w:rFonts w:ascii="Arial" w:hAnsi="Arial" w:cs="Arial"/>
+          <w:lang w:val="es-SV"/>
+        </w:rPr>
+        <w:t xml:space="preserve"> el usuario deberá apretar el botón de ver documentos en el menú principal</w:t>
+      </w:r>
+    </w:p>
+    <w:p>
+      <w:pPr>
+        <w:rPr>
+          <w:rFonts w:ascii="Arial" w:hAnsi="Arial" w:cs="Arial"/>
+          <w:lang w:val="es-SV"/>
+        </w:rPr>
+      </w:pPr>
+      <w:r>
+        <w:rPr>
+          <w:rFonts w:ascii="Arial" w:hAnsi="Arial" w:cs="Arial"/>
+          <w:b/>
+          <w:lang w:val="es-SV"/>
+        </w:rPr>
+        <w:t xml:space="preserve">Y </w:t>
+      </w:r>
+      <w:r>
+        <w:rPr>
+          <w:rFonts w:ascii="Arial" w:hAnsi="Arial" w:cs="Arial"/>
+          <w:lang w:val="es-SV"/>
+        </w:rPr>
+        <w:t>elegir el documento que desee ver</w:t>
+      </w:r>
+    </w:p>
+    <w:p>
+      <w:pPr>
+        <w:rPr>
+          <w:rFonts w:ascii="Arial" w:hAnsi="Arial" w:cs="Arial"/>
+          <w:lang w:val="es-SV"/>
+        </w:rPr>
+      </w:pPr>
+      <w:r>
+        <w:rPr>
+          <w:rFonts w:ascii="Arial" w:hAnsi="Arial" w:cs="Arial"/>
+          <w:b/>
+          <w:lang w:val="es-SV"/>
+        </w:rPr>
+        <w:t xml:space="preserve">Y </w:t>
+      </w:r>
+      <w:r>
+        <w:rPr>
+          <w:rFonts w:ascii="Arial" w:hAnsi="Arial" w:cs="Arial"/>
+          <w:lang w:val="es-SV"/>
+        </w:rPr>
+        <w:t>elegir la versión que desee ver en el menú</w:t>
+      </w:r>
+    </w:p>
+    <w:p>
+      <w:pPr>
+        <w:rPr>
+          <w:rFonts w:ascii="Arial" w:hAnsi="Arial" w:cs="Arial"/>
+          <w:lang w:val="es-SV"/>
+        </w:rPr>
+      </w:pPr>
+      <w:r>
+        <w:rPr>
+          <w:rFonts w:ascii="Arial" w:hAnsi="Arial" w:cs="Arial"/>
+          <w:b/>
+          <w:lang w:val="es-SV"/>
+        </w:rPr>
+        <w:t xml:space="preserve">Y </w:t>
+      </w:r>
+      <w:r>
+        <w:rPr>
+          <w:rFonts w:ascii="Arial" w:hAnsi="Arial" w:cs="Arial"/>
+          <w:lang w:val="es-SV"/>
+        </w:rPr>
+        <w:t>apretar el botón detalle</w:t>
+      </w:r>
+    </w:p>
+    <w:p>
+      <w:pPr>
+        <w:rPr>
+          <w:rFonts w:ascii="Arial" w:hAnsi="Arial" w:cs="Arial"/>
+          <w:lang w:val="es-SV"/>
+        </w:rPr>
+      </w:pPr>
+      <w:r>
+        <w:rPr>
+          <w:rFonts w:ascii="Arial" w:hAnsi="Arial" w:cs="Arial"/>
+          <w:b/>
+          <w:lang w:val="es-SV"/>
+        </w:rPr>
+        <w:t xml:space="preserve">Y </w:t>
+      </w:r>
+      <w:r>
+        <w:rPr>
+          <w:rFonts w:ascii="Arial" w:hAnsi="Arial" w:cs="Arial"/>
+          <w:lang w:val="es-SV"/>
+        </w:rPr>
+        <w:t>escribir el comentario</w:t>
+      </w:r>
+    </w:p>
+    <w:p>
+      <w:pPr>
+        <w:rPr>
+          <w:rFonts w:ascii="Arial" w:hAnsi="Arial" w:cs="Arial"/>
+          <w:lang w:val="es-SV"/>
+        </w:rPr>
+      </w:pPr>
+      <w:r>
+        <w:rPr>
+          <w:rFonts w:ascii="Arial" w:hAnsi="Arial" w:cs="Arial"/>
+          <w:b/>
+          <w:lang w:val="es-SV"/>
+        </w:rPr>
+        <w:t>Y</w:t>
+      </w:r>
+      <w:r>
+        <w:rPr>
+          <w:rFonts w:ascii="Arial" w:hAnsi="Arial" w:cs="Arial"/>
+          <w:lang w:val="es-SV"/>
+        </w:rPr>
+        <w:t xml:space="preserve"> apretar el botón de agregar comentario</w:t>
+      </w:r>
+    </w:p>
+    <w:p>
+      <w:pPr>
+        <w:rPr>
+          <w:rFonts w:ascii="Arial" w:hAnsi="Arial" w:cs="Arial"/>
+          <w:lang w:val="es-SV"/>
+        </w:rPr>
+      </w:pPr>
+    </w:p>
+    <w:p>
+      <w:pPr>
+        <w:rPr>
+          <w:rFonts w:ascii="Arial" w:hAnsi="Arial" w:cs="Arial"/>
+          <w:lang w:val="es-SV"/>
+        </w:rPr>
+      </w:pPr>
+      <w:r>
+        <w:rPr>
+          <w:rFonts w:ascii="Arial" w:hAnsi="Arial" w:cs="Arial"/>
+          <w:b/>
+          <w:lang w:val="es-SV"/>
+        </w:rPr>
+        <w:t xml:space="preserve">Escenario </w:t>
+      </w:r>
+      <w:r>
+        <w:rPr>
+          <w:rFonts w:ascii="Arial" w:hAnsi="Arial" w:cs="Arial"/>
+          <w:b/>
+          <w:lang w:val="es-SV"/>
+        </w:rPr>
+        <w:t>9</w:t>
+      </w:r>
+      <w:r>
+        <w:rPr>
+          <w:rFonts w:ascii="Arial" w:hAnsi="Arial" w:cs="Arial"/>
+          <w:lang w:val="es-SV"/>
+        </w:rPr>
+        <w:t>: Leer los comentarios</w:t>
+      </w:r>
+    </w:p>
+    <w:p>
+      <w:pPr>
+        <w:rPr>
+          <w:rFonts w:ascii="Arial" w:hAnsi="Arial" w:cs="Arial"/>
+          <w:lang w:val="es-SV"/>
+        </w:rPr>
+      </w:pPr>
+      <w:r>
+        <w:rPr>
+          <w:rFonts w:ascii="Arial" w:hAnsi="Arial" w:cs="Arial"/>
+          <w:b/>
+          <w:lang w:val="es-SV"/>
+        </w:rPr>
+        <w:t>Dado que</w:t>
+      </w:r>
+      <w:r>
+        <w:rPr>
+          <w:rFonts w:ascii="Arial" w:hAnsi="Arial" w:cs="Arial"/>
+          <w:lang w:val="es-SV"/>
+        </w:rPr>
+        <w:t xml:space="preserve"> el usuario desea leer los comentarios en un documento especifico</w:t>
+      </w:r>
+    </w:p>
+    <w:p>
+      <w:pPr>
+        <w:rPr>
+          <w:rFonts w:ascii="Arial" w:hAnsi="Arial" w:cs="Arial"/>
+          <w:lang w:val="es-SV"/>
+        </w:rPr>
+      </w:pPr>
+      <w:r>
+        <w:rPr>
+          <w:rFonts w:ascii="Arial" w:hAnsi="Arial" w:cs="Arial"/>
+          <w:b/>
+          <w:lang w:val="es-SV"/>
+        </w:rPr>
+        <w:t xml:space="preserve">Cuando </w:t>
+      </w:r>
+      <w:r>
+        <w:rPr>
+          <w:rFonts w:ascii="Arial" w:hAnsi="Arial" w:cs="Arial"/>
+          <w:lang w:val="es-SV"/>
+        </w:rPr>
+        <w:t>el usuario ya haya ingresado sesión</w:t>
+      </w:r>
+    </w:p>
+    <w:p>
+      <w:pPr>
+        <w:rPr>
+          <w:rFonts w:ascii="Arial" w:hAnsi="Arial" w:cs="Arial"/>
+          <w:lang w:val="es-SV"/>
+        </w:rPr>
+      </w:pPr>
+      <w:r>
+        <w:rPr>
+          <w:rFonts w:ascii="Arial" w:hAnsi="Arial" w:cs="Arial"/>
+          <w:b/>
+          <w:lang w:val="es-SV"/>
+        </w:rPr>
+        <w:t>Entonces</w:t>
+      </w:r>
+      <w:r>
+        <w:rPr>
+          <w:rFonts w:ascii="Arial" w:hAnsi="Arial" w:cs="Arial"/>
+          <w:lang w:val="es-SV"/>
+        </w:rPr>
+        <w:t xml:space="preserve"> el usuario deberá apretar el botón de ver documentos en el menú principal</w:t>
+      </w:r>
+    </w:p>
+    <w:p>
+      <w:pPr>
+        <w:rPr>
+          <w:rFonts w:ascii="Arial" w:hAnsi="Arial" w:cs="Arial"/>
+          <w:lang w:val="es-SV"/>
+        </w:rPr>
+      </w:pPr>
+      <w:r>
+        <w:rPr>
+          <w:rFonts w:ascii="Arial" w:hAnsi="Arial" w:cs="Arial"/>
+          <w:b/>
+          <w:lang w:val="es-SV"/>
+        </w:rPr>
+        <w:t xml:space="preserve">Y </w:t>
+      </w:r>
+      <w:r>
+        <w:rPr>
+          <w:rFonts w:ascii="Arial" w:hAnsi="Arial" w:cs="Arial"/>
+          <w:lang w:val="es-SV"/>
+        </w:rPr>
+        <w:t>elegir el documento que desee ver</w:t>
+      </w:r>
+    </w:p>
+    <w:p>
+      <w:pPr>
+        <w:rPr>
+          <w:rFonts w:ascii="Arial" w:hAnsi="Arial" w:cs="Arial"/>
+          <w:lang w:val="es-SV"/>
+        </w:rPr>
+      </w:pPr>
+      <w:r>
+        <w:rPr>
+          <w:rFonts w:ascii="Arial" w:hAnsi="Arial" w:cs="Arial"/>
+          <w:b/>
+          <w:lang w:val="es-SV"/>
+        </w:rPr>
+        <w:t xml:space="preserve">Y </w:t>
+      </w:r>
+      <w:r>
+        <w:rPr>
+          <w:rFonts w:ascii="Arial" w:hAnsi="Arial" w:cs="Arial"/>
+          <w:lang w:val="es-SV"/>
+        </w:rPr>
+        <w:t>elegir la versión que desee ver en el menú</w:t>
+      </w:r>
+    </w:p>
+    <w:p>
+      <w:pPr>
+        <w:rPr>
+          <w:rFonts w:ascii="Arial" w:hAnsi="Arial" w:cs="Arial"/>
+          <w:lang w:val="es-SV"/>
+        </w:rPr>
+      </w:pPr>
+      <w:r>
+        <w:rPr>
+          <w:rFonts w:ascii="Arial" w:hAnsi="Arial" w:cs="Arial"/>
+          <w:b/>
+          <w:lang w:val="es-SV"/>
+        </w:rPr>
+        <w:t xml:space="preserve">Y </w:t>
+      </w:r>
+      <w:r>
+        <w:rPr>
+          <w:rFonts w:ascii="Arial" w:hAnsi="Arial" w:cs="Arial"/>
+          <w:lang w:val="es-SV"/>
+        </w:rPr>
+        <w:t>apretar el botón detalle</w:t>
+      </w:r>
+    </w:p>
+    <w:p>
+      <w:pPr>
+        <w:rPr>
+          <w:rFonts w:ascii="Arial" w:hAnsi="Arial" w:cs="Arial"/>
+          <w:lang w:val="es-SV"/>
+        </w:rPr>
+      </w:pPr>
+      <w:r>
+        <w:rPr>
+          <w:rFonts w:ascii="Arial" w:hAnsi="Arial" w:cs="Arial"/>
+          <w:b/>
+          <w:lang w:val="es-SV"/>
+        </w:rPr>
+        <w:t xml:space="preserve">Y </w:t>
+      </w:r>
+      <w:r>
+        <w:rPr>
+          <w:rFonts w:ascii="Arial" w:hAnsi="Arial" w:cs="Arial"/>
+          <w:lang w:val="es-SV"/>
+        </w:rPr>
+        <w:t>leer los comentarios disponibles en el documento</w:t>
+      </w:r>
+    </w:p>
+    <w:p>
+      <w:pPr>
+        <w:rPr>
+          <w:rFonts w:ascii="Arial" w:hAnsi="Arial" w:cs="Arial"/>
+          <w:lang w:val="es-SV"/>
+        </w:rPr>
+      </w:pPr>
+    </w:p>
+    <w:p>
+      <w:pPr>
+        <w:rPr>
+          <w:rFonts w:ascii="Arial" w:hAnsi="Arial" w:cs="Arial"/>
+          <w:lang w:val="es-SV"/>
+        </w:rPr>
+      </w:pPr>
+      <w:r>
+        <w:rPr>
+          <w:rFonts w:ascii="Arial" w:hAnsi="Arial" w:cs="Arial"/>
+          <w:b/>
+          <w:lang w:val="es-SV"/>
+        </w:rPr>
+        <w:t xml:space="preserve">Escenario </w:t>
+      </w:r>
+      <w:r>
+        <w:rPr>
+          <w:rFonts w:ascii="Arial" w:hAnsi="Arial" w:cs="Arial"/>
+          <w:b/>
+          <w:lang w:val="es-SV"/>
+        </w:rPr>
+        <w:t>10</w:t>
+      </w:r>
+      <w:r>
+        <w:rPr>
+          <w:rFonts w:ascii="Arial" w:hAnsi="Arial" w:cs="Arial"/>
+          <w:lang w:val="es-SV"/>
+        </w:rPr>
+        <w:t>: Revisar la bitácora de un documento</w:t>
+      </w:r>
+    </w:p>
+    <w:p>
+      <w:pPr>
+        <w:rPr>
+          <w:rFonts w:ascii="Arial" w:hAnsi="Arial" w:cs="Arial"/>
+          <w:lang w:val="es-SV"/>
+        </w:rPr>
+      </w:pPr>
+      <w:r>
+        <w:rPr>
+          <w:rFonts w:ascii="Arial" w:hAnsi="Arial" w:cs="Arial"/>
+          <w:b/>
+          <w:lang w:val="es-SV"/>
+        </w:rPr>
+        <w:t>Dado que</w:t>
+      </w:r>
+      <w:r>
+        <w:rPr>
+          <w:rFonts w:ascii="Arial" w:hAnsi="Arial" w:cs="Arial"/>
+          <w:lang w:val="es-SV"/>
+        </w:rPr>
+        <w:t xml:space="preserve"> el usuario desea ver la bitácora de un documento</w:t>
+      </w:r>
+    </w:p>
+    <w:p>
+      <w:pPr>
+        <w:rPr>
+          <w:rFonts w:ascii="Arial" w:hAnsi="Arial" w:cs="Arial"/>
+          <w:lang w:val="es-SV"/>
+        </w:rPr>
+      </w:pPr>
+      <w:r>
+        <w:rPr>
+          <w:rFonts w:ascii="Arial" w:hAnsi="Arial" w:cs="Arial"/>
+          <w:b/>
+          <w:lang w:val="es-SV"/>
+        </w:rPr>
+        <w:t xml:space="preserve">Cuando </w:t>
+      </w:r>
+      <w:r>
+        <w:rPr>
+          <w:rFonts w:ascii="Arial" w:hAnsi="Arial" w:cs="Arial"/>
+          <w:lang w:val="es-SV"/>
+        </w:rPr>
+        <w:t>el usuario ya haya ingresado sesión</w:t>
+      </w:r>
+    </w:p>
+    <w:p>
+      <w:pPr>
+        <w:rPr>
+          <w:rFonts w:ascii="Arial" w:hAnsi="Arial" w:cs="Arial"/>
+          <w:lang w:val="es-SV"/>
+        </w:rPr>
+      </w:pPr>
+      <w:r>
+        <w:rPr>
+          <w:rFonts w:ascii="Arial" w:hAnsi="Arial" w:cs="Arial"/>
+          <w:b/>
+          <w:lang w:val="es-SV"/>
+        </w:rPr>
+        <w:t>Entonces</w:t>
+      </w:r>
+      <w:r>
+        <w:rPr>
+          <w:rFonts w:ascii="Arial" w:hAnsi="Arial" w:cs="Arial"/>
+          <w:lang w:val="es-SV"/>
+        </w:rPr>
+        <w:t xml:space="preserve"> el usuario deberá apretar el botón de ver documentos en el menú principal</w:t>
+      </w:r>
+    </w:p>
+    <w:p>
+      <w:pPr>
+        <w:rPr>
+          <w:rFonts w:ascii="Arial" w:hAnsi="Arial" w:cs="Arial"/>
+          <w:lang w:val="es-SV"/>
+        </w:rPr>
+      </w:pPr>
+      <w:r>
+        <w:rPr>
+          <w:rFonts w:ascii="Arial" w:hAnsi="Arial" w:cs="Arial"/>
+          <w:b/>
+          <w:lang w:val="es-SV"/>
+        </w:rPr>
+        <w:t xml:space="preserve">Y </w:t>
+      </w:r>
+      <w:r>
+        <w:rPr>
+          <w:rFonts w:ascii="Arial" w:hAnsi="Arial" w:cs="Arial"/>
+          <w:lang w:val="es-SV"/>
+        </w:rPr>
+        <w:t>elegir el documento que desee ver</w:t>
+      </w:r>
+    </w:p>
+    <w:p>
+      <w:pPr>
+        <w:rPr>
+          <w:rFonts w:ascii="Arial" w:hAnsi="Arial" w:cs="Arial"/>
+          <w:lang w:val="es-SV"/>
+        </w:rPr>
+      </w:pPr>
+      <w:r>
+        <w:rPr>
+          <w:rFonts w:ascii="Arial" w:hAnsi="Arial" w:cs="Arial"/>
+          <w:b/>
+          <w:lang w:val="es-SV"/>
+        </w:rPr>
+        <w:t xml:space="preserve">Y </w:t>
+      </w:r>
+      <w:r>
+        <w:rPr>
+          <w:rFonts w:ascii="Arial" w:hAnsi="Arial" w:cs="Arial"/>
+          <w:lang w:val="es-SV"/>
+        </w:rPr>
+        <w:t>elegir la versión que desee ver en el menú</w:t>
+      </w:r>
+    </w:p>
+    <w:p>
+      <w:pPr>
+        <w:rPr>
+          <w:rFonts w:ascii="Arial" w:hAnsi="Arial" w:cs="Arial"/>
+          <w:lang w:val="es-SV"/>
+        </w:rPr>
+      </w:pPr>
+      <w:r>
+        <w:rPr>
+          <w:rFonts w:ascii="Arial" w:hAnsi="Arial" w:cs="Arial"/>
+          <w:b/>
+          <w:lang w:val="es-SV"/>
+        </w:rPr>
+        <w:t xml:space="preserve">Y </w:t>
+      </w:r>
+      <w:r>
+        <w:rPr>
+          <w:rFonts w:ascii="Arial" w:hAnsi="Arial" w:cs="Arial"/>
+          <w:lang w:val="es-SV"/>
+        </w:rPr>
+        <w:t xml:space="preserve">revisar la información de revisado por y </w:t>
+      </w:r>
+      <w:r>
+        <w:rPr>
+          <w:rFonts w:ascii="Arial" w:hAnsi="Arial" w:cs="Arial"/>
+          <w:lang w:val="es-SV"/>
+        </w:rPr>
+        <w:t>fecha revisión</w:t>
+      </w:r>
+    </w:p>
+    <w:p>
+      <w:pPr>
+        <w:rPr>
+          <w:rFonts w:ascii="Arial" w:hAnsi="Arial" w:cs="Arial"/>
+          <w:lang w:val="es-SV"/>
+        </w:rPr>
+      </w:pPr>
+    </w:p>
+    <w:p>
+      <w:pPr>
+        <w:pStyle w:val="Ttulo1"/>
+        <w:spacing w:line="360" w:lineRule="auto"/>
+        <w:rPr>
+          <w:rFonts w:ascii="Arial" w:hAnsi="Arial" w:cs="Arial"/>
+          <w:lang w:val="es-SV"/>
+        </w:rPr>
+      </w:pPr>
+      <w:bookmarkStart w:id="8" w:name="_Toc230426592"/>
+      <w:r>
+        <w:rPr>
+          <w:rFonts w:ascii="Arial" w:hAnsi="Arial" w:cs="Arial"/>
           <w:b/>
           <w:bCs/>
           <w:color w:val="auto"/>
@@ -5216,2261 +7422,65 @@
           <w:szCs w:val="24"/>
           <w:lang w:val="es-SV"/>
         </w:rPr>
-      </w:pPr>
-      <w:bookmarkStart w:id="4" w:name="_Toc229775093"/>
-      <w:bookmarkStart w:id="5" w:name="_Toc230370781"/>
-      <w:r>
-        <w:rPr>
-          <w:rFonts w:ascii="Arial" w:hAnsi="Arial" w:cs="Arial"/>
-          <w:b/>
-          <w:bCs/>
-          <w:color w:val="auto"/>
-          <w:sz w:val="24"/>
-          <w:szCs w:val="24"/>
-          <w:lang w:val="es-SV"/>
-        </w:rPr>
-        <w:t>Ambiente de Pruebas</w:t>
-      </w:r>
-      <w:bookmarkEnd w:id="4"/>
-      <w:bookmarkEnd w:id="5"/>
-    </w:p>
-    <w:p>
-      <w:pPr>
-        <w:rPr>
-          <w:rFonts w:ascii="Arial" w:hAnsi="Arial" w:cs="Arial"/>
-          <w:lang w:val="es-SV"/>
-        </w:rPr>
-      </w:pPr>
-      <w:r>
-        <w:rPr>
-          <w:rFonts w:ascii="Arial" w:hAnsi="Arial" w:cs="Arial"/>
-          <w:lang w:val="es-SV"/>
-        </w:rPr>
-        <w:t xml:space="preserve">Todas las pruebas (y la creación de la plataforma en sí) fueron hechas en el siguiente ambiente de pruebas. </w:t>
-      </w:r>
-    </w:p>
-    <w:p>
-      <w:pPr>
-        <w:rPr>
-          <w:rFonts w:ascii="Arial" w:hAnsi="Arial" w:cs="Arial"/>
-          <w:lang w:val="es-SV"/>
-        </w:rPr>
-      </w:pPr>
-      <w:r>
-        <w:rPr>
-          <w:rFonts w:ascii="Arial" w:hAnsi="Arial" w:cs="Arial"/>
-          <w:lang w:val="es-SV"/>
-        </w:rPr>
-        <w:t>Navegador Principal: Microsoft Edge</w:t>
-      </w:r>
-    </w:p>
-    <w:p>
-      <w:pPr>
-        <w:rPr>
-          <w:rFonts w:ascii="Arial" w:hAnsi="Arial" w:cs="Arial"/>
-          <w:lang w:val="es-SV"/>
-        </w:rPr>
-      </w:pPr>
-      <w:r>
-        <w:rPr>
-          <w:rFonts w:ascii="Arial" w:hAnsi="Arial" w:cs="Arial"/>
-          <w:lang w:val="es-SV"/>
-        </w:rPr>
-        <w:t>Sistema Operativo: Windows 10</w:t>
-      </w:r>
-    </w:p>
-    <w:p>
-      <w:pPr>
-        <w:rPr>
-          <w:rFonts w:ascii="Arial" w:hAnsi="Arial" w:cs="Arial"/>
-          <w:lang w:val="es-SV"/>
-        </w:rPr>
-      </w:pPr>
-      <w:r>
-        <w:rPr>
-          <w:rFonts w:ascii="Arial" w:hAnsi="Arial" w:cs="Arial"/>
-          <w:lang w:val="es-SV"/>
-        </w:rPr>
-        <w:t>IDE: Visual Studio Code</w:t>
-      </w:r>
-    </w:p>
-    <w:p>
-      <w:pPr>
-        <w:rPr>
-          <w:rFonts w:ascii="Arial" w:hAnsi="Arial" w:cs="Arial"/>
-          <w:lang w:val="es-SV"/>
-        </w:rPr>
-      </w:pPr>
-      <w:r>
-        <w:rPr>
-          <w:rFonts w:ascii="Arial" w:hAnsi="Arial" w:cs="Arial"/>
-          <w:lang w:val="es-SV"/>
-        </w:rPr>
-        <w:t xml:space="preserve">Lenguajes: </w:t>
-      </w:r>
-    </w:p>
-    <w:p>
-      <w:pPr>
-        <w:pStyle w:val="Prrafodelista"/>
-        <w:numPr>
-          <w:ilvl w:val="0"/>
-          <w:numId w:val="35"/>
-        </w:numPr>
-        <w:rPr>
-          <w:rFonts w:ascii="Arial" w:hAnsi="Arial" w:cs="Arial"/>
-        </w:rPr>
-      </w:pPr>
-      <w:r>
-        <w:rPr>
-          <w:rFonts w:ascii="Arial" w:hAnsi="Arial" w:cs="Arial"/>
-        </w:rPr>
-        <w:t xml:space="preserve">Front-end: JavaScript con React. </w:t>
-      </w:r>
-    </w:p>
-    <w:p>
-      <w:pPr>
-        <w:pStyle w:val="Prrafodelista"/>
-        <w:numPr>
-          <w:ilvl w:val="0"/>
-          <w:numId w:val="35"/>
-        </w:numPr>
-        <w:rPr>
-          <w:rFonts w:ascii="Arial" w:hAnsi="Arial" w:cs="Arial"/>
-        </w:rPr>
-      </w:pPr>
-      <w:r>
-        <w:rPr>
-          <w:rFonts w:ascii="Arial" w:hAnsi="Arial" w:cs="Arial"/>
-        </w:rPr>
-        <w:t>Back-end: JavaScript con Node.js</w:t>
-      </w:r>
-    </w:p>
-    <w:p>
-      <w:pPr>
-        <w:rPr>
-          <w:rFonts w:ascii="Arial" w:hAnsi="Arial" w:cs="Arial"/>
-        </w:rPr>
-      </w:pPr>
-      <w:r>
-        <w:rPr>
-          <w:rFonts w:ascii="Arial" w:hAnsi="Arial" w:cs="Arial"/>
-        </w:rPr>
-        <w:t xml:space="preserve">Base de Datos: </w:t>
-      </w:r>
-    </w:p>
-    <w:p>
-      <w:pPr>
-        <w:pStyle w:val="Prrafodelista"/>
-        <w:numPr>
-          <w:ilvl w:val="0"/>
-          <w:numId w:val="36"/>
-        </w:numPr>
-        <w:rPr>
-          <w:rFonts w:ascii="Arial" w:hAnsi="Arial" w:cs="Arial"/>
-          <w:lang w:val="es-SV"/>
-        </w:rPr>
-      </w:pPr>
-      <w:r>
-        <w:rPr>
-          <w:rFonts w:ascii="Arial" w:hAnsi="Arial" w:cs="Arial"/>
-          <w:lang w:val="es-SV"/>
-        </w:rPr>
-        <w:t>Lenguaje: SQL</w:t>
-      </w:r>
-    </w:p>
-    <w:p>
-      <w:pPr>
-        <w:pStyle w:val="Prrafodelista"/>
-        <w:numPr>
-          <w:ilvl w:val="0"/>
-          <w:numId w:val="36"/>
-        </w:numPr>
-        <w:rPr>
-          <w:rFonts w:ascii="Arial" w:hAnsi="Arial" w:cs="Arial"/>
-          <w:lang w:val="es-SV"/>
-        </w:rPr>
-      </w:pPr>
-      <w:r>
-        <w:rPr>
-          <w:rFonts w:ascii="Arial" w:hAnsi="Arial" w:cs="Arial"/>
-          <w:lang w:val="es-SV"/>
-        </w:rPr>
-        <w:t>Gestión de Base de Datos Relacionales: MySQL</w:t>
-      </w:r>
-    </w:p>
-    <w:p>
-      <w:pPr>
-        <w:pStyle w:val="Prrafodelista"/>
-        <w:numPr>
-          <w:ilvl w:val="0"/>
-          <w:numId w:val="36"/>
-        </w:numPr>
-        <w:rPr>
-          <w:rFonts w:ascii="Arial" w:hAnsi="Arial" w:cs="Arial"/>
-          <w:lang w:val="es-SV"/>
-        </w:rPr>
-      </w:pPr>
-      <w:r>
-        <w:rPr>
-          <w:rFonts w:ascii="Arial" w:hAnsi="Arial" w:cs="Arial"/>
-          <w:lang w:val="es-SV"/>
-        </w:rPr>
-        <w:t xml:space="preserve">Plataforma de Administración y Diseño: MySQL </w:t>
-      </w:r>
-      <w:proofErr w:type="spellStart"/>
-      <w:r>
-        <w:rPr>
-          <w:rFonts w:ascii="Arial" w:hAnsi="Arial" w:cs="Arial"/>
-          <w:lang w:val="es-SV"/>
-        </w:rPr>
-        <w:t>Workbench</w:t>
-      </w:r>
-      <w:proofErr w:type="spellEnd"/>
-    </w:p>
-    <w:p>
-      <w:pPr>
-        <w:rPr>
-          <w:rFonts w:ascii="Arial" w:hAnsi="Arial" w:cs="Arial"/>
-          <w:lang w:val="es-SV"/>
-        </w:rPr>
-      </w:pPr>
-      <w:r>
-        <w:rPr>
-          <w:rFonts w:ascii="Arial" w:hAnsi="Arial" w:cs="Arial"/>
-          <w:lang w:val="es-SV"/>
-        </w:rPr>
-        <w:t xml:space="preserve">Lugar donde se maneja el servidor: </w:t>
-      </w:r>
-      <w:proofErr w:type="spellStart"/>
-      <w:r>
-        <w:rPr>
-          <w:rFonts w:ascii="Arial" w:hAnsi="Arial" w:cs="Arial"/>
-          <w:lang w:val="es-SV"/>
-        </w:rPr>
-        <w:t>LocalHost</w:t>
-      </w:r>
-      <w:proofErr w:type="spellEnd"/>
-    </w:p>
-    <w:p>
-      <w:pPr>
-        <w:rPr>
-          <w:rFonts w:ascii="Arial" w:hAnsi="Arial" w:cs="Arial"/>
-          <w:lang w:val="es-SV"/>
-        </w:rPr>
-      </w:pPr>
+        <w:lastRenderedPageBreak/>
+        <w:t>Matriz de Pruebas</w:t>
+      </w:r>
+      <w:bookmarkEnd w:id="8"/>
+    </w:p>
+    <w:p>
+      <w:pPr>
+        <w:rPr>
+          <w:rFonts w:ascii="Arial" w:hAnsi="Arial" w:cs="Arial"/>
+          <w:color w:val="000000" w:themeColor="text1"/>
+          <w:lang w:val="es-SV"/>
+        </w:rPr>
+      </w:pPr>
+      <w:r>
+        <w:rPr>
+          <w:rFonts w:ascii="Arial" w:hAnsi="Arial" w:cs="Arial"/>
+          <w:color w:val="000000" w:themeColor="text1"/>
+          <w:lang w:val="es-SV"/>
+        </w:rPr>
+        <w:t>Nuestra matriz de pruebas muestra en una forma detallada los pasos que se llevaron a cabo en nuestros casos pruebas de proyecto, en base a los requisitos previamente establecidos y los resultados previstos y actuales de estas pruebas. Hemos establecido 12 pruebas, 6 con evidencia fotográfica y 6 sin dicha evidencia.</w:t>
+      </w:r>
     </w:p>
     <w:p>
       <w:pPr>
         <w:pStyle w:val="Ttulo2"/>
         <w:rPr>
           <w:rFonts w:ascii="Arial" w:hAnsi="Arial" w:cs="Arial"/>
-          <w:color w:val="auto"/>
-          <w:sz w:val="24"/>
-          <w:szCs w:val="24"/>
-          <w:lang w:val="es-SV"/>
-        </w:rPr>
-      </w:pPr>
-      <w:bookmarkStart w:id="6" w:name="_Toc229775094"/>
-      <w:bookmarkStart w:id="7" w:name="_Toc230370782"/>
-      <w:r>
-        <w:rPr>
-          <w:rFonts w:ascii="Arial" w:hAnsi="Arial" w:cs="Arial"/>
-          <w:color w:val="auto"/>
-          <w:sz w:val="24"/>
-          <w:szCs w:val="24"/>
-          <w:lang w:val="es-SV"/>
-        </w:rPr>
-        <w:t>Criterios de Aceptación</w:t>
-      </w:r>
-      <w:bookmarkEnd w:id="6"/>
-      <w:bookmarkEnd w:id="7"/>
-    </w:p>
-    <w:p>
-      <w:pPr>
-        <w:rPr>
-          <w:rFonts w:ascii="Arial" w:hAnsi="Arial" w:cs="Arial"/>
-          <w:lang w:val="es-SV"/>
-        </w:rPr>
-      </w:pPr>
-      <w:r>
-        <w:rPr>
-          <w:rFonts w:ascii="Arial" w:hAnsi="Arial" w:cs="Arial"/>
-          <w:lang w:val="es-SV"/>
-        </w:rPr>
-        <w:t xml:space="preserve">Estos son los comportamientos y condiciones que esperamos de la plataforma cuando esta esté ya terminada y cumpla con los requisitos antes establecidos. </w:t>
-      </w:r>
-    </w:p>
-    <w:p>
-      <w:pPr>
-        <w:rPr>
-          <w:rFonts w:ascii="Arial" w:hAnsi="Arial" w:cs="Arial"/>
-          <w:lang w:val="es-SV"/>
-        </w:rPr>
-      </w:pPr>
-      <w:r>
-        <w:rPr>
-          <w:rFonts w:ascii="Arial" w:hAnsi="Arial" w:cs="Arial"/>
-          <w:b/>
-          <w:lang w:val="es-SV"/>
-        </w:rPr>
-        <w:t>Escenario 1</w:t>
-      </w:r>
-      <w:r>
-        <w:rPr>
-          <w:rFonts w:ascii="Arial" w:hAnsi="Arial" w:cs="Arial"/>
-          <w:lang w:val="es-SV"/>
-        </w:rPr>
-        <w:t>: Iniciar sesión</w:t>
-      </w:r>
-    </w:p>
-    <w:p>
-      <w:pPr>
-        <w:rPr>
-          <w:rFonts w:ascii="Arial" w:hAnsi="Arial" w:cs="Arial"/>
-          <w:lang w:val="es-SV"/>
-        </w:rPr>
-      </w:pPr>
-      <w:r>
-        <w:rPr>
-          <w:rFonts w:ascii="Arial" w:hAnsi="Arial" w:cs="Arial"/>
-          <w:b/>
-          <w:lang w:val="es-SV"/>
-        </w:rPr>
-        <w:t>Dado que</w:t>
-      </w:r>
-      <w:r>
-        <w:rPr>
-          <w:rFonts w:ascii="Arial" w:hAnsi="Arial" w:cs="Arial"/>
-          <w:lang w:val="es-SV"/>
-        </w:rPr>
-        <w:t xml:space="preserve"> un usuario quiere ingresar a la plataforma de gestión documental</w:t>
-      </w:r>
-    </w:p>
-    <w:p>
-      <w:pPr>
-        <w:rPr>
-          <w:rFonts w:ascii="Arial" w:hAnsi="Arial" w:cs="Arial"/>
-          <w:lang w:val="es-SV"/>
-        </w:rPr>
-      </w:pPr>
-      <w:r>
-        <w:rPr>
-          <w:rFonts w:ascii="Arial" w:hAnsi="Arial" w:cs="Arial"/>
-          <w:b/>
-          <w:lang w:val="es-SV"/>
-        </w:rPr>
-        <w:t xml:space="preserve">Cuando </w:t>
-      </w:r>
-      <w:r>
-        <w:rPr>
-          <w:rFonts w:ascii="Arial" w:hAnsi="Arial" w:cs="Arial"/>
-          <w:lang w:val="es-SV"/>
-        </w:rPr>
-        <w:t>el usuario tenga una cuenta</w:t>
-      </w:r>
-    </w:p>
-    <w:p>
-      <w:pPr>
-        <w:rPr>
-          <w:rFonts w:ascii="Arial" w:hAnsi="Arial" w:cs="Arial"/>
-          <w:lang w:val="es-SV"/>
-        </w:rPr>
-      </w:pPr>
-      <w:r>
-        <w:rPr>
-          <w:rFonts w:ascii="Arial" w:hAnsi="Arial" w:cs="Arial"/>
-          <w:b/>
-          <w:lang w:val="es-SV"/>
-        </w:rPr>
-        <w:t>Entonces</w:t>
-      </w:r>
-      <w:r>
-        <w:rPr>
-          <w:rFonts w:ascii="Arial" w:hAnsi="Arial" w:cs="Arial"/>
-          <w:lang w:val="es-SV"/>
-        </w:rPr>
-        <w:t xml:space="preserve"> el usuario deberá ingresar su correo y contraseña</w:t>
-      </w:r>
-    </w:p>
-    <w:p>
-      <w:pPr>
-        <w:rPr>
-          <w:rFonts w:ascii="Arial" w:hAnsi="Arial" w:cs="Arial"/>
-          <w:lang w:val="es-SV"/>
-        </w:rPr>
-      </w:pPr>
-      <w:r>
-        <w:rPr>
-          <w:rFonts w:ascii="Arial" w:hAnsi="Arial" w:cs="Arial"/>
-          <w:b/>
-          <w:lang w:val="es-SV"/>
-        </w:rPr>
-        <w:t>Y</w:t>
-      </w:r>
-      <w:r>
-        <w:rPr>
-          <w:rFonts w:ascii="Arial" w:hAnsi="Arial" w:cs="Arial"/>
-          <w:lang w:val="es-SV"/>
-        </w:rPr>
-        <w:t xml:space="preserve"> presiona el botón de ingresar</w:t>
-      </w:r>
-    </w:p>
-    <w:p>
-      <w:pPr>
-        <w:rPr>
-          <w:rFonts w:ascii="Arial" w:hAnsi="Arial" w:cs="Arial"/>
-          <w:lang w:val="es-SV"/>
-        </w:rPr>
-      </w:pPr>
-      <w:r>
-        <w:rPr>
-          <w:rFonts w:ascii="Arial" w:hAnsi="Arial" w:cs="Arial"/>
-          <w:b/>
-          <w:lang w:val="es-SV"/>
-        </w:rPr>
-        <w:t>Y</w:t>
-      </w:r>
-      <w:r>
-        <w:rPr>
-          <w:rFonts w:ascii="Arial" w:hAnsi="Arial" w:cs="Arial"/>
-          <w:lang w:val="es-SV"/>
-        </w:rPr>
-        <w:t xml:space="preserve"> el usuario accede correctamente siendo redireccionado a el menú principal</w:t>
-      </w:r>
-    </w:p>
-    <w:p>
-      <w:pPr>
-        <w:rPr>
-          <w:rFonts w:ascii="Arial" w:hAnsi="Arial" w:cs="Arial"/>
-          <w:lang w:val="es-SV"/>
-        </w:rPr>
-      </w:pPr>
-    </w:p>
-    <w:p>
-      <w:pPr>
-        <w:rPr>
-          <w:rFonts w:ascii="Arial" w:hAnsi="Arial" w:cs="Arial"/>
-          <w:lang w:val="es-SV"/>
-        </w:rPr>
-      </w:pPr>
-    </w:p>
-    <w:p>
-      <w:pPr>
-        <w:rPr>
-          <w:rFonts w:ascii="Arial" w:hAnsi="Arial" w:cs="Arial"/>
-          <w:lang w:val="es-SV"/>
-        </w:rPr>
-      </w:pPr>
-      <w:r>
-        <w:rPr>
-          <w:rFonts w:ascii="Arial" w:hAnsi="Arial" w:cs="Arial"/>
-          <w:b/>
-          <w:lang w:val="es-SV"/>
-        </w:rPr>
-        <w:lastRenderedPageBreak/>
-        <w:t>Escenario 2</w:t>
-      </w:r>
-      <w:r>
-        <w:rPr>
-          <w:rFonts w:ascii="Arial" w:hAnsi="Arial" w:cs="Arial"/>
-          <w:lang w:val="es-SV"/>
-        </w:rPr>
-        <w:t>: Subir un documento</w:t>
-      </w:r>
-    </w:p>
-    <w:p>
-      <w:pPr>
-        <w:rPr>
-          <w:rFonts w:ascii="Arial" w:hAnsi="Arial" w:cs="Arial"/>
-          <w:lang w:val="es-SV"/>
-        </w:rPr>
-      </w:pPr>
-      <w:r>
-        <w:rPr>
-          <w:rFonts w:ascii="Arial" w:hAnsi="Arial" w:cs="Arial"/>
-          <w:b/>
-          <w:lang w:val="es-SV"/>
-        </w:rPr>
-        <w:t>Dado que</w:t>
-      </w:r>
-      <w:r>
-        <w:rPr>
-          <w:rFonts w:ascii="Arial" w:hAnsi="Arial" w:cs="Arial"/>
-          <w:lang w:val="es-SV"/>
-        </w:rPr>
-        <w:t xml:space="preserve"> el usuario quiere subir un documento </w:t>
-      </w:r>
-    </w:p>
-    <w:p>
-      <w:pPr>
-        <w:rPr>
-          <w:rFonts w:ascii="Arial" w:hAnsi="Arial" w:cs="Arial"/>
-          <w:lang w:val="es-SV"/>
-        </w:rPr>
-      </w:pPr>
-      <w:r>
-        <w:rPr>
-          <w:rFonts w:ascii="Arial" w:hAnsi="Arial" w:cs="Arial"/>
-          <w:b/>
-          <w:lang w:val="es-SV"/>
-        </w:rPr>
-        <w:t xml:space="preserve">Cuando </w:t>
-      </w:r>
-      <w:r>
-        <w:rPr>
-          <w:rFonts w:ascii="Arial" w:hAnsi="Arial" w:cs="Arial"/>
-          <w:lang w:val="es-SV"/>
-        </w:rPr>
-        <w:t>el usuario ya haya ingresado sesión</w:t>
-      </w:r>
-    </w:p>
-    <w:p>
-      <w:pPr>
-        <w:rPr>
-          <w:rFonts w:ascii="Arial" w:hAnsi="Arial" w:cs="Arial"/>
-          <w:lang w:val="es-SV"/>
-        </w:rPr>
-      </w:pPr>
-      <w:r>
-        <w:rPr>
-          <w:rFonts w:ascii="Arial" w:hAnsi="Arial" w:cs="Arial"/>
-          <w:b/>
-          <w:lang w:val="es-SV"/>
-        </w:rPr>
-        <w:t>Entonces</w:t>
-      </w:r>
-      <w:r>
-        <w:rPr>
-          <w:rFonts w:ascii="Arial" w:hAnsi="Arial" w:cs="Arial"/>
-          <w:lang w:val="es-SV"/>
-        </w:rPr>
-        <w:t xml:space="preserve"> el usuario deberá apretar el botón de subir un nuevo documento en el menú principal</w:t>
-      </w:r>
-    </w:p>
-    <w:p>
-      <w:pPr>
-        <w:rPr>
-          <w:rFonts w:ascii="Arial" w:hAnsi="Arial" w:cs="Arial"/>
-          <w:lang w:val="es-SV"/>
-        </w:rPr>
-      </w:pPr>
-      <w:r>
-        <w:rPr>
-          <w:rFonts w:ascii="Arial" w:hAnsi="Arial" w:cs="Arial"/>
-          <w:b/>
-          <w:lang w:val="es-SV"/>
-        </w:rPr>
-        <w:t>Y</w:t>
-      </w:r>
-      <w:r>
-        <w:rPr>
-          <w:rFonts w:ascii="Arial" w:hAnsi="Arial" w:cs="Arial"/>
-          <w:lang w:val="es-SV"/>
-        </w:rPr>
-        <w:t xml:space="preserve"> llenar toda la información necesaria</w:t>
-      </w:r>
-    </w:p>
-    <w:p>
-      <w:pPr>
-        <w:rPr>
-          <w:rFonts w:ascii="Arial" w:hAnsi="Arial" w:cs="Arial"/>
-          <w:lang w:val="es-SV"/>
-        </w:rPr>
-      </w:pPr>
-      <w:r>
-        <w:rPr>
-          <w:rFonts w:ascii="Arial" w:hAnsi="Arial" w:cs="Arial"/>
-          <w:b/>
-          <w:lang w:val="es-SV"/>
-        </w:rPr>
-        <w:t xml:space="preserve">Y </w:t>
-      </w:r>
-      <w:r>
-        <w:rPr>
-          <w:rFonts w:ascii="Arial" w:hAnsi="Arial" w:cs="Arial"/>
-          <w:lang w:val="es-SV"/>
-        </w:rPr>
-        <w:t xml:space="preserve">anexar el documento </w:t>
-      </w:r>
-    </w:p>
-    <w:p>
-      <w:pPr>
-        <w:rPr>
-          <w:rFonts w:ascii="Arial" w:hAnsi="Arial" w:cs="Arial"/>
-          <w:lang w:val="es-SV"/>
-        </w:rPr>
-      </w:pPr>
-      <w:r>
-        <w:rPr>
-          <w:rFonts w:ascii="Arial" w:hAnsi="Arial" w:cs="Arial"/>
-          <w:b/>
-          <w:lang w:val="es-SV"/>
-        </w:rPr>
-        <w:t>Y</w:t>
-      </w:r>
-      <w:r>
-        <w:rPr>
-          <w:rFonts w:ascii="Arial" w:hAnsi="Arial" w:cs="Arial"/>
-          <w:lang w:val="es-SV"/>
-        </w:rPr>
-        <w:t xml:space="preserve"> apretar el botón de subir</w:t>
-      </w:r>
-    </w:p>
-    <w:p>
-      <w:pPr>
-        <w:rPr>
-          <w:rFonts w:ascii="Arial" w:hAnsi="Arial" w:cs="Arial"/>
-          <w:lang w:val="es-SV"/>
-        </w:rPr>
-      </w:pPr>
-    </w:p>
-    <w:p>
-      <w:pPr>
-        <w:rPr>
-          <w:rFonts w:ascii="Arial" w:hAnsi="Arial" w:cs="Arial"/>
-          <w:lang w:val="es-SV"/>
-        </w:rPr>
-      </w:pPr>
-      <w:r>
-        <w:rPr>
-          <w:rFonts w:ascii="Arial" w:hAnsi="Arial" w:cs="Arial"/>
-          <w:b/>
-          <w:lang w:val="es-SV"/>
-        </w:rPr>
-        <w:t>Escenario 3</w:t>
-      </w:r>
-      <w:r>
-        <w:rPr>
-          <w:rFonts w:ascii="Arial" w:hAnsi="Arial" w:cs="Arial"/>
-          <w:lang w:val="es-SV"/>
-        </w:rPr>
-        <w:t>: Subir una nueva versión de un documento</w:t>
-      </w:r>
-    </w:p>
-    <w:p>
-      <w:pPr>
-        <w:rPr>
-          <w:rFonts w:ascii="Arial" w:hAnsi="Arial" w:cs="Arial"/>
-          <w:lang w:val="es-SV"/>
-        </w:rPr>
-      </w:pPr>
-      <w:r>
-        <w:rPr>
-          <w:rFonts w:ascii="Arial" w:hAnsi="Arial" w:cs="Arial"/>
-          <w:b/>
-          <w:lang w:val="es-SV"/>
-        </w:rPr>
-        <w:t>Dado que</w:t>
-      </w:r>
-      <w:r>
-        <w:rPr>
-          <w:rFonts w:ascii="Arial" w:hAnsi="Arial" w:cs="Arial"/>
-          <w:lang w:val="es-SV"/>
-        </w:rPr>
-        <w:t xml:space="preserve"> el usuario quiere subir una nueva versión de un documento </w:t>
-      </w:r>
-    </w:p>
-    <w:p>
-      <w:pPr>
-        <w:rPr>
-          <w:rFonts w:ascii="Arial" w:hAnsi="Arial" w:cs="Arial"/>
-          <w:lang w:val="es-SV"/>
-        </w:rPr>
-      </w:pPr>
-      <w:r>
-        <w:rPr>
-          <w:rFonts w:ascii="Arial" w:hAnsi="Arial" w:cs="Arial"/>
-          <w:b/>
-          <w:lang w:val="es-SV"/>
-        </w:rPr>
-        <w:t xml:space="preserve">Cuando </w:t>
-      </w:r>
-      <w:r>
-        <w:rPr>
-          <w:rFonts w:ascii="Arial" w:hAnsi="Arial" w:cs="Arial"/>
-          <w:lang w:val="es-SV"/>
-        </w:rPr>
-        <w:t>el usuario ya haya ingresado sesión</w:t>
-      </w:r>
-    </w:p>
-    <w:p>
-      <w:pPr>
-        <w:rPr>
-          <w:rFonts w:ascii="Arial" w:hAnsi="Arial" w:cs="Arial"/>
-          <w:lang w:val="es-SV"/>
-        </w:rPr>
-      </w:pPr>
-      <w:r>
-        <w:rPr>
-          <w:rFonts w:ascii="Arial" w:hAnsi="Arial" w:cs="Arial"/>
-          <w:b/>
-          <w:lang w:val="es-SV"/>
-        </w:rPr>
-        <w:t>Y</w:t>
-      </w:r>
-      <w:r>
-        <w:rPr>
-          <w:rFonts w:ascii="Arial" w:hAnsi="Arial" w:cs="Arial"/>
-          <w:lang w:val="es-SV"/>
-        </w:rPr>
-        <w:t xml:space="preserve"> exista un documento previamente subido y aprobado</w:t>
-      </w:r>
-    </w:p>
-    <w:p>
-      <w:pPr>
-        <w:rPr>
-          <w:rFonts w:ascii="Arial" w:hAnsi="Arial" w:cs="Arial"/>
-          <w:lang w:val="es-SV"/>
-        </w:rPr>
-      </w:pPr>
-      <w:r>
-        <w:rPr>
-          <w:rFonts w:ascii="Arial" w:hAnsi="Arial" w:cs="Arial"/>
-          <w:b/>
-          <w:lang w:val="es-SV"/>
-        </w:rPr>
-        <w:t>Entonces</w:t>
-      </w:r>
-      <w:r>
-        <w:rPr>
-          <w:rFonts w:ascii="Arial" w:hAnsi="Arial" w:cs="Arial"/>
-          <w:lang w:val="es-SV"/>
-        </w:rPr>
-        <w:t xml:space="preserve"> el usuario deberá apretar el botón de subir una nueva versión de un documento en el menú principal</w:t>
-      </w:r>
-    </w:p>
-    <w:p>
-      <w:pPr>
-        <w:rPr>
-          <w:rFonts w:ascii="Arial" w:hAnsi="Arial" w:cs="Arial"/>
-          <w:lang w:val="es-SV"/>
-        </w:rPr>
-      </w:pPr>
-      <w:r>
-        <w:rPr>
-          <w:rFonts w:ascii="Arial" w:hAnsi="Arial" w:cs="Arial"/>
-          <w:b/>
-          <w:lang w:val="es-SV"/>
-        </w:rPr>
-        <w:t xml:space="preserve">Y </w:t>
-      </w:r>
-      <w:r>
-        <w:rPr>
-          <w:rFonts w:ascii="Arial" w:hAnsi="Arial" w:cs="Arial"/>
-          <w:lang w:val="es-SV"/>
-        </w:rPr>
-        <w:t>seleccionar el documento al cual se le va a subir la nueva versión</w:t>
-      </w:r>
-    </w:p>
-    <w:p>
-      <w:pPr>
-        <w:rPr>
-          <w:rFonts w:ascii="Arial" w:hAnsi="Arial" w:cs="Arial"/>
-          <w:lang w:val="es-SV"/>
-        </w:rPr>
-      </w:pPr>
-      <w:r>
-        <w:rPr>
-          <w:rFonts w:ascii="Arial" w:hAnsi="Arial" w:cs="Arial"/>
-          <w:b/>
-          <w:lang w:val="es-SV"/>
-        </w:rPr>
-        <w:t>Y</w:t>
-      </w:r>
-      <w:r>
-        <w:rPr>
-          <w:rFonts w:ascii="Arial" w:hAnsi="Arial" w:cs="Arial"/>
-          <w:lang w:val="es-SV"/>
-        </w:rPr>
-        <w:t xml:space="preserve"> llenar toda la información necesaria</w:t>
-      </w:r>
-    </w:p>
-    <w:p>
-      <w:pPr>
-        <w:rPr>
-          <w:rFonts w:ascii="Arial" w:hAnsi="Arial" w:cs="Arial"/>
-          <w:lang w:val="es-SV"/>
-        </w:rPr>
-      </w:pPr>
-      <w:r>
-        <w:rPr>
-          <w:rFonts w:ascii="Arial" w:hAnsi="Arial" w:cs="Arial"/>
-          <w:b/>
-          <w:lang w:val="es-SV"/>
-        </w:rPr>
-        <w:t xml:space="preserve">Y </w:t>
-      </w:r>
-      <w:r>
-        <w:rPr>
-          <w:rFonts w:ascii="Arial" w:hAnsi="Arial" w:cs="Arial"/>
-          <w:lang w:val="es-SV"/>
-        </w:rPr>
-        <w:t xml:space="preserve">anexar la nueva versión del documento </w:t>
-      </w:r>
-    </w:p>
-    <w:p>
-      <w:pPr>
-        <w:rPr>
-          <w:rFonts w:ascii="Arial" w:hAnsi="Arial" w:cs="Arial"/>
-          <w:lang w:val="es-SV"/>
-        </w:rPr>
-      </w:pPr>
-      <w:r>
-        <w:rPr>
-          <w:rFonts w:ascii="Arial" w:hAnsi="Arial" w:cs="Arial"/>
-          <w:b/>
-          <w:lang w:val="es-SV"/>
-        </w:rPr>
-        <w:t>Y</w:t>
-      </w:r>
-      <w:r>
-        <w:rPr>
-          <w:rFonts w:ascii="Arial" w:hAnsi="Arial" w:cs="Arial"/>
-          <w:lang w:val="es-SV"/>
-        </w:rPr>
-        <w:t xml:space="preserve"> apretar el botón de subir</w:t>
-      </w:r>
-    </w:p>
-    <w:p>
-      <w:pPr>
-        <w:rPr>
-          <w:rFonts w:ascii="Arial" w:hAnsi="Arial" w:cs="Arial"/>
-          <w:lang w:val="es-SV"/>
-        </w:rPr>
-      </w:pPr>
-    </w:p>
-    <w:p>
-      <w:pPr>
-        <w:rPr>
-          <w:rFonts w:ascii="Arial" w:hAnsi="Arial" w:cs="Arial"/>
-          <w:lang w:val="es-SV"/>
-        </w:rPr>
-      </w:pPr>
-      <w:r>
-        <w:rPr>
-          <w:rFonts w:ascii="Arial" w:hAnsi="Arial" w:cs="Arial"/>
-          <w:b/>
-          <w:lang w:val="es-SV"/>
-        </w:rPr>
-        <w:t>Escenario 4</w:t>
-      </w:r>
-      <w:r>
-        <w:rPr>
-          <w:rFonts w:ascii="Arial" w:hAnsi="Arial" w:cs="Arial"/>
-          <w:lang w:val="es-SV"/>
-        </w:rPr>
-        <w:t>: Aprobar o rechazar un documento</w:t>
-      </w:r>
-    </w:p>
-    <w:p>
-      <w:pPr>
-        <w:rPr>
-          <w:rFonts w:ascii="Arial" w:hAnsi="Arial" w:cs="Arial"/>
-          <w:lang w:val="es-SV"/>
-        </w:rPr>
-      </w:pPr>
-      <w:r>
-        <w:rPr>
-          <w:rFonts w:ascii="Arial" w:hAnsi="Arial" w:cs="Arial"/>
-          <w:b/>
-          <w:lang w:val="es-SV"/>
-        </w:rPr>
-        <w:t>Dado que</w:t>
-      </w:r>
-      <w:r>
-        <w:rPr>
-          <w:rFonts w:ascii="Arial" w:hAnsi="Arial" w:cs="Arial"/>
-          <w:lang w:val="es-SV"/>
-        </w:rPr>
-        <w:t xml:space="preserve"> el usuario quiere aprobar o rechazar un documento pendiente</w:t>
-      </w:r>
-    </w:p>
-    <w:p>
-      <w:pPr>
-        <w:rPr>
-          <w:rFonts w:ascii="Arial" w:hAnsi="Arial" w:cs="Arial"/>
-          <w:lang w:val="es-SV"/>
-        </w:rPr>
-      </w:pPr>
-      <w:r>
-        <w:rPr>
-          <w:rFonts w:ascii="Arial" w:hAnsi="Arial" w:cs="Arial"/>
-          <w:b/>
-          <w:lang w:val="es-SV"/>
-        </w:rPr>
-        <w:t xml:space="preserve">Cuando </w:t>
-      </w:r>
-      <w:r>
-        <w:rPr>
-          <w:rFonts w:ascii="Arial" w:hAnsi="Arial" w:cs="Arial"/>
-          <w:lang w:val="es-SV"/>
-        </w:rPr>
-        <w:t>el usuario ya haya ingresado sesión</w:t>
-      </w:r>
-    </w:p>
-    <w:p>
-      <w:pPr>
-        <w:rPr>
-          <w:rFonts w:ascii="Arial" w:hAnsi="Arial" w:cs="Arial"/>
-          <w:lang w:val="es-SV"/>
-        </w:rPr>
-      </w:pPr>
-      <w:r>
-        <w:rPr>
-          <w:rFonts w:ascii="Arial" w:hAnsi="Arial" w:cs="Arial"/>
-          <w:b/>
-          <w:lang w:val="es-SV"/>
-        </w:rPr>
-        <w:t xml:space="preserve">Y </w:t>
-      </w:r>
-      <w:r>
-        <w:rPr>
-          <w:rFonts w:ascii="Arial" w:hAnsi="Arial" w:cs="Arial"/>
-          <w:lang w:val="es-SV"/>
-        </w:rPr>
-        <w:t>el usuario tenga el rol de administrador o jefe</w:t>
-      </w:r>
-    </w:p>
-    <w:p>
-      <w:pPr>
-        <w:rPr>
-          <w:rFonts w:ascii="Arial" w:hAnsi="Arial" w:cs="Arial"/>
-          <w:lang w:val="es-SV"/>
-        </w:rPr>
-      </w:pPr>
-      <w:r>
-        <w:rPr>
-          <w:rFonts w:ascii="Arial" w:hAnsi="Arial" w:cs="Arial"/>
-          <w:b/>
-          <w:lang w:val="es-SV"/>
-        </w:rPr>
-        <w:t>Y</w:t>
-      </w:r>
-      <w:r>
-        <w:rPr>
-          <w:rFonts w:ascii="Arial" w:hAnsi="Arial" w:cs="Arial"/>
-          <w:lang w:val="es-SV"/>
-        </w:rPr>
-        <w:t xml:space="preserve"> exista un documento previamente subido que este pendiente</w:t>
-      </w:r>
-    </w:p>
-    <w:p>
-      <w:pPr>
-        <w:rPr>
-          <w:rFonts w:ascii="Arial" w:hAnsi="Arial" w:cs="Arial"/>
-          <w:lang w:val="es-SV"/>
-        </w:rPr>
-      </w:pPr>
-      <w:r>
-        <w:rPr>
-          <w:rFonts w:ascii="Arial" w:hAnsi="Arial" w:cs="Arial"/>
-          <w:b/>
-          <w:lang w:val="es-SV"/>
-        </w:rPr>
-        <w:t>Entonces</w:t>
-      </w:r>
-      <w:r>
-        <w:rPr>
-          <w:rFonts w:ascii="Arial" w:hAnsi="Arial" w:cs="Arial"/>
-          <w:lang w:val="es-SV"/>
-        </w:rPr>
-        <w:t xml:space="preserve"> el usuario deberá apretar el botón de ver documentos en el menú principal</w:t>
-      </w:r>
-    </w:p>
-    <w:p>
-      <w:pPr>
-        <w:rPr>
-          <w:rFonts w:ascii="Arial" w:hAnsi="Arial" w:cs="Arial"/>
-          <w:lang w:val="es-SV"/>
-        </w:rPr>
-      </w:pPr>
-      <w:r>
-        <w:rPr>
-          <w:rFonts w:ascii="Arial" w:hAnsi="Arial" w:cs="Arial"/>
-          <w:b/>
-          <w:lang w:val="es-SV"/>
-        </w:rPr>
-        <w:t xml:space="preserve">Y </w:t>
-      </w:r>
-      <w:r>
-        <w:rPr>
-          <w:rFonts w:ascii="Arial" w:hAnsi="Arial" w:cs="Arial"/>
-          <w:lang w:val="es-SV"/>
-        </w:rPr>
-        <w:t>seleccionar el documento al cual se va a aprobar o rechazar</w:t>
-      </w:r>
-    </w:p>
-    <w:p>
-      <w:pPr>
-        <w:rPr>
-          <w:rFonts w:ascii="Arial" w:hAnsi="Arial" w:cs="Arial"/>
-          <w:lang w:val="es-SV"/>
-        </w:rPr>
-      </w:pPr>
-      <w:r>
-        <w:rPr>
-          <w:rFonts w:ascii="Arial" w:hAnsi="Arial" w:cs="Arial"/>
-          <w:b/>
-          <w:lang w:val="es-SV"/>
-        </w:rPr>
-        <w:t xml:space="preserve">Y </w:t>
-      </w:r>
-      <w:r>
-        <w:rPr>
-          <w:rFonts w:ascii="Arial" w:hAnsi="Arial" w:cs="Arial"/>
-          <w:lang w:val="es-SV"/>
-        </w:rPr>
-        <w:t>revisar el documento minuciosamente</w:t>
-      </w:r>
-    </w:p>
-    <w:p>
-      <w:pPr>
-        <w:rPr>
-          <w:rFonts w:ascii="Arial" w:hAnsi="Arial" w:cs="Arial"/>
-          <w:lang w:val="es-SV"/>
-        </w:rPr>
-      </w:pPr>
-      <w:r>
-        <w:rPr>
-          <w:rFonts w:ascii="Arial" w:hAnsi="Arial" w:cs="Arial"/>
-          <w:b/>
-          <w:lang w:val="es-SV"/>
-        </w:rPr>
-        <w:lastRenderedPageBreak/>
-        <w:t>Y</w:t>
-      </w:r>
-      <w:r>
-        <w:rPr>
-          <w:rFonts w:ascii="Arial" w:hAnsi="Arial" w:cs="Arial"/>
-          <w:lang w:val="es-SV"/>
-        </w:rPr>
-        <w:t xml:space="preserve"> apretar el botón de aprobar o rechazar dependiendo del caso</w:t>
-      </w:r>
-    </w:p>
-    <w:p>
-      <w:pPr>
-        <w:rPr>
-          <w:rFonts w:ascii="Arial" w:hAnsi="Arial" w:cs="Arial"/>
-          <w:lang w:val="es-SV"/>
-        </w:rPr>
-      </w:pPr>
-    </w:p>
-    <w:p>
-      <w:pPr>
-        <w:rPr>
-          <w:rFonts w:ascii="Arial" w:hAnsi="Arial" w:cs="Arial"/>
-          <w:lang w:val="es-SV"/>
-        </w:rPr>
-      </w:pPr>
-      <w:r>
-        <w:rPr>
-          <w:rFonts w:ascii="Arial" w:hAnsi="Arial" w:cs="Arial"/>
-          <w:b/>
-          <w:lang w:val="es-SV"/>
-        </w:rPr>
-        <w:t>Escenario 5</w:t>
-      </w:r>
-      <w:r>
-        <w:rPr>
-          <w:rFonts w:ascii="Arial" w:hAnsi="Arial" w:cs="Arial"/>
-          <w:lang w:val="es-SV"/>
-        </w:rPr>
-        <w:t>: Creación de un nuevo usuario</w:t>
-      </w:r>
-    </w:p>
-    <w:p>
-      <w:pPr>
-        <w:rPr>
-          <w:rFonts w:ascii="Arial" w:hAnsi="Arial" w:cs="Arial"/>
-          <w:lang w:val="es-SV"/>
-        </w:rPr>
-      </w:pPr>
-      <w:r>
-        <w:rPr>
-          <w:rFonts w:ascii="Arial" w:hAnsi="Arial" w:cs="Arial"/>
-          <w:b/>
-          <w:lang w:val="es-SV"/>
-        </w:rPr>
-        <w:t>Dado que</w:t>
-      </w:r>
-      <w:r>
-        <w:rPr>
-          <w:rFonts w:ascii="Arial" w:hAnsi="Arial" w:cs="Arial"/>
-          <w:lang w:val="es-SV"/>
-        </w:rPr>
-        <w:t xml:space="preserve"> el usuario quiere crear un nuevo usuario para el portal</w:t>
-      </w:r>
-    </w:p>
-    <w:p>
-      <w:pPr>
-        <w:rPr>
-          <w:rFonts w:ascii="Arial" w:hAnsi="Arial" w:cs="Arial"/>
-          <w:lang w:val="es-SV"/>
-        </w:rPr>
-      </w:pPr>
-      <w:r>
-        <w:rPr>
-          <w:rFonts w:ascii="Arial" w:hAnsi="Arial" w:cs="Arial"/>
-          <w:b/>
-          <w:lang w:val="es-SV"/>
-        </w:rPr>
-        <w:t xml:space="preserve">Cuando </w:t>
-      </w:r>
-      <w:r>
-        <w:rPr>
-          <w:rFonts w:ascii="Arial" w:hAnsi="Arial" w:cs="Arial"/>
-          <w:lang w:val="es-SV"/>
-        </w:rPr>
-        <w:t>el usuario ya haya ingresado sesión</w:t>
-      </w:r>
-    </w:p>
-    <w:p>
-      <w:pPr>
-        <w:rPr>
-          <w:rFonts w:ascii="Arial" w:hAnsi="Arial" w:cs="Arial"/>
-          <w:lang w:val="es-SV"/>
-        </w:rPr>
-      </w:pPr>
-      <w:r>
-        <w:rPr>
-          <w:rFonts w:ascii="Arial" w:hAnsi="Arial" w:cs="Arial"/>
-          <w:b/>
-          <w:lang w:val="es-SV"/>
-        </w:rPr>
-        <w:t xml:space="preserve">Y </w:t>
-      </w:r>
-      <w:r>
-        <w:rPr>
-          <w:rFonts w:ascii="Arial" w:hAnsi="Arial" w:cs="Arial"/>
-          <w:lang w:val="es-SV"/>
-        </w:rPr>
-        <w:t>el usuario tenga el rol de administrador</w:t>
-      </w:r>
-    </w:p>
-    <w:p>
-      <w:pPr>
-        <w:rPr>
-          <w:rFonts w:ascii="Arial" w:hAnsi="Arial" w:cs="Arial"/>
-          <w:lang w:val="es-SV"/>
-        </w:rPr>
-      </w:pPr>
-      <w:r>
-        <w:rPr>
-          <w:rFonts w:ascii="Arial" w:hAnsi="Arial" w:cs="Arial"/>
-          <w:b/>
-          <w:lang w:val="es-SV"/>
-        </w:rPr>
-        <w:t>Entonces</w:t>
-      </w:r>
-      <w:r>
-        <w:rPr>
-          <w:rFonts w:ascii="Arial" w:hAnsi="Arial" w:cs="Arial"/>
-          <w:lang w:val="es-SV"/>
-        </w:rPr>
-        <w:t xml:space="preserve"> el usuario deberá apretar el botón de crear nuevo usuario en el menú principal</w:t>
-      </w:r>
-    </w:p>
-    <w:p>
-      <w:pPr>
-        <w:rPr>
-          <w:rFonts w:ascii="Arial" w:hAnsi="Arial" w:cs="Arial"/>
-          <w:lang w:val="es-SV"/>
-        </w:rPr>
-      </w:pPr>
-      <w:r>
-        <w:rPr>
-          <w:rFonts w:ascii="Arial" w:hAnsi="Arial" w:cs="Arial"/>
-          <w:b/>
-          <w:lang w:val="es-SV"/>
-        </w:rPr>
-        <w:t xml:space="preserve">Y </w:t>
-      </w:r>
-      <w:r>
-        <w:rPr>
-          <w:rFonts w:ascii="Arial" w:hAnsi="Arial" w:cs="Arial"/>
-          <w:lang w:val="es-SV"/>
-        </w:rPr>
-        <w:t>llenar toda la información necesaria</w:t>
-      </w:r>
-    </w:p>
-    <w:p>
-      <w:pPr>
-        <w:rPr>
-          <w:rFonts w:ascii="Arial" w:hAnsi="Arial" w:cs="Arial"/>
-          <w:lang w:val="es-SV"/>
-        </w:rPr>
-      </w:pPr>
-      <w:r>
-        <w:rPr>
-          <w:rFonts w:ascii="Arial" w:hAnsi="Arial" w:cs="Arial"/>
-          <w:b/>
-          <w:lang w:val="es-SV"/>
-        </w:rPr>
-        <w:t xml:space="preserve">Y </w:t>
-      </w:r>
-      <w:r>
-        <w:rPr>
-          <w:rFonts w:ascii="Arial" w:hAnsi="Arial" w:cs="Arial"/>
-          <w:lang w:val="es-SV"/>
-        </w:rPr>
-        <w:t>elegir el rol del nuevo usuario</w:t>
-      </w:r>
-    </w:p>
-    <w:p>
-      <w:pPr>
-        <w:rPr>
-          <w:rFonts w:ascii="Arial" w:hAnsi="Arial" w:cs="Arial"/>
-          <w:lang w:val="es-SV"/>
-        </w:rPr>
-      </w:pPr>
-      <w:r>
-        <w:rPr>
-          <w:rFonts w:ascii="Arial" w:hAnsi="Arial" w:cs="Arial"/>
-          <w:b/>
-          <w:lang w:val="es-SV"/>
-        </w:rPr>
-        <w:t>Y</w:t>
-      </w:r>
-      <w:r>
-        <w:rPr>
-          <w:rFonts w:ascii="Arial" w:hAnsi="Arial" w:cs="Arial"/>
-          <w:lang w:val="es-SV"/>
-        </w:rPr>
-        <w:t xml:space="preserve"> apretar el botón de crear usuario</w:t>
-      </w:r>
-    </w:p>
-    <w:p>
-      <w:pPr>
-        <w:rPr>
-          <w:rFonts w:ascii="Arial" w:hAnsi="Arial" w:cs="Arial"/>
-          <w:lang w:val="es-SV"/>
-        </w:rPr>
-      </w:pPr>
-    </w:p>
-    <w:p>
-      <w:pPr>
-        <w:rPr>
-          <w:rFonts w:ascii="Arial" w:hAnsi="Arial" w:cs="Arial"/>
-          <w:lang w:val="es-SV"/>
-        </w:rPr>
-      </w:pPr>
-      <w:r>
-        <w:rPr>
-          <w:rFonts w:ascii="Arial" w:hAnsi="Arial" w:cs="Arial"/>
-          <w:b/>
-          <w:lang w:val="es-SV"/>
-        </w:rPr>
-        <w:t>Escenario 6</w:t>
-      </w:r>
-      <w:r>
-        <w:rPr>
-          <w:rFonts w:ascii="Arial" w:hAnsi="Arial" w:cs="Arial"/>
-          <w:lang w:val="es-SV"/>
-        </w:rPr>
-        <w:t>: Ver un documento</w:t>
-      </w:r>
-    </w:p>
-    <w:p>
-      <w:pPr>
-        <w:rPr>
-          <w:rFonts w:ascii="Arial" w:hAnsi="Arial" w:cs="Arial"/>
-          <w:lang w:val="es-SV"/>
-        </w:rPr>
-      </w:pPr>
-      <w:r>
-        <w:rPr>
-          <w:rFonts w:ascii="Arial" w:hAnsi="Arial" w:cs="Arial"/>
-          <w:b/>
-          <w:lang w:val="es-SV"/>
-        </w:rPr>
-        <w:t>Dado que</w:t>
-      </w:r>
-      <w:r>
-        <w:rPr>
-          <w:rFonts w:ascii="Arial" w:hAnsi="Arial" w:cs="Arial"/>
-          <w:lang w:val="es-SV"/>
-        </w:rPr>
-        <w:t xml:space="preserve"> el usuario quiere ver un documento</w:t>
-      </w:r>
-    </w:p>
-    <w:p>
-      <w:pPr>
-        <w:rPr>
-          <w:rFonts w:ascii="Arial" w:hAnsi="Arial" w:cs="Arial"/>
-          <w:lang w:val="es-SV"/>
-        </w:rPr>
-      </w:pPr>
-      <w:r>
-        <w:rPr>
-          <w:rFonts w:ascii="Arial" w:hAnsi="Arial" w:cs="Arial"/>
-          <w:b/>
-          <w:lang w:val="es-SV"/>
-        </w:rPr>
-        <w:t xml:space="preserve">Cuando </w:t>
-      </w:r>
-      <w:r>
-        <w:rPr>
-          <w:rFonts w:ascii="Arial" w:hAnsi="Arial" w:cs="Arial"/>
-          <w:lang w:val="es-SV"/>
-        </w:rPr>
-        <w:t>el usuario ya haya ingresado sesión</w:t>
-      </w:r>
-    </w:p>
-    <w:p>
-      <w:pPr>
-        <w:rPr>
-          <w:rFonts w:ascii="Arial" w:hAnsi="Arial" w:cs="Arial"/>
-          <w:lang w:val="es-SV"/>
-        </w:rPr>
-      </w:pPr>
-      <w:r>
-        <w:rPr>
-          <w:rFonts w:ascii="Arial" w:hAnsi="Arial" w:cs="Arial"/>
-          <w:b/>
-          <w:lang w:val="es-SV"/>
-        </w:rPr>
-        <w:t>Entonces</w:t>
-      </w:r>
-      <w:r>
-        <w:rPr>
-          <w:rFonts w:ascii="Arial" w:hAnsi="Arial" w:cs="Arial"/>
-          <w:lang w:val="es-SV"/>
-        </w:rPr>
-        <w:t xml:space="preserve"> el usuario deberá apretar el botón de ver documentos en el menú principal</w:t>
-      </w:r>
-    </w:p>
-    <w:p>
-      <w:pPr>
-        <w:rPr>
-          <w:rFonts w:ascii="Arial" w:hAnsi="Arial" w:cs="Arial"/>
-          <w:lang w:val="es-SV"/>
-        </w:rPr>
-      </w:pPr>
-      <w:r>
-        <w:rPr>
-          <w:rFonts w:ascii="Arial" w:hAnsi="Arial" w:cs="Arial"/>
-          <w:b/>
-          <w:lang w:val="es-SV"/>
-        </w:rPr>
-        <w:t xml:space="preserve">Y </w:t>
-      </w:r>
-      <w:r>
-        <w:rPr>
-          <w:rFonts w:ascii="Arial" w:hAnsi="Arial" w:cs="Arial"/>
-          <w:lang w:val="es-SV"/>
-        </w:rPr>
-        <w:t>elegir el documento que desee ver</w:t>
-      </w:r>
-    </w:p>
-    <w:p>
-      <w:pPr>
-        <w:rPr>
-          <w:rFonts w:ascii="Arial" w:hAnsi="Arial" w:cs="Arial"/>
-          <w:lang w:val="es-SV"/>
-        </w:rPr>
-      </w:pPr>
-      <w:r>
-        <w:rPr>
-          <w:rFonts w:ascii="Arial" w:hAnsi="Arial" w:cs="Arial"/>
-          <w:b/>
-          <w:lang w:val="es-SV"/>
-        </w:rPr>
-        <w:t xml:space="preserve">Y </w:t>
-      </w:r>
-      <w:r>
-        <w:rPr>
-          <w:rFonts w:ascii="Arial" w:hAnsi="Arial" w:cs="Arial"/>
-          <w:lang w:val="es-SV"/>
-        </w:rPr>
-        <w:t>apretar el botón de abrir archivo</w:t>
-      </w:r>
-    </w:p>
-    <w:p>
-      <w:pPr>
-        <w:rPr>
-          <w:rFonts w:ascii="Arial" w:hAnsi="Arial" w:cs="Arial"/>
-          <w:lang w:val="es-SV"/>
-        </w:rPr>
-      </w:pPr>
-    </w:p>
-    <w:p>
-      <w:pPr>
-        <w:rPr>
-          <w:rFonts w:ascii="Arial" w:hAnsi="Arial" w:cs="Arial"/>
-          <w:lang w:val="es-SV"/>
-        </w:rPr>
-      </w:pPr>
-      <w:r>
-        <w:rPr>
-          <w:rFonts w:ascii="Arial" w:hAnsi="Arial" w:cs="Arial"/>
-          <w:b/>
-          <w:lang w:val="es-SV"/>
-        </w:rPr>
-        <w:t>Escenario 7</w:t>
-      </w:r>
-      <w:r>
-        <w:rPr>
-          <w:rFonts w:ascii="Arial" w:hAnsi="Arial" w:cs="Arial"/>
-          <w:lang w:val="es-SV"/>
-        </w:rPr>
-        <w:t>: Ver una versión especifica de un documento</w:t>
-      </w:r>
-    </w:p>
-    <w:p>
-      <w:pPr>
-        <w:rPr>
-          <w:rFonts w:ascii="Arial" w:hAnsi="Arial" w:cs="Arial"/>
-          <w:lang w:val="es-SV"/>
-        </w:rPr>
-      </w:pPr>
-      <w:r>
-        <w:rPr>
-          <w:rFonts w:ascii="Arial" w:hAnsi="Arial" w:cs="Arial"/>
-          <w:b/>
-          <w:lang w:val="es-SV"/>
-        </w:rPr>
-        <w:t>Dado que</w:t>
-      </w:r>
-      <w:r>
-        <w:rPr>
-          <w:rFonts w:ascii="Arial" w:hAnsi="Arial" w:cs="Arial"/>
-          <w:lang w:val="es-SV"/>
-        </w:rPr>
-        <w:t xml:space="preserve"> el usuario quiere ver una versión especifica de un documento</w:t>
-      </w:r>
-    </w:p>
-    <w:p>
-      <w:pPr>
-        <w:rPr>
-          <w:rFonts w:ascii="Arial" w:hAnsi="Arial" w:cs="Arial"/>
-          <w:lang w:val="es-SV"/>
-        </w:rPr>
-      </w:pPr>
-      <w:r>
-        <w:rPr>
-          <w:rFonts w:ascii="Arial" w:hAnsi="Arial" w:cs="Arial"/>
-          <w:b/>
-          <w:lang w:val="es-SV"/>
-        </w:rPr>
-        <w:t xml:space="preserve">Cuando </w:t>
-      </w:r>
-      <w:r>
-        <w:rPr>
-          <w:rFonts w:ascii="Arial" w:hAnsi="Arial" w:cs="Arial"/>
-          <w:lang w:val="es-SV"/>
-        </w:rPr>
-        <w:t>el usuario ya haya ingresado sesión</w:t>
-      </w:r>
-    </w:p>
-    <w:p>
-      <w:pPr>
-        <w:rPr>
-          <w:rFonts w:ascii="Arial" w:hAnsi="Arial" w:cs="Arial"/>
-          <w:lang w:val="es-SV"/>
-        </w:rPr>
-      </w:pPr>
-      <w:r>
-        <w:rPr>
-          <w:rFonts w:ascii="Arial" w:hAnsi="Arial" w:cs="Arial"/>
-          <w:b/>
-          <w:lang w:val="es-SV"/>
-        </w:rPr>
-        <w:t>Entonces</w:t>
-      </w:r>
-      <w:r>
-        <w:rPr>
-          <w:rFonts w:ascii="Arial" w:hAnsi="Arial" w:cs="Arial"/>
-          <w:lang w:val="es-SV"/>
-        </w:rPr>
-        <w:t xml:space="preserve"> el usuario deberá apretar el botón de ver documentos en el menú principal</w:t>
-      </w:r>
-    </w:p>
-    <w:p>
-      <w:pPr>
-        <w:rPr>
-          <w:rFonts w:ascii="Arial" w:hAnsi="Arial" w:cs="Arial"/>
-          <w:lang w:val="es-SV"/>
-        </w:rPr>
-      </w:pPr>
-      <w:r>
-        <w:rPr>
-          <w:rFonts w:ascii="Arial" w:hAnsi="Arial" w:cs="Arial"/>
-          <w:b/>
-          <w:lang w:val="es-SV"/>
-        </w:rPr>
-        <w:t xml:space="preserve">Y </w:t>
-      </w:r>
-      <w:r>
-        <w:rPr>
-          <w:rFonts w:ascii="Arial" w:hAnsi="Arial" w:cs="Arial"/>
-          <w:lang w:val="es-SV"/>
-        </w:rPr>
-        <w:t>elegir el documento que desee ver</w:t>
-      </w:r>
-    </w:p>
-    <w:p>
-      <w:pPr>
-        <w:rPr>
-          <w:rFonts w:ascii="Arial" w:hAnsi="Arial" w:cs="Arial"/>
-          <w:lang w:val="es-SV"/>
-        </w:rPr>
-      </w:pPr>
-      <w:r>
-        <w:rPr>
-          <w:rFonts w:ascii="Arial" w:hAnsi="Arial" w:cs="Arial"/>
-          <w:b/>
-          <w:lang w:val="es-SV"/>
-        </w:rPr>
-        <w:t xml:space="preserve">Y </w:t>
-      </w:r>
-      <w:r>
-        <w:rPr>
-          <w:rFonts w:ascii="Arial" w:hAnsi="Arial" w:cs="Arial"/>
-          <w:lang w:val="es-SV"/>
-        </w:rPr>
-        <w:t>elegir la versión que desee ver en el menú</w:t>
-      </w:r>
-    </w:p>
-    <w:p>
-      <w:pPr>
-        <w:rPr>
-          <w:rFonts w:ascii="Arial" w:hAnsi="Arial" w:cs="Arial"/>
-          <w:lang w:val="es-SV"/>
-        </w:rPr>
-      </w:pPr>
-      <w:r>
-        <w:rPr>
-          <w:rFonts w:ascii="Arial" w:hAnsi="Arial" w:cs="Arial"/>
-          <w:b/>
-          <w:lang w:val="es-SV"/>
-        </w:rPr>
-        <w:t xml:space="preserve">Y </w:t>
-      </w:r>
-      <w:r>
-        <w:rPr>
-          <w:rFonts w:ascii="Arial" w:hAnsi="Arial" w:cs="Arial"/>
-          <w:lang w:val="es-SV"/>
-        </w:rPr>
-        <w:t>apretar el botón de abrir archivo</w:t>
-      </w:r>
-    </w:p>
-    <w:p>
-      <w:pPr>
-        <w:rPr>
-          <w:rFonts w:ascii="Arial" w:hAnsi="Arial" w:cs="Arial"/>
-          <w:lang w:val="es-SV"/>
-        </w:rPr>
-      </w:pPr>
-    </w:p>
-    <w:p>
-      <w:pPr>
-        <w:rPr>
-          <w:rFonts w:ascii="Arial" w:hAnsi="Arial" w:cs="Arial"/>
-          <w:lang w:val="es-SV"/>
-        </w:rPr>
-      </w:pPr>
-      <w:r>
-        <w:rPr>
-          <w:rFonts w:ascii="Arial" w:hAnsi="Arial" w:cs="Arial"/>
-          <w:b/>
-          <w:lang w:val="es-SV"/>
-        </w:rPr>
-        <w:lastRenderedPageBreak/>
-        <w:t>Escenario 8</w:t>
-      </w:r>
-      <w:r>
-        <w:rPr>
-          <w:rFonts w:ascii="Arial" w:hAnsi="Arial" w:cs="Arial"/>
-          <w:lang w:val="es-SV"/>
-        </w:rPr>
-        <w:t>: Dejar un comentario</w:t>
-      </w:r>
-    </w:p>
-    <w:p>
-      <w:pPr>
-        <w:rPr>
-          <w:rFonts w:ascii="Arial" w:hAnsi="Arial" w:cs="Arial"/>
-          <w:lang w:val="es-SV"/>
-        </w:rPr>
-      </w:pPr>
-      <w:r>
-        <w:rPr>
-          <w:rFonts w:ascii="Arial" w:hAnsi="Arial" w:cs="Arial"/>
-          <w:b/>
-          <w:lang w:val="es-SV"/>
-        </w:rPr>
-        <w:t>Dado que</w:t>
-      </w:r>
-      <w:r>
-        <w:rPr>
-          <w:rFonts w:ascii="Arial" w:hAnsi="Arial" w:cs="Arial"/>
-          <w:lang w:val="es-SV"/>
-        </w:rPr>
-        <w:t xml:space="preserve"> el usuario desea dejar un comentario en un documento especifico</w:t>
-      </w:r>
-    </w:p>
-    <w:p>
-      <w:pPr>
-        <w:rPr>
-          <w:rFonts w:ascii="Arial" w:hAnsi="Arial" w:cs="Arial"/>
-          <w:lang w:val="es-SV"/>
-        </w:rPr>
-      </w:pPr>
-      <w:r>
-        <w:rPr>
-          <w:rFonts w:ascii="Arial" w:hAnsi="Arial" w:cs="Arial"/>
-          <w:b/>
-          <w:lang w:val="es-SV"/>
-        </w:rPr>
-        <w:t xml:space="preserve">Cuando </w:t>
-      </w:r>
-      <w:r>
-        <w:rPr>
-          <w:rFonts w:ascii="Arial" w:hAnsi="Arial" w:cs="Arial"/>
-          <w:lang w:val="es-SV"/>
-        </w:rPr>
-        <w:t>el usuario ya haya ingresado sesión</w:t>
-      </w:r>
-    </w:p>
-    <w:p>
-      <w:pPr>
-        <w:rPr>
-          <w:rFonts w:ascii="Arial" w:hAnsi="Arial" w:cs="Arial"/>
-          <w:lang w:val="es-SV"/>
-        </w:rPr>
-      </w:pPr>
-      <w:r>
-        <w:rPr>
-          <w:rFonts w:ascii="Arial" w:hAnsi="Arial" w:cs="Arial"/>
-          <w:b/>
-          <w:lang w:val="es-SV"/>
-        </w:rPr>
-        <w:t>Entonces</w:t>
-      </w:r>
-      <w:r>
-        <w:rPr>
-          <w:rFonts w:ascii="Arial" w:hAnsi="Arial" w:cs="Arial"/>
-          <w:lang w:val="es-SV"/>
-        </w:rPr>
-        <w:t xml:space="preserve"> el usuario deberá apretar el botón de ver documentos en el menú principal</w:t>
-      </w:r>
-    </w:p>
-    <w:p>
-      <w:pPr>
-        <w:rPr>
-          <w:rFonts w:ascii="Arial" w:hAnsi="Arial" w:cs="Arial"/>
-          <w:lang w:val="es-SV"/>
-        </w:rPr>
-      </w:pPr>
-      <w:r>
-        <w:rPr>
-          <w:rFonts w:ascii="Arial" w:hAnsi="Arial" w:cs="Arial"/>
-          <w:b/>
-          <w:lang w:val="es-SV"/>
-        </w:rPr>
-        <w:t xml:space="preserve">Y </w:t>
-      </w:r>
-      <w:r>
-        <w:rPr>
-          <w:rFonts w:ascii="Arial" w:hAnsi="Arial" w:cs="Arial"/>
-          <w:lang w:val="es-SV"/>
-        </w:rPr>
-        <w:t>elegir el documento que desee ver</w:t>
-      </w:r>
-    </w:p>
-    <w:p>
-      <w:pPr>
-        <w:rPr>
-          <w:rFonts w:ascii="Arial" w:hAnsi="Arial" w:cs="Arial"/>
-          <w:lang w:val="es-SV"/>
-        </w:rPr>
-      </w:pPr>
-      <w:r>
-        <w:rPr>
-          <w:rFonts w:ascii="Arial" w:hAnsi="Arial" w:cs="Arial"/>
-          <w:b/>
-          <w:lang w:val="es-SV"/>
-        </w:rPr>
-        <w:t xml:space="preserve">Y </w:t>
-      </w:r>
-      <w:r>
-        <w:rPr>
-          <w:rFonts w:ascii="Arial" w:hAnsi="Arial" w:cs="Arial"/>
-          <w:lang w:val="es-SV"/>
-        </w:rPr>
-        <w:t>elegir la versión que desee ver en el menú</w:t>
-      </w:r>
-    </w:p>
-    <w:p>
-      <w:pPr>
-        <w:rPr>
-          <w:rFonts w:ascii="Arial" w:hAnsi="Arial" w:cs="Arial"/>
-          <w:lang w:val="es-SV"/>
-        </w:rPr>
-      </w:pPr>
-      <w:r>
-        <w:rPr>
-          <w:rFonts w:ascii="Arial" w:hAnsi="Arial" w:cs="Arial"/>
-          <w:b/>
-          <w:lang w:val="es-SV"/>
-        </w:rPr>
-        <w:t xml:space="preserve">Y </w:t>
-      </w:r>
-      <w:r>
-        <w:rPr>
-          <w:rFonts w:ascii="Arial" w:hAnsi="Arial" w:cs="Arial"/>
-          <w:lang w:val="es-SV"/>
-        </w:rPr>
-        <w:t>apretar el botón detalle</w:t>
-      </w:r>
-    </w:p>
-    <w:p>
-      <w:pPr>
-        <w:rPr>
-          <w:rFonts w:ascii="Arial" w:hAnsi="Arial" w:cs="Arial"/>
-          <w:lang w:val="es-SV"/>
-        </w:rPr>
-      </w:pPr>
-      <w:r>
-        <w:rPr>
-          <w:rFonts w:ascii="Arial" w:hAnsi="Arial" w:cs="Arial"/>
-          <w:b/>
-          <w:lang w:val="es-SV"/>
-        </w:rPr>
-        <w:t xml:space="preserve">Y </w:t>
-      </w:r>
-      <w:r>
-        <w:rPr>
-          <w:rFonts w:ascii="Arial" w:hAnsi="Arial" w:cs="Arial"/>
-          <w:lang w:val="es-SV"/>
-        </w:rPr>
-        <w:t>escribir el comentario</w:t>
-      </w:r>
-    </w:p>
-    <w:p>
-      <w:pPr>
-        <w:rPr>
-          <w:rFonts w:ascii="Arial" w:hAnsi="Arial" w:cs="Arial"/>
-          <w:lang w:val="es-SV"/>
-        </w:rPr>
-      </w:pPr>
-      <w:r>
-        <w:rPr>
-          <w:rFonts w:ascii="Arial" w:hAnsi="Arial" w:cs="Arial"/>
-          <w:b/>
-          <w:lang w:val="es-SV"/>
-        </w:rPr>
-        <w:t>Y</w:t>
-      </w:r>
-      <w:r>
-        <w:rPr>
-          <w:rFonts w:ascii="Arial" w:hAnsi="Arial" w:cs="Arial"/>
-          <w:lang w:val="es-SV"/>
-        </w:rPr>
-        <w:t xml:space="preserve"> apretar el botón de agregar comentario</w:t>
-      </w:r>
-    </w:p>
-    <w:p>
-      <w:pPr>
-        <w:rPr>
-          <w:rFonts w:ascii="Arial" w:hAnsi="Arial" w:cs="Arial"/>
-          <w:lang w:val="es-SV"/>
-        </w:rPr>
-      </w:pPr>
-    </w:p>
-    <w:p>
-      <w:pPr>
-        <w:rPr>
-          <w:rFonts w:ascii="Arial" w:hAnsi="Arial" w:cs="Arial"/>
-          <w:lang w:val="es-SV"/>
-        </w:rPr>
-      </w:pPr>
-      <w:r>
-        <w:rPr>
-          <w:rFonts w:ascii="Arial" w:hAnsi="Arial" w:cs="Arial"/>
-          <w:b/>
-          <w:lang w:val="es-SV"/>
-        </w:rPr>
-        <w:t xml:space="preserve">Escenario </w:t>
-      </w:r>
-      <w:r>
-        <w:rPr>
-          <w:rFonts w:ascii="Arial" w:hAnsi="Arial" w:cs="Arial"/>
-          <w:b/>
-          <w:lang w:val="es-SV"/>
-        </w:rPr>
-        <w:t>9</w:t>
-      </w:r>
-      <w:r>
-        <w:rPr>
-          <w:rFonts w:ascii="Arial" w:hAnsi="Arial" w:cs="Arial"/>
-          <w:lang w:val="es-SV"/>
-        </w:rPr>
-        <w:t>: Leer los comentarios</w:t>
-      </w:r>
-    </w:p>
-    <w:p>
-      <w:pPr>
-        <w:rPr>
-          <w:rFonts w:ascii="Arial" w:hAnsi="Arial" w:cs="Arial"/>
-          <w:lang w:val="es-SV"/>
-        </w:rPr>
-      </w:pPr>
-      <w:r>
-        <w:rPr>
-          <w:rFonts w:ascii="Arial" w:hAnsi="Arial" w:cs="Arial"/>
-          <w:b/>
-          <w:lang w:val="es-SV"/>
-        </w:rPr>
-        <w:t>Dado que</w:t>
-      </w:r>
-      <w:r>
-        <w:rPr>
-          <w:rFonts w:ascii="Arial" w:hAnsi="Arial" w:cs="Arial"/>
-          <w:lang w:val="es-SV"/>
-        </w:rPr>
-        <w:t xml:space="preserve"> el usuario desea leer los comentarios en un documento especifico</w:t>
-      </w:r>
-    </w:p>
-    <w:p>
-      <w:pPr>
-        <w:rPr>
-          <w:rFonts w:ascii="Arial" w:hAnsi="Arial" w:cs="Arial"/>
-          <w:lang w:val="es-SV"/>
-        </w:rPr>
-      </w:pPr>
-      <w:r>
-        <w:rPr>
-          <w:rFonts w:ascii="Arial" w:hAnsi="Arial" w:cs="Arial"/>
-          <w:b/>
-          <w:lang w:val="es-SV"/>
-        </w:rPr>
-        <w:t xml:space="preserve">Cuando </w:t>
-      </w:r>
-      <w:r>
-        <w:rPr>
-          <w:rFonts w:ascii="Arial" w:hAnsi="Arial" w:cs="Arial"/>
-          <w:lang w:val="es-SV"/>
-        </w:rPr>
-        <w:t>el usuario ya haya ingresado sesión</w:t>
-      </w:r>
-    </w:p>
-    <w:p>
-      <w:pPr>
-        <w:rPr>
-          <w:rFonts w:ascii="Arial" w:hAnsi="Arial" w:cs="Arial"/>
-          <w:lang w:val="es-SV"/>
-        </w:rPr>
-      </w:pPr>
-      <w:r>
-        <w:rPr>
-          <w:rFonts w:ascii="Arial" w:hAnsi="Arial" w:cs="Arial"/>
-          <w:b/>
-          <w:lang w:val="es-SV"/>
-        </w:rPr>
-        <w:t>Entonces</w:t>
-      </w:r>
-      <w:r>
-        <w:rPr>
-          <w:rFonts w:ascii="Arial" w:hAnsi="Arial" w:cs="Arial"/>
-          <w:lang w:val="es-SV"/>
-        </w:rPr>
-        <w:t xml:space="preserve"> el usuario deberá apretar el botón de ver documentos en el menú principal</w:t>
-      </w:r>
-    </w:p>
-    <w:p>
-      <w:pPr>
-        <w:rPr>
-          <w:rFonts w:ascii="Arial" w:hAnsi="Arial" w:cs="Arial"/>
-          <w:lang w:val="es-SV"/>
-        </w:rPr>
-      </w:pPr>
-      <w:r>
-        <w:rPr>
-          <w:rFonts w:ascii="Arial" w:hAnsi="Arial" w:cs="Arial"/>
-          <w:b/>
-          <w:lang w:val="es-SV"/>
-        </w:rPr>
-        <w:t xml:space="preserve">Y </w:t>
-      </w:r>
-      <w:r>
-        <w:rPr>
-          <w:rFonts w:ascii="Arial" w:hAnsi="Arial" w:cs="Arial"/>
-          <w:lang w:val="es-SV"/>
-        </w:rPr>
-        <w:t>elegir el documento que desee ver</w:t>
-      </w:r>
-    </w:p>
-    <w:p>
-      <w:pPr>
-        <w:rPr>
-          <w:rFonts w:ascii="Arial" w:hAnsi="Arial" w:cs="Arial"/>
-          <w:lang w:val="es-SV"/>
-        </w:rPr>
-      </w:pPr>
-      <w:r>
-        <w:rPr>
-          <w:rFonts w:ascii="Arial" w:hAnsi="Arial" w:cs="Arial"/>
-          <w:b/>
-          <w:lang w:val="es-SV"/>
-        </w:rPr>
-        <w:t xml:space="preserve">Y </w:t>
-      </w:r>
-      <w:r>
-        <w:rPr>
-          <w:rFonts w:ascii="Arial" w:hAnsi="Arial" w:cs="Arial"/>
-          <w:lang w:val="es-SV"/>
-        </w:rPr>
-        <w:t>elegir la versión que desee ver en el menú</w:t>
-      </w:r>
-    </w:p>
-    <w:p>
-      <w:pPr>
-        <w:rPr>
-          <w:rFonts w:ascii="Arial" w:hAnsi="Arial" w:cs="Arial"/>
-          <w:lang w:val="es-SV"/>
-        </w:rPr>
-      </w:pPr>
-      <w:r>
-        <w:rPr>
-          <w:rFonts w:ascii="Arial" w:hAnsi="Arial" w:cs="Arial"/>
-          <w:b/>
-          <w:lang w:val="es-SV"/>
-        </w:rPr>
-        <w:t xml:space="preserve">Y </w:t>
-      </w:r>
-      <w:r>
-        <w:rPr>
-          <w:rFonts w:ascii="Arial" w:hAnsi="Arial" w:cs="Arial"/>
-          <w:lang w:val="es-SV"/>
-        </w:rPr>
-        <w:t>apretar el botón detalle</w:t>
-      </w:r>
-    </w:p>
-    <w:p>
-      <w:pPr>
-        <w:rPr>
-          <w:rFonts w:ascii="Arial" w:hAnsi="Arial" w:cs="Arial"/>
-          <w:lang w:val="es-SV"/>
-        </w:rPr>
-      </w:pPr>
-      <w:r>
-        <w:rPr>
-          <w:rFonts w:ascii="Arial" w:hAnsi="Arial" w:cs="Arial"/>
-          <w:b/>
-          <w:lang w:val="es-SV"/>
-        </w:rPr>
-        <w:t xml:space="preserve">Y </w:t>
-      </w:r>
-      <w:r>
-        <w:rPr>
-          <w:rFonts w:ascii="Arial" w:hAnsi="Arial" w:cs="Arial"/>
-          <w:lang w:val="es-SV"/>
-        </w:rPr>
-        <w:t>leer los comentarios disponibles en el documento</w:t>
-      </w:r>
-    </w:p>
-    <w:p>
-      <w:pPr>
-        <w:rPr>
-          <w:rFonts w:ascii="Arial" w:hAnsi="Arial" w:cs="Arial"/>
-          <w:lang w:val="es-SV"/>
-        </w:rPr>
-      </w:pPr>
-    </w:p>
-    <w:p>
-      <w:pPr>
-        <w:rPr>
-          <w:rFonts w:ascii="Arial" w:hAnsi="Arial" w:cs="Arial"/>
-          <w:lang w:val="es-SV"/>
-        </w:rPr>
-      </w:pPr>
-      <w:r>
-        <w:rPr>
-          <w:rFonts w:ascii="Arial" w:hAnsi="Arial" w:cs="Arial"/>
-          <w:b/>
-          <w:lang w:val="es-SV"/>
-        </w:rPr>
-        <w:t xml:space="preserve">Escenario </w:t>
-      </w:r>
-      <w:r>
-        <w:rPr>
-          <w:rFonts w:ascii="Arial" w:hAnsi="Arial" w:cs="Arial"/>
-          <w:b/>
-          <w:lang w:val="es-SV"/>
-        </w:rPr>
-        <w:t>10</w:t>
-      </w:r>
-      <w:r>
-        <w:rPr>
-          <w:rFonts w:ascii="Arial" w:hAnsi="Arial" w:cs="Arial"/>
-          <w:lang w:val="es-SV"/>
-        </w:rPr>
-        <w:t>: Revisar la bitácora de un documento</w:t>
-      </w:r>
-    </w:p>
-    <w:p>
-      <w:pPr>
-        <w:rPr>
-          <w:rFonts w:ascii="Arial" w:hAnsi="Arial" w:cs="Arial"/>
-          <w:lang w:val="es-SV"/>
-        </w:rPr>
-      </w:pPr>
-      <w:r>
-        <w:rPr>
-          <w:rFonts w:ascii="Arial" w:hAnsi="Arial" w:cs="Arial"/>
-          <w:b/>
-          <w:lang w:val="es-SV"/>
-        </w:rPr>
-        <w:t>Dado que</w:t>
-      </w:r>
-      <w:r>
-        <w:rPr>
-          <w:rFonts w:ascii="Arial" w:hAnsi="Arial" w:cs="Arial"/>
-          <w:lang w:val="es-SV"/>
-        </w:rPr>
-        <w:t xml:space="preserve"> el usuario desea ver la bitácora de un documento</w:t>
-      </w:r>
-    </w:p>
-    <w:p>
-      <w:pPr>
-        <w:rPr>
-          <w:rFonts w:ascii="Arial" w:hAnsi="Arial" w:cs="Arial"/>
-          <w:lang w:val="es-SV"/>
-        </w:rPr>
-      </w:pPr>
-      <w:r>
-        <w:rPr>
-          <w:rFonts w:ascii="Arial" w:hAnsi="Arial" w:cs="Arial"/>
-          <w:b/>
-          <w:lang w:val="es-SV"/>
-        </w:rPr>
-        <w:t xml:space="preserve">Cuando </w:t>
-      </w:r>
-      <w:r>
-        <w:rPr>
-          <w:rFonts w:ascii="Arial" w:hAnsi="Arial" w:cs="Arial"/>
-          <w:lang w:val="es-SV"/>
-        </w:rPr>
-        <w:t>el usuario ya haya ingresado sesión</w:t>
-      </w:r>
-    </w:p>
-    <w:p>
-      <w:pPr>
-        <w:rPr>
-          <w:rFonts w:ascii="Arial" w:hAnsi="Arial" w:cs="Arial"/>
-          <w:lang w:val="es-SV"/>
-        </w:rPr>
-      </w:pPr>
-      <w:r>
-        <w:rPr>
-          <w:rFonts w:ascii="Arial" w:hAnsi="Arial" w:cs="Arial"/>
-          <w:b/>
-          <w:lang w:val="es-SV"/>
-        </w:rPr>
-        <w:t>Entonces</w:t>
-      </w:r>
-      <w:r>
-        <w:rPr>
-          <w:rFonts w:ascii="Arial" w:hAnsi="Arial" w:cs="Arial"/>
-          <w:lang w:val="es-SV"/>
-        </w:rPr>
-        <w:t xml:space="preserve"> el usuario deberá apretar el botón de ver documentos en el menú principal</w:t>
-      </w:r>
-    </w:p>
-    <w:p>
-      <w:pPr>
-        <w:rPr>
-          <w:rFonts w:ascii="Arial" w:hAnsi="Arial" w:cs="Arial"/>
-          <w:lang w:val="es-SV"/>
-        </w:rPr>
-      </w:pPr>
-      <w:r>
-        <w:rPr>
-          <w:rFonts w:ascii="Arial" w:hAnsi="Arial" w:cs="Arial"/>
-          <w:b/>
-          <w:lang w:val="es-SV"/>
-        </w:rPr>
-        <w:t xml:space="preserve">Y </w:t>
-      </w:r>
-      <w:r>
-        <w:rPr>
-          <w:rFonts w:ascii="Arial" w:hAnsi="Arial" w:cs="Arial"/>
-          <w:lang w:val="es-SV"/>
-        </w:rPr>
-        <w:t>elegir el documento que desee ver</w:t>
-      </w:r>
-    </w:p>
-    <w:p>
-      <w:pPr>
-        <w:rPr>
-          <w:rFonts w:ascii="Arial" w:hAnsi="Arial" w:cs="Arial"/>
-          <w:lang w:val="es-SV"/>
-        </w:rPr>
-      </w:pPr>
-      <w:r>
-        <w:rPr>
-          <w:rFonts w:ascii="Arial" w:hAnsi="Arial" w:cs="Arial"/>
-          <w:b/>
-          <w:lang w:val="es-SV"/>
-        </w:rPr>
-        <w:t xml:space="preserve">Y </w:t>
-      </w:r>
-      <w:r>
-        <w:rPr>
-          <w:rFonts w:ascii="Arial" w:hAnsi="Arial" w:cs="Arial"/>
-          <w:lang w:val="es-SV"/>
-        </w:rPr>
-        <w:t>elegir la versión que desee ver en el menú</w:t>
-      </w:r>
-    </w:p>
-    <w:p>
-      <w:pPr>
-        <w:rPr>
-          <w:rFonts w:ascii="Arial" w:hAnsi="Arial" w:cs="Arial"/>
-          <w:lang w:val="es-SV"/>
-        </w:rPr>
-      </w:pPr>
-      <w:r>
-        <w:rPr>
-          <w:rFonts w:ascii="Arial" w:hAnsi="Arial" w:cs="Arial"/>
-          <w:b/>
-          <w:lang w:val="es-SV"/>
-        </w:rPr>
-        <w:t xml:space="preserve">Y </w:t>
-      </w:r>
-      <w:r>
-        <w:rPr>
-          <w:rFonts w:ascii="Arial" w:hAnsi="Arial" w:cs="Arial"/>
-          <w:lang w:val="es-SV"/>
-        </w:rPr>
-        <w:t xml:space="preserve">revisar la información de revisado por y </w:t>
-      </w:r>
-      <w:r>
-        <w:rPr>
-          <w:rFonts w:ascii="Arial" w:hAnsi="Arial" w:cs="Arial"/>
-          <w:lang w:val="es-SV"/>
-        </w:rPr>
-        <w:t>fecha revisión</w:t>
-      </w:r>
-    </w:p>
-    <w:p>
-      <w:pPr>
-        <w:rPr>
-          <w:rFonts w:ascii="Arial" w:hAnsi="Arial" w:cs="Arial"/>
-          <w:lang w:val="es-SV"/>
-        </w:rPr>
-      </w:pPr>
-    </w:p>
-    <w:p>
-      <w:pPr>
-        <w:pStyle w:val="Ttulo2"/>
-        <w:rPr>
-          <w:rFonts w:ascii="Arial" w:hAnsi="Arial" w:cs="Arial"/>
-          <w:b/>
-          <w:bCs/>
           <w:color w:val="000000" w:themeColor="text1"/>
           <w:sz w:val="24"/>
           <w:szCs w:val="24"/>
-        </w:rPr>
-      </w:pPr>
-      <w:bookmarkStart w:id="8" w:name="_Toc229775095"/>
-      <w:bookmarkStart w:id="9" w:name="_Toc230370783"/>
-      <w:proofErr w:type="spellStart"/>
-      <w:r>
-        <w:rPr>
-          <w:rFonts w:ascii="Arial" w:hAnsi="Arial" w:cs="Arial"/>
-          <w:b/>
-          <w:bCs/>
+          <w:lang w:val="es-SV"/>
+        </w:rPr>
+      </w:pPr>
+    </w:p>
+    <w:p>
+      <w:pPr>
+        <w:pStyle w:val="Ttulo3"/>
+        <w:rPr>
+          <w:rFonts w:ascii="Arial" w:hAnsi="Arial" w:cs="Arial"/>
           <w:color w:val="000000" w:themeColor="text1"/>
           <w:sz w:val="24"/>
           <w:szCs w:val="24"/>
-        </w:rPr>
-        <w:lastRenderedPageBreak/>
-        <w:t>Matriz</w:t>
-      </w:r>
-      <w:proofErr w:type="spellEnd"/>
-      <w:r>
-        <w:rPr>
-          <w:rFonts w:ascii="Arial" w:hAnsi="Arial" w:cs="Arial"/>
-          <w:b/>
-          <w:bCs/>
+          <w:lang w:val="es-SV"/>
+        </w:rPr>
+      </w:pPr>
+      <w:bookmarkStart w:id="9" w:name="_Toc229775096"/>
+      <w:bookmarkStart w:id="10" w:name="_Toc230426593"/>
+      <w:r>
+        <w:rPr>
+          <w:rFonts w:ascii="Arial" w:hAnsi="Arial" w:cs="Arial"/>
           <w:color w:val="000000" w:themeColor="text1"/>
           <w:sz w:val="24"/>
           <w:szCs w:val="24"/>
-        </w:rPr>
-        <w:t xml:space="preserve"> de </w:t>
-      </w:r>
-      <w:proofErr w:type="spellStart"/>
-      <w:r>
-        <w:rPr>
-          <w:rFonts w:ascii="Arial" w:hAnsi="Arial" w:cs="Arial"/>
-          <w:b/>
-          <w:bCs/>
-          <w:color w:val="000000" w:themeColor="text1"/>
-          <w:sz w:val="24"/>
-          <w:szCs w:val="24"/>
-        </w:rPr>
-        <w:t>Pruebas</w:t>
-      </w:r>
-      <w:bookmarkEnd w:id="8"/>
+          <w:lang w:val="es-SV"/>
+        </w:rPr>
+        <w:t>Casos con evidencia</w:t>
+      </w:r>
       <w:bookmarkEnd w:id="9"/>
-      <w:proofErr w:type="spellEnd"/>
-    </w:p>
-    <w:p>
-      <w:pPr>
-        <w:rPr>
-          <w:rFonts w:ascii="Arial" w:hAnsi="Arial" w:cs="Arial"/>
-          <w:color w:val="000000" w:themeColor="text1"/>
-          <w:lang w:val="es-SV"/>
-        </w:rPr>
-      </w:pPr>
-      <w:r>
-        <w:rPr>
-          <w:rFonts w:ascii="Arial" w:hAnsi="Arial" w:cs="Arial"/>
-          <w:color w:val="000000" w:themeColor="text1"/>
-          <w:lang w:val="es-SV"/>
-        </w:rPr>
-        <w:t>Nuestra matriz de pruebas muestra en una forma detallada los pasos que se llevaron a cabo en nuestros casos pruebas de proyecto, en base a los requisitos previamente establecidos y los resultados previstos y actuales de estas pruebas. Hemos establecido 12 pruebas, 6 con evidencia fotográfica y 6 sin dicha evidencia.</w:t>
-      </w:r>
-    </w:p>
-    <w:p>
-      <w:pPr>
-        <w:pStyle w:val="Ttulo2"/>
-        <w:rPr>
-          <w:rFonts w:ascii="Arial" w:hAnsi="Arial" w:cs="Arial"/>
-          <w:color w:val="000000" w:themeColor="text1"/>
-          <w:sz w:val="24"/>
-          <w:szCs w:val="24"/>
-          <w:lang w:val="es-SV"/>
-        </w:rPr>
-      </w:pPr>
-    </w:p>
-    <w:p>
-      <w:pPr>
-        <w:pStyle w:val="Ttulo3"/>
-        <w:rPr>
-          <w:rFonts w:ascii="Arial" w:hAnsi="Arial" w:cs="Arial"/>
-          <w:color w:val="000000" w:themeColor="text1"/>
-          <w:sz w:val="24"/>
-          <w:szCs w:val="24"/>
-          <w:lang w:val="es-SV"/>
-        </w:rPr>
-      </w:pPr>
-      <w:bookmarkStart w:id="10" w:name="_Toc229775096"/>
-      <w:bookmarkStart w:id="11" w:name="_Toc230370784"/>
-      <w:r>
-        <w:rPr>
-          <w:rFonts w:ascii="Arial" w:hAnsi="Arial" w:cs="Arial"/>
-          <w:color w:val="000000" w:themeColor="text1"/>
-          <w:sz w:val="24"/>
-          <w:szCs w:val="24"/>
-          <w:lang w:val="es-SV"/>
-        </w:rPr>
-        <w:t>Casos con evidencia</w:t>
-      </w:r>
       <w:bookmarkEnd w:id="10"/>
-      <w:bookmarkEnd w:id="11"/>
     </w:p>
     <w:p>
       <w:pPr>
@@ -7623,7 +7633,6 @@
                 <w:lang w:val="es-SV"/>
               </w:rPr>
             </w:pPr>
-            <w:proofErr w:type="spellStart"/>
             <w:r>
               <w:rPr>
                 <w:rFonts w:ascii="Arial" w:hAnsi="Arial" w:cs="Arial"/>
@@ -7632,7 +7641,6 @@
               </w:rPr>
               <w:t>Pre-condiciones</w:t>
             </w:r>
-            <w:proofErr w:type="spellEnd"/>
           </w:p>
         </w:tc>
         <w:tc>
@@ -7671,7 +7679,6 @@
                 <w:lang w:val="es-SV"/>
               </w:rPr>
             </w:pPr>
-            <w:proofErr w:type="gramStart"/>
             <w:r>
               <w:rPr>
                 <w:rFonts w:ascii="Arial" w:hAnsi="Arial" w:cs="Arial"/>
@@ -7680,7 +7687,6 @@
               </w:rPr>
               <w:t>Pasos a seguir</w:t>
             </w:r>
-            <w:proofErr w:type="gramEnd"/>
           </w:p>
         </w:tc>
         <w:tc>
@@ -8438,16 +8444,80 @@
     </w:p>
     <w:p>
       <w:pPr>
-        <w:rPr>
-          <w:rFonts w:ascii="Arial" w:hAnsi="Arial" w:cs="Arial"/>
-          <w:lang w:val="es-SV"/>
-        </w:rPr>
-      </w:pPr>
-      <w:r>
-        <w:rPr>
-          <w:rFonts w:ascii="Arial" w:hAnsi="Arial" w:cs="Arial"/>
-          <w:lang w:val="es-SV"/>
-        </w:rPr>
+        <w:jc w:val="center"/>
+        <w:rPr>
+          <w:rFonts w:ascii="Arial" w:hAnsi="Arial" w:cs="Arial"/>
+          <w:lang w:val="es-SV"/>
+        </w:rPr>
+      </w:pPr>
+    </w:p>
+    <w:p>
+      <w:pPr>
+        <w:jc w:val="center"/>
+        <w:rPr>
+          <w:rFonts w:ascii="Arial" w:hAnsi="Arial" w:cs="Arial"/>
+          <w:lang w:val="es-SV"/>
+        </w:rPr>
+      </w:pPr>
+    </w:p>
+    <w:p>
+      <w:pPr>
+        <w:jc w:val="center"/>
+        <w:rPr>
+          <w:rFonts w:ascii="Arial" w:hAnsi="Arial" w:cs="Arial"/>
+          <w:lang w:val="es-SV"/>
+        </w:rPr>
+      </w:pPr>
+    </w:p>
+    <w:p>
+      <w:pPr>
+        <w:jc w:val="center"/>
+        <w:rPr>
+          <w:rFonts w:ascii="Arial" w:hAnsi="Arial" w:cs="Arial"/>
+          <w:lang w:val="es-SV"/>
+        </w:rPr>
+      </w:pPr>
+    </w:p>
+    <w:p>
+      <w:pPr>
+        <w:jc w:val="center"/>
+        <w:rPr>
+          <w:rFonts w:ascii="Arial" w:hAnsi="Arial" w:cs="Arial"/>
+          <w:lang w:val="es-SV"/>
+        </w:rPr>
+      </w:pPr>
+    </w:p>
+    <w:p>
+      <w:pPr>
+        <w:jc w:val="center"/>
+        <w:rPr>
+          <w:rFonts w:ascii="Arial" w:hAnsi="Arial" w:cs="Arial"/>
+          <w:lang w:val="es-SV"/>
+        </w:rPr>
+      </w:pPr>
+    </w:p>
+    <w:p>
+      <w:pPr>
+        <w:jc w:val="center"/>
+        <w:rPr>
+          <w:rFonts w:ascii="Arial" w:hAnsi="Arial" w:cs="Arial"/>
+          <w:lang w:val="es-SV"/>
+        </w:rPr>
+      </w:pPr>
+    </w:p>
+    <w:p>
+      <w:pPr>
+        <w:rPr>
+          <w:rFonts w:ascii="Arial" w:hAnsi="Arial" w:cs="Arial"/>
+          <w:lang w:val="es-SV"/>
+        </w:rPr>
+      </w:pPr>
+      <w:r>
+        <w:rPr>
+          <w:rFonts w:ascii="Arial" w:hAnsi="Arial" w:cs="Arial"/>
+          <w:lang w:val="es-SV"/>
+        </w:rPr>
+        <w:lastRenderedPageBreak/>
         <w:t>Caso de Prueba 2:</w:t>
       </w:r>
     </w:p>
@@ -8579,7 +8649,6 @@
                 <w:lang w:val="es-SV"/>
               </w:rPr>
             </w:pPr>
-            <w:proofErr w:type="spellStart"/>
             <w:r>
               <w:rPr>
                 <w:rFonts w:ascii="Arial" w:hAnsi="Arial" w:cs="Arial"/>
@@ -8588,7 +8657,6 @@
               </w:rPr>
               <w:t>Pre-condiciones</w:t>
             </w:r>
-            <w:proofErr w:type="spellEnd"/>
           </w:p>
         </w:tc>
         <w:tc>
@@ -8627,7 +8695,6 @@
                 <w:lang w:val="es-SV"/>
               </w:rPr>
             </w:pPr>
-            <w:proofErr w:type="gramStart"/>
             <w:r>
               <w:rPr>
                 <w:rFonts w:ascii="Arial" w:hAnsi="Arial" w:cs="Arial"/>
@@ -8636,7 +8703,6 @@
               </w:rPr>
               <w:t>Pasos a seguir</w:t>
             </w:r>
-            <w:proofErr w:type="gramEnd"/>
           </w:p>
         </w:tc>
         <w:tc>
@@ -9082,7 +9148,6 @@
                 <w:sz w:val="16"/>
                 <w:lang w:val="es-SV"/>
               </w:rPr>
-              <w:lastRenderedPageBreak/>
               <w:t xml:space="preserve">3) </w:t>
             </w:r>
           </w:p>
@@ -9174,7 +9239,6 @@
                 <w:sz w:val="16"/>
                 <w:lang w:val="es-SV"/>
               </w:rPr>
-              <w:lastRenderedPageBreak/>
               <w:t>Se logra subir un nuevo documento a la plataforma, el cual aparece con el estado de pendiente</w:t>
             </w:r>
           </w:p>
@@ -9328,6 +9392,7 @@
           <w:noProof/>
           <w:lang w:val="es-SV" w:eastAsia="es-SV"/>
         </w:rPr>
+        <w:lastRenderedPageBreak/>
         <w:drawing>
           <wp:inline distT="0" distB="0" distL="0" distR="0" wp14:anchorId="4B22A41A" wp14:editId="0AFE4833">
             <wp:extent cx="4577443" cy="2797845"/>
@@ -9390,7 +9455,6 @@
           <w:noProof/>
           <w:lang w:val="es-SV" w:eastAsia="es-SV"/>
         </w:rPr>
-        <w:lastRenderedPageBreak/>
         <w:drawing>
           <wp:inline distT="0" distB="0" distL="0" distR="0" wp14:anchorId="58247C55" wp14:editId="0AC29E60">
             <wp:extent cx="4740728" cy="2536493"/>
@@ -9495,6 +9559,7 @@
           <w:noProof/>
           <w:lang w:val="es-SV" w:eastAsia="es-SV"/>
         </w:rPr>
+        <w:lastRenderedPageBreak/>
         <w:drawing>
           <wp:inline distT="0" distB="0" distL="0" distR="0" wp14:anchorId="1977FD70" wp14:editId="2B4263AB">
             <wp:extent cx="5598160" cy="1055636"/>
@@ -9534,6 +9599,14 @@
     </w:p>
     <w:p>
       <w:pPr>
+        <w:rPr>
+          <w:rFonts w:ascii="Arial" w:hAnsi="Arial" w:cs="Arial"/>
+          <w:lang w:val="es-SV"/>
+        </w:rPr>
+      </w:pPr>
+    </w:p>
+    <w:p>
+      <w:pPr>
         <w:ind w:left="720" w:hanging="720"/>
         <w:jc w:val="center"/>
         <w:rPr>
@@ -9554,77 +9627,16 @@
     </w:p>
     <w:p>
       <w:pPr>
-        <w:ind w:left="720" w:hanging="720"/>
-        <w:jc w:val="center"/>
-        <w:rPr>
-          <w:rFonts w:ascii="Arial" w:hAnsi="Arial" w:cs="Arial"/>
-          <w:lang w:val="es-SV"/>
-        </w:rPr>
-      </w:pPr>
-    </w:p>
-    <w:p>
-      <w:pPr>
-        <w:ind w:left="720" w:hanging="720"/>
-        <w:jc w:val="center"/>
-        <w:rPr>
-          <w:rFonts w:ascii="Arial" w:hAnsi="Arial" w:cs="Arial"/>
-          <w:lang w:val="es-SV"/>
-        </w:rPr>
-      </w:pPr>
-    </w:p>
-    <w:p>
-      <w:pPr>
-        <w:ind w:left="720" w:hanging="720"/>
-        <w:jc w:val="center"/>
-        <w:rPr>
-          <w:rFonts w:ascii="Arial" w:hAnsi="Arial" w:cs="Arial"/>
-          <w:lang w:val="es-SV"/>
-        </w:rPr>
-      </w:pPr>
-    </w:p>
-    <w:p>
-      <w:pPr>
-        <w:ind w:left="720" w:hanging="720"/>
-        <w:jc w:val="center"/>
-        <w:rPr>
-          <w:rFonts w:ascii="Arial" w:hAnsi="Arial" w:cs="Arial"/>
-          <w:lang w:val="es-SV"/>
-        </w:rPr>
-      </w:pPr>
-    </w:p>
-    <w:p>
-      <w:pPr>
-        <w:ind w:left="720" w:hanging="720"/>
-        <w:jc w:val="center"/>
-        <w:rPr>
-          <w:rFonts w:ascii="Arial" w:hAnsi="Arial" w:cs="Arial"/>
-          <w:lang w:val="es-SV"/>
-        </w:rPr>
-      </w:pPr>
-    </w:p>
-    <w:p>
-      <w:pPr>
-        <w:ind w:left="720" w:hanging="720"/>
-        <w:jc w:val="center"/>
-        <w:rPr>
-          <w:rFonts w:ascii="Arial" w:hAnsi="Arial" w:cs="Arial"/>
-          <w:lang w:val="es-SV"/>
-        </w:rPr>
-      </w:pPr>
-    </w:p>
-    <w:p>
-      <w:pPr>
-        <w:rPr>
-          <w:rFonts w:ascii="Arial" w:hAnsi="Arial" w:cs="Arial"/>
-          <w:lang w:val="es-SV"/>
-        </w:rPr>
-      </w:pPr>
-      <w:r>
-        <w:rPr>
-          <w:rFonts w:ascii="Arial" w:hAnsi="Arial" w:cs="Arial"/>
-          <w:lang w:val="es-SV"/>
-        </w:rPr>
-        <w:lastRenderedPageBreak/>
+        <w:rPr>
+          <w:rFonts w:ascii="Arial" w:hAnsi="Arial" w:cs="Arial"/>
+          <w:lang w:val="es-SV"/>
+        </w:rPr>
+      </w:pPr>
+      <w:r>
+        <w:rPr>
+          <w:rFonts w:ascii="Arial" w:hAnsi="Arial" w:cs="Arial"/>
+          <w:lang w:val="es-SV"/>
+        </w:rPr>
         <w:t>Caso de Prueba 3:</w:t>
       </w:r>
     </w:p>
@@ -9756,7 +9768,6 @@
                 <w:lang w:val="es-SV"/>
               </w:rPr>
             </w:pPr>
-            <w:proofErr w:type="spellStart"/>
             <w:r>
               <w:rPr>
                 <w:rFonts w:ascii="Arial" w:hAnsi="Arial" w:cs="Arial"/>
@@ -9765,7 +9776,6 @@
               </w:rPr>
               <w:t>Pre-condiciones</w:t>
             </w:r>
-            <w:proofErr w:type="spellEnd"/>
           </w:p>
         </w:tc>
         <w:tc>
@@ -9804,7 +9814,6 @@
                 <w:lang w:val="es-SV"/>
               </w:rPr>
             </w:pPr>
-            <w:proofErr w:type="gramStart"/>
             <w:r>
               <w:rPr>
                 <w:rFonts w:ascii="Arial" w:hAnsi="Arial" w:cs="Arial"/>
@@ -9813,7 +9822,6 @@
               </w:rPr>
               <w:t>Pasos a seguir</w:t>
             </w:r>
-            <w:proofErr w:type="gramEnd"/>
           </w:p>
         </w:tc>
         <w:tc>
@@ -10494,9 +10502,9 @@
           <w:lang w:val="es-SV" w:eastAsia="es-SV"/>
         </w:rPr>
         <w:drawing>
-          <wp:inline distT="0" distB="0" distL="0" distR="0" wp14:anchorId="2CF65085" wp14:editId="007BB70B">
-            <wp:extent cx="5612130" cy="1900555"/>
-            <wp:effectExtent l="0" t="0" r="7620" b="4445"/>
+          <wp:inline distT="0" distB="0" distL="0" distR="0" wp14:anchorId="2CF65085" wp14:editId="054A0D18">
+            <wp:extent cx="4991100" cy="1690242"/>
+            <wp:effectExtent l="0" t="0" r="0" b="5715"/>
             <wp:docPr id="1155111711" name="Imagen 1"/>
             <wp:cNvGraphicFramePr>
               <a:graphicFrameLocks xmlns:a="http://schemas.openxmlformats.org/drawingml/2006/main" noChangeAspect="1"/>
@@ -10517,7 +10525,7 @@
                   <pic:spPr>
                     <a:xfrm>
                       <a:off x="0" y="0"/>
-                      <a:ext cx="5612130" cy="1900555"/>
+                      <a:ext cx="5005272" cy="1695041"/>
                     </a:xfrm>
                     <a:prstGeom prst="rect">
                       <a:avLst/>
@@ -10553,7 +10561,6 @@
           <w:noProof/>
           <w:lang w:val="es-SV" w:eastAsia="es-SV"/>
         </w:rPr>
-        <w:lastRenderedPageBreak/>
         <w:drawing>
           <wp:inline distT="0" distB="0" distL="0" distR="0" wp14:anchorId="2529C15E" wp14:editId="4DEBF89C">
             <wp:extent cx="5612130" cy="2716530"/>
@@ -10732,7 +10739,6 @@
           <w:rFonts w:ascii="Arial" w:hAnsi="Arial" w:cs="Arial"/>
           <w:lang w:val="es-SV"/>
         </w:rPr>
-        <w:lastRenderedPageBreak/>
         <w:t>Caso de Prueba 4:</w:t>
       </w:r>
     </w:p>
@@ -10864,7 +10870,6 @@
                 <w:lang w:val="es-SV"/>
               </w:rPr>
             </w:pPr>
-            <w:proofErr w:type="spellStart"/>
             <w:r>
               <w:rPr>
                 <w:rFonts w:ascii="Arial" w:hAnsi="Arial" w:cs="Arial"/>
@@ -10873,7 +10878,6 @@
               </w:rPr>
               <w:t>Pre-condiciones</w:t>
             </w:r>
-            <w:proofErr w:type="spellEnd"/>
           </w:p>
         </w:tc>
         <w:tc>
@@ -10912,7 +10916,6 @@
                 <w:lang w:val="es-SV"/>
               </w:rPr>
             </w:pPr>
-            <w:proofErr w:type="gramStart"/>
             <w:r>
               <w:rPr>
                 <w:rFonts w:ascii="Arial" w:hAnsi="Arial" w:cs="Arial"/>
@@ -10921,7 +10924,6 @@
               </w:rPr>
               <w:t>Pasos a seguir</w:t>
             </w:r>
-            <w:proofErr w:type="gramEnd"/>
           </w:p>
         </w:tc>
         <w:tc>
@@ -11450,25 +11452,7 @@
                 <w:sz w:val="16"/>
                 <w:lang w:val="es-SV"/>
               </w:rPr>
-              <w:t xml:space="preserve">Se logra cambiar el estado de la versión </w:t>
-            </w:r>
-            <w:proofErr w:type="gramStart"/>
-            <w:r>
-              <w:rPr>
-                <w:rFonts w:ascii="Arial" w:hAnsi="Arial" w:cs="Arial"/>
-                <w:sz w:val="16"/>
-                <w:lang w:val="es-SV"/>
-              </w:rPr>
-              <w:t>especifica</w:t>
-            </w:r>
-            <w:proofErr w:type="gramEnd"/>
-            <w:r>
-              <w:rPr>
-                <w:rFonts w:ascii="Arial" w:hAnsi="Arial" w:cs="Arial"/>
-                <w:sz w:val="16"/>
-                <w:lang w:val="es-SV"/>
-              </w:rPr>
-              <w:t xml:space="preserve"> del documento de Pendiente a Aprobado. </w:t>
+              <w:t xml:space="preserve">Se logra cambiar el estado de la versión especifica del documento de Pendiente a Aprobado. </w:t>
             </w:r>
           </w:p>
         </w:tc>
@@ -11858,7 +11842,6 @@
                 <w:lang w:val="es-SV"/>
               </w:rPr>
             </w:pPr>
-            <w:proofErr w:type="spellStart"/>
             <w:r>
               <w:rPr>
                 <w:rFonts w:ascii="Arial" w:hAnsi="Arial" w:cs="Arial"/>
@@ -11867,7 +11850,6 @@
               </w:rPr>
               <w:t>Pre-condiciones</w:t>
             </w:r>
-            <w:proofErr w:type="spellEnd"/>
           </w:p>
         </w:tc>
         <w:tc>
@@ -11906,7 +11888,6 @@
                 <w:lang w:val="es-SV"/>
               </w:rPr>
             </w:pPr>
-            <w:proofErr w:type="gramStart"/>
             <w:r>
               <w:rPr>
                 <w:rFonts w:ascii="Arial" w:hAnsi="Arial" w:cs="Arial"/>
@@ -11915,7 +11896,6 @@
               </w:rPr>
               <w:t>Pasos a seguir</w:t>
             </w:r>
-            <w:proofErr w:type="gramEnd"/>
           </w:p>
         </w:tc>
         <w:tc>
@@ -12922,7 +12902,6 @@
                 <w:lang w:val="es-SV"/>
               </w:rPr>
             </w:pPr>
-            <w:proofErr w:type="spellStart"/>
             <w:r>
               <w:rPr>
                 <w:rFonts w:ascii="Arial" w:hAnsi="Arial" w:cs="Arial"/>
@@ -12931,7 +12910,6 @@
               </w:rPr>
               <w:t>Pre-condiciones</w:t>
             </w:r>
-            <w:proofErr w:type="spellEnd"/>
           </w:p>
         </w:tc>
         <w:tc>
@@ -12970,7 +12948,6 @@
                 <w:lang w:val="es-SV"/>
               </w:rPr>
             </w:pPr>
-            <w:proofErr w:type="gramStart"/>
             <w:r>
               <w:rPr>
                 <w:rFonts w:ascii="Arial" w:hAnsi="Arial" w:cs="Arial"/>
@@ -12979,7 +12956,6 @@
               </w:rPr>
               <w:t>Pasos a seguir</w:t>
             </w:r>
-            <w:proofErr w:type="gramEnd"/>
           </w:p>
         </w:tc>
         <w:tc>
@@ -14258,32 +14234,23 @@
           <w:color w:val="000000" w:themeColor="text1"/>
           <w:sz w:val="24"/>
           <w:szCs w:val="24"/>
-        </w:rPr>
-      </w:pPr>
-      <w:bookmarkStart w:id="12" w:name="_Toc229775097"/>
-      <w:bookmarkStart w:id="13" w:name="_Toc230370785"/>
+          <w:lang w:val="es-SV"/>
+        </w:rPr>
+      </w:pPr>
+      <w:bookmarkStart w:id="11" w:name="_Toc229775097"/>
+      <w:bookmarkStart w:id="12" w:name="_Toc230426594"/>
       <w:r>
         <w:rPr>
           <w:rFonts w:ascii="Arial" w:hAnsi="Arial" w:cs="Arial"/>
           <w:color w:val="000000" w:themeColor="text1"/>
           <w:sz w:val="24"/>
           <w:szCs w:val="24"/>
-        </w:rPr>
-        <w:t xml:space="preserve">Casos sin </w:t>
-      </w:r>
-      <w:proofErr w:type="spellStart"/>
-      <w:r>
-        <w:rPr>
-          <w:rFonts w:ascii="Arial" w:hAnsi="Arial" w:cs="Arial"/>
-          <w:color w:val="000000" w:themeColor="text1"/>
-          <w:sz w:val="24"/>
-          <w:szCs w:val="24"/>
-        </w:rPr>
-        <w:t>evidencia</w:t>
-      </w:r>
+          <w:lang w:val="es-SV"/>
+        </w:rPr>
+        <w:t>Casos sin evidencia</w:t>
+      </w:r>
+      <w:bookmarkEnd w:id="11"/>
       <w:bookmarkEnd w:id="12"/>
-      <w:bookmarkEnd w:id="13"/>
-      <w:proofErr w:type="spellEnd"/>
     </w:p>
     <w:p>
       <w:pPr>
@@ -14436,7 +14403,6 @@
                 <w:lang w:val="es-SV"/>
               </w:rPr>
             </w:pPr>
-            <w:proofErr w:type="spellStart"/>
             <w:r>
               <w:rPr>
                 <w:rFonts w:ascii="Arial" w:hAnsi="Arial" w:cs="Arial"/>
@@ -14445,7 +14411,6 @@
               </w:rPr>
               <w:t>Pre-condiciones</w:t>
             </w:r>
-            <w:proofErr w:type="spellEnd"/>
           </w:p>
         </w:tc>
         <w:tc>
@@ -14484,7 +14449,6 @@
                 <w:lang w:val="es-SV"/>
               </w:rPr>
             </w:pPr>
-            <w:proofErr w:type="gramStart"/>
             <w:r>
               <w:rPr>
                 <w:rFonts w:ascii="Arial" w:hAnsi="Arial" w:cs="Arial"/>
@@ -14493,7 +14457,6 @@
               </w:rPr>
               <w:t>Pasos a seguir</w:t>
             </w:r>
-            <w:proofErr w:type="gramEnd"/>
           </w:p>
         </w:tc>
         <w:tc>
@@ -15257,7 +15220,6 @@
                 <w:lang w:val="es-SV"/>
               </w:rPr>
             </w:pPr>
-            <w:proofErr w:type="spellStart"/>
             <w:r>
               <w:rPr>
                 <w:rFonts w:ascii="Arial" w:hAnsi="Arial" w:cs="Arial"/>
@@ -15266,7 +15228,6 @@
               </w:rPr>
               <w:t>Pre-condiciones</w:t>
             </w:r>
-            <w:proofErr w:type="spellEnd"/>
           </w:p>
         </w:tc>
         <w:tc>
@@ -15305,7 +15266,6 @@
                 <w:lang w:val="es-SV"/>
               </w:rPr>
             </w:pPr>
-            <w:proofErr w:type="gramStart"/>
             <w:r>
               <w:rPr>
                 <w:rFonts w:ascii="Arial" w:hAnsi="Arial" w:cs="Arial"/>
@@ -15314,7 +15274,6 @@
               </w:rPr>
               <w:t>Pasos a seguir</w:t>
             </w:r>
-            <w:proofErr w:type="gramEnd"/>
           </w:p>
         </w:tc>
         <w:tc>
@@ -16183,7 +16142,6 @@
                 <w:lang w:val="es-SV"/>
               </w:rPr>
             </w:pPr>
-            <w:proofErr w:type="spellStart"/>
             <w:r>
               <w:rPr>
                 <w:rFonts w:ascii="Arial" w:hAnsi="Arial" w:cs="Arial"/>
@@ -16192,7 +16150,6 @@
               </w:rPr>
               <w:t>Pre-condiciones</w:t>
             </w:r>
-            <w:proofErr w:type="spellEnd"/>
           </w:p>
         </w:tc>
         <w:tc>
@@ -16231,7 +16188,6 @@
                 <w:lang w:val="es-SV"/>
               </w:rPr>
             </w:pPr>
-            <w:proofErr w:type="gramStart"/>
             <w:r>
               <w:rPr>
                 <w:rFonts w:ascii="Arial" w:hAnsi="Arial" w:cs="Arial"/>
@@ -16240,7 +16196,6 @@
               </w:rPr>
               <w:t>Pasos a seguir</w:t>
             </w:r>
-            <w:proofErr w:type="gramEnd"/>
           </w:p>
         </w:tc>
         <w:tc>
@@ -17166,7 +17121,6 @@
                 <w:lang w:val="es-SV"/>
               </w:rPr>
             </w:pPr>
-            <w:proofErr w:type="spellStart"/>
             <w:r>
               <w:rPr>
                 <w:rFonts w:ascii="Arial" w:hAnsi="Arial" w:cs="Arial"/>
@@ -17175,7 +17129,6 @@
               </w:rPr>
               <w:t>Pre-condiciones</w:t>
             </w:r>
-            <w:proofErr w:type="spellEnd"/>
           </w:p>
         </w:tc>
         <w:tc>
@@ -17214,7 +17167,6 @@
                 <w:lang w:val="es-SV"/>
               </w:rPr>
             </w:pPr>
-            <w:proofErr w:type="gramStart"/>
             <w:r>
               <w:rPr>
                 <w:rFonts w:ascii="Arial" w:hAnsi="Arial" w:cs="Arial"/>
@@ -17223,7 +17175,6 @@
               </w:rPr>
               <w:t>Pasos a seguir</w:t>
             </w:r>
-            <w:proofErr w:type="gramEnd"/>
           </w:p>
         </w:tc>
         <w:tc>
@@ -17979,7 +17930,6 @@
                 <w:lang w:val="es-SV"/>
               </w:rPr>
             </w:pPr>
-            <w:proofErr w:type="spellStart"/>
             <w:r>
               <w:rPr>
                 <w:rFonts w:ascii="Arial" w:hAnsi="Arial" w:cs="Arial"/>
@@ -17988,7 +17938,6 @@
               </w:rPr>
               <w:t>Pre-condiciones</w:t>
             </w:r>
-            <w:proofErr w:type="spellEnd"/>
           </w:p>
         </w:tc>
         <w:tc>
@@ -18027,7 +17976,6 @@
                 <w:lang w:val="es-SV"/>
               </w:rPr>
             </w:pPr>
-            <w:proofErr w:type="gramStart"/>
             <w:r>
               <w:rPr>
                 <w:rFonts w:ascii="Arial" w:hAnsi="Arial" w:cs="Arial"/>
@@ -18036,7 +17984,6 @@
               </w:rPr>
               <w:t>Pasos a seguir</w:t>
             </w:r>
-            <w:proofErr w:type="gramEnd"/>
           </w:p>
         </w:tc>
         <w:tc>
@@ -18760,7 +18707,6 @@
                 <w:lang w:val="es-SV"/>
               </w:rPr>
             </w:pPr>
-            <w:proofErr w:type="spellStart"/>
             <w:r>
               <w:rPr>
                 <w:rFonts w:ascii="Arial" w:hAnsi="Arial" w:cs="Arial"/>
@@ -18769,7 +18715,6 @@
               </w:rPr>
               <w:t>Pre-condiciones</w:t>
             </w:r>
-            <w:proofErr w:type="spellEnd"/>
           </w:p>
         </w:tc>
         <w:tc>
@@ -18808,7 +18753,6 @@
                 <w:lang w:val="es-SV"/>
               </w:rPr>
             </w:pPr>
-            <w:proofErr w:type="gramStart"/>
             <w:r>
               <w:rPr>
                 <w:rFonts w:ascii="Arial" w:hAnsi="Arial" w:cs="Arial"/>
@@ -18817,7 +18761,6 @@
               </w:rPr>
               <w:t>Pasos a seguir</w:t>
             </w:r>
-            <w:proofErr w:type="gramEnd"/>
           </w:p>
         </w:tc>
         <w:tc>
@@ -18978,43 +18921,7 @@
                 <w:sz w:val="16"/>
                 <w:lang w:val="es-SV"/>
               </w:rPr>
-              <w:t xml:space="preserve">Se </w:t>
-            </w:r>
-            <w:proofErr w:type="gramStart"/>
-            <w:r>
-              <w:rPr>
-                <w:rFonts w:ascii="Arial" w:hAnsi="Arial" w:cs="Arial"/>
-                <w:sz w:val="16"/>
-                <w:lang w:val="es-SV"/>
-              </w:rPr>
-              <w:t>intentara</w:t>
-            </w:r>
-            <w:proofErr w:type="gramEnd"/>
-            <w:r>
-              <w:rPr>
-                <w:rFonts w:ascii="Arial" w:hAnsi="Arial" w:cs="Arial"/>
-                <w:sz w:val="16"/>
-                <w:lang w:val="es-SV"/>
-              </w:rPr>
-              <w:t xml:space="preserve"> crear un nuevo </w:t>
-            </w:r>
-            <w:proofErr w:type="gramStart"/>
-            <w:r>
-              <w:rPr>
-                <w:rFonts w:ascii="Arial" w:hAnsi="Arial" w:cs="Arial"/>
-                <w:sz w:val="16"/>
-                <w:lang w:val="es-SV"/>
-              </w:rPr>
-              <w:t>documento</w:t>
-            </w:r>
-            <w:proofErr w:type="gramEnd"/>
-            <w:r>
-              <w:rPr>
-                <w:rFonts w:ascii="Arial" w:hAnsi="Arial" w:cs="Arial"/>
-                <w:sz w:val="16"/>
-                <w:lang w:val="es-SV"/>
-              </w:rPr>
-              <w:t xml:space="preserve"> pero no se le adjuntara ningún archivo</w:t>
+              <w:t>Se intentara crear un nuevo documento pero no se le adjuntara ningún archivo</w:t>
             </w:r>
           </w:p>
         </w:tc>
@@ -19460,6 +19367,102 @@
     </w:p>
     <w:p>
       <w:pPr>
+        <w:rPr>
+          <w:rFonts w:ascii="Arial" w:hAnsi="Arial" w:cs="Arial"/>
+          <w:lang w:val="es-ES"/>
+        </w:rPr>
+      </w:pPr>
+    </w:p>
+    <w:p>
+      <w:pPr>
+        <w:rPr>
+          <w:rFonts w:ascii="Arial" w:hAnsi="Arial" w:cs="Arial"/>
+          <w:lang w:val="es-ES"/>
+        </w:rPr>
+      </w:pPr>
+    </w:p>
+    <w:p>
+      <w:pPr>
+        <w:rPr>
+          <w:rFonts w:ascii="Arial" w:hAnsi="Arial" w:cs="Arial"/>
+          <w:lang w:val="es-ES"/>
+        </w:rPr>
+      </w:pPr>
+    </w:p>
+    <w:p>
+      <w:pPr>
+        <w:rPr>
+          <w:rFonts w:ascii="Arial" w:hAnsi="Arial" w:cs="Arial"/>
+          <w:lang w:val="es-ES"/>
+        </w:rPr>
+      </w:pPr>
+    </w:p>
+    <w:p>
+      <w:pPr>
+        <w:rPr>
+          <w:rFonts w:ascii="Arial" w:hAnsi="Arial" w:cs="Arial"/>
+          <w:lang w:val="es-ES"/>
+        </w:rPr>
+      </w:pPr>
+    </w:p>
+    <w:p>
+      <w:pPr>
+        <w:rPr>
+          <w:rFonts w:ascii="Arial" w:hAnsi="Arial" w:cs="Arial"/>
+          <w:lang w:val="es-ES"/>
+        </w:rPr>
+      </w:pPr>
+    </w:p>
+    <w:p>
+      <w:pPr>
+        <w:rPr>
+          <w:rFonts w:ascii="Arial" w:hAnsi="Arial" w:cs="Arial"/>
+          <w:lang w:val="es-ES"/>
+        </w:rPr>
+      </w:pPr>
+    </w:p>
+    <w:p>
+      <w:pPr>
+        <w:rPr>
+          <w:rFonts w:ascii="Arial" w:hAnsi="Arial" w:cs="Arial"/>
+          <w:lang w:val="es-ES"/>
+        </w:rPr>
+      </w:pPr>
+    </w:p>
+    <w:p>
+      <w:pPr>
+        <w:rPr>
+          <w:rFonts w:ascii="Arial" w:hAnsi="Arial" w:cs="Arial"/>
+          <w:lang w:val="es-ES"/>
+        </w:rPr>
+      </w:pPr>
+    </w:p>
+    <w:p>
+      <w:pPr>
+        <w:rPr>
+          <w:rFonts w:ascii="Arial" w:hAnsi="Arial" w:cs="Arial"/>
+          <w:lang w:val="es-ES"/>
+        </w:rPr>
+      </w:pPr>
+    </w:p>
+    <w:p>
+      <w:pPr>
+        <w:rPr>
+          <w:rFonts w:ascii="Arial" w:hAnsi="Arial" w:cs="Arial"/>
+          <w:lang w:val="es-ES"/>
+        </w:rPr>
+      </w:pPr>
+    </w:p>
+    <w:p>
+      <w:pPr>
+        <w:rPr>
+          <w:rFonts w:ascii="Arial" w:hAnsi="Arial" w:cs="Arial"/>
+          <w:lang w:val="es-ES"/>
+        </w:rPr>
+      </w:pPr>
+    </w:p>
+    <w:p>
+      <w:pPr>
         <w:pStyle w:val="Ttulo1"/>
         <w:spacing w:line="360" w:lineRule="auto"/>
         <w:rPr>
@@ -19472,8 +19475,8 @@
           <w:lang w:val="es-SV"/>
         </w:rPr>
       </w:pPr>
-      <w:bookmarkStart w:id="14" w:name="_Toc229775098"/>
-      <w:bookmarkStart w:id="15" w:name="_Toc230370786"/>
+      <w:bookmarkStart w:id="13" w:name="_Toc229775098"/>
+      <w:bookmarkStart w:id="14" w:name="_Toc230426595"/>
       <w:r>
         <w:rPr>
           <w:rFonts w:ascii="Arial" w:hAnsi="Arial" w:cs="Arial"/>
@@ -19484,10 +19487,11 @@
           <w:szCs w:val="24"/>
           <w:lang w:val="es-SV"/>
         </w:rPr>
+        <w:lastRenderedPageBreak/>
         <w:t>Registro de Defectos</w:t>
       </w:r>
+      <w:bookmarkEnd w:id="13"/>
       <w:bookmarkEnd w:id="14"/>
-      <w:bookmarkEnd w:id="15"/>
     </w:p>
     <w:p>
       <w:pPr>
@@ -19523,8 +19527,8 @@
           <w:lang w:val="es-SV"/>
         </w:rPr>
       </w:pPr>
-      <w:bookmarkStart w:id="16" w:name="_Toc229775099"/>
-      <w:bookmarkStart w:id="17" w:name="_Toc230370787"/>
+      <w:bookmarkStart w:id="15" w:name="_Toc229775099"/>
+      <w:bookmarkStart w:id="16" w:name="_Toc230426596"/>
       <w:r>
         <w:rPr>
           <w:rFonts w:ascii="Arial" w:hAnsi="Arial" w:cs="Arial"/>
@@ -19535,8 +19539,8 @@
         </w:rPr>
         <w:t>Registro de Defecto 1</w:t>
       </w:r>
+      <w:bookmarkEnd w:id="15"/>
       <w:bookmarkEnd w:id="16"/>
-      <w:bookmarkEnd w:id="17"/>
     </w:p>
     <w:p>
       <w:pPr>
@@ -19616,7 +19620,6 @@
           <w:rFonts w:ascii="Arial" w:hAnsi="Arial" w:cs="Arial"/>
           <w:lang w:val="es-SV"/>
         </w:rPr>
-        <w:lastRenderedPageBreak/>
         <w:t xml:space="preserve">Ingresar a la plataforma por medio de un usuario que tenga el rol de administrador (ya que es el único que puede crear nuevos usuarios). </w:t>
       </w:r>
     </w:p>
@@ -19772,6 +19775,22 @@
     </w:p>
     <w:p>
       <w:pPr>
+        <w:rPr>
+          <w:rFonts w:ascii="Arial" w:hAnsi="Arial" w:cs="Arial"/>
+          <w:lang w:val="es-SV"/>
+        </w:rPr>
+      </w:pPr>
+    </w:p>
+    <w:p>
+      <w:pPr>
+        <w:rPr>
+          <w:rFonts w:ascii="Arial" w:hAnsi="Arial" w:cs="Arial"/>
+          <w:lang w:val="es-SV"/>
+        </w:rPr>
+      </w:pPr>
+    </w:p>
+    <w:p>
+      <w:pPr>
         <w:jc w:val="center"/>
         <w:rPr>
           <w:rFonts w:ascii="Arial" w:hAnsi="Arial" w:cs="Arial"/>
@@ -19783,6 +19802,7 @@
           <w:rFonts w:ascii="Arial" w:hAnsi="Arial" w:cs="Arial"/>
           <w:lang w:val="es-SV"/>
         </w:rPr>
+        <w:lastRenderedPageBreak/>
         <w:t>Creación de un nuevo usuario</w:t>
       </w:r>
     </w:p>
@@ -19798,7 +19818,7 @@
         <w:rPr>
           <w:rFonts w:ascii="Arial" w:hAnsi="Arial" w:cs="Arial"/>
           <w:noProof/>
-          <w:lang w:eastAsia="es-SV"/>
+          <w:lang w:val="es-SV" w:eastAsia="es-SV"/>
         </w:rPr>
         <w:drawing>
           <wp:inline distT="0" distB="0" distL="0" distR="0" wp14:anchorId="2D1974AE" wp14:editId="449E05A9">
@@ -19882,9 +19902,8 @@
         <w:rPr>
           <w:rFonts w:ascii="Arial" w:hAnsi="Arial" w:cs="Arial"/>
           <w:noProof/>
-          <w:lang w:eastAsia="es-SV"/>
-        </w:rPr>
-        <w:lastRenderedPageBreak/>
+          <w:lang w:val="es-SV" w:eastAsia="es-SV"/>
+        </w:rPr>
         <w:drawing>
           <wp:inline distT="0" distB="0" distL="0" distR="0" wp14:anchorId="7D4C050C" wp14:editId="686AA9B3">
             <wp:extent cx="3246120" cy="2965314"/>
@@ -19940,6 +19959,14 @@
     </w:p>
     <w:p>
       <w:pPr>
+        <w:rPr>
+          <w:rFonts w:ascii="Arial" w:hAnsi="Arial" w:cs="Arial"/>
+          <w:lang w:val="es-SV"/>
+        </w:rPr>
+      </w:pPr>
+    </w:p>
+    <w:p>
+      <w:pPr>
         <w:pStyle w:val="Ttulo2"/>
         <w:rPr>
           <w:rFonts w:ascii="Arial" w:hAnsi="Arial" w:cs="Arial"/>
@@ -19949,8 +19976,8 @@
           <w:lang w:val="es-SV"/>
         </w:rPr>
       </w:pPr>
-      <w:bookmarkStart w:id="18" w:name="_Toc229775100"/>
-      <w:bookmarkStart w:id="19" w:name="_Toc230370788"/>
+      <w:bookmarkStart w:id="17" w:name="_Toc229775100"/>
+      <w:bookmarkStart w:id="18" w:name="_Toc230426597"/>
       <w:r>
         <w:rPr>
           <w:rFonts w:ascii="Arial" w:hAnsi="Arial" w:cs="Arial"/>
@@ -19959,10 +19986,11 @@
           <w:szCs w:val="24"/>
           <w:lang w:val="es-SV"/>
         </w:rPr>
+        <w:lastRenderedPageBreak/>
         <w:t>Registro de Defecto 2</w:t>
       </w:r>
+      <w:bookmarkEnd w:id="17"/>
       <w:bookmarkEnd w:id="18"/>
-      <w:bookmarkEnd w:id="19"/>
     </w:p>
     <w:p>
       <w:pPr>
@@ -20176,7 +20204,6 @@
           <w:rFonts w:ascii="Arial" w:hAnsi="Arial" w:cs="Arial"/>
           <w:lang w:val="es-SV"/>
         </w:rPr>
-        <w:lastRenderedPageBreak/>
         <w:t xml:space="preserve">Evidencia: </w:t>
       </w:r>
     </w:p>
@@ -20208,7 +20235,7 @@
         <w:rPr>
           <w:rFonts w:ascii="Arial" w:hAnsi="Arial" w:cs="Arial"/>
           <w:noProof/>
-          <w:lang w:eastAsia="es-SV"/>
+          <w:lang w:val="es-SV" w:eastAsia="es-SV"/>
         </w:rPr>
         <w:drawing>
           <wp:inline distT="0" distB="0" distL="0" distR="0" wp14:anchorId="5EFD1A1B" wp14:editId="2EDF7519">
@@ -20265,6 +20292,30 @@
     </w:p>
     <w:p>
       <w:pPr>
+        <w:rPr>
+          <w:rFonts w:ascii="Arial" w:hAnsi="Arial" w:cs="Arial"/>
+          <w:lang w:val="es-SV"/>
+        </w:rPr>
+      </w:pPr>
+    </w:p>
+    <w:p>
+      <w:pPr>
+        <w:rPr>
+          <w:rFonts w:ascii="Arial" w:hAnsi="Arial" w:cs="Arial"/>
+          <w:lang w:val="es-SV"/>
+        </w:rPr>
+      </w:pPr>
+    </w:p>
+    <w:p>
+      <w:pPr>
+        <w:rPr>
+          <w:rFonts w:ascii="Arial" w:hAnsi="Arial" w:cs="Arial"/>
+          <w:lang w:val="es-SV"/>
+        </w:rPr>
+      </w:pPr>
+    </w:p>
+    <w:p>
+      <w:pPr>
         <w:pStyle w:val="Ttulo2"/>
         <w:rPr>
           <w:rFonts w:ascii="Arial" w:hAnsi="Arial" w:cs="Arial"/>
@@ -20274,8 +20325,8 @@
           <w:lang w:val="es-SV"/>
         </w:rPr>
       </w:pPr>
-      <w:bookmarkStart w:id="20" w:name="_Toc229775101"/>
-      <w:bookmarkStart w:id="21" w:name="_Toc230370789"/>
+      <w:bookmarkStart w:id="19" w:name="_Toc229775101"/>
+      <w:bookmarkStart w:id="20" w:name="_Toc230426598"/>
       <w:r>
         <w:rPr>
           <w:rFonts w:ascii="Arial" w:hAnsi="Arial" w:cs="Arial"/>
@@ -20284,10 +20335,11 @@
           <w:szCs w:val="24"/>
           <w:lang w:val="es-SV"/>
         </w:rPr>
+        <w:lastRenderedPageBreak/>
         <w:t>Registro de Defecto 3</w:t>
       </w:r>
+      <w:bookmarkEnd w:id="19"/>
       <w:bookmarkEnd w:id="20"/>
-      <w:bookmarkEnd w:id="21"/>
     </w:p>
     <w:p>
       <w:pPr>
@@ -20572,9 +20624,8 @@
         <w:rPr>
           <w:rFonts w:ascii="Arial" w:hAnsi="Arial" w:cs="Arial"/>
           <w:noProof/>
-          <w:lang w:val="es-SV"/>
-        </w:rPr>
-        <w:lastRenderedPageBreak/>
+          <w:lang w:val="es-SV" w:eastAsia="es-SV"/>
+        </w:rPr>
         <w:drawing>
           <wp:inline distT="0" distB="0" distL="0" distR="0" wp14:anchorId="4D9BFA27" wp14:editId="73D87B3D">
             <wp:extent cx="3574600" cy="2743200"/>
@@ -20639,8 +20690,8 @@
           <w:lang w:val="es-SV"/>
         </w:rPr>
       </w:pPr>
-      <w:bookmarkStart w:id="22" w:name="_Toc229775102"/>
-      <w:bookmarkStart w:id="23" w:name="_Toc230370790"/>
+      <w:bookmarkStart w:id="21" w:name="_Toc229775102"/>
+      <w:bookmarkStart w:id="22" w:name="_Toc230426599"/>
       <w:r>
         <w:rPr>
           <w:rFonts w:ascii="Arial" w:hAnsi="Arial" w:cs="Arial"/>
@@ -20651,8 +20702,8 @@
         </w:rPr>
         <w:t>Registro de Defecto 4</w:t>
       </w:r>
+      <w:bookmarkEnd w:id="21"/>
       <w:bookmarkEnd w:id="22"/>
-      <w:bookmarkEnd w:id="23"/>
     </w:p>
     <w:p>
       <w:pPr>
@@ -20866,7 +20917,6 @@
           <w:rFonts w:ascii="Arial" w:hAnsi="Arial" w:cs="Arial"/>
           <w:lang w:val="es-SV"/>
         </w:rPr>
-        <w:lastRenderedPageBreak/>
         <w:t xml:space="preserve">Evidencia: </w:t>
       </w:r>
     </w:p>
@@ -20898,12 +20948,12 @@
         <w:rPr>
           <w:rFonts w:ascii="Arial" w:hAnsi="Arial" w:cs="Arial"/>
           <w:noProof/>
-          <w:lang w:eastAsia="es-SV"/>
+          <w:lang w:val="es-SV" w:eastAsia="es-SV"/>
         </w:rPr>
         <w:drawing>
-          <wp:inline distT="0" distB="0" distL="0" distR="0" wp14:anchorId="52FCC187" wp14:editId="45994750">
-            <wp:extent cx="5006340" cy="2526395"/>
-            <wp:effectExtent l="0" t="0" r="3810" b="7620"/>
+          <wp:inline distT="0" distB="0" distL="0" distR="0" wp14:anchorId="52FCC187" wp14:editId="45018561">
+            <wp:extent cx="4000500" cy="2018808"/>
+            <wp:effectExtent l="0" t="0" r="0" b="635"/>
             <wp:docPr id="1790819508" name="Imagen 1"/>
             <wp:cNvGraphicFramePr>
               <a:graphicFrameLocks xmlns:a="http://schemas.openxmlformats.org/drawingml/2006/main" noChangeAspect="1"/>
@@ -20924,7 +20974,7 @@
                   <pic:spPr>
                     <a:xfrm>
                       <a:off x="0" y="0"/>
-                      <a:ext cx="5008492" cy="2527481"/>
+                      <a:ext cx="4013919" cy="2025580"/>
                     </a:xfrm>
                     <a:prstGeom prst="rect">
                       <a:avLst/>
@@ -20974,7 +21024,7 @@
         <w:rPr>
           <w:rFonts w:ascii="Arial" w:hAnsi="Arial" w:cs="Arial"/>
           <w:noProof/>
-          <w:lang w:eastAsia="es-SV"/>
+          <w:lang w:val="es-SV" w:eastAsia="es-SV"/>
         </w:rPr>
         <w:drawing>
           <wp:inline distT="0" distB="0" distL="0" distR="0" wp14:anchorId="245197CA" wp14:editId="6938DE0C">
@@ -21023,6 +21073,22 @@
     </w:p>
     <w:p>
       <w:pPr>
+        <w:rPr>
+          <w:rFonts w:ascii="Arial" w:hAnsi="Arial" w:cs="Arial"/>
+          <w:lang w:val="es-SV"/>
+        </w:rPr>
+      </w:pPr>
+    </w:p>
+    <w:p>
+      <w:pPr>
+        <w:rPr>
+          <w:rFonts w:ascii="Arial" w:hAnsi="Arial" w:cs="Arial"/>
+          <w:lang w:val="es-SV"/>
+        </w:rPr>
+      </w:pPr>
+    </w:p>
+    <w:p>
+      <w:pPr>
         <w:pStyle w:val="Ttulo2"/>
         <w:rPr>
           <w:rFonts w:ascii="Arial" w:hAnsi="Arial" w:cs="Arial"/>
@@ -21032,8 +21098,8 @@
           <w:lang w:val="es-SV"/>
         </w:rPr>
       </w:pPr>
-      <w:bookmarkStart w:id="24" w:name="_Toc229775103"/>
-      <w:bookmarkStart w:id="25" w:name="_Toc230370791"/>
+      <w:bookmarkStart w:id="23" w:name="_Toc229775103"/>
+      <w:bookmarkStart w:id="24" w:name="_Toc230426600"/>
       <w:r>
         <w:rPr>
           <w:rFonts w:ascii="Arial" w:hAnsi="Arial" w:cs="Arial"/>
@@ -21044,8 +21110,8 @@
         </w:rPr>
         <w:t>Registro de Defecto 5</w:t>
       </w:r>
+      <w:bookmarkEnd w:id="23"/>
       <w:bookmarkEnd w:id="24"/>
-      <w:bookmarkEnd w:id="25"/>
     </w:p>
     <w:p>
       <w:pPr>
@@ -21204,83 +21270,108 @@
           <w:rFonts w:ascii="Arial" w:hAnsi="Arial" w:cs="Arial"/>
           <w:lang w:val="es-SV"/>
         </w:rPr>
+        <w:t xml:space="preserve">Resultado esperado: Que el usuario sea redireccionado a su página principal, donde no aparecen las opciones avanzadas del administrador. </w:t>
+      </w:r>
+    </w:p>
+    <w:p>
+      <w:pPr>
+        <w:rPr>
+          <w:rFonts w:ascii="Arial" w:hAnsi="Arial" w:cs="Arial"/>
+          <w:lang w:val="es-SV"/>
+        </w:rPr>
+      </w:pPr>
+      <w:r>
+        <w:rPr>
+          <w:rFonts w:ascii="Arial" w:hAnsi="Arial" w:cs="Arial"/>
+          <w:lang w:val="es-SV"/>
+        </w:rPr>
+        <w:t xml:space="preserve">Resultado real: Se puede ir al menú principal de administrador, con las opciones avanzadas visibles. </w:t>
+      </w:r>
+    </w:p>
+    <w:p>
+      <w:pPr>
+        <w:rPr>
+          <w:rFonts w:ascii="Arial" w:hAnsi="Arial" w:cs="Arial"/>
+          <w:lang w:val="es-SV"/>
+        </w:rPr>
+      </w:pPr>
+      <w:r>
+        <w:rPr>
+          <w:rFonts w:ascii="Arial" w:hAnsi="Arial" w:cs="Arial"/>
+          <w:lang w:val="es-SV"/>
+        </w:rPr>
+        <w:t>Prioridad: Alta</w:t>
+      </w:r>
+    </w:p>
+    <w:p>
+      <w:pPr>
+        <w:rPr>
+          <w:rFonts w:ascii="Arial" w:hAnsi="Arial" w:cs="Arial"/>
+          <w:lang w:val="es-SV"/>
+        </w:rPr>
+      </w:pPr>
+      <w:r>
+        <w:rPr>
+          <w:rFonts w:ascii="Arial" w:hAnsi="Arial" w:cs="Arial"/>
+          <w:lang w:val="es-SV"/>
+        </w:rPr>
+        <w:t>Gravedad: Mayor</w:t>
+      </w:r>
+    </w:p>
+    <w:p>
+      <w:pPr>
+        <w:rPr>
+          <w:rFonts w:ascii="Arial" w:hAnsi="Arial" w:cs="Arial"/>
+          <w:lang w:val="es-SV"/>
+        </w:rPr>
+      </w:pPr>
+      <w:r>
+        <w:rPr>
+          <w:rFonts w:ascii="Arial" w:hAnsi="Arial" w:cs="Arial"/>
+          <w:lang w:val="es-SV"/>
+        </w:rPr>
+        <w:t>Estado: En proceso</w:t>
+      </w:r>
+    </w:p>
+    <w:p>
+      <w:pPr>
+        <w:rPr>
+          <w:rFonts w:ascii="Arial" w:hAnsi="Arial" w:cs="Arial"/>
+          <w:lang w:val="es-SV"/>
+        </w:rPr>
+      </w:pPr>
+      <w:r>
+        <w:rPr>
+          <w:rFonts w:ascii="Arial" w:hAnsi="Arial" w:cs="Arial"/>
+          <w:lang w:val="es-SV"/>
+        </w:rPr>
+        <w:t xml:space="preserve">Evidencia: </w:t>
+      </w:r>
+    </w:p>
+    <w:p>
+      <w:pPr>
+        <w:jc w:val="center"/>
+        <w:rPr>
+          <w:rFonts w:ascii="Arial" w:hAnsi="Arial" w:cs="Arial"/>
+          <w:lang w:val="es-SV"/>
+        </w:rPr>
+      </w:pPr>
+    </w:p>
+    <w:p>
+      <w:pPr>
+        <w:jc w:val="center"/>
+        <w:rPr>
+          <w:rFonts w:ascii="Arial" w:hAnsi="Arial" w:cs="Arial"/>
+          <w:lang w:val="es-SV"/>
+        </w:rPr>
+      </w:pPr>
+      <w:r>
+        <w:rPr>
+          <w:rFonts w:ascii="Arial" w:hAnsi="Arial" w:cs="Arial"/>
+          <w:lang w:val="es-SV"/>
+        </w:rPr>
         <w:lastRenderedPageBreak/>
-        <w:t xml:space="preserve">Resultado esperado: Que el usuario sea redireccionado a su página principal, donde no aparecen las opciones avanzadas del administrador. </w:t>
-      </w:r>
-    </w:p>
-    <w:p>
-      <w:pPr>
-        <w:rPr>
-          <w:rFonts w:ascii="Arial" w:hAnsi="Arial" w:cs="Arial"/>
-          <w:lang w:val="es-SV"/>
-        </w:rPr>
-      </w:pPr>
-      <w:r>
-        <w:rPr>
-          <w:rFonts w:ascii="Arial" w:hAnsi="Arial" w:cs="Arial"/>
-          <w:lang w:val="es-SV"/>
-        </w:rPr>
-        <w:t xml:space="preserve">Resultado real: Se puede ir al menú principal de administrador, con las opciones avanzadas visibles. </w:t>
-      </w:r>
-    </w:p>
-    <w:p>
-      <w:pPr>
-        <w:rPr>
-          <w:rFonts w:ascii="Arial" w:hAnsi="Arial" w:cs="Arial"/>
-          <w:lang w:val="es-SV"/>
-        </w:rPr>
-      </w:pPr>
-      <w:r>
-        <w:rPr>
-          <w:rFonts w:ascii="Arial" w:hAnsi="Arial" w:cs="Arial"/>
-          <w:lang w:val="es-SV"/>
-        </w:rPr>
-        <w:t>Prioridad: Alta</w:t>
-      </w:r>
-    </w:p>
-    <w:p>
-      <w:pPr>
-        <w:rPr>
-          <w:rFonts w:ascii="Arial" w:hAnsi="Arial" w:cs="Arial"/>
-          <w:lang w:val="es-SV"/>
-        </w:rPr>
-      </w:pPr>
-      <w:r>
-        <w:rPr>
-          <w:rFonts w:ascii="Arial" w:hAnsi="Arial" w:cs="Arial"/>
-          <w:lang w:val="es-SV"/>
-        </w:rPr>
-        <w:t>Gravedad: Mayor</w:t>
-      </w:r>
-    </w:p>
-    <w:p>
-      <w:pPr>
-        <w:rPr>
-          <w:rFonts w:ascii="Arial" w:hAnsi="Arial" w:cs="Arial"/>
-          <w:lang w:val="es-SV"/>
-        </w:rPr>
-      </w:pPr>
-      <w:r>
-        <w:rPr>
-          <w:rFonts w:ascii="Arial" w:hAnsi="Arial" w:cs="Arial"/>
-          <w:lang w:val="es-SV"/>
-        </w:rPr>
-        <w:t>Estado: En proceso</w:t>
-      </w:r>
-    </w:p>
-    <w:p>
-      <w:pPr>
-        <w:rPr>
-          <w:rFonts w:ascii="Arial" w:hAnsi="Arial" w:cs="Arial"/>
-          <w:lang w:val="es-SV"/>
-        </w:rPr>
-      </w:pPr>
-      <w:r>
-        <w:rPr>
-          <w:rFonts w:ascii="Arial" w:hAnsi="Arial" w:cs="Arial"/>
-          <w:lang w:val="es-SV"/>
-        </w:rPr>
-        <w:t xml:space="preserve">Evidencia: </w:t>
+        <w:t>Cuando se entra como administrador se puede ver este menú principal</w:t>
       </w:r>
     </w:p>
     <w:p>
@@ -21291,36 +21382,11 @@
           <w:lang w:val="es-SV"/>
         </w:rPr>
       </w:pPr>
-    </w:p>
-    <w:p>
-      <w:pPr>
-        <w:jc w:val="center"/>
-        <w:rPr>
-          <w:rFonts w:ascii="Arial" w:hAnsi="Arial" w:cs="Arial"/>
-          <w:lang w:val="es-SV"/>
-        </w:rPr>
-      </w:pPr>
-      <w:r>
-        <w:rPr>
-          <w:rFonts w:ascii="Arial" w:hAnsi="Arial" w:cs="Arial"/>
-          <w:lang w:val="es-SV"/>
-        </w:rPr>
-        <w:t>Cuando se entra como administrador se puede ver este menú principal</w:t>
-      </w:r>
-    </w:p>
-    <w:p>
-      <w:pPr>
-        <w:jc w:val="center"/>
-        <w:rPr>
-          <w:rFonts w:ascii="Arial" w:hAnsi="Arial" w:cs="Arial"/>
-          <w:lang w:val="es-SV"/>
-        </w:rPr>
-      </w:pPr>
       <w:r>
         <w:rPr>
           <w:rFonts w:ascii="Arial" w:hAnsi="Arial" w:cs="Arial"/>
           <w:noProof/>
-          <w:lang w:eastAsia="es-SV"/>
+          <w:lang w:val="es-SV" w:eastAsia="es-SV"/>
         </w:rPr>
         <w:drawing>
           <wp:inline distT="0" distB="0" distL="0" distR="0" wp14:anchorId="45AB5F01" wp14:editId="5A6891BD">
@@ -21396,7 +21462,7 @@
         <w:rPr>
           <w:rFonts w:ascii="Arial" w:hAnsi="Arial" w:cs="Arial"/>
           <w:noProof/>
-          <w:lang w:eastAsia="es-SV"/>
+          <w:lang w:val="es-SV" w:eastAsia="es-SV"/>
         </w:rPr>
         <w:drawing>
           <wp:inline distT="0" distB="0" distL="0" distR="0" wp14:anchorId="78ABDA78" wp14:editId="73E9337D">
@@ -21472,9 +21538,8 @@
         <w:rPr>
           <w:rFonts w:ascii="Arial" w:hAnsi="Arial" w:cs="Arial"/>
           <w:noProof/>
-          <w:lang w:eastAsia="es-SV"/>
-        </w:rPr>
-        <w:lastRenderedPageBreak/>
+          <w:lang w:val="es-SV" w:eastAsia="es-SV"/>
+        </w:rPr>
         <w:drawing>
           <wp:inline distT="0" distB="0" distL="0" distR="0" wp14:anchorId="54693307" wp14:editId="62D76DAE">
             <wp:extent cx="5612130" cy="2263775"/>
@@ -21534,11 +21599,13 @@
           <w:rFonts w:ascii="Arial" w:hAnsi="Arial" w:cs="Arial"/>
           <w:lang w:val="es-SV"/>
         </w:rPr>
+        <w:lastRenderedPageBreak/>
         <w:t>Pero si uno copia el enlace y lo pega, uno tiene permitido el acceso a crear usuario</w:t>
       </w:r>
     </w:p>
     <w:p>
       <w:pPr>
+        <w:jc w:val="center"/>
         <w:rPr>
           <w:rFonts w:ascii="Arial" w:hAnsi="Arial" w:cs="Arial"/>
           <w:lang w:val="es-SV"/>
@@ -21548,7 +21615,7 @@
         <w:rPr>
           <w:rFonts w:ascii="Arial" w:hAnsi="Arial" w:cs="Arial"/>
           <w:noProof/>
-          <w:lang w:eastAsia="es-SV"/>
+          <w:lang w:val="es-SV" w:eastAsia="es-SV"/>
         </w:rPr>
         <w:drawing>
           <wp:inline distT="0" distB="0" distL="0" distR="0" wp14:anchorId="39E9C857" wp14:editId="58B77291">
@@ -21589,30 +21656,175 @@
     </w:p>
     <w:p>
       <w:pPr>
-        <w:rPr>
-          <w:rFonts w:ascii="Arial" w:hAnsi="Arial" w:cs="Arial"/>
-          <w:lang w:val="es-SV"/>
-        </w:rPr>
-      </w:pPr>
-    </w:p>
-    <w:p>
-      <w:pPr>
+        <w:jc w:val="center"/>
+        <w:rPr>
+          <w:rFonts w:ascii="Arial" w:hAnsi="Arial" w:cs="Arial"/>
+          <w:lang w:val="es-SV"/>
+        </w:rPr>
+      </w:pPr>
+    </w:p>
+    <w:p>
+      <w:pPr>
+        <w:jc w:val="center"/>
+        <w:rPr>
+          <w:rFonts w:ascii="Arial" w:hAnsi="Arial" w:cs="Arial"/>
+          <w:lang w:val="es-SV"/>
+        </w:rPr>
+      </w:pPr>
+    </w:p>
+    <w:p>
+      <w:pPr>
+        <w:jc w:val="center"/>
+        <w:rPr>
+          <w:rFonts w:ascii="Arial" w:hAnsi="Arial" w:cs="Arial"/>
+          <w:lang w:val="es-SV"/>
+        </w:rPr>
+      </w:pPr>
+    </w:p>
+    <w:p>
+      <w:pPr>
+        <w:jc w:val="center"/>
+        <w:rPr>
+          <w:rFonts w:ascii="Arial" w:hAnsi="Arial" w:cs="Arial"/>
+          <w:lang w:val="es-SV"/>
+        </w:rPr>
+      </w:pPr>
+    </w:p>
+    <w:p>
+      <w:pPr>
+        <w:jc w:val="center"/>
+        <w:rPr>
+          <w:rFonts w:ascii="Arial" w:hAnsi="Arial" w:cs="Arial"/>
+          <w:lang w:val="es-SV"/>
+        </w:rPr>
+      </w:pPr>
+    </w:p>
+    <w:p>
+      <w:pPr>
+        <w:jc w:val="center"/>
+        <w:rPr>
+          <w:rFonts w:ascii="Arial" w:hAnsi="Arial" w:cs="Arial"/>
+          <w:lang w:val="es-SV"/>
+        </w:rPr>
+      </w:pPr>
+    </w:p>
+    <w:p>
+      <w:pPr>
+        <w:jc w:val="center"/>
+        <w:rPr>
+          <w:rFonts w:ascii="Arial" w:hAnsi="Arial" w:cs="Arial"/>
+          <w:lang w:val="es-SV"/>
+        </w:rPr>
+      </w:pPr>
+    </w:p>
+    <w:p>
+      <w:pPr>
+        <w:jc w:val="center"/>
+        <w:rPr>
+          <w:rFonts w:ascii="Arial" w:hAnsi="Arial" w:cs="Arial"/>
+          <w:lang w:val="es-SV"/>
+        </w:rPr>
+      </w:pPr>
+    </w:p>
+    <w:p>
+      <w:pPr>
+        <w:jc w:val="center"/>
+        <w:rPr>
+          <w:rFonts w:ascii="Arial" w:hAnsi="Arial" w:cs="Arial"/>
+          <w:lang w:val="es-SV"/>
+        </w:rPr>
+      </w:pPr>
+    </w:p>
+    <w:p>
+      <w:pPr>
+        <w:jc w:val="center"/>
+        <w:rPr>
+          <w:rFonts w:ascii="Arial" w:hAnsi="Arial" w:cs="Arial"/>
+          <w:lang w:val="es-SV"/>
+        </w:rPr>
+      </w:pPr>
+    </w:p>
+    <w:p>
+      <w:pPr>
+        <w:jc w:val="center"/>
+        <w:rPr>
+          <w:rFonts w:ascii="Arial" w:hAnsi="Arial" w:cs="Arial"/>
+          <w:lang w:val="es-SV"/>
+        </w:rPr>
+      </w:pPr>
+    </w:p>
+    <w:p>
+      <w:pPr>
+        <w:jc w:val="center"/>
+        <w:rPr>
+          <w:rFonts w:ascii="Arial" w:hAnsi="Arial" w:cs="Arial"/>
+          <w:lang w:val="es-SV"/>
+        </w:rPr>
+      </w:pPr>
+    </w:p>
+    <w:p>
+      <w:pPr>
+        <w:jc w:val="center"/>
+        <w:rPr>
+          <w:rFonts w:ascii="Arial" w:hAnsi="Arial" w:cs="Arial"/>
+          <w:lang w:val="es-SV"/>
+        </w:rPr>
+      </w:pPr>
+    </w:p>
+    <w:p>
+      <w:pPr>
+        <w:jc w:val="center"/>
+        <w:rPr>
+          <w:rFonts w:ascii="Arial" w:hAnsi="Arial" w:cs="Arial"/>
+          <w:lang w:val="es-SV"/>
+        </w:rPr>
+      </w:pPr>
+    </w:p>
+    <w:p>
+      <w:pPr>
+        <w:jc w:val="center"/>
+        <w:rPr>
+          <w:rFonts w:ascii="Arial" w:hAnsi="Arial" w:cs="Arial"/>
+          <w:lang w:val="es-SV"/>
+        </w:rPr>
+      </w:pPr>
+    </w:p>
+    <w:p>
+      <w:pPr>
+        <w:rPr>
+          <w:rFonts w:ascii="Arial" w:hAnsi="Arial" w:cs="Arial"/>
+          <w:lang w:val="es-SV"/>
+        </w:rPr>
+      </w:pPr>
+    </w:p>
+    <w:p>
+      <w:pPr>
+        <w:pStyle w:val="Ttulo1"/>
+        <w:spacing w:line="360" w:lineRule="auto"/>
         <w:rPr>
           <w:rFonts w:ascii="Arial" w:hAnsi="Arial" w:cs="Arial"/>
           <w:b/>
           <w:bCs/>
-          <w:lang w:val="es-SV"/>
-        </w:rPr>
-      </w:pPr>
-      <w:bookmarkStart w:id="26" w:name="_Toc229775104"/>
+          <w:color w:val="auto"/>
+          <w:sz w:val="24"/>
+          <w:szCs w:val="24"/>
+          <w:lang w:val="es-SV"/>
+        </w:rPr>
+      </w:pPr>
+      <w:bookmarkStart w:id="25" w:name="_Toc230426514"/>
+      <w:bookmarkStart w:id="26" w:name="_Toc230426601"/>
       <w:proofErr w:type="spellStart"/>
       <w:r>
         <w:rPr>
           <w:rFonts w:ascii="Arial" w:hAnsi="Arial" w:cs="Arial"/>
           <w:b/>
           <w:bCs/>
-          <w:lang w:val="es-SV"/>
-        </w:rPr>
+          <w:color w:val="auto"/>
+          <w:sz w:val="24"/>
+          <w:szCs w:val="24"/>
+          <w:lang w:val="es-SV"/>
+        </w:rPr>
+        <w:lastRenderedPageBreak/>
         <w:t>Checklist</w:t>
       </w:r>
       <w:proofErr w:type="spellEnd"/>
@@ -21621,10 +21833,14 @@
           <w:rFonts w:ascii="Arial" w:hAnsi="Arial" w:cs="Arial"/>
           <w:b/>
           <w:bCs/>
+          <w:color w:val="auto"/>
+          <w:sz w:val="24"/>
+          <w:szCs w:val="24"/>
           <w:lang w:val="es-SV"/>
         </w:rPr>
         <w:t xml:space="preserve"> de usabilidad básico</w:t>
       </w:r>
+      <w:bookmarkEnd w:id="25"/>
       <w:bookmarkEnd w:id="26"/>
     </w:p>
     <w:p>
@@ -21665,15 +21881,32 @@
           <w:lang w:val="es-SV"/>
         </w:rPr>
       </w:pPr>
-      <w:bookmarkStart w:id="27" w:name="_Toc229775105"/>
-      <w:r>
-        <w:rPr>
-          <w:rFonts w:ascii="Arial" w:hAnsi="Arial" w:cs="Arial"/>
+    </w:p>
+    <w:p>
+      <w:pPr>
+        <w:pStyle w:val="Ttulo2"/>
+        <w:rPr>
+          <w:rFonts w:ascii="Arial" w:hAnsi="Arial" w:cs="Arial"/>
+          <w:color w:val="auto"/>
+          <w:sz w:val="24"/>
+          <w:szCs w:val="24"/>
+          <w:lang w:val="es-SV"/>
+        </w:rPr>
+      </w:pPr>
+      <w:bookmarkStart w:id="27" w:name="_Toc230426515"/>
+      <w:bookmarkStart w:id="28" w:name="_Toc230426602"/>
+      <w:r>
+        <w:rPr>
+          <w:rFonts w:ascii="Arial" w:hAnsi="Arial" w:cs="Arial"/>
+          <w:color w:val="auto"/>
+          <w:sz w:val="24"/>
+          <w:szCs w:val="24"/>
           <w:lang w:val="es-SV"/>
         </w:rPr>
         <w:t>Especificaciones</w:t>
       </w:r>
       <w:bookmarkEnd w:id="27"/>
+      <w:bookmarkEnd w:id="28"/>
     </w:p>
     <w:p>
       <w:pPr>
@@ -21710,7 +21943,6 @@
           <w:rFonts w:ascii="Arial" w:hAnsi="Arial" w:cs="Arial"/>
           <w:lang w:val="es-SV"/>
         </w:rPr>
-        <w:lastRenderedPageBreak/>
         <w:t xml:space="preserve">Mensaje de correo o contraseña incorrecto al intentar ingresar a la sesión. </w:t>
       </w:r>
     </w:p>
@@ -21942,23 +22174,15 @@
           <w:rFonts w:ascii="Arial" w:hAnsi="Arial" w:cs="Arial"/>
           <w:lang w:val="es-SV"/>
         </w:rPr>
-        <w:t xml:space="preserve">Orden cronológico: Para hacer que se entienda más fácil, hemos puesto todo en orden cronológico, de forma que siempre saldrá lo más reciente primer y lo más viejo debajo. De esta forma se mejora la experiencia del usuario ya que siempre tendrá acceso a lo más reciente sin tener que buscar de </w:t>
-      </w:r>
-      <w:proofErr w:type="spellStart"/>
-      <w:r>
-        <w:rPr>
-          <w:rFonts w:ascii="Arial" w:hAnsi="Arial" w:cs="Arial"/>
-          <w:lang w:val="es-SV"/>
-        </w:rPr>
-        <w:t>mas</w:t>
-      </w:r>
-      <w:proofErr w:type="spellEnd"/>
-      <w:r>
-        <w:rPr>
-          <w:rFonts w:ascii="Arial" w:hAnsi="Arial" w:cs="Arial"/>
-          <w:lang w:val="es-SV"/>
-        </w:rPr>
-        <w:t xml:space="preserve">, lo cual es de gran importancia ya que siempre se buscara ocupar los documentos más nuevos aprobados, ya que son los más actualizados. </w:t>
+        <w:t xml:space="preserve">Orden cronológico: Para hacer que se entienda más fácil, hemos puesto todo en orden cronológico, de forma que siempre saldrá lo más reciente primer y lo más </w:t>
+      </w:r>
+      <w:r>
+        <w:rPr>
+          <w:rFonts w:ascii="Arial" w:hAnsi="Arial" w:cs="Arial"/>
+          <w:lang w:val="es-SV"/>
+        </w:rPr>
+        <w:lastRenderedPageBreak/>
+        <w:t xml:space="preserve">viejo debajo. De esta forma se mejora la experiencia del usuario ya que siempre tendrá acceso a lo más reciente sin tener que buscar de mas, lo cual es de gran importancia ya que siempre se buscara ocupar los documentos más nuevos aprobados, ya que son los más actualizados. </w:t>
       </w:r>
     </w:p>
     <w:p>
@@ -22014,27 +22238,44 @@
           <w:rFonts w:ascii="Arial" w:hAnsi="Arial" w:cs="Arial"/>
           <w:lang w:val="es-SV"/>
         </w:rPr>
-        <w:lastRenderedPageBreak/>
         <w:t xml:space="preserve">Confirmaciones: Se confirman las operaciones exitosas por medio de notificaciones, las cuales aseguran a los usuarios de que todo se ha realizado exitosamente. </w:t>
       </w:r>
     </w:p>
     <w:p>
       <w:pPr>
-        <w:rPr>
-          <w:rFonts w:ascii="Arial" w:hAnsi="Arial" w:cs="Arial"/>
-          <w:lang w:val="es-SV"/>
-        </w:rPr>
-      </w:pPr>
-      <w:bookmarkStart w:id="28" w:name="_Toc229775106"/>
+        <w:spacing w:line="276" w:lineRule="auto"/>
+        <w:rPr>
+          <w:rFonts w:ascii="Arial" w:hAnsi="Arial" w:cs="Arial"/>
+          <w:lang w:val="es-SV"/>
+        </w:rPr>
+      </w:pPr>
+    </w:p>
+    <w:p>
+      <w:pPr>
+        <w:pStyle w:val="Ttulo2"/>
+        <w:rPr>
+          <w:rFonts w:ascii="Arial" w:hAnsi="Arial" w:cs="Arial"/>
+          <w:color w:val="auto"/>
+          <w:sz w:val="24"/>
+          <w:szCs w:val="24"/>
+          <w:lang w:val="es-SV"/>
+        </w:rPr>
+      </w:pPr>
+      <w:bookmarkStart w:id="29" w:name="_Toc230426516"/>
+      <w:bookmarkStart w:id="30" w:name="_Toc230426603"/>
       <w:proofErr w:type="spellStart"/>
       <w:r>
         <w:rPr>
           <w:rFonts w:ascii="Arial" w:hAnsi="Arial" w:cs="Arial"/>
+          <w:color w:val="auto"/>
+          <w:sz w:val="24"/>
+          <w:szCs w:val="24"/>
           <w:lang w:val="es-SV"/>
         </w:rPr>
         <w:t>Checklist</w:t>
       </w:r>
-      <w:bookmarkEnd w:id="28"/>
+      <w:bookmarkEnd w:id="29"/>
+      <w:bookmarkEnd w:id="30"/>
       <w:proofErr w:type="spellEnd"/>
     </w:p>
     <w:p>
@@ -22968,7 +23209,15 @@
                 <w:rFonts w:ascii="Arial" w:hAnsi="Arial" w:cs="Arial"/>
                 <w:lang w:val="es-SV"/>
               </w:rPr>
-              <w:t>El sistema bloquea el acceso por medio de URL a páginas a las cuales no se tienen permiso</w:t>
+              <w:t xml:space="preserve">El sistema bloquea el acceso por medio de URL a </w:t>
+            </w:r>
+            <w:r>
+              <w:rPr>
+                <w:rFonts w:ascii="Arial" w:hAnsi="Arial" w:cs="Arial"/>
+                <w:lang w:val="es-SV"/>
+              </w:rPr>
+              <w:lastRenderedPageBreak/>
+              <w:t>páginas a las cuales no se tienen permiso</w:t>
             </w:r>
           </w:p>
         </w:tc>
@@ -22998,6 +23247,7 @@
                 <w:rFonts w:ascii="Arial" w:hAnsi="Arial" w:cs="Arial"/>
                 <w:lang w:val="es-SV"/>
               </w:rPr>
+              <w:lastRenderedPageBreak/>
               <w:t>6</w:t>
             </w:r>
           </w:p>
@@ -23378,6 +23628,158 @@
     </w:tbl>
     <w:p>
       <w:pPr>
+        <w:rPr>
+          <w:rFonts w:ascii="Arial" w:hAnsi="Arial" w:cs="Arial"/>
+          <w:lang w:val="es-SV"/>
+        </w:rPr>
+      </w:pPr>
+    </w:p>
+    <w:p>
+      <w:pPr>
+        <w:rPr>
+          <w:rFonts w:ascii="Arial" w:hAnsi="Arial" w:cs="Arial"/>
+          <w:lang w:val="es-SV"/>
+        </w:rPr>
+      </w:pPr>
+    </w:p>
+    <w:p>
+      <w:pPr>
+        <w:rPr>
+          <w:rFonts w:ascii="Arial" w:hAnsi="Arial" w:cs="Arial"/>
+          <w:lang w:val="es-SV"/>
+        </w:rPr>
+      </w:pPr>
+    </w:p>
+    <w:p>
+      <w:pPr>
+        <w:rPr>
+          <w:rFonts w:ascii="Arial" w:hAnsi="Arial" w:cs="Arial"/>
+          <w:lang w:val="es-SV"/>
+        </w:rPr>
+      </w:pPr>
+    </w:p>
+    <w:p>
+      <w:pPr>
+        <w:rPr>
+          <w:rFonts w:ascii="Arial" w:hAnsi="Arial" w:cs="Arial"/>
+          <w:lang w:val="es-SV"/>
+        </w:rPr>
+      </w:pPr>
+    </w:p>
+    <w:p>
+      <w:pPr>
+        <w:rPr>
+          <w:rFonts w:ascii="Arial" w:hAnsi="Arial" w:cs="Arial"/>
+          <w:lang w:val="es-SV"/>
+        </w:rPr>
+      </w:pPr>
+    </w:p>
+    <w:p>
+      <w:pPr>
+        <w:rPr>
+          <w:rFonts w:ascii="Arial" w:hAnsi="Arial" w:cs="Arial"/>
+          <w:lang w:val="es-SV"/>
+        </w:rPr>
+      </w:pPr>
+    </w:p>
+    <w:p>
+      <w:pPr>
+        <w:rPr>
+          <w:rFonts w:ascii="Arial" w:hAnsi="Arial" w:cs="Arial"/>
+          <w:lang w:val="es-SV"/>
+        </w:rPr>
+      </w:pPr>
+    </w:p>
+    <w:p>
+      <w:pPr>
+        <w:rPr>
+          <w:rFonts w:ascii="Arial" w:hAnsi="Arial" w:cs="Arial"/>
+          <w:lang w:val="es-SV"/>
+        </w:rPr>
+      </w:pPr>
+    </w:p>
+    <w:p>
+      <w:pPr>
+        <w:rPr>
+          <w:rFonts w:ascii="Arial" w:hAnsi="Arial" w:cs="Arial"/>
+          <w:lang w:val="es-SV"/>
+        </w:rPr>
+      </w:pPr>
+    </w:p>
+    <w:p>
+      <w:pPr>
+        <w:rPr>
+          <w:rFonts w:ascii="Arial" w:hAnsi="Arial" w:cs="Arial"/>
+          <w:lang w:val="es-SV"/>
+        </w:rPr>
+      </w:pPr>
+    </w:p>
+    <w:p>
+      <w:pPr>
+        <w:rPr>
+          <w:rFonts w:ascii="Arial" w:hAnsi="Arial" w:cs="Arial"/>
+          <w:lang w:val="es-SV"/>
+        </w:rPr>
+      </w:pPr>
+    </w:p>
+    <w:p>
+      <w:pPr>
+        <w:rPr>
+          <w:rFonts w:ascii="Arial" w:hAnsi="Arial" w:cs="Arial"/>
+          <w:lang w:val="es-SV"/>
+        </w:rPr>
+      </w:pPr>
+    </w:p>
+    <w:p>
+      <w:pPr>
+        <w:rPr>
+          <w:rFonts w:ascii="Arial" w:hAnsi="Arial" w:cs="Arial"/>
+          <w:lang w:val="es-SV"/>
+        </w:rPr>
+      </w:pPr>
+    </w:p>
+    <w:p>
+      <w:pPr>
+        <w:rPr>
+          <w:rFonts w:ascii="Arial" w:hAnsi="Arial" w:cs="Arial"/>
+          <w:lang w:val="es-SV"/>
+        </w:rPr>
+      </w:pPr>
+    </w:p>
+    <w:p>
+      <w:pPr>
+        <w:rPr>
+          <w:rFonts w:ascii="Arial" w:hAnsi="Arial" w:cs="Arial"/>
+          <w:lang w:val="es-SV"/>
+        </w:rPr>
+      </w:pPr>
+    </w:p>
+    <w:p>
+      <w:pPr>
+        <w:rPr>
+          <w:rFonts w:ascii="Arial" w:hAnsi="Arial" w:cs="Arial"/>
+          <w:lang w:val="es-SV"/>
+        </w:rPr>
+      </w:pPr>
+    </w:p>
+    <w:p>
+      <w:pPr>
+        <w:rPr>
+          <w:rFonts w:ascii="Arial" w:hAnsi="Arial" w:cs="Arial"/>
+          <w:lang w:val="es-SV"/>
+        </w:rPr>
+      </w:pPr>
+    </w:p>
+    <w:p>
+      <w:pPr>
+        <w:rPr>
+          <w:rFonts w:ascii="Arial" w:hAnsi="Arial" w:cs="Arial"/>
+          <w:lang w:val="es-SV"/>
+        </w:rPr>
+      </w:pPr>
+    </w:p>
+    <w:p>
+      <w:pPr>
         <w:pStyle w:val="Ttulo1"/>
         <w:spacing w:line="360" w:lineRule="auto"/>
         <w:rPr>
@@ -23390,7 +23792,7 @@
           <w:lang w:val="es-SV"/>
         </w:rPr>
       </w:pPr>
-      <w:bookmarkStart w:id="29" w:name="_Toc230370792"/>
+      <w:bookmarkStart w:id="31" w:name="_Toc230426604"/>
       <w:r>
         <w:rPr>
           <w:rFonts w:ascii="Arial" w:hAnsi="Arial" w:cs="Arial"/>
@@ -23417,7 +23819,7 @@
         </w:rPr>
         <w:t>Github</w:t>
       </w:r>
-      <w:bookmarkEnd w:id="29"/>
+      <w:bookmarkEnd w:id="31"/>
       <w:proofErr w:type="spellEnd"/>
     </w:p>
     <w:p>
@@ -23439,6 +23841,14 @@
           <w:t>https://github.com/2915762023/EPRO_Grupo09_PlataformadeGestionDocumentalconVersiones</w:t>
         </w:r>
       </w:hyperlink>
+    </w:p>
+    <w:p>
+      <w:pPr>
+        <w:rPr>
+          <w:rFonts w:ascii="Arial" w:hAnsi="Arial" w:cs="Arial"/>
+          <w:lang w:val="es-ES"/>
+        </w:rPr>
+      </w:pPr>
     </w:p>
     <w:p>
       <w:pPr>
@@ -23559,7 +23969,7 @@
 </file>
 
 <file path=word/endnotes.xml><?xml version="1.0" encoding="utf-8"?>
-<w:endnotes xmlns:wpc="http://schemas.microsoft.com/office/word/2010/wordprocessingCanvas" xmlns:cx="http://schemas.microsoft.com/office/drawing/2014/chartex" xmlns:cx1="http://schemas.microsoft.com/office/drawing/2015/9/8/chartex" xmlns:cx2="http://schemas.microsoft.com/office/drawing/2015/10/21/chartex" xmlns:cx3="http://schemas.microsoft.com/office/drawing/2016/5/9/chartex" xmlns:cx4="http://schemas.microsoft.com/office/drawing/2016/5/10/chartex" xmlns:cx5="http://schemas.microsoft.com/office/drawing/2016/5/11/chartex" xmlns:cx6="http://schemas.microsoft.com/office/drawing/2016/5/12/chartex" xmlns:cx7="http://schemas.microsoft.com/office/drawing/2016/5/13/chartex" xmlns:cx8="http://schemas.microsoft.com/office/drawing/2016/5/14/chartex" xmlns:mc="http://schemas.openxmlformats.org/markup-compatibility/2006" xmlns:aink="http://schemas.microsoft.com/office/drawing/2016/ink" xmlns:am3d="http://schemas.microsoft.com/office/drawing/2017/model3d" xmlns:o="urn:schemas-microsoft-com:office:office" xmlns:oel="http://schemas.microsoft.com/office/2019/extlst" xmlns:r="http://schemas.openxmlformats.org/officeDocument/2006/relationships" xmlns:m="http://schemas.openxmlformats.org/officeDocument/2006/math" xmlns:v="urn:schemas-microsoft-com:vml" xmlns:wp14="http://schemas.microsoft.com/office/word/2010/wordprocessingDrawing" xmlns:wp="http://schemas.openxmlformats.org/drawingml/2006/wordprocessingDrawing" xmlns:w10="urn:schemas-microsoft-com:office:word" xmlns:w="http://schemas.openxmlformats.org/wordprocessingml/2006/main" xmlns:w14="http://schemas.microsoft.com/office/word/2010/wordml" xmlns:w15="http://schemas.microsoft.com/office/word/2012/wordml" xmlns:w16cex="http://schemas.microsoft.com/office/word/2018/wordml/cex" xmlns:w16cid="http://schemas.microsoft.com/office/word/2016/wordml/cid" xmlns:w16="http://schemas.microsoft.com/office/word/2018/wordml" xmlns:w16du="http://schemas.microsoft.com/office/word/2023/wordml/word16du" xmlns:w16sdtdh="http://schemas.microsoft.com/office/word/2020/wordml/sdtdatahash" xmlns:w16sdtfl="http://schemas.microsoft.com/office/word/2024/wordml/sdtformatlock" xmlns:w16se="http://schemas.microsoft.com/office/word/2015/wordml/symex" xmlns:wpg="http://schemas.microsoft.com/office/word/2010/wordprocessingGroup" xmlns:wpi="http://schemas.microsoft.com/office/word/2010/wordprocessingInk" xmlns:wne="http://schemas.microsoft.com/office/word/2006/wordml" xmlns:wps="http://schemas.microsoft.com/office/word/2010/wordprocessingShape" mc:Ignorable="w14 w15 w16se w16cid w16 w16cex w16sdtdh w16sdtfl w16du wp14">
+<w:endnotes xmlns:wpc="http://schemas.microsoft.com/office/word/2010/wordprocessingCanvas" xmlns:cx="http://schemas.microsoft.com/office/drawing/2014/chartex" xmlns:mc="http://schemas.openxmlformats.org/markup-compatibility/2006" xmlns:o="urn:schemas-microsoft-com:office:office" xmlns:r="http://schemas.openxmlformats.org/officeDocument/2006/relationships" xmlns:m="http://schemas.openxmlformats.org/officeDocument/2006/math" xmlns:v="urn:schemas-microsoft-com:vml" xmlns:wp14="http://schemas.microsoft.com/office/word/2010/wordprocessingDrawing" xmlns:wp="http://schemas.openxmlformats.org/drawingml/2006/wordprocessingDrawing" xmlns:w10="urn:schemas-microsoft-com:office:word" xmlns:w="http://schemas.openxmlformats.org/wordprocessingml/2006/main" xmlns:w14="http://schemas.microsoft.com/office/word/2010/wordml" xmlns:w15="http://schemas.microsoft.com/office/word/2012/wordml" xmlns:w16se="http://schemas.microsoft.com/office/word/2015/wordml/symex" xmlns:wpg="http://schemas.microsoft.com/office/word/2010/wordprocessingGroup" xmlns:wpi="http://schemas.microsoft.com/office/word/2010/wordprocessingInk" xmlns:wne="http://schemas.microsoft.com/office/word/2006/wordml" xmlns:wps="http://schemas.microsoft.com/office/word/2010/wordprocessingShape" mc:Ignorable="w14 w15 w16se wp14">
   <w:endnote w:type="separator" w:id="-1">
     <w:p>
       <w:pPr>
@@ -23584,7 +23994,7 @@
 </file>
 
 <file path=word/footnotes.xml><?xml version="1.0" encoding="utf-8"?>
-<w:footnotes xmlns:wpc="http://schemas.microsoft.com/office/word/2010/wordprocessingCanvas" xmlns:cx="http://schemas.microsoft.com/office/drawing/2014/chartex" xmlns:cx1="http://schemas.microsoft.com/office/drawing/2015/9/8/chartex" xmlns:cx2="http://schemas.microsoft.com/office/drawing/2015/10/21/chartex" xmlns:cx3="http://schemas.microsoft.com/office/drawing/2016/5/9/chartex" xmlns:cx4="http://schemas.microsoft.com/office/drawing/2016/5/10/chartex" xmlns:cx5="http://schemas.microsoft.com/office/drawing/2016/5/11/chartex" xmlns:cx6="http://schemas.microsoft.com/office/drawing/2016/5/12/chartex" xmlns:cx7="http://schemas.microsoft.com/office/drawing/2016/5/13/chartex" xmlns:cx8="http://schemas.microsoft.com/office/drawing/2016/5/14/chartex" xmlns:mc="http://schemas.openxmlformats.org/markup-compatibility/2006" xmlns:aink="http://schemas.microsoft.com/office/drawing/2016/ink" xmlns:am3d="http://schemas.microsoft.com/office/drawing/2017/model3d" xmlns:o="urn:schemas-microsoft-com:office:office" xmlns:oel="http://schemas.microsoft.com/office/2019/extlst" xmlns:r="http://schemas.openxmlformats.org/officeDocument/2006/relationships" xmlns:m="http://schemas.openxmlformats.org/officeDocument/2006/math" xmlns:v="urn:schemas-microsoft-com:vml" xmlns:wp14="http://schemas.microsoft.com/office/word/2010/wordprocessingDrawing" xmlns:wp="http://schemas.openxmlformats.org/drawingml/2006/wordprocessingDrawing" xmlns:w10="urn:schemas-microsoft-com:office:word" xmlns:w="http://schemas.openxmlformats.org/wordprocessingml/2006/main" xmlns:w14="http://schemas.microsoft.com/office/word/2010/wordml" xmlns:w15="http://schemas.microsoft.com/office/word/2012/wordml" xmlns:w16cex="http://schemas.microsoft.com/office/word/2018/wordml/cex" xmlns:w16cid="http://schemas.microsoft.com/office/word/2016/wordml/cid" xmlns:w16="http://schemas.microsoft.com/office/word/2018/wordml" xmlns:w16du="http://schemas.microsoft.com/office/word/2023/wordml/word16du" xmlns:w16sdtdh="http://schemas.microsoft.com/office/word/2020/wordml/sdtdatahash" xmlns:w16sdtfl="http://schemas.microsoft.com/office/word/2024/wordml/sdtformatlock" xmlns:w16se="http://schemas.microsoft.com/office/word/2015/wordml/symex" xmlns:wpg="http://schemas.microsoft.com/office/word/2010/wordprocessingGroup" xmlns:wpi="http://schemas.microsoft.com/office/word/2010/wordprocessingInk" xmlns:wne="http://schemas.microsoft.com/office/word/2006/wordml" xmlns:wps="http://schemas.microsoft.com/office/word/2010/wordprocessingShape" mc:Ignorable="w14 w15 w16se w16cid w16 w16cex w16sdtdh w16sdtfl w16du wp14">
+<w:footnotes xmlns:wpc="http://schemas.microsoft.com/office/word/2010/wordprocessingCanvas" xmlns:cx="http://schemas.microsoft.com/office/drawing/2014/chartex" xmlns:mc="http://schemas.openxmlformats.org/markup-compatibility/2006" xmlns:o="urn:schemas-microsoft-com:office:office" xmlns:r="http://schemas.openxmlformats.org/officeDocument/2006/relationships" xmlns:m="http://schemas.openxmlformats.org/officeDocument/2006/math" xmlns:v="urn:schemas-microsoft-com:vml" xmlns:wp14="http://schemas.microsoft.com/office/word/2010/wordprocessingDrawing" xmlns:wp="http://schemas.openxmlformats.org/drawingml/2006/wordprocessingDrawing" xmlns:w10="urn:schemas-microsoft-com:office:word" xmlns:w="http://schemas.openxmlformats.org/wordprocessingml/2006/main" xmlns:w14="http://schemas.microsoft.com/office/word/2010/wordml" xmlns:w15="http://schemas.microsoft.com/office/word/2012/wordml" xmlns:w16se="http://schemas.microsoft.com/office/word/2015/wordml/symex" xmlns:wpg="http://schemas.microsoft.com/office/word/2010/wordprocessingGroup" xmlns:wpi="http://schemas.microsoft.com/office/word/2010/wordprocessingInk" xmlns:wne="http://schemas.microsoft.com/office/word/2006/wordml" xmlns:wps="http://schemas.microsoft.com/office/word/2010/wordprocessingShape" mc:Ignorable="w14 w15 w16se wp14">
   <w:footnote w:type="separator" w:id="-1">
     <w:p>
       <w:pPr>
@@ -23609,7 +24019,7 @@
 </file>
 
 <file path=word/header1.xml><?xml version="1.0" encoding="utf-8"?>
-<w:hdr xmlns:wpc="http://schemas.microsoft.com/office/word/2010/wordprocessingCanvas" xmlns:cx="http://schemas.microsoft.com/office/drawing/2014/chartex" xmlns:cx1="http://schemas.microsoft.com/office/drawing/2015/9/8/chartex" xmlns:cx2="http://schemas.microsoft.com/office/drawing/2015/10/21/chartex" xmlns:cx3="http://schemas.microsoft.com/office/drawing/2016/5/9/chartex" xmlns:cx4="http://schemas.microsoft.com/office/drawing/2016/5/10/chartex" xmlns:cx5="http://schemas.microsoft.com/office/drawing/2016/5/11/chartex" xmlns:cx6="http://schemas.microsoft.com/office/drawing/2016/5/12/chartex" xmlns:cx7="http://schemas.microsoft.com/office/drawing/2016/5/13/chartex" xmlns:cx8="http://schemas.microsoft.com/office/drawing/2016/5/14/chartex" xmlns:mc="http://schemas.openxmlformats.org/markup-compatibility/2006" xmlns:aink="http://schemas.microsoft.com/office/drawing/2016/ink" xmlns:am3d="http://schemas.microsoft.com/office/drawing/2017/model3d" xmlns:o="urn:schemas-microsoft-com:office:office" xmlns:oel="http://schemas.microsoft.com/office/2019/extlst" xmlns:r="http://schemas.openxmlformats.org/officeDocument/2006/relationships" xmlns:m="http://schemas.openxmlformats.org/officeDocument/2006/math" xmlns:v="urn:schemas-microsoft-com:vml" xmlns:wp14="http://schemas.microsoft.com/office/word/2010/wordprocessingDrawing" xmlns:wp="http://schemas.openxmlformats.org/drawingml/2006/wordprocessingDrawing" xmlns:w10="urn:schemas-microsoft-com:office:word" xmlns:w="http://schemas.openxmlformats.org/wordprocessingml/2006/main" xmlns:w14="http://schemas.microsoft.com/office/word/2010/wordml" xmlns:w15="http://schemas.microsoft.com/office/word/2012/wordml" xmlns:w16cex="http://schemas.microsoft.com/office/word/2018/wordml/cex" xmlns:w16cid="http://schemas.microsoft.com/office/word/2016/wordml/cid" xmlns:w16="http://schemas.microsoft.com/office/word/2018/wordml" xmlns:w16du="http://schemas.microsoft.com/office/word/2023/wordml/word16du" xmlns:w16sdtdh="http://schemas.microsoft.com/office/word/2020/wordml/sdtdatahash" xmlns:w16sdtfl="http://schemas.microsoft.com/office/word/2024/wordml/sdtformatlock" xmlns:w16se="http://schemas.microsoft.com/office/word/2015/wordml/symex" xmlns:wpg="http://schemas.microsoft.com/office/word/2010/wordprocessingGroup" xmlns:wpi="http://schemas.microsoft.com/office/word/2010/wordprocessingInk" xmlns:wne="http://schemas.microsoft.com/office/word/2006/wordml" xmlns:wps="http://schemas.microsoft.com/office/word/2010/wordprocessingShape" mc:Ignorable="w14 w15 w16se w16cid w16 w16cex w16sdtdh w16sdtfl w16du wp14">
+<w:hdr xmlns:wpc="http://schemas.microsoft.com/office/word/2010/wordprocessingCanvas" xmlns:cx="http://schemas.microsoft.com/office/drawing/2014/chartex" xmlns:mc="http://schemas.openxmlformats.org/markup-compatibility/2006" xmlns:o="urn:schemas-microsoft-com:office:office" xmlns:r="http://schemas.openxmlformats.org/officeDocument/2006/relationships" xmlns:m="http://schemas.openxmlformats.org/officeDocument/2006/math" xmlns:v="urn:schemas-microsoft-com:vml" xmlns:wp14="http://schemas.microsoft.com/office/word/2010/wordprocessingDrawing" xmlns:wp="http://schemas.openxmlformats.org/drawingml/2006/wordprocessingDrawing" xmlns:w10="urn:schemas-microsoft-com:office:word" xmlns:w="http://schemas.openxmlformats.org/wordprocessingml/2006/main" xmlns:w14="http://schemas.microsoft.com/office/word/2010/wordml" xmlns:w15="http://schemas.microsoft.com/office/word/2012/wordml" xmlns:w16se="http://schemas.microsoft.com/office/word/2015/wordml/symex" xmlns:wpg="http://schemas.microsoft.com/office/word/2010/wordprocessingGroup" xmlns:wpi="http://schemas.microsoft.com/office/word/2010/wordprocessingInk" xmlns:wne="http://schemas.microsoft.com/office/word/2006/wordml" xmlns:wps="http://schemas.microsoft.com/office/word/2010/wordprocessingShape" mc:Ignorable="w14 w15 w16se wp14">
   <w:p>
     <w:pPr>
       <w:pStyle w:val="Encabezado"/>
@@ -23625,7 +24035,7 @@
 </file>
 
 <file path=word/header2.xml><?xml version="1.0" encoding="utf-8"?>
-<w:hdr xmlns:wpc="http://schemas.microsoft.com/office/word/2010/wordprocessingCanvas" xmlns:cx="http://schemas.microsoft.com/office/drawing/2014/chartex" xmlns:cx1="http://schemas.microsoft.com/office/drawing/2015/9/8/chartex" xmlns:cx2="http://schemas.microsoft.com/office/drawing/2015/10/21/chartex" xmlns:cx3="http://schemas.microsoft.com/office/drawing/2016/5/9/chartex" xmlns:cx4="http://schemas.microsoft.com/office/drawing/2016/5/10/chartex" xmlns:cx5="http://schemas.microsoft.com/office/drawing/2016/5/11/chartex" xmlns:cx6="http://schemas.microsoft.com/office/drawing/2016/5/12/chartex" xmlns:cx7="http://schemas.microsoft.com/office/drawing/2016/5/13/chartex" xmlns:cx8="http://schemas.microsoft.com/office/drawing/2016/5/14/chartex" xmlns:mc="http://schemas.openxmlformats.org/markup-compatibility/2006" xmlns:aink="http://schemas.microsoft.com/office/drawing/2016/ink" xmlns:am3d="http://schemas.microsoft.com/office/drawing/2017/model3d" xmlns:o="urn:schemas-microsoft-com:office:office" xmlns:oel="http://schemas.microsoft.com/office/2019/extlst" xmlns:r="http://schemas.openxmlformats.org/officeDocument/2006/relationships" xmlns:m="http://schemas.openxmlformats.org/officeDocument/2006/math" xmlns:v="urn:schemas-microsoft-com:vml" xmlns:wp14="http://schemas.microsoft.com/office/word/2010/wordprocessingDrawing" xmlns:wp="http://schemas.openxmlformats.org/drawingml/2006/wordprocessingDrawing" xmlns:w10="urn:schemas-microsoft-com:office:word" xmlns:w="http://schemas.openxmlformats.org/wordprocessingml/2006/main" xmlns:w14="http://schemas.microsoft.com/office/word/2010/wordml" xmlns:w15="http://schemas.microsoft.com/office/word/2012/wordml" xmlns:w16cex="http://schemas.microsoft.com/office/word/2018/wordml/cex" xmlns:w16cid="http://schemas.microsoft.com/office/word/2016/wordml/cid" xmlns:w16="http://schemas.microsoft.com/office/word/2018/wordml" xmlns:w16du="http://schemas.microsoft.com/office/word/2023/wordml/word16du" xmlns:w16sdtdh="http://schemas.microsoft.com/office/word/2020/wordml/sdtdatahash" xmlns:w16sdtfl="http://schemas.microsoft.com/office/word/2024/wordml/sdtformatlock" xmlns:w16se="http://schemas.microsoft.com/office/word/2015/wordml/symex" xmlns:wpg="http://schemas.microsoft.com/office/word/2010/wordprocessingGroup" xmlns:wpi="http://schemas.microsoft.com/office/word/2010/wordprocessingInk" xmlns:wne="http://schemas.microsoft.com/office/word/2006/wordml" xmlns:wps="http://schemas.microsoft.com/office/word/2010/wordprocessingShape" mc:Ignorable="w14 w15 w16se w16cid w16 w16cex w16sdtdh w16sdtfl w16du wp14">
+<w:hdr xmlns:wpc="http://schemas.microsoft.com/office/word/2010/wordprocessingCanvas" xmlns:cx="http://schemas.microsoft.com/office/drawing/2014/chartex" xmlns:mc="http://schemas.openxmlformats.org/markup-compatibility/2006" xmlns:o="urn:schemas-microsoft-com:office:office" xmlns:r="http://schemas.openxmlformats.org/officeDocument/2006/relationships" xmlns:m="http://schemas.openxmlformats.org/officeDocument/2006/math" xmlns:v="urn:schemas-microsoft-com:vml" xmlns:wp14="http://schemas.microsoft.com/office/word/2010/wordprocessingDrawing" xmlns:wp="http://schemas.openxmlformats.org/drawingml/2006/wordprocessingDrawing" xmlns:w10="urn:schemas-microsoft-com:office:word" xmlns:w="http://schemas.openxmlformats.org/wordprocessingml/2006/main" xmlns:w14="http://schemas.microsoft.com/office/word/2010/wordml" xmlns:w15="http://schemas.microsoft.com/office/word/2012/wordml" xmlns:w16se="http://schemas.microsoft.com/office/word/2015/wordml/symex" xmlns:wpg="http://schemas.microsoft.com/office/word/2010/wordprocessingGroup" xmlns:wpi="http://schemas.microsoft.com/office/word/2010/wordprocessingInk" xmlns:wne="http://schemas.microsoft.com/office/word/2006/wordml" xmlns:wps="http://schemas.microsoft.com/office/word/2010/wordprocessingShape" mc:Ignorable="w14 w15 w16se wp14">
   <w:sdt>
     <w:sdtPr>
       <w:id w:val="-177585462"/>
@@ -23634,6 +24044,7 @@
         <w:docPartUnique/>
       </w:docPartObj>
     </w:sdtPr>
+    <w:sdtEndPr/>
     <w:sdtContent>
       <w:p>
         <w:pPr>
@@ -23654,7 +24065,7 @@
             <w:noProof/>
             <w:lang w:val="es-ES"/>
           </w:rPr>
-          <w:t>13</w:t>
+          <w:t>44</w:t>
         </w:r>
         <w:r>
           <w:fldChar w:fldCharType="end"/>
@@ -23671,7 +24082,7 @@
 </file>
 
 <file path=word/header3.xml><?xml version="1.0" encoding="utf-8"?>
-<w:hdr xmlns:wpc="http://schemas.microsoft.com/office/word/2010/wordprocessingCanvas" xmlns:cx="http://schemas.microsoft.com/office/drawing/2014/chartex" xmlns:cx1="http://schemas.microsoft.com/office/drawing/2015/9/8/chartex" xmlns:cx2="http://schemas.microsoft.com/office/drawing/2015/10/21/chartex" xmlns:cx3="http://schemas.microsoft.com/office/drawing/2016/5/9/chartex" xmlns:cx4="http://schemas.microsoft.com/office/drawing/2016/5/10/chartex" xmlns:cx5="http://schemas.microsoft.com/office/drawing/2016/5/11/chartex" xmlns:cx6="http://schemas.microsoft.com/office/drawing/2016/5/12/chartex" xmlns:cx7="http://schemas.microsoft.com/office/drawing/2016/5/13/chartex" xmlns:cx8="http://schemas.microsoft.com/office/drawing/2016/5/14/chartex" xmlns:mc="http://schemas.openxmlformats.org/markup-compatibility/2006" xmlns:aink="http://schemas.microsoft.com/office/drawing/2016/ink" xmlns:am3d="http://schemas.microsoft.com/office/drawing/2017/model3d" xmlns:o="urn:schemas-microsoft-com:office:office" xmlns:oel="http://schemas.microsoft.com/office/2019/extlst" xmlns:r="http://schemas.openxmlformats.org/officeDocument/2006/relationships" xmlns:m="http://schemas.openxmlformats.org/officeDocument/2006/math" xmlns:v="urn:schemas-microsoft-com:vml" xmlns:wp14="http://schemas.microsoft.com/office/word/2010/wordprocessingDrawing" xmlns:wp="http://schemas.openxmlformats.org/drawingml/2006/wordprocessingDrawing" xmlns:w10="urn:schemas-microsoft-com:office:word" xmlns:w="http://schemas.openxmlformats.org/wordprocessingml/2006/main" xmlns:w14="http://schemas.microsoft.com/office/word/2010/wordml" xmlns:w15="http://schemas.microsoft.com/office/word/2012/wordml" xmlns:w16cex="http://schemas.microsoft.com/office/word/2018/wordml/cex" xmlns:w16cid="http://schemas.microsoft.com/office/word/2016/wordml/cid" xmlns:w16="http://schemas.microsoft.com/office/word/2018/wordml" xmlns:w16du="http://schemas.microsoft.com/office/word/2023/wordml/word16du" xmlns:w16sdtdh="http://schemas.microsoft.com/office/word/2020/wordml/sdtdatahash" xmlns:w16sdtfl="http://schemas.microsoft.com/office/word/2024/wordml/sdtformatlock" xmlns:w16se="http://schemas.microsoft.com/office/word/2015/wordml/symex" xmlns:wpg="http://schemas.microsoft.com/office/word/2010/wordprocessingGroup" xmlns:wpi="http://schemas.microsoft.com/office/word/2010/wordprocessingInk" xmlns:wne="http://schemas.microsoft.com/office/word/2006/wordml" xmlns:wps="http://schemas.microsoft.com/office/word/2010/wordprocessingShape" mc:Ignorable="w14 w15 w16se w16cid w16 w16cex w16sdtdh w16sdtfl w16du wp14">
+<w:hdr xmlns:wpc="http://schemas.microsoft.com/office/word/2010/wordprocessingCanvas" xmlns:cx="http://schemas.microsoft.com/office/drawing/2014/chartex" xmlns:mc="http://schemas.openxmlformats.org/markup-compatibility/2006" xmlns:o="urn:schemas-microsoft-com:office:office" xmlns:r="http://schemas.openxmlformats.org/officeDocument/2006/relationships" xmlns:m="http://schemas.openxmlformats.org/officeDocument/2006/math" xmlns:v="urn:schemas-microsoft-com:vml" xmlns:wp14="http://schemas.microsoft.com/office/word/2010/wordprocessingDrawing" xmlns:wp="http://schemas.openxmlformats.org/drawingml/2006/wordprocessingDrawing" xmlns:w10="urn:schemas-microsoft-com:office:word" xmlns:w="http://schemas.openxmlformats.org/wordprocessingml/2006/main" xmlns:w14="http://schemas.microsoft.com/office/word/2010/wordml" xmlns:w15="http://schemas.microsoft.com/office/word/2012/wordml" xmlns:w16se="http://schemas.microsoft.com/office/word/2015/wordml/symex" xmlns:wpg="http://schemas.microsoft.com/office/word/2010/wordprocessingGroup" xmlns:wpi="http://schemas.microsoft.com/office/word/2010/wordprocessingInk" xmlns:wne="http://schemas.microsoft.com/office/word/2006/wordml" xmlns:wps="http://schemas.microsoft.com/office/word/2010/wordprocessingShape" mc:Ignorable="w14 w15 w16se wp14">
   <w:sdt>
     <w:sdtPr>
       <w:id w:val="-463732548"/>
@@ -23680,6 +24091,7 @@
         <w:docPartUnique/>
       </w:docPartObj>
     </w:sdtPr>
+    <w:sdtEndPr/>
     <w:sdtContent>
       <w:p>
         <w:pPr>
@@ -23717,7 +24129,7 @@
 </file>
 
 <file path=word/numbering.xml><?xml version="1.0" encoding="utf-8"?>
-<w:numbering xmlns:wpc="http://schemas.microsoft.com/office/word/2010/wordprocessingCanvas" xmlns:cx="http://schemas.microsoft.com/office/drawing/2014/chartex" xmlns:cx1="http://schemas.microsoft.com/office/drawing/2015/9/8/chartex" xmlns:cx2="http://schemas.microsoft.com/office/drawing/2015/10/21/chartex" xmlns:cx3="http://schemas.microsoft.com/office/drawing/2016/5/9/chartex" xmlns:cx4="http://schemas.microsoft.com/office/drawing/2016/5/10/chartex" xmlns:cx5="http://schemas.microsoft.com/office/drawing/2016/5/11/chartex" xmlns:cx6="http://schemas.microsoft.com/office/drawing/2016/5/12/chartex" xmlns:cx7="http://schemas.microsoft.com/office/drawing/2016/5/13/chartex" xmlns:cx8="http://schemas.microsoft.com/office/drawing/2016/5/14/chartex" xmlns:mc="http://schemas.openxmlformats.org/markup-compatibility/2006" xmlns:aink="http://schemas.microsoft.com/office/drawing/2016/ink" xmlns:am3d="http://schemas.microsoft.com/office/drawing/2017/model3d" xmlns:o="urn:schemas-microsoft-com:office:office" xmlns:oel="http://schemas.microsoft.com/office/2019/extlst" xmlns:r="http://schemas.openxmlformats.org/officeDocument/2006/relationships" xmlns:m="http://schemas.openxmlformats.org/officeDocument/2006/math" xmlns:v="urn:schemas-microsoft-com:vml" xmlns:wp14="http://schemas.microsoft.com/office/word/2010/wordprocessingDrawing" xmlns:wp="http://schemas.openxmlformats.org/drawingml/2006/wordprocessingDrawing" xmlns:w10="urn:schemas-microsoft-com:office:word" xmlns:w="http://schemas.openxmlformats.org/wordprocessingml/2006/main" xmlns:w14="http://schemas.microsoft.com/office/word/2010/wordml" xmlns:w15="http://schemas.microsoft.com/office/word/2012/wordml" xmlns:w16cex="http://schemas.microsoft.com/office/word/2018/wordml/cex" xmlns:w16cid="http://schemas.microsoft.com/office/word/2016/wordml/cid" xmlns:w16="http://schemas.microsoft.com/office/word/2018/wordml" xmlns:w16du="http://schemas.microsoft.com/office/word/2023/wordml/word16du" xmlns:w16sdtdh="http://schemas.microsoft.com/office/word/2020/wordml/sdtdatahash" xmlns:w16sdtfl="http://schemas.microsoft.com/office/word/2024/wordml/sdtformatlock" xmlns:w16se="http://schemas.microsoft.com/office/word/2015/wordml/symex" xmlns:wpg="http://schemas.microsoft.com/office/word/2010/wordprocessingGroup" xmlns:wpi="http://schemas.microsoft.com/office/word/2010/wordprocessingInk" xmlns:wne="http://schemas.microsoft.com/office/word/2006/wordml" xmlns:wps="http://schemas.microsoft.com/office/word/2010/wordprocessingShape" mc:Ignorable="w14 w15 w16se w16cid w16 w16cex w16sdtdh w16sdtfl w16du wp14">
+<w:numbering xmlns:wpc="http://schemas.microsoft.com/office/word/2010/wordprocessingCanvas" xmlns:cx="http://schemas.microsoft.com/office/drawing/2014/chartex" xmlns:mc="http://schemas.openxmlformats.org/markup-compatibility/2006" xmlns:o="urn:schemas-microsoft-com:office:office" xmlns:r="http://schemas.openxmlformats.org/officeDocument/2006/relationships" xmlns:m="http://schemas.openxmlformats.org/officeDocument/2006/math" xmlns:v="urn:schemas-microsoft-com:vml" xmlns:wp14="http://schemas.microsoft.com/office/word/2010/wordprocessingDrawing" xmlns:wp="http://schemas.openxmlformats.org/drawingml/2006/wordprocessingDrawing" xmlns:w10="urn:schemas-microsoft-com:office:word" xmlns:w="http://schemas.openxmlformats.org/wordprocessingml/2006/main" xmlns:w14="http://schemas.microsoft.com/office/word/2010/wordml" xmlns:w15="http://schemas.microsoft.com/office/word/2012/wordml" xmlns:w16se="http://schemas.microsoft.com/office/word/2015/wordml/symex" xmlns:wpg="http://schemas.microsoft.com/office/word/2010/wordprocessingGroup" xmlns:wpi="http://schemas.microsoft.com/office/word/2010/wordprocessingInk" xmlns:wne="http://schemas.microsoft.com/office/word/2006/wordml" xmlns:wps="http://schemas.microsoft.com/office/word/2010/wordprocessingShape" mc:Ignorable="w14 w15 w16se wp14">
   <w:abstractNum w:abstractNumId="0" w15:restartNumberingAfterBreak="0">
     <w:nsid w:val="04B1192A"/>
     <w:multiLevelType w:val="hybridMultilevel"/>
@@ -28451,154 +28863,154 @@
       </w:rPr>
     </w:lvl>
   </w:abstractNum>
-  <w:num w:numId="1" w16cid:durableId="496459875">
+  <w:num w:numId="1">
     <w:abstractNumId w:val="40"/>
   </w:num>
-  <w:num w:numId="2" w16cid:durableId="127936072">
+  <w:num w:numId="2">
     <w:abstractNumId w:val="42"/>
   </w:num>
-  <w:num w:numId="3" w16cid:durableId="1574465812">
+  <w:num w:numId="3">
     <w:abstractNumId w:val="7"/>
   </w:num>
-  <w:num w:numId="4" w16cid:durableId="1361468286">
+  <w:num w:numId="4">
     <w:abstractNumId w:val="8"/>
   </w:num>
-  <w:num w:numId="5" w16cid:durableId="791636952">
+  <w:num w:numId="5">
     <w:abstractNumId w:val="26"/>
   </w:num>
-  <w:num w:numId="6" w16cid:durableId="1081756210">
+  <w:num w:numId="6">
     <w:abstractNumId w:val="43"/>
   </w:num>
-  <w:num w:numId="7" w16cid:durableId="433943971">
+  <w:num w:numId="7">
     <w:abstractNumId w:val="20"/>
   </w:num>
-  <w:num w:numId="8" w16cid:durableId="2145005865">
+  <w:num w:numId="8">
     <w:abstractNumId w:val="25"/>
   </w:num>
-  <w:num w:numId="9" w16cid:durableId="1094395714">
+  <w:num w:numId="9">
     <w:abstractNumId w:val="2"/>
   </w:num>
-  <w:num w:numId="10" w16cid:durableId="486242907">
+  <w:num w:numId="10">
     <w:abstractNumId w:val="14"/>
   </w:num>
-  <w:num w:numId="11" w16cid:durableId="1977225229">
+  <w:num w:numId="11">
     <w:abstractNumId w:val="3"/>
   </w:num>
-  <w:num w:numId="12" w16cid:durableId="96141324">
+  <w:num w:numId="12">
     <w:abstractNumId w:val="45"/>
   </w:num>
-  <w:num w:numId="13" w16cid:durableId="1820923247">
+  <w:num w:numId="13">
     <w:abstractNumId w:val="23"/>
   </w:num>
-  <w:num w:numId="14" w16cid:durableId="1828207557">
+  <w:num w:numId="14">
     <w:abstractNumId w:val="22"/>
   </w:num>
-  <w:num w:numId="15" w16cid:durableId="2103407256">
+  <w:num w:numId="15">
     <w:abstractNumId w:val="4"/>
   </w:num>
-  <w:num w:numId="16" w16cid:durableId="418985086">
+  <w:num w:numId="16">
     <w:abstractNumId w:val="44"/>
   </w:num>
-  <w:num w:numId="17" w16cid:durableId="2088652168">
+  <w:num w:numId="17">
     <w:abstractNumId w:val="47"/>
   </w:num>
-  <w:num w:numId="18" w16cid:durableId="2018576555">
+  <w:num w:numId="18">
     <w:abstractNumId w:val="30"/>
   </w:num>
-  <w:num w:numId="19" w16cid:durableId="1627545022">
+  <w:num w:numId="19">
     <w:abstractNumId w:val="9"/>
   </w:num>
-  <w:num w:numId="20" w16cid:durableId="2099785143">
+  <w:num w:numId="20">
     <w:abstractNumId w:val="19"/>
   </w:num>
-  <w:num w:numId="21" w16cid:durableId="1803381008">
+  <w:num w:numId="21">
     <w:abstractNumId w:val="24"/>
   </w:num>
-  <w:num w:numId="22" w16cid:durableId="1772627756">
+  <w:num w:numId="22">
     <w:abstractNumId w:val="37"/>
   </w:num>
-  <w:num w:numId="23" w16cid:durableId="1088773658">
+  <w:num w:numId="23">
     <w:abstractNumId w:val="38"/>
   </w:num>
-  <w:num w:numId="24" w16cid:durableId="1834954144">
+  <w:num w:numId="24">
     <w:abstractNumId w:val="34"/>
   </w:num>
-  <w:num w:numId="25" w16cid:durableId="1742672826">
+  <w:num w:numId="25">
     <w:abstractNumId w:val="6"/>
   </w:num>
-  <w:num w:numId="26" w16cid:durableId="796265054">
+  <w:num w:numId="26">
     <w:abstractNumId w:val="39"/>
   </w:num>
-  <w:num w:numId="27" w16cid:durableId="1722437072">
+  <w:num w:numId="27">
     <w:abstractNumId w:val="1"/>
   </w:num>
-  <w:num w:numId="28" w16cid:durableId="2059039703">
+  <w:num w:numId="28">
     <w:abstractNumId w:val="28"/>
   </w:num>
-  <w:num w:numId="29" w16cid:durableId="801925397">
+  <w:num w:numId="29">
     <w:abstractNumId w:val="15"/>
   </w:num>
-  <w:num w:numId="30" w16cid:durableId="334845066">
+  <w:num w:numId="30">
     <w:abstractNumId w:val="17"/>
   </w:num>
-  <w:num w:numId="31" w16cid:durableId="1345669748">
+  <w:num w:numId="31">
     <w:abstractNumId w:val="48"/>
   </w:num>
-  <w:num w:numId="32" w16cid:durableId="1535535012">
+  <w:num w:numId="32">
     <w:abstractNumId w:val="32"/>
   </w:num>
-  <w:num w:numId="33" w16cid:durableId="1000619785">
+  <w:num w:numId="33">
     <w:abstractNumId w:val="18"/>
   </w:num>
-  <w:num w:numId="34" w16cid:durableId="878198688">
+  <w:num w:numId="34">
     <w:abstractNumId w:val="29"/>
   </w:num>
-  <w:num w:numId="35" w16cid:durableId="804783120">
+  <w:num w:numId="35">
     <w:abstractNumId w:val="21"/>
   </w:num>
-  <w:num w:numId="36" w16cid:durableId="2098749621">
+  <w:num w:numId="36">
     <w:abstractNumId w:val="11"/>
   </w:num>
-  <w:num w:numId="37" w16cid:durableId="1253205486">
+  <w:num w:numId="37">
     <w:abstractNumId w:val="27"/>
   </w:num>
-  <w:num w:numId="38" w16cid:durableId="335806874">
+  <w:num w:numId="38">
     <w:abstractNumId w:val="46"/>
   </w:num>
-  <w:num w:numId="39" w16cid:durableId="811481961">
+  <w:num w:numId="39">
     <w:abstractNumId w:val="36"/>
   </w:num>
-  <w:num w:numId="40" w16cid:durableId="653528555">
+  <w:num w:numId="40">
     <w:abstractNumId w:val="31"/>
   </w:num>
-  <w:num w:numId="41" w16cid:durableId="1519615100">
+  <w:num w:numId="41">
     <w:abstractNumId w:val="33"/>
   </w:num>
-  <w:num w:numId="42" w16cid:durableId="406611839">
+  <w:num w:numId="42">
     <w:abstractNumId w:val="13"/>
   </w:num>
-  <w:num w:numId="43" w16cid:durableId="1982222623">
+  <w:num w:numId="43">
     <w:abstractNumId w:val="12"/>
   </w:num>
-  <w:num w:numId="44" w16cid:durableId="815103285">
+  <w:num w:numId="44">
     <w:abstractNumId w:val="10"/>
   </w:num>
-  <w:num w:numId="45" w16cid:durableId="690105049">
+  <w:num w:numId="45">
     <w:abstractNumId w:val="16"/>
   </w:num>
-  <w:num w:numId="46" w16cid:durableId="645234286">
+  <w:num w:numId="46">
     <w:abstractNumId w:val="35"/>
   </w:num>
-  <w:num w:numId="47" w16cid:durableId="1215387092">
+  <w:num w:numId="47">
     <w:abstractNumId w:val="41"/>
   </w:num>
-  <w:num w:numId="48" w16cid:durableId="624700537">
+  <w:num w:numId="48">
     <w:abstractNumId w:val="0"/>
   </w:num>
-  <w:num w:numId="49" w16cid:durableId="692192177">
+  <w:num w:numId="49">
     <w:abstractNumId w:val="5"/>
   </w:num>
-  <w:num w:numId="50" w16cid:durableId="677469831">
+  <w:num w:numId="50">
     <w:abstractNumId w:val="5"/>
     <w:lvlOverride w:ilvl="0">
       <w:startOverride w:val="1"/>
@@ -28632,7 +29044,7 @@
 </file>
 
 <file path=word/styles.xml><?xml version="1.0" encoding="utf-8"?>
-<w:styles xmlns:mc="http://schemas.openxmlformats.org/markup-compatibility/2006" xmlns:r="http://schemas.openxmlformats.org/officeDocument/2006/relationships" xmlns:w="http://schemas.openxmlformats.org/wordprocessingml/2006/main" xmlns:w14="http://schemas.microsoft.com/office/word/2010/wordml" xmlns:w15="http://schemas.microsoft.com/office/word/2012/wordml" xmlns:w16cex="http://schemas.microsoft.com/office/word/2018/wordml/cex" xmlns:w16cid="http://schemas.microsoft.com/office/word/2016/wordml/cid" xmlns:w16="http://schemas.microsoft.com/office/word/2018/wordml" xmlns:w16du="http://schemas.microsoft.com/office/word/2023/wordml/word16du" xmlns:w16sdtdh="http://schemas.microsoft.com/office/word/2020/wordml/sdtdatahash" xmlns:w16sdtfl="http://schemas.microsoft.com/office/word/2024/wordml/sdtformatlock" xmlns:w16se="http://schemas.microsoft.com/office/word/2015/wordml/symex" mc:Ignorable="w14 w15 w16se w16cid w16 w16cex w16sdtdh w16sdtfl w16du">
+<w:styles xmlns:mc="http://schemas.openxmlformats.org/markup-compatibility/2006" xmlns:r="http://schemas.openxmlformats.org/officeDocument/2006/relationships" xmlns:w="http://schemas.openxmlformats.org/wordprocessingml/2006/main" xmlns:w14="http://schemas.microsoft.com/office/word/2010/wordml" xmlns:w15="http://schemas.microsoft.com/office/word/2012/wordml" xmlns:w16se="http://schemas.microsoft.com/office/word/2015/wordml/symex" mc:Ignorable="w14 w15 w16se">
   <w:docDefaults>
     <w:rPrDefault>
       <w:rPr>
@@ -28650,7 +29062,7 @@
       </w:pPr>
     </w:pPrDefault>
   </w:docDefaults>
-  <w:latentStyles w:defLockedState="0" w:defUIPriority="99" w:defSemiHidden="0" w:defUnhideWhenUsed="0" w:defQFormat="0" w:count="376">
+  <w:latentStyles w:defLockedState="0" w:defUIPriority="99" w:defSemiHidden="0" w:defUnhideWhenUsed="0" w:defQFormat="0" w:count="371">
     <w:lsdException w:name="Normal" w:uiPriority="0" w:qFormat="1"/>
     <w:lsdException w:name="heading 1" w:uiPriority="9" w:qFormat="1"/>
     <w:lsdException w:name="heading 2" w:semiHidden="1" w:uiPriority="9" w:unhideWhenUsed="1" w:qFormat="1"/>
@@ -29022,11 +29434,6 @@
     <w:lsdException w:name="List Table 5 Dark Accent 6" w:uiPriority="50"/>
     <w:lsdException w:name="List Table 6 Colorful Accent 6" w:uiPriority="51"/>
     <w:lsdException w:name="List Table 7 Colorful Accent 6" w:uiPriority="52"/>
-    <w:lsdException w:name="Mention" w:semiHidden="1" w:unhideWhenUsed="1"/>
-    <w:lsdException w:name="Smart Hyperlink" w:semiHidden="1" w:unhideWhenUsed="1"/>
-    <w:lsdException w:name="Hashtag" w:semiHidden="1" w:unhideWhenUsed="1"/>
-    <w:lsdException w:name="Unresolved Mention" w:semiHidden="1" w:unhideWhenUsed="1"/>
-    <w:lsdException w:name="Smart Link" w:semiHidden="1" w:unhideWhenUsed="1"/>
   </w:latentStyles>
   <w:style w:type="paragraph" w:default="1" w:styleId="Normal">
     <w:name w:val="Normal"/>
@@ -29232,7 +29639,6 @@
   <w:style w:type="character" w:default="1" w:styleId="Fuentedeprrafopredeter">
     <w:name w:val="Default Paragraph Font"/>
     <w:uiPriority w:val="1"/>
-    <w:semiHidden/>
     <w:unhideWhenUsed/>
   </w:style>
   <w:style w:type="table" w:default="1" w:styleId="Tablanormal">
@@ -29794,7 +30200,7 @@
       <w:u w:val="single"/>
     </w:rPr>
   </w:style>
-  <w:style w:type="character" w:styleId="Mencinsinresolver">
+  <w:style w:type="character" w:customStyle="1" w:styleId="UnresolvedMention">
     <w:name w:val="Unresolved Mention"/>
     <w:basedOn w:val="Fuentedeprrafopredeter"/>
     <w:uiPriority w:val="99"/>
@@ -30109,7 +30515,7 @@
 </file>
 
 <file path=customXml/itemProps1.xml><?xml version="1.0" encoding="utf-8"?>
-<ds:datastoreItem xmlns:ds="http://schemas.openxmlformats.org/officeDocument/2006/customXml" ds:itemID="{D40A9DBA-6351-4263-8DE8-3F2BAD079177}">
+<ds:datastoreItem xmlns:ds="http://schemas.openxmlformats.org/officeDocument/2006/customXml" ds:itemID="{0ED95C8D-5EE6-4F10-B192-E1D3087A5659}">
   <ds:schemaRefs>
     <ds:schemaRef ds:uri="http://schemas.openxmlformats.org/officeDocument/2006/bibliography"/>
   </ds:schemaRefs>
